--- a/Atelier Prompt.docx
+++ b/Atelier Prompt.docx
@@ -2,15 +2,1035 @@
 <file path=word/document.xml><?xml version="1.0" encoding="utf-8"?>
 <w:document xmlns:wpc="http://schemas.microsoft.com/office/word/2010/wordprocessingCanvas" xmlns:cx="http://schemas.microsoft.com/office/drawing/2014/chartex" xmlns:cx1="http://schemas.microsoft.com/office/drawing/2015/9/8/chartex" xmlns:cx2="http://schemas.microsoft.com/office/drawing/2015/10/21/chartex" xmlns:cx3="http://schemas.microsoft.com/office/drawing/2016/5/9/chartex" xmlns:cx4="http://schemas.microsoft.com/office/drawing/2016/5/10/chartex" xmlns:cx5="http://schemas.microsoft.com/office/drawing/2016/5/11/chartex" xmlns:cx6="http://schemas.microsoft.com/office/drawing/2016/5/12/chartex" xmlns:cx7="http://schemas.microsoft.com/office/drawing/2016/5/13/chartex" xmlns:cx8="http://schemas.microsoft.com/office/drawing/2016/5/14/chartex" xmlns:mc="http://schemas.openxmlformats.org/markup-compatibility/2006" xmlns:aink="http://schemas.microsoft.com/office/drawing/2016/ink" xmlns:am3d="http://schemas.microsoft.com/office/drawing/2017/model3d" xmlns:o="urn:schemas-microsoft-com:office:office" xmlns:r="http://schemas.openxmlformats.org/officeDocument/2006/relationships" xmlns:m="http://schemas.openxmlformats.org/officeDocument/2006/math" xmlns:v="urn:schemas-microsoft-com:vml" xmlns:wp14="http://schemas.microsoft.com/office/word/2010/wordprocessingDrawing" xmlns:wp="http://schemas.openxmlformats.org/drawingml/2006/wordprocessingDrawing" xmlns:w10="urn:schemas-microsoft-com:office:word" xmlns:w="http://schemas.openxmlformats.org/wordprocessingml/2006/main" xmlns:w14="http://schemas.microsoft.com/office/word/2010/wordml" xmlns:w15="http://schemas.microsoft.com/office/word/2012/wordml" xmlns:w16cex="http://schemas.microsoft.com/office/word/2018/wordml/cex" xmlns:w16cid="http://schemas.microsoft.com/office/word/2016/wordml/cid" xmlns:w16="http://schemas.microsoft.com/office/word/2018/wordml" xmlns:w16sdtdh="http://schemas.microsoft.com/office/word/2020/wordml/sdtdatahash" xmlns:w16se="http://schemas.microsoft.com/office/word/2015/wordml/symex" xmlns:wpg="http://schemas.microsoft.com/office/word/2010/wordprocessingGroup" xmlns:wpi="http://schemas.microsoft.com/office/word/2010/wordprocessingInk" xmlns:wne="http://schemas.microsoft.com/office/word/2006/wordml" xmlns:wps="http://schemas.microsoft.com/office/word/2010/wordprocessingShape" mc:Ignorable="w14 w15 w16se w16cid w16 w16cex w16sdtdh wp14">
   <w:body>
-    <w:p/>
+    <w:p>
+      <w:pPr>
+        <w:ind w:left="2832" w:firstLine="708"/>
+        <w:rPr>
+          <w:rFonts w:ascii="CIDFont+F2" w:hAnsi="CIDFont+F2" w:cs="CIDFont+F2"/>
+          <w:b/>
+          <w:bCs/>
+          <w:color w:val="D0CECE" w:themeColor="background2" w:themeShade="E6"/>
+          <w:kern w:val="0"/>
+          <w:sz w:val="36"/>
+          <w:szCs w:val="36"/>
+        </w:rPr>
+      </w:pPr>
+      <w:r>
+        <w:rPr>
+          <w:rFonts w:ascii="CIDFont+F2" w:hAnsi="CIDFont+F2" w:cs="CIDFont+F2"/>
+          <w:b/>
+          <w:bCs/>
+          <w:color w:val="D0CECE" w:themeColor="background2" w:themeShade="E6"/>
+          <w:kern w:val="0"/>
+          <w:sz w:val="36"/>
+          <w:szCs w:val="36"/>
+        </w:rPr>
+        <w:t>Aminatou Binetou Wahab NDIAYE</w:t>
+      </w:r>
+    </w:p>
+    <w:p>
+      <w:pPr>
+        <w:pBdr>
+          <w:top w:val="single" w:sz="24" w:space="1" w:color="323E4F" w:themeColor="text2" w:themeShade="BF"/>
+          <w:left w:val="single" w:sz="24" w:space="4" w:color="323E4F" w:themeColor="text2" w:themeShade="BF"/>
+          <w:bottom w:val="single" w:sz="24" w:space="1" w:color="323E4F" w:themeColor="text2" w:themeShade="BF"/>
+          <w:right w:val="single" w:sz="24" w:space="4" w:color="323E4F" w:themeColor="text2" w:themeShade="BF"/>
+          <w:between w:val="single" w:sz="24" w:space="1" w:color="323E4F" w:themeColor="text2" w:themeShade="BF"/>
+          <w:bar w:val="single" w:sz="24" w:color="323E4F" w:themeColor="text2" w:themeShade="BF"/>
+        </w:pBdr>
+        <w:jc w:val="center"/>
+        <w:rPr>
+          <w:rFonts w:ascii="CIDFont+F2" w:hAnsi="CIDFont+F2" w:cs="CIDFont+F2"/>
+          <w:b/>
+          <w:bCs/>
+          <w:color w:val="323E4F" w:themeColor="text2" w:themeShade="BF"/>
+          <w:kern w:val="0"/>
+          <w:sz w:val="56"/>
+          <w:szCs w:val="56"/>
+          <w:u w:val="single"/>
+        </w:rPr>
+      </w:pPr>
+      <w:r>
+        <w:rPr>
+          <w:rFonts w:ascii="CIDFont+F2" w:hAnsi="CIDFont+F2" w:cs="CIDFont+F2"/>
+          <w:b/>
+          <w:bCs/>
+          <w:color w:val="323E4F" w:themeColor="text2" w:themeShade="BF"/>
+          <w:kern w:val="0"/>
+          <w:sz w:val="56"/>
+          <w:szCs w:val="56"/>
+          <w:u w:val="single"/>
+        </w:rPr>
+        <w:t>Atelier Prompt Engineering :</w:t>
+      </w:r>
+    </w:p>
+    <w:p>
+      <w:pPr>
+        <w:jc w:val="center"/>
+        <w:rPr>
+          <w:rFonts w:ascii="CIDFont+F2" w:hAnsi="CIDFont+F2" w:cs="CIDFont+F2"/>
+          <w:b/>
+          <w:bCs/>
+          <w:color w:val="323E4F" w:themeColor="text2" w:themeShade="BF"/>
+          <w:kern w:val="0"/>
+          <w:sz w:val="56"/>
+          <w:szCs w:val="56"/>
+          <w:u w:val="single"/>
+        </w:rPr>
+      </w:pPr>
+    </w:p>
+    <w:p>
+      <w:pPr>
+        <w:pBdr>
+          <w:left w:val="single" w:sz="24" w:space="4" w:color="323E4F" w:themeColor="text2" w:themeShade="BF"/>
+        </w:pBdr>
+        <w:autoSpaceDE w:val="0"/>
+        <w:autoSpaceDN w:val="0"/>
+        <w:adjustRightInd w:val="0"/>
+        <w:spacing w:after="0" w:line="240" w:lineRule="auto"/>
+        <w:rPr>
+          <w:rFonts w:ascii="Times New Roman" w:hAnsi="Times New Roman" w:cs="Times New Roman"/>
+          <w:b/>
+          <w:bCs/>
+          <w:color w:val="323E4F" w:themeColor="text2" w:themeShade="BF"/>
+          <w:kern w:val="0"/>
+          <w:sz w:val="32"/>
+          <w:szCs w:val="32"/>
+        </w:rPr>
+      </w:pPr>
+      <w:r>
+        <w:rPr>
+          <w:rFonts w:ascii="Times New Roman" w:hAnsi="Times New Roman" w:cs="Times New Roman"/>
+          <w:b/>
+          <w:bCs/>
+          <w:color w:val="323E4F" w:themeColor="text2" w:themeShade="BF"/>
+          <w:kern w:val="0"/>
+          <w:sz w:val="32"/>
+          <w:szCs w:val="32"/>
+        </w:rPr>
+        <w:t>Contexte</w:t>
+      </w:r>
+      <w:r>
+        <w:rPr>
+          <w:rFonts w:ascii="Times New Roman" w:hAnsi="Times New Roman" w:cs="Times New Roman"/>
+          <w:b/>
+          <w:bCs/>
+          <w:color w:val="323E4F" w:themeColor="text2" w:themeShade="BF"/>
+          <w:kern w:val="0"/>
+          <w:sz w:val="32"/>
+          <w:szCs w:val="32"/>
+        </w:rPr>
+        <w:t> :</w:t>
+      </w:r>
+    </w:p>
+    <w:p>
+      <w:pPr>
+        <w:autoSpaceDE w:val="0"/>
+        <w:autoSpaceDN w:val="0"/>
+        <w:adjustRightInd w:val="0"/>
+        <w:spacing w:after="0" w:line="240" w:lineRule="auto"/>
+        <w:jc w:val="both"/>
+        <w:rPr>
+          <w:rFonts w:ascii="Times New Roman" w:hAnsi="Times New Roman" w:cs="Times New Roman"/>
+          <w:color w:val="000000"/>
+          <w:kern w:val="0"/>
+          <w:sz w:val="24"/>
+          <w:szCs w:val="24"/>
+        </w:rPr>
+      </w:pPr>
+      <w:r>
+        <w:rPr>
+          <w:rFonts w:ascii="Times New Roman" w:hAnsi="Times New Roman" w:cs="Times New Roman"/>
+          <w:color w:val="000000"/>
+          <w:kern w:val="0"/>
+          <w:sz w:val="24"/>
+          <w:szCs w:val="24"/>
+        </w:rPr>
+        <w:t>Une entreprise souhaite mettre en place « AI Business Assistant », un assistant IA polyvalent capable</w:t>
+      </w:r>
+    </w:p>
+    <w:p>
+      <w:pPr>
+        <w:autoSpaceDE w:val="0"/>
+        <w:autoSpaceDN w:val="0"/>
+        <w:adjustRightInd w:val="0"/>
+        <w:spacing w:after="0" w:line="240" w:lineRule="auto"/>
+        <w:jc w:val="both"/>
+        <w:rPr>
+          <w:rFonts w:ascii="Times New Roman" w:hAnsi="Times New Roman" w:cs="Times New Roman"/>
+          <w:color w:val="000000"/>
+          <w:kern w:val="0"/>
+          <w:sz w:val="24"/>
+          <w:szCs w:val="24"/>
+        </w:rPr>
+      </w:pPr>
+      <w:r>
+        <w:rPr>
+          <w:rFonts w:ascii="Times New Roman" w:hAnsi="Times New Roman" w:cs="Times New Roman"/>
+          <w:color w:val="000000"/>
+          <w:kern w:val="0"/>
+          <w:sz w:val="24"/>
+          <w:szCs w:val="24"/>
+        </w:rPr>
+        <w:t>d'aider ses collaborateurs à exploiter des documents, analyser des données, faire du machine</w:t>
+      </w:r>
+    </w:p>
+    <w:p>
+      <w:pPr>
+        <w:jc w:val="both"/>
+        <w:rPr>
+          <w:rFonts w:ascii="Times New Roman" w:hAnsi="Times New Roman" w:cs="Times New Roman"/>
+          <w:color w:val="000000"/>
+          <w:kern w:val="0"/>
+          <w:sz w:val="24"/>
+          <w:szCs w:val="24"/>
+        </w:rPr>
+      </w:pPr>
+      <w:r>
+        <w:rPr>
+          <w:rFonts w:ascii="Times New Roman" w:hAnsi="Times New Roman" w:cs="Times New Roman"/>
+          <w:color w:val="000000"/>
+          <w:kern w:val="0"/>
+          <w:sz w:val="24"/>
+          <w:szCs w:val="24"/>
+        </w:rPr>
+        <w:t>learning et produire des résultats structurés.</w:t>
+      </w:r>
+    </w:p>
+    <w:p>
+      <w:pPr>
+        <w:jc w:val="both"/>
+        <w:rPr>
+          <w:rFonts w:ascii="Times New Roman" w:hAnsi="Times New Roman" w:cs="Times New Roman"/>
+          <w:color w:val="000000"/>
+          <w:kern w:val="0"/>
+          <w:sz w:val="24"/>
+          <w:szCs w:val="24"/>
+        </w:rPr>
+      </w:pPr>
+    </w:p>
+    <w:p>
+      <w:pPr>
+        <w:pBdr>
+          <w:left w:val="single" w:sz="24" w:space="4" w:color="323E4F" w:themeColor="text2" w:themeShade="BF"/>
+        </w:pBdr>
+        <w:rPr>
+          <w:rFonts w:ascii="Times New Roman" w:hAnsi="Times New Roman" w:cs="Times New Roman"/>
+          <w:b/>
+          <w:bCs/>
+          <w:color w:val="323E4F" w:themeColor="text2" w:themeShade="BF"/>
+          <w:kern w:val="0"/>
+          <w:sz w:val="32"/>
+          <w:szCs w:val="32"/>
+        </w:rPr>
+      </w:pPr>
+      <w:r>
+        <w:rPr>
+          <w:rFonts w:ascii="Times New Roman" w:hAnsi="Times New Roman" w:cs="Times New Roman"/>
+          <w:b/>
+          <w:bCs/>
+          <w:color w:val="323E4F" w:themeColor="text2" w:themeShade="BF"/>
+          <w:kern w:val="0"/>
+          <w:sz w:val="32"/>
+          <w:szCs w:val="32"/>
+        </w:rPr>
+        <w:t>Présentation de l'assistant</w:t>
+      </w:r>
+      <w:r>
+        <w:rPr>
+          <w:rFonts w:ascii="Times New Roman" w:hAnsi="Times New Roman" w:cs="Times New Roman"/>
+          <w:b/>
+          <w:bCs/>
+          <w:color w:val="323E4F" w:themeColor="text2" w:themeShade="BF"/>
+          <w:kern w:val="0"/>
+          <w:sz w:val="32"/>
+          <w:szCs w:val="32"/>
+        </w:rPr>
+        <w:t> :</w:t>
+      </w:r>
+    </w:p>
+    <w:p>
+      <w:pPr>
+        <w:jc w:val="center"/>
+        <w:rPr>
+          <w:rFonts w:ascii="Times New Roman" w:hAnsi="Times New Roman" w:cs="Times New Roman"/>
+          <w:b/>
+          <w:bCs/>
+          <w:color w:val="323E4F" w:themeColor="text2" w:themeShade="BF"/>
+          <w:sz w:val="32"/>
+          <w:szCs w:val="32"/>
+          <w:u w:val="single"/>
+        </w:rPr>
+      </w:pPr>
+      <w:r>
+        <w:rPr>
+          <w:rFonts w:ascii="Times New Roman" w:hAnsi="Times New Roman" w:cs="Times New Roman"/>
+          <w:b/>
+          <w:bCs/>
+          <w:noProof/>
+          <w:color w:val="323E4F" w:themeColor="text2" w:themeShade="BF"/>
+          <w:sz w:val="32"/>
+          <w:szCs w:val="32"/>
+          <w:u w:val="single"/>
+        </w:rPr>
+        <w:drawing>
+          <wp:inline distT="0" distB="0" distL="0" distR="0" wp14:anchorId="5ED7307C" wp14:editId="47AF5716">
+            <wp:extent cx="4610100" cy="2206625"/>
+            <wp:effectExtent l="0" t="0" r="0" b="3175"/>
+            <wp:docPr id="1" name="Image 1"/>
+            <wp:cNvGraphicFramePr>
+              <a:graphicFrameLocks xmlns:a="http://schemas.openxmlformats.org/drawingml/2006/main" noChangeAspect="1"/>
+            </wp:cNvGraphicFramePr>
+            <a:graphic xmlns:a="http://schemas.openxmlformats.org/drawingml/2006/main">
+              <a:graphicData uri="http://schemas.openxmlformats.org/drawingml/2006/picture">
+                <pic:pic xmlns:pic="http://schemas.openxmlformats.org/drawingml/2006/picture">
+                  <pic:nvPicPr>
+                    <pic:cNvPr id="1" name=""/>
+                    <pic:cNvPicPr/>
+                  </pic:nvPicPr>
+                  <pic:blipFill>
+                    <a:blip r:embed="rId7"/>
+                    <a:stretch>
+                      <a:fillRect/>
+                    </a:stretch>
+                  </pic:blipFill>
+                  <pic:spPr>
+                    <a:xfrm>
+                      <a:off x="0" y="0"/>
+                      <a:ext cx="4659666" cy="2230350"/>
+                    </a:xfrm>
+                    <a:prstGeom prst="rect">
+                      <a:avLst/>
+                    </a:prstGeom>
+                  </pic:spPr>
+                </pic:pic>
+              </a:graphicData>
+            </a:graphic>
+          </wp:inline>
+        </w:drawing>
+      </w:r>
+    </w:p>
+    <w:p>
+      <w:pPr>
+        <w:jc w:val="center"/>
+        <w:rPr>
+          <w:rFonts w:ascii="Times New Roman" w:hAnsi="Times New Roman" w:cs="Times New Roman"/>
+          <w:b/>
+          <w:bCs/>
+          <w:color w:val="323E4F" w:themeColor="text2" w:themeShade="BF"/>
+          <w:sz w:val="32"/>
+          <w:szCs w:val="32"/>
+          <w:u w:val="single"/>
+        </w:rPr>
+      </w:pPr>
+    </w:p>
+    <w:p>
+      <w:pPr>
+        <w:pBdr>
+          <w:left w:val="single" w:sz="24" w:space="4" w:color="323E4F" w:themeColor="text2" w:themeShade="BF"/>
+        </w:pBdr>
+        <w:autoSpaceDE w:val="0"/>
+        <w:autoSpaceDN w:val="0"/>
+        <w:adjustRightInd w:val="0"/>
+        <w:spacing w:after="0" w:line="240" w:lineRule="auto"/>
+        <w:rPr>
+          <w:rFonts w:ascii="Times New Roman" w:hAnsi="Times New Roman" w:cs="Times New Roman"/>
+          <w:b/>
+          <w:bCs/>
+          <w:color w:val="323E4F" w:themeColor="text2" w:themeShade="BF"/>
+          <w:kern w:val="0"/>
+          <w:sz w:val="32"/>
+          <w:szCs w:val="32"/>
+        </w:rPr>
+      </w:pPr>
+      <w:r>
+        <w:rPr>
+          <w:rFonts w:ascii="Times New Roman" w:hAnsi="Times New Roman" w:cs="Times New Roman"/>
+          <w:b/>
+          <w:bCs/>
+          <w:color w:val="323E4F" w:themeColor="text2" w:themeShade="BF"/>
+          <w:kern w:val="0"/>
+          <w:sz w:val="32"/>
+          <w:szCs w:val="32"/>
+        </w:rPr>
+        <w:t>Partie 1 – Anatomie d'un prompt</w:t>
+      </w:r>
+      <w:r>
+        <w:rPr>
+          <w:rFonts w:ascii="Times New Roman" w:hAnsi="Times New Roman" w:cs="Times New Roman"/>
+          <w:b/>
+          <w:bCs/>
+          <w:color w:val="323E4F" w:themeColor="text2" w:themeShade="BF"/>
+          <w:kern w:val="0"/>
+          <w:sz w:val="32"/>
+          <w:szCs w:val="32"/>
+        </w:rPr>
+        <w:t> :</w:t>
+      </w:r>
+    </w:p>
+    <w:p>
+      <w:pPr>
+        <w:autoSpaceDE w:val="0"/>
+        <w:autoSpaceDN w:val="0"/>
+        <w:adjustRightInd w:val="0"/>
+        <w:spacing w:after="0" w:line="240" w:lineRule="auto"/>
+        <w:jc w:val="both"/>
+        <w:rPr>
+          <w:rFonts w:ascii="Times New Roman" w:hAnsi="Times New Roman" w:cs="Times New Roman"/>
+          <w:color w:val="000000"/>
+          <w:kern w:val="0"/>
+          <w:sz w:val="24"/>
+          <w:szCs w:val="24"/>
+        </w:rPr>
+      </w:pPr>
+      <w:r>
+        <w:rPr>
+          <w:rFonts w:ascii="Times New Roman" w:hAnsi="Times New Roman" w:cs="Times New Roman"/>
+          <w:color w:val="000000"/>
+          <w:kern w:val="0"/>
+          <w:sz w:val="24"/>
+          <w:szCs w:val="24"/>
+        </w:rPr>
+        <w:t>Construire un prompt, à partir de ses différentes composantes, pour résoudre un problème comme</w:t>
+      </w:r>
+    </w:p>
+    <w:p>
+      <w:pPr>
+        <w:jc w:val="both"/>
+        <w:rPr>
+          <w:rFonts w:ascii="Times New Roman" w:hAnsi="Times New Roman" w:cs="Times New Roman"/>
+          <w:color w:val="000000"/>
+          <w:kern w:val="0"/>
+          <w:sz w:val="24"/>
+          <w:szCs w:val="24"/>
+        </w:rPr>
+      </w:pPr>
+      <w:r>
+        <w:rPr>
+          <w:rFonts w:ascii="Times New Roman" w:hAnsi="Times New Roman" w:cs="Times New Roman"/>
+          <w:color w:val="000000"/>
+          <w:kern w:val="0"/>
+          <w:sz w:val="24"/>
+          <w:szCs w:val="24"/>
+        </w:rPr>
+        <w:t>« Je souhaite analyser les retours de clients d'une entreprise. »</w:t>
+      </w:r>
+    </w:p>
+    <w:p>
+      <w:pPr>
+        <w:jc w:val="both"/>
+        <w:rPr>
+          <w:rFonts w:ascii="Times New Roman" w:hAnsi="Times New Roman" w:cs="Times New Roman"/>
+          <w:color w:val="000000"/>
+          <w:kern w:val="0"/>
+          <w:sz w:val="24"/>
+          <w:szCs w:val="24"/>
+        </w:rPr>
+      </w:pPr>
+    </w:p>
+    <w:p>
+      <w:pPr>
+        <w:pStyle w:val="NormalWeb"/>
+        <w:spacing w:before="0" w:beforeAutospacing="0" w:after="0" w:afterAutospacing="0"/>
+        <w:ind w:left="708"/>
+        <w:rPr>
+          <w:color w:val="1F4E79" w:themeColor="accent5" w:themeShade="80"/>
+        </w:rPr>
+      </w:pPr>
+      <w:r>
+        <w:rPr>
+          <w:color w:val="1F4E79" w:themeColor="accent5" w:themeShade="80"/>
+        </w:rPr>
+        <w:t>tu es un expert en analyse de retours des clients. une entreprise souhaite analyser le retour de ses clients pour connaitre a quel point les clients sont satisfaites .</w:t>
+      </w:r>
+    </w:p>
+    <w:p>
+      <w:pPr>
+        <w:pStyle w:val="NormalWeb"/>
+        <w:spacing w:before="0" w:beforeAutospacing="0" w:after="0" w:afterAutospacing="0"/>
+        <w:ind w:left="708"/>
+        <w:rPr>
+          <w:color w:val="1F4E79" w:themeColor="accent5" w:themeShade="80"/>
+        </w:rPr>
+      </w:pPr>
+      <w:r>
+        <w:rPr>
+          <w:color w:val="1F4E79" w:themeColor="accent5" w:themeShade="80"/>
+        </w:rPr>
+        <w:t>analyse le retours des clients identifie les points positifs, les problèmes récurrents et proposes des ameliorations</w:t>
+      </w:r>
+    </w:p>
+    <w:p>
+      <w:pPr>
+        <w:pStyle w:val="NormalWeb"/>
+        <w:spacing w:before="0" w:beforeAutospacing="0" w:after="0" w:afterAutospacing="0"/>
+        <w:ind w:left="708"/>
+        <w:rPr>
+          <w:color w:val="1F4E79" w:themeColor="accent5" w:themeShade="80"/>
+        </w:rPr>
+      </w:pPr>
+      <w:r>
+        <w:rPr>
+          <w:color w:val="1F4E79" w:themeColor="accent5" w:themeShade="80"/>
+        </w:rPr>
+        <w:t xml:space="preserve">Voici les retours des clients à analyser : </w:t>
+      </w:r>
+      <w:r>
+        <w:rPr>
+          <w:color w:val="1F4E79" w:themeColor="accent5" w:themeShade="80"/>
+        </w:rPr>
+        <w:t>"</w:t>
+      </w:r>
+      <w:r>
+        <w:rPr>
+          <w:color w:val="1F4E79" w:themeColor="accent5" w:themeShade="80"/>
+        </w:rPr>
+        <w:t xml:space="preserve"> Le produit est de très bonne qualité et je suis satisfait de mon achat </w:t>
+      </w:r>
+      <w:r>
+        <w:rPr>
+          <w:color w:val="1F4E79" w:themeColor="accent5" w:themeShade="80"/>
+        </w:rPr>
+        <w:t>"</w:t>
+      </w:r>
+      <w:r>
+        <w:rPr>
+          <w:color w:val="1F4E79" w:themeColor="accent5" w:themeShade="80"/>
+        </w:rPr>
+        <w:t xml:space="preserve"> </w:t>
+      </w:r>
+      <w:r>
+        <w:rPr>
+          <w:color w:val="1F4E79" w:themeColor="accent5" w:themeShade="80"/>
+        </w:rPr>
+        <w:t>"</w:t>
+      </w:r>
+      <w:r>
+        <w:rPr>
+          <w:color w:val="1F4E79" w:themeColor="accent5" w:themeShade="80"/>
+        </w:rPr>
+        <w:t xml:space="preserve"> La livraison a pris beaucoup trop de temps</w:t>
+      </w:r>
+      <w:r>
+        <w:rPr>
+          <w:color w:val="1F4E79" w:themeColor="accent5" w:themeShade="80"/>
+        </w:rPr>
+        <w:t>"</w:t>
+      </w:r>
+      <w:r>
+        <w:rPr>
+          <w:color w:val="1F4E79" w:themeColor="accent5" w:themeShade="80"/>
+        </w:rPr>
+        <w:t xml:space="preserve">  "je vous le </w:t>
+      </w:r>
+      <w:r>
+        <w:rPr>
+          <w:color w:val="1F4E79" w:themeColor="accent5" w:themeShade="80"/>
+        </w:rPr>
+        <w:lastRenderedPageBreak/>
+        <w:t>recommande" Base ton analyse uniquement sur les informations fournies. Ne fais pas d'hypothèses et donne une réponse claire et concise.</w:t>
+      </w:r>
+    </w:p>
+    <w:p>
+      <w:pPr>
+        <w:pStyle w:val="NormalWeb"/>
+        <w:spacing w:before="0" w:beforeAutospacing="0" w:after="0" w:afterAutospacing="0"/>
+        <w:ind w:left="708"/>
+        <w:rPr>
+          <w:color w:val="1F4E79" w:themeColor="accent5" w:themeShade="80"/>
+        </w:rPr>
+      </w:pPr>
+      <w:r>
+        <w:rPr>
+          <w:color w:val="1F4E79" w:themeColor="accent5" w:themeShade="80"/>
+        </w:rPr>
+        <w:t xml:space="preserve">Présente les résultats sous forme de tableau avec les colonnes suivantes : </w:t>
+      </w:r>
+      <w:r>
+        <w:rPr>
+          <w:color w:val="1F4E79" w:themeColor="accent5" w:themeShade="80"/>
+        </w:rPr>
+        <w:t>c</w:t>
+      </w:r>
+      <w:r>
+        <w:rPr>
+          <w:color w:val="1F4E79" w:themeColor="accent5" w:themeShade="80"/>
+        </w:rPr>
+        <w:t xml:space="preserve">ategorie, Points positifs, </w:t>
+      </w:r>
+      <w:r>
+        <w:rPr>
+          <w:color w:val="1F4E79" w:themeColor="accent5" w:themeShade="80"/>
+        </w:rPr>
+        <w:t>p</w:t>
+      </w:r>
+      <w:r>
+        <w:rPr>
+          <w:color w:val="1F4E79" w:themeColor="accent5" w:themeShade="80"/>
+        </w:rPr>
+        <w:t xml:space="preserve">roblèmes, </w:t>
+      </w:r>
+      <w:r>
+        <w:rPr>
+          <w:color w:val="1F4E79" w:themeColor="accent5" w:themeShade="80"/>
+        </w:rPr>
+        <w:t>r</w:t>
+      </w:r>
+      <w:r>
+        <w:rPr>
+          <w:color w:val="1F4E79" w:themeColor="accent5" w:themeShade="80"/>
+        </w:rPr>
+        <w:t xml:space="preserve">ecommandations .  </w:t>
+      </w:r>
+    </w:p>
+    <w:p>
+      <w:pPr>
+        <w:pStyle w:val="NormalWeb"/>
+        <w:spacing w:before="0" w:beforeAutospacing="0" w:after="0" w:afterAutospacing="0"/>
+        <w:rPr>
+          <w:color w:val="1F4E79" w:themeColor="accent5" w:themeShade="80"/>
+        </w:rPr>
+      </w:pPr>
+    </w:p>
+    <w:p>
+      <w:pPr>
+        <w:pStyle w:val="NormalWeb"/>
+        <w:spacing w:before="0" w:beforeAutospacing="0" w:after="0" w:afterAutospacing="0"/>
+        <w:rPr>
+          <w:color w:val="1F4E79" w:themeColor="accent5" w:themeShade="80"/>
+        </w:rPr>
+      </w:pPr>
+      <w:r>
+        <w:rPr>
+          <w:color w:val="1F4E79" w:themeColor="accent5" w:themeShade="80"/>
+        </w:rPr>
+        <w:drawing>
+          <wp:inline distT="0" distB="0" distL="0" distR="0" wp14:anchorId="3A35B894" wp14:editId="1DCD9604">
+            <wp:extent cx="5760720" cy="2236470"/>
+            <wp:effectExtent l="0" t="0" r="0" b="0"/>
+            <wp:docPr id="2" name="Image 2"/>
+            <wp:cNvGraphicFramePr>
+              <a:graphicFrameLocks xmlns:a="http://schemas.openxmlformats.org/drawingml/2006/main" noChangeAspect="1"/>
+            </wp:cNvGraphicFramePr>
+            <a:graphic xmlns:a="http://schemas.openxmlformats.org/drawingml/2006/main">
+              <a:graphicData uri="http://schemas.openxmlformats.org/drawingml/2006/picture">
+                <pic:pic xmlns:pic="http://schemas.openxmlformats.org/drawingml/2006/picture">
+                  <pic:nvPicPr>
+                    <pic:cNvPr id="1" name=""/>
+                    <pic:cNvPicPr/>
+                  </pic:nvPicPr>
+                  <pic:blipFill>
+                    <a:blip r:embed="rId8"/>
+                    <a:stretch>
+                      <a:fillRect/>
+                    </a:stretch>
+                  </pic:blipFill>
+                  <pic:spPr>
+                    <a:xfrm>
+                      <a:off x="0" y="0"/>
+                      <a:ext cx="5760720" cy="2236470"/>
+                    </a:xfrm>
+                    <a:prstGeom prst="rect">
+                      <a:avLst/>
+                    </a:prstGeom>
+                  </pic:spPr>
+                </pic:pic>
+              </a:graphicData>
+            </a:graphic>
+          </wp:inline>
+        </w:drawing>
+      </w:r>
+    </w:p>
+    <w:p>
+      <w:pPr>
+        <w:pStyle w:val="NormalWeb"/>
+        <w:spacing w:before="0" w:beforeAutospacing="0" w:after="0" w:afterAutospacing="0"/>
+        <w:rPr>
+          <w:color w:val="1F4E79" w:themeColor="accent5" w:themeShade="80"/>
+        </w:rPr>
+      </w:pPr>
+    </w:p>
+    <w:p>
+      <w:pPr>
+        <w:pStyle w:val="NormalWeb"/>
+        <w:spacing w:before="0" w:beforeAutospacing="0" w:after="0" w:afterAutospacing="0"/>
+        <w:rPr>
+          <w:color w:val="1F4E79" w:themeColor="accent5" w:themeShade="80"/>
+        </w:rPr>
+      </w:pPr>
+    </w:p>
+    <w:p>
+      <w:pPr>
+        <w:pStyle w:val="NormalWeb"/>
+        <w:spacing w:before="0" w:beforeAutospacing="0" w:after="0" w:afterAutospacing="0"/>
+        <w:rPr>
+          <w:color w:val="1F4E79" w:themeColor="accent5" w:themeShade="80"/>
+        </w:rPr>
+      </w:pPr>
+    </w:p>
+    <w:p>
+      <w:pPr>
+        <w:spacing w:after="0" w:line="240" w:lineRule="auto"/>
+        <w:jc w:val="both"/>
+        <w:rPr>
+          <w:rFonts w:ascii="Times New Roman" w:hAnsi="Times New Roman" w:cs="Times New Roman"/>
+          <w:color w:val="1F4E79" w:themeColor="accent5" w:themeShade="80"/>
+          <w:sz w:val="24"/>
+          <w:szCs w:val="24"/>
+        </w:rPr>
+      </w:pPr>
+      <w:r>
+        <w:rPr>
+          <w:rFonts w:ascii="Times New Roman" w:hAnsi="Times New Roman" w:cs="Times New Roman"/>
+          <w:color w:val="1F4E79" w:themeColor="accent5" w:themeShade="80"/>
+          <w:sz w:val="24"/>
+          <w:szCs w:val="24"/>
+        </w:rPr>
+        <w:t xml:space="preserve"> </w:t>
+      </w:r>
+    </w:p>
     <w:sectPr>
+      <w:headerReference w:type="default" r:id="rId9"/>
+      <w:footerReference w:type="default" r:id="rId10"/>
       <w:pgSz w:w="11906" w:h="16838"/>
       <w:pgMar w:top="1417" w:right="1417" w:bottom="1417" w:left="1417" w:header="708" w:footer="708" w:gutter="0"/>
+      <w:pgBorders w:offsetFrom="page">
+        <w:top w:val="tornPaperBlack" w:sz="31" w:space="24" w:color="323E4F" w:themeColor="text2" w:themeShade="BF"/>
+        <w:left w:val="tornPaperBlack" w:sz="31" w:space="24" w:color="323E4F" w:themeColor="text2" w:themeShade="BF"/>
+        <w:bottom w:val="tornPaperBlack" w:sz="31" w:space="24" w:color="323E4F" w:themeColor="text2" w:themeShade="BF"/>
+        <w:right w:val="tornPaperBlack" w:sz="31" w:space="24" w:color="323E4F" w:themeColor="text2" w:themeShade="BF"/>
+      </w:pgBorders>
       <w:cols w:space="708"/>
       <w:docGrid w:linePitch="360"/>
     </w:sectPr>
   </w:body>
 </w:document>
+</file>
+
+<file path=word/endnotes.xml><?xml version="1.0" encoding="utf-8"?>
+<w:endnotes xmlns:wpc="http://schemas.microsoft.com/office/word/2010/wordprocessingCanvas" xmlns:cx="http://schemas.microsoft.com/office/drawing/2014/chartex" xmlns:cx1="http://schemas.microsoft.com/office/drawing/2015/9/8/chartex" xmlns:cx2="http://schemas.microsoft.com/office/drawing/2015/10/21/chartex" xmlns:cx3="http://schemas.microsoft.com/office/drawing/2016/5/9/chartex" xmlns:cx4="http://schemas.microsoft.com/office/drawing/2016/5/10/chartex" xmlns:cx5="http://schemas.microsoft.com/office/drawing/2016/5/11/chartex" xmlns:cx6="http://schemas.microsoft.com/office/drawing/2016/5/12/chartex" xmlns:cx7="http://schemas.microsoft.com/office/drawing/2016/5/13/chartex" xmlns:cx8="http://schemas.microsoft.com/office/drawing/2016/5/14/chartex" xmlns:mc="http://schemas.openxmlformats.org/markup-compatibility/2006" xmlns:aink="http://schemas.microsoft.com/office/drawing/2016/ink" xmlns:am3d="http://schemas.microsoft.com/office/drawing/2017/model3d" xmlns:o="urn:schemas-microsoft-com:office:office" xmlns:r="http://schemas.openxmlformats.org/officeDocument/2006/relationships" xmlns:m="http://schemas.openxmlformats.org/officeDocument/2006/math" xmlns:v="urn:schemas-microsoft-com:vml" xmlns:wp14="http://schemas.microsoft.com/office/word/2010/wordprocessingDrawing" xmlns:wp="http://schemas.openxmlformats.org/drawingml/2006/wordprocessingDrawing" xmlns:w10="urn:schemas-microsoft-com:office:word" xmlns:w="http://schemas.openxmlformats.org/wordprocessingml/2006/main" xmlns:w14="http://schemas.microsoft.com/office/word/2010/wordml" xmlns:w15="http://schemas.microsoft.com/office/word/2012/wordml" xmlns:w16cex="http://schemas.microsoft.com/office/word/2018/wordml/cex" xmlns:w16cid="http://schemas.microsoft.com/office/word/2016/wordml/cid" xmlns:w16="http://schemas.microsoft.com/office/word/2018/wordml" xmlns:w16sdtdh="http://schemas.microsoft.com/office/word/2020/wordml/sdtdatahash" xmlns:w16se="http://schemas.microsoft.com/office/word/2015/wordml/symex" xmlns:wpg="http://schemas.microsoft.com/office/word/2010/wordprocessingGroup" xmlns:wpi="http://schemas.microsoft.com/office/word/2010/wordprocessingInk" xmlns:wne="http://schemas.microsoft.com/office/word/2006/wordml" xmlns:wps="http://schemas.microsoft.com/office/word/2010/wordprocessingShape" mc:Ignorable="w14 w15 w16se w16cid w16 w16cex w16sdtdh wp14">
+  <w:endnote w:type="separator" w:id="-1">
+    <w:p>
+      <w:pPr>
+        <w:spacing w:after="0" w:line="240" w:lineRule="auto"/>
+      </w:pPr>
+      <w:r>
+        <w:separator/>
+      </w:r>
+    </w:p>
+  </w:endnote>
+  <w:endnote w:type="continuationSeparator" w:id="0">
+    <w:p>
+      <w:pPr>
+        <w:spacing w:after="0" w:line="240" w:lineRule="auto"/>
+      </w:pPr>
+      <w:r>
+        <w:continuationSeparator/>
+      </w:r>
+    </w:p>
+  </w:endnote>
+</w:endnotes>
+</file>
+
+<file path=word/footer1.xml><?xml version="1.0" encoding="utf-8"?>
+<w:ftr xmlns:wpc="http://schemas.microsoft.com/office/word/2010/wordprocessingCanvas" xmlns:cx="http://schemas.microsoft.com/office/drawing/2014/chartex" xmlns:cx1="http://schemas.microsoft.com/office/drawing/2015/9/8/chartex" xmlns:cx2="http://schemas.microsoft.com/office/drawing/2015/10/21/chartex" xmlns:cx3="http://schemas.microsoft.com/office/drawing/2016/5/9/chartex" xmlns:cx4="http://schemas.microsoft.com/office/drawing/2016/5/10/chartex" xmlns:cx5="http://schemas.microsoft.com/office/drawing/2016/5/11/chartex" xmlns:cx6="http://schemas.microsoft.com/office/drawing/2016/5/12/chartex" xmlns:cx7="http://schemas.microsoft.com/office/drawing/2016/5/13/chartex" xmlns:cx8="http://schemas.microsoft.com/office/drawing/2016/5/14/chartex" xmlns:mc="http://schemas.openxmlformats.org/markup-compatibility/2006" xmlns:aink="http://schemas.microsoft.com/office/drawing/2016/ink" xmlns:am3d="http://schemas.microsoft.com/office/drawing/2017/model3d" xmlns:o="urn:schemas-microsoft-com:office:office" xmlns:r="http://schemas.openxmlformats.org/officeDocument/2006/relationships" xmlns:m="http://schemas.openxmlformats.org/officeDocument/2006/math" xmlns:v="urn:schemas-microsoft-com:vml" xmlns:wp14="http://schemas.microsoft.com/office/word/2010/wordprocessingDrawing" xmlns:wp="http://schemas.openxmlformats.org/drawingml/2006/wordprocessingDrawing" xmlns:w10="urn:schemas-microsoft-com:office:word" xmlns:w="http://schemas.openxmlformats.org/wordprocessingml/2006/main" xmlns:w14="http://schemas.microsoft.com/office/word/2010/wordml" xmlns:w15="http://schemas.microsoft.com/office/word/2012/wordml" xmlns:w16cex="http://schemas.microsoft.com/office/word/2018/wordml/cex" xmlns:w16cid="http://schemas.microsoft.com/office/word/2016/wordml/cid" xmlns:w16="http://schemas.microsoft.com/office/word/2018/wordml" xmlns:w16sdtdh="http://schemas.microsoft.com/office/word/2020/wordml/sdtdatahash" xmlns:w16se="http://schemas.microsoft.com/office/word/2015/wordml/symex" xmlns:wpg="http://schemas.microsoft.com/office/word/2010/wordprocessingGroup" xmlns:wpi="http://schemas.microsoft.com/office/word/2010/wordprocessingInk" xmlns:wne="http://schemas.microsoft.com/office/word/2006/wordml" xmlns:wps="http://schemas.microsoft.com/office/word/2010/wordprocessingShape" mc:Ignorable="w14 w15 w16se w16cid w16 w16cex w16sdtdh wp14">
+  <w:sdt>
+    <w:sdtPr>
+      <w:id w:val="1050726183"/>
+      <w:docPartObj>
+        <w:docPartGallery w:val="Page Numbers (Bottom of Page)"/>
+        <w:docPartUnique/>
+      </w:docPartObj>
+    </w:sdtPr>
+    <w:sdtEndPr/>
+    <w:sdtContent>
+      <w:p>
+        <w:pPr>
+          <w:pStyle w:val="Pieddepage"/>
+        </w:pPr>
+        <w:r>
+          <w:rPr>
+            <w:noProof/>
+          </w:rPr>
+          <mc:AlternateContent>
+            <mc:Choice Requires="wps">
+              <w:drawing>
+                <wp:anchor distT="0" distB="0" distL="114300" distR="114300" simplePos="0" relativeHeight="251659264" behindDoc="0" locked="0" layoutInCell="0" allowOverlap="1" wp14:anchorId="6C443F84" wp14:editId="13F565A4">
+                  <wp:simplePos x="0" y="0"/>
+                  <wp:positionH relativeFrom="rightMargin">
+                    <wp:align>left</wp:align>
+                  </wp:positionH>
+                  <mc:AlternateContent>
+                    <mc:Choice Requires="wp14">
+                      <wp:positionV relativeFrom="bottomMargin">
+                        <wp14:pctPosVOffset>7000</wp14:pctPosVOffset>
+                      </wp:positionV>
+                    </mc:Choice>
+                    <mc:Fallback>
+                      <wp:positionV relativeFrom="page">
+                        <wp:posOffset>9855200</wp:posOffset>
+                      </wp:positionV>
+                    </mc:Fallback>
+                  </mc:AlternateContent>
+                  <wp:extent cx="368300" cy="274320"/>
+                  <wp:effectExtent l="9525" t="9525" r="12700" b="11430"/>
+                  <wp:wrapNone/>
+                  <wp:docPr id="9" name="Rectangle : carré corné 9"/>
+                  <wp:cNvGraphicFramePr>
+                    <a:graphicFrameLocks xmlns:a="http://schemas.openxmlformats.org/drawingml/2006/main"/>
+                  </wp:cNvGraphicFramePr>
+                  <a:graphic xmlns:a="http://schemas.openxmlformats.org/drawingml/2006/main">
+                    <a:graphicData uri="http://schemas.microsoft.com/office/word/2010/wordprocessingShape">
+                      <wps:wsp>
+                        <wps:cNvSpPr>
+                          <a:spLocks noChangeArrowheads="1"/>
+                        </wps:cNvSpPr>
+                        <wps:spPr bwMode="auto">
+                          <a:xfrm>
+                            <a:off x="0" y="0"/>
+                            <a:ext cx="368300" cy="274320"/>
+                          </a:xfrm>
+                          <a:prstGeom prst="foldedCorner">
+                            <a:avLst>
+                              <a:gd name="adj" fmla="val 34560"/>
+                            </a:avLst>
+                          </a:prstGeom>
+                          <a:solidFill>
+                            <a:srgbClr val="FFFFFF"/>
+                          </a:solidFill>
+                          <a:ln w="3175">
+                            <a:solidFill>
+                              <a:srgbClr val="808080"/>
+                            </a:solidFill>
+                            <a:round/>
+                            <a:headEnd/>
+                            <a:tailEnd/>
+                          </a:ln>
+                        </wps:spPr>
+                        <wps:txbx>
+                          <w:txbxContent>
+                            <w:p>
+                              <w:pPr>
+                                <w:jc w:val="center"/>
+                              </w:pPr>
+                              <w:r>
+                                <w:fldChar w:fldCharType="begin"/>
+                              </w:r>
+                              <w:r>
+                                <w:instrText>PAGE    \* MERGEFORMAT</w:instrText>
+                              </w:r>
+                              <w:r>
+                                <w:fldChar w:fldCharType="separate"/>
+                              </w:r>
+                              <w:r>
+                                <w:rPr>
+                                  <w:sz w:val="16"/>
+                                  <w:szCs w:val="16"/>
+                                </w:rPr>
+                                <w:t>2</w:t>
+                              </w:r>
+                              <w:r>
+                                <w:rPr>
+                                  <w:sz w:val="16"/>
+                                  <w:szCs w:val="16"/>
+                                </w:rPr>
+                                <w:fldChar w:fldCharType="end"/>
+                              </w:r>
+                            </w:p>
+                          </w:txbxContent>
+                        </wps:txbx>
+                        <wps:bodyPr rot="0" vert="horz" wrap="square" lIns="91440" tIns="45720" rIns="91440" bIns="45720" anchor="t" anchorCtr="0" upright="1">
+                          <a:noAutofit/>
+                        </wps:bodyPr>
+                      </wps:wsp>
+                    </a:graphicData>
+                  </a:graphic>
+                  <wp14:sizeRelH relativeFrom="page">
+                    <wp14:pctWidth>0</wp14:pctWidth>
+                  </wp14:sizeRelH>
+                  <wp14:sizeRelV relativeFrom="page">
+                    <wp14:pctHeight>0</wp14:pctHeight>
+                  </wp14:sizeRelV>
+                </wp:anchor>
+              </w:drawing>
+            </mc:Choice>
+            <mc:Fallback>
+              <w:pict>
+                <v:shapetype w14:anchorId="6C443F84" id="_x0000_t65" coordsize="21600,21600" o:spt="65" adj="18900" path="m,l,21600@0,21600,21600@0,21600,xem@0,21600nfl@3@5c@7@9@11@13,21600@0e">
+                  <v:formulas>
+                    <v:f eqn="val #0"/>
+                    <v:f eqn="sum 21600 0 @0"/>
+                    <v:f eqn="prod @1 8481 32768"/>
+                    <v:f eqn="sum @2 @0 0"/>
+                    <v:f eqn="prod @1 1117 32768"/>
+                    <v:f eqn="sum @4 @0 0"/>
+                    <v:f eqn="prod @1 11764 32768"/>
+                    <v:f eqn="sum @6 @0 0"/>
+                    <v:f eqn="prod @1 6144 32768"/>
+                    <v:f eqn="sum @8 @0 0"/>
+                    <v:f eqn="prod @1 20480 32768"/>
+                    <v:f eqn="sum @10 @0 0"/>
+                    <v:f eqn="prod @1 6144 32768"/>
+                    <v:f eqn="sum @12 @0 0"/>
+                  </v:formulas>
+                  <v:path o:extrusionok="f" gradientshapeok="t" o:connecttype="rect" textboxrect="0,0,21600,@13"/>
+                  <v:handles>
+                    <v:h position="#0,bottomRight" xrange="10800,21600"/>
+                  </v:handles>
+                  <o:complex v:ext="view"/>
+                </v:shapetype>
+                <v:shape id="Rectangle : carré corné 9" o:spid="_x0000_s1026" type="#_x0000_t65" style="position:absolute;margin-left:0;margin-top:0;width:29pt;height:21.6pt;z-index:251659264;visibility:visible;mso-wrap-style:square;mso-width-percent:0;mso-height-percent:0;mso-top-percent:70;mso-wrap-distance-left:9pt;mso-wrap-distance-top:0;mso-wrap-distance-right:9pt;mso-wrap-distance-bottom:0;mso-position-horizontal:left;mso-position-horizontal-relative:right-margin-area;mso-position-vertical-relative:bottom-margin-area;mso-width-percent:0;mso-height-percent:0;mso-top-percent:70;mso-width-relative:page;mso-height-relative:page;v-text-anchor:top" o:gfxdata="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" o:allowincell="f" adj="14135" strokecolor="gray" strokeweight=".25pt">
+                  <v:textbox>
+                    <w:txbxContent>
+                      <w:p>
+                        <w:pPr>
+                          <w:jc w:val="center"/>
+                        </w:pPr>
+                        <w:r>
+                          <w:fldChar w:fldCharType="begin"/>
+                        </w:r>
+                        <w:r>
+                          <w:instrText>PAGE    \* MERGEFORMAT</w:instrText>
+                        </w:r>
+                        <w:r>
+                          <w:fldChar w:fldCharType="separate"/>
+                        </w:r>
+                        <w:r>
+                          <w:rPr>
+                            <w:sz w:val="16"/>
+                            <w:szCs w:val="16"/>
+                          </w:rPr>
+                          <w:t>2</w:t>
+                        </w:r>
+                        <w:r>
+                          <w:rPr>
+                            <w:sz w:val="16"/>
+                            <w:szCs w:val="16"/>
+                          </w:rPr>
+                          <w:fldChar w:fldCharType="end"/>
+                        </w:r>
+                      </w:p>
+                    </w:txbxContent>
+                  </v:textbox>
+                  <w10:wrap anchorx="margin" anchory="margin"/>
+                </v:shape>
+              </w:pict>
+            </mc:Fallback>
+          </mc:AlternateContent>
+        </w:r>
+      </w:p>
+    </w:sdtContent>
+  </w:sdt>
+</w:ftr>
+</file>
+
+<file path=word/footnotes.xml><?xml version="1.0" encoding="utf-8"?>
+<w:footnotes xmlns:wpc="http://schemas.microsoft.com/office/word/2010/wordprocessingCanvas" xmlns:cx="http://schemas.microsoft.com/office/drawing/2014/chartex" xmlns:cx1="http://schemas.microsoft.com/office/drawing/2015/9/8/chartex" xmlns:cx2="http://schemas.microsoft.com/office/drawing/2015/10/21/chartex" xmlns:cx3="http://schemas.microsoft.com/office/drawing/2016/5/9/chartex" xmlns:cx4="http://schemas.microsoft.com/office/drawing/2016/5/10/chartex" xmlns:cx5="http://schemas.microsoft.com/office/drawing/2016/5/11/chartex" xmlns:cx6="http://schemas.microsoft.com/office/drawing/2016/5/12/chartex" xmlns:cx7="http://schemas.microsoft.com/office/drawing/2016/5/13/chartex" xmlns:cx8="http://schemas.microsoft.com/office/drawing/2016/5/14/chartex" xmlns:mc="http://schemas.openxmlformats.org/markup-compatibility/2006" xmlns:aink="http://schemas.microsoft.com/office/drawing/2016/ink" xmlns:am3d="http://schemas.microsoft.com/office/drawing/2017/model3d" xmlns:o="urn:schemas-microsoft-com:office:office" xmlns:r="http://schemas.openxmlformats.org/officeDocument/2006/relationships" xmlns:m="http://schemas.openxmlformats.org/officeDocument/2006/math" xmlns:v="urn:schemas-microsoft-com:vml" xmlns:wp14="http://schemas.microsoft.com/office/word/2010/wordprocessingDrawing" xmlns:wp="http://schemas.openxmlformats.org/drawingml/2006/wordprocessingDrawing" xmlns:w10="urn:schemas-microsoft-com:office:word" xmlns:w="http://schemas.openxmlformats.org/wordprocessingml/2006/main" xmlns:w14="http://schemas.microsoft.com/office/word/2010/wordml" xmlns:w15="http://schemas.microsoft.com/office/word/2012/wordml" xmlns:w16cex="http://schemas.microsoft.com/office/word/2018/wordml/cex" xmlns:w16cid="http://schemas.microsoft.com/office/word/2016/wordml/cid" xmlns:w16="http://schemas.microsoft.com/office/word/2018/wordml" xmlns:w16sdtdh="http://schemas.microsoft.com/office/word/2020/wordml/sdtdatahash" xmlns:w16se="http://schemas.microsoft.com/office/word/2015/wordml/symex" xmlns:wpg="http://schemas.microsoft.com/office/word/2010/wordprocessingGroup" xmlns:wpi="http://schemas.microsoft.com/office/word/2010/wordprocessingInk" xmlns:wne="http://schemas.microsoft.com/office/word/2006/wordml" xmlns:wps="http://schemas.microsoft.com/office/word/2010/wordprocessingShape" mc:Ignorable="w14 w15 w16se w16cid w16 w16cex w16sdtdh wp14">
+  <w:footnote w:type="separator" w:id="-1">
+    <w:p>
+      <w:pPr>
+        <w:spacing w:after="0" w:line="240" w:lineRule="auto"/>
+      </w:pPr>
+      <w:r>
+        <w:separator/>
+      </w:r>
+    </w:p>
+  </w:footnote>
+  <w:footnote w:type="continuationSeparator" w:id="0">
+    <w:p>
+      <w:pPr>
+        <w:spacing w:after="0" w:line="240" w:lineRule="auto"/>
+      </w:pPr>
+      <w:r>
+        <w:continuationSeparator/>
+      </w:r>
+    </w:p>
+  </w:footnote>
+</w:footnotes>
+</file>
+
+<file path=word/header1.xml><?xml version="1.0" encoding="utf-8"?>
+<w:hdr xmlns:wpc="http://schemas.microsoft.com/office/word/2010/wordprocessingCanvas" xmlns:cx="http://schemas.microsoft.com/office/drawing/2014/chartex" xmlns:cx1="http://schemas.microsoft.com/office/drawing/2015/9/8/chartex" xmlns:cx2="http://schemas.microsoft.com/office/drawing/2015/10/21/chartex" xmlns:cx3="http://schemas.microsoft.com/office/drawing/2016/5/9/chartex" xmlns:cx4="http://schemas.microsoft.com/office/drawing/2016/5/10/chartex" xmlns:cx5="http://schemas.microsoft.com/office/drawing/2016/5/11/chartex" xmlns:cx6="http://schemas.microsoft.com/office/drawing/2016/5/12/chartex" xmlns:cx7="http://schemas.microsoft.com/office/drawing/2016/5/13/chartex" xmlns:cx8="http://schemas.microsoft.com/office/drawing/2016/5/14/chartex" xmlns:mc="http://schemas.openxmlformats.org/markup-compatibility/2006" xmlns:aink="http://schemas.microsoft.com/office/drawing/2016/ink" xmlns:am3d="http://schemas.microsoft.com/office/drawing/2017/model3d" xmlns:o="urn:schemas-microsoft-com:office:office" xmlns:r="http://schemas.openxmlformats.org/officeDocument/2006/relationships" xmlns:m="http://schemas.openxmlformats.org/officeDocument/2006/math" xmlns:v="urn:schemas-microsoft-com:vml" xmlns:wp14="http://schemas.microsoft.com/office/word/2010/wordprocessingDrawing" xmlns:wp="http://schemas.openxmlformats.org/drawingml/2006/wordprocessingDrawing" xmlns:w10="urn:schemas-microsoft-com:office:word" xmlns:w="http://schemas.openxmlformats.org/wordprocessingml/2006/main" xmlns:w14="http://schemas.microsoft.com/office/word/2010/wordml" xmlns:w15="http://schemas.microsoft.com/office/word/2012/wordml" xmlns:w16cex="http://schemas.microsoft.com/office/word/2018/wordml/cex" xmlns:w16cid="http://schemas.microsoft.com/office/word/2016/wordml/cid" xmlns:w16="http://schemas.microsoft.com/office/word/2018/wordml" xmlns:w16sdtdh="http://schemas.microsoft.com/office/word/2020/wordml/sdtdatahash" xmlns:w16se="http://schemas.microsoft.com/office/word/2015/wordml/symex" xmlns:wpg="http://schemas.microsoft.com/office/word/2010/wordprocessingGroup" xmlns:wpi="http://schemas.microsoft.com/office/word/2010/wordprocessingInk" xmlns:wne="http://schemas.microsoft.com/office/word/2006/wordml" xmlns:wps="http://schemas.microsoft.com/office/word/2010/wordprocessingShape" mc:Ignorable="w14 w15 w16se w16cid w16 w16cex w16sdtdh wp14">
+  <w:p>
+    <w:pPr>
+      <w:pStyle w:val="En-tte"/>
+      <w:rPr>
+        <w:b/>
+        <w:bCs/>
+        <w:sz w:val="28"/>
+        <w:szCs w:val="28"/>
+      </w:rPr>
+    </w:pPr>
+    <w:r>
+      <w:rPr>
+        <w:noProof/>
+      </w:rPr>
+      <w:drawing>
+        <wp:inline distT="0" distB="0" distL="0" distR="0" wp14:anchorId="5C946220" wp14:editId="57395904">
+          <wp:extent cx="2079448" cy="711200"/>
+          <wp:effectExtent l="0" t="0" r="0" b="0"/>
+          <wp:docPr id="8" name="Image 8" descr="Orange Digital Center Sénégal"/>
+          <wp:cNvGraphicFramePr>
+            <a:graphicFrameLocks xmlns:a="http://schemas.openxmlformats.org/drawingml/2006/main" noChangeAspect="1"/>
+          </wp:cNvGraphicFramePr>
+          <a:graphic xmlns:a="http://schemas.openxmlformats.org/drawingml/2006/main">
+            <a:graphicData uri="http://schemas.openxmlformats.org/drawingml/2006/picture">
+              <pic:pic xmlns:pic="http://schemas.openxmlformats.org/drawingml/2006/picture">
+                <pic:nvPicPr>
+                  <pic:cNvPr id="0" name="Picture 1" descr="Orange Digital Center Sénégal"/>
+                  <pic:cNvPicPr>
+                    <a:picLocks noChangeAspect="1" noChangeArrowheads="1"/>
+                  </pic:cNvPicPr>
+                </pic:nvPicPr>
+                <pic:blipFill>
+                  <a:blip r:embed="rId1">
+                    <a:extLst>
+                      <a:ext uri="{28A0092B-C50C-407E-A947-70E740481C1C}">
+                        <a14:useLocalDpi xmlns:a14="http://schemas.microsoft.com/office/drawing/2010/main" val="0"/>
+                      </a:ext>
+                    </a:extLst>
+                  </a:blip>
+                  <a:srcRect/>
+                  <a:stretch>
+                    <a:fillRect/>
+                  </a:stretch>
+                </pic:blipFill>
+                <pic:spPr bwMode="auto">
+                  <a:xfrm>
+                    <a:off x="0" y="0"/>
+                    <a:ext cx="2083856" cy="712708"/>
+                  </a:xfrm>
+                  <a:prstGeom prst="rect">
+                    <a:avLst/>
+                  </a:prstGeom>
+                  <a:noFill/>
+                  <a:ln>
+                    <a:noFill/>
+                  </a:ln>
+                </pic:spPr>
+              </pic:pic>
+            </a:graphicData>
+          </a:graphic>
+        </wp:inline>
+      </w:drawing>
+    </w:r>
+    <w:r>
+      <w:tab/>
+    </w:r>
+    <w:r>
+      <w:tab/>
+    </w:r>
+    <w:r>
+      <w:rPr>
+        <w:b/>
+        <w:bCs/>
+        <w:sz w:val="28"/>
+        <w:szCs w:val="28"/>
+      </w:rPr>
+      <w:t>Intelligence Artificielle</w:t>
+    </w:r>
+  </w:p>
+</w:hdr>
 </file>
 
 <file path=word/styles.xml><?xml version="1.0" encoding="utf-8"?>
@@ -441,6 +1461,77 @@
     <w:semiHidden/>
     <w:unhideWhenUsed/>
   </w:style>
+  <w:style w:type="paragraph" w:styleId="En-tte">
+    <w:name w:val="header"/>
+    <w:basedOn w:val="Normal"/>
+    <w:link w:val="En-tteCar"/>
+    <w:uiPriority w:val="99"/>
+    <w:unhideWhenUsed/>
+    <w:rsid w:val="00D723EE"/>
+    <w:pPr>
+      <w:tabs>
+        <w:tab w:val="center" w:pos="4536"/>
+        <w:tab w:val="right" w:pos="9072"/>
+      </w:tabs>
+      <w:spacing w:after="0" w:line="240" w:lineRule="auto"/>
+    </w:pPr>
+  </w:style>
+  <w:style w:type="character" w:customStyle="1" w:styleId="En-tteCar">
+    <w:name w:val="En-tête Car"/>
+    <w:basedOn w:val="Policepardfaut"/>
+    <w:link w:val="En-tte"/>
+    <w:uiPriority w:val="99"/>
+    <w:rsid w:val="00D723EE"/>
+  </w:style>
+  <w:style w:type="paragraph" w:styleId="Pieddepage">
+    <w:name w:val="footer"/>
+    <w:basedOn w:val="Normal"/>
+    <w:link w:val="PieddepageCar"/>
+    <w:uiPriority w:val="99"/>
+    <w:unhideWhenUsed/>
+    <w:rsid w:val="00D723EE"/>
+    <w:pPr>
+      <w:tabs>
+        <w:tab w:val="center" w:pos="4536"/>
+        <w:tab w:val="right" w:pos="9072"/>
+      </w:tabs>
+      <w:spacing w:after="0" w:line="240" w:lineRule="auto"/>
+    </w:pPr>
+  </w:style>
+  <w:style w:type="character" w:customStyle="1" w:styleId="PieddepageCar">
+    <w:name w:val="Pied de page Car"/>
+    <w:basedOn w:val="Policepardfaut"/>
+    <w:link w:val="Pieddepage"/>
+    <w:uiPriority w:val="99"/>
+    <w:rsid w:val="00D723EE"/>
+  </w:style>
+  <w:style w:type="character" w:styleId="Numrodeligne">
+    <w:name w:val="line number"/>
+    <w:basedOn w:val="Policepardfaut"/>
+    <w:uiPriority w:val="99"/>
+    <w:semiHidden/>
+    <w:unhideWhenUsed/>
+    <w:rsid w:val="00D56F7C"/>
+  </w:style>
+  <w:style w:type="paragraph" w:styleId="NormalWeb">
+    <w:name w:val="Normal (Web)"/>
+    <w:basedOn w:val="Normal"/>
+    <w:uiPriority w:val="99"/>
+    <w:semiHidden/>
+    <w:unhideWhenUsed/>
+    <w:rsid w:val="00D21DB8"/>
+    <w:pPr>
+      <w:spacing w:before="100" w:beforeAutospacing="1" w:after="100" w:afterAutospacing="1" w:line="240" w:lineRule="auto"/>
+    </w:pPr>
+    <w:rPr>
+      <w:rFonts w:ascii="Times New Roman" w:eastAsia="Times New Roman" w:hAnsi="Times New Roman" w:cs="Times New Roman"/>
+      <w:kern w:val="0"/>
+      <w:sz w:val="24"/>
+      <w:szCs w:val="24"/>
+      <w:lang w:eastAsia="fr-FR"/>
+      <w14:ligatures w14:val="none"/>
+    </w:rPr>
+  </w:style>
 </w:styles>
 </file>
 
@@ -737,4 +1828,16 @@
     </a:ext>
   </a:extLst>
 </a:theme>
+</file>
+
+<file path=customXml/item1.xml><?xml version="1.0" encoding="utf-8"?>
+<b:Sources xmlns:b="http://schemas.openxmlformats.org/officeDocument/2006/bibliography" xmlns="http://schemas.openxmlformats.org/officeDocument/2006/bibliography" SelectedStyle="\APASixthEditionOfficeOnline.xsl" StyleName="APA" Version="6"/>
+</file>
+
+<file path=customXml/itemProps1.xml><?xml version="1.0" encoding="utf-8"?>
+<ds:datastoreItem xmlns:ds="http://schemas.openxmlformats.org/officeDocument/2006/customXml" ds:itemID="{686F595E-9124-4DC1-8938-90CC85B2052D}">
+  <ds:schemaRefs>
+    <ds:schemaRef ds:uri="http://schemas.openxmlformats.org/officeDocument/2006/bibliography"/>
+  </ds:schemaRefs>
+</ds:datastoreItem>
 </file>
--- a/Atelier Prompt.docx
+++ b/Atelier Prompt.docx
@@ -278,337 +278,6 @@
             <wp:extent cx="4610100" cy="2206625"/>
             <wp:effectExtent l="0" t="0" r="0" b="3175"/>
             <wp:docPr id="1" name="Image 1"/>
-            <wp:cNvGraphicFramePr>
-              <a:graphicFrameLocks xmlns:a="http://schemas.openxmlformats.org/drawingml/2006/main" noChangeAspect="1"/>
-            </wp:cNvGraphicFramePr>
-            <a:graphic xmlns:a="http://schemas.openxmlformats.org/drawingml/2006/main">
-              <a:graphicData uri="http://schemas.openxmlformats.org/drawingml/2006/picture">
-                <pic:pic xmlns:pic="http://schemas.openxmlformats.org/drawingml/2006/picture">
-                  <pic:nvPicPr>
-                    <pic:cNvPr id="1" name=""/>
-                    <pic:cNvPicPr/>
-                  </pic:nvPicPr>
-                  <pic:blipFill>
-                    <a:blip r:embed="rId7"/>
-                    <a:stretch>
-                      <a:fillRect/>
-                    </a:stretch>
-                  </pic:blipFill>
-                  <pic:spPr>
-                    <a:xfrm>
-                      <a:off x="0" y="0"/>
-                      <a:ext cx="4659666" cy="2230350"/>
-                    </a:xfrm>
-                    <a:prstGeom prst="rect">
-                      <a:avLst/>
-                    </a:prstGeom>
-                  </pic:spPr>
-                </pic:pic>
-              </a:graphicData>
-            </a:graphic>
-          </wp:inline>
-        </w:drawing>
-      </w:r>
-    </w:p>
-    <w:p>
-      <w:pPr>
-        <w:jc w:val="center"/>
-        <w:rPr>
-          <w:rFonts w:ascii="Times New Roman" w:hAnsi="Times New Roman" w:cs="Times New Roman"/>
-          <w:b/>
-          <w:bCs/>
-          <w:color w:val="323E4F" w:themeColor="text2" w:themeShade="BF"/>
-          <w:sz w:val="32"/>
-          <w:szCs w:val="32"/>
-          <w:u w:val="single"/>
-        </w:rPr>
-      </w:pPr>
-    </w:p>
-    <w:p>
-      <w:pPr>
-        <w:pBdr>
-          <w:left w:val="single" w:sz="24" w:space="4" w:color="323E4F" w:themeColor="text2" w:themeShade="BF"/>
-        </w:pBdr>
-        <w:autoSpaceDE w:val="0"/>
-        <w:autoSpaceDN w:val="0"/>
-        <w:adjustRightInd w:val="0"/>
-        <w:spacing w:after="0" w:line="240" w:lineRule="auto"/>
-        <w:rPr>
-          <w:rFonts w:ascii="Times New Roman" w:hAnsi="Times New Roman" w:cs="Times New Roman"/>
-          <w:b/>
-          <w:bCs/>
-          <w:color w:val="323E4F" w:themeColor="text2" w:themeShade="BF"/>
-          <w:kern w:val="0"/>
-          <w:sz w:val="32"/>
-          <w:szCs w:val="32"/>
-        </w:rPr>
-      </w:pPr>
-      <w:r>
-        <w:rPr>
-          <w:rFonts w:ascii="Times New Roman" w:hAnsi="Times New Roman" w:cs="Times New Roman"/>
-          <w:b/>
-          <w:bCs/>
-          <w:color w:val="323E4F" w:themeColor="text2" w:themeShade="BF"/>
-          <w:kern w:val="0"/>
-          <w:sz w:val="32"/>
-          <w:szCs w:val="32"/>
-        </w:rPr>
-        <w:t>Partie 1 – Anatomie d'un prompt</w:t>
-      </w:r>
-      <w:r>
-        <w:rPr>
-          <w:rFonts w:ascii="Times New Roman" w:hAnsi="Times New Roman" w:cs="Times New Roman"/>
-          <w:b/>
-          <w:bCs/>
-          <w:color w:val="323E4F" w:themeColor="text2" w:themeShade="BF"/>
-          <w:kern w:val="0"/>
-          <w:sz w:val="32"/>
-          <w:szCs w:val="32"/>
-        </w:rPr>
-        <w:t> :</w:t>
-      </w:r>
-    </w:p>
-    <w:p>
-      <w:pPr>
-        <w:autoSpaceDE w:val="0"/>
-        <w:autoSpaceDN w:val="0"/>
-        <w:adjustRightInd w:val="0"/>
-        <w:spacing w:after="0" w:line="240" w:lineRule="auto"/>
-        <w:jc w:val="both"/>
-        <w:rPr>
-          <w:rFonts w:ascii="Times New Roman" w:hAnsi="Times New Roman" w:cs="Times New Roman"/>
-          <w:color w:val="000000"/>
-          <w:kern w:val="0"/>
-          <w:sz w:val="24"/>
-          <w:szCs w:val="24"/>
-        </w:rPr>
-      </w:pPr>
-      <w:r>
-        <w:rPr>
-          <w:rFonts w:ascii="Times New Roman" w:hAnsi="Times New Roman" w:cs="Times New Roman"/>
-          <w:color w:val="000000"/>
-          <w:kern w:val="0"/>
-          <w:sz w:val="24"/>
-          <w:szCs w:val="24"/>
-        </w:rPr>
-        <w:t>Construire un prompt, à partir de ses différentes composantes, pour résoudre un problème comme</w:t>
-      </w:r>
-    </w:p>
-    <w:p>
-      <w:pPr>
-        <w:jc w:val="both"/>
-        <w:rPr>
-          <w:rFonts w:ascii="Times New Roman" w:hAnsi="Times New Roman" w:cs="Times New Roman"/>
-          <w:color w:val="000000"/>
-          <w:kern w:val="0"/>
-          <w:sz w:val="24"/>
-          <w:szCs w:val="24"/>
-        </w:rPr>
-      </w:pPr>
-      <w:r>
-        <w:rPr>
-          <w:rFonts w:ascii="Times New Roman" w:hAnsi="Times New Roman" w:cs="Times New Roman"/>
-          <w:color w:val="000000"/>
-          <w:kern w:val="0"/>
-          <w:sz w:val="24"/>
-          <w:szCs w:val="24"/>
-        </w:rPr>
-        <w:t>« Je souhaite analyser les retours de clients d'une entreprise. »</w:t>
-      </w:r>
-    </w:p>
-    <w:p>
-      <w:pPr>
-        <w:jc w:val="both"/>
-        <w:rPr>
-          <w:rFonts w:ascii="Times New Roman" w:hAnsi="Times New Roman" w:cs="Times New Roman"/>
-          <w:color w:val="000000"/>
-          <w:kern w:val="0"/>
-          <w:sz w:val="24"/>
-          <w:szCs w:val="24"/>
-        </w:rPr>
-      </w:pPr>
-    </w:p>
-    <w:p>
-      <w:pPr>
-        <w:pStyle w:val="NormalWeb"/>
-        <w:spacing w:before="0" w:beforeAutospacing="0" w:after="0" w:afterAutospacing="0"/>
-        <w:ind w:left="708"/>
-        <w:rPr>
-          <w:color w:val="1F4E79" w:themeColor="accent5" w:themeShade="80"/>
-        </w:rPr>
-      </w:pPr>
-      <w:r>
-        <w:rPr>
-          <w:color w:val="1F4E79" w:themeColor="accent5" w:themeShade="80"/>
-        </w:rPr>
-        <w:t>tu es un expert en analyse de retours des clients. une entreprise souhaite analyser le retour de ses clients pour connaitre a quel point les clients sont satisfaites .</w:t>
-      </w:r>
-    </w:p>
-    <w:p>
-      <w:pPr>
-        <w:pStyle w:val="NormalWeb"/>
-        <w:spacing w:before="0" w:beforeAutospacing="0" w:after="0" w:afterAutospacing="0"/>
-        <w:ind w:left="708"/>
-        <w:rPr>
-          <w:color w:val="1F4E79" w:themeColor="accent5" w:themeShade="80"/>
-        </w:rPr>
-      </w:pPr>
-      <w:r>
-        <w:rPr>
-          <w:color w:val="1F4E79" w:themeColor="accent5" w:themeShade="80"/>
-        </w:rPr>
-        <w:t>analyse le retours des clients identifie les points positifs, les problèmes récurrents et proposes des ameliorations</w:t>
-      </w:r>
-    </w:p>
-    <w:p>
-      <w:pPr>
-        <w:pStyle w:val="NormalWeb"/>
-        <w:spacing w:before="0" w:beforeAutospacing="0" w:after="0" w:afterAutospacing="0"/>
-        <w:ind w:left="708"/>
-        <w:rPr>
-          <w:color w:val="1F4E79" w:themeColor="accent5" w:themeShade="80"/>
-        </w:rPr>
-      </w:pPr>
-      <w:r>
-        <w:rPr>
-          <w:color w:val="1F4E79" w:themeColor="accent5" w:themeShade="80"/>
-        </w:rPr>
-        <w:t xml:space="preserve">Voici les retours des clients à analyser : </w:t>
-      </w:r>
-      <w:r>
-        <w:rPr>
-          <w:color w:val="1F4E79" w:themeColor="accent5" w:themeShade="80"/>
-        </w:rPr>
-        <w:t>"</w:t>
-      </w:r>
-      <w:r>
-        <w:rPr>
-          <w:color w:val="1F4E79" w:themeColor="accent5" w:themeShade="80"/>
-        </w:rPr>
-        <w:t xml:space="preserve"> Le produit est de très bonne qualité et je suis satisfait de mon achat </w:t>
-      </w:r>
-      <w:r>
-        <w:rPr>
-          <w:color w:val="1F4E79" w:themeColor="accent5" w:themeShade="80"/>
-        </w:rPr>
-        <w:t>"</w:t>
-      </w:r>
-      <w:r>
-        <w:rPr>
-          <w:color w:val="1F4E79" w:themeColor="accent5" w:themeShade="80"/>
-        </w:rPr>
-        <w:t xml:space="preserve"> </w:t>
-      </w:r>
-      <w:r>
-        <w:rPr>
-          <w:color w:val="1F4E79" w:themeColor="accent5" w:themeShade="80"/>
-        </w:rPr>
-        <w:t>"</w:t>
-      </w:r>
-      <w:r>
-        <w:rPr>
-          <w:color w:val="1F4E79" w:themeColor="accent5" w:themeShade="80"/>
-        </w:rPr>
-        <w:t xml:space="preserve"> La livraison a pris beaucoup trop de temps</w:t>
-      </w:r>
-      <w:r>
-        <w:rPr>
-          <w:color w:val="1F4E79" w:themeColor="accent5" w:themeShade="80"/>
-        </w:rPr>
-        <w:t>"</w:t>
-      </w:r>
-      <w:r>
-        <w:rPr>
-          <w:color w:val="1F4E79" w:themeColor="accent5" w:themeShade="80"/>
-        </w:rPr>
-        <w:t xml:space="preserve">  "je vous le </w:t>
-      </w:r>
-      <w:r>
-        <w:rPr>
-          <w:color w:val="1F4E79" w:themeColor="accent5" w:themeShade="80"/>
-        </w:rPr>
-        <w:lastRenderedPageBreak/>
-        <w:t>recommande" Base ton analyse uniquement sur les informations fournies. Ne fais pas d'hypothèses et donne une réponse claire et concise.</w:t>
-      </w:r>
-    </w:p>
-    <w:p>
-      <w:pPr>
-        <w:pStyle w:val="NormalWeb"/>
-        <w:spacing w:before="0" w:beforeAutospacing="0" w:after="0" w:afterAutospacing="0"/>
-        <w:ind w:left="708"/>
-        <w:rPr>
-          <w:color w:val="1F4E79" w:themeColor="accent5" w:themeShade="80"/>
-        </w:rPr>
-      </w:pPr>
-      <w:r>
-        <w:rPr>
-          <w:color w:val="1F4E79" w:themeColor="accent5" w:themeShade="80"/>
-        </w:rPr>
-        <w:t xml:space="preserve">Présente les résultats sous forme de tableau avec les colonnes suivantes : </w:t>
-      </w:r>
-      <w:r>
-        <w:rPr>
-          <w:color w:val="1F4E79" w:themeColor="accent5" w:themeShade="80"/>
-        </w:rPr>
-        <w:t>c</w:t>
-      </w:r>
-      <w:r>
-        <w:rPr>
-          <w:color w:val="1F4E79" w:themeColor="accent5" w:themeShade="80"/>
-        </w:rPr>
-        <w:t xml:space="preserve">ategorie, Points positifs, </w:t>
-      </w:r>
-      <w:r>
-        <w:rPr>
-          <w:color w:val="1F4E79" w:themeColor="accent5" w:themeShade="80"/>
-        </w:rPr>
-        <w:t>p</w:t>
-      </w:r>
-      <w:r>
-        <w:rPr>
-          <w:color w:val="1F4E79" w:themeColor="accent5" w:themeShade="80"/>
-        </w:rPr>
-        <w:t xml:space="preserve">roblèmes, </w:t>
-      </w:r>
-      <w:r>
-        <w:rPr>
-          <w:color w:val="1F4E79" w:themeColor="accent5" w:themeShade="80"/>
-        </w:rPr>
-        <w:t>r</w:t>
-      </w:r>
-      <w:r>
-        <w:rPr>
-          <w:color w:val="1F4E79" w:themeColor="accent5" w:themeShade="80"/>
-        </w:rPr>
-        <w:t xml:space="preserve">ecommandations .  </w:t>
-      </w:r>
-    </w:p>
-    <w:p>
-      <w:pPr>
-        <w:pStyle w:val="NormalWeb"/>
-        <w:spacing w:before="0" w:beforeAutospacing="0" w:after="0" w:afterAutospacing="0"/>
-        <w:rPr>
-          <w:color w:val="1F4E79" w:themeColor="accent5" w:themeShade="80"/>
-        </w:rPr>
-      </w:pPr>
-    </w:p>
-    <w:p>
-      <w:pPr>
-        <w:pStyle w:val="NormalWeb"/>
-        <w:spacing w:before="0" w:beforeAutospacing="0" w:after="0" w:afterAutospacing="0"/>
-        <w:rPr>
-          <w:color w:val="1F4E79" w:themeColor="accent5" w:themeShade="80"/>
-        </w:rPr>
-      </w:pPr>
-      <w:r>
-        <w:rPr>
-          <w:color w:val="1F4E79" w:themeColor="accent5" w:themeShade="80"/>
-        </w:rPr>
-        <w:drawing>
-          <wp:inline distT="0" distB="0" distL="0" distR="0" wp14:anchorId="3A35B894" wp14:editId="1DCD9604">
-            <wp:extent cx="5760720" cy="2236470"/>
-            <wp:effectExtent l="0" t="0" r="0" b="0"/>
-            <wp:docPr id="2" name="Image 2"/>
             <wp:cNvGraphicFramePr>
               <a:graphicFrameLocks xmlns:a="http://schemas.openxmlformats.org/drawingml/2006/main" noChangeAspect="1"/>
             </wp:cNvGraphicFramePr>
@@ -628,6 +297,337 @@
                   <pic:spPr>
                     <a:xfrm>
                       <a:off x="0" y="0"/>
+                      <a:ext cx="4659666" cy="2230350"/>
+                    </a:xfrm>
+                    <a:prstGeom prst="rect">
+                      <a:avLst/>
+                    </a:prstGeom>
+                  </pic:spPr>
+                </pic:pic>
+              </a:graphicData>
+            </a:graphic>
+          </wp:inline>
+        </w:drawing>
+      </w:r>
+    </w:p>
+    <w:p>
+      <w:pPr>
+        <w:jc w:val="center"/>
+        <w:rPr>
+          <w:rFonts w:ascii="Times New Roman" w:hAnsi="Times New Roman" w:cs="Times New Roman"/>
+          <w:b/>
+          <w:bCs/>
+          <w:color w:val="323E4F" w:themeColor="text2" w:themeShade="BF"/>
+          <w:sz w:val="32"/>
+          <w:szCs w:val="32"/>
+          <w:u w:val="single"/>
+        </w:rPr>
+      </w:pPr>
+    </w:p>
+    <w:p>
+      <w:pPr>
+        <w:pBdr>
+          <w:left w:val="single" w:sz="24" w:space="4" w:color="323E4F" w:themeColor="text2" w:themeShade="BF"/>
+        </w:pBdr>
+        <w:autoSpaceDE w:val="0"/>
+        <w:autoSpaceDN w:val="0"/>
+        <w:adjustRightInd w:val="0"/>
+        <w:spacing w:after="0" w:line="240" w:lineRule="auto"/>
+        <w:rPr>
+          <w:rFonts w:ascii="Times New Roman" w:hAnsi="Times New Roman" w:cs="Times New Roman"/>
+          <w:b/>
+          <w:bCs/>
+          <w:color w:val="323E4F" w:themeColor="text2" w:themeShade="BF"/>
+          <w:kern w:val="0"/>
+          <w:sz w:val="32"/>
+          <w:szCs w:val="32"/>
+        </w:rPr>
+      </w:pPr>
+      <w:r>
+        <w:rPr>
+          <w:rFonts w:ascii="Times New Roman" w:hAnsi="Times New Roman" w:cs="Times New Roman"/>
+          <w:b/>
+          <w:bCs/>
+          <w:color w:val="323E4F" w:themeColor="text2" w:themeShade="BF"/>
+          <w:kern w:val="0"/>
+          <w:sz w:val="32"/>
+          <w:szCs w:val="32"/>
+        </w:rPr>
+        <w:t>Partie 1 – Anatomie d'un prompt</w:t>
+      </w:r>
+      <w:r>
+        <w:rPr>
+          <w:rFonts w:ascii="Times New Roman" w:hAnsi="Times New Roman" w:cs="Times New Roman"/>
+          <w:b/>
+          <w:bCs/>
+          <w:color w:val="323E4F" w:themeColor="text2" w:themeShade="BF"/>
+          <w:kern w:val="0"/>
+          <w:sz w:val="32"/>
+          <w:szCs w:val="32"/>
+        </w:rPr>
+        <w:t> :</w:t>
+      </w:r>
+    </w:p>
+    <w:p>
+      <w:pPr>
+        <w:autoSpaceDE w:val="0"/>
+        <w:autoSpaceDN w:val="0"/>
+        <w:adjustRightInd w:val="0"/>
+        <w:spacing w:after="0" w:line="240" w:lineRule="auto"/>
+        <w:jc w:val="both"/>
+        <w:rPr>
+          <w:rFonts w:ascii="Times New Roman" w:hAnsi="Times New Roman" w:cs="Times New Roman"/>
+          <w:color w:val="000000"/>
+          <w:kern w:val="0"/>
+          <w:sz w:val="24"/>
+          <w:szCs w:val="24"/>
+        </w:rPr>
+      </w:pPr>
+      <w:r>
+        <w:rPr>
+          <w:rFonts w:ascii="Times New Roman" w:hAnsi="Times New Roman" w:cs="Times New Roman"/>
+          <w:color w:val="000000"/>
+          <w:kern w:val="0"/>
+          <w:sz w:val="24"/>
+          <w:szCs w:val="24"/>
+        </w:rPr>
+        <w:t>Construire un prompt, à partir de ses différentes composantes, pour résoudre un problème comme</w:t>
+      </w:r>
+    </w:p>
+    <w:p>
+      <w:pPr>
+        <w:jc w:val="both"/>
+        <w:rPr>
+          <w:rFonts w:ascii="Times New Roman" w:hAnsi="Times New Roman" w:cs="Times New Roman"/>
+          <w:color w:val="000000"/>
+          <w:kern w:val="0"/>
+          <w:sz w:val="24"/>
+          <w:szCs w:val="24"/>
+        </w:rPr>
+      </w:pPr>
+      <w:r>
+        <w:rPr>
+          <w:rFonts w:ascii="Times New Roman" w:hAnsi="Times New Roman" w:cs="Times New Roman"/>
+          <w:color w:val="000000"/>
+          <w:kern w:val="0"/>
+          <w:sz w:val="24"/>
+          <w:szCs w:val="24"/>
+        </w:rPr>
+        <w:t>« Je souhaite analyser les retours de clients d'une entreprise. »</w:t>
+      </w:r>
+    </w:p>
+    <w:p>
+      <w:pPr>
+        <w:jc w:val="both"/>
+        <w:rPr>
+          <w:rFonts w:ascii="Times New Roman" w:hAnsi="Times New Roman" w:cs="Times New Roman"/>
+          <w:color w:val="000000"/>
+          <w:kern w:val="0"/>
+          <w:sz w:val="24"/>
+          <w:szCs w:val="24"/>
+        </w:rPr>
+      </w:pPr>
+    </w:p>
+    <w:p>
+      <w:pPr>
+        <w:pStyle w:val="NormalWeb"/>
+        <w:spacing w:before="0" w:beforeAutospacing="0" w:after="0" w:afterAutospacing="0"/>
+        <w:ind w:left="708"/>
+        <w:rPr>
+          <w:color w:val="1F4E79" w:themeColor="accent5" w:themeShade="80"/>
+        </w:rPr>
+      </w:pPr>
+      <w:r>
+        <w:rPr>
+          <w:color w:val="1F4E79" w:themeColor="accent5" w:themeShade="80"/>
+        </w:rPr>
+        <w:t>tu es un expert en analyse de retours des clients. une entreprise souhaite analyser le retour de ses clients pour connaitre a quel point les clients sont satisfaites .</w:t>
+      </w:r>
+    </w:p>
+    <w:p>
+      <w:pPr>
+        <w:pStyle w:val="NormalWeb"/>
+        <w:spacing w:before="0" w:beforeAutospacing="0" w:after="0" w:afterAutospacing="0"/>
+        <w:ind w:left="708"/>
+        <w:rPr>
+          <w:color w:val="1F4E79" w:themeColor="accent5" w:themeShade="80"/>
+        </w:rPr>
+      </w:pPr>
+      <w:r>
+        <w:rPr>
+          <w:color w:val="1F4E79" w:themeColor="accent5" w:themeShade="80"/>
+        </w:rPr>
+        <w:t>analyse le retours des clients identifie les points positifs, les problèmes récurrents et proposes des ameliorations</w:t>
+      </w:r>
+    </w:p>
+    <w:p>
+      <w:pPr>
+        <w:pStyle w:val="NormalWeb"/>
+        <w:spacing w:before="0" w:beforeAutospacing="0" w:after="0" w:afterAutospacing="0"/>
+        <w:ind w:left="708"/>
+        <w:rPr>
+          <w:color w:val="1F4E79" w:themeColor="accent5" w:themeShade="80"/>
+        </w:rPr>
+      </w:pPr>
+      <w:r>
+        <w:rPr>
+          <w:color w:val="1F4E79" w:themeColor="accent5" w:themeShade="80"/>
+        </w:rPr>
+        <w:t xml:space="preserve">Voici les retours des clients à analyser : </w:t>
+      </w:r>
+      <w:r>
+        <w:rPr>
+          <w:color w:val="1F4E79" w:themeColor="accent5" w:themeShade="80"/>
+        </w:rPr>
+        <w:t>"</w:t>
+      </w:r>
+      <w:r>
+        <w:rPr>
+          <w:color w:val="1F4E79" w:themeColor="accent5" w:themeShade="80"/>
+        </w:rPr>
+        <w:t xml:space="preserve"> Le produit est de très bonne qualité et je suis satisfait de mon achat </w:t>
+      </w:r>
+      <w:r>
+        <w:rPr>
+          <w:color w:val="1F4E79" w:themeColor="accent5" w:themeShade="80"/>
+        </w:rPr>
+        <w:t>"</w:t>
+      </w:r>
+      <w:r>
+        <w:rPr>
+          <w:color w:val="1F4E79" w:themeColor="accent5" w:themeShade="80"/>
+        </w:rPr>
+        <w:t xml:space="preserve"> </w:t>
+      </w:r>
+      <w:r>
+        <w:rPr>
+          <w:color w:val="1F4E79" w:themeColor="accent5" w:themeShade="80"/>
+        </w:rPr>
+        <w:t>"</w:t>
+      </w:r>
+      <w:r>
+        <w:rPr>
+          <w:color w:val="1F4E79" w:themeColor="accent5" w:themeShade="80"/>
+        </w:rPr>
+        <w:t xml:space="preserve"> La livraison a pris beaucoup trop de temps</w:t>
+      </w:r>
+      <w:r>
+        <w:rPr>
+          <w:color w:val="1F4E79" w:themeColor="accent5" w:themeShade="80"/>
+        </w:rPr>
+        <w:t>"</w:t>
+      </w:r>
+      <w:r>
+        <w:rPr>
+          <w:color w:val="1F4E79" w:themeColor="accent5" w:themeShade="80"/>
+        </w:rPr>
+        <w:t xml:space="preserve">  "je vous le </w:t>
+      </w:r>
+      <w:r>
+        <w:rPr>
+          <w:color w:val="1F4E79" w:themeColor="accent5" w:themeShade="80"/>
+        </w:rPr>
+        <w:lastRenderedPageBreak/>
+        <w:t>recommande" Base ton analyse uniquement sur les informations fournies. Ne fais pas d'hypothèses et donne une réponse claire et concise.</w:t>
+      </w:r>
+    </w:p>
+    <w:p>
+      <w:pPr>
+        <w:pStyle w:val="NormalWeb"/>
+        <w:spacing w:before="0" w:beforeAutospacing="0" w:after="0" w:afterAutospacing="0"/>
+        <w:ind w:left="708"/>
+        <w:rPr>
+          <w:color w:val="1F4E79" w:themeColor="accent5" w:themeShade="80"/>
+        </w:rPr>
+      </w:pPr>
+      <w:r>
+        <w:rPr>
+          <w:color w:val="1F4E79" w:themeColor="accent5" w:themeShade="80"/>
+        </w:rPr>
+        <w:t xml:space="preserve">Présente les résultats sous forme de tableau avec les colonnes suivantes : </w:t>
+      </w:r>
+      <w:r>
+        <w:rPr>
+          <w:color w:val="1F4E79" w:themeColor="accent5" w:themeShade="80"/>
+        </w:rPr>
+        <w:t>c</w:t>
+      </w:r>
+      <w:r>
+        <w:rPr>
+          <w:color w:val="1F4E79" w:themeColor="accent5" w:themeShade="80"/>
+        </w:rPr>
+        <w:t xml:space="preserve">ategorie, Points positifs, </w:t>
+      </w:r>
+      <w:r>
+        <w:rPr>
+          <w:color w:val="1F4E79" w:themeColor="accent5" w:themeShade="80"/>
+        </w:rPr>
+        <w:t>p</w:t>
+      </w:r>
+      <w:r>
+        <w:rPr>
+          <w:color w:val="1F4E79" w:themeColor="accent5" w:themeShade="80"/>
+        </w:rPr>
+        <w:t xml:space="preserve">roblèmes, </w:t>
+      </w:r>
+      <w:r>
+        <w:rPr>
+          <w:color w:val="1F4E79" w:themeColor="accent5" w:themeShade="80"/>
+        </w:rPr>
+        <w:t>r</w:t>
+      </w:r>
+      <w:r>
+        <w:rPr>
+          <w:color w:val="1F4E79" w:themeColor="accent5" w:themeShade="80"/>
+        </w:rPr>
+        <w:t xml:space="preserve">ecommandations .  </w:t>
+      </w:r>
+    </w:p>
+    <w:p>
+      <w:pPr>
+        <w:pStyle w:val="NormalWeb"/>
+        <w:spacing w:before="0" w:beforeAutospacing="0" w:after="0" w:afterAutospacing="0"/>
+        <w:rPr>
+          <w:color w:val="1F4E79" w:themeColor="accent5" w:themeShade="80"/>
+        </w:rPr>
+      </w:pPr>
+    </w:p>
+    <w:p>
+      <w:pPr>
+        <w:pStyle w:val="NormalWeb"/>
+        <w:spacing w:before="0" w:beforeAutospacing="0" w:after="0" w:afterAutospacing="0"/>
+        <w:rPr>
+          <w:color w:val="1F4E79" w:themeColor="accent5" w:themeShade="80"/>
+        </w:rPr>
+      </w:pPr>
+      <w:r>
+        <w:rPr>
+          <w:color w:val="1F4E79" w:themeColor="accent5" w:themeShade="80"/>
+        </w:rPr>
+        <w:drawing>
+          <wp:inline distT="0" distB="0" distL="0" distR="0" wp14:anchorId="3A35B894" wp14:editId="1DCD9604">
+            <wp:extent cx="5760720" cy="2236470"/>
+            <wp:effectExtent l="0" t="0" r="0" b="0"/>
+            <wp:docPr id="2" name="Image 2"/>
+            <wp:cNvGraphicFramePr>
+              <a:graphicFrameLocks xmlns:a="http://schemas.openxmlformats.org/drawingml/2006/main" noChangeAspect="1"/>
+            </wp:cNvGraphicFramePr>
+            <a:graphic xmlns:a="http://schemas.openxmlformats.org/drawingml/2006/main">
+              <a:graphicData uri="http://schemas.openxmlformats.org/drawingml/2006/picture">
+                <pic:pic xmlns:pic="http://schemas.openxmlformats.org/drawingml/2006/picture">
+                  <pic:nvPicPr>
+                    <pic:cNvPr id="1" name=""/>
+                    <pic:cNvPicPr/>
+                  </pic:nvPicPr>
+                  <pic:blipFill>
+                    <a:blip r:embed="rId9"/>
+                    <a:stretch>
+                      <a:fillRect/>
+                    </a:stretch>
+                  </pic:blipFill>
+                  <pic:spPr>
+                    <a:xfrm>
+                      <a:off x="0" y="0"/>
                       <a:ext cx="5760720" cy="2236470"/>
                     </a:xfrm>
                     <a:prstGeom prst="rect">
@@ -661,12 +661,223 @@
     </w:p>
     <w:p>
       <w:pPr>
+        <w:pBdr>
+          <w:left w:val="single" w:sz="24" w:space="4" w:color="323E4F" w:themeColor="text2" w:themeShade="BF"/>
+        </w:pBdr>
+        <w:autoSpaceDE w:val="0"/>
+        <w:autoSpaceDN w:val="0"/>
+        <w:adjustRightInd w:val="0"/>
+        <w:spacing w:after="0" w:line="240" w:lineRule="auto"/>
+        <w:rPr>
+          <w:rFonts w:ascii="Times New Roman" w:hAnsi="Times New Roman" w:cs="Times New Roman"/>
+          <w:b/>
+          <w:bCs/>
+          <w:color w:val="323E4F" w:themeColor="text2" w:themeShade="BF"/>
+          <w:kern w:val="0"/>
+          <w:sz w:val="32"/>
+          <w:szCs w:val="32"/>
+        </w:rPr>
+      </w:pPr>
+      <w:r>
+        <w:rPr>
+          <w:rFonts w:ascii="Times New Roman" w:hAnsi="Times New Roman" w:cs="Times New Roman"/>
+          <w:b/>
+          <w:bCs/>
+          <w:color w:val="323E4F" w:themeColor="text2" w:themeShade="BF"/>
+          <w:kern w:val="0"/>
+          <w:sz w:val="32"/>
+          <w:szCs w:val="32"/>
+        </w:rPr>
+        <w:t xml:space="preserve">Partie </w:t>
+      </w:r>
+      <w:r>
+        <w:rPr>
+          <w:rFonts w:ascii="Times New Roman" w:hAnsi="Times New Roman" w:cs="Times New Roman"/>
+          <w:b/>
+          <w:bCs/>
+          <w:color w:val="323E4F" w:themeColor="text2" w:themeShade="BF"/>
+          <w:kern w:val="0"/>
+          <w:sz w:val="32"/>
+          <w:szCs w:val="32"/>
+        </w:rPr>
+        <w:t>2</w:t>
+      </w:r>
+      <w:r>
+        <w:rPr>
+          <w:rFonts w:ascii="Times New Roman" w:hAnsi="Times New Roman" w:cs="Times New Roman"/>
+          <w:b/>
+          <w:bCs/>
+          <w:color w:val="323E4F" w:themeColor="text2" w:themeShade="BF"/>
+          <w:kern w:val="0"/>
+          <w:sz w:val="32"/>
+          <w:szCs w:val="32"/>
+        </w:rPr>
+        <w:t xml:space="preserve"> – </w:t>
+      </w:r>
+      <w:r>
+        <w:rPr>
+          <w:rFonts w:ascii="Times New Roman" w:hAnsi="Times New Roman" w:cs="Times New Roman"/>
+          <w:b/>
+          <w:bCs/>
+          <w:color w:val="323E4F" w:themeColor="text2" w:themeShade="BF"/>
+          <w:kern w:val="0"/>
+          <w:sz w:val="32"/>
+          <w:szCs w:val="32"/>
+        </w:rPr>
+        <w:t xml:space="preserve">Comparer les techniques de prompting </w:t>
+      </w:r>
+      <w:r>
+        <w:rPr>
+          <w:rFonts w:ascii="Times New Roman" w:hAnsi="Times New Roman" w:cs="Times New Roman"/>
+          <w:b/>
+          <w:bCs/>
+          <w:color w:val="323E4F" w:themeColor="text2" w:themeShade="BF"/>
+          <w:kern w:val="0"/>
+          <w:sz w:val="32"/>
+          <w:szCs w:val="32"/>
+        </w:rPr>
+        <w:t>:</w:t>
+      </w:r>
+    </w:p>
+    <w:p>
+      <w:pPr>
+        <w:autoSpaceDE w:val="0"/>
+        <w:autoSpaceDN w:val="0"/>
+        <w:adjustRightInd w:val="0"/>
+        <w:spacing w:after="0" w:line="240" w:lineRule="auto"/>
+        <w:rPr>
+          <w:rFonts w:ascii="Times New Roman" w:hAnsi="Times New Roman" w:cs="Times New Roman"/>
+          <w:color w:val="000000"/>
+          <w:kern w:val="0"/>
+          <w:sz w:val="24"/>
+          <w:szCs w:val="24"/>
+        </w:rPr>
+      </w:pPr>
+      <w:r>
+        <w:rPr>
+          <w:rFonts w:ascii="Times New Roman" w:hAnsi="Times New Roman" w:cs="Times New Roman"/>
+          <w:color w:val="000000"/>
+          <w:kern w:val="0"/>
+          <w:sz w:val="24"/>
+          <w:szCs w:val="24"/>
+        </w:rPr>
+        <w:t>Tester puis évaluer les résultats obtenus avec les techniques zero-shot, one-shot, few-shot et un</w:t>
+      </w:r>
+    </w:p>
+    <w:p>
+      <w:pPr>
+        <w:autoSpaceDE w:val="0"/>
+        <w:autoSpaceDN w:val="0"/>
+        <w:adjustRightInd w:val="0"/>
+        <w:spacing w:after="0" w:line="240" w:lineRule="auto"/>
+        <w:rPr>
+          <w:rFonts w:ascii="Times New Roman" w:hAnsi="Times New Roman" w:cs="Times New Roman"/>
+          <w:color w:val="000000"/>
+          <w:kern w:val="0"/>
+          <w:sz w:val="24"/>
+          <w:szCs w:val="24"/>
+        </w:rPr>
+      </w:pPr>
+      <w:r>
+        <w:rPr>
+          <w:rFonts w:ascii="Times New Roman" w:hAnsi="Times New Roman" w:cs="Times New Roman"/>
+          <w:color w:val="000000"/>
+          <w:kern w:val="0"/>
+          <w:sz w:val="24"/>
+          <w:szCs w:val="24"/>
+        </w:rPr>
+        <w:t>prompt structuré sur une demande du genre :</w:t>
+      </w:r>
+    </w:p>
+    <w:p>
+      <w:pPr>
+        <w:autoSpaceDE w:val="0"/>
+        <w:autoSpaceDN w:val="0"/>
+        <w:adjustRightInd w:val="0"/>
+        <w:spacing w:after="0" w:line="240" w:lineRule="auto"/>
+        <w:rPr>
+          <w:rFonts w:ascii="Times New Roman" w:hAnsi="Times New Roman" w:cs="Times New Roman"/>
+          <w:color w:val="000000"/>
+          <w:kern w:val="0"/>
+          <w:sz w:val="24"/>
+          <w:szCs w:val="24"/>
+        </w:rPr>
+      </w:pPr>
+      <w:r>
+        <w:rPr>
+          <w:rFonts w:ascii="Times New Roman" w:hAnsi="Times New Roman" w:cs="Times New Roman"/>
+          <w:color w:val="000000"/>
+          <w:kern w:val="0"/>
+          <w:sz w:val="24"/>
+          <w:szCs w:val="24"/>
+        </w:rPr>
+        <w:t>« Classer le commentaire suivant :</w:t>
+      </w:r>
+    </w:p>
+    <w:p>
+      <w:pPr>
+        <w:autoSpaceDE w:val="0"/>
+        <w:autoSpaceDN w:val="0"/>
+        <w:adjustRightInd w:val="0"/>
+        <w:spacing w:after="0" w:line="240" w:lineRule="auto"/>
+        <w:rPr>
+          <w:rFonts w:ascii="Times New Roman" w:hAnsi="Times New Roman" w:cs="Times New Roman"/>
+          <w:color w:val="000000"/>
+          <w:kern w:val="0"/>
+          <w:sz w:val="24"/>
+          <w:szCs w:val="24"/>
+        </w:rPr>
+      </w:pPr>
+      <w:r>
+        <w:rPr>
+          <w:rFonts w:ascii="Times New Roman" w:hAnsi="Times New Roman" w:cs="Times New Roman"/>
+          <w:color w:val="000000"/>
+          <w:kern w:val="0"/>
+          <w:sz w:val="24"/>
+          <w:szCs w:val="24"/>
+        </w:rPr>
+        <w:t>"Le service est rapide mais l'application plante régulièrement."</w:t>
+      </w:r>
+    </w:p>
+    <w:p>
+      <w:pPr>
+        <w:autoSpaceDE w:val="0"/>
+        <w:autoSpaceDN w:val="0"/>
+        <w:adjustRightInd w:val="0"/>
+        <w:spacing w:after="0" w:line="240" w:lineRule="auto"/>
+        <w:rPr>
+          <w:rFonts w:ascii="Times New Roman" w:hAnsi="Times New Roman" w:cs="Times New Roman"/>
+          <w:color w:val="000000"/>
+          <w:kern w:val="0"/>
+          <w:sz w:val="24"/>
+          <w:szCs w:val="24"/>
+        </w:rPr>
+      </w:pPr>
+      <w:r>
+        <w:rPr>
+          <w:rFonts w:ascii="Times New Roman" w:hAnsi="Times New Roman" w:cs="Times New Roman"/>
+          <w:color w:val="000000"/>
+          <w:kern w:val="0"/>
+          <w:sz w:val="24"/>
+          <w:szCs w:val="24"/>
+        </w:rPr>
+        <w:t>Classes possibles :</w:t>
+      </w:r>
+    </w:p>
+    <w:p>
+      <w:pPr>
         <w:pStyle w:val="NormalWeb"/>
         <w:spacing w:before="0" w:beforeAutospacing="0" w:after="0" w:afterAutospacing="0"/>
         <w:rPr>
           <w:color w:val="1F4E79" w:themeColor="accent5" w:themeShade="80"/>
         </w:rPr>
       </w:pPr>
+      <w:r>
+        <w:rPr>
+          <w:color w:val="000000"/>
+        </w:rPr>
+        <w:t>positif, négatif, neutre. »</w:t>
+      </w:r>
     </w:p>
     <w:p>
       <w:pPr>
@@ -689,9 +900,129 @@
         <w:t xml:space="preserve"> </w:t>
       </w:r>
     </w:p>
+    <w:p>
+      <w:pPr>
+        <w:pStyle w:val="Paragraphedeliste"/>
+        <w:numPr>
+          <w:ilvl w:val="0"/>
+          <w:numId w:val="2"/>
+        </w:numPr>
+        <w:spacing w:after="0" w:line="240" w:lineRule="auto"/>
+        <w:jc w:val="both"/>
+        <w:rPr>
+          <w:rFonts w:ascii="Times New Roman" w:hAnsi="Times New Roman" w:cs="Times New Roman"/>
+          <w:b/>
+          <w:bCs/>
+          <w:color w:val="1F4E79" w:themeColor="accent5" w:themeShade="80"/>
+          <w:sz w:val="24"/>
+          <w:szCs w:val="24"/>
+        </w:rPr>
+      </w:pPr>
+      <w:r>
+        <w:rPr>
+          <w:rFonts w:ascii="Times New Roman" w:hAnsi="Times New Roman" w:cs="Times New Roman"/>
+          <w:b/>
+          <w:bCs/>
+          <w:color w:val="000000"/>
+          <w:kern w:val="0"/>
+          <w:sz w:val="24"/>
+          <w:szCs w:val="24"/>
+        </w:rPr>
+        <w:t>zero-shot</w:t>
+      </w:r>
+    </w:p>
+    <w:p>
+      <w:pPr>
+        <w:pStyle w:val="NormalWeb"/>
+        <w:ind w:left="708"/>
+        <w:rPr>
+          <w:color w:val="2F5496" w:themeColor="accent1" w:themeShade="BF"/>
+        </w:rPr>
+      </w:pPr>
+      <w:r>
+        <w:rPr>
+          <w:color w:val="2F5496" w:themeColor="accent1" w:themeShade="BF"/>
+        </w:rPr>
+        <w:t>Classer le commentaire suivant parmi les classes "positif" , " négatif " ou "neutre "</w:t>
+      </w:r>
+      <w:r>
+        <w:rPr>
+          <w:color w:val="2F5496" w:themeColor="accent1" w:themeShade="BF"/>
+        </w:rPr>
+        <w:t xml:space="preserve"> </w:t>
+      </w:r>
+      <w:r>
+        <w:rPr>
+          <w:color w:val="2F5496" w:themeColor="accent1" w:themeShade="BF"/>
+        </w:rPr>
+        <w:t>Commentaire :</w:t>
+      </w:r>
+      <w:r>
+        <w:rPr>
+          <w:color w:val="2F5496" w:themeColor="accent1" w:themeShade="BF"/>
+        </w:rPr>
+        <w:br/>
+        <w:t>" Le service est rapide mais l'application plante régulièrement. "</w:t>
+      </w:r>
+    </w:p>
+    <w:p>
+      <w:pPr>
+        <w:spacing w:after="0" w:line="240" w:lineRule="auto"/>
+        <w:jc w:val="both"/>
+        <w:rPr>
+          <w:rFonts w:ascii="Times New Roman" w:hAnsi="Times New Roman" w:cs="Times New Roman"/>
+          <w:color w:val="1F4E79" w:themeColor="accent5" w:themeShade="80"/>
+          <w:sz w:val="24"/>
+          <w:szCs w:val="24"/>
+        </w:rPr>
+      </w:pPr>
+      <w:r>
+        <w:rPr>
+          <w:rFonts w:ascii="Times New Roman" w:hAnsi="Times New Roman" w:cs="Times New Roman"/>
+          <w:color w:val="1F4E79" w:themeColor="accent5" w:themeShade="80"/>
+          <w:sz w:val="24"/>
+          <w:szCs w:val="24"/>
+        </w:rPr>
+        <w:drawing>
+          <wp:inline distT="0" distB="0" distL="0" distR="0" wp14:anchorId="6D59CBAA" wp14:editId="40174B67">
+            <wp:extent cx="5760720" cy="774065"/>
+            <wp:effectExtent l="0" t="0" r="0" b="6985"/>
+            <wp:docPr id="3" name="Image 3"/>
+            <wp:cNvGraphicFramePr>
+              <a:graphicFrameLocks xmlns:a="http://schemas.openxmlformats.org/drawingml/2006/main" noChangeAspect="1"/>
+            </wp:cNvGraphicFramePr>
+            <a:graphic xmlns:a="http://schemas.openxmlformats.org/drawingml/2006/main">
+              <a:graphicData uri="http://schemas.openxmlformats.org/drawingml/2006/picture">
+                <pic:pic xmlns:pic="http://schemas.openxmlformats.org/drawingml/2006/picture">
+                  <pic:nvPicPr>
+                    <pic:cNvPr id="1" name=""/>
+                    <pic:cNvPicPr/>
+                  </pic:nvPicPr>
+                  <pic:blipFill>
+                    <a:blip r:embed="rId10"/>
+                    <a:stretch>
+                      <a:fillRect/>
+                    </a:stretch>
+                  </pic:blipFill>
+                  <pic:spPr>
+                    <a:xfrm>
+                      <a:off x="0" y="0"/>
+                      <a:ext cx="5760720" cy="774065"/>
+                    </a:xfrm>
+                    <a:prstGeom prst="rect">
+                      <a:avLst/>
+                    </a:prstGeom>
+                  </pic:spPr>
+                </pic:pic>
+              </a:graphicData>
+            </a:graphic>
+          </wp:inline>
+        </w:drawing>
+      </w:r>
+    </w:p>
     <w:sectPr>
-      <w:headerReference w:type="default" r:id="rId9"/>
-      <w:footerReference w:type="default" r:id="rId10"/>
+      <w:headerReference w:type="default" r:id="rId11"/>
+      <w:footerReference w:type="default" r:id="rId12"/>
       <w:pgSz w:w="11906" w:h="16838"/>
       <w:pgMar w:top="1417" w:right="1417" w:bottom="1417" w:left="1417" w:header="708" w:footer="708" w:gutter="0"/>
       <w:pgBorders w:offsetFrom="page">
@@ -1031,6 +1362,243 @@
     </w:r>
   </w:p>
 </w:hdr>
+</file>
+
+<file path=word/numbering.xml><?xml version="1.0" encoding="utf-8"?>
+<w:numbering xmlns:wpc="http://schemas.microsoft.com/office/word/2010/wordprocessingCanvas" xmlns:cx="http://schemas.microsoft.com/office/drawing/2014/chartex" xmlns:cx1="http://schemas.microsoft.com/office/drawing/2015/9/8/chartex" xmlns:cx2="http://schemas.microsoft.com/office/drawing/2015/10/21/chartex" xmlns:cx3="http://schemas.microsoft.com/office/drawing/2016/5/9/chartex" xmlns:cx4="http://schemas.microsoft.com/office/drawing/2016/5/10/chartex" xmlns:cx5="http://schemas.microsoft.com/office/drawing/2016/5/11/chartex" xmlns:cx6="http://schemas.microsoft.com/office/drawing/2016/5/12/chartex" xmlns:cx7="http://schemas.microsoft.com/office/drawing/2016/5/13/chartex" xmlns:cx8="http://schemas.microsoft.com/office/drawing/2016/5/14/chartex" xmlns:mc="http://schemas.openxmlformats.org/markup-compatibility/2006" xmlns:aink="http://schemas.microsoft.com/office/drawing/2016/ink" xmlns:am3d="http://schemas.microsoft.com/office/drawing/2017/model3d" xmlns:o="urn:schemas-microsoft-com:office:office" xmlns:r="http://schemas.openxmlformats.org/officeDocument/2006/relationships" xmlns:m="http://schemas.openxmlformats.org/officeDocument/2006/math" xmlns:v="urn:schemas-microsoft-com:vml" xmlns:wp14="http://schemas.microsoft.com/office/word/2010/wordprocessingDrawing" xmlns:wp="http://schemas.openxmlformats.org/drawingml/2006/wordprocessingDrawing" xmlns:w10="urn:schemas-microsoft-com:office:word" xmlns:w="http://schemas.openxmlformats.org/wordprocessingml/2006/main" xmlns:w14="http://schemas.microsoft.com/office/word/2010/wordml" xmlns:w15="http://schemas.microsoft.com/office/word/2012/wordml" xmlns:w16cex="http://schemas.microsoft.com/office/word/2018/wordml/cex" xmlns:w16cid="http://schemas.microsoft.com/office/word/2016/wordml/cid" xmlns:w16="http://schemas.microsoft.com/office/word/2018/wordml" xmlns:w16sdtdh="http://schemas.microsoft.com/office/word/2020/wordml/sdtdatahash" xmlns:w16se="http://schemas.microsoft.com/office/word/2015/wordml/symex" xmlns:wpg="http://schemas.microsoft.com/office/word/2010/wordprocessingGroup" xmlns:wpi="http://schemas.microsoft.com/office/word/2010/wordprocessingInk" xmlns:wne="http://schemas.microsoft.com/office/word/2006/wordml" xmlns:wps="http://schemas.microsoft.com/office/word/2010/wordprocessingShape" mc:Ignorable="w14 w15 w16se w16cid w16 w16cex w16sdtdh wp14">
+  <w:abstractNum w:abstractNumId="0" w15:restartNumberingAfterBreak="0">
+    <w:nsid w:val="3CA24848"/>
+    <w:multiLevelType w:val="hybridMultilevel"/>
+    <w:tmpl w:val="9028F34E"/>
+    <w:lvl w:ilvl="0" w:tplc="040C000B">
+      <w:start w:val="1"/>
+      <w:numFmt w:val="bullet"/>
+      <w:lvlText w:val=""/>
+      <w:lvlJc w:val="left"/>
+      <w:pPr>
+        <w:ind w:left="720" w:hanging="360"/>
+      </w:pPr>
+      <w:rPr>
+        <w:rFonts w:ascii="Wingdings" w:hAnsi="Wingdings" w:hint="default"/>
+      </w:rPr>
+    </w:lvl>
+    <w:lvl w:ilvl="1" w:tplc="040C0003" w:tentative="1">
+      <w:start w:val="1"/>
+      <w:numFmt w:val="bullet"/>
+      <w:lvlText w:val="o"/>
+      <w:lvlJc w:val="left"/>
+      <w:pPr>
+        <w:ind w:left="1440" w:hanging="360"/>
+      </w:pPr>
+      <w:rPr>
+        <w:rFonts w:ascii="Courier New" w:hAnsi="Courier New" w:cs="Courier New" w:hint="default"/>
+      </w:rPr>
+    </w:lvl>
+    <w:lvl w:ilvl="2" w:tplc="040C0005" w:tentative="1">
+      <w:start w:val="1"/>
+      <w:numFmt w:val="bullet"/>
+      <w:lvlText w:val=""/>
+      <w:lvlJc w:val="left"/>
+      <w:pPr>
+        <w:ind w:left="2160" w:hanging="360"/>
+      </w:pPr>
+      <w:rPr>
+        <w:rFonts w:ascii="Wingdings" w:hAnsi="Wingdings" w:hint="default"/>
+      </w:rPr>
+    </w:lvl>
+    <w:lvl w:ilvl="3" w:tplc="040C0001" w:tentative="1">
+      <w:start w:val="1"/>
+      <w:numFmt w:val="bullet"/>
+      <w:lvlText w:val=""/>
+      <w:lvlJc w:val="left"/>
+      <w:pPr>
+        <w:ind w:left="2880" w:hanging="360"/>
+      </w:pPr>
+      <w:rPr>
+        <w:rFonts w:ascii="Symbol" w:hAnsi="Symbol" w:hint="default"/>
+      </w:rPr>
+    </w:lvl>
+    <w:lvl w:ilvl="4" w:tplc="040C0003" w:tentative="1">
+      <w:start w:val="1"/>
+      <w:numFmt w:val="bullet"/>
+      <w:lvlText w:val="o"/>
+      <w:lvlJc w:val="left"/>
+      <w:pPr>
+        <w:ind w:left="3600" w:hanging="360"/>
+      </w:pPr>
+      <w:rPr>
+        <w:rFonts w:ascii="Courier New" w:hAnsi="Courier New" w:cs="Courier New" w:hint="default"/>
+      </w:rPr>
+    </w:lvl>
+    <w:lvl w:ilvl="5" w:tplc="040C0005" w:tentative="1">
+      <w:start w:val="1"/>
+      <w:numFmt w:val="bullet"/>
+      <w:lvlText w:val=""/>
+      <w:lvlJc w:val="left"/>
+      <w:pPr>
+        <w:ind w:left="4320" w:hanging="360"/>
+      </w:pPr>
+      <w:rPr>
+        <w:rFonts w:ascii="Wingdings" w:hAnsi="Wingdings" w:hint="default"/>
+      </w:rPr>
+    </w:lvl>
+    <w:lvl w:ilvl="6" w:tplc="040C0001" w:tentative="1">
+      <w:start w:val="1"/>
+      <w:numFmt w:val="bullet"/>
+      <w:lvlText w:val=""/>
+      <w:lvlJc w:val="left"/>
+      <w:pPr>
+        <w:ind w:left="5040" w:hanging="360"/>
+      </w:pPr>
+      <w:rPr>
+        <w:rFonts w:ascii="Symbol" w:hAnsi="Symbol" w:hint="default"/>
+      </w:rPr>
+    </w:lvl>
+    <w:lvl w:ilvl="7" w:tplc="040C0003" w:tentative="1">
+      <w:start w:val="1"/>
+      <w:numFmt w:val="bullet"/>
+      <w:lvlText w:val="o"/>
+      <w:lvlJc w:val="left"/>
+      <w:pPr>
+        <w:ind w:left="5760" w:hanging="360"/>
+      </w:pPr>
+      <w:rPr>
+        <w:rFonts w:ascii="Courier New" w:hAnsi="Courier New" w:cs="Courier New" w:hint="default"/>
+      </w:rPr>
+    </w:lvl>
+    <w:lvl w:ilvl="8" w:tplc="040C0005" w:tentative="1">
+      <w:start w:val="1"/>
+      <w:numFmt w:val="bullet"/>
+      <w:lvlText w:val=""/>
+      <w:lvlJc w:val="left"/>
+      <w:pPr>
+        <w:ind w:left="6480" w:hanging="360"/>
+      </w:pPr>
+      <w:rPr>
+        <w:rFonts w:ascii="Wingdings" w:hAnsi="Wingdings" w:hint="default"/>
+      </w:rPr>
+    </w:lvl>
+  </w:abstractNum>
+  <w:abstractNum w:abstractNumId="1" w15:restartNumberingAfterBreak="0">
+    <w:nsid w:val="6EB85EAA"/>
+    <w:multiLevelType w:val="hybridMultilevel"/>
+    <w:tmpl w:val="DB76C824"/>
+    <w:lvl w:ilvl="0" w:tplc="040C0001">
+      <w:start w:val="1"/>
+      <w:numFmt w:val="bullet"/>
+      <w:lvlText w:val=""/>
+      <w:lvlJc w:val="left"/>
+      <w:pPr>
+        <w:ind w:left="720" w:hanging="360"/>
+      </w:pPr>
+      <w:rPr>
+        <w:rFonts w:ascii="Symbol" w:hAnsi="Symbol" w:hint="default"/>
+      </w:rPr>
+    </w:lvl>
+    <w:lvl w:ilvl="1" w:tplc="040C0003" w:tentative="1">
+      <w:start w:val="1"/>
+      <w:numFmt w:val="bullet"/>
+      <w:lvlText w:val="o"/>
+      <w:lvlJc w:val="left"/>
+      <w:pPr>
+        <w:ind w:left="1440" w:hanging="360"/>
+      </w:pPr>
+      <w:rPr>
+        <w:rFonts w:ascii="Courier New" w:hAnsi="Courier New" w:cs="Courier New" w:hint="default"/>
+      </w:rPr>
+    </w:lvl>
+    <w:lvl w:ilvl="2" w:tplc="040C0005" w:tentative="1">
+      <w:start w:val="1"/>
+      <w:numFmt w:val="bullet"/>
+      <w:lvlText w:val=""/>
+      <w:lvlJc w:val="left"/>
+      <w:pPr>
+        <w:ind w:left="2160" w:hanging="360"/>
+      </w:pPr>
+      <w:rPr>
+        <w:rFonts w:ascii="Wingdings" w:hAnsi="Wingdings" w:hint="default"/>
+      </w:rPr>
+    </w:lvl>
+    <w:lvl w:ilvl="3" w:tplc="040C0001" w:tentative="1">
+      <w:start w:val="1"/>
+      <w:numFmt w:val="bullet"/>
+      <w:lvlText w:val=""/>
+      <w:lvlJc w:val="left"/>
+      <w:pPr>
+        <w:ind w:left="2880" w:hanging="360"/>
+      </w:pPr>
+      <w:rPr>
+        <w:rFonts w:ascii="Symbol" w:hAnsi="Symbol" w:hint="default"/>
+      </w:rPr>
+    </w:lvl>
+    <w:lvl w:ilvl="4" w:tplc="040C0003" w:tentative="1">
+      <w:start w:val="1"/>
+      <w:numFmt w:val="bullet"/>
+      <w:lvlText w:val="o"/>
+      <w:lvlJc w:val="left"/>
+      <w:pPr>
+        <w:ind w:left="3600" w:hanging="360"/>
+      </w:pPr>
+      <w:rPr>
+        <w:rFonts w:ascii="Courier New" w:hAnsi="Courier New" w:cs="Courier New" w:hint="default"/>
+      </w:rPr>
+    </w:lvl>
+    <w:lvl w:ilvl="5" w:tplc="040C0005" w:tentative="1">
+      <w:start w:val="1"/>
+      <w:numFmt w:val="bullet"/>
+      <w:lvlText w:val=""/>
+      <w:lvlJc w:val="left"/>
+      <w:pPr>
+        <w:ind w:left="4320" w:hanging="360"/>
+      </w:pPr>
+      <w:rPr>
+        <w:rFonts w:ascii="Wingdings" w:hAnsi="Wingdings" w:hint="default"/>
+      </w:rPr>
+    </w:lvl>
+    <w:lvl w:ilvl="6" w:tplc="040C0001" w:tentative="1">
+      <w:start w:val="1"/>
+      <w:numFmt w:val="bullet"/>
+      <w:lvlText w:val=""/>
+      <w:lvlJc w:val="left"/>
+      <w:pPr>
+        <w:ind w:left="5040" w:hanging="360"/>
+      </w:pPr>
+      <w:rPr>
+        <w:rFonts w:ascii="Symbol" w:hAnsi="Symbol" w:hint="default"/>
+      </w:rPr>
+    </w:lvl>
+    <w:lvl w:ilvl="7" w:tplc="040C0003" w:tentative="1">
+      <w:start w:val="1"/>
+      <w:numFmt w:val="bullet"/>
+      <w:lvlText w:val="o"/>
+      <w:lvlJc w:val="left"/>
+      <w:pPr>
+        <w:ind w:left="5760" w:hanging="360"/>
+      </w:pPr>
+      <w:rPr>
+        <w:rFonts w:ascii="Courier New" w:hAnsi="Courier New" w:cs="Courier New" w:hint="default"/>
+      </w:rPr>
+    </w:lvl>
+    <w:lvl w:ilvl="8" w:tplc="040C0005" w:tentative="1">
+      <w:start w:val="1"/>
+      <w:numFmt w:val="bullet"/>
+      <w:lvlText w:val=""/>
+      <w:lvlJc w:val="left"/>
+      <w:pPr>
+        <w:ind w:left="6480" w:hanging="360"/>
+      </w:pPr>
+      <w:rPr>
+        <w:rFonts w:ascii="Wingdings" w:hAnsi="Wingdings" w:hint="default"/>
+      </w:rPr>
+    </w:lvl>
+  </w:abstractNum>
+  <w:num w:numId="1">
+    <w:abstractNumId w:val="1"/>
+  </w:num>
+  <w:num w:numId="2">
+    <w:abstractNumId w:val="0"/>
+  </w:num>
+</w:numbering>
 </file>
 
 <file path=word/styles.xml><?xml version="1.0" encoding="utf-8"?>
@@ -1532,6 +2100,17 @@
       <w14:ligatures w14:val="none"/>
     </w:rPr>
   </w:style>
+  <w:style w:type="paragraph" w:styleId="Paragraphedeliste">
+    <w:name w:val="List Paragraph"/>
+    <w:basedOn w:val="Normal"/>
+    <w:uiPriority w:val="34"/>
+    <w:qFormat/>
+    <w:rsid w:val="0028051C"/>
+    <w:pPr>
+      <w:ind w:left="720"/>
+      <w:contextualSpacing/>
+    </w:pPr>
+  </w:style>
 </w:styles>
 </file>
 

--- a/Atelier Prompt.docx
+++ b/Atelier Prompt.docx
@@ -1020,9 +1020,385 @@
         </w:drawing>
       </w:r>
     </w:p>
+    <w:p>
+      <w:pPr>
+        <w:spacing w:after="0" w:line="240" w:lineRule="auto"/>
+        <w:jc w:val="both"/>
+        <w:rPr>
+          <w:rFonts w:ascii="Times New Roman" w:hAnsi="Times New Roman" w:cs="Times New Roman"/>
+          <w:color w:val="1F4E79" w:themeColor="accent5" w:themeShade="80"/>
+          <w:sz w:val="24"/>
+          <w:szCs w:val="24"/>
+        </w:rPr>
+      </w:pPr>
+    </w:p>
+    <w:p>
+      <w:pPr>
+        <w:pStyle w:val="Paragraphedeliste"/>
+        <w:numPr>
+          <w:ilvl w:val="0"/>
+          <w:numId w:val="2"/>
+        </w:numPr>
+        <w:spacing w:after="0" w:line="240" w:lineRule="auto"/>
+        <w:jc w:val="both"/>
+        <w:rPr>
+          <w:rFonts w:ascii="Times New Roman" w:hAnsi="Times New Roman" w:cs="Times New Roman"/>
+          <w:b/>
+          <w:bCs/>
+          <w:color w:val="1F4E79" w:themeColor="accent5" w:themeShade="80"/>
+          <w:sz w:val="24"/>
+          <w:szCs w:val="24"/>
+        </w:rPr>
+      </w:pPr>
+      <w:r>
+        <w:rPr>
+          <w:rFonts w:ascii="Times New Roman" w:hAnsi="Times New Roman" w:cs="Times New Roman"/>
+          <w:b/>
+          <w:bCs/>
+          <w:color w:val="000000"/>
+          <w:kern w:val="0"/>
+          <w:sz w:val="24"/>
+          <w:szCs w:val="24"/>
+        </w:rPr>
+        <w:t>One</w:t>
+      </w:r>
+      <w:r>
+        <w:rPr>
+          <w:rFonts w:ascii="Times New Roman" w:hAnsi="Times New Roman" w:cs="Times New Roman"/>
+          <w:b/>
+          <w:bCs/>
+          <w:color w:val="000000"/>
+          <w:kern w:val="0"/>
+          <w:sz w:val="24"/>
+          <w:szCs w:val="24"/>
+        </w:rPr>
+        <w:t>-shot</w:t>
+      </w:r>
+    </w:p>
+    <w:p>
+      <w:pPr>
+        <w:spacing w:after="0" w:line="240" w:lineRule="auto"/>
+        <w:jc w:val="both"/>
+        <w:rPr>
+          <w:rFonts w:ascii="Times New Roman" w:hAnsi="Times New Roman" w:cs="Times New Roman"/>
+          <w:color w:val="1F4E79" w:themeColor="accent5" w:themeShade="80"/>
+          <w:sz w:val="24"/>
+          <w:szCs w:val="24"/>
+        </w:rPr>
+      </w:pPr>
+    </w:p>
+    <w:p>
+      <w:pPr>
+        <w:pStyle w:val="isselectedend"/>
+        <w:spacing w:before="0" w:beforeAutospacing="0" w:after="0" w:afterAutospacing="0"/>
+        <w:ind w:left="708"/>
+        <w:rPr>
+          <w:color w:val="2F5496" w:themeColor="accent1" w:themeShade="BF"/>
+        </w:rPr>
+      </w:pPr>
+      <w:r>
+        <w:rPr>
+          <w:color w:val="2F5496" w:themeColor="accent1" w:themeShade="BF"/>
+        </w:rPr>
+        <w:t xml:space="preserve">Tu dois classer des commentaires clients dans l'une des trois classes suivantes : </w:t>
+      </w:r>
+      <w:r>
+        <w:rPr>
+          <w:color w:val="2F5496" w:themeColor="accent1" w:themeShade="BF"/>
+        </w:rPr>
+        <w:t>"</w:t>
+      </w:r>
+      <w:r>
+        <w:rPr>
+          <w:color w:val="2F5496" w:themeColor="accent1" w:themeShade="BF"/>
+        </w:rPr>
+        <w:t xml:space="preserve">positif </w:t>
+      </w:r>
+      <w:r>
+        <w:rPr>
+          <w:color w:val="2F5496" w:themeColor="accent1" w:themeShade="BF"/>
+        </w:rPr>
+        <w:t>"</w:t>
+      </w:r>
+      <w:r>
+        <w:rPr>
+          <w:color w:val="2F5496" w:themeColor="accent1" w:themeShade="BF"/>
+        </w:rPr>
+        <w:t xml:space="preserve">, </w:t>
+      </w:r>
+      <w:r>
+        <w:rPr>
+          <w:color w:val="2F5496" w:themeColor="accent1" w:themeShade="BF"/>
+        </w:rPr>
+        <w:t>"</w:t>
+      </w:r>
+      <w:r>
+        <w:rPr>
+          <w:color w:val="2F5496" w:themeColor="accent1" w:themeShade="BF"/>
+        </w:rPr>
+        <w:t xml:space="preserve">négatif </w:t>
+      </w:r>
+      <w:r>
+        <w:rPr>
+          <w:color w:val="2F5496" w:themeColor="accent1" w:themeShade="BF"/>
+        </w:rPr>
+        <w:t>"</w:t>
+      </w:r>
+      <w:r>
+        <w:rPr>
+          <w:color w:val="2F5496" w:themeColor="accent1" w:themeShade="BF"/>
+        </w:rPr>
+        <w:t xml:space="preserve"> ou </w:t>
+      </w:r>
+      <w:r>
+        <w:rPr>
+          <w:color w:val="2F5496" w:themeColor="accent1" w:themeShade="BF"/>
+        </w:rPr>
+        <w:t>"</w:t>
+      </w:r>
+      <w:r>
+        <w:rPr>
+          <w:color w:val="2F5496" w:themeColor="accent1" w:themeShade="BF"/>
+        </w:rPr>
+        <w:t xml:space="preserve"> neutre</w:t>
+      </w:r>
+      <w:r>
+        <w:rPr>
+          <w:color w:val="2F5496" w:themeColor="accent1" w:themeShade="BF"/>
+        </w:rPr>
+        <w:t>"</w:t>
+      </w:r>
+      <w:r>
+        <w:rPr>
+          <w:color w:val="2F5496" w:themeColor="accent1" w:themeShade="BF"/>
+        </w:rPr>
+        <w:t>.</w:t>
+      </w:r>
+    </w:p>
+    <w:p>
+      <w:pPr>
+        <w:pStyle w:val="isselectedend"/>
+        <w:spacing w:before="0" w:beforeAutospacing="0" w:after="0" w:afterAutospacing="0"/>
+        <w:ind w:left="708"/>
+        <w:rPr>
+          <w:b/>
+          <w:bCs/>
+          <w:color w:val="2F5496" w:themeColor="accent1" w:themeShade="BF"/>
+        </w:rPr>
+      </w:pPr>
+      <w:r>
+        <w:rPr>
+          <w:rStyle w:val="lev"/>
+          <w:b w:val="0"/>
+          <w:bCs w:val="0"/>
+          <w:color w:val="2F5496" w:themeColor="accent1" w:themeShade="BF"/>
+        </w:rPr>
+        <w:t>Exemple :</w:t>
+      </w:r>
+    </w:p>
+    <w:p>
+      <w:pPr>
+        <w:pStyle w:val="isselectedend"/>
+        <w:spacing w:before="0" w:beforeAutospacing="0" w:after="0" w:afterAutospacing="0"/>
+        <w:ind w:left="708"/>
+        <w:rPr>
+          <w:color w:val="2F5496" w:themeColor="accent1" w:themeShade="BF"/>
+        </w:rPr>
+      </w:pPr>
+      <w:r>
+        <w:rPr>
+          <w:color w:val="2F5496" w:themeColor="accent1" w:themeShade="BF"/>
+        </w:rPr>
+        <w:t xml:space="preserve">Commentaire : </w:t>
+      </w:r>
+      <w:r>
+        <w:rPr>
+          <w:color w:val="2F5496" w:themeColor="accent1" w:themeShade="BF"/>
+        </w:rPr>
+        <w:t>"</w:t>
+      </w:r>
+      <w:r>
+        <w:rPr>
+          <w:color w:val="2F5496" w:themeColor="accent1" w:themeShade="BF"/>
+        </w:rPr>
+        <w:t>Le produit est excellent et fonctionne parfaitement.</w:t>
+      </w:r>
+      <w:r>
+        <w:rPr>
+          <w:color w:val="2F5496" w:themeColor="accent1" w:themeShade="BF"/>
+        </w:rPr>
+        <w:t>"</w:t>
+      </w:r>
+      <w:r>
+        <w:rPr>
+          <w:color w:val="2F5496" w:themeColor="accent1" w:themeShade="BF"/>
+        </w:rPr>
+        <w:br/>
+        <w:t>Classe : positif</w:t>
+      </w:r>
+    </w:p>
+    <w:p>
+      <w:pPr>
+        <w:pStyle w:val="isselectedend"/>
+        <w:spacing w:before="0" w:beforeAutospacing="0" w:after="0" w:afterAutospacing="0"/>
+        <w:ind w:left="708"/>
+        <w:rPr>
+          <w:b/>
+          <w:bCs/>
+          <w:color w:val="2F5496" w:themeColor="accent1" w:themeShade="BF"/>
+        </w:rPr>
+      </w:pPr>
+      <w:r>
+        <w:rPr>
+          <w:rStyle w:val="lev"/>
+          <w:b w:val="0"/>
+          <w:bCs w:val="0"/>
+          <w:color w:val="2F5496" w:themeColor="accent1" w:themeShade="BF"/>
+        </w:rPr>
+        <w:lastRenderedPageBreak/>
+        <w:t>À classer :</w:t>
+      </w:r>
+      <w:r>
+        <w:rPr>
+          <w:b/>
+          <w:bCs/>
+          <w:color w:val="2F5496" w:themeColor="accent1" w:themeShade="BF"/>
+        </w:rPr>
+        <w:t xml:space="preserve"> </w:t>
+      </w:r>
+      <w:r>
+        <w:rPr>
+          <w:color w:val="2F5496" w:themeColor="accent1" w:themeShade="BF"/>
+        </w:rPr>
+        <w:t xml:space="preserve">Commentaire : </w:t>
+      </w:r>
+      <w:r>
+        <w:rPr>
+          <w:color w:val="2F5496" w:themeColor="accent1" w:themeShade="BF"/>
+        </w:rPr>
+        <w:t>"</w:t>
+      </w:r>
+      <w:r>
+        <w:rPr>
+          <w:color w:val="2F5496" w:themeColor="accent1" w:themeShade="BF"/>
+        </w:rPr>
+        <w:t xml:space="preserve"> Le service est rapide mais l'application plante régulièrement. </w:t>
+      </w:r>
+      <w:r>
+        <w:rPr>
+          <w:color w:val="2F5496" w:themeColor="accent1" w:themeShade="BF"/>
+        </w:rPr>
+        <w:t>"</w:t>
+      </w:r>
+    </w:p>
+    <w:p>
+      <w:pPr>
+        <w:pStyle w:val="NormalWeb"/>
+        <w:spacing w:before="0" w:beforeAutospacing="0" w:after="0" w:afterAutospacing="0"/>
+        <w:ind w:left="708"/>
+        <w:rPr>
+          <w:color w:val="2F5496" w:themeColor="accent1" w:themeShade="BF"/>
+        </w:rPr>
+      </w:pPr>
+      <w:r>
+        <w:rPr>
+          <w:color w:val="2F5496" w:themeColor="accent1" w:themeShade="BF"/>
+        </w:rPr>
+        <w:t>Donne uniquement la classe</w:t>
+      </w:r>
+    </w:p>
+    <w:p>
+      <w:pPr>
+        <w:pStyle w:val="NormalWeb"/>
+        <w:spacing w:before="0" w:beforeAutospacing="0" w:after="0" w:afterAutospacing="0"/>
+        <w:ind w:left="708"/>
+        <w:rPr>
+          <w:color w:val="2F5496" w:themeColor="accent1" w:themeShade="BF"/>
+        </w:rPr>
+      </w:pPr>
+    </w:p>
+    <w:p>
+      <w:pPr>
+        <w:spacing w:after="0" w:line="240" w:lineRule="auto"/>
+        <w:jc w:val="center"/>
+        <w:rPr>
+          <w:rFonts w:ascii="Times New Roman" w:hAnsi="Times New Roman" w:cs="Times New Roman"/>
+          <w:color w:val="1F4E79" w:themeColor="accent5" w:themeShade="80"/>
+          <w:sz w:val="24"/>
+          <w:szCs w:val="24"/>
+        </w:rPr>
+      </w:pPr>
+      <w:r>
+        <w:rPr>
+          <w:rFonts w:ascii="Times New Roman" w:hAnsi="Times New Roman" w:cs="Times New Roman"/>
+          <w:color w:val="1F4E79" w:themeColor="accent5" w:themeShade="80"/>
+          <w:sz w:val="24"/>
+          <w:szCs w:val="24"/>
+        </w:rPr>
+        <w:drawing>
+          <wp:inline distT="0" distB="0" distL="0" distR="0" wp14:anchorId="3D558F21" wp14:editId="63A14EFE">
+            <wp:extent cx="2876467" cy="688274"/>
+            <wp:effectExtent l="0" t="0" r="635" b="0"/>
+            <wp:docPr id="4" name="Image 4"/>
+            <wp:cNvGraphicFramePr>
+              <a:graphicFrameLocks xmlns:a="http://schemas.openxmlformats.org/drawingml/2006/main" noChangeAspect="1"/>
+            </wp:cNvGraphicFramePr>
+            <a:graphic xmlns:a="http://schemas.openxmlformats.org/drawingml/2006/main">
+              <a:graphicData uri="http://schemas.openxmlformats.org/drawingml/2006/picture">
+                <pic:pic xmlns:pic="http://schemas.openxmlformats.org/drawingml/2006/picture">
+                  <pic:nvPicPr>
+                    <pic:cNvPr id="1" name=""/>
+                    <pic:cNvPicPr/>
+                  </pic:nvPicPr>
+                  <pic:blipFill>
+                    <a:blip r:embed="rId11"/>
+                    <a:stretch>
+                      <a:fillRect/>
+                    </a:stretch>
+                  </pic:blipFill>
+                  <pic:spPr>
+                    <a:xfrm>
+                      <a:off x="0" y="0"/>
+                      <a:ext cx="2997151" cy="717151"/>
+                    </a:xfrm>
+                    <a:prstGeom prst="rect">
+                      <a:avLst/>
+                    </a:prstGeom>
+                  </pic:spPr>
+                </pic:pic>
+              </a:graphicData>
+            </a:graphic>
+          </wp:inline>
+        </w:drawing>
+      </w:r>
+    </w:p>
+    <w:p>
+      <w:pPr>
+        <w:spacing w:after="0" w:line="240" w:lineRule="auto"/>
+        <w:jc w:val="center"/>
+        <w:rPr>
+          <w:rFonts w:ascii="Times New Roman" w:hAnsi="Times New Roman" w:cs="Times New Roman"/>
+          <w:color w:val="1F4E79" w:themeColor="accent5" w:themeShade="80"/>
+          <w:sz w:val="24"/>
+          <w:szCs w:val="24"/>
+        </w:rPr>
+      </w:pPr>
+    </w:p>
+    <w:p>
+      <w:pPr>
+        <w:spacing w:after="0" w:line="240" w:lineRule="auto"/>
+        <w:jc w:val="center"/>
+        <w:rPr>
+          <w:rFonts w:ascii="Times New Roman" w:hAnsi="Times New Roman" w:cs="Times New Roman"/>
+          <w:color w:val="1F4E79" w:themeColor="accent5" w:themeShade="80"/>
+          <w:sz w:val="24"/>
+          <w:szCs w:val="24"/>
+        </w:rPr>
+      </w:pPr>
+    </w:p>
     <w:sectPr>
-      <w:headerReference w:type="default" r:id="rId11"/>
-      <w:footerReference w:type="default" r:id="rId12"/>
+      <w:headerReference w:type="default" r:id="rId12"/>
+      <w:footerReference w:type="default" r:id="rId13"/>
       <w:pgSz w:w="11906" w:h="16838"/>
       <w:pgMar w:top="1417" w:right="1417" w:bottom="1417" w:left="1417" w:header="708" w:footer="708" w:gutter="0"/>
       <w:pgBorders w:offsetFrom="page">
@@ -2111,6 +2487,33 @@
       <w:contextualSpacing/>
     </w:pPr>
   </w:style>
+  <w:style w:type="paragraph" w:customStyle="1" w:styleId="isselectedend">
+    <w:name w:val="isselectedend"/>
+    <w:basedOn w:val="Normal"/>
+    <w:rsid w:val="00081B27"/>
+    <w:pPr>
+      <w:spacing w:before="100" w:beforeAutospacing="1" w:after="100" w:afterAutospacing="1" w:line="240" w:lineRule="auto"/>
+    </w:pPr>
+    <w:rPr>
+      <w:rFonts w:ascii="Times New Roman" w:eastAsia="Times New Roman" w:hAnsi="Times New Roman" w:cs="Times New Roman"/>
+      <w:kern w:val="0"/>
+      <w:sz w:val="24"/>
+      <w:szCs w:val="24"/>
+      <w:lang w:eastAsia="fr-FR"/>
+      <w14:ligatures w14:val="none"/>
+    </w:rPr>
+  </w:style>
+  <w:style w:type="character" w:styleId="lev">
+    <w:name w:val="Strong"/>
+    <w:basedOn w:val="Policepardfaut"/>
+    <w:uiPriority w:val="22"/>
+    <w:qFormat/>
+    <w:rsid w:val="00081B27"/>
+    <w:rPr>
+      <w:b/>
+      <w:bCs/>
+    </w:rPr>
+  </w:style>
 </w:styles>
 </file>
 

--- a/Atelier Prompt.docx
+++ b/Atelier Prompt.docx
@@ -1386,6 +1386,398 @@
     </w:p>
     <w:p>
       <w:pPr>
+        <w:pStyle w:val="Paragraphedeliste"/>
+        <w:numPr>
+          <w:ilvl w:val="0"/>
+          <w:numId w:val="2"/>
+        </w:numPr>
+        <w:spacing w:after="0" w:line="240" w:lineRule="auto"/>
+        <w:jc w:val="both"/>
+        <w:rPr>
+          <w:rFonts w:ascii="Times New Roman" w:hAnsi="Times New Roman" w:cs="Times New Roman"/>
+          <w:b/>
+          <w:bCs/>
+          <w:color w:val="1F4E79" w:themeColor="accent5" w:themeShade="80"/>
+          <w:sz w:val="24"/>
+          <w:szCs w:val="24"/>
+        </w:rPr>
+      </w:pPr>
+      <w:r>
+        <w:rPr>
+          <w:rFonts w:ascii="Times New Roman" w:hAnsi="Times New Roman" w:cs="Times New Roman"/>
+          <w:b/>
+          <w:bCs/>
+          <w:color w:val="000000"/>
+          <w:kern w:val="0"/>
+          <w:sz w:val="24"/>
+          <w:szCs w:val="24"/>
+        </w:rPr>
+        <w:t>few</w:t>
+      </w:r>
+      <w:r>
+        <w:rPr>
+          <w:rFonts w:ascii="Times New Roman" w:hAnsi="Times New Roman" w:cs="Times New Roman"/>
+          <w:b/>
+          <w:bCs/>
+          <w:color w:val="000000"/>
+          <w:kern w:val="0"/>
+          <w:sz w:val="24"/>
+          <w:szCs w:val="24"/>
+        </w:rPr>
+        <w:t>-shot</w:t>
+      </w:r>
+    </w:p>
+    <w:p>
+      <w:pPr>
+        <w:spacing w:after="0" w:line="240" w:lineRule="auto"/>
+        <w:rPr>
+          <w:rFonts w:ascii="Times New Roman" w:hAnsi="Times New Roman" w:cs="Times New Roman"/>
+          <w:color w:val="1F4E79" w:themeColor="accent5" w:themeShade="80"/>
+          <w:sz w:val="24"/>
+          <w:szCs w:val="24"/>
+        </w:rPr>
+      </w:pPr>
+    </w:p>
+    <w:p>
+      <w:pPr>
+        <w:pStyle w:val="isselectedend"/>
+        <w:spacing w:before="0" w:beforeAutospacing="0" w:after="0" w:afterAutospacing="0"/>
+        <w:ind w:left="708"/>
+        <w:rPr>
+          <w:color w:val="2F5496" w:themeColor="accent1" w:themeShade="BF"/>
+        </w:rPr>
+      </w:pPr>
+      <w:r>
+        <w:rPr>
+          <w:color w:val="2F5496" w:themeColor="accent1" w:themeShade="BF"/>
+        </w:rPr>
+        <w:t xml:space="preserve">Tu dois classer les commentaires clients dans l'une des trois classes suivantes : </w:t>
+      </w:r>
+      <w:r>
+        <w:rPr>
+          <w:color w:val="2F5496" w:themeColor="accent1" w:themeShade="BF"/>
+        </w:rPr>
+        <w:t>"</w:t>
+      </w:r>
+      <w:r>
+        <w:rPr>
+          <w:color w:val="2F5496" w:themeColor="accent1" w:themeShade="BF"/>
+        </w:rPr>
+        <w:t xml:space="preserve">positif </w:t>
+      </w:r>
+      <w:r>
+        <w:rPr>
+          <w:color w:val="2F5496" w:themeColor="accent1" w:themeShade="BF"/>
+        </w:rPr>
+        <w:t>"</w:t>
+      </w:r>
+      <w:r>
+        <w:rPr>
+          <w:color w:val="2F5496" w:themeColor="accent1" w:themeShade="BF"/>
+        </w:rPr>
+        <w:t xml:space="preserve">, </w:t>
+      </w:r>
+      <w:r>
+        <w:rPr>
+          <w:color w:val="2F5496" w:themeColor="accent1" w:themeShade="BF"/>
+        </w:rPr>
+        <w:t>"</w:t>
+      </w:r>
+      <w:r>
+        <w:rPr>
+          <w:color w:val="2F5496" w:themeColor="accent1" w:themeShade="BF"/>
+        </w:rPr>
+        <w:t xml:space="preserve">négatif </w:t>
+      </w:r>
+      <w:r>
+        <w:rPr>
+          <w:color w:val="2F5496" w:themeColor="accent1" w:themeShade="BF"/>
+        </w:rPr>
+        <w:t>"</w:t>
+      </w:r>
+      <w:r>
+        <w:rPr>
+          <w:color w:val="2F5496" w:themeColor="accent1" w:themeShade="BF"/>
+        </w:rPr>
+        <w:t xml:space="preserve"> ou </w:t>
+      </w:r>
+      <w:r>
+        <w:rPr>
+          <w:color w:val="2F5496" w:themeColor="accent1" w:themeShade="BF"/>
+        </w:rPr>
+        <w:t>"</w:t>
+      </w:r>
+      <w:r>
+        <w:rPr>
+          <w:color w:val="2F5496" w:themeColor="accent1" w:themeShade="BF"/>
+        </w:rPr>
+        <w:t xml:space="preserve"> neutre </w:t>
+      </w:r>
+      <w:r>
+        <w:rPr>
+          <w:color w:val="2F5496" w:themeColor="accent1" w:themeShade="BF"/>
+        </w:rPr>
+        <w:t>"</w:t>
+      </w:r>
+      <w:r>
+        <w:rPr>
+          <w:color w:val="2F5496" w:themeColor="accent1" w:themeShade="BF"/>
+        </w:rPr>
+        <w:t>.</w:t>
+      </w:r>
+    </w:p>
+    <w:p>
+      <w:pPr>
+        <w:pStyle w:val="isselectedend"/>
+        <w:spacing w:before="0" w:beforeAutospacing="0" w:after="0" w:afterAutospacing="0"/>
+        <w:ind w:left="708"/>
+        <w:rPr>
+          <w:color w:val="2F5496" w:themeColor="accent1" w:themeShade="BF"/>
+        </w:rPr>
+      </w:pPr>
+      <w:r>
+        <w:rPr>
+          <w:color w:val="2F5496" w:themeColor="accent1" w:themeShade="BF"/>
+        </w:rPr>
+        <w:t>Voici quelques exemples :</w:t>
+      </w:r>
+    </w:p>
+    <w:p>
+      <w:pPr>
+        <w:pStyle w:val="isselectedend"/>
+        <w:spacing w:before="0" w:beforeAutospacing="0" w:after="0" w:afterAutospacing="0"/>
+        <w:ind w:left="708"/>
+        <w:rPr>
+          <w:color w:val="2F5496" w:themeColor="accent1" w:themeShade="BF"/>
+        </w:rPr>
+      </w:pPr>
+      <w:r>
+        <w:rPr>
+          <w:rStyle w:val="lev"/>
+          <w:b w:val="0"/>
+          <w:bCs w:val="0"/>
+          <w:color w:val="2F5496" w:themeColor="accent1" w:themeShade="BF"/>
+        </w:rPr>
+        <w:t>Exemple 1</w:t>
+      </w:r>
+      <w:r>
+        <w:rPr>
+          <w:color w:val="2F5496" w:themeColor="accent1" w:themeShade="BF"/>
+        </w:rPr>
+        <w:br/>
+        <w:t xml:space="preserve">Commentaire : </w:t>
+      </w:r>
+      <w:r>
+        <w:rPr>
+          <w:color w:val="2F5496" w:themeColor="accent1" w:themeShade="BF"/>
+        </w:rPr>
+        <w:t>"</w:t>
+      </w:r>
+      <w:r>
+        <w:rPr>
+          <w:color w:val="2F5496" w:themeColor="accent1" w:themeShade="BF"/>
+        </w:rPr>
+        <w:t xml:space="preserve"> Le produit est excellent et fonctionne parfaitement. </w:t>
+      </w:r>
+      <w:r>
+        <w:rPr>
+          <w:color w:val="2F5496" w:themeColor="accent1" w:themeShade="BF"/>
+        </w:rPr>
+        <w:t>"</w:t>
+      </w:r>
+      <w:r>
+        <w:rPr>
+          <w:color w:val="2F5496" w:themeColor="accent1" w:themeShade="BF"/>
+        </w:rPr>
+        <w:br/>
+        <w:t>Classe : positif</w:t>
+      </w:r>
+    </w:p>
+    <w:p>
+      <w:pPr>
+        <w:pStyle w:val="isselectedend"/>
+        <w:spacing w:before="0" w:beforeAutospacing="0" w:after="0" w:afterAutospacing="0"/>
+        <w:ind w:left="708"/>
+        <w:rPr>
+          <w:color w:val="2F5496" w:themeColor="accent1" w:themeShade="BF"/>
+        </w:rPr>
+      </w:pPr>
+      <w:r>
+        <w:rPr>
+          <w:rStyle w:val="lev"/>
+          <w:b w:val="0"/>
+          <w:bCs w:val="0"/>
+          <w:color w:val="2F5496" w:themeColor="accent1" w:themeShade="BF"/>
+        </w:rPr>
+        <w:t>Exemple 2</w:t>
+      </w:r>
+      <w:r>
+        <w:rPr>
+          <w:color w:val="2F5496" w:themeColor="accent1" w:themeShade="BF"/>
+        </w:rPr>
+        <w:br/>
+        <w:t xml:space="preserve">Commentaire : </w:t>
+      </w:r>
+      <w:r>
+        <w:rPr>
+          <w:color w:val="2F5496" w:themeColor="accent1" w:themeShade="BF"/>
+        </w:rPr>
+        <w:t>"</w:t>
+      </w:r>
+      <w:r>
+        <w:rPr>
+          <w:color w:val="2F5496" w:themeColor="accent1" w:themeShade="BF"/>
+        </w:rPr>
+        <w:t xml:space="preserve"> Le produit est souvent en panne et le service client ne répond pas. </w:t>
+      </w:r>
+      <w:r>
+        <w:rPr>
+          <w:color w:val="2F5496" w:themeColor="accent1" w:themeShade="BF"/>
+        </w:rPr>
+        <w:t>"</w:t>
+      </w:r>
+      <w:r>
+        <w:rPr>
+          <w:color w:val="2F5496" w:themeColor="accent1" w:themeShade="BF"/>
+        </w:rPr>
+        <w:br/>
+        <w:t>Classe : négatif</w:t>
+      </w:r>
+    </w:p>
+    <w:p>
+      <w:pPr>
+        <w:pStyle w:val="isselectedend"/>
+        <w:spacing w:before="0" w:beforeAutospacing="0" w:after="0" w:afterAutospacing="0"/>
+        <w:ind w:left="708"/>
+        <w:rPr>
+          <w:color w:val="2F5496" w:themeColor="accent1" w:themeShade="BF"/>
+        </w:rPr>
+      </w:pPr>
+      <w:r>
+        <w:rPr>
+          <w:rStyle w:val="lev"/>
+          <w:b w:val="0"/>
+          <w:bCs w:val="0"/>
+          <w:color w:val="2F5496" w:themeColor="accent1" w:themeShade="BF"/>
+        </w:rPr>
+        <w:t>Exemple 3</w:t>
+      </w:r>
+      <w:r>
+        <w:rPr>
+          <w:color w:val="2F5496" w:themeColor="accent1" w:themeShade="BF"/>
+        </w:rPr>
+        <w:br/>
+        <w:t xml:space="preserve">Commentaire : </w:t>
+      </w:r>
+      <w:r>
+        <w:rPr>
+          <w:color w:val="2F5496" w:themeColor="accent1" w:themeShade="BF"/>
+        </w:rPr>
+        <w:t>"</w:t>
+      </w:r>
+      <w:r>
+        <w:rPr>
+          <w:color w:val="2F5496" w:themeColor="accent1" w:themeShade="BF"/>
+        </w:rPr>
+        <w:t xml:space="preserve"> J'ai utilisé le produit hier, sans problème particulier. </w:t>
+      </w:r>
+      <w:r>
+        <w:rPr>
+          <w:color w:val="2F5496" w:themeColor="accent1" w:themeShade="BF"/>
+        </w:rPr>
+        <w:t>"</w:t>
+      </w:r>
+      <w:r>
+        <w:rPr>
+          <w:color w:val="2F5496" w:themeColor="accent1" w:themeShade="BF"/>
+        </w:rPr>
+        <w:br/>
+        <w:t>Classe : neutre</w:t>
+      </w:r>
+    </w:p>
+    <w:p>
+      <w:pPr>
+        <w:pStyle w:val="isselectedend"/>
+        <w:spacing w:before="0" w:beforeAutospacing="0" w:after="0" w:afterAutospacing="0"/>
+        <w:ind w:left="708"/>
+        <w:rPr>
+          <w:b/>
+          <w:bCs/>
+          <w:color w:val="2F5496" w:themeColor="accent1" w:themeShade="BF"/>
+        </w:rPr>
+      </w:pPr>
+      <w:r>
+        <w:rPr>
+          <w:rStyle w:val="lev"/>
+          <w:b w:val="0"/>
+          <w:bCs w:val="0"/>
+          <w:color w:val="2F5496" w:themeColor="accent1" w:themeShade="BF"/>
+        </w:rPr>
+        <w:t>À classer :</w:t>
+      </w:r>
+    </w:p>
+    <w:p>
+      <w:pPr>
+        <w:pStyle w:val="isselectedend"/>
+        <w:spacing w:before="0" w:beforeAutospacing="0" w:after="0" w:afterAutospacing="0"/>
+        <w:ind w:left="708"/>
+        <w:rPr>
+          <w:color w:val="2F5496" w:themeColor="accent1" w:themeShade="BF"/>
+        </w:rPr>
+      </w:pPr>
+      <w:r>
+        <w:rPr>
+          <w:color w:val="2F5496" w:themeColor="accent1" w:themeShade="BF"/>
+        </w:rPr>
+        <w:t xml:space="preserve">Commentaire : </w:t>
+      </w:r>
+      <w:r>
+        <w:rPr>
+          <w:color w:val="2F5496" w:themeColor="accent1" w:themeShade="BF"/>
+        </w:rPr>
+        <w:t>"</w:t>
+      </w:r>
+      <w:r>
+        <w:rPr>
+          <w:color w:val="2F5496" w:themeColor="accent1" w:themeShade="BF"/>
+        </w:rPr>
+        <w:t xml:space="preserve">Le service est rapide mais l'application plante régulièrement. </w:t>
+      </w:r>
+      <w:r>
+        <w:rPr>
+          <w:color w:val="2F5496" w:themeColor="accent1" w:themeShade="BF"/>
+        </w:rPr>
+        <w:t>"</w:t>
+      </w:r>
+    </w:p>
+    <w:p>
+      <w:pPr>
+        <w:pStyle w:val="NormalWeb"/>
+        <w:spacing w:before="0" w:beforeAutospacing="0" w:after="0" w:afterAutospacing="0"/>
+        <w:ind w:left="708"/>
+        <w:rPr>
+          <w:color w:val="2F5496" w:themeColor="accent1" w:themeShade="BF"/>
+        </w:rPr>
+      </w:pPr>
+      <w:r>
+        <w:rPr>
+          <w:color w:val="2F5496" w:themeColor="accent1" w:themeShade="BF"/>
+        </w:rPr>
+        <w:t>Donne uniquement la classe.</w:t>
+      </w:r>
+    </w:p>
+    <w:p>
+      <w:pPr>
+        <w:pStyle w:val="NormalWeb"/>
+        <w:spacing w:before="0" w:beforeAutospacing="0" w:after="0" w:afterAutospacing="0"/>
+        <w:ind w:left="708"/>
+        <w:rPr>
+          <w:color w:val="2F5496" w:themeColor="accent1" w:themeShade="BF"/>
+        </w:rPr>
+      </w:pPr>
+    </w:p>
+    <w:p>
+      <w:pPr>
         <w:spacing w:after="0" w:line="240" w:lineRule="auto"/>
         <w:jc w:val="center"/>
         <w:rPr>
@@ -1395,6 +1787,49 @@
           <w:szCs w:val="24"/>
         </w:rPr>
       </w:pPr>
+      <w:r>
+        <w:rPr>
+          <w:rFonts w:ascii="Times New Roman" w:hAnsi="Times New Roman" w:cs="Times New Roman"/>
+          <w:color w:val="1F4E79" w:themeColor="accent5" w:themeShade="80"/>
+          <w:sz w:val="24"/>
+          <w:szCs w:val="24"/>
+        </w:rPr>
+        <w:drawing>
+          <wp:inline distT="0" distB="0" distL="0" distR="0" wp14:anchorId="17E2DA1F" wp14:editId="74D686D7">
+            <wp:extent cx="2876467" cy="688274"/>
+            <wp:effectExtent l="0" t="0" r="635" b="0"/>
+            <wp:docPr id="5" name="Image 5"/>
+            <wp:cNvGraphicFramePr>
+              <a:graphicFrameLocks xmlns:a="http://schemas.openxmlformats.org/drawingml/2006/main" noChangeAspect="1"/>
+            </wp:cNvGraphicFramePr>
+            <a:graphic xmlns:a="http://schemas.openxmlformats.org/drawingml/2006/main">
+              <a:graphicData uri="http://schemas.openxmlformats.org/drawingml/2006/picture">
+                <pic:pic xmlns:pic="http://schemas.openxmlformats.org/drawingml/2006/picture">
+                  <pic:nvPicPr>
+                    <pic:cNvPr id="1" name=""/>
+                    <pic:cNvPicPr/>
+                  </pic:nvPicPr>
+                  <pic:blipFill>
+                    <a:blip r:embed="rId11"/>
+                    <a:stretch>
+                      <a:fillRect/>
+                    </a:stretch>
+                  </pic:blipFill>
+                  <pic:spPr>
+                    <a:xfrm>
+                      <a:off x="0" y="0"/>
+                      <a:ext cx="2997151" cy="717151"/>
+                    </a:xfrm>
+                    <a:prstGeom prst="rect">
+                      <a:avLst/>
+                    </a:prstGeom>
+                  </pic:spPr>
+                </pic:pic>
+              </a:graphicData>
+            </a:graphic>
+          </wp:inline>
+        </w:drawing>
+      </w:r>
     </w:p>
     <w:sectPr>
       <w:headerReference w:type="default" r:id="rId12"/>

--- a/Atelier Prompt.docx
+++ b/Atelier Prompt.docx
@@ -1831,9 +1831,525 @@
         </w:drawing>
       </w:r>
     </w:p>
+    <w:p>
+      <w:pPr>
+        <w:spacing w:after="0" w:line="240" w:lineRule="auto"/>
+        <w:jc w:val="center"/>
+        <w:rPr>
+          <w:rFonts w:ascii="Times New Roman" w:hAnsi="Times New Roman" w:cs="Times New Roman"/>
+          <w:color w:val="1F4E79" w:themeColor="accent5" w:themeShade="80"/>
+          <w:sz w:val="24"/>
+          <w:szCs w:val="24"/>
+        </w:rPr>
+      </w:pPr>
+    </w:p>
+    <w:p>
+      <w:pPr>
+        <w:pStyle w:val="Paragraphedeliste"/>
+        <w:numPr>
+          <w:ilvl w:val="0"/>
+          <w:numId w:val="2"/>
+        </w:numPr>
+        <w:spacing w:after="0" w:line="240" w:lineRule="auto"/>
+        <w:rPr>
+          <w:rFonts w:ascii="Times New Roman" w:hAnsi="Times New Roman" w:cs="Times New Roman"/>
+          <w:b/>
+          <w:bCs/>
+          <w:color w:val="1F4E79" w:themeColor="accent5" w:themeShade="80"/>
+          <w:sz w:val="24"/>
+          <w:szCs w:val="24"/>
+        </w:rPr>
+      </w:pPr>
+      <w:r>
+        <w:rPr>
+          <w:rFonts w:ascii="Times New Roman" w:hAnsi="Times New Roman" w:cs="Times New Roman"/>
+          <w:b/>
+          <w:bCs/>
+          <w:kern w:val="0"/>
+          <w:sz w:val="21"/>
+          <w:szCs w:val="21"/>
+        </w:rPr>
+        <w:t>prompt structuré</w:t>
+      </w:r>
+    </w:p>
+    <w:p>
+      <w:pPr>
+        <w:spacing w:after="0" w:line="240" w:lineRule="auto"/>
+        <w:rPr>
+          <w:rFonts w:ascii="Times New Roman" w:hAnsi="Times New Roman" w:cs="Times New Roman"/>
+          <w:b/>
+          <w:bCs/>
+          <w:color w:val="1F4E79" w:themeColor="accent5" w:themeShade="80"/>
+          <w:sz w:val="24"/>
+          <w:szCs w:val="24"/>
+        </w:rPr>
+      </w:pPr>
+    </w:p>
+    <w:p>
+      <w:pPr>
+        <w:spacing w:after="0" w:line="240" w:lineRule="auto"/>
+        <w:ind w:left="708"/>
+        <w:rPr>
+          <w:rFonts w:ascii="Times New Roman" w:eastAsia="Times New Roman" w:hAnsi="Times New Roman" w:cs="Times New Roman"/>
+          <w:color w:val="2F5496" w:themeColor="accent1" w:themeShade="BF"/>
+          <w:kern w:val="0"/>
+          <w:sz w:val="24"/>
+          <w:szCs w:val="24"/>
+          <w:lang w:eastAsia="fr-FR"/>
+          <w14:ligatures w14:val="none"/>
+        </w:rPr>
+      </w:pPr>
+      <w:r>
+        <w:rPr>
+          <w:rFonts w:ascii="Times New Roman" w:eastAsia="Times New Roman" w:hAnsi="Times New Roman" w:cs="Times New Roman"/>
+          <w:color w:val="2F5496" w:themeColor="accent1" w:themeShade="BF"/>
+          <w:kern w:val="0"/>
+          <w:sz w:val="24"/>
+          <w:szCs w:val="24"/>
+          <w:lang w:eastAsia="fr-FR"/>
+          <w14:ligatures w14:val="none"/>
+        </w:rPr>
+        <w:t>Tu es un expert en analyse des commentaires clients.</w:t>
+      </w:r>
+      <w:r>
+        <w:rPr>
+          <w:rFonts w:ascii="Times New Roman" w:eastAsia="Times New Roman" w:hAnsi="Times New Roman" w:cs="Times New Roman"/>
+          <w:color w:val="2F5496" w:themeColor="accent1" w:themeShade="BF"/>
+          <w:kern w:val="0"/>
+          <w:sz w:val="24"/>
+          <w:szCs w:val="24"/>
+          <w:lang w:eastAsia="fr-FR"/>
+          <w14:ligatures w14:val="none"/>
+        </w:rPr>
+        <w:br/>
+        <w:t>Une entreprise souhaite analyser les commentaires de ses clients afin d'identifier leur niveau de satisfaction.</w:t>
+      </w:r>
+      <w:r>
+        <w:rPr>
+          <w:rFonts w:ascii="Times New Roman" w:eastAsia="Times New Roman" w:hAnsi="Times New Roman" w:cs="Times New Roman"/>
+          <w:color w:val="2F5496" w:themeColor="accent1" w:themeShade="BF"/>
+          <w:kern w:val="0"/>
+          <w:sz w:val="24"/>
+          <w:szCs w:val="24"/>
+          <w:lang w:eastAsia="fr-FR"/>
+          <w14:ligatures w14:val="none"/>
+        </w:rPr>
+        <w:br/>
+        <w:t>Analyse le commentaire fourni et attribue-lui une seule classe parmi les classes autorisées.</w:t>
+      </w:r>
+    </w:p>
+    <w:p>
+      <w:pPr>
+        <w:spacing w:after="0" w:line="240" w:lineRule="auto"/>
+        <w:ind w:left="708"/>
+        <w:rPr>
+          <w:rFonts w:ascii="Times New Roman" w:eastAsia="Times New Roman" w:hAnsi="Times New Roman" w:cs="Times New Roman"/>
+          <w:color w:val="2F5496" w:themeColor="accent1" w:themeShade="BF"/>
+          <w:kern w:val="0"/>
+          <w:sz w:val="24"/>
+          <w:szCs w:val="24"/>
+          <w:lang w:eastAsia="fr-FR"/>
+          <w14:ligatures w14:val="none"/>
+        </w:rPr>
+      </w:pPr>
+      <w:r>
+        <w:rPr>
+          <w:rFonts w:ascii="Times New Roman" w:eastAsia="Times New Roman" w:hAnsi="Times New Roman" w:cs="Times New Roman"/>
+          <w:color w:val="2F5496" w:themeColor="accent1" w:themeShade="BF"/>
+          <w:kern w:val="0"/>
+          <w:sz w:val="24"/>
+          <w:szCs w:val="24"/>
+          <w:lang w:eastAsia="fr-FR"/>
+          <w14:ligatures w14:val="none"/>
+        </w:rPr>
+        <w:t>Classes possibles :</w:t>
+      </w:r>
+      <w:r>
+        <w:rPr>
+          <w:rFonts w:ascii="Times New Roman" w:eastAsia="Times New Roman" w:hAnsi="Times New Roman" w:cs="Times New Roman"/>
+          <w:color w:val="2F5496" w:themeColor="accent1" w:themeShade="BF"/>
+          <w:kern w:val="0"/>
+          <w:sz w:val="24"/>
+          <w:szCs w:val="24"/>
+          <w:lang w:eastAsia="fr-FR"/>
+          <w14:ligatures w14:val="none"/>
+        </w:rPr>
+        <w:t xml:space="preserve"> positif, negatif ou neutre </w:t>
+      </w:r>
+      <w:r>
+        <w:rPr>
+          <w:rFonts w:ascii="Times New Roman" w:eastAsia="Times New Roman" w:hAnsi="Times New Roman" w:cs="Times New Roman"/>
+          <w:color w:val="2F5496" w:themeColor="accent1" w:themeShade="BF"/>
+          <w:kern w:val="0"/>
+          <w:sz w:val="24"/>
+          <w:szCs w:val="24"/>
+          <w:lang w:eastAsia="fr-FR"/>
+          <w14:ligatures w14:val="none"/>
+        </w:rPr>
+        <w:br/>
+      </w:r>
+      <w:r>
+        <w:rPr>
+          <w:rFonts w:ascii="Times New Roman" w:eastAsia="Times New Roman" w:hAnsi="Times New Roman" w:cs="Times New Roman"/>
+          <w:color w:val="2F5496" w:themeColor="accent1" w:themeShade="BF"/>
+          <w:kern w:val="0"/>
+          <w:sz w:val="24"/>
+          <w:szCs w:val="24"/>
+          <w:lang w:eastAsia="fr-FR"/>
+          <w14:ligatures w14:val="none"/>
+        </w:rPr>
+        <w:t>"</w:t>
+      </w:r>
+      <w:r>
+        <w:rPr>
+          <w:rFonts w:ascii="Times New Roman" w:eastAsia="Times New Roman" w:hAnsi="Times New Roman" w:cs="Times New Roman"/>
+          <w:color w:val="2F5496" w:themeColor="accent1" w:themeShade="BF"/>
+          <w:kern w:val="0"/>
+          <w:sz w:val="24"/>
+          <w:szCs w:val="24"/>
+          <w:lang w:eastAsia="fr-FR"/>
+          <w14:ligatures w14:val="none"/>
+        </w:rPr>
+        <w:t xml:space="preserve">Le service est rapide mais l'application plante régulièrement. </w:t>
+      </w:r>
+      <w:r>
+        <w:rPr>
+          <w:rFonts w:ascii="Times New Roman" w:eastAsia="Times New Roman" w:hAnsi="Times New Roman" w:cs="Times New Roman"/>
+          <w:color w:val="2F5496" w:themeColor="accent1" w:themeShade="BF"/>
+          <w:kern w:val="0"/>
+          <w:sz w:val="24"/>
+          <w:szCs w:val="24"/>
+          <w:lang w:eastAsia="fr-FR"/>
+          <w14:ligatures w14:val="none"/>
+        </w:rPr>
+        <w:t>"</w:t>
+      </w:r>
+    </w:p>
+    <w:p>
+      <w:pPr>
+        <w:spacing w:after="0" w:line="240" w:lineRule="auto"/>
+        <w:ind w:left="708"/>
+        <w:rPr>
+          <w:rFonts w:ascii="Times New Roman" w:eastAsia="Times New Roman" w:hAnsi="Times New Roman" w:cs="Times New Roman"/>
+          <w:color w:val="2F5496" w:themeColor="accent1" w:themeShade="BF"/>
+          <w:kern w:val="0"/>
+          <w:sz w:val="24"/>
+          <w:szCs w:val="24"/>
+          <w:lang w:eastAsia="fr-FR"/>
+          <w14:ligatures w14:val="none"/>
+        </w:rPr>
+      </w:pPr>
+      <w:r>
+        <w:rPr>
+          <w:rFonts w:ascii="Times New Roman" w:eastAsia="Times New Roman" w:hAnsi="Times New Roman" w:cs="Times New Roman"/>
+          <w:color w:val="2F5496" w:themeColor="accent1" w:themeShade="BF"/>
+          <w:kern w:val="0"/>
+          <w:sz w:val="24"/>
+          <w:szCs w:val="24"/>
+          <w:lang w:eastAsia="fr-FR"/>
+          <w14:ligatures w14:val="none"/>
+        </w:rPr>
+        <w:t xml:space="preserve">Il faut </w:t>
+      </w:r>
+    </w:p>
+    <w:p>
+      <w:pPr>
+        <w:numPr>
+          <w:ilvl w:val="0"/>
+          <w:numId w:val="4"/>
+        </w:numPr>
+        <w:tabs>
+          <w:tab w:val="clear" w:pos="720"/>
+          <w:tab w:val="num" w:pos="1428"/>
+        </w:tabs>
+        <w:spacing w:after="0" w:line="240" w:lineRule="auto"/>
+        <w:ind w:left="1428"/>
+        <w:rPr>
+          <w:rFonts w:ascii="Times New Roman" w:eastAsia="Times New Roman" w:hAnsi="Times New Roman" w:cs="Times New Roman"/>
+          <w:color w:val="2F5496" w:themeColor="accent1" w:themeShade="BF"/>
+          <w:kern w:val="0"/>
+          <w:sz w:val="24"/>
+          <w:szCs w:val="24"/>
+          <w:lang w:eastAsia="fr-FR"/>
+          <w14:ligatures w14:val="none"/>
+        </w:rPr>
+      </w:pPr>
+      <w:r>
+        <w:rPr>
+          <w:rFonts w:ascii="Times New Roman" w:eastAsia="Times New Roman" w:hAnsi="Times New Roman" w:cs="Times New Roman"/>
+          <w:color w:val="2F5496" w:themeColor="accent1" w:themeShade="BF"/>
+          <w:kern w:val="0"/>
+          <w:sz w:val="24"/>
+          <w:szCs w:val="24"/>
+          <w:lang w:eastAsia="fr-FR"/>
+          <w14:ligatures w14:val="none"/>
+        </w:rPr>
+        <w:t>Choisir une seule classe.</w:t>
+      </w:r>
+    </w:p>
+    <w:p>
+      <w:pPr>
+        <w:numPr>
+          <w:ilvl w:val="0"/>
+          <w:numId w:val="4"/>
+        </w:numPr>
+        <w:tabs>
+          <w:tab w:val="clear" w:pos="720"/>
+          <w:tab w:val="num" w:pos="1428"/>
+        </w:tabs>
+        <w:spacing w:after="0" w:line="240" w:lineRule="auto"/>
+        <w:ind w:left="1428"/>
+        <w:rPr>
+          <w:rFonts w:ascii="Times New Roman" w:eastAsia="Times New Roman" w:hAnsi="Times New Roman" w:cs="Times New Roman"/>
+          <w:color w:val="2F5496" w:themeColor="accent1" w:themeShade="BF"/>
+          <w:kern w:val="0"/>
+          <w:sz w:val="24"/>
+          <w:szCs w:val="24"/>
+          <w:lang w:eastAsia="fr-FR"/>
+          <w14:ligatures w14:val="none"/>
+        </w:rPr>
+      </w:pPr>
+      <w:r>
+        <w:rPr>
+          <w:rFonts w:ascii="Times New Roman" w:eastAsia="Times New Roman" w:hAnsi="Times New Roman" w:cs="Times New Roman"/>
+          <w:color w:val="2F5496" w:themeColor="accent1" w:themeShade="BF"/>
+          <w:kern w:val="0"/>
+          <w:sz w:val="24"/>
+          <w:szCs w:val="24"/>
+          <w:lang w:eastAsia="fr-FR"/>
+          <w14:ligatures w14:val="none"/>
+        </w:rPr>
+        <w:t>Ne pas créer de nouvelle classe.</w:t>
+      </w:r>
+    </w:p>
+    <w:p>
+      <w:pPr>
+        <w:numPr>
+          <w:ilvl w:val="0"/>
+          <w:numId w:val="4"/>
+        </w:numPr>
+        <w:tabs>
+          <w:tab w:val="clear" w:pos="720"/>
+          <w:tab w:val="num" w:pos="1428"/>
+        </w:tabs>
+        <w:spacing w:after="0" w:line="240" w:lineRule="auto"/>
+        <w:ind w:left="1428"/>
+        <w:rPr>
+          <w:rFonts w:ascii="Times New Roman" w:eastAsia="Times New Roman" w:hAnsi="Times New Roman" w:cs="Times New Roman"/>
+          <w:color w:val="2F5496" w:themeColor="accent1" w:themeShade="BF"/>
+          <w:kern w:val="0"/>
+          <w:sz w:val="24"/>
+          <w:szCs w:val="24"/>
+          <w:lang w:eastAsia="fr-FR"/>
+          <w14:ligatures w14:val="none"/>
+        </w:rPr>
+      </w:pPr>
+      <w:r>
+        <w:rPr>
+          <w:rFonts w:ascii="Times New Roman" w:eastAsia="Times New Roman" w:hAnsi="Times New Roman" w:cs="Times New Roman"/>
+          <w:color w:val="2F5496" w:themeColor="accent1" w:themeShade="BF"/>
+          <w:kern w:val="0"/>
+          <w:sz w:val="24"/>
+          <w:szCs w:val="24"/>
+          <w:lang w:eastAsia="fr-FR"/>
+          <w14:ligatures w14:val="none"/>
+        </w:rPr>
+        <w:t>Prendre en compte l'ensemble du commentaire.</w:t>
+      </w:r>
+    </w:p>
+    <w:p>
+      <w:pPr>
+        <w:numPr>
+          <w:ilvl w:val="0"/>
+          <w:numId w:val="4"/>
+        </w:numPr>
+        <w:tabs>
+          <w:tab w:val="clear" w:pos="720"/>
+          <w:tab w:val="num" w:pos="1428"/>
+        </w:tabs>
+        <w:spacing w:after="0" w:line="240" w:lineRule="auto"/>
+        <w:ind w:left="1428"/>
+        <w:rPr>
+          <w:rFonts w:ascii="Times New Roman" w:eastAsia="Times New Roman" w:hAnsi="Times New Roman" w:cs="Times New Roman"/>
+          <w:color w:val="2F5496" w:themeColor="accent1" w:themeShade="BF"/>
+          <w:kern w:val="0"/>
+          <w:sz w:val="24"/>
+          <w:szCs w:val="24"/>
+          <w:lang w:eastAsia="fr-FR"/>
+          <w14:ligatures w14:val="none"/>
+        </w:rPr>
+      </w:pPr>
+      <w:r>
+        <w:rPr>
+          <w:rFonts w:ascii="Times New Roman" w:eastAsia="Times New Roman" w:hAnsi="Times New Roman" w:cs="Times New Roman"/>
+          <w:color w:val="2F5496" w:themeColor="accent1" w:themeShade="BF"/>
+          <w:kern w:val="0"/>
+          <w:sz w:val="24"/>
+          <w:szCs w:val="24"/>
+          <w:lang w:eastAsia="fr-FR"/>
+          <w14:ligatures w14:val="none"/>
+        </w:rPr>
+        <w:t>Si le commentaire contient à la fois un aspect positif et un aspect négatif, déterminer quelle tendance domine.</w:t>
+      </w:r>
+    </w:p>
+    <w:p>
+      <w:pPr>
+        <w:spacing w:after="0" w:line="240" w:lineRule="auto"/>
+        <w:ind w:left="708"/>
+        <w:rPr>
+          <w:rFonts w:ascii="Times New Roman" w:eastAsia="Times New Roman" w:hAnsi="Times New Roman" w:cs="Times New Roman"/>
+          <w:color w:val="2F5496" w:themeColor="accent1" w:themeShade="BF"/>
+          <w:kern w:val="0"/>
+          <w:sz w:val="24"/>
+          <w:szCs w:val="24"/>
+          <w:lang w:eastAsia="fr-FR"/>
+          <w14:ligatures w14:val="none"/>
+        </w:rPr>
+      </w:pPr>
+      <w:r>
+        <w:rPr>
+          <w:rFonts w:ascii="Times New Roman" w:eastAsia="Times New Roman" w:hAnsi="Times New Roman" w:cs="Times New Roman"/>
+          <w:color w:val="2F5496" w:themeColor="accent1" w:themeShade="BF"/>
+          <w:kern w:val="0"/>
+          <w:sz w:val="24"/>
+          <w:szCs w:val="24"/>
+          <w:lang w:eastAsia="fr-FR"/>
+          <w14:ligatures w14:val="none"/>
+        </w:rPr>
+        <w:t>Format de sortie :</w:t>
+      </w:r>
+    </w:p>
+    <w:p>
+      <w:pPr>
+        <w:tabs>
+          <w:tab w:val="left" w:pos="4170"/>
+        </w:tabs>
+        <w:spacing w:after="0" w:line="240" w:lineRule="auto"/>
+        <w:ind w:left="708"/>
+        <w:rPr>
+          <w:rFonts w:ascii="Times New Roman" w:eastAsia="Times New Roman" w:hAnsi="Times New Roman" w:cs="Times New Roman"/>
+          <w:color w:val="2F5496" w:themeColor="accent1" w:themeShade="BF"/>
+          <w:kern w:val="0"/>
+          <w:sz w:val="24"/>
+          <w:szCs w:val="24"/>
+          <w:lang w:eastAsia="fr-FR"/>
+          <w14:ligatures w14:val="none"/>
+        </w:rPr>
+      </w:pPr>
+      <w:r>
+        <w:rPr>
+          <w:rFonts w:ascii="Times New Roman" w:eastAsia="Times New Roman" w:hAnsi="Times New Roman" w:cs="Times New Roman"/>
+          <w:color w:val="2F5496" w:themeColor="accent1" w:themeShade="BF"/>
+          <w:kern w:val="0"/>
+          <w:sz w:val="24"/>
+          <w:szCs w:val="24"/>
+          <w:lang w:eastAsia="fr-FR"/>
+          <w14:ligatures w14:val="none"/>
+        </w:rPr>
+        <w:lastRenderedPageBreak/>
+        <w:t>Classe : positif/négatif/neutre</w:t>
+      </w:r>
+      <w:r>
+        <w:rPr>
+          <w:rFonts w:ascii="Times New Roman" w:eastAsia="Times New Roman" w:hAnsi="Times New Roman" w:cs="Times New Roman"/>
+          <w:color w:val="2F5496" w:themeColor="accent1" w:themeShade="BF"/>
+          <w:kern w:val="0"/>
+          <w:sz w:val="24"/>
+          <w:szCs w:val="24"/>
+          <w:lang w:eastAsia="fr-FR"/>
+          <w14:ligatures w14:val="none"/>
+        </w:rPr>
+        <w:br/>
+        <w:t xml:space="preserve">Justification : </w:t>
+      </w:r>
+      <w:r>
+        <w:rPr>
+          <w:rFonts w:ascii="Times New Roman" w:eastAsia="Times New Roman" w:hAnsi="Times New Roman" w:cs="Times New Roman"/>
+          <w:color w:val="2F5496" w:themeColor="accent1" w:themeShade="BF"/>
+          <w:kern w:val="0"/>
+          <w:sz w:val="24"/>
+          <w:szCs w:val="24"/>
+          <w:lang w:eastAsia="fr-FR"/>
+          <w14:ligatures w14:val="none"/>
+        </w:rPr>
+        <w:t>Explication</w:t>
+      </w:r>
+    </w:p>
+    <w:p>
+      <w:pPr>
+        <w:spacing w:after="0" w:line="240" w:lineRule="auto"/>
+        <w:rPr>
+          <w:rFonts w:ascii="Times New Roman" w:hAnsi="Times New Roman" w:cs="Times New Roman"/>
+          <w:b/>
+          <w:bCs/>
+          <w:color w:val="1F4E79" w:themeColor="accent5" w:themeShade="80"/>
+          <w:sz w:val="24"/>
+          <w:szCs w:val="24"/>
+        </w:rPr>
+      </w:pPr>
+    </w:p>
+    <w:p>
+      <w:pPr>
+        <w:spacing w:after="0" w:line="240" w:lineRule="auto"/>
+        <w:jc w:val="center"/>
+        <w:rPr>
+          <w:rFonts w:ascii="Times New Roman" w:hAnsi="Times New Roman" w:cs="Times New Roman"/>
+          <w:b/>
+          <w:bCs/>
+          <w:color w:val="1F4E79" w:themeColor="accent5" w:themeShade="80"/>
+          <w:sz w:val="24"/>
+          <w:szCs w:val="24"/>
+        </w:rPr>
+      </w:pPr>
+      <w:r>
+        <w:rPr>
+          <w:rFonts w:ascii="Times New Roman" w:hAnsi="Times New Roman" w:cs="Times New Roman"/>
+          <w:b/>
+          <w:bCs/>
+          <w:color w:val="1F4E79" w:themeColor="accent5" w:themeShade="80"/>
+          <w:sz w:val="24"/>
+          <w:szCs w:val="24"/>
+        </w:rPr>
+        <w:drawing>
+          <wp:inline distT="0" distB="0" distL="0" distR="0" wp14:anchorId="4B684FB7" wp14:editId="35F4347D">
+            <wp:extent cx="5760720" cy="920115"/>
+            <wp:effectExtent l="0" t="0" r="0" b="0"/>
+            <wp:docPr id="6" name="Image 6"/>
+            <wp:cNvGraphicFramePr>
+              <a:graphicFrameLocks xmlns:a="http://schemas.openxmlformats.org/drawingml/2006/main" noChangeAspect="1"/>
+            </wp:cNvGraphicFramePr>
+            <a:graphic xmlns:a="http://schemas.openxmlformats.org/drawingml/2006/main">
+              <a:graphicData uri="http://schemas.openxmlformats.org/drawingml/2006/picture">
+                <pic:pic xmlns:pic="http://schemas.openxmlformats.org/drawingml/2006/picture">
+                  <pic:nvPicPr>
+                    <pic:cNvPr id="1" name=""/>
+                    <pic:cNvPicPr/>
+                  </pic:nvPicPr>
+                  <pic:blipFill>
+                    <a:blip r:embed="rId12"/>
+                    <a:stretch>
+                      <a:fillRect/>
+                    </a:stretch>
+                  </pic:blipFill>
+                  <pic:spPr>
+                    <a:xfrm>
+                      <a:off x="0" y="0"/>
+                      <a:ext cx="5760720" cy="920115"/>
+                    </a:xfrm>
+                    <a:prstGeom prst="rect">
+                      <a:avLst/>
+                    </a:prstGeom>
+                  </pic:spPr>
+                </pic:pic>
+              </a:graphicData>
+            </a:graphic>
+          </wp:inline>
+        </w:drawing>
+      </w:r>
+    </w:p>
     <w:sectPr>
-      <w:headerReference w:type="default" r:id="rId12"/>
-      <w:footerReference w:type="default" r:id="rId13"/>
+      <w:headerReference w:type="default" r:id="rId13"/>
+      <w:footerReference w:type="default" r:id="rId14"/>
       <w:pgSz w:w="11906" w:h="16838"/>
       <w:pgMar w:top="1417" w:right="1417" w:bottom="1417" w:left="1417" w:header="708" w:footer="708" w:gutter="0"/>
       <w:pgBorders w:offsetFrom="page">
@@ -2178,9 +2694,158 @@
 <file path=word/numbering.xml><?xml version="1.0" encoding="utf-8"?>
 <w:numbering xmlns:wpc="http://schemas.microsoft.com/office/word/2010/wordprocessingCanvas" xmlns:cx="http://schemas.microsoft.com/office/drawing/2014/chartex" xmlns:cx1="http://schemas.microsoft.com/office/drawing/2015/9/8/chartex" xmlns:cx2="http://schemas.microsoft.com/office/drawing/2015/10/21/chartex" xmlns:cx3="http://schemas.microsoft.com/office/drawing/2016/5/9/chartex" xmlns:cx4="http://schemas.microsoft.com/office/drawing/2016/5/10/chartex" xmlns:cx5="http://schemas.microsoft.com/office/drawing/2016/5/11/chartex" xmlns:cx6="http://schemas.microsoft.com/office/drawing/2016/5/12/chartex" xmlns:cx7="http://schemas.microsoft.com/office/drawing/2016/5/13/chartex" xmlns:cx8="http://schemas.microsoft.com/office/drawing/2016/5/14/chartex" xmlns:mc="http://schemas.openxmlformats.org/markup-compatibility/2006" xmlns:aink="http://schemas.microsoft.com/office/drawing/2016/ink" xmlns:am3d="http://schemas.microsoft.com/office/drawing/2017/model3d" xmlns:o="urn:schemas-microsoft-com:office:office" xmlns:r="http://schemas.openxmlformats.org/officeDocument/2006/relationships" xmlns:m="http://schemas.openxmlformats.org/officeDocument/2006/math" xmlns:v="urn:schemas-microsoft-com:vml" xmlns:wp14="http://schemas.microsoft.com/office/word/2010/wordprocessingDrawing" xmlns:wp="http://schemas.openxmlformats.org/drawingml/2006/wordprocessingDrawing" xmlns:w10="urn:schemas-microsoft-com:office:word" xmlns:w="http://schemas.openxmlformats.org/wordprocessingml/2006/main" xmlns:w14="http://schemas.microsoft.com/office/word/2010/wordml" xmlns:w15="http://schemas.microsoft.com/office/word/2012/wordml" xmlns:w16cex="http://schemas.microsoft.com/office/word/2018/wordml/cex" xmlns:w16cid="http://schemas.microsoft.com/office/word/2016/wordml/cid" xmlns:w16="http://schemas.microsoft.com/office/word/2018/wordml" xmlns:w16sdtdh="http://schemas.microsoft.com/office/word/2020/wordml/sdtdatahash" xmlns:w16se="http://schemas.microsoft.com/office/word/2015/wordml/symex" xmlns:wpg="http://schemas.microsoft.com/office/word/2010/wordprocessingGroup" xmlns:wpi="http://schemas.microsoft.com/office/word/2010/wordprocessingInk" xmlns:wne="http://schemas.microsoft.com/office/word/2006/wordml" xmlns:wps="http://schemas.microsoft.com/office/word/2010/wordprocessingShape" mc:Ignorable="w14 w15 w16se w16cid w16 w16cex w16sdtdh wp14">
   <w:abstractNum w:abstractNumId="0" w15:restartNumberingAfterBreak="0">
+    <w:nsid w:val="32024712"/>
+    <w:multiLevelType w:val="multilevel"/>
+    <w:tmpl w:val="7716EFCE"/>
+    <w:lvl w:ilvl="0">
+      <w:start w:val="1"/>
+      <w:numFmt w:val="bullet"/>
+      <w:lvlText w:val=""/>
+      <w:lvlJc w:val="left"/>
+      <w:pPr>
+        <w:tabs>
+          <w:tab w:val="num" w:pos="720"/>
+        </w:tabs>
+        <w:ind w:left="720" w:hanging="360"/>
+      </w:pPr>
+      <w:rPr>
+        <w:rFonts w:ascii="Symbol" w:hAnsi="Symbol" w:hint="default"/>
+        <w:sz w:val="20"/>
+      </w:rPr>
+    </w:lvl>
+    <w:lvl w:ilvl="1" w:tentative="1">
+      <w:start w:val="1"/>
+      <w:numFmt w:val="bullet"/>
+      <w:lvlText w:val="o"/>
+      <w:lvlJc w:val="left"/>
+      <w:pPr>
+        <w:tabs>
+          <w:tab w:val="num" w:pos="1440"/>
+        </w:tabs>
+        <w:ind w:left="1440" w:hanging="360"/>
+      </w:pPr>
+      <w:rPr>
+        <w:rFonts w:ascii="Courier New" w:hAnsi="Courier New" w:hint="default"/>
+        <w:sz w:val="20"/>
+      </w:rPr>
+    </w:lvl>
+    <w:lvl w:ilvl="2" w:tentative="1">
+      <w:start w:val="1"/>
+      <w:numFmt w:val="bullet"/>
+      <w:lvlText w:val=""/>
+      <w:lvlJc w:val="left"/>
+      <w:pPr>
+        <w:tabs>
+          <w:tab w:val="num" w:pos="2160"/>
+        </w:tabs>
+        <w:ind w:left="2160" w:hanging="360"/>
+      </w:pPr>
+      <w:rPr>
+        <w:rFonts w:ascii="Wingdings" w:hAnsi="Wingdings" w:hint="default"/>
+        <w:sz w:val="20"/>
+      </w:rPr>
+    </w:lvl>
+    <w:lvl w:ilvl="3" w:tentative="1">
+      <w:start w:val="1"/>
+      <w:numFmt w:val="bullet"/>
+      <w:lvlText w:val=""/>
+      <w:lvlJc w:val="left"/>
+      <w:pPr>
+        <w:tabs>
+          <w:tab w:val="num" w:pos="2880"/>
+        </w:tabs>
+        <w:ind w:left="2880" w:hanging="360"/>
+      </w:pPr>
+      <w:rPr>
+        <w:rFonts w:ascii="Wingdings" w:hAnsi="Wingdings" w:hint="default"/>
+        <w:sz w:val="20"/>
+      </w:rPr>
+    </w:lvl>
+    <w:lvl w:ilvl="4" w:tentative="1">
+      <w:start w:val="1"/>
+      <w:numFmt w:val="bullet"/>
+      <w:lvlText w:val=""/>
+      <w:lvlJc w:val="left"/>
+      <w:pPr>
+        <w:tabs>
+          <w:tab w:val="num" w:pos="3600"/>
+        </w:tabs>
+        <w:ind w:left="3600" w:hanging="360"/>
+      </w:pPr>
+      <w:rPr>
+        <w:rFonts w:ascii="Wingdings" w:hAnsi="Wingdings" w:hint="default"/>
+        <w:sz w:val="20"/>
+      </w:rPr>
+    </w:lvl>
+    <w:lvl w:ilvl="5" w:tentative="1">
+      <w:start w:val="1"/>
+      <w:numFmt w:val="bullet"/>
+      <w:lvlText w:val=""/>
+      <w:lvlJc w:val="left"/>
+      <w:pPr>
+        <w:tabs>
+          <w:tab w:val="num" w:pos="4320"/>
+        </w:tabs>
+        <w:ind w:left="4320" w:hanging="360"/>
+      </w:pPr>
+      <w:rPr>
+        <w:rFonts w:ascii="Wingdings" w:hAnsi="Wingdings" w:hint="default"/>
+        <w:sz w:val="20"/>
+      </w:rPr>
+    </w:lvl>
+    <w:lvl w:ilvl="6" w:tentative="1">
+      <w:start w:val="1"/>
+      <w:numFmt w:val="bullet"/>
+      <w:lvlText w:val=""/>
+      <w:lvlJc w:val="left"/>
+      <w:pPr>
+        <w:tabs>
+          <w:tab w:val="num" w:pos="5040"/>
+        </w:tabs>
+        <w:ind w:left="5040" w:hanging="360"/>
+      </w:pPr>
+      <w:rPr>
+        <w:rFonts w:ascii="Wingdings" w:hAnsi="Wingdings" w:hint="default"/>
+        <w:sz w:val="20"/>
+      </w:rPr>
+    </w:lvl>
+    <w:lvl w:ilvl="7" w:tentative="1">
+      <w:start w:val="1"/>
+      <w:numFmt w:val="bullet"/>
+      <w:lvlText w:val=""/>
+      <w:lvlJc w:val="left"/>
+      <w:pPr>
+        <w:tabs>
+          <w:tab w:val="num" w:pos="5760"/>
+        </w:tabs>
+        <w:ind w:left="5760" w:hanging="360"/>
+      </w:pPr>
+      <w:rPr>
+        <w:rFonts w:ascii="Wingdings" w:hAnsi="Wingdings" w:hint="default"/>
+        <w:sz w:val="20"/>
+      </w:rPr>
+    </w:lvl>
+    <w:lvl w:ilvl="8" w:tentative="1">
+      <w:start w:val="1"/>
+      <w:numFmt w:val="bullet"/>
+      <w:lvlText w:val=""/>
+      <w:lvlJc w:val="left"/>
+      <w:pPr>
+        <w:tabs>
+          <w:tab w:val="num" w:pos="6480"/>
+        </w:tabs>
+        <w:ind w:left="6480" w:hanging="360"/>
+      </w:pPr>
+      <w:rPr>
+        <w:rFonts w:ascii="Wingdings" w:hAnsi="Wingdings" w:hint="default"/>
+        <w:sz w:val="20"/>
+      </w:rPr>
+    </w:lvl>
+  </w:abstractNum>
+  <w:abstractNum w:abstractNumId="1" w15:restartNumberingAfterBreak="0">
     <w:nsid w:val="3CA24848"/>
     <w:multiLevelType w:val="hybridMultilevel"/>
-    <w:tmpl w:val="9028F34E"/>
+    <w:tmpl w:val="76B802A4"/>
     <w:lvl w:ilvl="0" w:tplc="040C000B">
       <w:start w:val="1"/>
       <w:numFmt w:val="bullet"/>
@@ -2290,7 +2955,156 @@
       </w:rPr>
     </w:lvl>
   </w:abstractNum>
-  <w:abstractNum w:abstractNumId="1" w15:restartNumberingAfterBreak="0">
+  <w:abstractNum w:abstractNumId="2" w15:restartNumberingAfterBreak="0">
+    <w:nsid w:val="56D568C8"/>
+    <w:multiLevelType w:val="multilevel"/>
+    <w:tmpl w:val="3392CAD2"/>
+    <w:lvl w:ilvl="0">
+      <w:start w:val="1"/>
+      <w:numFmt w:val="bullet"/>
+      <w:lvlText w:val=""/>
+      <w:lvlJc w:val="left"/>
+      <w:pPr>
+        <w:tabs>
+          <w:tab w:val="num" w:pos="720"/>
+        </w:tabs>
+        <w:ind w:left="720" w:hanging="360"/>
+      </w:pPr>
+      <w:rPr>
+        <w:rFonts w:ascii="Symbol" w:hAnsi="Symbol" w:hint="default"/>
+        <w:sz w:val="20"/>
+      </w:rPr>
+    </w:lvl>
+    <w:lvl w:ilvl="1" w:tentative="1">
+      <w:start w:val="1"/>
+      <w:numFmt w:val="bullet"/>
+      <w:lvlText w:val="o"/>
+      <w:lvlJc w:val="left"/>
+      <w:pPr>
+        <w:tabs>
+          <w:tab w:val="num" w:pos="1440"/>
+        </w:tabs>
+        <w:ind w:left="1440" w:hanging="360"/>
+      </w:pPr>
+      <w:rPr>
+        <w:rFonts w:ascii="Courier New" w:hAnsi="Courier New" w:hint="default"/>
+        <w:sz w:val="20"/>
+      </w:rPr>
+    </w:lvl>
+    <w:lvl w:ilvl="2" w:tentative="1">
+      <w:start w:val="1"/>
+      <w:numFmt w:val="bullet"/>
+      <w:lvlText w:val=""/>
+      <w:lvlJc w:val="left"/>
+      <w:pPr>
+        <w:tabs>
+          <w:tab w:val="num" w:pos="2160"/>
+        </w:tabs>
+        <w:ind w:left="2160" w:hanging="360"/>
+      </w:pPr>
+      <w:rPr>
+        <w:rFonts w:ascii="Wingdings" w:hAnsi="Wingdings" w:hint="default"/>
+        <w:sz w:val="20"/>
+      </w:rPr>
+    </w:lvl>
+    <w:lvl w:ilvl="3" w:tentative="1">
+      <w:start w:val="1"/>
+      <w:numFmt w:val="bullet"/>
+      <w:lvlText w:val=""/>
+      <w:lvlJc w:val="left"/>
+      <w:pPr>
+        <w:tabs>
+          <w:tab w:val="num" w:pos="2880"/>
+        </w:tabs>
+        <w:ind w:left="2880" w:hanging="360"/>
+      </w:pPr>
+      <w:rPr>
+        <w:rFonts w:ascii="Wingdings" w:hAnsi="Wingdings" w:hint="default"/>
+        <w:sz w:val="20"/>
+      </w:rPr>
+    </w:lvl>
+    <w:lvl w:ilvl="4" w:tentative="1">
+      <w:start w:val="1"/>
+      <w:numFmt w:val="bullet"/>
+      <w:lvlText w:val=""/>
+      <w:lvlJc w:val="left"/>
+      <w:pPr>
+        <w:tabs>
+          <w:tab w:val="num" w:pos="3600"/>
+        </w:tabs>
+        <w:ind w:left="3600" w:hanging="360"/>
+      </w:pPr>
+      <w:rPr>
+        <w:rFonts w:ascii="Wingdings" w:hAnsi="Wingdings" w:hint="default"/>
+        <w:sz w:val="20"/>
+      </w:rPr>
+    </w:lvl>
+    <w:lvl w:ilvl="5" w:tentative="1">
+      <w:start w:val="1"/>
+      <w:numFmt w:val="bullet"/>
+      <w:lvlText w:val=""/>
+      <w:lvlJc w:val="left"/>
+      <w:pPr>
+        <w:tabs>
+          <w:tab w:val="num" w:pos="4320"/>
+        </w:tabs>
+        <w:ind w:left="4320" w:hanging="360"/>
+      </w:pPr>
+      <w:rPr>
+        <w:rFonts w:ascii="Wingdings" w:hAnsi="Wingdings" w:hint="default"/>
+        <w:sz w:val="20"/>
+      </w:rPr>
+    </w:lvl>
+    <w:lvl w:ilvl="6" w:tentative="1">
+      <w:start w:val="1"/>
+      <w:numFmt w:val="bullet"/>
+      <w:lvlText w:val=""/>
+      <w:lvlJc w:val="left"/>
+      <w:pPr>
+        <w:tabs>
+          <w:tab w:val="num" w:pos="5040"/>
+        </w:tabs>
+        <w:ind w:left="5040" w:hanging="360"/>
+      </w:pPr>
+      <w:rPr>
+        <w:rFonts w:ascii="Wingdings" w:hAnsi="Wingdings" w:hint="default"/>
+        <w:sz w:val="20"/>
+      </w:rPr>
+    </w:lvl>
+    <w:lvl w:ilvl="7" w:tentative="1">
+      <w:start w:val="1"/>
+      <w:numFmt w:val="bullet"/>
+      <w:lvlText w:val=""/>
+      <w:lvlJc w:val="left"/>
+      <w:pPr>
+        <w:tabs>
+          <w:tab w:val="num" w:pos="5760"/>
+        </w:tabs>
+        <w:ind w:left="5760" w:hanging="360"/>
+      </w:pPr>
+      <w:rPr>
+        <w:rFonts w:ascii="Wingdings" w:hAnsi="Wingdings" w:hint="default"/>
+        <w:sz w:val="20"/>
+      </w:rPr>
+    </w:lvl>
+    <w:lvl w:ilvl="8" w:tentative="1">
+      <w:start w:val="1"/>
+      <w:numFmt w:val="bullet"/>
+      <w:lvlText w:val=""/>
+      <w:lvlJc w:val="left"/>
+      <w:pPr>
+        <w:tabs>
+          <w:tab w:val="num" w:pos="6480"/>
+        </w:tabs>
+        <w:ind w:left="6480" w:hanging="360"/>
+      </w:pPr>
+      <w:rPr>
+        <w:rFonts w:ascii="Wingdings" w:hAnsi="Wingdings" w:hint="default"/>
+        <w:sz w:val="20"/>
+      </w:rPr>
+    </w:lvl>
+  </w:abstractNum>
+  <w:abstractNum w:abstractNumId="3" w15:restartNumberingAfterBreak="0">
     <w:nsid w:val="6EB85EAA"/>
     <w:multiLevelType w:val="hybridMultilevel"/>
     <w:tmpl w:val="DB76C824"/>
@@ -2404,9 +3218,15 @@
     </w:lvl>
   </w:abstractNum>
   <w:num w:numId="1">
+    <w:abstractNumId w:val="3"/>
+  </w:num>
+  <w:num w:numId="2">
     <w:abstractNumId w:val="1"/>
   </w:num>
-  <w:num w:numId="2">
+  <w:num w:numId="3">
+    <w:abstractNumId w:val="2"/>
+  </w:num>
+  <w:num w:numId="4">
     <w:abstractNumId w:val="0"/>
   </w:num>
 </w:numbering>
@@ -2949,6 +3769,11 @@
       <w:bCs/>
     </w:rPr>
   </w:style>
+  <w:style w:type="character" w:customStyle="1" w:styleId="text-token-text-primary">
+    <w:name w:val="text-token-text-primary"/>
+    <w:basedOn w:val="Policepardfaut"/>
+    <w:rsid w:val="00485279"/>
+  </w:style>
 </w:styles>
 </file>
 

--- a/Atelier Prompt.docx
+++ b/Atelier Prompt.docx
@@ -2347,9 +2347,699 @@
         </w:drawing>
       </w:r>
     </w:p>
+    <w:p>
+      <w:pPr>
+        <w:rPr>
+          <w:rFonts w:ascii="Times New Roman" w:hAnsi="Times New Roman" w:cs="Times New Roman"/>
+          <w:sz w:val="24"/>
+          <w:szCs w:val="24"/>
+        </w:rPr>
+      </w:pPr>
+    </w:p>
+    <w:p>
+      <w:pPr>
+        <w:pBdr>
+          <w:left w:val="single" w:sz="24" w:space="4" w:color="323E4F" w:themeColor="text2" w:themeShade="BF"/>
+        </w:pBdr>
+        <w:autoSpaceDE w:val="0"/>
+        <w:autoSpaceDN w:val="0"/>
+        <w:adjustRightInd w:val="0"/>
+        <w:spacing w:after="0" w:line="240" w:lineRule="auto"/>
+        <w:rPr>
+          <w:rFonts w:ascii="Times New Roman" w:hAnsi="Times New Roman" w:cs="Times New Roman"/>
+          <w:b/>
+          <w:bCs/>
+          <w:color w:val="323E4F" w:themeColor="text2" w:themeShade="BF"/>
+          <w:kern w:val="0"/>
+          <w:sz w:val="32"/>
+          <w:szCs w:val="32"/>
+        </w:rPr>
+      </w:pPr>
+      <w:r>
+        <w:rPr>
+          <w:rFonts w:ascii="Times New Roman" w:hAnsi="Times New Roman" w:cs="Times New Roman"/>
+          <w:b/>
+          <w:bCs/>
+          <w:color w:val="323E4F" w:themeColor="text2" w:themeShade="BF"/>
+          <w:kern w:val="0"/>
+          <w:sz w:val="32"/>
+          <w:szCs w:val="32"/>
+        </w:rPr>
+        <w:t xml:space="preserve">Partie </w:t>
+      </w:r>
+      <w:r>
+        <w:rPr>
+          <w:rFonts w:ascii="Times New Roman" w:hAnsi="Times New Roman" w:cs="Times New Roman"/>
+          <w:b/>
+          <w:bCs/>
+          <w:color w:val="323E4F" w:themeColor="text2" w:themeShade="BF"/>
+          <w:kern w:val="0"/>
+          <w:sz w:val="32"/>
+          <w:szCs w:val="32"/>
+        </w:rPr>
+        <w:t>3</w:t>
+      </w:r>
+      <w:r>
+        <w:rPr>
+          <w:rFonts w:ascii="Times New Roman" w:hAnsi="Times New Roman" w:cs="Times New Roman"/>
+          <w:b/>
+          <w:bCs/>
+          <w:color w:val="323E4F" w:themeColor="text2" w:themeShade="BF"/>
+          <w:kern w:val="0"/>
+          <w:sz w:val="32"/>
+          <w:szCs w:val="32"/>
+        </w:rPr>
+        <w:t xml:space="preserve"> – </w:t>
+      </w:r>
+      <w:r>
+        <w:rPr>
+          <w:rFonts w:ascii="Times New Roman" w:hAnsi="Times New Roman" w:cs="Times New Roman"/>
+          <w:b/>
+          <w:bCs/>
+          <w:color w:val="323E4F" w:themeColor="text2" w:themeShade="BF"/>
+          <w:kern w:val="0"/>
+          <w:sz w:val="32"/>
+          <w:szCs w:val="32"/>
+        </w:rPr>
+        <w:t>Prompt Engineering et raisonnement</w:t>
+      </w:r>
+      <w:r>
+        <w:rPr>
+          <w:rFonts w:ascii="Times New Roman" w:hAnsi="Times New Roman" w:cs="Times New Roman"/>
+          <w:b/>
+          <w:bCs/>
+          <w:color w:val="323E4F" w:themeColor="text2" w:themeShade="BF"/>
+          <w:kern w:val="0"/>
+          <w:sz w:val="32"/>
+          <w:szCs w:val="32"/>
+        </w:rPr>
+        <w:t xml:space="preserve"> :</w:t>
+      </w:r>
+    </w:p>
+    <w:p>
+      <w:pPr>
+        <w:autoSpaceDE w:val="0"/>
+        <w:autoSpaceDN w:val="0"/>
+        <w:adjustRightInd w:val="0"/>
+        <w:spacing w:after="0" w:line="240" w:lineRule="auto"/>
+        <w:rPr>
+          <w:rFonts w:ascii="Times New Roman" w:hAnsi="Times New Roman" w:cs="Times New Roman"/>
+          <w:color w:val="000000"/>
+          <w:kern w:val="0"/>
+          <w:sz w:val="24"/>
+          <w:szCs w:val="24"/>
+        </w:rPr>
+      </w:pPr>
+      <w:r>
+        <w:rPr>
+          <w:rFonts w:ascii="Times New Roman" w:hAnsi="Times New Roman" w:cs="Times New Roman"/>
+          <w:color w:val="000000"/>
+          <w:kern w:val="0"/>
+          <w:sz w:val="24"/>
+          <w:szCs w:val="24"/>
+        </w:rPr>
+        <w:t>1) Décomposer le prompt suivant :</w:t>
+      </w:r>
+    </w:p>
+    <w:p>
+      <w:pPr>
+        <w:autoSpaceDE w:val="0"/>
+        <w:autoSpaceDN w:val="0"/>
+        <w:adjustRightInd w:val="0"/>
+        <w:spacing w:after="0" w:line="240" w:lineRule="auto"/>
+        <w:rPr>
+          <w:rFonts w:ascii="Times New Roman" w:hAnsi="Times New Roman" w:cs="Times New Roman"/>
+          <w:color w:val="000000"/>
+          <w:kern w:val="0"/>
+          <w:sz w:val="24"/>
+          <w:szCs w:val="24"/>
+        </w:rPr>
+      </w:pPr>
+      <w:r>
+        <w:rPr>
+          <w:rFonts w:ascii="Times New Roman" w:hAnsi="Times New Roman" w:cs="Times New Roman"/>
+          <w:color w:val="000000"/>
+          <w:kern w:val="0"/>
+          <w:sz w:val="24"/>
+          <w:szCs w:val="24"/>
+        </w:rPr>
+        <w:t>« Analyse ces avis clients et donne-moi les problèmes les plus importants ainsi que</w:t>
+      </w:r>
+    </w:p>
+    <w:p>
+      <w:pPr>
+        <w:autoSpaceDE w:val="0"/>
+        <w:autoSpaceDN w:val="0"/>
+        <w:adjustRightInd w:val="0"/>
+        <w:spacing w:after="0" w:line="240" w:lineRule="auto"/>
+        <w:rPr>
+          <w:rFonts w:ascii="Times New Roman" w:hAnsi="Times New Roman" w:cs="Times New Roman"/>
+          <w:color w:val="000000"/>
+          <w:kern w:val="0"/>
+          <w:sz w:val="24"/>
+          <w:szCs w:val="24"/>
+        </w:rPr>
+      </w:pPr>
+      <w:r>
+        <w:rPr>
+          <w:rFonts w:ascii="Times New Roman" w:hAnsi="Times New Roman" w:cs="Times New Roman"/>
+          <w:color w:val="000000"/>
+          <w:kern w:val="0"/>
+          <w:sz w:val="24"/>
+          <w:szCs w:val="24"/>
+        </w:rPr>
+        <w:t>les recommandations. »</w:t>
+      </w:r>
+    </w:p>
+    <w:p>
+      <w:pPr>
+        <w:autoSpaceDE w:val="0"/>
+        <w:autoSpaceDN w:val="0"/>
+        <w:adjustRightInd w:val="0"/>
+        <w:spacing w:after="0" w:line="240" w:lineRule="auto"/>
+        <w:rPr>
+          <w:rFonts w:ascii="Times New Roman" w:hAnsi="Times New Roman" w:cs="Times New Roman"/>
+          <w:color w:val="000000"/>
+          <w:kern w:val="0"/>
+          <w:sz w:val="24"/>
+          <w:szCs w:val="24"/>
+        </w:rPr>
+      </w:pPr>
+    </w:p>
+    <w:p>
+      <w:pPr>
+        <w:pStyle w:val="Paragraphedeliste"/>
+        <w:numPr>
+          <w:ilvl w:val="0"/>
+          <w:numId w:val="5"/>
+        </w:numPr>
+        <w:spacing w:after="0" w:line="240" w:lineRule="auto"/>
+        <w:rPr>
+          <w:rFonts w:ascii="Times New Roman" w:eastAsia="Times New Roman" w:hAnsi="Times New Roman" w:cs="Times New Roman"/>
+          <w:color w:val="2F5496" w:themeColor="accent1" w:themeShade="BF"/>
+          <w:kern w:val="0"/>
+          <w:sz w:val="24"/>
+          <w:szCs w:val="24"/>
+          <w:lang w:eastAsia="fr-FR"/>
+          <w14:ligatures w14:val="none"/>
+        </w:rPr>
+      </w:pPr>
+      <w:r>
+        <w:rPr>
+          <w:rFonts w:ascii="Times New Roman" w:eastAsia="Times New Roman" w:hAnsi="Times New Roman" w:cs="Times New Roman"/>
+          <w:color w:val="2F5496" w:themeColor="accent1" w:themeShade="BF"/>
+          <w:kern w:val="0"/>
+          <w:sz w:val="24"/>
+          <w:szCs w:val="24"/>
+          <w:lang w:eastAsia="fr-FR"/>
+          <w14:ligatures w14:val="none"/>
+        </w:rPr>
+        <w:t>Identifie les avis clients à analyser.</w:t>
+      </w:r>
+    </w:p>
+    <w:p>
+      <w:pPr>
+        <w:pStyle w:val="Paragraphedeliste"/>
+        <w:numPr>
+          <w:ilvl w:val="0"/>
+          <w:numId w:val="5"/>
+        </w:numPr>
+        <w:spacing w:after="0" w:line="240" w:lineRule="auto"/>
+        <w:rPr>
+          <w:rFonts w:ascii="Times New Roman" w:eastAsia="Times New Roman" w:hAnsi="Times New Roman" w:cs="Times New Roman"/>
+          <w:color w:val="2F5496" w:themeColor="accent1" w:themeShade="BF"/>
+          <w:kern w:val="0"/>
+          <w:sz w:val="24"/>
+          <w:szCs w:val="24"/>
+          <w:lang w:eastAsia="fr-FR"/>
+          <w14:ligatures w14:val="none"/>
+        </w:rPr>
+      </w:pPr>
+      <w:r>
+        <w:rPr>
+          <w:rFonts w:ascii="Times New Roman" w:eastAsia="Times New Roman" w:hAnsi="Times New Roman" w:cs="Times New Roman"/>
+          <w:color w:val="2F5496" w:themeColor="accent1" w:themeShade="BF"/>
+          <w:kern w:val="0"/>
+          <w:sz w:val="24"/>
+          <w:szCs w:val="24"/>
+          <w:lang w:eastAsia="fr-FR"/>
+          <w14:ligatures w14:val="none"/>
+        </w:rPr>
+        <w:t>Analyse le contenu de chaque avis.</w:t>
+      </w:r>
+    </w:p>
+    <w:p>
+      <w:pPr>
+        <w:pStyle w:val="Paragraphedeliste"/>
+        <w:numPr>
+          <w:ilvl w:val="0"/>
+          <w:numId w:val="5"/>
+        </w:numPr>
+        <w:spacing w:after="0" w:line="240" w:lineRule="auto"/>
+        <w:rPr>
+          <w:rFonts w:ascii="Times New Roman" w:eastAsia="Times New Roman" w:hAnsi="Times New Roman" w:cs="Times New Roman"/>
+          <w:color w:val="2F5496" w:themeColor="accent1" w:themeShade="BF"/>
+          <w:kern w:val="0"/>
+          <w:sz w:val="24"/>
+          <w:szCs w:val="24"/>
+          <w:lang w:eastAsia="fr-FR"/>
+          <w14:ligatures w14:val="none"/>
+        </w:rPr>
+      </w:pPr>
+      <w:r>
+        <w:rPr>
+          <w:rFonts w:ascii="Times New Roman" w:eastAsia="Times New Roman" w:hAnsi="Times New Roman" w:cs="Times New Roman"/>
+          <w:color w:val="2F5496" w:themeColor="accent1" w:themeShade="BF"/>
+          <w:kern w:val="0"/>
+          <w:sz w:val="24"/>
+          <w:szCs w:val="24"/>
+          <w:lang w:eastAsia="fr-FR"/>
+          <w14:ligatures w14:val="none"/>
+        </w:rPr>
+        <w:t>Identifie les problèmes mentionnés.</w:t>
+      </w:r>
+    </w:p>
+    <w:p>
+      <w:pPr>
+        <w:pStyle w:val="Paragraphedeliste"/>
+        <w:numPr>
+          <w:ilvl w:val="0"/>
+          <w:numId w:val="5"/>
+        </w:numPr>
+        <w:spacing w:after="0" w:line="240" w:lineRule="auto"/>
+        <w:rPr>
+          <w:rFonts w:ascii="Times New Roman" w:eastAsia="Times New Roman" w:hAnsi="Times New Roman" w:cs="Times New Roman"/>
+          <w:color w:val="2F5496" w:themeColor="accent1" w:themeShade="BF"/>
+          <w:kern w:val="0"/>
+          <w:sz w:val="24"/>
+          <w:szCs w:val="24"/>
+          <w:lang w:eastAsia="fr-FR"/>
+          <w14:ligatures w14:val="none"/>
+        </w:rPr>
+      </w:pPr>
+      <w:r>
+        <w:rPr>
+          <w:rFonts w:ascii="Times New Roman" w:eastAsia="Times New Roman" w:hAnsi="Times New Roman" w:cs="Times New Roman"/>
+          <w:color w:val="2F5496" w:themeColor="accent1" w:themeShade="BF"/>
+          <w:kern w:val="0"/>
+          <w:sz w:val="24"/>
+          <w:szCs w:val="24"/>
+          <w:lang w:eastAsia="fr-FR"/>
+          <w14:ligatures w14:val="none"/>
+        </w:rPr>
+        <w:t>Détermine les problèmes les plus importants.</w:t>
+      </w:r>
+    </w:p>
+    <w:p>
+      <w:pPr>
+        <w:pStyle w:val="Paragraphedeliste"/>
+        <w:numPr>
+          <w:ilvl w:val="0"/>
+          <w:numId w:val="5"/>
+        </w:numPr>
+        <w:spacing w:after="0" w:line="240" w:lineRule="auto"/>
+        <w:rPr>
+          <w:rFonts w:ascii="Times New Roman" w:eastAsia="Times New Roman" w:hAnsi="Times New Roman" w:cs="Times New Roman"/>
+          <w:color w:val="2F5496" w:themeColor="accent1" w:themeShade="BF"/>
+          <w:kern w:val="0"/>
+          <w:sz w:val="24"/>
+          <w:szCs w:val="24"/>
+          <w:lang w:eastAsia="fr-FR"/>
+          <w14:ligatures w14:val="none"/>
+        </w:rPr>
+      </w:pPr>
+      <w:r>
+        <w:rPr>
+          <w:rFonts w:ascii="Times New Roman" w:eastAsia="Times New Roman" w:hAnsi="Times New Roman" w:cs="Times New Roman"/>
+          <w:color w:val="2F5496" w:themeColor="accent1" w:themeShade="BF"/>
+          <w:kern w:val="0"/>
+          <w:sz w:val="24"/>
+          <w:szCs w:val="24"/>
+          <w:lang w:eastAsia="fr-FR"/>
+          <w14:ligatures w14:val="none"/>
+        </w:rPr>
+        <w:t>Propose des recommandations adaptées aux problèmes identifiés.</w:t>
+      </w:r>
+    </w:p>
+    <w:p>
+      <w:pPr>
+        <w:pStyle w:val="Paragraphedeliste"/>
+        <w:numPr>
+          <w:ilvl w:val="0"/>
+          <w:numId w:val="5"/>
+        </w:numPr>
+        <w:autoSpaceDE w:val="0"/>
+        <w:autoSpaceDN w:val="0"/>
+        <w:adjustRightInd w:val="0"/>
+        <w:spacing w:after="0" w:line="240" w:lineRule="auto"/>
+        <w:rPr>
+          <w:rFonts w:ascii="Times New Roman" w:hAnsi="Times New Roman" w:cs="Times New Roman"/>
+          <w:color w:val="2F5496" w:themeColor="accent1" w:themeShade="BF"/>
+          <w:kern w:val="0"/>
+          <w:sz w:val="24"/>
+          <w:szCs w:val="24"/>
+        </w:rPr>
+      </w:pPr>
+      <w:r>
+        <w:rPr>
+          <w:rFonts w:ascii="Times New Roman" w:eastAsia="Times New Roman" w:hAnsi="Times New Roman" w:cs="Times New Roman"/>
+          <w:color w:val="2F5496" w:themeColor="accent1" w:themeShade="BF"/>
+          <w:kern w:val="0"/>
+          <w:sz w:val="24"/>
+          <w:szCs w:val="24"/>
+          <w:lang w:eastAsia="fr-FR"/>
+          <w14:ligatures w14:val="none"/>
+        </w:rPr>
+        <w:t>Présente clairement les résultats.</w:t>
+      </w:r>
+    </w:p>
+    <w:p>
+      <w:pPr>
+        <w:pStyle w:val="Paragraphedeliste"/>
+        <w:autoSpaceDE w:val="0"/>
+        <w:autoSpaceDN w:val="0"/>
+        <w:adjustRightInd w:val="0"/>
+        <w:spacing w:after="0" w:line="240" w:lineRule="auto"/>
+        <w:ind w:left="1428"/>
+        <w:rPr>
+          <w:rFonts w:ascii="Times New Roman" w:hAnsi="Times New Roman" w:cs="Times New Roman"/>
+          <w:color w:val="2F5496" w:themeColor="accent1" w:themeShade="BF"/>
+          <w:kern w:val="0"/>
+          <w:sz w:val="24"/>
+          <w:szCs w:val="24"/>
+        </w:rPr>
+      </w:pPr>
+    </w:p>
+    <w:p>
+      <w:pPr>
+        <w:autoSpaceDE w:val="0"/>
+        <w:autoSpaceDN w:val="0"/>
+        <w:adjustRightInd w:val="0"/>
+        <w:spacing w:after="0" w:line="240" w:lineRule="auto"/>
+        <w:rPr>
+          <w:rFonts w:ascii="Times New Roman" w:hAnsi="Times New Roman" w:cs="Times New Roman"/>
+          <w:color w:val="2F5496" w:themeColor="accent1" w:themeShade="BF"/>
+          <w:kern w:val="0"/>
+          <w:sz w:val="24"/>
+          <w:szCs w:val="24"/>
+        </w:rPr>
+      </w:pPr>
+      <w:r>
+        <w:rPr>
+          <w:rFonts w:ascii="Times New Roman" w:hAnsi="Times New Roman" w:cs="Times New Roman"/>
+          <w:color w:val="2F5496" w:themeColor="accent1" w:themeShade="BF"/>
+          <w:kern w:val="0"/>
+          <w:sz w:val="24"/>
+          <w:szCs w:val="24"/>
+        </w:rPr>
+        <w:drawing>
+          <wp:inline distT="0" distB="0" distL="0" distR="0" wp14:anchorId="7D1E697A" wp14:editId="651F1B19">
+            <wp:extent cx="5760720" cy="1435735"/>
+            <wp:effectExtent l="0" t="0" r="0" b="0"/>
+            <wp:docPr id="10" name="Image 10"/>
+            <wp:cNvGraphicFramePr>
+              <a:graphicFrameLocks xmlns:a="http://schemas.openxmlformats.org/drawingml/2006/main" noChangeAspect="1"/>
+            </wp:cNvGraphicFramePr>
+            <a:graphic xmlns:a="http://schemas.openxmlformats.org/drawingml/2006/main">
+              <a:graphicData uri="http://schemas.openxmlformats.org/drawingml/2006/picture">
+                <pic:pic xmlns:pic="http://schemas.openxmlformats.org/drawingml/2006/picture">
+                  <pic:nvPicPr>
+                    <pic:cNvPr id="1" name=""/>
+                    <pic:cNvPicPr/>
+                  </pic:nvPicPr>
+                  <pic:blipFill>
+                    <a:blip r:embed="rId13"/>
+                    <a:stretch>
+                      <a:fillRect/>
+                    </a:stretch>
+                  </pic:blipFill>
+                  <pic:spPr>
+                    <a:xfrm>
+                      <a:off x="0" y="0"/>
+                      <a:ext cx="5760720" cy="1435735"/>
+                    </a:xfrm>
+                    <a:prstGeom prst="rect">
+                      <a:avLst/>
+                    </a:prstGeom>
+                  </pic:spPr>
+                </pic:pic>
+              </a:graphicData>
+            </a:graphic>
+          </wp:inline>
+        </w:drawing>
+      </w:r>
+    </w:p>
+    <w:p>
+      <w:pPr>
+        <w:autoSpaceDE w:val="0"/>
+        <w:autoSpaceDN w:val="0"/>
+        <w:adjustRightInd w:val="0"/>
+        <w:spacing w:after="0" w:line="240" w:lineRule="auto"/>
+        <w:rPr>
+          <w:rFonts w:ascii="Times New Roman" w:hAnsi="Times New Roman" w:cs="Times New Roman"/>
+          <w:color w:val="000000"/>
+          <w:kern w:val="0"/>
+          <w:sz w:val="24"/>
+          <w:szCs w:val="24"/>
+        </w:rPr>
+      </w:pPr>
+    </w:p>
+    <w:p>
+      <w:pPr>
+        <w:autoSpaceDE w:val="0"/>
+        <w:autoSpaceDN w:val="0"/>
+        <w:adjustRightInd w:val="0"/>
+        <w:spacing w:after="0" w:line="240" w:lineRule="auto"/>
+        <w:rPr>
+          <w:rFonts w:ascii="Times New Roman" w:hAnsi="Times New Roman" w:cs="Times New Roman"/>
+          <w:color w:val="000000"/>
+          <w:kern w:val="0"/>
+          <w:sz w:val="24"/>
+          <w:szCs w:val="24"/>
+        </w:rPr>
+      </w:pPr>
+      <w:r>
+        <w:rPr>
+          <w:rFonts w:ascii="Times New Roman" w:hAnsi="Times New Roman" w:cs="Times New Roman"/>
+          <w:color w:val="000000"/>
+          <w:kern w:val="0"/>
+          <w:sz w:val="24"/>
+          <w:szCs w:val="24"/>
+        </w:rPr>
+        <w:drawing>
+          <wp:inline distT="0" distB="0" distL="0" distR="0" wp14:anchorId="04BE4395" wp14:editId="1D67FC2C">
+            <wp:extent cx="5760720" cy="2252980"/>
+            <wp:effectExtent l="0" t="0" r="0" b="0"/>
+            <wp:docPr id="11" name="Image 11"/>
+            <wp:cNvGraphicFramePr>
+              <a:graphicFrameLocks xmlns:a="http://schemas.openxmlformats.org/drawingml/2006/main" noChangeAspect="1"/>
+            </wp:cNvGraphicFramePr>
+            <a:graphic xmlns:a="http://schemas.openxmlformats.org/drawingml/2006/main">
+              <a:graphicData uri="http://schemas.openxmlformats.org/drawingml/2006/picture">
+                <pic:pic xmlns:pic="http://schemas.openxmlformats.org/drawingml/2006/picture">
+                  <pic:nvPicPr>
+                    <pic:cNvPr id="1" name=""/>
+                    <pic:cNvPicPr/>
+                  </pic:nvPicPr>
+                  <pic:blipFill>
+                    <a:blip r:embed="rId14"/>
+                    <a:stretch>
+                      <a:fillRect/>
+                    </a:stretch>
+                  </pic:blipFill>
+                  <pic:spPr>
+                    <a:xfrm>
+                      <a:off x="0" y="0"/>
+                      <a:ext cx="5760720" cy="2252980"/>
+                    </a:xfrm>
+                    <a:prstGeom prst="rect">
+                      <a:avLst/>
+                    </a:prstGeom>
+                  </pic:spPr>
+                </pic:pic>
+              </a:graphicData>
+            </a:graphic>
+          </wp:inline>
+        </w:drawing>
+      </w:r>
+    </w:p>
+    <w:p>
+      <w:pPr>
+        <w:autoSpaceDE w:val="0"/>
+        <w:autoSpaceDN w:val="0"/>
+        <w:adjustRightInd w:val="0"/>
+        <w:spacing w:after="0" w:line="240" w:lineRule="auto"/>
+        <w:rPr>
+          <w:rFonts w:ascii="Times New Roman" w:hAnsi="Times New Roman" w:cs="Times New Roman"/>
+          <w:color w:val="000000"/>
+          <w:kern w:val="0"/>
+          <w:sz w:val="24"/>
+          <w:szCs w:val="24"/>
+        </w:rPr>
+      </w:pPr>
+    </w:p>
+    <w:p>
+      <w:pPr>
+        <w:autoSpaceDE w:val="0"/>
+        <w:autoSpaceDN w:val="0"/>
+        <w:adjustRightInd w:val="0"/>
+        <w:spacing w:after="0" w:line="240" w:lineRule="auto"/>
+        <w:rPr>
+          <w:rFonts w:ascii="Times New Roman" w:hAnsi="Times New Roman" w:cs="Times New Roman"/>
+          <w:color w:val="000000"/>
+          <w:kern w:val="0"/>
+          <w:sz w:val="24"/>
+          <w:szCs w:val="24"/>
+        </w:rPr>
+      </w:pPr>
+    </w:p>
+    <w:p>
+      <w:pPr>
+        <w:autoSpaceDE w:val="0"/>
+        <w:autoSpaceDN w:val="0"/>
+        <w:adjustRightInd w:val="0"/>
+        <w:spacing w:after="0" w:line="240" w:lineRule="auto"/>
+        <w:rPr>
+          <w:rFonts w:ascii="Times New Roman" w:hAnsi="Times New Roman" w:cs="Times New Roman"/>
+          <w:color w:val="000000"/>
+          <w:kern w:val="0"/>
+          <w:sz w:val="24"/>
+          <w:szCs w:val="24"/>
+        </w:rPr>
+      </w:pPr>
+    </w:p>
+    <w:p>
+      <w:pPr>
+        <w:autoSpaceDE w:val="0"/>
+        <w:autoSpaceDN w:val="0"/>
+        <w:adjustRightInd w:val="0"/>
+        <w:spacing w:after="0" w:line="240" w:lineRule="auto"/>
+        <w:rPr>
+          <w:rFonts w:ascii="Times New Roman" w:hAnsi="Times New Roman" w:cs="Times New Roman"/>
+          <w:color w:val="000000"/>
+          <w:kern w:val="0"/>
+          <w:sz w:val="24"/>
+          <w:szCs w:val="24"/>
+        </w:rPr>
+      </w:pPr>
+    </w:p>
+    <w:p>
+      <w:pPr>
+        <w:autoSpaceDE w:val="0"/>
+        <w:autoSpaceDN w:val="0"/>
+        <w:adjustRightInd w:val="0"/>
+        <w:spacing w:after="0" w:line="240" w:lineRule="auto"/>
+        <w:rPr>
+          <w:rFonts w:ascii="Times New Roman" w:hAnsi="Times New Roman" w:cs="Times New Roman"/>
+          <w:color w:val="000000"/>
+          <w:kern w:val="0"/>
+          <w:sz w:val="24"/>
+          <w:szCs w:val="24"/>
+        </w:rPr>
+      </w:pPr>
+    </w:p>
+    <w:p>
+      <w:pPr>
+        <w:autoSpaceDE w:val="0"/>
+        <w:autoSpaceDN w:val="0"/>
+        <w:adjustRightInd w:val="0"/>
+        <w:spacing w:after="0" w:line="240" w:lineRule="auto"/>
+        <w:rPr>
+          <w:rFonts w:ascii="Times New Roman" w:hAnsi="Times New Roman" w:cs="Times New Roman"/>
+          <w:color w:val="000000"/>
+          <w:kern w:val="0"/>
+          <w:sz w:val="24"/>
+          <w:szCs w:val="24"/>
+        </w:rPr>
+      </w:pPr>
+      <w:r>
+        <w:rPr>
+          <w:rFonts w:ascii="Times New Roman" w:hAnsi="Times New Roman" w:cs="Times New Roman"/>
+          <w:color w:val="000000"/>
+          <w:kern w:val="0"/>
+          <w:sz w:val="24"/>
+          <w:szCs w:val="24"/>
+        </w:rPr>
+        <w:drawing>
+          <wp:inline distT="0" distB="0" distL="0" distR="0" wp14:anchorId="1AC66A74" wp14:editId="3FC98490">
+            <wp:extent cx="5760720" cy="2387600"/>
+            <wp:effectExtent l="0" t="0" r="0" b="0"/>
+            <wp:docPr id="12" name="Image 12"/>
+            <wp:cNvGraphicFramePr>
+              <a:graphicFrameLocks xmlns:a="http://schemas.openxmlformats.org/drawingml/2006/main" noChangeAspect="1"/>
+            </wp:cNvGraphicFramePr>
+            <a:graphic xmlns:a="http://schemas.openxmlformats.org/drawingml/2006/main">
+              <a:graphicData uri="http://schemas.openxmlformats.org/drawingml/2006/picture">
+                <pic:pic xmlns:pic="http://schemas.openxmlformats.org/drawingml/2006/picture">
+                  <pic:nvPicPr>
+                    <pic:cNvPr id="1" name=""/>
+                    <pic:cNvPicPr/>
+                  </pic:nvPicPr>
+                  <pic:blipFill>
+                    <a:blip r:embed="rId15"/>
+                    <a:stretch>
+                      <a:fillRect/>
+                    </a:stretch>
+                  </pic:blipFill>
+                  <pic:spPr>
+                    <a:xfrm>
+                      <a:off x="0" y="0"/>
+                      <a:ext cx="5760720" cy="2387600"/>
+                    </a:xfrm>
+                    <a:prstGeom prst="rect">
+                      <a:avLst/>
+                    </a:prstGeom>
+                  </pic:spPr>
+                </pic:pic>
+              </a:graphicData>
+            </a:graphic>
+          </wp:inline>
+        </w:drawing>
+      </w:r>
+    </w:p>
+    <w:p>
+      <w:pPr>
+        <w:autoSpaceDE w:val="0"/>
+        <w:autoSpaceDN w:val="0"/>
+        <w:adjustRightInd w:val="0"/>
+        <w:spacing w:after="0" w:line="240" w:lineRule="auto"/>
+        <w:rPr>
+          <w:rFonts w:ascii="Times New Roman" w:hAnsi="Times New Roman" w:cs="Times New Roman"/>
+          <w:color w:val="000000"/>
+          <w:kern w:val="0"/>
+          <w:sz w:val="24"/>
+          <w:szCs w:val="24"/>
+        </w:rPr>
+      </w:pPr>
+    </w:p>
+    <w:p>
+      <w:pPr>
+        <w:autoSpaceDE w:val="0"/>
+        <w:autoSpaceDN w:val="0"/>
+        <w:adjustRightInd w:val="0"/>
+        <w:spacing w:after="0" w:line="240" w:lineRule="auto"/>
+        <w:rPr>
+          <w:rFonts w:ascii="Times New Roman" w:hAnsi="Times New Roman" w:cs="Times New Roman"/>
+          <w:color w:val="000000"/>
+          <w:kern w:val="0"/>
+          <w:sz w:val="24"/>
+          <w:szCs w:val="24"/>
+        </w:rPr>
+      </w:pPr>
+    </w:p>
+    <w:p>
+      <w:pPr>
+        <w:jc w:val="center"/>
+        <w:rPr>
+          <w:rFonts w:ascii="Times New Roman" w:hAnsi="Times New Roman" w:cs="Times New Roman"/>
+          <w:sz w:val="24"/>
+          <w:szCs w:val="24"/>
+        </w:rPr>
+      </w:pPr>
+    </w:p>
     <w:sectPr>
-      <w:headerReference w:type="default" r:id="rId13"/>
-      <w:footerReference w:type="default" r:id="rId14"/>
+      <w:headerReference w:type="default" r:id="rId16"/>
+      <w:footerReference w:type="default" r:id="rId17"/>
       <w:pgSz w:w="11906" w:h="16838"/>
       <w:pgMar w:top="1417" w:right="1417" w:bottom="1417" w:left="1417" w:header="708" w:footer="708" w:gutter="0"/>
       <w:pgBorders w:offsetFrom="page">
@@ -2694,6 +3384,92 @@
 <file path=word/numbering.xml><?xml version="1.0" encoding="utf-8"?>
 <w:numbering xmlns:wpc="http://schemas.microsoft.com/office/word/2010/wordprocessingCanvas" xmlns:cx="http://schemas.microsoft.com/office/drawing/2014/chartex" xmlns:cx1="http://schemas.microsoft.com/office/drawing/2015/9/8/chartex" xmlns:cx2="http://schemas.microsoft.com/office/drawing/2015/10/21/chartex" xmlns:cx3="http://schemas.microsoft.com/office/drawing/2016/5/9/chartex" xmlns:cx4="http://schemas.microsoft.com/office/drawing/2016/5/10/chartex" xmlns:cx5="http://schemas.microsoft.com/office/drawing/2016/5/11/chartex" xmlns:cx6="http://schemas.microsoft.com/office/drawing/2016/5/12/chartex" xmlns:cx7="http://schemas.microsoft.com/office/drawing/2016/5/13/chartex" xmlns:cx8="http://schemas.microsoft.com/office/drawing/2016/5/14/chartex" xmlns:mc="http://schemas.openxmlformats.org/markup-compatibility/2006" xmlns:aink="http://schemas.microsoft.com/office/drawing/2016/ink" xmlns:am3d="http://schemas.microsoft.com/office/drawing/2017/model3d" xmlns:o="urn:schemas-microsoft-com:office:office" xmlns:r="http://schemas.openxmlformats.org/officeDocument/2006/relationships" xmlns:m="http://schemas.openxmlformats.org/officeDocument/2006/math" xmlns:v="urn:schemas-microsoft-com:vml" xmlns:wp14="http://schemas.microsoft.com/office/word/2010/wordprocessingDrawing" xmlns:wp="http://schemas.openxmlformats.org/drawingml/2006/wordprocessingDrawing" xmlns:w10="urn:schemas-microsoft-com:office:word" xmlns:w="http://schemas.openxmlformats.org/wordprocessingml/2006/main" xmlns:w14="http://schemas.microsoft.com/office/word/2010/wordml" xmlns:w15="http://schemas.microsoft.com/office/word/2012/wordml" xmlns:w16cex="http://schemas.microsoft.com/office/word/2018/wordml/cex" xmlns:w16cid="http://schemas.microsoft.com/office/word/2016/wordml/cid" xmlns:w16="http://schemas.microsoft.com/office/word/2018/wordml" xmlns:w16sdtdh="http://schemas.microsoft.com/office/word/2020/wordml/sdtdatahash" xmlns:w16se="http://schemas.microsoft.com/office/word/2015/wordml/symex" xmlns:wpg="http://schemas.microsoft.com/office/word/2010/wordprocessingGroup" xmlns:wpi="http://schemas.microsoft.com/office/word/2010/wordprocessingInk" xmlns:wne="http://schemas.microsoft.com/office/word/2006/wordml" xmlns:wps="http://schemas.microsoft.com/office/word/2010/wordprocessingShape" mc:Ignorable="w14 w15 w16se w16cid w16 w16cex w16sdtdh wp14">
   <w:abstractNum w:abstractNumId="0" w15:restartNumberingAfterBreak="0">
+    <w:nsid w:val="30817C99"/>
+    <w:multiLevelType w:val="hybridMultilevel"/>
+    <w:tmpl w:val="B28054F4"/>
+    <w:lvl w:ilvl="0" w:tplc="040C000F">
+      <w:start w:val="1"/>
+      <w:numFmt w:val="decimal"/>
+      <w:lvlText w:val="%1."/>
+      <w:lvlJc w:val="left"/>
+      <w:pPr>
+        <w:ind w:left="1428" w:hanging="360"/>
+      </w:pPr>
+    </w:lvl>
+    <w:lvl w:ilvl="1" w:tplc="040C0019" w:tentative="1">
+      <w:start w:val="1"/>
+      <w:numFmt w:val="lowerLetter"/>
+      <w:lvlText w:val="%2."/>
+      <w:lvlJc w:val="left"/>
+      <w:pPr>
+        <w:ind w:left="2148" w:hanging="360"/>
+      </w:pPr>
+    </w:lvl>
+    <w:lvl w:ilvl="2" w:tplc="040C001B" w:tentative="1">
+      <w:start w:val="1"/>
+      <w:numFmt w:val="lowerRoman"/>
+      <w:lvlText w:val="%3."/>
+      <w:lvlJc w:val="right"/>
+      <w:pPr>
+        <w:ind w:left="2868" w:hanging="180"/>
+      </w:pPr>
+    </w:lvl>
+    <w:lvl w:ilvl="3" w:tplc="040C000F" w:tentative="1">
+      <w:start w:val="1"/>
+      <w:numFmt w:val="decimal"/>
+      <w:lvlText w:val="%4."/>
+      <w:lvlJc w:val="left"/>
+      <w:pPr>
+        <w:ind w:left="3588" w:hanging="360"/>
+      </w:pPr>
+    </w:lvl>
+    <w:lvl w:ilvl="4" w:tplc="040C0019" w:tentative="1">
+      <w:start w:val="1"/>
+      <w:numFmt w:val="lowerLetter"/>
+      <w:lvlText w:val="%5."/>
+      <w:lvlJc w:val="left"/>
+      <w:pPr>
+        <w:ind w:left="4308" w:hanging="360"/>
+      </w:pPr>
+    </w:lvl>
+    <w:lvl w:ilvl="5" w:tplc="040C001B" w:tentative="1">
+      <w:start w:val="1"/>
+      <w:numFmt w:val="lowerRoman"/>
+      <w:lvlText w:val="%6."/>
+      <w:lvlJc w:val="right"/>
+      <w:pPr>
+        <w:ind w:left="5028" w:hanging="180"/>
+      </w:pPr>
+    </w:lvl>
+    <w:lvl w:ilvl="6" w:tplc="040C000F" w:tentative="1">
+      <w:start w:val="1"/>
+      <w:numFmt w:val="decimal"/>
+      <w:lvlText w:val="%7."/>
+      <w:lvlJc w:val="left"/>
+      <w:pPr>
+        <w:ind w:left="5748" w:hanging="360"/>
+      </w:pPr>
+    </w:lvl>
+    <w:lvl w:ilvl="7" w:tplc="040C0019" w:tentative="1">
+      <w:start w:val="1"/>
+      <w:numFmt w:val="lowerLetter"/>
+      <w:lvlText w:val="%8."/>
+      <w:lvlJc w:val="left"/>
+      <w:pPr>
+        <w:ind w:left="6468" w:hanging="360"/>
+      </w:pPr>
+    </w:lvl>
+    <w:lvl w:ilvl="8" w:tplc="040C001B" w:tentative="1">
+      <w:start w:val="1"/>
+      <w:numFmt w:val="lowerRoman"/>
+      <w:lvlText w:val="%9."/>
+      <w:lvlJc w:val="right"/>
+      <w:pPr>
+        <w:ind w:left="7188" w:hanging="180"/>
+      </w:pPr>
+    </w:lvl>
+  </w:abstractNum>
+  <w:abstractNum w:abstractNumId="1" w15:restartNumberingAfterBreak="0">
     <w:nsid w:val="32024712"/>
     <w:multiLevelType w:val="multilevel"/>
     <w:tmpl w:val="7716EFCE"/>
@@ -2842,7 +3618,7 @@
       </w:rPr>
     </w:lvl>
   </w:abstractNum>
-  <w:abstractNum w:abstractNumId="1" w15:restartNumberingAfterBreak="0">
+  <w:abstractNum w:abstractNumId="2" w15:restartNumberingAfterBreak="0">
     <w:nsid w:val="3CA24848"/>
     <w:multiLevelType w:val="hybridMultilevel"/>
     <w:tmpl w:val="76B802A4"/>
@@ -2955,7 +3731,7 @@
       </w:rPr>
     </w:lvl>
   </w:abstractNum>
-  <w:abstractNum w:abstractNumId="2" w15:restartNumberingAfterBreak="0">
+  <w:abstractNum w:abstractNumId="3" w15:restartNumberingAfterBreak="0">
     <w:nsid w:val="56D568C8"/>
     <w:multiLevelType w:val="multilevel"/>
     <w:tmpl w:val="3392CAD2"/>
@@ -3104,7 +3880,7 @@
       </w:rPr>
     </w:lvl>
   </w:abstractNum>
-  <w:abstractNum w:abstractNumId="3" w15:restartNumberingAfterBreak="0">
+  <w:abstractNum w:abstractNumId="4" w15:restartNumberingAfterBreak="0">
     <w:nsid w:val="6EB85EAA"/>
     <w:multiLevelType w:val="hybridMultilevel"/>
     <w:tmpl w:val="DB76C824"/>
@@ -3218,15 +3994,18 @@
     </w:lvl>
   </w:abstractNum>
   <w:num w:numId="1">
+    <w:abstractNumId w:val="4"/>
+  </w:num>
+  <w:num w:numId="2">
+    <w:abstractNumId w:val="2"/>
+  </w:num>
+  <w:num w:numId="3">
     <w:abstractNumId w:val="3"/>
   </w:num>
-  <w:num w:numId="2">
+  <w:num w:numId="4">
     <w:abstractNumId w:val="1"/>
   </w:num>
-  <w:num w:numId="3">
-    <w:abstractNumId w:val="2"/>
-  </w:num>
-  <w:num w:numId="4">
+  <w:num w:numId="5">
     <w:abstractNumId w:val="0"/>
   </w:num>
 </w:numbering>

--- a/Atelier Prompt.docx
+++ b/Atelier Prompt.docx
@@ -3029,17 +3029,1228 @@
     </w:p>
     <w:p>
       <w:pPr>
-        <w:jc w:val="center"/>
-        <w:rPr>
-          <w:rFonts w:ascii="Times New Roman" w:hAnsi="Times New Roman" w:cs="Times New Roman"/>
-          <w:sz w:val="24"/>
-          <w:szCs w:val="24"/>
-        </w:rPr>
-      </w:pPr>
+        <w:autoSpaceDE w:val="0"/>
+        <w:autoSpaceDN w:val="0"/>
+        <w:adjustRightInd w:val="0"/>
+        <w:spacing w:after="0" w:line="240" w:lineRule="auto"/>
+        <w:rPr>
+          <w:rFonts w:ascii="Times New Roman" w:hAnsi="Times New Roman" w:cs="Times New Roman"/>
+          <w:color w:val="000000"/>
+          <w:kern w:val="0"/>
+          <w:sz w:val="24"/>
+          <w:szCs w:val="24"/>
+        </w:rPr>
+      </w:pPr>
+      <w:r>
+        <w:rPr>
+          <w:rFonts w:ascii="Times New Roman" w:hAnsi="Times New Roman" w:cs="Times New Roman"/>
+          <w:color w:val="000000"/>
+          <w:kern w:val="0"/>
+          <w:sz w:val="24"/>
+          <w:szCs w:val="24"/>
+        </w:rPr>
+        <w:t>2) Proposer au modèle un texte à analyser avec des contraintes puis utiliser un second prompt</w:t>
+      </w:r>
+    </w:p>
+    <w:p>
+      <w:pPr>
+        <w:autoSpaceDE w:val="0"/>
+        <w:autoSpaceDN w:val="0"/>
+        <w:adjustRightInd w:val="0"/>
+        <w:spacing w:after="0" w:line="240" w:lineRule="auto"/>
+        <w:rPr>
+          <w:rFonts w:ascii="Times New Roman" w:hAnsi="Times New Roman" w:cs="Times New Roman"/>
+          <w:color w:val="000000"/>
+          <w:kern w:val="0"/>
+          <w:sz w:val="24"/>
+          <w:szCs w:val="24"/>
+        </w:rPr>
+      </w:pPr>
+      <w:r>
+        <w:rPr>
+          <w:rFonts w:ascii="Times New Roman" w:hAnsi="Times New Roman" w:cs="Times New Roman"/>
+          <w:color w:val="000000"/>
+          <w:kern w:val="0"/>
+          <w:sz w:val="24"/>
+          <w:szCs w:val="24"/>
+        </w:rPr>
+        <w:t>lui demandant de vérifier sa réponse précédente et de contrôler les informations non</w:t>
+      </w:r>
+    </w:p>
+    <w:p>
+      <w:pPr>
+        <w:autoSpaceDE w:val="0"/>
+        <w:autoSpaceDN w:val="0"/>
+        <w:adjustRightInd w:val="0"/>
+        <w:spacing w:after="0" w:line="240" w:lineRule="auto"/>
+        <w:rPr>
+          <w:rFonts w:ascii="Times New Roman" w:hAnsi="Times New Roman" w:cs="Times New Roman"/>
+          <w:color w:val="000000"/>
+          <w:kern w:val="0"/>
+          <w:sz w:val="24"/>
+          <w:szCs w:val="24"/>
+        </w:rPr>
+      </w:pPr>
+      <w:r>
+        <w:rPr>
+          <w:rFonts w:ascii="Times New Roman" w:hAnsi="Times New Roman" w:cs="Times New Roman"/>
+          <w:color w:val="000000"/>
+          <w:kern w:val="0"/>
+          <w:sz w:val="24"/>
+          <w:szCs w:val="24"/>
+        </w:rPr>
+        <w:t>justifiées, les contradictions, les informations absentes, les éventuelles hallucinations et le</w:t>
+      </w:r>
+    </w:p>
+    <w:p>
+      <w:pPr>
+        <w:rPr>
+          <w:rFonts w:ascii="Times New Roman" w:hAnsi="Times New Roman" w:cs="Times New Roman"/>
+          <w:b/>
+          <w:bCs/>
+          <w:color w:val="1F4E79" w:themeColor="accent5" w:themeShade="80"/>
+          <w:sz w:val="24"/>
+          <w:szCs w:val="24"/>
+        </w:rPr>
+      </w:pPr>
+      <w:r>
+        <w:rPr>
+          <w:rFonts w:ascii="Times New Roman" w:hAnsi="Times New Roman" w:cs="Times New Roman"/>
+          <w:color w:val="000000"/>
+          <w:kern w:val="0"/>
+          <w:sz w:val="24"/>
+          <w:szCs w:val="24"/>
+        </w:rPr>
+        <w:t>respect des contraintes.</w:t>
+      </w:r>
+    </w:p>
+    <w:p>
+      <w:pPr>
+        <w:spacing w:after="0" w:line="240" w:lineRule="auto"/>
+        <w:ind w:left="708"/>
+        <w:rPr>
+          <w:rFonts w:ascii="Times New Roman" w:eastAsia="Times New Roman" w:hAnsi="Times New Roman" w:cs="Times New Roman"/>
+          <w:color w:val="2F5496" w:themeColor="accent1" w:themeShade="BF"/>
+          <w:kern w:val="0"/>
+          <w:sz w:val="24"/>
+          <w:szCs w:val="24"/>
+          <w:lang w:eastAsia="fr-FR"/>
+          <w14:ligatures w14:val="none"/>
+        </w:rPr>
+      </w:pPr>
+      <w:r>
+        <w:rPr>
+          <w:rFonts w:ascii="Times New Roman" w:eastAsia="Times New Roman" w:hAnsi="Times New Roman" w:cs="Times New Roman"/>
+          <w:color w:val="2F5496" w:themeColor="accent1" w:themeShade="BF"/>
+          <w:kern w:val="0"/>
+          <w:sz w:val="24"/>
+          <w:szCs w:val="24"/>
+          <w:lang w:eastAsia="fr-FR"/>
+          <w14:ligatures w14:val="none"/>
+        </w:rPr>
+        <w:t>Tu es un expert en analyse de retours clients.</w:t>
+      </w:r>
+    </w:p>
+    <w:p>
+      <w:pPr>
+        <w:spacing w:after="0" w:line="240" w:lineRule="auto"/>
+        <w:ind w:left="708"/>
+        <w:rPr>
+          <w:rFonts w:ascii="Times New Roman" w:eastAsia="Times New Roman" w:hAnsi="Times New Roman" w:cs="Times New Roman"/>
+          <w:color w:val="2F5496" w:themeColor="accent1" w:themeShade="BF"/>
+          <w:kern w:val="0"/>
+          <w:sz w:val="24"/>
+          <w:szCs w:val="24"/>
+          <w:lang w:eastAsia="fr-FR"/>
+          <w14:ligatures w14:val="none"/>
+        </w:rPr>
+      </w:pPr>
+      <w:r>
+        <w:rPr>
+          <w:rFonts w:ascii="Times New Roman" w:eastAsia="Times New Roman" w:hAnsi="Times New Roman" w:cs="Times New Roman"/>
+          <w:color w:val="2F5496" w:themeColor="accent1" w:themeShade="BF"/>
+          <w:kern w:val="0"/>
+          <w:sz w:val="24"/>
+          <w:szCs w:val="24"/>
+          <w:lang w:eastAsia="fr-FR"/>
+          <w14:ligatures w14:val="none"/>
+        </w:rPr>
+        <w:t>Analyse le texte suivant afin d'identifier les points positifs, les problèmes rencontrés et les recommandations d'amélioration.</w:t>
+      </w:r>
+    </w:p>
+    <w:p>
+      <w:pPr>
+        <w:spacing w:after="0" w:line="240" w:lineRule="auto"/>
+        <w:ind w:left="708"/>
+        <w:rPr>
+          <w:rFonts w:ascii="Times New Roman" w:eastAsia="Times New Roman" w:hAnsi="Times New Roman" w:cs="Times New Roman"/>
+          <w:color w:val="2F5496" w:themeColor="accent1" w:themeShade="BF"/>
+          <w:kern w:val="0"/>
+          <w:sz w:val="24"/>
+          <w:szCs w:val="24"/>
+          <w:lang w:eastAsia="fr-FR"/>
+          <w14:ligatures w14:val="none"/>
+        </w:rPr>
+      </w:pPr>
+      <w:r>
+        <w:rPr>
+          <w:rFonts w:ascii="Times New Roman" w:eastAsia="Times New Roman" w:hAnsi="Times New Roman" w:cs="Times New Roman"/>
+          <w:color w:val="2F5496" w:themeColor="accent1" w:themeShade="BF"/>
+          <w:kern w:val="0"/>
+          <w:sz w:val="24"/>
+          <w:szCs w:val="24"/>
+          <w:lang w:eastAsia="fr-FR"/>
+          <w14:ligatures w14:val="none"/>
+        </w:rPr>
+        <w:t>"</w:t>
+      </w:r>
+      <w:r>
+        <w:rPr>
+          <w:rFonts w:ascii="Times New Roman" w:eastAsia="Times New Roman" w:hAnsi="Times New Roman" w:cs="Times New Roman"/>
+          <w:color w:val="2F5496" w:themeColor="accent1" w:themeShade="BF"/>
+          <w:kern w:val="0"/>
+          <w:sz w:val="24"/>
+          <w:szCs w:val="24"/>
+          <w:lang w:eastAsia="fr-FR"/>
+          <w14:ligatures w14:val="none"/>
+        </w:rPr>
+        <w:t xml:space="preserve"> Les clients apprécient la rapidité du service et la facilité d'utilisation de l'application. Cependant, plusieurs clients signalent que l'application plante régulièrement lors du paiement. Certains indiquent également que le service client met parfois plus de 48 heures à répondre. Un client affirme que l'entreprise a perdu 30 % de ses clients à cause de ces problèmes.</w:t>
+      </w:r>
+      <w:r>
+        <w:rPr>
+          <w:rFonts w:ascii="Times New Roman" w:eastAsia="Times New Roman" w:hAnsi="Times New Roman" w:cs="Times New Roman"/>
+          <w:color w:val="2F5496" w:themeColor="accent1" w:themeShade="BF"/>
+          <w:kern w:val="0"/>
+          <w:sz w:val="24"/>
+          <w:szCs w:val="24"/>
+          <w:lang w:eastAsia="fr-FR"/>
+          <w14:ligatures w14:val="none"/>
+        </w:rPr>
+        <w:t>"</w:t>
+      </w:r>
+    </w:p>
+    <w:p>
+      <w:pPr>
+        <w:spacing w:after="0" w:line="240" w:lineRule="auto"/>
+        <w:ind w:left="708"/>
+        <w:rPr>
+          <w:rFonts w:ascii="Times New Roman" w:eastAsia="Times New Roman" w:hAnsi="Times New Roman" w:cs="Times New Roman"/>
+          <w:color w:val="2F5496" w:themeColor="accent1" w:themeShade="BF"/>
+          <w:kern w:val="0"/>
+          <w:sz w:val="24"/>
+          <w:szCs w:val="24"/>
+          <w:lang w:eastAsia="fr-FR"/>
+          <w14:ligatures w14:val="none"/>
+        </w:rPr>
+      </w:pPr>
+      <w:r>
+        <w:rPr>
+          <w:rFonts w:ascii="Times New Roman" w:eastAsia="Times New Roman" w:hAnsi="Times New Roman" w:cs="Times New Roman"/>
+          <w:color w:val="2F5496" w:themeColor="accent1" w:themeShade="BF"/>
+          <w:kern w:val="0"/>
+          <w:sz w:val="24"/>
+          <w:szCs w:val="24"/>
+          <w:lang w:eastAsia="fr-FR"/>
+          <w14:ligatures w14:val="none"/>
+        </w:rPr>
+        <w:t>Base-toi uniquement sur les informations présentes dans le texte.</w:t>
+      </w:r>
+    </w:p>
+    <w:p>
+      <w:pPr>
+        <w:numPr>
+          <w:ilvl w:val="0"/>
+          <w:numId w:val="6"/>
+        </w:numPr>
+        <w:tabs>
+          <w:tab w:val="clear" w:pos="720"/>
+          <w:tab w:val="num" w:pos="1428"/>
+        </w:tabs>
+        <w:spacing w:after="0" w:line="240" w:lineRule="auto"/>
+        <w:ind w:left="1428"/>
+        <w:rPr>
+          <w:rFonts w:ascii="Times New Roman" w:eastAsia="Times New Roman" w:hAnsi="Times New Roman" w:cs="Times New Roman"/>
+          <w:color w:val="2F5496" w:themeColor="accent1" w:themeShade="BF"/>
+          <w:kern w:val="0"/>
+          <w:sz w:val="24"/>
+          <w:szCs w:val="24"/>
+          <w:lang w:eastAsia="fr-FR"/>
+          <w14:ligatures w14:val="none"/>
+        </w:rPr>
+      </w:pPr>
+      <w:r>
+        <w:rPr>
+          <w:rFonts w:ascii="Times New Roman" w:eastAsia="Times New Roman" w:hAnsi="Times New Roman" w:cs="Times New Roman"/>
+          <w:color w:val="2F5496" w:themeColor="accent1" w:themeShade="BF"/>
+          <w:kern w:val="0"/>
+          <w:sz w:val="24"/>
+          <w:szCs w:val="24"/>
+          <w:lang w:eastAsia="fr-FR"/>
+          <w14:ligatures w14:val="none"/>
+        </w:rPr>
+        <w:t>Ne crée aucune information qui n'est pas mentionnée.</w:t>
+      </w:r>
+    </w:p>
+    <w:p>
+      <w:pPr>
+        <w:numPr>
+          <w:ilvl w:val="0"/>
+          <w:numId w:val="6"/>
+        </w:numPr>
+        <w:tabs>
+          <w:tab w:val="clear" w:pos="720"/>
+          <w:tab w:val="num" w:pos="1428"/>
+        </w:tabs>
+        <w:spacing w:after="0" w:line="240" w:lineRule="auto"/>
+        <w:ind w:left="1428"/>
+        <w:rPr>
+          <w:rFonts w:ascii="Times New Roman" w:eastAsia="Times New Roman" w:hAnsi="Times New Roman" w:cs="Times New Roman"/>
+          <w:color w:val="2F5496" w:themeColor="accent1" w:themeShade="BF"/>
+          <w:kern w:val="0"/>
+          <w:sz w:val="24"/>
+          <w:szCs w:val="24"/>
+          <w:lang w:eastAsia="fr-FR"/>
+          <w14:ligatures w14:val="none"/>
+        </w:rPr>
+      </w:pPr>
+      <w:r>
+        <w:rPr>
+          <w:rFonts w:ascii="Times New Roman" w:eastAsia="Times New Roman" w:hAnsi="Times New Roman" w:cs="Times New Roman"/>
+          <w:color w:val="2F5496" w:themeColor="accent1" w:themeShade="BF"/>
+          <w:kern w:val="0"/>
+          <w:sz w:val="24"/>
+          <w:szCs w:val="24"/>
+          <w:lang w:eastAsia="fr-FR"/>
+          <w14:ligatures w14:val="none"/>
+        </w:rPr>
+        <w:t>Distingue clairement les faits des affirmations non vérifiables.</w:t>
+      </w:r>
+    </w:p>
+    <w:p>
+      <w:pPr>
+        <w:numPr>
+          <w:ilvl w:val="0"/>
+          <w:numId w:val="6"/>
+        </w:numPr>
+        <w:tabs>
+          <w:tab w:val="clear" w:pos="720"/>
+          <w:tab w:val="num" w:pos="1428"/>
+        </w:tabs>
+        <w:spacing w:after="0" w:line="240" w:lineRule="auto"/>
+        <w:ind w:left="1428"/>
+        <w:rPr>
+          <w:rFonts w:ascii="Times New Roman" w:eastAsia="Times New Roman" w:hAnsi="Times New Roman" w:cs="Times New Roman"/>
+          <w:color w:val="2F5496" w:themeColor="accent1" w:themeShade="BF"/>
+          <w:kern w:val="0"/>
+          <w:sz w:val="24"/>
+          <w:szCs w:val="24"/>
+          <w:lang w:eastAsia="fr-FR"/>
+          <w14:ligatures w14:val="none"/>
+        </w:rPr>
+      </w:pPr>
+      <w:r>
+        <w:rPr>
+          <w:rFonts w:ascii="Times New Roman" w:eastAsia="Times New Roman" w:hAnsi="Times New Roman" w:cs="Times New Roman"/>
+          <w:color w:val="2F5496" w:themeColor="accent1" w:themeShade="BF"/>
+          <w:kern w:val="0"/>
+          <w:sz w:val="24"/>
+          <w:szCs w:val="24"/>
+          <w:lang w:eastAsia="fr-FR"/>
+          <w14:ligatures w14:val="none"/>
+        </w:rPr>
+        <w:t>Identifie les problèmes récurrents lorsqu'ils sont explicitement mentionnés.</w:t>
+      </w:r>
+    </w:p>
+    <w:p>
+      <w:pPr>
+        <w:numPr>
+          <w:ilvl w:val="0"/>
+          <w:numId w:val="6"/>
+        </w:numPr>
+        <w:tabs>
+          <w:tab w:val="clear" w:pos="720"/>
+          <w:tab w:val="num" w:pos="1428"/>
+        </w:tabs>
+        <w:spacing w:after="0" w:line="240" w:lineRule="auto"/>
+        <w:ind w:left="1428"/>
+        <w:rPr>
+          <w:rFonts w:ascii="Times New Roman" w:eastAsia="Times New Roman" w:hAnsi="Times New Roman" w:cs="Times New Roman"/>
+          <w:color w:val="2F5496" w:themeColor="accent1" w:themeShade="BF"/>
+          <w:kern w:val="0"/>
+          <w:sz w:val="24"/>
+          <w:szCs w:val="24"/>
+          <w:lang w:eastAsia="fr-FR"/>
+          <w14:ligatures w14:val="none"/>
+        </w:rPr>
+      </w:pPr>
+      <w:r>
+        <w:rPr>
+          <w:rFonts w:ascii="Times New Roman" w:eastAsia="Times New Roman" w:hAnsi="Times New Roman" w:cs="Times New Roman"/>
+          <w:color w:val="2F5496" w:themeColor="accent1" w:themeShade="BF"/>
+          <w:kern w:val="0"/>
+          <w:sz w:val="24"/>
+          <w:szCs w:val="24"/>
+          <w:lang w:eastAsia="fr-FR"/>
+          <w14:ligatures w14:val="none"/>
+        </w:rPr>
+        <w:t>Propose uniquement des recommandations directement liées aux problèmes identifiés.</w:t>
+      </w:r>
+    </w:p>
+    <w:p>
+      <w:pPr>
+        <w:numPr>
+          <w:ilvl w:val="0"/>
+          <w:numId w:val="6"/>
+        </w:numPr>
+        <w:tabs>
+          <w:tab w:val="clear" w:pos="720"/>
+          <w:tab w:val="num" w:pos="1428"/>
+        </w:tabs>
+        <w:spacing w:after="0" w:line="240" w:lineRule="auto"/>
+        <w:ind w:left="1428"/>
+        <w:rPr>
+          <w:rFonts w:ascii="Times New Roman" w:eastAsia="Times New Roman" w:hAnsi="Times New Roman" w:cs="Times New Roman"/>
+          <w:color w:val="2F5496" w:themeColor="accent1" w:themeShade="BF"/>
+          <w:kern w:val="0"/>
+          <w:sz w:val="24"/>
+          <w:szCs w:val="24"/>
+          <w:lang w:eastAsia="fr-FR"/>
+          <w14:ligatures w14:val="none"/>
+        </w:rPr>
+      </w:pPr>
+      <w:r>
+        <w:rPr>
+          <w:rFonts w:ascii="Times New Roman" w:eastAsia="Times New Roman" w:hAnsi="Times New Roman" w:cs="Times New Roman"/>
+          <w:color w:val="2F5496" w:themeColor="accent1" w:themeShade="BF"/>
+          <w:kern w:val="0"/>
+          <w:sz w:val="24"/>
+          <w:szCs w:val="24"/>
+          <w:lang w:eastAsia="fr-FR"/>
+          <w14:ligatures w14:val="none"/>
+        </w:rPr>
+        <w:t>Présente la réponse sous forme de trois parties : points positifs, problèmes et recommandations.</w:t>
+      </w:r>
+    </w:p>
+    <w:p>
+      <w:pPr>
+        <w:spacing w:after="0" w:line="240" w:lineRule="auto"/>
+        <w:rPr>
+          <w:rFonts w:ascii="Times New Roman" w:eastAsia="Times New Roman" w:hAnsi="Times New Roman" w:cs="Times New Roman"/>
+          <w:color w:val="2F5496" w:themeColor="accent1" w:themeShade="BF"/>
+          <w:kern w:val="0"/>
+          <w:sz w:val="24"/>
+          <w:szCs w:val="24"/>
+          <w:lang w:eastAsia="fr-FR"/>
+          <w14:ligatures w14:val="none"/>
+        </w:rPr>
+      </w:pPr>
+    </w:p>
+    <w:p>
+      <w:pPr>
+        <w:spacing w:after="0" w:line="240" w:lineRule="auto"/>
+        <w:rPr>
+          <w:rFonts w:ascii="Times New Roman" w:eastAsia="Times New Roman" w:hAnsi="Times New Roman" w:cs="Times New Roman"/>
+          <w:color w:val="2F5496" w:themeColor="accent1" w:themeShade="BF"/>
+          <w:kern w:val="0"/>
+          <w:sz w:val="24"/>
+          <w:szCs w:val="24"/>
+          <w:lang w:eastAsia="fr-FR"/>
+          <w14:ligatures w14:val="none"/>
+        </w:rPr>
+      </w:pPr>
+    </w:p>
+    <w:p>
+      <w:pPr>
+        <w:spacing w:after="0" w:line="240" w:lineRule="auto"/>
+        <w:rPr>
+          <w:rFonts w:ascii="Times New Roman" w:eastAsia="Times New Roman" w:hAnsi="Times New Roman" w:cs="Times New Roman"/>
+          <w:color w:val="2F5496" w:themeColor="accent1" w:themeShade="BF"/>
+          <w:kern w:val="0"/>
+          <w:sz w:val="24"/>
+          <w:szCs w:val="24"/>
+          <w:lang w:eastAsia="fr-FR"/>
+          <w14:ligatures w14:val="none"/>
+        </w:rPr>
+      </w:pPr>
+    </w:p>
+    <w:p>
+      <w:pPr>
+        <w:spacing w:after="0" w:line="240" w:lineRule="auto"/>
+        <w:rPr>
+          <w:rFonts w:ascii="Times New Roman" w:eastAsia="Times New Roman" w:hAnsi="Times New Roman" w:cs="Times New Roman"/>
+          <w:color w:val="2F5496" w:themeColor="accent1" w:themeShade="BF"/>
+          <w:kern w:val="0"/>
+          <w:sz w:val="24"/>
+          <w:szCs w:val="24"/>
+          <w:lang w:eastAsia="fr-FR"/>
+          <w14:ligatures w14:val="none"/>
+        </w:rPr>
+      </w:pPr>
+    </w:p>
+    <w:p>
+      <w:pPr>
+        <w:spacing w:after="0" w:line="240" w:lineRule="auto"/>
+        <w:rPr>
+          <w:rFonts w:ascii="Times New Roman" w:eastAsia="Times New Roman" w:hAnsi="Times New Roman" w:cs="Times New Roman"/>
+          <w:color w:val="2F5496" w:themeColor="accent1" w:themeShade="BF"/>
+          <w:kern w:val="0"/>
+          <w:sz w:val="24"/>
+          <w:szCs w:val="24"/>
+          <w:lang w:eastAsia="fr-FR"/>
+          <w14:ligatures w14:val="none"/>
+        </w:rPr>
+      </w:pPr>
+    </w:p>
+    <w:p>
+      <w:pPr>
+        <w:spacing w:after="0" w:line="240" w:lineRule="auto"/>
+        <w:rPr>
+          <w:rFonts w:ascii="Times New Roman" w:eastAsia="Times New Roman" w:hAnsi="Times New Roman" w:cs="Times New Roman"/>
+          <w:color w:val="2F5496" w:themeColor="accent1" w:themeShade="BF"/>
+          <w:kern w:val="0"/>
+          <w:sz w:val="24"/>
+          <w:szCs w:val="24"/>
+          <w:lang w:eastAsia="fr-FR"/>
+          <w14:ligatures w14:val="none"/>
+        </w:rPr>
+      </w:pPr>
+    </w:p>
+    <w:p>
+      <w:pPr>
+        <w:spacing w:after="0" w:line="240" w:lineRule="auto"/>
+        <w:rPr>
+          <w:rFonts w:ascii="Times New Roman" w:eastAsia="Times New Roman" w:hAnsi="Times New Roman" w:cs="Times New Roman"/>
+          <w:color w:val="2F5496" w:themeColor="accent1" w:themeShade="BF"/>
+          <w:kern w:val="0"/>
+          <w:sz w:val="24"/>
+          <w:szCs w:val="24"/>
+          <w:lang w:eastAsia="fr-FR"/>
+          <w14:ligatures w14:val="none"/>
+        </w:rPr>
+      </w:pPr>
+    </w:p>
+    <w:p>
+      <w:pPr>
+        <w:spacing w:after="0" w:line="240" w:lineRule="auto"/>
+        <w:rPr>
+          <w:rFonts w:ascii="Times New Roman" w:eastAsia="Times New Roman" w:hAnsi="Times New Roman" w:cs="Times New Roman"/>
+          <w:color w:val="2F5496" w:themeColor="accent1" w:themeShade="BF"/>
+          <w:kern w:val="0"/>
+          <w:sz w:val="24"/>
+          <w:szCs w:val="24"/>
+          <w:lang w:eastAsia="fr-FR"/>
+          <w14:ligatures w14:val="none"/>
+        </w:rPr>
+      </w:pPr>
+    </w:p>
+    <w:p>
+      <w:pPr>
+        <w:spacing w:after="0" w:line="240" w:lineRule="auto"/>
+        <w:rPr>
+          <w:rFonts w:ascii="Times New Roman" w:eastAsia="Times New Roman" w:hAnsi="Times New Roman" w:cs="Times New Roman"/>
+          <w:color w:val="2F5496" w:themeColor="accent1" w:themeShade="BF"/>
+          <w:kern w:val="0"/>
+          <w:sz w:val="24"/>
+          <w:szCs w:val="24"/>
+          <w:lang w:eastAsia="fr-FR"/>
+          <w14:ligatures w14:val="none"/>
+        </w:rPr>
+      </w:pPr>
+    </w:p>
+    <w:p>
+      <w:pPr>
+        <w:spacing w:after="0" w:line="240" w:lineRule="auto"/>
+        <w:rPr>
+          <w:rFonts w:ascii="Times New Roman" w:eastAsia="Times New Roman" w:hAnsi="Times New Roman" w:cs="Times New Roman"/>
+          <w:color w:val="2F5496" w:themeColor="accent1" w:themeShade="BF"/>
+          <w:kern w:val="0"/>
+          <w:sz w:val="24"/>
+          <w:szCs w:val="24"/>
+          <w:lang w:eastAsia="fr-FR"/>
+          <w14:ligatures w14:val="none"/>
+        </w:rPr>
+      </w:pPr>
+    </w:p>
+    <w:p>
+      <w:pPr>
+        <w:spacing w:after="0" w:line="240" w:lineRule="auto"/>
+        <w:rPr>
+          <w:rFonts w:ascii="Times New Roman" w:eastAsia="Times New Roman" w:hAnsi="Times New Roman" w:cs="Times New Roman"/>
+          <w:color w:val="2F5496" w:themeColor="accent1" w:themeShade="BF"/>
+          <w:kern w:val="0"/>
+          <w:sz w:val="24"/>
+          <w:szCs w:val="24"/>
+          <w:lang w:eastAsia="fr-FR"/>
+          <w14:ligatures w14:val="none"/>
+        </w:rPr>
+      </w:pPr>
+    </w:p>
+    <w:p>
+      <w:pPr>
+        <w:spacing w:after="0" w:line="240" w:lineRule="auto"/>
+        <w:rPr>
+          <w:rFonts w:ascii="Times New Roman" w:eastAsia="Times New Roman" w:hAnsi="Times New Roman" w:cs="Times New Roman"/>
+          <w:color w:val="2F5496" w:themeColor="accent1" w:themeShade="BF"/>
+          <w:kern w:val="0"/>
+          <w:sz w:val="24"/>
+          <w:szCs w:val="24"/>
+          <w:lang w:eastAsia="fr-FR"/>
+          <w14:ligatures w14:val="none"/>
+        </w:rPr>
+      </w:pPr>
+    </w:p>
+    <w:p>
+      <w:pPr>
+        <w:rPr>
+          <w:rFonts w:ascii="Times New Roman" w:hAnsi="Times New Roman" w:cs="Times New Roman"/>
+          <w:sz w:val="24"/>
+          <w:szCs w:val="24"/>
+        </w:rPr>
+      </w:pPr>
+      <w:r>
+        <w:rPr>
+          <w:rFonts w:ascii="Times New Roman" w:hAnsi="Times New Roman" w:cs="Times New Roman"/>
+          <w:sz w:val="24"/>
+          <w:szCs w:val="24"/>
+        </w:rPr>
+        <w:drawing>
+          <wp:inline distT="0" distB="0" distL="0" distR="0" wp14:anchorId="4A8025DC" wp14:editId="6A9DFD05">
+            <wp:extent cx="5760720" cy="3321685"/>
+            <wp:effectExtent l="0" t="0" r="0" b="0"/>
+            <wp:docPr id="13" name="Image 13"/>
+            <wp:cNvGraphicFramePr>
+              <a:graphicFrameLocks xmlns:a="http://schemas.openxmlformats.org/drawingml/2006/main" noChangeAspect="1"/>
+            </wp:cNvGraphicFramePr>
+            <a:graphic xmlns:a="http://schemas.openxmlformats.org/drawingml/2006/main">
+              <a:graphicData uri="http://schemas.openxmlformats.org/drawingml/2006/picture">
+                <pic:pic xmlns:pic="http://schemas.openxmlformats.org/drawingml/2006/picture">
+                  <pic:nvPicPr>
+                    <pic:cNvPr id="1" name=""/>
+                    <pic:cNvPicPr/>
+                  </pic:nvPicPr>
+                  <pic:blipFill>
+                    <a:blip r:embed="rId16"/>
+                    <a:stretch>
+                      <a:fillRect/>
+                    </a:stretch>
+                  </pic:blipFill>
+                  <pic:spPr>
+                    <a:xfrm>
+                      <a:off x="0" y="0"/>
+                      <a:ext cx="5760720" cy="3321685"/>
+                    </a:xfrm>
+                    <a:prstGeom prst="rect">
+                      <a:avLst/>
+                    </a:prstGeom>
+                  </pic:spPr>
+                </pic:pic>
+              </a:graphicData>
+            </a:graphic>
+          </wp:inline>
+        </w:drawing>
+      </w:r>
+    </w:p>
+    <w:p>
+      <w:pPr>
+        <w:spacing w:after="0" w:line="240" w:lineRule="auto"/>
+        <w:ind w:left="708"/>
+        <w:rPr>
+          <w:rFonts w:ascii="Times New Roman" w:eastAsia="Times New Roman" w:hAnsi="Times New Roman" w:cs="Times New Roman"/>
+          <w:color w:val="2F5496" w:themeColor="accent1" w:themeShade="BF"/>
+          <w:kern w:val="0"/>
+          <w:sz w:val="24"/>
+          <w:szCs w:val="24"/>
+          <w:lang w:eastAsia="fr-FR"/>
+          <w14:ligatures w14:val="none"/>
+        </w:rPr>
+      </w:pPr>
+      <w:r>
+        <w:rPr>
+          <w:rFonts w:ascii="Times New Roman" w:eastAsia="Times New Roman" w:hAnsi="Times New Roman" w:cs="Times New Roman"/>
+          <w:color w:val="2F5496" w:themeColor="accent1" w:themeShade="BF"/>
+          <w:kern w:val="0"/>
+          <w:sz w:val="24"/>
+          <w:szCs w:val="24"/>
+          <w:lang w:eastAsia="fr-FR"/>
+          <w14:ligatures w14:val="none"/>
+        </w:rPr>
+        <w:t>Vérifie maintenant ta réponse précédente.</w:t>
+      </w:r>
+    </w:p>
+    <w:p>
+      <w:pPr>
+        <w:spacing w:after="0" w:line="240" w:lineRule="auto"/>
+        <w:ind w:left="708"/>
+        <w:rPr>
+          <w:rFonts w:ascii="Times New Roman" w:eastAsia="Times New Roman" w:hAnsi="Times New Roman" w:cs="Times New Roman"/>
+          <w:color w:val="2F5496" w:themeColor="accent1" w:themeShade="BF"/>
+          <w:kern w:val="0"/>
+          <w:sz w:val="24"/>
+          <w:szCs w:val="24"/>
+          <w:lang w:eastAsia="fr-FR"/>
+          <w14:ligatures w14:val="none"/>
+        </w:rPr>
+      </w:pPr>
+      <w:r>
+        <w:rPr>
+          <w:rFonts w:ascii="Times New Roman" w:eastAsia="Times New Roman" w:hAnsi="Times New Roman" w:cs="Times New Roman"/>
+          <w:color w:val="2F5496" w:themeColor="accent1" w:themeShade="BF"/>
+          <w:kern w:val="0"/>
+          <w:sz w:val="24"/>
+          <w:szCs w:val="24"/>
+          <w:lang w:eastAsia="fr-FR"/>
+          <w14:ligatures w14:val="none"/>
+        </w:rPr>
+        <w:t>Effectue un contrôle critique de ton analyse en vérifiant les éléments suivants :</w:t>
+      </w:r>
+    </w:p>
+    <w:p>
+      <w:pPr>
+        <w:numPr>
+          <w:ilvl w:val="0"/>
+          <w:numId w:val="7"/>
+        </w:numPr>
+        <w:tabs>
+          <w:tab w:val="clear" w:pos="720"/>
+          <w:tab w:val="num" w:pos="1428"/>
+        </w:tabs>
+        <w:spacing w:after="0" w:line="240" w:lineRule="auto"/>
+        <w:ind w:left="1428"/>
+        <w:rPr>
+          <w:rFonts w:ascii="Times New Roman" w:eastAsia="Times New Roman" w:hAnsi="Times New Roman" w:cs="Times New Roman"/>
+          <w:color w:val="2F5496" w:themeColor="accent1" w:themeShade="BF"/>
+          <w:kern w:val="0"/>
+          <w:sz w:val="24"/>
+          <w:szCs w:val="24"/>
+          <w:lang w:eastAsia="fr-FR"/>
+          <w14:ligatures w14:val="none"/>
+        </w:rPr>
+      </w:pPr>
+      <w:r>
+        <w:rPr>
+          <w:rFonts w:ascii="Times New Roman" w:eastAsia="Times New Roman" w:hAnsi="Times New Roman" w:cs="Times New Roman"/>
+          <w:color w:val="2F5496" w:themeColor="accent1" w:themeShade="BF"/>
+          <w:kern w:val="0"/>
+          <w:sz w:val="24"/>
+          <w:szCs w:val="24"/>
+          <w:lang w:eastAsia="fr-FR"/>
+          <w14:ligatures w14:val="none"/>
+        </w:rPr>
+        <w:t>Informations non justifiées : repère les informations présentes dans ta réponse qui ne sont pas directement justifiées par le texte fourni.</w:t>
+      </w:r>
+    </w:p>
+    <w:p>
+      <w:pPr>
+        <w:numPr>
+          <w:ilvl w:val="0"/>
+          <w:numId w:val="7"/>
+        </w:numPr>
+        <w:tabs>
+          <w:tab w:val="clear" w:pos="720"/>
+          <w:tab w:val="num" w:pos="1428"/>
+        </w:tabs>
+        <w:spacing w:after="0" w:line="240" w:lineRule="auto"/>
+        <w:ind w:left="1428"/>
+        <w:rPr>
+          <w:rFonts w:ascii="Times New Roman" w:eastAsia="Times New Roman" w:hAnsi="Times New Roman" w:cs="Times New Roman"/>
+          <w:color w:val="2F5496" w:themeColor="accent1" w:themeShade="BF"/>
+          <w:kern w:val="0"/>
+          <w:sz w:val="24"/>
+          <w:szCs w:val="24"/>
+          <w:lang w:eastAsia="fr-FR"/>
+          <w14:ligatures w14:val="none"/>
+        </w:rPr>
+      </w:pPr>
+      <w:r>
+        <w:rPr>
+          <w:rFonts w:ascii="Times New Roman" w:eastAsia="Times New Roman" w:hAnsi="Times New Roman" w:cs="Times New Roman"/>
+          <w:color w:val="2F5496" w:themeColor="accent1" w:themeShade="BF"/>
+          <w:kern w:val="0"/>
+          <w:sz w:val="24"/>
+          <w:szCs w:val="24"/>
+          <w:lang w:eastAsia="fr-FR"/>
+          <w14:ligatures w14:val="none"/>
+        </w:rPr>
+        <w:t>Contradictions : vérifie s'il existe des contradictions entre ta réponse et le texte source.</w:t>
+      </w:r>
+    </w:p>
+    <w:p>
+      <w:pPr>
+        <w:numPr>
+          <w:ilvl w:val="0"/>
+          <w:numId w:val="7"/>
+        </w:numPr>
+        <w:tabs>
+          <w:tab w:val="clear" w:pos="720"/>
+          <w:tab w:val="num" w:pos="1428"/>
+        </w:tabs>
+        <w:spacing w:after="0" w:line="240" w:lineRule="auto"/>
+        <w:ind w:left="1428"/>
+        <w:rPr>
+          <w:rFonts w:ascii="Times New Roman" w:eastAsia="Times New Roman" w:hAnsi="Times New Roman" w:cs="Times New Roman"/>
+          <w:color w:val="2F5496" w:themeColor="accent1" w:themeShade="BF"/>
+          <w:kern w:val="0"/>
+          <w:sz w:val="24"/>
+          <w:szCs w:val="24"/>
+          <w:lang w:eastAsia="fr-FR"/>
+          <w14:ligatures w14:val="none"/>
+        </w:rPr>
+      </w:pPr>
+      <w:r>
+        <w:rPr>
+          <w:rFonts w:ascii="Times New Roman" w:eastAsia="Times New Roman" w:hAnsi="Times New Roman" w:cs="Times New Roman"/>
+          <w:color w:val="2F5496" w:themeColor="accent1" w:themeShade="BF"/>
+          <w:kern w:val="0"/>
+          <w:sz w:val="24"/>
+          <w:szCs w:val="24"/>
+          <w:lang w:eastAsia="fr-FR"/>
+          <w14:ligatures w14:val="none"/>
+        </w:rPr>
+        <w:t>Informations absentes : identifie les informations importantes du texte que tu aurais oubliées.</w:t>
+      </w:r>
+    </w:p>
+    <w:p>
+      <w:pPr>
+        <w:numPr>
+          <w:ilvl w:val="0"/>
+          <w:numId w:val="7"/>
+        </w:numPr>
+        <w:tabs>
+          <w:tab w:val="clear" w:pos="720"/>
+          <w:tab w:val="num" w:pos="1428"/>
+        </w:tabs>
+        <w:spacing w:after="0" w:line="240" w:lineRule="auto"/>
+        <w:ind w:left="1428"/>
+        <w:rPr>
+          <w:rFonts w:ascii="Times New Roman" w:eastAsia="Times New Roman" w:hAnsi="Times New Roman" w:cs="Times New Roman"/>
+          <w:color w:val="2F5496" w:themeColor="accent1" w:themeShade="BF"/>
+          <w:kern w:val="0"/>
+          <w:sz w:val="24"/>
+          <w:szCs w:val="24"/>
+          <w:lang w:eastAsia="fr-FR"/>
+          <w14:ligatures w14:val="none"/>
+        </w:rPr>
+      </w:pPr>
+      <w:r>
+        <w:rPr>
+          <w:rFonts w:ascii="Times New Roman" w:eastAsia="Times New Roman" w:hAnsi="Times New Roman" w:cs="Times New Roman"/>
+          <w:color w:val="2F5496" w:themeColor="accent1" w:themeShade="BF"/>
+          <w:kern w:val="0"/>
+          <w:sz w:val="24"/>
+          <w:szCs w:val="24"/>
+          <w:lang w:eastAsia="fr-FR"/>
+          <w14:ligatures w14:val="none"/>
+        </w:rPr>
+        <w:t>Hallucinations : vérifie que tu n'as ajouté aucun fait, chiffre ou information qui n'apparaît pas dans le texte.</w:t>
+      </w:r>
+    </w:p>
+    <w:p>
+      <w:pPr>
+        <w:numPr>
+          <w:ilvl w:val="0"/>
+          <w:numId w:val="7"/>
+        </w:numPr>
+        <w:tabs>
+          <w:tab w:val="clear" w:pos="720"/>
+          <w:tab w:val="num" w:pos="1428"/>
+        </w:tabs>
+        <w:spacing w:after="0" w:line="240" w:lineRule="auto"/>
+        <w:ind w:left="1428"/>
+        <w:rPr>
+          <w:rFonts w:ascii="Times New Roman" w:eastAsia="Times New Roman" w:hAnsi="Times New Roman" w:cs="Times New Roman"/>
+          <w:color w:val="2F5496" w:themeColor="accent1" w:themeShade="BF"/>
+          <w:kern w:val="0"/>
+          <w:sz w:val="24"/>
+          <w:szCs w:val="24"/>
+          <w:lang w:eastAsia="fr-FR"/>
+          <w14:ligatures w14:val="none"/>
+        </w:rPr>
+      </w:pPr>
+      <w:r>
+        <w:rPr>
+          <w:rFonts w:ascii="Times New Roman" w:eastAsia="Times New Roman" w:hAnsi="Times New Roman" w:cs="Times New Roman"/>
+          <w:color w:val="2F5496" w:themeColor="accent1" w:themeShade="BF"/>
+          <w:kern w:val="0"/>
+          <w:sz w:val="24"/>
+          <w:szCs w:val="24"/>
+          <w:lang w:eastAsia="fr-FR"/>
+          <w14:ligatures w14:val="none"/>
+        </w:rPr>
+        <w:t>Respect des contraintes : vérifie que toutes les contraintes du premier prompt ont été respectées.</w:t>
+      </w:r>
+    </w:p>
+    <w:p>
+      <w:pPr>
+        <w:spacing w:after="0" w:line="240" w:lineRule="auto"/>
+        <w:ind w:left="708"/>
+        <w:rPr>
+          <w:rFonts w:ascii="Times New Roman" w:eastAsia="Times New Roman" w:hAnsi="Times New Roman" w:cs="Times New Roman"/>
+          <w:color w:val="2F5496" w:themeColor="accent1" w:themeShade="BF"/>
+          <w:kern w:val="0"/>
+          <w:sz w:val="24"/>
+          <w:szCs w:val="24"/>
+          <w:lang w:eastAsia="fr-FR"/>
+          <w14:ligatures w14:val="none"/>
+        </w:rPr>
+      </w:pPr>
+      <w:r>
+        <w:rPr>
+          <w:rFonts w:ascii="Times New Roman" w:eastAsia="Times New Roman" w:hAnsi="Times New Roman" w:cs="Times New Roman"/>
+          <w:color w:val="2F5496" w:themeColor="accent1" w:themeShade="BF"/>
+          <w:kern w:val="0"/>
+          <w:sz w:val="24"/>
+          <w:szCs w:val="24"/>
+          <w:lang w:eastAsia="fr-FR"/>
+          <w14:ligatures w14:val="none"/>
+        </w:rPr>
+        <w:t>Pour chaque problème trouvé, indique :</w:t>
+      </w:r>
+      <w:r>
+        <w:rPr>
+          <w:rFonts w:ascii="Times New Roman" w:eastAsia="Times New Roman" w:hAnsi="Times New Roman" w:cs="Times New Roman"/>
+          <w:color w:val="2F5496" w:themeColor="accent1" w:themeShade="BF"/>
+          <w:kern w:val="0"/>
+          <w:sz w:val="24"/>
+          <w:szCs w:val="24"/>
+          <w:lang w:eastAsia="fr-FR"/>
+          <w14:ligatures w14:val="none"/>
+        </w:rPr>
+        <w:t xml:space="preserve"> </w:t>
+      </w:r>
+      <w:r>
+        <w:rPr>
+          <w:rFonts w:ascii="Times New Roman" w:eastAsia="Times New Roman" w:hAnsi="Times New Roman" w:cs="Times New Roman"/>
+          <w:color w:val="2F5496" w:themeColor="accent1" w:themeShade="BF"/>
+          <w:kern w:val="0"/>
+          <w:sz w:val="24"/>
+          <w:szCs w:val="24"/>
+          <w:lang w:eastAsia="fr-FR"/>
+          <w14:ligatures w14:val="none"/>
+        </w:rPr>
+        <w:t>l'élément concerné</w:t>
+      </w:r>
+      <w:r>
+        <w:rPr>
+          <w:rFonts w:ascii="Times New Roman" w:eastAsia="Times New Roman" w:hAnsi="Times New Roman" w:cs="Times New Roman"/>
+          <w:color w:val="2F5496" w:themeColor="accent1" w:themeShade="BF"/>
+          <w:kern w:val="0"/>
+          <w:sz w:val="24"/>
+          <w:szCs w:val="24"/>
+          <w:lang w:eastAsia="fr-FR"/>
+          <w14:ligatures w14:val="none"/>
+        </w:rPr>
+        <w:t>,</w:t>
+      </w:r>
+      <w:r>
+        <w:rPr>
+          <w:rFonts w:ascii="Times New Roman" w:eastAsia="Times New Roman" w:hAnsi="Times New Roman" w:cs="Times New Roman"/>
+          <w:color w:val="2F5496" w:themeColor="accent1" w:themeShade="BF"/>
+          <w:kern w:val="0"/>
+          <w:sz w:val="24"/>
+          <w:szCs w:val="24"/>
+          <w:lang w:eastAsia="fr-FR"/>
+          <w14:ligatures w14:val="none"/>
+        </w:rPr>
+        <w:t xml:space="preserve"> pourquoi il pose problème </w:t>
+      </w:r>
+    </w:p>
+    <w:p>
+      <w:pPr>
+        <w:spacing w:after="0" w:line="240" w:lineRule="auto"/>
+        <w:ind w:firstLine="708"/>
+        <w:rPr>
+          <w:rFonts w:ascii="Times New Roman" w:eastAsia="Times New Roman" w:hAnsi="Times New Roman" w:cs="Times New Roman"/>
+          <w:color w:val="2F5496" w:themeColor="accent1" w:themeShade="BF"/>
+          <w:kern w:val="0"/>
+          <w:sz w:val="24"/>
+          <w:szCs w:val="24"/>
+          <w:lang w:eastAsia="fr-FR"/>
+          <w14:ligatures w14:val="none"/>
+        </w:rPr>
+      </w:pPr>
+      <w:r>
+        <w:rPr>
+          <w:rFonts w:ascii="Times New Roman" w:eastAsia="Times New Roman" w:hAnsi="Times New Roman" w:cs="Times New Roman"/>
+          <w:color w:val="2F5496" w:themeColor="accent1" w:themeShade="BF"/>
+          <w:kern w:val="0"/>
+          <w:sz w:val="24"/>
+          <w:szCs w:val="24"/>
+          <w:lang w:eastAsia="fr-FR"/>
+          <w14:ligatures w14:val="none"/>
+        </w:rPr>
+        <w:t xml:space="preserve">Et </w:t>
+      </w:r>
+      <w:r>
+        <w:rPr>
+          <w:rFonts w:ascii="Times New Roman" w:eastAsia="Times New Roman" w:hAnsi="Times New Roman" w:cs="Times New Roman"/>
+          <w:color w:val="2F5496" w:themeColor="accent1" w:themeShade="BF"/>
+          <w:kern w:val="0"/>
+          <w:sz w:val="24"/>
+          <w:szCs w:val="24"/>
+          <w:lang w:eastAsia="fr-FR"/>
+          <w14:ligatures w14:val="none"/>
+        </w:rPr>
+        <w:t>la correction à apporter.</w:t>
+      </w:r>
+    </w:p>
+    <w:p>
+      <w:pPr>
+        <w:spacing w:after="0" w:line="240" w:lineRule="auto"/>
+        <w:ind w:left="708"/>
+        <w:rPr>
+          <w:rFonts w:ascii="Times New Roman" w:eastAsia="Times New Roman" w:hAnsi="Times New Roman" w:cs="Times New Roman"/>
+          <w:color w:val="2F5496" w:themeColor="accent1" w:themeShade="BF"/>
+          <w:kern w:val="0"/>
+          <w:sz w:val="24"/>
+          <w:szCs w:val="24"/>
+          <w:lang w:eastAsia="fr-FR"/>
+          <w14:ligatures w14:val="none"/>
+        </w:rPr>
+      </w:pPr>
+      <w:r>
+        <w:rPr>
+          <w:rFonts w:ascii="Times New Roman" w:eastAsia="Times New Roman" w:hAnsi="Times New Roman" w:cs="Times New Roman"/>
+          <w:color w:val="2F5496" w:themeColor="accent1" w:themeShade="BF"/>
+          <w:kern w:val="0"/>
+          <w:sz w:val="24"/>
+          <w:szCs w:val="24"/>
+          <w:lang w:eastAsia="fr-FR"/>
+          <w14:ligatures w14:val="none"/>
+        </w:rPr>
+        <w:t xml:space="preserve">Si aucun problème n'est trouvé dans une catégorie, indique clairement </w:t>
+      </w:r>
+      <w:r>
+        <w:rPr>
+          <w:rFonts w:ascii="Times New Roman" w:eastAsia="Times New Roman" w:hAnsi="Times New Roman" w:cs="Times New Roman"/>
+          <w:color w:val="2F5496" w:themeColor="accent1" w:themeShade="BF"/>
+          <w:kern w:val="0"/>
+          <w:sz w:val="24"/>
+          <w:szCs w:val="24"/>
+          <w:lang w:eastAsia="fr-FR"/>
+          <w14:ligatures w14:val="none"/>
+        </w:rPr>
+        <w:t>"a</w:t>
+      </w:r>
+      <w:r>
+        <w:rPr>
+          <w:rFonts w:ascii="Times New Roman" w:eastAsia="Times New Roman" w:hAnsi="Times New Roman" w:cs="Times New Roman"/>
+          <w:color w:val="2F5496" w:themeColor="accent1" w:themeShade="BF"/>
+          <w:kern w:val="0"/>
+          <w:sz w:val="24"/>
+          <w:szCs w:val="24"/>
+          <w:lang w:eastAsia="fr-FR"/>
+          <w14:ligatures w14:val="none"/>
+        </w:rPr>
+        <w:t xml:space="preserve">ucun problème détecté </w:t>
+      </w:r>
+      <w:r>
+        <w:rPr>
+          <w:rFonts w:ascii="Times New Roman" w:eastAsia="Times New Roman" w:hAnsi="Times New Roman" w:cs="Times New Roman"/>
+          <w:color w:val="2F5496" w:themeColor="accent1" w:themeShade="BF"/>
+          <w:kern w:val="0"/>
+          <w:sz w:val="24"/>
+          <w:szCs w:val="24"/>
+          <w:lang w:eastAsia="fr-FR"/>
+          <w14:ligatures w14:val="none"/>
+        </w:rPr>
+        <w:t>"</w:t>
+      </w:r>
+    </w:p>
+    <w:p>
+      <w:pPr>
+        <w:spacing w:after="0" w:line="240" w:lineRule="auto"/>
+        <w:ind w:left="708"/>
+        <w:rPr>
+          <w:rFonts w:ascii="Times New Roman" w:eastAsia="Times New Roman" w:hAnsi="Times New Roman" w:cs="Times New Roman"/>
+          <w:color w:val="2F5496" w:themeColor="accent1" w:themeShade="BF"/>
+          <w:kern w:val="0"/>
+          <w:sz w:val="24"/>
+          <w:szCs w:val="24"/>
+          <w:lang w:eastAsia="fr-FR"/>
+          <w14:ligatures w14:val="none"/>
+        </w:rPr>
+      </w:pPr>
+      <w:r>
+        <w:rPr>
+          <w:rFonts w:ascii="Times New Roman" w:eastAsia="Times New Roman" w:hAnsi="Times New Roman" w:cs="Times New Roman"/>
+          <w:color w:val="2F5496" w:themeColor="accent1" w:themeShade="BF"/>
+          <w:kern w:val="0"/>
+          <w:sz w:val="24"/>
+          <w:szCs w:val="24"/>
+          <w:lang w:eastAsia="fr-FR"/>
+          <w14:ligatures w14:val="none"/>
+        </w:rPr>
+        <w:t>Termine par une version corrigée de ta réponse précédente si des erreurs ont été identifiées.</w:t>
+      </w:r>
+    </w:p>
+    <w:p>
+      <w:pPr>
+        <w:rPr>
+          <w:rFonts w:ascii="Times New Roman" w:hAnsi="Times New Roman" w:cs="Times New Roman"/>
+          <w:sz w:val="24"/>
+          <w:szCs w:val="24"/>
+        </w:rPr>
+      </w:pPr>
+    </w:p>
+    <w:p>
+      <w:pPr>
+        <w:rPr>
+          <w:rFonts w:ascii="Times New Roman" w:hAnsi="Times New Roman" w:cs="Times New Roman"/>
+          <w:sz w:val="24"/>
+          <w:szCs w:val="24"/>
+        </w:rPr>
+      </w:pPr>
+    </w:p>
+    <w:p>
+      <w:pPr>
+        <w:rPr>
+          <w:rFonts w:ascii="Times New Roman" w:hAnsi="Times New Roman" w:cs="Times New Roman"/>
+          <w:sz w:val="24"/>
+          <w:szCs w:val="24"/>
+        </w:rPr>
+      </w:pPr>
+    </w:p>
+    <w:p>
+      <w:pPr>
+        <w:rPr>
+          <w:rFonts w:ascii="Times New Roman" w:hAnsi="Times New Roman" w:cs="Times New Roman"/>
+          <w:sz w:val="24"/>
+          <w:szCs w:val="24"/>
+        </w:rPr>
+      </w:pPr>
+    </w:p>
+    <w:p>
+      <w:pPr>
+        <w:rPr>
+          <w:rFonts w:ascii="Times New Roman" w:hAnsi="Times New Roman" w:cs="Times New Roman"/>
+          <w:sz w:val="24"/>
+          <w:szCs w:val="24"/>
+        </w:rPr>
+      </w:pPr>
+    </w:p>
+    <w:p>
+      <w:pPr>
+        <w:rPr>
+          <w:rFonts w:ascii="Times New Roman" w:hAnsi="Times New Roman" w:cs="Times New Roman"/>
+          <w:sz w:val="24"/>
+          <w:szCs w:val="24"/>
+        </w:rPr>
+      </w:pPr>
+    </w:p>
+    <w:p>
+      <w:pPr>
+        <w:rPr>
+          <w:rFonts w:ascii="Times New Roman" w:hAnsi="Times New Roman" w:cs="Times New Roman"/>
+          <w:sz w:val="24"/>
+          <w:szCs w:val="24"/>
+        </w:rPr>
+      </w:pPr>
+    </w:p>
+    <w:p>
+      <w:pPr>
+        <w:rPr>
+          <w:rFonts w:ascii="Times New Roman" w:hAnsi="Times New Roman" w:cs="Times New Roman"/>
+          <w:sz w:val="24"/>
+          <w:szCs w:val="24"/>
+        </w:rPr>
+      </w:pPr>
+      <w:r>
+        <w:rPr>
+          <w:rFonts w:ascii="Times New Roman" w:hAnsi="Times New Roman" w:cs="Times New Roman"/>
+          <w:sz w:val="24"/>
+          <w:szCs w:val="24"/>
+        </w:rPr>
+        <w:drawing>
+          <wp:inline distT="0" distB="0" distL="0" distR="0" wp14:anchorId="62FC178B" wp14:editId="368B646C">
+            <wp:extent cx="5760720" cy="3768725"/>
+            <wp:effectExtent l="0" t="0" r="0" b="3175"/>
+            <wp:docPr id="14" name="Image 14"/>
+            <wp:cNvGraphicFramePr>
+              <a:graphicFrameLocks xmlns:a="http://schemas.openxmlformats.org/drawingml/2006/main" noChangeAspect="1"/>
+            </wp:cNvGraphicFramePr>
+            <a:graphic xmlns:a="http://schemas.openxmlformats.org/drawingml/2006/main">
+              <a:graphicData uri="http://schemas.openxmlformats.org/drawingml/2006/picture">
+                <pic:pic xmlns:pic="http://schemas.openxmlformats.org/drawingml/2006/picture">
+                  <pic:nvPicPr>
+                    <pic:cNvPr id="1" name=""/>
+                    <pic:cNvPicPr/>
+                  </pic:nvPicPr>
+                  <pic:blipFill>
+                    <a:blip r:embed="rId17"/>
+                    <a:stretch>
+                      <a:fillRect/>
+                    </a:stretch>
+                  </pic:blipFill>
+                  <pic:spPr>
+                    <a:xfrm>
+                      <a:off x="0" y="0"/>
+                      <a:ext cx="5760720" cy="3768725"/>
+                    </a:xfrm>
+                    <a:prstGeom prst="rect">
+                      <a:avLst/>
+                    </a:prstGeom>
+                  </pic:spPr>
+                </pic:pic>
+              </a:graphicData>
+            </a:graphic>
+          </wp:inline>
+        </w:drawing>
+      </w:r>
+    </w:p>
+    <w:p>
+      <w:pPr>
+        <w:rPr>
+          <w:rFonts w:ascii="Times New Roman" w:hAnsi="Times New Roman" w:cs="Times New Roman"/>
+          <w:sz w:val="24"/>
+          <w:szCs w:val="24"/>
+        </w:rPr>
+      </w:pPr>
+      <w:r>
+        <w:rPr>
+          <w:rFonts w:ascii="Times New Roman" w:hAnsi="Times New Roman" w:cs="Times New Roman"/>
+          <w:sz w:val="24"/>
+          <w:szCs w:val="24"/>
+        </w:rPr>
+        <w:drawing>
+          <wp:inline distT="0" distB="0" distL="0" distR="0" wp14:anchorId="19FF3F0A" wp14:editId="0267CF46">
+            <wp:extent cx="5760720" cy="3501390"/>
+            <wp:effectExtent l="0" t="0" r="0" b="3810"/>
+            <wp:docPr id="15" name="Image 15"/>
+            <wp:cNvGraphicFramePr>
+              <a:graphicFrameLocks xmlns:a="http://schemas.openxmlformats.org/drawingml/2006/main" noChangeAspect="1"/>
+            </wp:cNvGraphicFramePr>
+            <a:graphic xmlns:a="http://schemas.openxmlformats.org/drawingml/2006/main">
+              <a:graphicData uri="http://schemas.openxmlformats.org/drawingml/2006/picture">
+                <pic:pic xmlns:pic="http://schemas.openxmlformats.org/drawingml/2006/picture">
+                  <pic:nvPicPr>
+                    <pic:cNvPr id="1" name=""/>
+                    <pic:cNvPicPr/>
+                  </pic:nvPicPr>
+                  <pic:blipFill>
+                    <a:blip r:embed="rId18"/>
+                    <a:stretch>
+                      <a:fillRect/>
+                    </a:stretch>
+                  </pic:blipFill>
+                  <pic:spPr>
+                    <a:xfrm>
+                      <a:off x="0" y="0"/>
+                      <a:ext cx="5760720" cy="3501390"/>
+                    </a:xfrm>
+                    <a:prstGeom prst="rect">
+                      <a:avLst/>
+                    </a:prstGeom>
+                  </pic:spPr>
+                </pic:pic>
+              </a:graphicData>
+            </a:graphic>
+          </wp:inline>
+        </w:drawing>
+      </w:r>
     </w:p>
     <w:sectPr>
-      <w:headerReference w:type="default" r:id="rId16"/>
-      <w:footerReference w:type="default" r:id="rId17"/>
+      <w:headerReference w:type="default" r:id="rId19"/>
+      <w:footerReference w:type="default" r:id="rId20"/>
       <w:pgSz w:w="11906" w:h="16838"/>
       <w:pgMar w:top="1417" w:right="1417" w:bottom="1417" w:left="1417" w:header="708" w:footer="708" w:gutter="0"/>
       <w:pgBorders w:offsetFrom="page">
@@ -3384,6 +4595,119 @@
 <file path=word/numbering.xml><?xml version="1.0" encoding="utf-8"?>
 <w:numbering xmlns:wpc="http://schemas.microsoft.com/office/word/2010/wordprocessingCanvas" xmlns:cx="http://schemas.microsoft.com/office/drawing/2014/chartex" xmlns:cx1="http://schemas.microsoft.com/office/drawing/2015/9/8/chartex" xmlns:cx2="http://schemas.microsoft.com/office/drawing/2015/10/21/chartex" xmlns:cx3="http://schemas.microsoft.com/office/drawing/2016/5/9/chartex" xmlns:cx4="http://schemas.microsoft.com/office/drawing/2016/5/10/chartex" xmlns:cx5="http://schemas.microsoft.com/office/drawing/2016/5/11/chartex" xmlns:cx6="http://schemas.microsoft.com/office/drawing/2016/5/12/chartex" xmlns:cx7="http://schemas.microsoft.com/office/drawing/2016/5/13/chartex" xmlns:cx8="http://schemas.microsoft.com/office/drawing/2016/5/14/chartex" xmlns:mc="http://schemas.openxmlformats.org/markup-compatibility/2006" xmlns:aink="http://schemas.microsoft.com/office/drawing/2016/ink" xmlns:am3d="http://schemas.microsoft.com/office/drawing/2017/model3d" xmlns:o="urn:schemas-microsoft-com:office:office" xmlns:r="http://schemas.openxmlformats.org/officeDocument/2006/relationships" xmlns:m="http://schemas.openxmlformats.org/officeDocument/2006/math" xmlns:v="urn:schemas-microsoft-com:vml" xmlns:wp14="http://schemas.microsoft.com/office/word/2010/wordprocessingDrawing" xmlns:wp="http://schemas.openxmlformats.org/drawingml/2006/wordprocessingDrawing" xmlns:w10="urn:schemas-microsoft-com:office:word" xmlns:w="http://schemas.openxmlformats.org/wordprocessingml/2006/main" xmlns:w14="http://schemas.microsoft.com/office/word/2010/wordml" xmlns:w15="http://schemas.microsoft.com/office/word/2012/wordml" xmlns:w16cex="http://schemas.microsoft.com/office/word/2018/wordml/cex" xmlns:w16cid="http://schemas.microsoft.com/office/word/2016/wordml/cid" xmlns:w16="http://schemas.microsoft.com/office/word/2018/wordml" xmlns:w16sdtdh="http://schemas.microsoft.com/office/word/2020/wordml/sdtdatahash" xmlns:w16se="http://schemas.microsoft.com/office/word/2015/wordml/symex" xmlns:wpg="http://schemas.microsoft.com/office/word/2010/wordprocessingGroup" xmlns:wpi="http://schemas.microsoft.com/office/word/2010/wordprocessingInk" xmlns:wne="http://schemas.microsoft.com/office/word/2006/wordml" xmlns:wps="http://schemas.microsoft.com/office/word/2010/wordprocessingShape" mc:Ignorable="w14 w15 w16se w16cid w16 w16cex w16sdtdh wp14">
   <w:abstractNum w:abstractNumId="0" w15:restartNumberingAfterBreak="0">
+    <w:nsid w:val="23FA75D2"/>
+    <w:multiLevelType w:val="multilevel"/>
+    <w:tmpl w:val="7B086CF2"/>
+    <w:lvl w:ilvl="0">
+      <w:start w:val="1"/>
+      <w:numFmt w:val="decimal"/>
+      <w:lvlText w:val="%1."/>
+      <w:lvlJc w:val="left"/>
+      <w:pPr>
+        <w:tabs>
+          <w:tab w:val="num" w:pos="720"/>
+        </w:tabs>
+        <w:ind w:left="720" w:hanging="360"/>
+      </w:pPr>
+    </w:lvl>
+    <w:lvl w:ilvl="1" w:tentative="1">
+      <w:start w:val="1"/>
+      <w:numFmt w:val="decimal"/>
+      <w:lvlText w:val="%2."/>
+      <w:lvlJc w:val="left"/>
+      <w:pPr>
+        <w:tabs>
+          <w:tab w:val="num" w:pos="1440"/>
+        </w:tabs>
+        <w:ind w:left="1440" w:hanging="360"/>
+      </w:pPr>
+    </w:lvl>
+    <w:lvl w:ilvl="2" w:tentative="1">
+      <w:start w:val="1"/>
+      <w:numFmt w:val="decimal"/>
+      <w:lvlText w:val="%3."/>
+      <w:lvlJc w:val="left"/>
+      <w:pPr>
+        <w:tabs>
+          <w:tab w:val="num" w:pos="2160"/>
+        </w:tabs>
+        <w:ind w:left="2160" w:hanging="360"/>
+      </w:pPr>
+    </w:lvl>
+    <w:lvl w:ilvl="3" w:tentative="1">
+      <w:start w:val="1"/>
+      <w:numFmt w:val="decimal"/>
+      <w:lvlText w:val="%4."/>
+      <w:lvlJc w:val="left"/>
+      <w:pPr>
+        <w:tabs>
+          <w:tab w:val="num" w:pos="2880"/>
+        </w:tabs>
+        <w:ind w:left="2880" w:hanging="360"/>
+      </w:pPr>
+    </w:lvl>
+    <w:lvl w:ilvl="4" w:tentative="1">
+      <w:start w:val="1"/>
+      <w:numFmt w:val="decimal"/>
+      <w:lvlText w:val="%5."/>
+      <w:lvlJc w:val="left"/>
+      <w:pPr>
+        <w:tabs>
+          <w:tab w:val="num" w:pos="3600"/>
+        </w:tabs>
+        <w:ind w:left="3600" w:hanging="360"/>
+      </w:pPr>
+    </w:lvl>
+    <w:lvl w:ilvl="5" w:tentative="1">
+      <w:start w:val="1"/>
+      <w:numFmt w:val="decimal"/>
+      <w:lvlText w:val="%6."/>
+      <w:lvlJc w:val="left"/>
+      <w:pPr>
+        <w:tabs>
+          <w:tab w:val="num" w:pos="4320"/>
+        </w:tabs>
+        <w:ind w:left="4320" w:hanging="360"/>
+      </w:pPr>
+    </w:lvl>
+    <w:lvl w:ilvl="6" w:tentative="1">
+      <w:start w:val="1"/>
+      <w:numFmt w:val="decimal"/>
+      <w:lvlText w:val="%7."/>
+      <w:lvlJc w:val="left"/>
+      <w:pPr>
+        <w:tabs>
+          <w:tab w:val="num" w:pos="5040"/>
+        </w:tabs>
+        <w:ind w:left="5040" w:hanging="360"/>
+      </w:pPr>
+    </w:lvl>
+    <w:lvl w:ilvl="7" w:tentative="1">
+      <w:start w:val="1"/>
+      <w:numFmt w:val="decimal"/>
+      <w:lvlText w:val="%8."/>
+      <w:lvlJc w:val="left"/>
+      <w:pPr>
+        <w:tabs>
+          <w:tab w:val="num" w:pos="5760"/>
+        </w:tabs>
+        <w:ind w:left="5760" w:hanging="360"/>
+      </w:pPr>
+    </w:lvl>
+    <w:lvl w:ilvl="8" w:tentative="1">
+      <w:start w:val="1"/>
+      <w:numFmt w:val="decimal"/>
+      <w:lvlText w:val="%9."/>
+      <w:lvlJc w:val="left"/>
+      <w:pPr>
+        <w:tabs>
+          <w:tab w:val="num" w:pos="6480"/>
+        </w:tabs>
+        <w:ind w:left="6480" w:hanging="360"/>
+      </w:pPr>
+    </w:lvl>
+  </w:abstractNum>
+  <w:abstractNum w:abstractNumId="1" w15:restartNumberingAfterBreak="0">
     <w:nsid w:val="30817C99"/>
     <w:multiLevelType w:val="hybridMultilevel"/>
     <w:tmpl w:val="B28054F4"/>
@@ -3469,7 +4793,7 @@
       </w:pPr>
     </w:lvl>
   </w:abstractNum>
-  <w:abstractNum w:abstractNumId="1" w15:restartNumberingAfterBreak="0">
+  <w:abstractNum w:abstractNumId="2" w15:restartNumberingAfterBreak="0">
     <w:nsid w:val="32024712"/>
     <w:multiLevelType w:val="multilevel"/>
     <w:tmpl w:val="7716EFCE"/>
@@ -3618,7 +4942,7 @@
       </w:rPr>
     </w:lvl>
   </w:abstractNum>
-  <w:abstractNum w:abstractNumId="2" w15:restartNumberingAfterBreak="0">
+  <w:abstractNum w:abstractNumId="3" w15:restartNumberingAfterBreak="0">
     <w:nsid w:val="3CA24848"/>
     <w:multiLevelType w:val="hybridMultilevel"/>
     <w:tmpl w:val="76B802A4"/>
@@ -3731,7 +5055,7 @@
       </w:rPr>
     </w:lvl>
   </w:abstractNum>
-  <w:abstractNum w:abstractNumId="3" w15:restartNumberingAfterBreak="0">
+  <w:abstractNum w:abstractNumId="4" w15:restartNumberingAfterBreak="0">
     <w:nsid w:val="56D568C8"/>
     <w:multiLevelType w:val="multilevel"/>
     <w:tmpl w:val="3392CAD2"/>
@@ -3880,7 +5204,305 @@
       </w:rPr>
     </w:lvl>
   </w:abstractNum>
-  <w:abstractNum w:abstractNumId="4" w15:restartNumberingAfterBreak="0">
+  <w:abstractNum w:abstractNumId="5" w15:restartNumberingAfterBreak="0">
+    <w:nsid w:val="61053792"/>
+    <w:multiLevelType w:val="multilevel"/>
+    <w:tmpl w:val="49E43BFC"/>
+    <w:lvl w:ilvl="0">
+      <w:start w:val="1"/>
+      <w:numFmt w:val="bullet"/>
+      <w:lvlText w:val=""/>
+      <w:lvlJc w:val="left"/>
+      <w:pPr>
+        <w:tabs>
+          <w:tab w:val="num" w:pos="720"/>
+        </w:tabs>
+        <w:ind w:left="720" w:hanging="360"/>
+      </w:pPr>
+      <w:rPr>
+        <w:rFonts w:ascii="Symbol" w:hAnsi="Symbol" w:hint="default"/>
+        <w:sz w:val="20"/>
+      </w:rPr>
+    </w:lvl>
+    <w:lvl w:ilvl="1" w:tentative="1">
+      <w:start w:val="1"/>
+      <w:numFmt w:val="bullet"/>
+      <w:lvlText w:val="o"/>
+      <w:lvlJc w:val="left"/>
+      <w:pPr>
+        <w:tabs>
+          <w:tab w:val="num" w:pos="1440"/>
+        </w:tabs>
+        <w:ind w:left="1440" w:hanging="360"/>
+      </w:pPr>
+      <w:rPr>
+        <w:rFonts w:ascii="Courier New" w:hAnsi="Courier New" w:hint="default"/>
+        <w:sz w:val="20"/>
+      </w:rPr>
+    </w:lvl>
+    <w:lvl w:ilvl="2" w:tentative="1">
+      <w:start w:val="1"/>
+      <w:numFmt w:val="bullet"/>
+      <w:lvlText w:val=""/>
+      <w:lvlJc w:val="left"/>
+      <w:pPr>
+        <w:tabs>
+          <w:tab w:val="num" w:pos="2160"/>
+        </w:tabs>
+        <w:ind w:left="2160" w:hanging="360"/>
+      </w:pPr>
+      <w:rPr>
+        <w:rFonts w:ascii="Wingdings" w:hAnsi="Wingdings" w:hint="default"/>
+        <w:sz w:val="20"/>
+      </w:rPr>
+    </w:lvl>
+    <w:lvl w:ilvl="3" w:tentative="1">
+      <w:start w:val="1"/>
+      <w:numFmt w:val="bullet"/>
+      <w:lvlText w:val=""/>
+      <w:lvlJc w:val="left"/>
+      <w:pPr>
+        <w:tabs>
+          <w:tab w:val="num" w:pos="2880"/>
+        </w:tabs>
+        <w:ind w:left="2880" w:hanging="360"/>
+      </w:pPr>
+      <w:rPr>
+        <w:rFonts w:ascii="Wingdings" w:hAnsi="Wingdings" w:hint="default"/>
+        <w:sz w:val="20"/>
+      </w:rPr>
+    </w:lvl>
+    <w:lvl w:ilvl="4" w:tentative="1">
+      <w:start w:val="1"/>
+      <w:numFmt w:val="bullet"/>
+      <w:lvlText w:val=""/>
+      <w:lvlJc w:val="left"/>
+      <w:pPr>
+        <w:tabs>
+          <w:tab w:val="num" w:pos="3600"/>
+        </w:tabs>
+        <w:ind w:left="3600" w:hanging="360"/>
+      </w:pPr>
+      <w:rPr>
+        <w:rFonts w:ascii="Wingdings" w:hAnsi="Wingdings" w:hint="default"/>
+        <w:sz w:val="20"/>
+      </w:rPr>
+    </w:lvl>
+    <w:lvl w:ilvl="5" w:tentative="1">
+      <w:start w:val="1"/>
+      <w:numFmt w:val="bullet"/>
+      <w:lvlText w:val=""/>
+      <w:lvlJc w:val="left"/>
+      <w:pPr>
+        <w:tabs>
+          <w:tab w:val="num" w:pos="4320"/>
+        </w:tabs>
+        <w:ind w:left="4320" w:hanging="360"/>
+      </w:pPr>
+      <w:rPr>
+        <w:rFonts w:ascii="Wingdings" w:hAnsi="Wingdings" w:hint="default"/>
+        <w:sz w:val="20"/>
+      </w:rPr>
+    </w:lvl>
+    <w:lvl w:ilvl="6" w:tentative="1">
+      <w:start w:val="1"/>
+      <w:numFmt w:val="bullet"/>
+      <w:lvlText w:val=""/>
+      <w:lvlJc w:val="left"/>
+      <w:pPr>
+        <w:tabs>
+          <w:tab w:val="num" w:pos="5040"/>
+        </w:tabs>
+        <w:ind w:left="5040" w:hanging="360"/>
+      </w:pPr>
+      <w:rPr>
+        <w:rFonts w:ascii="Wingdings" w:hAnsi="Wingdings" w:hint="default"/>
+        <w:sz w:val="20"/>
+      </w:rPr>
+    </w:lvl>
+    <w:lvl w:ilvl="7" w:tentative="1">
+      <w:start w:val="1"/>
+      <w:numFmt w:val="bullet"/>
+      <w:lvlText w:val=""/>
+      <w:lvlJc w:val="left"/>
+      <w:pPr>
+        <w:tabs>
+          <w:tab w:val="num" w:pos="5760"/>
+        </w:tabs>
+        <w:ind w:left="5760" w:hanging="360"/>
+      </w:pPr>
+      <w:rPr>
+        <w:rFonts w:ascii="Wingdings" w:hAnsi="Wingdings" w:hint="default"/>
+        <w:sz w:val="20"/>
+      </w:rPr>
+    </w:lvl>
+    <w:lvl w:ilvl="8" w:tentative="1">
+      <w:start w:val="1"/>
+      <w:numFmt w:val="bullet"/>
+      <w:lvlText w:val=""/>
+      <w:lvlJc w:val="left"/>
+      <w:pPr>
+        <w:tabs>
+          <w:tab w:val="num" w:pos="6480"/>
+        </w:tabs>
+        <w:ind w:left="6480" w:hanging="360"/>
+      </w:pPr>
+      <w:rPr>
+        <w:rFonts w:ascii="Wingdings" w:hAnsi="Wingdings" w:hint="default"/>
+        <w:sz w:val="20"/>
+      </w:rPr>
+    </w:lvl>
+  </w:abstractNum>
+  <w:abstractNum w:abstractNumId="6" w15:restartNumberingAfterBreak="0">
+    <w:nsid w:val="6DA36487"/>
+    <w:multiLevelType w:val="multilevel"/>
+    <w:tmpl w:val="9C4C8532"/>
+    <w:lvl w:ilvl="0">
+      <w:start w:val="1"/>
+      <w:numFmt w:val="bullet"/>
+      <w:lvlText w:val=""/>
+      <w:lvlJc w:val="left"/>
+      <w:pPr>
+        <w:tabs>
+          <w:tab w:val="num" w:pos="720"/>
+        </w:tabs>
+        <w:ind w:left="720" w:hanging="360"/>
+      </w:pPr>
+      <w:rPr>
+        <w:rFonts w:ascii="Symbol" w:hAnsi="Symbol" w:hint="default"/>
+        <w:sz w:val="20"/>
+      </w:rPr>
+    </w:lvl>
+    <w:lvl w:ilvl="1" w:tentative="1">
+      <w:start w:val="1"/>
+      <w:numFmt w:val="bullet"/>
+      <w:lvlText w:val="o"/>
+      <w:lvlJc w:val="left"/>
+      <w:pPr>
+        <w:tabs>
+          <w:tab w:val="num" w:pos="1440"/>
+        </w:tabs>
+        <w:ind w:left="1440" w:hanging="360"/>
+      </w:pPr>
+      <w:rPr>
+        <w:rFonts w:ascii="Courier New" w:hAnsi="Courier New" w:hint="default"/>
+        <w:sz w:val="20"/>
+      </w:rPr>
+    </w:lvl>
+    <w:lvl w:ilvl="2" w:tentative="1">
+      <w:start w:val="1"/>
+      <w:numFmt w:val="bullet"/>
+      <w:lvlText w:val=""/>
+      <w:lvlJc w:val="left"/>
+      <w:pPr>
+        <w:tabs>
+          <w:tab w:val="num" w:pos="2160"/>
+        </w:tabs>
+        <w:ind w:left="2160" w:hanging="360"/>
+      </w:pPr>
+      <w:rPr>
+        <w:rFonts w:ascii="Wingdings" w:hAnsi="Wingdings" w:hint="default"/>
+        <w:sz w:val="20"/>
+      </w:rPr>
+    </w:lvl>
+    <w:lvl w:ilvl="3" w:tentative="1">
+      <w:start w:val="1"/>
+      <w:numFmt w:val="bullet"/>
+      <w:lvlText w:val=""/>
+      <w:lvlJc w:val="left"/>
+      <w:pPr>
+        <w:tabs>
+          <w:tab w:val="num" w:pos="2880"/>
+        </w:tabs>
+        <w:ind w:left="2880" w:hanging="360"/>
+      </w:pPr>
+      <w:rPr>
+        <w:rFonts w:ascii="Wingdings" w:hAnsi="Wingdings" w:hint="default"/>
+        <w:sz w:val="20"/>
+      </w:rPr>
+    </w:lvl>
+    <w:lvl w:ilvl="4" w:tentative="1">
+      <w:start w:val="1"/>
+      <w:numFmt w:val="bullet"/>
+      <w:lvlText w:val=""/>
+      <w:lvlJc w:val="left"/>
+      <w:pPr>
+        <w:tabs>
+          <w:tab w:val="num" w:pos="3600"/>
+        </w:tabs>
+        <w:ind w:left="3600" w:hanging="360"/>
+      </w:pPr>
+      <w:rPr>
+        <w:rFonts w:ascii="Wingdings" w:hAnsi="Wingdings" w:hint="default"/>
+        <w:sz w:val="20"/>
+      </w:rPr>
+    </w:lvl>
+    <w:lvl w:ilvl="5" w:tentative="1">
+      <w:start w:val="1"/>
+      <w:numFmt w:val="bullet"/>
+      <w:lvlText w:val=""/>
+      <w:lvlJc w:val="left"/>
+      <w:pPr>
+        <w:tabs>
+          <w:tab w:val="num" w:pos="4320"/>
+        </w:tabs>
+        <w:ind w:left="4320" w:hanging="360"/>
+      </w:pPr>
+      <w:rPr>
+        <w:rFonts w:ascii="Wingdings" w:hAnsi="Wingdings" w:hint="default"/>
+        <w:sz w:val="20"/>
+      </w:rPr>
+    </w:lvl>
+    <w:lvl w:ilvl="6" w:tentative="1">
+      <w:start w:val="1"/>
+      <w:numFmt w:val="bullet"/>
+      <w:lvlText w:val=""/>
+      <w:lvlJc w:val="left"/>
+      <w:pPr>
+        <w:tabs>
+          <w:tab w:val="num" w:pos="5040"/>
+        </w:tabs>
+        <w:ind w:left="5040" w:hanging="360"/>
+      </w:pPr>
+      <w:rPr>
+        <w:rFonts w:ascii="Wingdings" w:hAnsi="Wingdings" w:hint="default"/>
+        <w:sz w:val="20"/>
+      </w:rPr>
+    </w:lvl>
+    <w:lvl w:ilvl="7" w:tentative="1">
+      <w:start w:val="1"/>
+      <w:numFmt w:val="bullet"/>
+      <w:lvlText w:val=""/>
+      <w:lvlJc w:val="left"/>
+      <w:pPr>
+        <w:tabs>
+          <w:tab w:val="num" w:pos="5760"/>
+        </w:tabs>
+        <w:ind w:left="5760" w:hanging="360"/>
+      </w:pPr>
+      <w:rPr>
+        <w:rFonts w:ascii="Wingdings" w:hAnsi="Wingdings" w:hint="default"/>
+        <w:sz w:val="20"/>
+      </w:rPr>
+    </w:lvl>
+    <w:lvl w:ilvl="8" w:tentative="1">
+      <w:start w:val="1"/>
+      <w:numFmt w:val="bullet"/>
+      <w:lvlText w:val=""/>
+      <w:lvlJc w:val="left"/>
+      <w:pPr>
+        <w:tabs>
+          <w:tab w:val="num" w:pos="6480"/>
+        </w:tabs>
+        <w:ind w:left="6480" w:hanging="360"/>
+      </w:pPr>
+      <w:rPr>
+        <w:rFonts w:ascii="Wingdings" w:hAnsi="Wingdings" w:hint="default"/>
+        <w:sz w:val="20"/>
+      </w:rPr>
+    </w:lvl>
+  </w:abstractNum>
+  <w:abstractNum w:abstractNumId="7" w15:restartNumberingAfterBreak="0">
     <w:nsid w:val="6EB85EAA"/>
     <w:multiLevelType w:val="hybridMultilevel"/>
     <w:tmpl w:val="DB76C824"/>
@@ -3994,19 +5616,28 @@
     </w:lvl>
   </w:abstractNum>
   <w:num w:numId="1">
+    <w:abstractNumId w:val="7"/>
+  </w:num>
+  <w:num w:numId="2">
+    <w:abstractNumId w:val="3"/>
+  </w:num>
+  <w:num w:numId="3">
     <w:abstractNumId w:val="4"/>
   </w:num>
-  <w:num w:numId="2">
+  <w:num w:numId="4">
     <w:abstractNumId w:val="2"/>
   </w:num>
-  <w:num w:numId="3">
-    <w:abstractNumId w:val="3"/>
-  </w:num>
-  <w:num w:numId="4">
+  <w:num w:numId="5">
     <w:abstractNumId w:val="1"/>
   </w:num>
-  <w:num w:numId="5">
+  <w:num w:numId="6">
+    <w:abstractNumId w:val="5"/>
+  </w:num>
+  <w:num w:numId="7">
     <w:abstractNumId w:val="0"/>
+  </w:num>
+  <w:num w:numId="8">
+    <w:abstractNumId w:val="6"/>
   </w:num>
 </w:numbering>
 </file>

--- a/Atelier Prompt.docx
+++ b/Atelier Prompt.docx
@@ -4248,9 +4248,860 @@
         </w:drawing>
       </w:r>
     </w:p>
+    <w:p>
+      <w:pPr>
+        <w:rPr>
+          <w:rFonts w:ascii="Times New Roman" w:hAnsi="Times New Roman" w:cs="Times New Roman"/>
+          <w:sz w:val="24"/>
+          <w:szCs w:val="24"/>
+        </w:rPr>
+      </w:pPr>
+    </w:p>
+    <w:p>
+      <w:pPr>
+        <w:rPr>
+          <w:rFonts w:ascii="Times New Roman" w:hAnsi="Times New Roman" w:cs="Times New Roman"/>
+          <w:sz w:val="24"/>
+          <w:szCs w:val="24"/>
+        </w:rPr>
+      </w:pPr>
+    </w:p>
+    <w:p>
+      <w:pPr>
+        <w:rPr>
+          <w:rFonts w:ascii="Times New Roman" w:hAnsi="Times New Roman" w:cs="Times New Roman"/>
+          <w:sz w:val="24"/>
+          <w:szCs w:val="24"/>
+        </w:rPr>
+      </w:pPr>
+    </w:p>
+    <w:p>
+      <w:pPr>
+        <w:rPr>
+          <w:rFonts w:ascii="Times New Roman" w:hAnsi="Times New Roman" w:cs="Times New Roman"/>
+          <w:sz w:val="24"/>
+          <w:szCs w:val="24"/>
+        </w:rPr>
+      </w:pPr>
+    </w:p>
+    <w:p>
+      <w:pPr>
+        <w:pBdr>
+          <w:left w:val="single" w:sz="24" w:space="4" w:color="323E4F" w:themeColor="text2" w:themeShade="BF"/>
+        </w:pBdr>
+        <w:autoSpaceDE w:val="0"/>
+        <w:autoSpaceDN w:val="0"/>
+        <w:adjustRightInd w:val="0"/>
+        <w:spacing w:after="0" w:line="240" w:lineRule="auto"/>
+        <w:rPr>
+          <w:rFonts w:ascii="Times New Roman" w:hAnsi="Times New Roman" w:cs="Times New Roman"/>
+          <w:b/>
+          <w:bCs/>
+          <w:color w:val="323E4F" w:themeColor="text2" w:themeShade="BF"/>
+          <w:kern w:val="0"/>
+          <w:sz w:val="32"/>
+          <w:szCs w:val="32"/>
+        </w:rPr>
+      </w:pPr>
+      <w:r>
+        <w:rPr>
+          <w:rFonts w:ascii="Times New Roman" w:hAnsi="Times New Roman" w:cs="Times New Roman"/>
+          <w:b/>
+          <w:bCs/>
+          <w:color w:val="323E4F" w:themeColor="text2" w:themeShade="BF"/>
+          <w:kern w:val="0"/>
+          <w:sz w:val="32"/>
+          <w:szCs w:val="32"/>
+        </w:rPr>
+        <w:t xml:space="preserve">Partie </w:t>
+      </w:r>
+      <w:r>
+        <w:rPr>
+          <w:rFonts w:ascii="Times New Roman" w:hAnsi="Times New Roman" w:cs="Times New Roman"/>
+          <w:b/>
+          <w:bCs/>
+          <w:color w:val="323E4F" w:themeColor="text2" w:themeShade="BF"/>
+          <w:kern w:val="0"/>
+          <w:sz w:val="32"/>
+          <w:szCs w:val="32"/>
+        </w:rPr>
+        <w:t>4</w:t>
+      </w:r>
+      <w:r>
+        <w:rPr>
+          <w:rFonts w:ascii="Times New Roman" w:hAnsi="Times New Roman" w:cs="Times New Roman"/>
+          <w:b/>
+          <w:bCs/>
+          <w:color w:val="323E4F" w:themeColor="text2" w:themeShade="BF"/>
+          <w:kern w:val="0"/>
+          <w:sz w:val="32"/>
+          <w:szCs w:val="32"/>
+        </w:rPr>
+        <w:t xml:space="preserve"> – </w:t>
+      </w:r>
+      <w:r>
+        <w:rPr>
+          <w:rFonts w:ascii="Times New Roman" w:hAnsi="Times New Roman" w:cs="Times New Roman"/>
+          <w:b/>
+          <w:bCs/>
+          <w:color w:val="323E4F" w:themeColor="text2" w:themeShade="BF"/>
+          <w:kern w:val="0"/>
+          <w:sz w:val="32"/>
+          <w:szCs w:val="32"/>
+        </w:rPr>
+        <w:t>Sorties Structurées :</w:t>
+      </w:r>
+    </w:p>
+    <w:p>
+      <w:pPr>
+        <w:autoSpaceDE w:val="0"/>
+        <w:autoSpaceDN w:val="0"/>
+        <w:adjustRightInd w:val="0"/>
+        <w:spacing w:after="0" w:line="240" w:lineRule="auto"/>
+        <w:rPr>
+          <w:rFonts w:ascii="Times New Roman" w:hAnsi="Times New Roman" w:cs="Times New Roman"/>
+          <w:color w:val="000000"/>
+          <w:kern w:val="0"/>
+          <w:sz w:val="24"/>
+          <w:szCs w:val="24"/>
+        </w:rPr>
+      </w:pPr>
+      <w:r>
+        <w:rPr>
+          <w:rFonts w:ascii="Times New Roman" w:hAnsi="Times New Roman" w:cs="Times New Roman"/>
+          <w:color w:val="000000"/>
+          <w:kern w:val="0"/>
+          <w:sz w:val="24"/>
+          <w:szCs w:val="24"/>
+        </w:rPr>
+        <w:t>Le LLM retourne :</w:t>
+      </w:r>
+    </w:p>
+    <w:p>
+      <w:pPr>
+        <w:autoSpaceDE w:val="0"/>
+        <w:autoSpaceDN w:val="0"/>
+        <w:adjustRightInd w:val="0"/>
+        <w:spacing w:after="0" w:line="240" w:lineRule="auto"/>
+        <w:rPr>
+          <w:rFonts w:ascii="Times New Roman" w:hAnsi="Times New Roman" w:cs="Times New Roman"/>
+          <w:color w:val="000000"/>
+          <w:kern w:val="0"/>
+          <w:sz w:val="24"/>
+          <w:szCs w:val="24"/>
+        </w:rPr>
+      </w:pPr>
+      <w:r>
+        <w:rPr>
+          <w:rFonts w:ascii="Times New Roman" w:hAnsi="Times New Roman" w:cs="Times New Roman"/>
+          <w:color w:val="000000"/>
+          <w:kern w:val="0"/>
+          <w:sz w:val="24"/>
+          <w:szCs w:val="24"/>
+        </w:rPr>
+        <w:t>« Le commentaire semble plutôt négatif. Le client est mécontent du délai de livraison... »</w:t>
+      </w:r>
+    </w:p>
+    <w:p>
+      <w:pPr>
+        <w:autoSpaceDE w:val="0"/>
+        <w:autoSpaceDN w:val="0"/>
+        <w:adjustRightInd w:val="0"/>
+        <w:spacing w:after="0" w:line="240" w:lineRule="auto"/>
+        <w:rPr>
+          <w:rFonts w:ascii="Times New Roman" w:hAnsi="Times New Roman" w:cs="Times New Roman"/>
+          <w:color w:val="000000"/>
+          <w:kern w:val="0"/>
+          <w:sz w:val="24"/>
+          <w:szCs w:val="24"/>
+        </w:rPr>
+      </w:pPr>
+      <w:r>
+        <w:rPr>
+          <w:rFonts w:ascii="Times New Roman" w:hAnsi="Times New Roman" w:cs="Times New Roman"/>
+          <w:color w:val="000000"/>
+          <w:kern w:val="0"/>
+          <w:sz w:val="24"/>
+          <w:szCs w:val="24"/>
+        </w:rPr>
+        <w:t>1) Pour rendre cette réponse plus facile à exploiter par une application, créer un prompt</w:t>
+      </w:r>
+    </w:p>
+    <w:p>
+      <w:pPr>
+        <w:autoSpaceDE w:val="0"/>
+        <w:autoSpaceDN w:val="0"/>
+        <w:adjustRightInd w:val="0"/>
+        <w:spacing w:after="0" w:line="240" w:lineRule="auto"/>
+        <w:rPr>
+          <w:rFonts w:ascii="Times New Roman" w:hAnsi="Times New Roman" w:cs="Times New Roman"/>
+          <w:color w:val="000000"/>
+          <w:kern w:val="0"/>
+          <w:sz w:val="24"/>
+          <w:szCs w:val="24"/>
+        </w:rPr>
+      </w:pPr>
+      <w:r>
+        <w:rPr>
+          <w:rFonts w:ascii="Times New Roman" w:hAnsi="Times New Roman" w:cs="Times New Roman"/>
+          <w:color w:val="000000"/>
+          <w:kern w:val="0"/>
+          <w:sz w:val="24"/>
+          <w:szCs w:val="24"/>
+        </w:rPr>
+        <w:t>demandant du JSON avec les champs sentiment, categorie, urgence, probleme, confiance.</w:t>
+      </w:r>
+    </w:p>
+    <w:p>
+      <w:pPr>
+        <w:autoSpaceDE w:val="0"/>
+        <w:autoSpaceDN w:val="0"/>
+        <w:adjustRightInd w:val="0"/>
+        <w:spacing w:after="0" w:line="240" w:lineRule="auto"/>
+        <w:rPr>
+          <w:rFonts w:ascii="Times New Roman" w:hAnsi="Times New Roman" w:cs="Times New Roman"/>
+          <w:color w:val="000000"/>
+          <w:kern w:val="0"/>
+          <w:sz w:val="24"/>
+          <w:szCs w:val="24"/>
+        </w:rPr>
+      </w:pPr>
+      <w:r>
+        <w:rPr>
+          <w:rFonts w:ascii="Times New Roman" w:hAnsi="Times New Roman" w:cs="Times New Roman"/>
+          <w:color w:val="000000"/>
+          <w:kern w:val="0"/>
+          <w:sz w:val="24"/>
+          <w:szCs w:val="24"/>
+        </w:rPr>
+        <w:t>Préciser les types des valeurs et les valeurs autorisées</w:t>
+      </w:r>
+    </w:p>
+    <w:p>
+      <w:pPr>
+        <w:autoSpaceDE w:val="0"/>
+        <w:autoSpaceDN w:val="0"/>
+        <w:adjustRightInd w:val="0"/>
+        <w:spacing w:after="0" w:line="240" w:lineRule="auto"/>
+        <w:rPr>
+          <w:rFonts w:ascii="Times New Roman" w:hAnsi="Times New Roman" w:cs="Times New Roman"/>
+          <w:color w:val="000000"/>
+          <w:kern w:val="0"/>
+          <w:sz w:val="24"/>
+          <w:szCs w:val="24"/>
+        </w:rPr>
+      </w:pPr>
+      <w:r>
+        <w:rPr>
+          <w:rFonts w:ascii="Times New Roman" w:hAnsi="Times New Roman" w:cs="Times New Roman"/>
+          <w:color w:val="000000"/>
+          <w:kern w:val="0"/>
+          <w:sz w:val="24"/>
+          <w:szCs w:val="24"/>
+        </w:rPr>
+        <w:t>Exemple de résultat</w:t>
+      </w:r>
+    </w:p>
+    <w:p>
+      <w:pPr>
+        <w:autoSpaceDE w:val="0"/>
+        <w:autoSpaceDN w:val="0"/>
+        <w:adjustRightInd w:val="0"/>
+        <w:spacing w:after="0" w:line="240" w:lineRule="auto"/>
+        <w:rPr>
+          <w:rFonts w:ascii="Times New Roman" w:hAnsi="Times New Roman" w:cs="Times New Roman"/>
+          <w:color w:val="000000"/>
+          <w:kern w:val="0"/>
+          <w:sz w:val="24"/>
+          <w:szCs w:val="24"/>
+        </w:rPr>
+      </w:pPr>
+      <w:r>
+        <w:rPr>
+          <w:rFonts w:ascii="Times New Roman" w:hAnsi="Times New Roman" w:cs="Times New Roman"/>
+          <w:color w:val="000000"/>
+          <w:kern w:val="0"/>
+          <w:sz w:val="24"/>
+          <w:szCs w:val="24"/>
+        </w:rPr>
+        <w:t>{</w:t>
+      </w:r>
+    </w:p>
+    <w:p>
+      <w:pPr>
+        <w:autoSpaceDE w:val="0"/>
+        <w:autoSpaceDN w:val="0"/>
+        <w:adjustRightInd w:val="0"/>
+        <w:spacing w:after="0" w:line="240" w:lineRule="auto"/>
+        <w:rPr>
+          <w:rFonts w:ascii="Times New Roman" w:hAnsi="Times New Roman" w:cs="Times New Roman"/>
+          <w:color w:val="000000"/>
+          <w:kern w:val="0"/>
+          <w:sz w:val="24"/>
+          <w:szCs w:val="24"/>
+        </w:rPr>
+      </w:pPr>
+      <w:r>
+        <w:rPr>
+          <w:rFonts w:ascii="Times New Roman" w:hAnsi="Times New Roman" w:cs="Times New Roman"/>
+          <w:color w:val="000000"/>
+          <w:kern w:val="0"/>
+          <w:sz w:val="24"/>
+          <w:szCs w:val="24"/>
+        </w:rPr>
+        <w:t>"sentiment": "negatif",</w:t>
+      </w:r>
+    </w:p>
+    <w:p>
+      <w:pPr>
+        <w:autoSpaceDE w:val="0"/>
+        <w:autoSpaceDN w:val="0"/>
+        <w:adjustRightInd w:val="0"/>
+        <w:spacing w:after="0" w:line="240" w:lineRule="auto"/>
+        <w:rPr>
+          <w:rFonts w:ascii="Times New Roman" w:hAnsi="Times New Roman" w:cs="Times New Roman"/>
+          <w:color w:val="000000"/>
+          <w:kern w:val="0"/>
+          <w:sz w:val="24"/>
+          <w:szCs w:val="24"/>
+        </w:rPr>
+      </w:pPr>
+      <w:r>
+        <w:rPr>
+          <w:rFonts w:ascii="Times New Roman" w:hAnsi="Times New Roman" w:cs="Times New Roman"/>
+          <w:color w:val="000000"/>
+          <w:kern w:val="0"/>
+          <w:sz w:val="24"/>
+          <w:szCs w:val="24"/>
+        </w:rPr>
+        <w:t>"categorie": "livraison",</w:t>
+      </w:r>
+    </w:p>
+    <w:p>
+      <w:pPr>
+        <w:autoSpaceDE w:val="0"/>
+        <w:autoSpaceDN w:val="0"/>
+        <w:adjustRightInd w:val="0"/>
+        <w:spacing w:after="0" w:line="240" w:lineRule="auto"/>
+        <w:rPr>
+          <w:rFonts w:ascii="Times New Roman" w:hAnsi="Times New Roman" w:cs="Times New Roman"/>
+          <w:color w:val="000000"/>
+          <w:kern w:val="0"/>
+          <w:sz w:val="24"/>
+          <w:szCs w:val="24"/>
+        </w:rPr>
+      </w:pPr>
+      <w:r>
+        <w:rPr>
+          <w:rFonts w:ascii="Times New Roman" w:hAnsi="Times New Roman" w:cs="Times New Roman"/>
+          <w:color w:val="000000"/>
+          <w:kern w:val="0"/>
+          <w:sz w:val="24"/>
+          <w:szCs w:val="24"/>
+        </w:rPr>
+        <w:t>"urgence": "moyenne",</w:t>
+      </w:r>
+    </w:p>
+    <w:p>
+      <w:pPr>
+        <w:autoSpaceDE w:val="0"/>
+        <w:autoSpaceDN w:val="0"/>
+        <w:adjustRightInd w:val="0"/>
+        <w:spacing w:after="0" w:line="240" w:lineRule="auto"/>
+        <w:rPr>
+          <w:rFonts w:ascii="Times New Roman" w:hAnsi="Times New Roman" w:cs="Times New Roman"/>
+          <w:color w:val="000000"/>
+          <w:kern w:val="0"/>
+          <w:sz w:val="24"/>
+          <w:szCs w:val="24"/>
+        </w:rPr>
+      </w:pPr>
+      <w:r>
+        <w:rPr>
+          <w:rFonts w:ascii="Times New Roman" w:hAnsi="Times New Roman" w:cs="Times New Roman"/>
+          <w:color w:val="000000"/>
+          <w:kern w:val="0"/>
+          <w:sz w:val="24"/>
+          <w:szCs w:val="24"/>
+        </w:rPr>
+        <w:t>"probleme": "Retard de livraison",</w:t>
+      </w:r>
+    </w:p>
+    <w:p>
+      <w:pPr>
+        <w:autoSpaceDE w:val="0"/>
+        <w:autoSpaceDN w:val="0"/>
+        <w:adjustRightInd w:val="0"/>
+        <w:spacing w:after="0" w:line="240" w:lineRule="auto"/>
+        <w:rPr>
+          <w:rFonts w:ascii="Times New Roman" w:hAnsi="Times New Roman" w:cs="Times New Roman"/>
+          <w:color w:val="000000"/>
+          <w:kern w:val="0"/>
+          <w:sz w:val="24"/>
+          <w:szCs w:val="24"/>
+        </w:rPr>
+      </w:pPr>
+      <w:r>
+        <w:rPr>
+          <w:rFonts w:ascii="Times New Roman" w:hAnsi="Times New Roman" w:cs="Times New Roman"/>
+          <w:color w:val="000000"/>
+          <w:kern w:val="0"/>
+          <w:sz w:val="24"/>
+          <w:szCs w:val="24"/>
+        </w:rPr>
+        <w:t>"confiance": 0.91</w:t>
+      </w:r>
+    </w:p>
+    <w:p>
+      <w:pPr>
+        <w:rPr>
+          <w:rFonts w:ascii="Times New Roman" w:hAnsi="Times New Roman" w:cs="Times New Roman"/>
+          <w:sz w:val="24"/>
+          <w:szCs w:val="24"/>
+        </w:rPr>
+      </w:pPr>
+      <w:r>
+        <w:rPr>
+          <w:rFonts w:ascii="Times New Roman" w:hAnsi="Times New Roman" w:cs="Times New Roman"/>
+          <w:color w:val="000000"/>
+          <w:kern w:val="0"/>
+          <w:sz w:val="24"/>
+          <w:szCs w:val="24"/>
+        </w:rPr>
+        <w:t>}</w:t>
+      </w:r>
+    </w:p>
+    <w:p>
+      <w:pPr>
+        <w:pStyle w:val="NormalWeb"/>
+        <w:spacing w:before="0" w:beforeAutospacing="0" w:after="0" w:afterAutospacing="0"/>
+        <w:ind w:left="708"/>
+        <w:jc w:val="both"/>
+        <w:rPr>
+          <w:color w:val="2F5496" w:themeColor="accent1" w:themeShade="BF"/>
+        </w:rPr>
+      </w:pPr>
+      <w:r>
+        <w:rPr>
+          <w:color w:val="2F5496" w:themeColor="accent1" w:themeShade="BF"/>
+        </w:rPr>
+        <w:t>Tu es un expert en analyse de commentaires clients.</w:t>
+      </w:r>
+    </w:p>
+    <w:p>
+      <w:pPr>
+        <w:pStyle w:val="NormalWeb"/>
+        <w:spacing w:before="0" w:beforeAutospacing="0" w:after="0" w:afterAutospacing="0"/>
+        <w:ind w:left="708"/>
+        <w:jc w:val="both"/>
+        <w:rPr>
+          <w:color w:val="2F5496" w:themeColor="accent1" w:themeShade="BF"/>
+        </w:rPr>
+      </w:pPr>
+      <w:r>
+        <w:rPr>
+          <w:color w:val="2F5496" w:themeColor="accent1" w:themeShade="BF"/>
+        </w:rPr>
+        <w:t>Analyse le commentaire suivant :</w:t>
+      </w:r>
+    </w:p>
+    <w:p>
+      <w:pPr>
+        <w:pStyle w:val="NormalWeb"/>
+        <w:spacing w:before="0" w:beforeAutospacing="0" w:after="0" w:afterAutospacing="0"/>
+        <w:ind w:left="708"/>
+        <w:jc w:val="both"/>
+        <w:rPr>
+          <w:color w:val="2F5496" w:themeColor="accent1" w:themeShade="BF"/>
+        </w:rPr>
+      </w:pPr>
+      <w:r>
+        <w:rPr>
+          <w:color w:val="2F5496" w:themeColor="accent1" w:themeShade="BF"/>
+        </w:rPr>
+        <w:t>"</w:t>
+      </w:r>
+      <w:r>
+        <w:rPr>
+          <w:color w:val="2F5496" w:themeColor="accent1" w:themeShade="BF"/>
+        </w:rPr>
+        <w:t xml:space="preserve"> Le client est mécontent du délai de livraison</w:t>
+      </w:r>
+      <w:r>
+        <w:rPr>
+          <w:color w:val="2F5496" w:themeColor="accent1" w:themeShade="BF"/>
+        </w:rPr>
+        <w:t>"</w:t>
+      </w:r>
+    </w:p>
+    <w:p>
+      <w:pPr>
+        <w:pStyle w:val="NormalWeb"/>
+        <w:spacing w:before="0" w:beforeAutospacing="0" w:after="0" w:afterAutospacing="0"/>
+        <w:ind w:left="708"/>
+        <w:jc w:val="both"/>
+        <w:rPr>
+          <w:color w:val="2F5496" w:themeColor="accent1" w:themeShade="BF"/>
+        </w:rPr>
+      </w:pPr>
+      <w:r>
+        <w:rPr>
+          <w:color w:val="2F5496" w:themeColor="accent1" w:themeShade="BF"/>
+        </w:rPr>
+        <w:t xml:space="preserve">Retourne uniquement un objet JSON valide contenant exactement les cinq champs suivants : </w:t>
+      </w:r>
+    </w:p>
+    <w:p>
+      <w:pPr>
+        <w:numPr>
+          <w:ilvl w:val="0"/>
+          <w:numId w:val="9"/>
+        </w:numPr>
+        <w:spacing w:after="0" w:line="240" w:lineRule="auto"/>
+        <w:rPr>
+          <w:rFonts w:ascii="Times New Roman" w:eastAsia="Times New Roman" w:hAnsi="Times New Roman" w:cs="Times New Roman"/>
+          <w:color w:val="2F5496" w:themeColor="accent1" w:themeShade="BF"/>
+          <w:kern w:val="0"/>
+          <w:sz w:val="24"/>
+          <w:szCs w:val="24"/>
+          <w:lang w:eastAsia="fr-FR"/>
+          <w14:ligatures w14:val="none"/>
+        </w:rPr>
+      </w:pPr>
+      <w:r>
+        <w:rPr>
+          <w:rFonts w:ascii="Times New Roman" w:eastAsia="Times New Roman" w:hAnsi="Times New Roman" w:cs="Times New Roman"/>
+          <w:color w:val="2F5496" w:themeColor="accent1" w:themeShade="BF"/>
+          <w:kern w:val="0"/>
+          <w:sz w:val="24"/>
+          <w:szCs w:val="24"/>
+          <w:lang w:eastAsia="fr-FR"/>
+          <w14:ligatures w14:val="none"/>
+        </w:rPr>
+        <w:t>sentiment : chaîne de caractères. Valeurs autorisées : positif, negatif, neutre.</w:t>
+      </w:r>
+    </w:p>
+    <w:p>
+      <w:pPr>
+        <w:numPr>
+          <w:ilvl w:val="0"/>
+          <w:numId w:val="9"/>
+        </w:numPr>
+        <w:spacing w:after="0" w:line="240" w:lineRule="auto"/>
+        <w:rPr>
+          <w:rFonts w:ascii="Times New Roman" w:eastAsia="Times New Roman" w:hAnsi="Times New Roman" w:cs="Times New Roman"/>
+          <w:color w:val="2F5496" w:themeColor="accent1" w:themeShade="BF"/>
+          <w:kern w:val="0"/>
+          <w:sz w:val="24"/>
+          <w:szCs w:val="24"/>
+          <w:lang w:eastAsia="fr-FR"/>
+          <w14:ligatures w14:val="none"/>
+        </w:rPr>
+      </w:pPr>
+      <w:r>
+        <w:rPr>
+          <w:rFonts w:ascii="Times New Roman" w:eastAsia="Times New Roman" w:hAnsi="Times New Roman" w:cs="Times New Roman"/>
+          <w:color w:val="2F5496" w:themeColor="accent1" w:themeShade="BF"/>
+          <w:kern w:val="0"/>
+          <w:sz w:val="24"/>
+          <w:szCs w:val="24"/>
+          <w:lang w:eastAsia="fr-FR"/>
+          <w14:ligatures w14:val="none"/>
+        </w:rPr>
+        <w:t>categorie : chaîne de caractères. Pour ce commentaire, indique la catégorie correspondant au problème identifié.</w:t>
+      </w:r>
+    </w:p>
+    <w:p>
+      <w:pPr>
+        <w:numPr>
+          <w:ilvl w:val="0"/>
+          <w:numId w:val="9"/>
+        </w:numPr>
+        <w:spacing w:after="0" w:line="240" w:lineRule="auto"/>
+        <w:rPr>
+          <w:rFonts w:ascii="Times New Roman" w:eastAsia="Times New Roman" w:hAnsi="Times New Roman" w:cs="Times New Roman"/>
+          <w:color w:val="2F5496" w:themeColor="accent1" w:themeShade="BF"/>
+          <w:kern w:val="0"/>
+          <w:sz w:val="24"/>
+          <w:szCs w:val="24"/>
+          <w:lang w:eastAsia="fr-FR"/>
+          <w14:ligatures w14:val="none"/>
+        </w:rPr>
+      </w:pPr>
+      <w:r>
+        <w:rPr>
+          <w:rFonts w:ascii="Times New Roman" w:eastAsia="Times New Roman" w:hAnsi="Times New Roman" w:cs="Times New Roman"/>
+          <w:color w:val="2F5496" w:themeColor="accent1" w:themeShade="BF"/>
+          <w:kern w:val="0"/>
+          <w:sz w:val="24"/>
+          <w:szCs w:val="24"/>
+          <w:lang w:eastAsia="fr-FR"/>
+          <w14:ligatures w14:val="none"/>
+        </w:rPr>
+        <w:t>urgence : chaîne de caractères. Valeurs autorisées : faible, moyenne, élevée.</w:t>
+      </w:r>
+    </w:p>
+    <w:p>
+      <w:pPr>
+        <w:numPr>
+          <w:ilvl w:val="0"/>
+          <w:numId w:val="9"/>
+        </w:numPr>
+        <w:spacing w:after="0" w:line="240" w:lineRule="auto"/>
+        <w:rPr>
+          <w:rFonts w:ascii="Times New Roman" w:eastAsia="Times New Roman" w:hAnsi="Times New Roman" w:cs="Times New Roman"/>
+          <w:color w:val="2F5496" w:themeColor="accent1" w:themeShade="BF"/>
+          <w:kern w:val="0"/>
+          <w:sz w:val="24"/>
+          <w:szCs w:val="24"/>
+          <w:lang w:eastAsia="fr-FR"/>
+          <w14:ligatures w14:val="none"/>
+        </w:rPr>
+      </w:pPr>
+      <w:r>
+        <w:rPr>
+          <w:rFonts w:ascii="Times New Roman" w:eastAsia="Times New Roman" w:hAnsi="Times New Roman" w:cs="Times New Roman"/>
+          <w:color w:val="2F5496" w:themeColor="accent1" w:themeShade="BF"/>
+          <w:kern w:val="0"/>
+          <w:sz w:val="24"/>
+          <w:szCs w:val="24"/>
+          <w:lang w:eastAsia="fr-FR"/>
+          <w14:ligatures w14:val="none"/>
+        </w:rPr>
+        <w:t>probleme : chaîne de caractères décrivant le problème identifié.</w:t>
+      </w:r>
+    </w:p>
+    <w:p>
+      <w:pPr>
+        <w:numPr>
+          <w:ilvl w:val="0"/>
+          <w:numId w:val="9"/>
+        </w:numPr>
+        <w:spacing w:after="0" w:line="240" w:lineRule="auto"/>
+        <w:rPr>
+          <w:rFonts w:ascii="Times New Roman" w:eastAsia="Times New Roman" w:hAnsi="Times New Roman" w:cs="Times New Roman"/>
+          <w:kern w:val="0"/>
+          <w:sz w:val="24"/>
+          <w:szCs w:val="24"/>
+          <w:lang w:eastAsia="fr-FR"/>
+          <w14:ligatures w14:val="none"/>
+        </w:rPr>
+      </w:pPr>
+      <w:r>
+        <w:rPr>
+          <w:rFonts w:ascii="Times New Roman" w:eastAsia="Times New Roman" w:hAnsi="Times New Roman" w:cs="Times New Roman"/>
+          <w:color w:val="2F5496" w:themeColor="accent1" w:themeShade="BF"/>
+          <w:kern w:val="0"/>
+          <w:sz w:val="24"/>
+          <w:szCs w:val="24"/>
+          <w:lang w:eastAsia="fr-FR"/>
+          <w14:ligatures w14:val="none"/>
+        </w:rPr>
+        <w:t>confiance : nombre décimal compris entre 0 et 1 indiquant le niveau de confiance de l'analyse.</w:t>
+      </w:r>
+    </w:p>
+    <w:p>
+      <w:pPr>
+        <w:spacing w:after="0" w:line="240" w:lineRule="auto"/>
+        <w:ind w:left="708"/>
+        <w:rPr>
+          <w:rFonts w:ascii="Times New Roman" w:eastAsia="Times New Roman" w:hAnsi="Times New Roman" w:cs="Times New Roman"/>
+          <w:color w:val="2F5496" w:themeColor="accent1" w:themeShade="BF"/>
+          <w:kern w:val="0"/>
+          <w:sz w:val="24"/>
+          <w:szCs w:val="24"/>
+          <w:lang w:eastAsia="fr-FR"/>
+          <w14:ligatures w14:val="none"/>
+        </w:rPr>
+      </w:pPr>
+      <w:r>
+        <w:rPr>
+          <w:rFonts w:ascii="Times New Roman" w:eastAsia="Times New Roman" w:hAnsi="Times New Roman" w:cs="Times New Roman"/>
+          <w:color w:val="2F5496" w:themeColor="accent1" w:themeShade="BF"/>
+          <w:kern w:val="0"/>
+          <w:sz w:val="24"/>
+          <w:szCs w:val="24"/>
+          <w:lang w:eastAsia="fr-FR"/>
+          <w14:ligatures w14:val="none"/>
+        </w:rPr>
+        <w:t>Exemple de format attendu :</w:t>
+      </w:r>
+    </w:p>
+    <w:p>
+      <w:pPr>
+        <w:spacing w:after="0" w:line="240" w:lineRule="auto"/>
+        <w:ind w:left="708"/>
+        <w:rPr>
+          <w:rFonts w:ascii="Times New Roman" w:eastAsia="Times New Roman" w:hAnsi="Times New Roman" w:cs="Times New Roman"/>
+          <w:color w:val="2F5496" w:themeColor="accent1" w:themeShade="BF"/>
+          <w:kern w:val="0"/>
+          <w:sz w:val="24"/>
+          <w:szCs w:val="24"/>
+          <w:lang w:eastAsia="fr-FR"/>
+          <w14:ligatures w14:val="none"/>
+        </w:rPr>
+      </w:pPr>
+      <w:r>
+        <w:rPr>
+          <w:rFonts w:ascii="Times New Roman" w:eastAsia="Times New Roman" w:hAnsi="Times New Roman" w:cs="Times New Roman"/>
+          <w:color w:val="2F5496" w:themeColor="accent1" w:themeShade="BF"/>
+          <w:kern w:val="0"/>
+          <w:sz w:val="24"/>
+          <w:szCs w:val="24"/>
+          <w:lang w:eastAsia="fr-FR"/>
+          <w14:ligatures w14:val="none"/>
+        </w:rPr>
+        <w:t>{</w:t>
+      </w:r>
+      <w:r>
+        <w:rPr>
+          <w:rFonts w:ascii="Times New Roman" w:eastAsia="Times New Roman" w:hAnsi="Times New Roman" w:cs="Times New Roman"/>
+          <w:color w:val="2F5496" w:themeColor="accent1" w:themeShade="BF"/>
+          <w:kern w:val="0"/>
+          <w:sz w:val="24"/>
+          <w:szCs w:val="24"/>
+          <w:lang w:eastAsia="fr-FR"/>
+          <w14:ligatures w14:val="none"/>
+        </w:rPr>
+        <w:br/>
+        <w:t>"sentiment": "negatif",</w:t>
+      </w:r>
+      <w:r>
+        <w:rPr>
+          <w:rFonts w:ascii="Times New Roman" w:eastAsia="Times New Roman" w:hAnsi="Times New Roman" w:cs="Times New Roman"/>
+          <w:color w:val="2F5496" w:themeColor="accent1" w:themeShade="BF"/>
+          <w:kern w:val="0"/>
+          <w:sz w:val="24"/>
+          <w:szCs w:val="24"/>
+          <w:lang w:eastAsia="fr-FR"/>
+          <w14:ligatures w14:val="none"/>
+        </w:rPr>
+        <w:br/>
+        <w:t>"categorie": "livraison",</w:t>
+      </w:r>
+      <w:r>
+        <w:rPr>
+          <w:rFonts w:ascii="Times New Roman" w:eastAsia="Times New Roman" w:hAnsi="Times New Roman" w:cs="Times New Roman"/>
+          <w:color w:val="2F5496" w:themeColor="accent1" w:themeShade="BF"/>
+          <w:kern w:val="0"/>
+          <w:sz w:val="24"/>
+          <w:szCs w:val="24"/>
+          <w:lang w:eastAsia="fr-FR"/>
+          <w14:ligatures w14:val="none"/>
+        </w:rPr>
+        <w:br/>
+        <w:t>"urgence": "moyenne",</w:t>
+      </w:r>
+      <w:r>
+        <w:rPr>
+          <w:rFonts w:ascii="Times New Roman" w:eastAsia="Times New Roman" w:hAnsi="Times New Roman" w:cs="Times New Roman"/>
+          <w:color w:val="2F5496" w:themeColor="accent1" w:themeShade="BF"/>
+          <w:kern w:val="0"/>
+          <w:sz w:val="24"/>
+          <w:szCs w:val="24"/>
+          <w:lang w:eastAsia="fr-FR"/>
+          <w14:ligatures w14:val="none"/>
+        </w:rPr>
+        <w:br/>
+        <w:t>"probleme": "Retard de livraison",</w:t>
+      </w:r>
+      <w:r>
+        <w:rPr>
+          <w:rFonts w:ascii="Times New Roman" w:eastAsia="Times New Roman" w:hAnsi="Times New Roman" w:cs="Times New Roman"/>
+          <w:color w:val="2F5496" w:themeColor="accent1" w:themeShade="BF"/>
+          <w:kern w:val="0"/>
+          <w:sz w:val="24"/>
+          <w:szCs w:val="24"/>
+          <w:lang w:eastAsia="fr-FR"/>
+          <w14:ligatures w14:val="none"/>
+        </w:rPr>
+        <w:br/>
+        <w:t>"confiance": 0.91</w:t>
+      </w:r>
+      <w:r>
+        <w:rPr>
+          <w:rFonts w:ascii="Times New Roman" w:eastAsia="Times New Roman" w:hAnsi="Times New Roman" w:cs="Times New Roman"/>
+          <w:color w:val="2F5496" w:themeColor="accent1" w:themeShade="BF"/>
+          <w:kern w:val="0"/>
+          <w:sz w:val="24"/>
+          <w:szCs w:val="24"/>
+          <w:lang w:eastAsia="fr-FR"/>
+          <w14:ligatures w14:val="none"/>
+        </w:rPr>
+        <w:br/>
+        <w:t>}</w:t>
+      </w:r>
+    </w:p>
+    <w:p>
+      <w:pPr>
+        <w:spacing w:after="0" w:line="240" w:lineRule="auto"/>
+        <w:ind w:left="708"/>
+        <w:rPr>
+          <w:rFonts w:ascii="Times New Roman" w:eastAsia="Times New Roman" w:hAnsi="Times New Roman" w:cs="Times New Roman"/>
+          <w:color w:val="2F5496" w:themeColor="accent1" w:themeShade="BF"/>
+          <w:kern w:val="0"/>
+          <w:sz w:val="24"/>
+          <w:szCs w:val="24"/>
+          <w:lang w:eastAsia="fr-FR"/>
+          <w14:ligatures w14:val="none"/>
+        </w:rPr>
+      </w:pPr>
+    </w:p>
+    <w:p>
+      <w:pPr>
+        <w:jc w:val="center"/>
+        <w:rPr>
+          <w:rFonts w:ascii="Times New Roman" w:hAnsi="Times New Roman" w:cs="Times New Roman"/>
+          <w:sz w:val="24"/>
+          <w:szCs w:val="24"/>
+        </w:rPr>
+      </w:pPr>
+      <w:r>
+        <w:rPr>
+          <w:rFonts w:ascii="Times New Roman" w:hAnsi="Times New Roman" w:cs="Times New Roman"/>
+          <w:sz w:val="24"/>
+          <w:szCs w:val="24"/>
+        </w:rPr>
+        <w:drawing>
+          <wp:inline distT="0" distB="0" distL="0" distR="0" wp14:anchorId="38333029" wp14:editId="78CA3D45">
+            <wp:extent cx="5760720" cy="1758315"/>
+            <wp:effectExtent l="0" t="0" r="0" b="0"/>
+            <wp:docPr id="16" name="Image 16"/>
+            <wp:cNvGraphicFramePr>
+              <a:graphicFrameLocks xmlns:a="http://schemas.openxmlformats.org/drawingml/2006/main" noChangeAspect="1"/>
+            </wp:cNvGraphicFramePr>
+            <a:graphic xmlns:a="http://schemas.openxmlformats.org/drawingml/2006/main">
+              <a:graphicData uri="http://schemas.openxmlformats.org/drawingml/2006/picture">
+                <pic:pic xmlns:pic="http://schemas.openxmlformats.org/drawingml/2006/picture">
+                  <pic:nvPicPr>
+                    <pic:cNvPr id="1" name=""/>
+                    <pic:cNvPicPr/>
+                  </pic:nvPicPr>
+                  <pic:blipFill>
+                    <a:blip r:embed="rId19"/>
+                    <a:stretch>
+                      <a:fillRect/>
+                    </a:stretch>
+                  </pic:blipFill>
+                  <pic:spPr>
+                    <a:xfrm>
+                      <a:off x="0" y="0"/>
+                      <a:ext cx="5760720" cy="1758315"/>
+                    </a:xfrm>
+                    <a:prstGeom prst="rect">
+                      <a:avLst/>
+                    </a:prstGeom>
+                  </pic:spPr>
+                </pic:pic>
+              </a:graphicData>
+            </a:graphic>
+          </wp:inline>
+        </w:drawing>
+      </w:r>
+    </w:p>
     <w:sectPr>
-      <w:headerReference w:type="default" r:id="rId19"/>
-      <w:footerReference w:type="default" r:id="rId20"/>
+      <w:headerReference w:type="default" r:id="rId20"/>
+      <w:footerReference w:type="default" r:id="rId21"/>
       <w:pgSz w:w="11906" w:h="16838"/>
       <w:pgMar w:top="1417" w:right="1417" w:bottom="1417" w:left="1417" w:header="708" w:footer="708" w:gutter="0"/>
       <w:pgBorders w:offsetFrom="page">
@@ -4595,6 +5446,155 @@
 <file path=word/numbering.xml><?xml version="1.0" encoding="utf-8"?>
 <w:numbering xmlns:wpc="http://schemas.microsoft.com/office/word/2010/wordprocessingCanvas" xmlns:cx="http://schemas.microsoft.com/office/drawing/2014/chartex" xmlns:cx1="http://schemas.microsoft.com/office/drawing/2015/9/8/chartex" xmlns:cx2="http://schemas.microsoft.com/office/drawing/2015/10/21/chartex" xmlns:cx3="http://schemas.microsoft.com/office/drawing/2016/5/9/chartex" xmlns:cx4="http://schemas.microsoft.com/office/drawing/2016/5/10/chartex" xmlns:cx5="http://schemas.microsoft.com/office/drawing/2016/5/11/chartex" xmlns:cx6="http://schemas.microsoft.com/office/drawing/2016/5/12/chartex" xmlns:cx7="http://schemas.microsoft.com/office/drawing/2016/5/13/chartex" xmlns:cx8="http://schemas.microsoft.com/office/drawing/2016/5/14/chartex" xmlns:mc="http://schemas.openxmlformats.org/markup-compatibility/2006" xmlns:aink="http://schemas.microsoft.com/office/drawing/2016/ink" xmlns:am3d="http://schemas.microsoft.com/office/drawing/2017/model3d" xmlns:o="urn:schemas-microsoft-com:office:office" xmlns:r="http://schemas.openxmlformats.org/officeDocument/2006/relationships" xmlns:m="http://schemas.openxmlformats.org/officeDocument/2006/math" xmlns:v="urn:schemas-microsoft-com:vml" xmlns:wp14="http://schemas.microsoft.com/office/word/2010/wordprocessingDrawing" xmlns:wp="http://schemas.openxmlformats.org/drawingml/2006/wordprocessingDrawing" xmlns:w10="urn:schemas-microsoft-com:office:word" xmlns:w="http://schemas.openxmlformats.org/wordprocessingml/2006/main" xmlns:w14="http://schemas.microsoft.com/office/word/2010/wordml" xmlns:w15="http://schemas.microsoft.com/office/word/2012/wordml" xmlns:w16cex="http://schemas.microsoft.com/office/word/2018/wordml/cex" xmlns:w16cid="http://schemas.microsoft.com/office/word/2016/wordml/cid" xmlns:w16="http://schemas.microsoft.com/office/word/2018/wordml" xmlns:w16sdtdh="http://schemas.microsoft.com/office/word/2020/wordml/sdtdatahash" xmlns:w16se="http://schemas.microsoft.com/office/word/2015/wordml/symex" xmlns:wpg="http://schemas.microsoft.com/office/word/2010/wordprocessingGroup" xmlns:wpi="http://schemas.microsoft.com/office/word/2010/wordprocessingInk" xmlns:wne="http://schemas.microsoft.com/office/word/2006/wordml" xmlns:wps="http://schemas.microsoft.com/office/word/2010/wordprocessingShape" mc:Ignorable="w14 w15 w16se w16cid w16 w16cex w16sdtdh wp14">
   <w:abstractNum w:abstractNumId="0" w15:restartNumberingAfterBreak="0">
+    <w:nsid w:val="16B42315"/>
+    <w:multiLevelType w:val="multilevel"/>
+    <w:tmpl w:val="3CF28954"/>
+    <w:lvl w:ilvl="0">
+      <w:start w:val="1"/>
+      <w:numFmt w:val="bullet"/>
+      <w:lvlText w:val=""/>
+      <w:lvlJc w:val="left"/>
+      <w:pPr>
+        <w:tabs>
+          <w:tab w:val="num" w:pos="1068"/>
+        </w:tabs>
+        <w:ind w:left="1068" w:hanging="360"/>
+      </w:pPr>
+      <w:rPr>
+        <w:rFonts w:ascii="Symbol" w:hAnsi="Symbol" w:hint="default"/>
+        <w:sz w:val="20"/>
+      </w:rPr>
+    </w:lvl>
+    <w:lvl w:ilvl="1" w:tentative="1">
+      <w:start w:val="1"/>
+      <w:numFmt w:val="bullet"/>
+      <w:lvlText w:val="o"/>
+      <w:lvlJc w:val="left"/>
+      <w:pPr>
+        <w:tabs>
+          <w:tab w:val="num" w:pos="1788"/>
+        </w:tabs>
+        <w:ind w:left="1788" w:hanging="360"/>
+      </w:pPr>
+      <w:rPr>
+        <w:rFonts w:ascii="Courier New" w:hAnsi="Courier New" w:hint="default"/>
+        <w:sz w:val="20"/>
+      </w:rPr>
+    </w:lvl>
+    <w:lvl w:ilvl="2" w:tentative="1">
+      <w:start w:val="1"/>
+      <w:numFmt w:val="bullet"/>
+      <w:lvlText w:val=""/>
+      <w:lvlJc w:val="left"/>
+      <w:pPr>
+        <w:tabs>
+          <w:tab w:val="num" w:pos="2508"/>
+        </w:tabs>
+        <w:ind w:left="2508" w:hanging="360"/>
+      </w:pPr>
+      <w:rPr>
+        <w:rFonts w:ascii="Wingdings" w:hAnsi="Wingdings" w:hint="default"/>
+        <w:sz w:val="20"/>
+      </w:rPr>
+    </w:lvl>
+    <w:lvl w:ilvl="3" w:tentative="1">
+      <w:start w:val="1"/>
+      <w:numFmt w:val="bullet"/>
+      <w:lvlText w:val=""/>
+      <w:lvlJc w:val="left"/>
+      <w:pPr>
+        <w:tabs>
+          <w:tab w:val="num" w:pos="3228"/>
+        </w:tabs>
+        <w:ind w:left="3228" w:hanging="360"/>
+      </w:pPr>
+      <w:rPr>
+        <w:rFonts w:ascii="Wingdings" w:hAnsi="Wingdings" w:hint="default"/>
+        <w:sz w:val="20"/>
+      </w:rPr>
+    </w:lvl>
+    <w:lvl w:ilvl="4" w:tentative="1">
+      <w:start w:val="1"/>
+      <w:numFmt w:val="bullet"/>
+      <w:lvlText w:val=""/>
+      <w:lvlJc w:val="left"/>
+      <w:pPr>
+        <w:tabs>
+          <w:tab w:val="num" w:pos="3948"/>
+        </w:tabs>
+        <w:ind w:left="3948" w:hanging="360"/>
+      </w:pPr>
+      <w:rPr>
+        <w:rFonts w:ascii="Wingdings" w:hAnsi="Wingdings" w:hint="default"/>
+        <w:sz w:val="20"/>
+      </w:rPr>
+    </w:lvl>
+    <w:lvl w:ilvl="5" w:tentative="1">
+      <w:start w:val="1"/>
+      <w:numFmt w:val="bullet"/>
+      <w:lvlText w:val=""/>
+      <w:lvlJc w:val="left"/>
+      <w:pPr>
+        <w:tabs>
+          <w:tab w:val="num" w:pos="4668"/>
+        </w:tabs>
+        <w:ind w:left="4668" w:hanging="360"/>
+      </w:pPr>
+      <w:rPr>
+        <w:rFonts w:ascii="Wingdings" w:hAnsi="Wingdings" w:hint="default"/>
+        <w:sz w:val="20"/>
+      </w:rPr>
+    </w:lvl>
+    <w:lvl w:ilvl="6" w:tentative="1">
+      <w:start w:val="1"/>
+      <w:numFmt w:val="bullet"/>
+      <w:lvlText w:val=""/>
+      <w:lvlJc w:val="left"/>
+      <w:pPr>
+        <w:tabs>
+          <w:tab w:val="num" w:pos="5388"/>
+        </w:tabs>
+        <w:ind w:left="5388" w:hanging="360"/>
+      </w:pPr>
+      <w:rPr>
+        <w:rFonts w:ascii="Wingdings" w:hAnsi="Wingdings" w:hint="default"/>
+        <w:sz w:val="20"/>
+      </w:rPr>
+    </w:lvl>
+    <w:lvl w:ilvl="7" w:tentative="1">
+      <w:start w:val="1"/>
+      <w:numFmt w:val="bullet"/>
+      <w:lvlText w:val=""/>
+      <w:lvlJc w:val="left"/>
+      <w:pPr>
+        <w:tabs>
+          <w:tab w:val="num" w:pos="6108"/>
+        </w:tabs>
+        <w:ind w:left="6108" w:hanging="360"/>
+      </w:pPr>
+      <w:rPr>
+        <w:rFonts w:ascii="Wingdings" w:hAnsi="Wingdings" w:hint="default"/>
+        <w:sz w:val="20"/>
+      </w:rPr>
+    </w:lvl>
+    <w:lvl w:ilvl="8" w:tentative="1">
+      <w:start w:val="1"/>
+      <w:numFmt w:val="bullet"/>
+      <w:lvlText w:val=""/>
+      <w:lvlJc w:val="left"/>
+      <w:pPr>
+        <w:tabs>
+          <w:tab w:val="num" w:pos="6828"/>
+        </w:tabs>
+        <w:ind w:left="6828" w:hanging="360"/>
+      </w:pPr>
+      <w:rPr>
+        <w:rFonts w:ascii="Wingdings" w:hAnsi="Wingdings" w:hint="default"/>
+        <w:sz w:val="20"/>
+      </w:rPr>
+    </w:lvl>
+  </w:abstractNum>
+  <w:abstractNum w:abstractNumId="1" w15:restartNumberingAfterBreak="0">
     <w:nsid w:val="23FA75D2"/>
     <w:multiLevelType w:val="multilevel"/>
     <w:tmpl w:val="7B086CF2"/>
@@ -4707,7 +5707,7 @@
       </w:pPr>
     </w:lvl>
   </w:abstractNum>
-  <w:abstractNum w:abstractNumId="1" w15:restartNumberingAfterBreak="0">
+  <w:abstractNum w:abstractNumId="2" w15:restartNumberingAfterBreak="0">
     <w:nsid w:val="30817C99"/>
     <w:multiLevelType w:val="hybridMultilevel"/>
     <w:tmpl w:val="B28054F4"/>
@@ -4793,7 +5793,7 @@
       </w:pPr>
     </w:lvl>
   </w:abstractNum>
-  <w:abstractNum w:abstractNumId="2" w15:restartNumberingAfterBreak="0">
+  <w:abstractNum w:abstractNumId="3" w15:restartNumberingAfterBreak="0">
     <w:nsid w:val="32024712"/>
     <w:multiLevelType w:val="multilevel"/>
     <w:tmpl w:val="7716EFCE"/>
@@ -4942,7 +5942,7 @@
       </w:rPr>
     </w:lvl>
   </w:abstractNum>
-  <w:abstractNum w:abstractNumId="3" w15:restartNumberingAfterBreak="0">
+  <w:abstractNum w:abstractNumId="4" w15:restartNumberingAfterBreak="0">
     <w:nsid w:val="3CA24848"/>
     <w:multiLevelType w:val="hybridMultilevel"/>
     <w:tmpl w:val="76B802A4"/>
@@ -5055,7 +6055,7 @@
       </w:rPr>
     </w:lvl>
   </w:abstractNum>
-  <w:abstractNum w:abstractNumId="4" w15:restartNumberingAfterBreak="0">
+  <w:abstractNum w:abstractNumId="5" w15:restartNumberingAfterBreak="0">
     <w:nsid w:val="56D568C8"/>
     <w:multiLevelType w:val="multilevel"/>
     <w:tmpl w:val="3392CAD2"/>
@@ -5204,7 +6204,7 @@
       </w:rPr>
     </w:lvl>
   </w:abstractNum>
-  <w:abstractNum w:abstractNumId="5" w15:restartNumberingAfterBreak="0">
+  <w:abstractNum w:abstractNumId="6" w15:restartNumberingAfterBreak="0">
     <w:nsid w:val="61053792"/>
     <w:multiLevelType w:val="multilevel"/>
     <w:tmpl w:val="49E43BFC"/>
@@ -5353,7 +6353,7 @@
       </w:rPr>
     </w:lvl>
   </w:abstractNum>
-  <w:abstractNum w:abstractNumId="6" w15:restartNumberingAfterBreak="0">
+  <w:abstractNum w:abstractNumId="7" w15:restartNumberingAfterBreak="0">
     <w:nsid w:val="6DA36487"/>
     <w:multiLevelType w:val="multilevel"/>
     <w:tmpl w:val="9C4C8532"/>
@@ -5502,7 +6502,7 @@
       </w:rPr>
     </w:lvl>
   </w:abstractNum>
-  <w:abstractNum w:abstractNumId="7" w15:restartNumberingAfterBreak="0">
+  <w:abstractNum w:abstractNumId="8" w15:restartNumberingAfterBreak="0">
     <w:nsid w:val="6EB85EAA"/>
     <w:multiLevelType w:val="hybridMultilevel"/>
     <w:tmpl w:val="DB76C824"/>
@@ -5616,28 +6616,31 @@
     </w:lvl>
   </w:abstractNum>
   <w:num w:numId="1">
+    <w:abstractNumId w:val="8"/>
+  </w:num>
+  <w:num w:numId="2">
+    <w:abstractNumId w:val="4"/>
+  </w:num>
+  <w:num w:numId="3">
+    <w:abstractNumId w:val="5"/>
+  </w:num>
+  <w:num w:numId="4">
+    <w:abstractNumId w:val="3"/>
+  </w:num>
+  <w:num w:numId="5">
+    <w:abstractNumId w:val="2"/>
+  </w:num>
+  <w:num w:numId="6">
+    <w:abstractNumId w:val="6"/>
+  </w:num>
+  <w:num w:numId="7">
+    <w:abstractNumId w:val="1"/>
+  </w:num>
+  <w:num w:numId="8">
     <w:abstractNumId w:val="7"/>
   </w:num>
-  <w:num w:numId="2">
-    <w:abstractNumId w:val="3"/>
-  </w:num>
-  <w:num w:numId="3">
-    <w:abstractNumId w:val="4"/>
-  </w:num>
-  <w:num w:numId="4">
-    <w:abstractNumId w:val="2"/>
-  </w:num>
-  <w:num w:numId="5">
-    <w:abstractNumId w:val="1"/>
-  </w:num>
-  <w:num w:numId="6">
-    <w:abstractNumId w:val="5"/>
-  </w:num>
-  <w:num w:numId="7">
+  <w:num w:numId="9">
     <w:abstractNumId w:val="0"/>
-  </w:num>
-  <w:num w:numId="8">
-    <w:abstractNumId w:val="6"/>
   </w:num>
 </w:numbering>
 </file>
@@ -6126,7 +7129,6 @@
     <w:name w:val="Normal (Web)"/>
     <w:basedOn w:val="Normal"/>
     <w:uiPriority w:val="99"/>
-    <w:semiHidden/>
     <w:unhideWhenUsed/>
     <w:rsid w:val="00D21DB8"/>
     <w:pPr>
@@ -6183,6 +7185,19 @@
     <w:name w:val="text-token-text-primary"/>
     <w:basedOn w:val="Policepardfaut"/>
     <w:rsid w:val="00485279"/>
+  </w:style>
+  <w:style w:type="character" w:styleId="CodeHTML">
+    <w:name w:val="HTML Code"/>
+    <w:basedOn w:val="Policepardfaut"/>
+    <w:uiPriority w:val="99"/>
+    <w:semiHidden/>
+    <w:unhideWhenUsed/>
+    <w:rsid w:val="00FF6971"/>
+    <w:rPr>
+      <w:rFonts w:ascii="Courier New" w:eastAsia="Times New Roman" w:hAnsi="Courier New" w:cs="Courier New"/>
+      <w:sz w:val="20"/>
+      <w:szCs w:val="20"/>
+    </w:rPr>
   </w:style>
 </w:styles>
 </file>

--- a/Atelier Prompt.docx
+++ b/Atelier Prompt.docx
@@ -5099,9 +5099,639 @@
         </w:drawing>
       </w:r>
     </w:p>
+    <w:p>
+      <w:pPr>
+        <w:rPr>
+          <w:rFonts w:ascii="Times New Roman" w:hAnsi="Times New Roman" w:cs="Times New Roman"/>
+          <w:sz w:val="24"/>
+          <w:szCs w:val="24"/>
+        </w:rPr>
+      </w:pPr>
+    </w:p>
+    <w:p>
+      <w:pPr>
+        <w:autoSpaceDE w:val="0"/>
+        <w:autoSpaceDN w:val="0"/>
+        <w:adjustRightInd w:val="0"/>
+        <w:spacing w:after="0" w:line="240" w:lineRule="auto"/>
+        <w:jc w:val="both"/>
+        <w:rPr>
+          <w:rFonts w:ascii="Times New Roman" w:hAnsi="Times New Roman" w:cs="Times New Roman"/>
+          <w:kern w:val="0"/>
+          <w:sz w:val="24"/>
+          <w:szCs w:val="24"/>
+        </w:rPr>
+      </w:pPr>
+      <w:r>
+        <w:rPr>
+          <w:rFonts w:ascii="Times New Roman" w:hAnsi="Times New Roman" w:cs="Times New Roman"/>
+          <w:kern w:val="0"/>
+          <w:sz w:val="24"/>
+          <w:szCs w:val="24"/>
+        </w:rPr>
+        <w:t>2) Ajouter une validation en définissant les règles de sortie suivantes : format JSON valide ;</w:t>
+      </w:r>
+    </w:p>
+    <w:p>
+      <w:pPr>
+        <w:autoSpaceDE w:val="0"/>
+        <w:autoSpaceDN w:val="0"/>
+        <w:adjustRightInd w:val="0"/>
+        <w:spacing w:after="0" w:line="240" w:lineRule="auto"/>
+        <w:jc w:val="both"/>
+        <w:rPr>
+          <w:rFonts w:ascii="Times New Roman" w:hAnsi="Times New Roman" w:cs="Times New Roman"/>
+          <w:kern w:val="0"/>
+          <w:sz w:val="24"/>
+          <w:szCs w:val="24"/>
+        </w:rPr>
+      </w:pPr>
+      <w:r>
+        <w:rPr>
+          <w:rFonts w:ascii="Times New Roman" w:hAnsi="Times New Roman" w:cs="Times New Roman"/>
+          <w:kern w:val="0"/>
+          <w:sz w:val="24"/>
+          <w:szCs w:val="24"/>
+        </w:rPr>
+        <w:t>aucune propriété supplémentaire ; sentiment vaut positif, negatif ou neutre ; confiance est</w:t>
+      </w:r>
+    </w:p>
+    <w:p>
+      <w:pPr>
+        <w:spacing w:after="0" w:line="240" w:lineRule="auto"/>
+        <w:jc w:val="both"/>
+        <w:rPr>
+          <w:rFonts w:ascii="Times New Roman" w:eastAsia="Times New Roman" w:hAnsi="Times New Roman" w:cs="Times New Roman"/>
+          <w:color w:val="2F5496" w:themeColor="accent1" w:themeShade="BF"/>
+          <w:kern w:val="0"/>
+          <w:sz w:val="24"/>
+          <w:szCs w:val="24"/>
+          <w:lang w:eastAsia="fr-FR"/>
+          <w14:ligatures w14:val="none"/>
+        </w:rPr>
+      </w:pPr>
+      <w:r>
+        <w:rPr>
+          <w:rFonts w:ascii="Times New Roman" w:hAnsi="Times New Roman" w:cs="Times New Roman"/>
+          <w:kern w:val="0"/>
+          <w:sz w:val="24"/>
+          <w:szCs w:val="24"/>
+        </w:rPr>
+        <w:t>compris entre 0 et 1 ; urgence vaut faible, moyenne ou élevée.</w:t>
+      </w:r>
+    </w:p>
+    <w:p>
+      <w:pPr>
+        <w:spacing w:after="0" w:line="240" w:lineRule="auto"/>
+        <w:ind w:left="708"/>
+        <w:rPr>
+          <w:rFonts w:ascii="Times New Roman" w:eastAsia="Times New Roman" w:hAnsi="Times New Roman" w:cs="Times New Roman"/>
+          <w:color w:val="2F5496" w:themeColor="accent1" w:themeShade="BF"/>
+          <w:kern w:val="0"/>
+          <w:sz w:val="24"/>
+          <w:szCs w:val="24"/>
+          <w:lang w:eastAsia="fr-FR"/>
+          <w14:ligatures w14:val="none"/>
+        </w:rPr>
+      </w:pPr>
+    </w:p>
+    <w:p>
+      <w:pPr>
+        <w:spacing w:after="0" w:line="240" w:lineRule="auto"/>
+        <w:ind w:left="708"/>
+        <w:rPr>
+          <w:rFonts w:ascii="Times New Roman" w:eastAsia="Times New Roman" w:hAnsi="Times New Roman" w:cs="Times New Roman"/>
+          <w:color w:val="2F5496" w:themeColor="accent1" w:themeShade="BF"/>
+          <w:kern w:val="0"/>
+          <w:sz w:val="24"/>
+          <w:szCs w:val="24"/>
+          <w:lang w:eastAsia="fr-FR"/>
+          <w14:ligatures w14:val="none"/>
+        </w:rPr>
+      </w:pPr>
+      <w:r>
+        <w:rPr>
+          <w:rFonts w:ascii="Times New Roman" w:eastAsia="Times New Roman" w:hAnsi="Times New Roman" w:cs="Times New Roman"/>
+          <w:color w:val="2F5496" w:themeColor="accent1" w:themeShade="BF"/>
+          <w:kern w:val="0"/>
+          <w:sz w:val="24"/>
+          <w:szCs w:val="24"/>
+          <w:lang w:eastAsia="fr-FR"/>
+          <w14:ligatures w14:val="none"/>
+        </w:rPr>
+        <w:t>Vérifie que la réponse JSON produite respecte toutes les règles de sortie suivantes :</w:t>
+      </w:r>
+    </w:p>
+    <w:p>
+      <w:pPr>
+        <w:numPr>
+          <w:ilvl w:val="0"/>
+          <w:numId w:val="10"/>
+        </w:numPr>
+        <w:tabs>
+          <w:tab w:val="clear" w:pos="720"/>
+          <w:tab w:val="num" w:pos="1428"/>
+        </w:tabs>
+        <w:spacing w:after="0" w:line="240" w:lineRule="auto"/>
+        <w:ind w:left="1428"/>
+        <w:rPr>
+          <w:rFonts w:ascii="Times New Roman" w:eastAsia="Times New Roman" w:hAnsi="Times New Roman" w:cs="Times New Roman"/>
+          <w:color w:val="2F5496" w:themeColor="accent1" w:themeShade="BF"/>
+          <w:kern w:val="0"/>
+          <w:sz w:val="24"/>
+          <w:szCs w:val="24"/>
+          <w:lang w:eastAsia="fr-FR"/>
+          <w14:ligatures w14:val="none"/>
+        </w:rPr>
+      </w:pPr>
+      <w:r>
+        <w:rPr>
+          <w:rFonts w:ascii="Times New Roman" w:eastAsia="Times New Roman" w:hAnsi="Times New Roman" w:cs="Times New Roman"/>
+          <w:color w:val="2F5496" w:themeColor="accent1" w:themeShade="BF"/>
+          <w:kern w:val="0"/>
+          <w:sz w:val="24"/>
+          <w:szCs w:val="24"/>
+          <w:lang w:eastAsia="fr-FR"/>
+          <w14:ligatures w14:val="none"/>
+        </w:rPr>
+        <w:t>La réponse doit être au format JSON valide.</w:t>
+      </w:r>
+    </w:p>
+    <w:p>
+      <w:pPr>
+        <w:numPr>
+          <w:ilvl w:val="0"/>
+          <w:numId w:val="10"/>
+        </w:numPr>
+        <w:tabs>
+          <w:tab w:val="clear" w:pos="720"/>
+          <w:tab w:val="num" w:pos="1428"/>
+        </w:tabs>
+        <w:spacing w:after="0" w:line="240" w:lineRule="auto"/>
+        <w:ind w:left="1428"/>
+        <w:rPr>
+          <w:rFonts w:ascii="Times New Roman" w:eastAsia="Times New Roman" w:hAnsi="Times New Roman" w:cs="Times New Roman"/>
+          <w:color w:val="2F5496" w:themeColor="accent1" w:themeShade="BF"/>
+          <w:kern w:val="0"/>
+          <w:sz w:val="24"/>
+          <w:szCs w:val="24"/>
+          <w:lang w:eastAsia="fr-FR"/>
+          <w14:ligatures w14:val="none"/>
+        </w:rPr>
+      </w:pPr>
+      <w:r>
+        <w:rPr>
+          <w:rFonts w:ascii="Times New Roman" w:eastAsia="Times New Roman" w:hAnsi="Times New Roman" w:cs="Times New Roman"/>
+          <w:color w:val="2F5496" w:themeColor="accent1" w:themeShade="BF"/>
+          <w:kern w:val="0"/>
+          <w:sz w:val="24"/>
+          <w:szCs w:val="24"/>
+          <w:lang w:eastAsia="fr-FR"/>
+          <w14:ligatures w14:val="none"/>
+        </w:rPr>
+        <w:t>Le JSON doit contenir uniquement les cinq propriétés suivantes :sentiment</w:t>
+      </w:r>
+      <w:r>
+        <w:rPr>
+          <w:rFonts w:ascii="Times New Roman" w:eastAsia="Times New Roman" w:hAnsi="Times New Roman" w:cs="Times New Roman"/>
+          <w:color w:val="2F5496" w:themeColor="accent1" w:themeShade="BF"/>
+          <w:kern w:val="0"/>
+          <w:sz w:val="24"/>
+          <w:szCs w:val="24"/>
+          <w:lang w:eastAsia="fr-FR"/>
+          <w14:ligatures w14:val="none"/>
+        </w:rPr>
+        <w:t xml:space="preserve">, </w:t>
+      </w:r>
+      <w:r>
+        <w:rPr>
+          <w:rFonts w:ascii="Times New Roman" w:eastAsia="Times New Roman" w:hAnsi="Times New Roman" w:cs="Times New Roman"/>
+          <w:color w:val="2F5496" w:themeColor="accent1" w:themeShade="BF"/>
+          <w:kern w:val="0"/>
+          <w:sz w:val="24"/>
+          <w:szCs w:val="24"/>
+          <w:lang w:eastAsia="fr-FR"/>
+          <w14:ligatures w14:val="none"/>
+        </w:rPr>
+        <w:t>categorie</w:t>
+      </w:r>
+      <w:r>
+        <w:rPr>
+          <w:rFonts w:ascii="Times New Roman" w:eastAsia="Times New Roman" w:hAnsi="Times New Roman" w:cs="Times New Roman"/>
+          <w:color w:val="2F5496" w:themeColor="accent1" w:themeShade="BF"/>
+          <w:kern w:val="0"/>
+          <w:sz w:val="24"/>
+          <w:szCs w:val="24"/>
+          <w:lang w:eastAsia="fr-FR"/>
+          <w14:ligatures w14:val="none"/>
+        </w:rPr>
+        <w:t xml:space="preserve">, </w:t>
+      </w:r>
+      <w:r>
+        <w:rPr>
+          <w:rFonts w:ascii="Times New Roman" w:eastAsia="Times New Roman" w:hAnsi="Times New Roman" w:cs="Times New Roman"/>
+          <w:color w:val="2F5496" w:themeColor="accent1" w:themeShade="BF"/>
+          <w:kern w:val="0"/>
+          <w:sz w:val="24"/>
+          <w:szCs w:val="24"/>
+          <w:lang w:eastAsia="fr-FR"/>
+          <w14:ligatures w14:val="none"/>
+        </w:rPr>
+        <w:t>urgence</w:t>
+      </w:r>
+      <w:r>
+        <w:rPr>
+          <w:rFonts w:ascii="Times New Roman" w:eastAsia="Times New Roman" w:hAnsi="Times New Roman" w:cs="Times New Roman"/>
+          <w:color w:val="2F5496" w:themeColor="accent1" w:themeShade="BF"/>
+          <w:kern w:val="0"/>
+          <w:sz w:val="24"/>
+          <w:szCs w:val="24"/>
+          <w:lang w:eastAsia="fr-FR"/>
+          <w14:ligatures w14:val="none"/>
+        </w:rPr>
+        <w:t xml:space="preserve">, </w:t>
+      </w:r>
+      <w:r>
+        <w:rPr>
+          <w:rFonts w:ascii="Times New Roman" w:eastAsia="Times New Roman" w:hAnsi="Times New Roman" w:cs="Times New Roman"/>
+          <w:color w:val="2F5496" w:themeColor="accent1" w:themeShade="BF"/>
+          <w:kern w:val="0"/>
+          <w:sz w:val="24"/>
+          <w:szCs w:val="24"/>
+          <w:lang w:eastAsia="fr-FR"/>
+          <w14:ligatures w14:val="none"/>
+        </w:rPr>
+        <w:t>probleme</w:t>
+      </w:r>
+      <w:r>
+        <w:rPr>
+          <w:rFonts w:ascii="Times New Roman" w:eastAsia="Times New Roman" w:hAnsi="Times New Roman" w:cs="Times New Roman"/>
+          <w:color w:val="2F5496" w:themeColor="accent1" w:themeShade="BF"/>
+          <w:kern w:val="0"/>
+          <w:sz w:val="24"/>
+          <w:szCs w:val="24"/>
+          <w:lang w:eastAsia="fr-FR"/>
+          <w14:ligatures w14:val="none"/>
+        </w:rPr>
+        <w:t xml:space="preserve"> et </w:t>
+      </w:r>
+      <w:r>
+        <w:rPr>
+          <w:rFonts w:ascii="Times New Roman" w:eastAsia="Times New Roman" w:hAnsi="Times New Roman" w:cs="Times New Roman"/>
+          <w:color w:val="2F5496" w:themeColor="accent1" w:themeShade="BF"/>
+          <w:kern w:val="0"/>
+          <w:sz w:val="24"/>
+          <w:szCs w:val="24"/>
+          <w:lang w:eastAsia="fr-FR"/>
+          <w14:ligatures w14:val="none"/>
+        </w:rPr>
+        <w:t>confiance</w:t>
+      </w:r>
+    </w:p>
+    <w:p>
+      <w:pPr>
+        <w:numPr>
+          <w:ilvl w:val="0"/>
+          <w:numId w:val="10"/>
+        </w:numPr>
+        <w:tabs>
+          <w:tab w:val="clear" w:pos="720"/>
+          <w:tab w:val="num" w:pos="1428"/>
+        </w:tabs>
+        <w:spacing w:after="0" w:line="240" w:lineRule="auto"/>
+        <w:ind w:left="1428"/>
+        <w:rPr>
+          <w:rFonts w:ascii="Times New Roman" w:eastAsia="Times New Roman" w:hAnsi="Times New Roman" w:cs="Times New Roman"/>
+          <w:color w:val="2F5496" w:themeColor="accent1" w:themeShade="BF"/>
+          <w:kern w:val="0"/>
+          <w:sz w:val="24"/>
+          <w:szCs w:val="24"/>
+          <w:lang w:eastAsia="fr-FR"/>
+          <w14:ligatures w14:val="none"/>
+        </w:rPr>
+      </w:pPr>
+      <w:r>
+        <w:rPr>
+          <w:rFonts w:ascii="Times New Roman" w:eastAsia="Times New Roman" w:hAnsi="Times New Roman" w:cs="Times New Roman"/>
+          <w:color w:val="2F5496" w:themeColor="accent1" w:themeShade="BF"/>
+          <w:kern w:val="0"/>
+          <w:sz w:val="24"/>
+          <w:szCs w:val="24"/>
+          <w:lang w:eastAsia="fr-FR"/>
+          <w14:ligatures w14:val="none"/>
+        </w:rPr>
+        <w:t>Aucune propriété supplémentaire ne doit être ajoutée.</w:t>
+      </w:r>
+    </w:p>
+    <w:p>
+      <w:pPr>
+        <w:numPr>
+          <w:ilvl w:val="0"/>
+          <w:numId w:val="10"/>
+        </w:numPr>
+        <w:tabs>
+          <w:tab w:val="clear" w:pos="720"/>
+          <w:tab w:val="num" w:pos="1428"/>
+        </w:tabs>
+        <w:spacing w:after="0" w:line="240" w:lineRule="auto"/>
+        <w:ind w:left="1428"/>
+        <w:rPr>
+          <w:rFonts w:ascii="Times New Roman" w:eastAsia="Times New Roman" w:hAnsi="Times New Roman" w:cs="Times New Roman"/>
+          <w:color w:val="2F5496" w:themeColor="accent1" w:themeShade="BF"/>
+          <w:kern w:val="0"/>
+          <w:sz w:val="24"/>
+          <w:szCs w:val="24"/>
+          <w:lang w:eastAsia="fr-FR"/>
+          <w14:ligatures w14:val="none"/>
+        </w:rPr>
+      </w:pPr>
+      <w:r>
+        <w:rPr>
+          <w:rFonts w:ascii="Times New Roman" w:eastAsia="Times New Roman" w:hAnsi="Times New Roman" w:cs="Times New Roman"/>
+          <w:color w:val="2F5496" w:themeColor="accent1" w:themeShade="BF"/>
+          <w:kern w:val="0"/>
+          <w:sz w:val="24"/>
+          <w:szCs w:val="24"/>
+          <w:lang w:eastAsia="fr-FR"/>
+          <w14:ligatures w14:val="none"/>
+        </w:rPr>
+        <w:t>La valeur de sentiment doit être exactement l'une des suivantes : positif, negatif ou neutre.</w:t>
+      </w:r>
+    </w:p>
+    <w:p>
+      <w:pPr>
+        <w:numPr>
+          <w:ilvl w:val="0"/>
+          <w:numId w:val="10"/>
+        </w:numPr>
+        <w:tabs>
+          <w:tab w:val="clear" w:pos="720"/>
+          <w:tab w:val="num" w:pos="1428"/>
+        </w:tabs>
+        <w:spacing w:after="0" w:line="240" w:lineRule="auto"/>
+        <w:ind w:left="1428"/>
+        <w:rPr>
+          <w:rFonts w:ascii="Times New Roman" w:eastAsia="Times New Roman" w:hAnsi="Times New Roman" w:cs="Times New Roman"/>
+          <w:color w:val="2F5496" w:themeColor="accent1" w:themeShade="BF"/>
+          <w:kern w:val="0"/>
+          <w:sz w:val="24"/>
+          <w:szCs w:val="24"/>
+          <w:lang w:eastAsia="fr-FR"/>
+          <w14:ligatures w14:val="none"/>
+        </w:rPr>
+      </w:pPr>
+      <w:r>
+        <w:rPr>
+          <w:rFonts w:ascii="Times New Roman" w:eastAsia="Times New Roman" w:hAnsi="Times New Roman" w:cs="Times New Roman"/>
+          <w:color w:val="2F5496" w:themeColor="accent1" w:themeShade="BF"/>
+          <w:kern w:val="0"/>
+          <w:sz w:val="24"/>
+          <w:szCs w:val="24"/>
+          <w:lang w:eastAsia="fr-FR"/>
+          <w14:ligatures w14:val="none"/>
+        </w:rPr>
+        <w:t>La valeur de urgence doit être exactement l'une des suivantes : faible, moyenne ou élevée.</w:t>
+      </w:r>
+    </w:p>
+    <w:p>
+      <w:pPr>
+        <w:numPr>
+          <w:ilvl w:val="0"/>
+          <w:numId w:val="10"/>
+        </w:numPr>
+        <w:tabs>
+          <w:tab w:val="clear" w:pos="720"/>
+          <w:tab w:val="num" w:pos="1428"/>
+        </w:tabs>
+        <w:spacing w:after="0" w:line="240" w:lineRule="auto"/>
+        <w:ind w:left="1428"/>
+        <w:rPr>
+          <w:rFonts w:ascii="Times New Roman" w:eastAsia="Times New Roman" w:hAnsi="Times New Roman" w:cs="Times New Roman"/>
+          <w:color w:val="2F5496" w:themeColor="accent1" w:themeShade="BF"/>
+          <w:kern w:val="0"/>
+          <w:sz w:val="24"/>
+          <w:szCs w:val="24"/>
+          <w:lang w:eastAsia="fr-FR"/>
+          <w14:ligatures w14:val="none"/>
+        </w:rPr>
+      </w:pPr>
+      <w:r>
+        <w:rPr>
+          <w:rFonts w:ascii="Times New Roman" w:eastAsia="Times New Roman" w:hAnsi="Times New Roman" w:cs="Times New Roman"/>
+          <w:color w:val="2F5496" w:themeColor="accent1" w:themeShade="BF"/>
+          <w:kern w:val="0"/>
+          <w:sz w:val="24"/>
+          <w:szCs w:val="24"/>
+          <w:lang w:eastAsia="fr-FR"/>
+          <w14:ligatures w14:val="none"/>
+        </w:rPr>
+        <w:t>La valeur de confiance doit être un nombre compris entre 0 et 1 inclus.</w:t>
+      </w:r>
+    </w:p>
+    <w:p>
+      <w:pPr>
+        <w:numPr>
+          <w:ilvl w:val="0"/>
+          <w:numId w:val="10"/>
+        </w:numPr>
+        <w:tabs>
+          <w:tab w:val="clear" w:pos="720"/>
+          <w:tab w:val="num" w:pos="1428"/>
+        </w:tabs>
+        <w:spacing w:after="0" w:line="240" w:lineRule="auto"/>
+        <w:ind w:left="1428"/>
+        <w:rPr>
+          <w:rFonts w:ascii="Times New Roman" w:eastAsia="Times New Roman" w:hAnsi="Times New Roman" w:cs="Times New Roman"/>
+          <w:color w:val="2F5496" w:themeColor="accent1" w:themeShade="BF"/>
+          <w:kern w:val="0"/>
+          <w:sz w:val="24"/>
+          <w:szCs w:val="24"/>
+          <w:lang w:eastAsia="fr-FR"/>
+          <w14:ligatures w14:val="none"/>
+        </w:rPr>
+      </w:pPr>
+      <w:r>
+        <w:rPr>
+          <w:rFonts w:ascii="Times New Roman" w:eastAsia="Times New Roman" w:hAnsi="Times New Roman" w:cs="Times New Roman"/>
+          <w:color w:val="2F5496" w:themeColor="accent1" w:themeShade="BF"/>
+          <w:kern w:val="0"/>
+          <w:sz w:val="24"/>
+          <w:szCs w:val="24"/>
+          <w:lang w:eastAsia="fr-FR"/>
+          <w14:ligatures w14:val="none"/>
+        </w:rPr>
+        <w:t>categorie et probleme doivent être des chaînes de caractères.</w:t>
+      </w:r>
+    </w:p>
+    <w:p>
+      <w:pPr>
+        <w:spacing w:after="0" w:line="240" w:lineRule="auto"/>
+        <w:ind w:left="708"/>
+        <w:rPr>
+          <w:rFonts w:ascii="Times New Roman" w:eastAsia="Times New Roman" w:hAnsi="Times New Roman" w:cs="Times New Roman"/>
+          <w:color w:val="2F5496" w:themeColor="accent1" w:themeShade="BF"/>
+          <w:kern w:val="0"/>
+          <w:sz w:val="24"/>
+          <w:szCs w:val="24"/>
+          <w:lang w:eastAsia="fr-FR"/>
+          <w14:ligatures w14:val="none"/>
+        </w:rPr>
+      </w:pPr>
+      <w:r>
+        <w:rPr>
+          <w:rFonts w:ascii="Times New Roman" w:eastAsia="Times New Roman" w:hAnsi="Times New Roman" w:cs="Times New Roman"/>
+          <w:color w:val="2F5496" w:themeColor="accent1" w:themeShade="BF"/>
+          <w:kern w:val="0"/>
+          <w:sz w:val="24"/>
+          <w:szCs w:val="24"/>
+          <w:lang w:eastAsia="fr-FR"/>
+          <w14:ligatures w14:val="none"/>
+        </w:rPr>
+        <w:t>Si toutes les règles sont respectées, indique que le JSON est valide.</w:t>
+      </w:r>
+    </w:p>
+    <w:p>
+      <w:pPr>
+        <w:spacing w:after="0" w:line="240" w:lineRule="auto"/>
+        <w:ind w:left="708"/>
+        <w:rPr>
+          <w:rFonts w:ascii="Times New Roman" w:eastAsia="Times New Roman" w:hAnsi="Times New Roman" w:cs="Times New Roman"/>
+          <w:color w:val="2F5496" w:themeColor="accent1" w:themeShade="BF"/>
+          <w:kern w:val="0"/>
+          <w:sz w:val="24"/>
+          <w:szCs w:val="24"/>
+          <w:lang w:eastAsia="fr-FR"/>
+          <w14:ligatures w14:val="none"/>
+        </w:rPr>
+      </w:pPr>
+      <w:r>
+        <w:rPr>
+          <w:rFonts w:ascii="Times New Roman" w:eastAsia="Times New Roman" w:hAnsi="Times New Roman" w:cs="Times New Roman"/>
+          <w:color w:val="2F5496" w:themeColor="accent1" w:themeShade="BF"/>
+          <w:kern w:val="0"/>
+          <w:sz w:val="24"/>
+          <w:szCs w:val="24"/>
+          <w:lang w:eastAsia="fr-FR"/>
+          <w14:ligatures w14:val="none"/>
+        </w:rPr>
+        <w:t>Si une règle n'est pas respectée, indique précisément l'erreur détectée et propose une version corrigée du JSON.</w:t>
+      </w:r>
+    </w:p>
+    <w:p>
+      <w:pPr>
+        <w:spacing w:after="0" w:line="240" w:lineRule="auto"/>
+        <w:ind w:left="708"/>
+        <w:rPr>
+          <w:rFonts w:ascii="Times New Roman" w:eastAsia="Times New Roman" w:hAnsi="Times New Roman" w:cs="Times New Roman"/>
+          <w:color w:val="2F5496" w:themeColor="accent1" w:themeShade="BF"/>
+          <w:kern w:val="0"/>
+          <w:sz w:val="24"/>
+          <w:szCs w:val="24"/>
+          <w:lang w:eastAsia="fr-FR"/>
+          <w14:ligatures w14:val="none"/>
+        </w:rPr>
+      </w:pPr>
+      <w:r>
+        <w:rPr>
+          <w:rFonts w:ascii="Times New Roman" w:eastAsia="Times New Roman" w:hAnsi="Times New Roman" w:cs="Times New Roman"/>
+          <w:color w:val="2F5496" w:themeColor="accent1" w:themeShade="BF"/>
+          <w:kern w:val="0"/>
+          <w:sz w:val="24"/>
+          <w:szCs w:val="24"/>
+          <w:lang w:eastAsia="fr-FR"/>
+          <w14:ligatures w14:val="none"/>
+        </w:rPr>
+        <w:t>Ne modifie pas les informations correctes déjà présentes.</w:t>
+      </w:r>
+    </w:p>
+    <w:p>
+      <w:pPr>
+        <w:spacing w:after="0" w:line="240" w:lineRule="auto"/>
+        <w:ind w:left="708"/>
+        <w:rPr>
+          <w:rFonts w:ascii="Times New Roman" w:eastAsia="Times New Roman" w:hAnsi="Times New Roman" w:cs="Times New Roman"/>
+          <w:color w:val="2F5496" w:themeColor="accent1" w:themeShade="BF"/>
+          <w:kern w:val="0"/>
+          <w:sz w:val="24"/>
+          <w:szCs w:val="24"/>
+          <w:lang w:eastAsia="fr-FR"/>
+          <w14:ligatures w14:val="none"/>
+        </w:rPr>
+      </w:pPr>
+    </w:p>
+    <w:p>
+      <w:pPr>
+        <w:spacing w:after="0" w:line="240" w:lineRule="auto"/>
+        <w:ind w:left="708"/>
+        <w:rPr>
+          <w:rFonts w:ascii="Times New Roman" w:eastAsia="Times New Roman" w:hAnsi="Times New Roman" w:cs="Times New Roman"/>
+          <w:color w:val="2F5496" w:themeColor="accent1" w:themeShade="BF"/>
+          <w:kern w:val="0"/>
+          <w:sz w:val="24"/>
+          <w:szCs w:val="24"/>
+          <w:lang w:eastAsia="fr-FR"/>
+          <w14:ligatures w14:val="none"/>
+        </w:rPr>
+      </w:pPr>
+      <w:r>
+        <w:rPr>
+          <w:rFonts w:ascii="Times New Roman" w:eastAsia="Times New Roman" w:hAnsi="Times New Roman" w:cs="Times New Roman"/>
+          <w:color w:val="2F5496" w:themeColor="accent1" w:themeShade="BF"/>
+          <w:kern w:val="0"/>
+          <w:sz w:val="24"/>
+          <w:szCs w:val="24"/>
+          <w:lang w:eastAsia="fr-FR"/>
+          <w14:ligatures w14:val="none"/>
+        </w:rPr>
+        <w:drawing>
+          <wp:inline distT="0" distB="0" distL="0" distR="0" wp14:anchorId="213957DC" wp14:editId="5C25291A">
+            <wp:extent cx="5238750" cy="2317115"/>
+            <wp:effectExtent l="0" t="0" r="0" b="6985"/>
+            <wp:docPr id="17" name="Image 17"/>
+            <wp:cNvGraphicFramePr>
+              <a:graphicFrameLocks xmlns:a="http://schemas.openxmlformats.org/drawingml/2006/main" noChangeAspect="1"/>
+            </wp:cNvGraphicFramePr>
+            <a:graphic xmlns:a="http://schemas.openxmlformats.org/drawingml/2006/main">
+              <a:graphicData uri="http://schemas.openxmlformats.org/drawingml/2006/picture">
+                <pic:pic xmlns:pic="http://schemas.openxmlformats.org/drawingml/2006/picture">
+                  <pic:nvPicPr>
+                    <pic:cNvPr id="1" name=""/>
+                    <pic:cNvPicPr/>
+                  </pic:nvPicPr>
+                  <pic:blipFill>
+                    <a:blip r:embed="rId20"/>
+                    <a:stretch>
+                      <a:fillRect/>
+                    </a:stretch>
+                  </pic:blipFill>
+                  <pic:spPr>
+                    <a:xfrm>
+                      <a:off x="0" y="0"/>
+                      <a:ext cx="5238750" cy="2317115"/>
+                    </a:xfrm>
+                    <a:prstGeom prst="rect">
+                      <a:avLst/>
+                    </a:prstGeom>
+                  </pic:spPr>
+                </pic:pic>
+              </a:graphicData>
+            </a:graphic>
+          </wp:inline>
+        </w:drawing>
+      </w:r>
+    </w:p>
+    <w:p>
+      <w:pPr>
+        <w:rPr>
+          <w:rFonts w:ascii="Times New Roman" w:hAnsi="Times New Roman" w:cs="Times New Roman"/>
+          <w:sz w:val="24"/>
+          <w:szCs w:val="24"/>
+        </w:rPr>
+      </w:pPr>
+    </w:p>
     <w:sectPr>
-      <w:headerReference w:type="default" r:id="rId20"/>
-      <w:footerReference w:type="default" r:id="rId21"/>
+      <w:headerReference w:type="default" r:id="rId21"/>
+      <w:footerReference w:type="default" r:id="rId22"/>
       <w:pgSz w:w="11906" w:h="16838"/>
       <w:pgMar w:top="1417" w:right="1417" w:bottom="1417" w:left="1417" w:header="708" w:footer="708" w:gutter="0"/>
       <w:pgBorders w:offsetFrom="page">
@@ -6056,6 +6686,123 @@
     </w:lvl>
   </w:abstractNum>
   <w:abstractNum w:abstractNumId="5" w15:restartNumberingAfterBreak="0">
+    <w:nsid w:val="4996411C"/>
+    <w:multiLevelType w:val="multilevel"/>
+    <w:tmpl w:val="218091C0"/>
+    <w:lvl w:ilvl="0">
+      <w:start w:val="1"/>
+      <w:numFmt w:val="decimal"/>
+      <w:lvlText w:val="%1."/>
+      <w:lvlJc w:val="left"/>
+      <w:pPr>
+        <w:tabs>
+          <w:tab w:val="num" w:pos="720"/>
+        </w:tabs>
+        <w:ind w:left="720" w:hanging="360"/>
+      </w:pPr>
+    </w:lvl>
+    <w:lvl w:ilvl="1">
+      <w:start w:val="1"/>
+      <w:numFmt w:val="bullet"/>
+      <w:lvlText w:val="o"/>
+      <w:lvlJc w:val="left"/>
+      <w:pPr>
+        <w:tabs>
+          <w:tab w:val="num" w:pos="1440"/>
+        </w:tabs>
+        <w:ind w:left="1440" w:hanging="360"/>
+      </w:pPr>
+      <w:rPr>
+        <w:rFonts w:ascii="Courier New" w:hAnsi="Courier New" w:hint="default"/>
+        <w:sz w:val="20"/>
+      </w:rPr>
+    </w:lvl>
+    <w:lvl w:ilvl="2" w:tentative="1">
+      <w:start w:val="1"/>
+      <w:numFmt w:val="decimal"/>
+      <w:lvlText w:val="%3."/>
+      <w:lvlJc w:val="left"/>
+      <w:pPr>
+        <w:tabs>
+          <w:tab w:val="num" w:pos="2160"/>
+        </w:tabs>
+        <w:ind w:left="2160" w:hanging="360"/>
+      </w:pPr>
+    </w:lvl>
+    <w:lvl w:ilvl="3" w:tentative="1">
+      <w:start w:val="1"/>
+      <w:numFmt w:val="decimal"/>
+      <w:lvlText w:val="%4."/>
+      <w:lvlJc w:val="left"/>
+      <w:pPr>
+        <w:tabs>
+          <w:tab w:val="num" w:pos="2880"/>
+        </w:tabs>
+        <w:ind w:left="2880" w:hanging="360"/>
+      </w:pPr>
+    </w:lvl>
+    <w:lvl w:ilvl="4" w:tentative="1">
+      <w:start w:val="1"/>
+      <w:numFmt w:val="decimal"/>
+      <w:lvlText w:val="%5."/>
+      <w:lvlJc w:val="left"/>
+      <w:pPr>
+        <w:tabs>
+          <w:tab w:val="num" w:pos="3600"/>
+        </w:tabs>
+        <w:ind w:left="3600" w:hanging="360"/>
+      </w:pPr>
+    </w:lvl>
+    <w:lvl w:ilvl="5" w:tentative="1">
+      <w:start w:val="1"/>
+      <w:numFmt w:val="decimal"/>
+      <w:lvlText w:val="%6."/>
+      <w:lvlJc w:val="left"/>
+      <w:pPr>
+        <w:tabs>
+          <w:tab w:val="num" w:pos="4320"/>
+        </w:tabs>
+        <w:ind w:left="4320" w:hanging="360"/>
+      </w:pPr>
+    </w:lvl>
+    <w:lvl w:ilvl="6" w:tentative="1">
+      <w:start w:val="1"/>
+      <w:numFmt w:val="decimal"/>
+      <w:lvlText w:val="%7."/>
+      <w:lvlJc w:val="left"/>
+      <w:pPr>
+        <w:tabs>
+          <w:tab w:val="num" w:pos="5040"/>
+        </w:tabs>
+        <w:ind w:left="5040" w:hanging="360"/>
+      </w:pPr>
+    </w:lvl>
+    <w:lvl w:ilvl="7" w:tentative="1">
+      <w:start w:val="1"/>
+      <w:numFmt w:val="decimal"/>
+      <w:lvlText w:val="%8."/>
+      <w:lvlJc w:val="left"/>
+      <w:pPr>
+        <w:tabs>
+          <w:tab w:val="num" w:pos="5760"/>
+        </w:tabs>
+        <w:ind w:left="5760" w:hanging="360"/>
+      </w:pPr>
+    </w:lvl>
+    <w:lvl w:ilvl="8" w:tentative="1">
+      <w:start w:val="1"/>
+      <w:numFmt w:val="decimal"/>
+      <w:lvlText w:val="%9."/>
+      <w:lvlJc w:val="left"/>
+      <w:pPr>
+        <w:tabs>
+          <w:tab w:val="num" w:pos="6480"/>
+        </w:tabs>
+        <w:ind w:left="6480" w:hanging="360"/>
+      </w:pPr>
+    </w:lvl>
+  </w:abstractNum>
+  <w:abstractNum w:abstractNumId="6" w15:restartNumberingAfterBreak="0">
     <w:nsid w:val="56D568C8"/>
     <w:multiLevelType w:val="multilevel"/>
     <w:tmpl w:val="3392CAD2"/>
@@ -6204,7 +6951,7 @@
       </w:rPr>
     </w:lvl>
   </w:abstractNum>
-  <w:abstractNum w:abstractNumId="6" w15:restartNumberingAfterBreak="0">
+  <w:abstractNum w:abstractNumId="7" w15:restartNumberingAfterBreak="0">
     <w:nsid w:val="61053792"/>
     <w:multiLevelType w:val="multilevel"/>
     <w:tmpl w:val="49E43BFC"/>
@@ -6353,7 +7100,7 @@
       </w:rPr>
     </w:lvl>
   </w:abstractNum>
-  <w:abstractNum w:abstractNumId="7" w15:restartNumberingAfterBreak="0">
+  <w:abstractNum w:abstractNumId="8" w15:restartNumberingAfterBreak="0">
     <w:nsid w:val="6DA36487"/>
     <w:multiLevelType w:val="multilevel"/>
     <w:tmpl w:val="9C4C8532"/>
@@ -6502,7 +7249,7 @@
       </w:rPr>
     </w:lvl>
   </w:abstractNum>
-  <w:abstractNum w:abstractNumId="8" w15:restartNumberingAfterBreak="0">
+  <w:abstractNum w:abstractNumId="9" w15:restartNumberingAfterBreak="0">
     <w:nsid w:val="6EB85EAA"/>
     <w:multiLevelType w:val="hybridMultilevel"/>
     <w:tmpl w:val="DB76C824"/>
@@ -6616,13 +7363,13 @@
     </w:lvl>
   </w:abstractNum>
   <w:num w:numId="1">
-    <w:abstractNumId w:val="8"/>
+    <w:abstractNumId w:val="9"/>
   </w:num>
   <w:num w:numId="2">
     <w:abstractNumId w:val="4"/>
   </w:num>
   <w:num w:numId="3">
-    <w:abstractNumId w:val="5"/>
+    <w:abstractNumId w:val="6"/>
   </w:num>
   <w:num w:numId="4">
     <w:abstractNumId w:val="3"/>
@@ -6631,16 +7378,19 @@
     <w:abstractNumId w:val="2"/>
   </w:num>
   <w:num w:numId="6">
-    <w:abstractNumId w:val="6"/>
+    <w:abstractNumId w:val="7"/>
   </w:num>
   <w:num w:numId="7">
     <w:abstractNumId w:val="1"/>
   </w:num>
   <w:num w:numId="8">
-    <w:abstractNumId w:val="7"/>
+    <w:abstractNumId w:val="8"/>
   </w:num>
   <w:num w:numId="9">
     <w:abstractNumId w:val="0"/>
+  </w:num>
+  <w:num w:numId="10">
+    <w:abstractNumId w:val="5"/>
   </w:num>
 </w:numbering>
 </file>

--- a/Atelier Prompt.docx
+++ b/Atelier Prompt.docx
@@ -5729,9 +5729,528 @@
         </w:rPr>
       </w:pPr>
     </w:p>
+    <w:p>
+      <w:pPr>
+        <w:pBdr>
+          <w:left w:val="single" w:sz="24" w:space="4" w:color="323E4F" w:themeColor="text2" w:themeShade="BF"/>
+        </w:pBdr>
+        <w:autoSpaceDE w:val="0"/>
+        <w:autoSpaceDN w:val="0"/>
+        <w:adjustRightInd w:val="0"/>
+        <w:spacing w:after="0" w:line="240" w:lineRule="auto"/>
+        <w:rPr>
+          <w:rFonts w:ascii="Times New Roman" w:hAnsi="Times New Roman" w:cs="Times New Roman"/>
+          <w:b/>
+          <w:bCs/>
+          <w:color w:val="323E4F" w:themeColor="text2" w:themeShade="BF"/>
+          <w:kern w:val="0"/>
+          <w:sz w:val="32"/>
+          <w:szCs w:val="32"/>
+        </w:rPr>
+      </w:pPr>
+      <w:r>
+        <w:rPr>
+          <w:rFonts w:ascii="Times New Roman" w:hAnsi="Times New Roman" w:cs="Times New Roman"/>
+          <w:b/>
+          <w:bCs/>
+          <w:color w:val="323E4F" w:themeColor="text2" w:themeShade="BF"/>
+          <w:kern w:val="0"/>
+          <w:sz w:val="32"/>
+          <w:szCs w:val="32"/>
+        </w:rPr>
+        <w:t xml:space="preserve">Partie </w:t>
+      </w:r>
+      <w:r>
+        <w:rPr>
+          <w:rFonts w:ascii="Times New Roman" w:hAnsi="Times New Roman" w:cs="Times New Roman"/>
+          <w:b/>
+          <w:bCs/>
+          <w:color w:val="323E4F" w:themeColor="text2" w:themeShade="BF"/>
+          <w:kern w:val="0"/>
+          <w:sz w:val="32"/>
+          <w:szCs w:val="32"/>
+        </w:rPr>
+        <w:t>5</w:t>
+      </w:r>
+      <w:r>
+        <w:rPr>
+          <w:rFonts w:ascii="Times New Roman" w:hAnsi="Times New Roman" w:cs="Times New Roman"/>
+          <w:b/>
+          <w:bCs/>
+          <w:color w:val="323E4F" w:themeColor="text2" w:themeShade="BF"/>
+          <w:kern w:val="0"/>
+          <w:sz w:val="32"/>
+          <w:szCs w:val="32"/>
+        </w:rPr>
+        <w:t xml:space="preserve"> – </w:t>
+      </w:r>
+      <w:r>
+        <w:rPr>
+          <w:rFonts w:ascii="Times New Roman" w:hAnsi="Times New Roman" w:cs="Times New Roman"/>
+          <w:b/>
+          <w:bCs/>
+          <w:color w:val="323E4F" w:themeColor="text2" w:themeShade="BF"/>
+          <w:kern w:val="0"/>
+          <w:sz w:val="32"/>
+          <w:szCs w:val="32"/>
+        </w:rPr>
+        <w:t>Prompts pour les applications métier</w:t>
+      </w:r>
+    </w:p>
+    <w:p>
+      <w:pPr>
+        <w:autoSpaceDE w:val="0"/>
+        <w:autoSpaceDN w:val="0"/>
+        <w:adjustRightInd w:val="0"/>
+        <w:spacing w:after="0" w:line="240" w:lineRule="auto"/>
+        <w:rPr>
+          <w:rFonts w:ascii="CIDFont+F1" w:hAnsi="CIDFont+F1" w:cs="CIDFont+F1"/>
+          <w:color w:val="000000"/>
+          <w:kern w:val="0"/>
+          <w:sz w:val="21"/>
+          <w:szCs w:val="21"/>
+        </w:rPr>
+      </w:pPr>
+      <w:r>
+        <w:rPr>
+          <w:rFonts w:ascii="CIDFont+F1" w:hAnsi="CIDFont+F1" w:cs="CIDFont+F1"/>
+          <w:color w:val="000000"/>
+          <w:kern w:val="0"/>
+          <w:sz w:val="21"/>
+          <w:szCs w:val="21"/>
+        </w:rPr>
+        <w:t>1) Créer un prompt permettant de résumer un document avec les contraintes : maximum 250</w:t>
+      </w:r>
+    </w:p>
+    <w:p>
+      <w:pPr>
+        <w:autoSpaceDE w:val="0"/>
+        <w:autoSpaceDN w:val="0"/>
+        <w:adjustRightInd w:val="0"/>
+        <w:spacing w:after="0" w:line="240" w:lineRule="auto"/>
+        <w:rPr>
+          <w:rFonts w:ascii="CIDFont+F1" w:hAnsi="CIDFont+F1" w:cs="CIDFont+F1"/>
+          <w:color w:val="000000"/>
+          <w:kern w:val="0"/>
+          <w:sz w:val="21"/>
+          <w:szCs w:val="21"/>
+        </w:rPr>
+      </w:pPr>
+      <w:r>
+        <w:rPr>
+          <w:rFonts w:ascii="CIDFont+F1" w:hAnsi="CIDFont+F1" w:cs="CIDFont+F1"/>
+          <w:color w:val="000000"/>
+          <w:kern w:val="0"/>
+          <w:sz w:val="21"/>
+          <w:szCs w:val="21"/>
+        </w:rPr>
+        <w:t>mots ; conserver les informations factuelles ; identifier les objectifs ; identifier les résultats ;</w:t>
+      </w:r>
+    </w:p>
+    <w:p>
+      <w:pPr>
+        <w:rPr>
+          <w:rFonts w:ascii="CIDFont+F1" w:hAnsi="CIDFont+F1" w:cs="CIDFont+F1"/>
+          <w:color w:val="000000"/>
+          <w:kern w:val="0"/>
+          <w:sz w:val="21"/>
+          <w:szCs w:val="21"/>
+        </w:rPr>
+      </w:pPr>
+      <w:r>
+        <w:rPr>
+          <w:rFonts w:ascii="CIDFont+F1" w:hAnsi="CIDFont+F1" w:cs="CIDFont+F1"/>
+          <w:color w:val="000000"/>
+          <w:kern w:val="0"/>
+          <w:sz w:val="21"/>
+          <w:szCs w:val="21"/>
+        </w:rPr>
+        <w:t>identifier les recommandations ; n'inventer aucune information.</w:t>
+      </w:r>
+    </w:p>
+    <w:p>
+      <w:pPr>
+        <w:rPr>
+          <w:rFonts w:ascii="CIDFont+F1" w:hAnsi="CIDFont+F1" w:cs="CIDFont+F1"/>
+          <w:color w:val="000000"/>
+          <w:kern w:val="0"/>
+          <w:sz w:val="21"/>
+          <w:szCs w:val="21"/>
+        </w:rPr>
+      </w:pPr>
+    </w:p>
+    <w:p>
+      <w:pPr>
+        <w:spacing w:after="0" w:line="240" w:lineRule="auto"/>
+        <w:ind w:left="708"/>
+        <w:jc w:val="both"/>
+        <w:rPr>
+          <w:rFonts w:ascii="Times New Roman" w:eastAsia="Times New Roman" w:hAnsi="Times New Roman" w:cs="Times New Roman"/>
+          <w:color w:val="2F5496" w:themeColor="accent1" w:themeShade="BF"/>
+          <w:kern w:val="0"/>
+          <w:sz w:val="24"/>
+          <w:szCs w:val="24"/>
+          <w:lang w:eastAsia="fr-FR"/>
+          <w14:ligatures w14:val="none"/>
+        </w:rPr>
+      </w:pPr>
+      <w:r>
+        <w:rPr>
+          <w:rFonts w:ascii="Times New Roman" w:eastAsia="Times New Roman" w:hAnsi="Times New Roman" w:cs="Times New Roman"/>
+          <w:color w:val="2F5496" w:themeColor="accent1" w:themeShade="BF"/>
+          <w:kern w:val="0"/>
+          <w:sz w:val="24"/>
+          <w:szCs w:val="24"/>
+          <w:lang w:eastAsia="fr-FR"/>
+          <w14:ligatures w14:val="none"/>
+        </w:rPr>
+        <w:t>Tu es un expert en synthèse et en analyse de documents professionnels.</w:t>
+      </w:r>
+    </w:p>
+    <w:p>
+      <w:pPr>
+        <w:spacing w:after="0" w:line="240" w:lineRule="auto"/>
+        <w:ind w:left="708"/>
+        <w:jc w:val="both"/>
+        <w:rPr>
+          <w:rFonts w:ascii="Times New Roman" w:eastAsia="Times New Roman" w:hAnsi="Times New Roman" w:cs="Times New Roman"/>
+          <w:color w:val="2F5496" w:themeColor="accent1" w:themeShade="BF"/>
+          <w:kern w:val="0"/>
+          <w:sz w:val="24"/>
+          <w:szCs w:val="24"/>
+          <w:lang w:eastAsia="fr-FR"/>
+          <w14:ligatures w14:val="none"/>
+        </w:rPr>
+      </w:pPr>
+      <w:r>
+        <w:rPr>
+          <w:rFonts w:ascii="Times New Roman" w:eastAsia="Times New Roman" w:hAnsi="Times New Roman" w:cs="Times New Roman"/>
+          <w:color w:val="2F5496" w:themeColor="accent1" w:themeShade="BF"/>
+          <w:kern w:val="0"/>
+          <w:sz w:val="24"/>
+          <w:szCs w:val="24"/>
+          <w:lang w:eastAsia="fr-FR"/>
+          <w14:ligatures w14:val="none"/>
+        </w:rPr>
+        <w:t>Résume le document fourni en respectant strictement les consignes suivantes :</w:t>
+      </w:r>
+    </w:p>
+    <w:p>
+      <w:pPr>
+        <w:numPr>
+          <w:ilvl w:val="0"/>
+          <w:numId w:val="11"/>
+        </w:numPr>
+        <w:tabs>
+          <w:tab w:val="clear" w:pos="720"/>
+          <w:tab w:val="num" w:pos="1428"/>
+        </w:tabs>
+        <w:spacing w:after="0" w:line="240" w:lineRule="auto"/>
+        <w:ind w:left="1428"/>
+        <w:jc w:val="both"/>
+        <w:rPr>
+          <w:rFonts w:ascii="Times New Roman" w:eastAsia="Times New Roman" w:hAnsi="Times New Roman" w:cs="Times New Roman"/>
+          <w:color w:val="2F5496" w:themeColor="accent1" w:themeShade="BF"/>
+          <w:kern w:val="0"/>
+          <w:sz w:val="24"/>
+          <w:szCs w:val="24"/>
+          <w:lang w:eastAsia="fr-FR"/>
+          <w14:ligatures w14:val="none"/>
+        </w:rPr>
+      </w:pPr>
+      <w:r>
+        <w:rPr>
+          <w:rFonts w:ascii="Times New Roman" w:eastAsia="Times New Roman" w:hAnsi="Times New Roman" w:cs="Times New Roman"/>
+          <w:color w:val="2F5496" w:themeColor="accent1" w:themeShade="BF"/>
+          <w:kern w:val="0"/>
+          <w:sz w:val="24"/>
+          <w:szCs w:val="24"/>
+          <w:lang w:eastAsia="fr-FR"/>
+          <w14:ligatures w14:val="none"/>
+        </w:rPr>
+        <w:t>Le résumé doit contenir 250 mots maximum.</w:t>
+      </w:r>
+    </w:p>
+    <w:p>
+      <w:pPr>
+        <w:numPr>
+          <w:ilvl w:val="0"/>
+          <w:numId w:val="11"/>
+        </w:numPr>
+        <w:tabs>
+          <w:tab w:val="clear" w:pos="720"/>
+          <w:tab w:val="num" w:pos="1428"/>
+        </w:tabs>
+        <w:spacing w:after="0" w:line="240" w:lineRule="auto"/>
+        <w:ind w:left="1428"/>
+        <w:jc w:val="both"/>
+        <w:rPr>
+          <w:rFonts w:ascii="Times New Roman" w:eastAsia="Times New Roman" w:hAnsi="Times New Roman" w:cs="Times New Roman"/>
+          <w:color w:val="2F5496" w:themeColor="accent1" w:themeShade="BF"/>
+          <w:kern w:val="0"/>
+          <w:sz w:val="24"/>
+          <w:szCs w:val="24"/>
+          <w:lang w:eastAsia="fr-FR"/>
+          <w14:ligatures w14:val="none"/>
+        </w:rPr>
+      </w:pPr>
+      <w:r>
+        <w:rPr>
+          <w:rFonts w:ascii="Times New Roman" w:eastAsia="Times New Roman" w:hAnsi="Times New Roman" w:cs="Times New Roman"/>
+          <w:color w:val="2F5496" w:themeColor="accent1" w:themeShade="BF"/>
+          <w:kern w:val="0"/>
+          <w:sz w:val="24"/>
+          <w:szCs w:val="24"/>
+          <w:lang w:eastAsia="fr-FR"/>
+          <w14:ligatures w14:val="none"/>
+        </w:rPr>
+        <w:t>Conserve uniquement les informations factuelles présentes dans le document.</w:t>
+      </w:r>
+    </w:p>
+    <w:p>
+      <w:pPr>
+        <w:numPr>
+          <w:ilvl w:val="0"/>
+          <w:numId w:val="11"/>
+        </w:numPr>
+        <w:tabs>
+          <w:tab w:val="clear" w:pos="720"/>
+          <w:tab w:val="num" w:pos="1428"/>
+        </w:tabs>
+        <w:spacing w:after="0" w:line="240" w:lineRule="auto"/>
+        <w:ind w:left="1428"/>
+        <w:jc w:val="both"/>
+        <w:rPr>
+          <w:rFonts w:ascii="Times New Roman" w:eastAsia="Times New Roman" w:hAnsi="Times New Roman" w:cs="Times New Roman"/>
+          <w:color w:val="2F5496" w:themeColor="accent1" w:themeShade="BF"/>
+          <w:kern w:val="0"/>
+          <w:sz w:val="24"/>
+          <w:szCs w:val="24"/>
+          <w:lang w:eastAsia="fr-FR"/>
+          <w14:ligatures w14:val="none"/>
+        </w:rPr>
+      </w:pPr>
+      <w:r>
+        <w:rPr>
+          <w:rFonts w:ascii="Times New Roman" w:eastAsia="Times New Roman" w:hAnsi="Times New Roman" w:cs="Times New Roman"/>
+          <w:color w:val="2F5496" w:themeColor="accent1" w:themeShade="BF"/>
+          <w:kern w:val="0"/>
+          <w:sz w:val="24"/>
+          <w:szCs w:val="24"/>
+          <w:lang w:eastAsia="fr-FR"/>
+          <w14:ligatures w14:val="none"/>
+        </w:rPr>
+        <w:t>Identifie clairement les objectifs présentés dans le document.</w:t>
+      </w:r>
+    </w:p>
+    <w:p>
+      <w:pPr>
+        <w:numPr>
+          <w:ilvl w:val="0"/>
+          <w:numId w:val="11"/>
+        </w:numPr>
+        <w:tabs>
+          <w:tab w:val="clear" w:pos="720"/>
+          <w:tab w:val="num" w:pos="1428"/>
+        </w:tabs>
+        <w:spacing w:after="0" w:line="240" w:lineRule="auto"/>
+        <w:ind w:left="1428"/>
+        <w:jc w:val="both"/>
+        <w:rPr>
+          <w:rFonts w:ascii="Times New Roman" w:eastAsia="Times New Roman" w:hAnsi="Times New Roman" w:cs="Times New Roman"/>
+          <w:color w:val="2F5496" w:themeColor="accent1" w:themeShade="BF"/>
+          <w:kern w:val="0"/>
+          <w:sz w:val="24"/>
+          <w:szCs w:val="24"/>
+          <w:lang w:eastAsia="fr-FR"/>
+          <w14:ligatures w14:val="none"/>
+        </w:rPr>
+      </w:pPr>
+      <w:r>
+        <w:rPr>
+          <w:rFonts w:ascii="Times New Roman" w:eastAsia="Times New Roman" w:hAnsi="Times New Roman" w:cs="Times New Roman"/>
+          <w:color w:val="2F5496" w:themeColor="accent1" w:themeShade="BF"/>
+          <w:kern w:val="0"/>
+          <w:sz w:val="24"/>
+          <w:szCs w:val="24"/>
+          <w:lang w:eastAsia="fr-FR"/>
+          <w14:ligatures w14:val="none"/>
+        </w:rPr>
+        <w:t>Identifie les résultats obtenus ou présentés.</w:t>
+      </w:r>
+    </w:p>
+    <w:p>
+      <w:pPr>
+        <w:numPr>
+          <w:ilvl w:val="0"/>
+          <w:numId w:val="11"/>
+        </w:numPr>
+        <w:tabs>
+          <w:tab w:val="clear" w:pos="720"/>
+          <w:tab w:val="num" w:pos="1428"/>
+        </w:tabs>
+        <w:spacing w:after="0" w:line="240" w:lineRule="auto"/>
+        <w:ind w:left="1428"/>
+        <w:jc w:val="both"/>
+        <w:rPr>
+          <w:rFonts w:ascii="Times New Roman" w:eastAsia="Times New Roman" w:hAnsi="Times New Roman" w:cs="Times New Roman"/>
+          <w:color w:val="2F5496" w:themeColor="accent1" w:themeShade="BF"/>
+          <w:kern w:val="0"/>
+          <w:sz w:val="24"/>
+          <w:szCs w:val="24"/>
+          <w:lang w:eastAsia="fr-FR"/>
+          <w14:ligatures w14:val="none"/>
+        </w:rPr>
+      </w:pPr>
+      <w:r>
+        <w:rPr>
+          <w:rFonts w:ascii="Times New Roman" w:eastAsia="Times New Roman" w:hAnsi="Times New Roman" w:cs="Times New Roman"/>
+          <w:color w:val="2F5496" w:themeColor="accent1" w:themeShade="BF"/>
+          <w:kern w:val="0"/>
+          <w:sz w:val="24"/>
+          <w:szCs w:val="24"/>
+          <w:lang w:eastAsia="fr-FR"/>
+          <w14:ligatures w14:val="none"/>
+        </w:rPr>
+        <w:lastRenderedPageBreak/>
+        <w:t>Identifie les recommandations formulées dans le document.</w:t>
+      </w:r>
+    </w:p>
+    <w:p>
+      <w:pPr>
+        <w:numPr>
+          <w:ilvl w:val="0"/>
+          <w:numId w:val="11"/>
+        </w:numPr>
+        <w:tabs>
+          <w:tab w:val="clear" w:pos="720"/>
+          <w:tab w:val="num" w:pos="1428"/>
+        </w:tabs>
+        <w:spacing w:after="0" w:line="240" w:lineRule="auto"/>
+        <w:ind w:left="1428"/>
+        <w:jc w:val="both"/>
+        <w:rPr>
+          <w:rFonts w:ascii="Times New Roman" w:eastAsia="Times New Roman" w:hAnsi="Times New Roman" w:cs="Times New Roman"/>
+          <w:color w:val="2F5496" w:themeColor="accent1" w:themeShade="BF"/>
+          <w:kern w:val="0"/>
+          <w:sz w:val="24"/>
+          <w:szCs w:val="24"/>
+          <w:lang w:eastAsia="fr-FR"/>
+          <w14:ligatures w14:val="none"/>
+        </w:rPr>
+      </w:pPr>
+      <w:r>
+        <w:rPr>
+          <w:rFonts w:ascii="Times New Roman" w:eastAsia="Times New Roman" w:hAnsi="Times New Roman" w:cs="Times New Roman"/>
+          <w:color w:val="2F5496" w:themeColor="accent1" w:themeShade="BF"/>
+          <w:kern w:val="0"/>
+          <w:sz w:val="24"/>
+          <w:szCs w:val="24"/>
+          <w:lang w:eastAsia="fr-FR"/>
+          <w14:ligatures w14:val="none"/>
+        </w:rPr>
+        <w:t>N'invente aucune information et ne complète pas les informations absentes du document.</w:t>
+      </w:r>
+    </w:p>
+    <w:p>
+      <w:pPr>
+        <w:numPr>
+          <w:ilvl w:val="0"/>
+          <w:numId w:val="11"/>
+        </w:numPr>
+        <w:tabs>
+          <w:tab w:val="clear" w:pos="720"/>
+          <w:tab w:val="num" w:pos="1428"/>
+        </w:tabs>
+        <w:spacing w:after="0" w:line="240" w:lineRule="auto"/>
+        <w:ind w:left="1428"/>
+        <w:jc w:val="both"/>
+        <w:rPr>
+          <w:rFonts w:ascii="Times New Roman" w:eastAsia="Times New Roman" w:hAnsi="Times New Roman" w:cs="Times New Roman"/>
+          <w:color w:val="2F5496" w:themeColor="accent1" w:themeShade="BF"/>
+          <w:kern w:val="0"/>
+          <w:sz w:val="24"/>
+          <w:szCs w:val="24"/>
+          <w:lang w:eastAsia="fr-FR"/>
+          <w14:ligatures w14:val="none"/>
+        </w:rPr>
+      </w:pPr>
+      <w:r>
+        <w:rPr>
+          <w:rFonts w:ascii="Times New Roman" w:eastAsia="Times New Roman" w:hAnsi="Times New Roman" w:cs="Times New Roman"/>
+          <w:color w:val="2F5496" w:themeColor="accent1" w:themeShade="BF"/>
+          <w:kern w:val="0"/>
+          <w:sz w:val="24"/>
+          <w:szCs w:val="24"/>
+          <w:lang w:eastAsia="fr-FR"/>
+          <w14:ligatures w14:val="none"/>
+        </w:rPr>
+        <w:t>Ne modifie pas le sens des informations importantes.</w:t>
+      </w:r>
+    </w:p>
+    <w:p>
+      <w:pPr>
+        <w:rPr>
+          <w:rFonts w:ascii="Times New Roman" w:hAnsi="Times New Roman" w:cs="Times New Roman"/>
+          <w:sz w:val="24"/>
+          <w:szCs w:val="24"/>
+        </w:rPr>
+      </w:pPr>
+    </w:p>
+    <w:p>
+      <w:pPr>
+        <w:rPr>
+          <w:rFonts w:ascii="Times New Roman" w:hAnsi="Times New Roman" w:cs="Times New Roman"/>
+          <w:sz w:val="24"/>
+          <w:szCs w:val="24"/>
+        </w:rPr>
+      </w:pPr>
+      <w:r>
+        <w:rPr>
+          <w:rFonts w:ascii="Times New Roman" w:hAnsi="Times New Roman" w:cs="Times New Roman"/>
+          <w:sz w:val="24"/>
+          <w:szCs w:val="24"/>
+        </w:rPr>
+        <w:drawing>
+          <wp:inline distT="0" distB="0" distL="0" distR="0" wp14:anchorId="6D981EC2" wp14:editId="70C3E2DE">
+            <wp:extent cx="5760720" cy="4020185"/>
+            <wp:effectExtent l="0" t="0" r="0" b="0"/>
+            <wp:docPr id="18" name="Image 18"/>
+            <wp:cNvGraphicFramePr>
+              <a:graphicFrameLocks xmlns:a="http://schemas.openxmlformats.org/drawingml/2006/main" noChangeAspect="1"/>
+            </wp:cNvGraphicFramePr>
+            <a:graphic xmlns:a="http://schemas.openxmlformats.org/drawingml/2006/main">
+              <a:graphicData uri="http://schemas.openxmlformats.org/drawingml/2006/picture">
+                <pic:pic xmlns:pic="http://schemas.openxmlformats.org/drawingml/2006/picture">
+                  <pic:nvPicPr>
+                    <pic:cNvPr id="1" name=""/>
+                    <pic:cNvPicPr/>
+                  </pic:nvPicPr>
+                  <pic:blipFill>
+                    <a:blip r:embed="rId21"/>
+                    <a:stretch>
+                      <a:fillRect/>
+                    </a:stretch>
+                  </pic:blipFill>
+                  <pic:spPr>
+                    <a:xfrm>
+                      <a:off x="0" y="0"/>
+                      <a:ext cx="5760720" cy="4020185"/>
+                    </a:xfrm>
+                    <a:prstGeom prst="rect">
+                      <a:avLst/>
+                    </a:prstGeom>
+                  </pic:spPr>
+                </pic:pic>
+              </a:graphicData>
+            </a:graphic>
+          </wp:inline>
+        </w:drawing>
+      </w:r>
+    </w:p>
     <w:sectPr>
-      <w:headerReference w:type="default" r:id="rId21"/>
-      <w:footerReference w:type="default" r:id="rId22"/>
+      <w:headerReference w:type="default" r:id="rId22"/>
+      <w:footerReference w:type="default" r:id="rId23"/>
       <w:pgSz w:w="11906" w:h="16838"/>
       <w:pgMar w:top="1417" w:right="1417" w:bottom="1417" w:left="1417" w:header="708" w:footer="708" w:gutter="0"/>
       <w:pgBorders w:offsetFrom="page">
@@ -6225,6 +6744,155 @@
     </w:lvl>
   </w:abstractNum>
   <w:abstractNum w:abstractNumId="1" w15:restartNumberingAfterBreak="0">
+    <w:nsid w:val="1A8F2050"/>
+    <w:multiLevelType w:val="multilevel"/>
+    <w:tmpl w:val="CCB8542C"/>
+    <w:lvl w:ilvl="0">
+      <w:start w:val="1"/>
+      <w:numFmt w:val="bullet"/>
+      <w:lvlText w:val=""/>
+      <w:lvlJc w:val="left"/>
+      <w:pPr>
+        <w:tabs>
+          <w:tab w:val="num" w:pos="720"/>
+        </w:tabs>
+        <w:ind w:left="720" w:hanging="360"/>
+      </w:pPr>
+      <w:rPr>
+        <w:rFonts w:ascii="Symbol" w:hAnsi="Symbol" w:hint="default"/>
+        <w:sz w:val="20"/>
+      </w:rPr>
+    </w:lvl>
+    <w:lvl w:ilvl="1" w:tentative="1">
+      <w:start w:val="1"/>
+      <w:numFmt w:val="bullet"/>
+      <w:lvlText w:val="o"/>
+      <w:lvlJc w:val="left"/>
+      <w:pPr>
+        <w:tabs>
+          <w:tab w:val="num" w:pos="1440"/>
+        </w:tabs>
+        <w:ind w:left="1440" w:hanging="360"/>
+      </w:pPr>
+      <w:rPr>
+        <w:rFonts w:ascii="Courier New" w:hAnsi="Courier New" w:hint="default"/>
+        <w:sz w:val="20"/>
+      </w:rPr>
+    </w:lvl>
+    <w:lvl w:ilvl="2" w:tentative="1">
+      <w:start w:val="1"/>
+      <w:numFmt w:val="bullet"/>
+      <w:lvlText w:val=""/>
+      <w:lvlJc w:val="left"/>
+      <w:pPr>
+        <w:tabs>
+          <w:tab w:val="num" w:pos="2160"/>
+        </w:tabs>
+        <w:ind w:left="2160" w:hanging="360"/>
+      </w:pPr>
+      <w:rPr>
+        <w:rFonts w:ascii="Wingdings" w:hAnsi="Wingdings" w:hint="default"/>
+        <w:sz w:val="20"/>
+      </w:rPr>
+    </w:lvl>
+    <w:lvl w:ilvl="3" w:tentative="1">
+      <w:start w:val="1"/>
+      <w:numFmt w:val="bullet"/>
+      <w:lvlText w:val=""/>
+      <w:lvlJc w:val="left"/>
+      <w:pPr>
+        <w:tabs>
+          <w:tab w:val="num" w:pos="2880"/>
+        </w:tabs>
+        <w:ind w:left="2880" w:hanging="360"/>
+      </w:pPr>
+      <w:rPr>
+        <w:rFonts w:ascii="Wingdings" w:hAnsi="Wingdings" w:hint="default"/>
+        <w:sz w:val="20"/>
+      </w:rPr>
+    </w:lvl>
+    <w:lvl w:ilvl="4" w:tentative="1">
+      <w:start w:val="1"/>
+      <w:numFmt w:val="bullet"/>
+      <w:lvlText w:val=""/>
+      <w:lvlJc w:val="left"/>
+      <w:pPr>
+        <w:tabs>
+          <w:tab w:val="num" w:pos="3600"/>
+        </w:tabs>
+        <w:ind w:left="3600" w:hanging="360"/>
+      </w:pPr>
+      <w:rPr>
+        <w:rFonts w:ascii="Wingdings" w:hAnsi="Wingdings" w:hint="default"/>
+        <w:sz w:val="20"/>
+      </w:rPr>
+    </w:lvl>
+    <w:lvl w:ilvl="5" w:tentative="1">
+      <w:start w:val="1"/>
+      <w:numFmt w:val="bullet"/>
+      <w:lvlText w:val=""/>
+      <w:lvlJc w:val="left"/>
+      <w:pPr>
+        <w:tabs>
+          <w:tab w:val="num" w:pos="4320"/>
+        </w:tabs>
+        <w:ind w:left="4320" w:hanging="360"/>
+      </w:pPr>
+      <w:rPr>
+        <w:rFonts w:ascii="Wingdings" w:hAnsi="Wingdings" w:hint="default"/>
+        <w:sz w:val="20"/>
+      </w:rPr>
+    </w:lvl>
+    <w:lvl w:ilvl="6" w:tentative="1">
+      <w:start w:val="1"/>
+      <w:numFmt w:val="bullet"/>
+      <w:lvlText w:val=""/>
+      <w:lvlJc w:val="left"/>
+      <w:pPr>
+        <w:tabs>
+          <w:tab w:val="num" w:pos="5040"/>
+        </w:tabs>
+        <w:ind w:left="5040" w:hanging="360"/>
+      </w:pPr>
+      <w:rPr>
+        <w:rFonts w:ascii="Wingdings" w:hAnsi="Wingdings" w:hint="default"/>
+        <w:sz w:val="20"/>
+      </w:rPr>
+    </w:lvl>
+    <w:lvl w:ilvl="7" w:tentative="1">
+      <w:start w:val="1"/>
+      <w:numFmt w:val="bullet"/>
+      <w:lvlText w:val=""/>
+      <w:lvlJc w:val="left"/>
+      <w:pPr>
+        <w:tabs>
+          <w:tab w:val="num" w:pos="5760"/>
+        </w:tabs>
+        <w:ind w:left="5760" w:hanging="360"/>
+      </w:pPr>
+      <w:rPr>
+        <w:rFonts w:ascii="Wingdings" w:hAnsi="Wingdings" w:hint="default"/>
+        <w:sz w:val="20"/>
+      </w:rPr>
+    </w:lvl>
+    <w:lvl w:ilvl="8" w:tentative="1">
+      <w:start w:val="1"/>
+      <w:numFmt w:val="bullet"/>
+      <w:lvlText w:val=""/>
+      <w:lvlJc w:val="left"/>
+      <w:pPr>
+        <w:tabs>
+          <w:tab w:val="num" w:pos="6480"/>
+        </w:tabs>
+        <w:ind w:left="6480" w:hanging="360"/>
+      </w:pPr>
+      <w:rPr>
+        <w:rFonts w:ascii="Wingdings" w:hAnsi="Wingdings" w:hint="default"/>
+        <w:sz w:val="20"/>
+      </w:rPr>
+    </w:lvl>
+  </w:abstractNum>
+  <w:abstractNum w:abstractNumId="2" w15:restartNumberingAfterBreak="0">
     <w:nsid w:val="23FA75D2"/>
     <w:multiLevelType w:val="multilevel"/>
     <w:tmpl w:val="7B086CF2"/>
@@ -6337,7 +7005,7 @@
       </w:pPr>
     </w:lvl>
   </w:abstractNum>
-  <w:abstractNum w:abstractNumId="2" w15:restartNumberingAfterBreak="0">
+  <w:abstractNum w:abstractNumId="3" w15:restartNumberingAfterBreak="0">
     <w:nsid w:val="30817C99"/>
     <w:multiLevelType w:val="hybridMultilevel"/>
     <w:tmpl w:val="B28054F4"/>
@@ -6423,7 +7091,7 @@
       </w:pPr>
     </w:lvl>
   </w:abstractNum>
-  <w:abstractNum w:abstractNumId="3" w15:restartNumberingAfterBreak="0">
+  <w:abstractNum w:abstractNumId="4" w15:restartNumberingAfterBreak="0">
     <w:nsid w:val="32024712"/>
     <w:multiLevelType w:val="multilevel"/>
     <w:tmpl w:val="7716EFCE"/>
@@ -6572,7 +7240,7 @@
       </w:rPr>
     </w:lvl>
   </w:abstractNum>
-  <w:abstractNum w:abstractNumId="4" w15:restartNumberingAfterBreak="0">
+  <w:abstractNum w:abstractNumId="5" w15:restartNumberingAfterBreak="0">
     <w:nsid w:val="3CA24848"/>
     <w:multiLevelType w:val="hybridMultilevel"/>
     <w:tmpl w:val="76B802A4"/>
@@ -6685,7 +7353,7 @@
       </w:rPr>
     </w:lvl>
   </w:abstractNum>
-  <w:abstractNum w:abstractNumId="5" w15:restartNumberingAfterBreak="0">
+  <w:abstractNum w:abstractNumId="6" w15:restartNumberingAfterBreak="0">
     <w:nsid w:val="4996411C"/>
     <w:multiLevelType w:val="multilevel"/>
     <w:tmpl w:val="218091C0"/>
@@ -6802,7 +7470,7 @@
       </w:pPr>
     </w:lvl>
   </w:abstractNum>
-  <w:abstractNum w:abstractNumId="6" w15:restartNumberingAfterBreak="0">
+  <w:abstractNum w:abstractNumId="7" w15:restartNumberingAfterBreak="0">
     <w:nsid w:val="56D568C8"/>
     <w:multiLevelType w:val="multilevel"/>
     <w:tmpl w:val="3392CAD2"/>
@@ -6951,7 +7619,7 @@
       </w:rPr>
     </w:lvl>
   </w:abstractNum>
-  <w:abstractNum w:abstractNumId="7" w15:restartNumberingAfterBreak="0">
+  <w:abstractNum w:abstractNumId="8" w15:restartNumberingAfterBreak="0">
     <w:nsid w:val="61053792"/>
     <w:multiLevelType w:val="multilevel"/>
     <w:tmpl w:val="49E43BFC"/>
@@ -7100,7 +7768,7 @@
       </w:rPr>
     </w:lvl>
   </w:abstractNum>
-  <w:abstractNum w:abstractNumId="8" w15:restartNumberingAfterBreak="0">
+  <w:abstractNum w:abstractNumId="9" w15:restartNumberingAfterBreak="0">
     <w:nsid w:val="6DA36487"/>
     <w:multiLevelType w:val="multilevel"/>
     <w:tmpl w:val="9C4C8532"/>
@@ -7249,7 +7917,7 @@
       </w:rPr>
     </w:lvl>
   </w:abstractNum>
-  <w:abstractNum w:abstractNumId="9" w15:restartNumberingAfterBreak="0">
+  <w:abstractNum w:abstractNumId="10" w15:restartNumberingAfterBreak="0">
     <w:nsid w:val="6EB85EAA"/>
     <w:multiLevelType w:val="hybridMultilevel"/>
     <w:tmpl w:val="DB76C824"/>
@@ -7363,34 +8031,37 @@
     </w:lvl>
   </w:abstractNum>
   <w:num w:numId="1">
-    <w:abstractNumId w:val="9"/>
+    <w:abstractNumId w:val="10"/>
   </w:num>
   <w:num w:numId="2">
+    <w:abstractNumId w:val="5"/>
+  </w:num>
+  <w:num w:numId="3">
+    <w:abstractNumId w:val="7"/>
+  </w:num>
+  <w:num w:numId="4">
     <w:abstractNumId w:val="4"/>
   </w:num>
-  <w:num w:numId="3">
-    <w:abstractNumId w:val="6"/>
-  </w:num>
-  <w:num w:numId="4">
+  <w:num w:numId="5">
     <w:abstractNumId w:val="3"/>
   </w:num>
-  <w:num w:numId="5">
+  <w:num w:numId="6">
+    <w:abstractNumId w:val="8"/>
+  </w:num>
+  <w:num w:numId="7">
     <w:abstractNumId w:val="2"/>
   </w:num>
-  <w:num w:numId="6">
-    <w:abstractNumId w:val="7"/>
-  </w:num>
-  <w:num w:numId="7">
-    <w:abstractNumId w:val="1"/>
-  </w:num>
   <w:num w:numId="8">
-    <w:abstractNumId w:val="8"/>
+    <w:abstractNumId w:val="9"/>
   </w:num>
   <w:num w:numId="9">
     <w:abstractNumId w:val="0"/>
   </w:num>
   <w:num w:numId="10">
-    <w:abstractNumId w:val="5"/>
+    <w:abstractNumId w:val="6"/>
+  </w:num>
+  <w:num w:numId="11">
+    <w:abstractNumId w:val="1"/>
   </w:num>
 </w:numbering>
 </file>

--- a/Atelier Prompt.docx
+++ b/Atelier Prompt.docx
@@ -6247,6 +6247,477 @@
           </wp:inline>
         </w:drawing>
       </w:r>
+    </w:p>
+    <w:p>
+      <w:pPr>
+        <w:rPr>
+          <w:rFonts w:ascii="Times New Roman" w:hAnsi="Times New Roman" w:cs="Times New Roman"/>
+          <w:sz w:val="24"/>
+          <w:szCs w:val="24"/>
+        </w:rPr>
+      </w:pPr>
+    </w:p>
+    <w:p>
+      <w:pPr>
+        <w:autoSpaceDE w:val="0"/>
+        <w:autoSpaceDN w:val="0"/>
+        <w:adjustRightInd w:val="0"/>
+        <w:spacing w:after="0" w:line="240" w:lineRule="auto"/>
+        <w:rPr>
+          <w:rFonts w:ascii="CIDFont+F1" w:hAnsi="CIDFont+F1" w:cs="CIDFont+F1"/>
+          <w:kern w:val="0"/>
+          <w:sz w:val="21"/>
+          <w:szCs w:val="21"/>
+        </w:rPr>
+      </w:pPr>
+      <w:r>
+        <w:rPr>
+          <w:rFonts w:ascii="CIDFont+F1" w:hAnsi="CIDFont+F1" w:cs="CIDFont+F1"/>
+          <w:kern w:val="0"/>
+          <w:sz w:val="21"/>
+          <w:szCs w:val="21"/>
+        </w:rPr>
+        <w:t>2) Créer un prompt permettant de traduire un document français en anglais avec les</w:t>
+      </w:r>
+    </w:p>
+    <w:p>
+      <w:pPr>
+        <w:autoSpaceDE w:val="0"/>
+        <w:autoSpaceDN w:val="0"/>
+        <w:adjustRightInd w:val="0"/>
+        <w:spacing w:after="0" w:line="240" w:lineRule="auto"/>
+        <w:rPr>
+          <w:rFonts w:ascii="CIDFont+F1" w:hAnsi="CIDFont+F1" w:cs="CIDFont+F1"/>
+          <w:kern w:val="0"/>
+          <w:sz w:val="21"/>
+          <w:szCs w:val="21"/>
+        </w:rPr>
+      </w:pPr>
+      <w:r>
+        <w:rPr>
+          <w:rFonts w:ascii="CIDFont+F1" w:hAnsi="CIDFont+F1" w:cs="CIDFont+F1"/>
+          <w:kern w:val="0"/>
+          <w:sz w:val="21"/>
+          <w:szCs w:val="21"/>
+        </w:rPr>
+        <w:t>contraintes : conserver le sens ; conserver la structure ; conserver les termes techniques ; ne</w:t>
+      </w:r>
+    </w:p>
+    <w:p>
+      <w:pPr>
+        <w:rPr>
+          <w:rFonts w:ascii="Times New Roman" w:hAnsi="Times New Roman" w:cs="Times New Roman"/>
+          <w:sz w:val="24"/>
+          <w:szCs w:val="24"/>
+        </w:rPr>
+      </w:pPr>
+      <w:r>
+        <w:rPr>
+          <w:rFonts w:ascii="CIDFont+F1" w:hAnsi="CIDFont+F1" w:cs="CIDFont+F1"/>
+          <w:kern w:val="0"/>
+          <w:sz w:val="21"/>
+          <w:szCs w:val="21"/>
+        </w:rPr>
+        <w:t>pas résumer ; ne rajoute aucune information</w:t>
+      </w:r>
+    </w:p>
+    <w:p>
+      <w:pPr>
+        <w:spacing w:after="0" w:line="240" w:lineRule="auto"/>
+        <w:ind w:left="708"/>
+        <w:rPr>
+          <w:rFonts w:ascii="Times New Roman" w:eastAsia="Times New Roman" w:hAnsi="Times New Roman" w:cs="Times New Roman"/>
+          <w:color w:val="2F5496" w:themeColor="accent1" w:themeShade="BF"/>
+          <w:kern w:val="0"/>
+          <w:sz w:val="24"/>
+          <w:szCs w:val="24"/>
+          <w:lang w:eastAsia="fr-FR"/>
+          <w14:ligatures w14:val="none"/>
+        </w:rPr>
+      </w:pPr>
+      <w:r>
+        <w:rPr>
+          <w:rFonts w:ascii="Times New Roman" w:eastAsia="Times New Roman" w:hAnsi="Times New Roman" w:cs="Times New Roman"/>
+          <w:color w:val="2F5496" w:themeColor="accent1" w:themeShade="BF"/>
+          <w:kern w:val="0"/>
+          <w:sz w:val="24"/>
+          <w:szCs w:val="24"/>
+          <w:lang w:eastAsia="fr-FR"/>
+          <w14:ligatures w14:val="none"/>
+        </w:rPr>
+        <w:t>Tu es un traducteur professionnel spécialisé dans la traduction de documents du français vers l'anglais.</w:t>
+      </w:r>
+    </w:p>
+    <w:p>
+      <w:pPr>
+        <w:spacing w:after="0" w:line="240" w:lineRule="auto"/>
+        <w:ind w:left="708"/>
+        <w:rPr>
+          <w:rFonts w:ascii="Times New Roman" w:eastAsia="Times New Roman" w:hAnsi="Times New Roman" w:cs="Times New Roman"/>
+          <w:color w:val="2F5496" w:themeColor="accent1" w:themeShade="BF"/>
+          <w:kern w:val="0"/>
+          <w:sz w:val="24"/>
+          <w:szCs w:val="24"/>
+          <w:lang w:eastAsia="fr-FR"/>
+          <w14:ligatures w14:val="none"/>
+        </w:rPr>
+      </w:pPr>
+      <w:r>
+        <w:rPr>
+          <w:rFonts w:ascii="Times New Roman" w:eastAsia="Times New Roman" w:hAnsi="Times New Roman" w:cs="Times New Roman"/>
+          <w:color w:val="2F5496" w:themeColor="accent1" w:themeShade="BF"/>
+          <w:kern w:val="0"/>
+          <w:sz w:val="24"/>
+          <w:szCs w:val="24"/>
+          <w:lang w:eastAsia="fr-FR"/>
+          <w14:ligatures w14:val="none"/>
+        </w:rPr>
+        <w:t>Traduis intégralement le document français suivant en anglais.</w:t>
+      </w:r>
+    </w:p>
+    <w:p>
+      <w:pPr>
+        <w:spacing w:after="0" w:line="240" w:lineRule="auto"/>
+        <w:ind w:left="708"/>
+        <w:rPr>
+          <w:rFonts w:ascii="Times New Roman" w:eastAsia="Times New Roman" w:hAnsi="Times New Roman" w:cs="Times New Roman"/>
+          <w:color w:val="2F5496" w:themeColor="accent1" w:themeShade="BF"/>
+          <w:kern w:val="0"/>
+          <w:sz w:val="24"/>
+          <w:szCs w:val="24"/>
+          <w:lang w:eastAsia="fr-FR"/>
+          <w14:ligatures w14:val="none"/>
+        </w:rPr>
+      </w:pPr>
+      <w:r>
+        <w:rPr>
+          <w:rFonts w:ascii="Times New Roman" w:eastAsia="Times New Roman" w:hAnsi="Times New Roman" w:cs="Times New Roman"/>
+          <w:color w:val="2F5496" w:themeColor="accent1" w:themeShade="BF"/>
+          <w:kern w:val="0"/>
+          <w:sz w:val="24"/>
+          <w:szCs w:val="24"/>
+          <w:lang w:eastAsia="fr-FR"/>
+          <w14:ligatures w14:val="none"/>
+        </w:rPr>
+        <w:t>Respecte strictement les contraintes suivantes :</w:t>
+      </w:r>
+    </w:p>
+    <w:p>
+      <w:pPr>
+        <w:numPr>
+          <w:ilvl w:val="0"/>
+          <w:numId w:val="12"/>
+        </w:numPr>
+        <w:tabs>
+          <w:tab w:val="clear" w:pos="720"/>
+          <w:tab w:val="num" w:pos="1428"/>
+        </w:tabs>
+        <w:spacing w:after="0" w:line="240" w:lineRule="auto"/>
+        <w:ind w:left="1428"/>
+        <w:rPr>
+          <w:rFonts w:ascii="Times New Roman" w:eastAsia="Times New Roman" w:hAnsi="Times New Roman" w:cs="Times New Roman"/>
+          <w:color w:val="2F5496" w:themeColor="accent1" w:themeShade="BF"/>
+          <w:kern w:val="0"/>
+          <w:sz w:val="24"/>
+          <w:szCs w:val="24"/>
+          <w:lang w:eastAsia="fr-FR"/>
+          <w14:ligatures w14:val="none"/>
+        </w:rPr>
+      </w:pPr>
+      <w:r>
+        <w:rPr>
+          <w:rFonts w:ascii="Times New Roman" w:eastAsia="Times New Roman" w:hAnsi="Times New Roman" w:cs="Times New Roman"/>
+          <w:color w:val="2F5496" w:themeColor="accent1" w:themeShade="BF"/>
+          <w:kern w:val="0"/>
+          <w:sz w:val="24"/>
+          <w:szCs w:val="24"/>
+          <w:lang w:eastAsia="fr-FR"/>
+          <w14:ligatures w14:val="none"/>
+        </w:rPr>
+        <w:t>Conserve exactement le sens du document original.</w:t>
+      </w:r>
+    </w:p>
+    <w:p>
+      <w:pPr>
+        <w:numPr>
+          <w:ilvl w:val="0"/>
+          <w:numId w:val="12"/>
+        </w:numPr>
+        <w:tabs>
+          <w:tab w:val="clear" w:pos="720"/>
+          <w:tab w:val="num" w:pos="1428"/>
+        </w:tabs>
+        <w:spacing w:after="0" w:line="240" w:lineRule="auto"/>
+        <w:ind w:left="1428"/>
+        <w:rPr>
+          <w:rFonts w:ascii="Times New Roman" w:eastAsia="Times New Roman" w:hAnsi="Times New Roman" w:cs="Times New Roman"/>
+          <w:color w:val="2F5496" w:themeColor="accent1" w:themeShade="BF"/>
+          <w:kern w:val="0"/>
+          <w:sz w:val="24"/>
+          <w:szCs w:val="24"/>
+          <w:lang w:eastAsia="fr-FR"/>
+          <w14:ligatures w14:val="none"/>
+        </w:rPr>
+      </w:pPr>
+      <w:r>
+        <w:rPr>
+          <w:rFonts w:ascii="Times New Roman" w:eastAsia="Times New Roman" w:hAnsi="Times New Roman" w:cs="Times New Roman"/>
+          <w:color w:val="2F5496" w:themeColor="accent1" w:themeShade="BF"/>
+          <w:kern w:val="0"/>
+          <w:sz w:val="24"/>
+          <w:szCs w:val="24"/>
+          <w:lang w:eastAsia="fr-FR"/>
+          <w14:ligatures w14:val="none"/>
+        </w:rPr>
+        <w:t>Conserve la structure du document : titres, sous-titres, paragraphes, listes et ordre des informations.</w:t>
+      </w:r>
+    </w:p>
+    <w:p>
+      <w:pPr>
+        <w:numPr>
+          <w:ilvl w:val="0"/>
+          <w:numId w:val="12"/>
+        </w:numPr>
+        <w:tabs>
+          <w:tab w:val="clear" w:pos="720"/>
+          <w:tab w:val="num" w:pos="1428"/>
+        </w:tabs>
+        <w:spacing w:after="0" w:line="240" w:lineRule="auto"/>
+        <w:ind w:left="1428"/>
+        <w:rPr>
+          <w:rFonts w:ascii="Times New Roman" w:eastAsia="Times New Roman" w:hAnsi="Times New Roman" w:cs="Times New Roman"/>
+          <w:color w:val="2F5496" w:themeColor="accent1" w:themeShade="BF"/>
+          <w:kern w:val="0"/>
+          <w:sz w:val="24"/>
+          <w:szCs w:val="24"/>
+          <w:lang w:eastAsia="fr-FR"/>
+          <w14:ligatures w14:val="none"/>
+        </w:rPr>
+      </w:pPr>
+      <w:r>
+        <w:rPr>
+          <w:rFonts w:ascii="Times New Roman" w:eastAsia="Times New Roman" w:hAnsi="Times New Roman" w:cs="Times New Roman"/>
+          <w:color w:val="2F5496" w:themeColor="accent1" w:themeShade="BF"/>
+          <w:kern w:val="0"/>
+          <w:sz w:val="24"/>
+          <w:szCs w:val="24"/>
+          <w:lang w:eastAsia="fr-FR"/>
+          <w14:ligatures w14:val="none"/>
+        </w:rPr>
+        <w:t>Conserve les termes techniques et utilise leur traduction anglaise appropriée lorsqu'une traduction existe.</w:t>
+      </w:r>
+    </w:p>
+    <w:p>
+      <w:pPr>
+        <w:numPr>
+          <w:ilvl w:val="0"/>
+          <w:numId w:val="12"/>
+        </w:numPr>
+        <w:tabs>
+          <w:tab w:val="clear" w:pos="720"/>
+          <w:tab w:val="num" w:pos="1428"/>
+        </w:tabs>
+        <w:spacing w:after="0" w:line="240" w:lineRule="auto"/>
+        <w:ind w:left="1428"/>
+        <w:rPr>
+          <w:rFonts w:ascii="Times New Roman" w:eastAsia="Times New Roman" w:hAnsi="Times New Roman" w:cs="Times New Roman"/>
+          <w:color w:val="2F5496" w:themeColor="accent1" w:themeShade="BF"/>
+          <w:kern w:val="0"/>
+          <w:sz w:val="24"/>
+          <w:szCs w:val="24"/>
+          <w:lang w:eastAsia="fr-FR"/>
+          <w14:ligatures w14:val="none"/>
+        </w:rPr>
+      </w:pPr>
+      <w:r>
+        <w:rPr>
+          <w:rFonts w:ascii="Times New Roman" w:eastAsia="Times New Roman" w:hAnsi="Times New Roman" w:cs="Times New Roman"/>
+          <w:color w:val="2F5496" w:themeColor="accent1" w:themeShade="BF"/>
+          <w:kern w:val="0"/>
+          <w:sz w:val="24"/>
+          <w:szCs w:val="24"/>
+          <w:lang w:eastAsia="fr-FR"/>
+          <w14:ligatures w14:val="none"/>
+        </w:rPr>
+        <w:t>Ne résume aucune partie du document.</w:t>
+      </w:r>
+    </w:p>
+    <w:p>
+      <w:pPr>
+        <w:numPr>
+          <w:ilvl w:val="0"/>
+          <w:numId w:val="12"/>
+        </w:numPr>
+        <w:tabs>
+          <w:tab w:val="clear" w:pos="720"/>
+          <w:tab w:val="num" w:pos="1428"/>
+        </w:tabs>
+        <w:spacing w:after="0" w:line="240" w:lineRule="auto"/>
+        <w:ind w:left="1428"/>
+        <w:rPr>
+          <w:rFonts w:ascii="Times New Roman" w:eastAsia="Times New Roman" w:hAnsi="Times New Roman" w:cs="Times New Roman"/>
+          <w:color w:val="2F5496" w:themeColor="accent1" w:themeShade="BF"/>
+          <w:kern w:val="0"/>
+          <w:sz w:val="24"/>
+          <w:szCs w:val="24"/>
+          <w:lang w:eastAsia="fr-FR"/>
+          <w14:ligatures w14:val="none"/>
+        </w:rPr>
+      </w:pPr>
+      <w:r>
+        <w:rPr>
+          <w:rFonts w:ascii="Times New Roman" w:eastAsia="Times New Roman" w:hAnsi="Times New Roman" w:cs="Times New Roman"/>
+          <w:color w:val="2F5496" w:themeColor="accent1" w:themeShade="BF"/>
+          <w:kern w:val="0"/>
+          <w:sz w:val="24"/>
+          <w:szCs w:val="24"/>
+          <w:lang w:eastAsia="fr-FR"/>
+          <w14:ligatures w14:val="none"/>
+        </w:rPr>
+        <w:t>Ne supprime aucune information présente dans le document.</w:t>
+      </w:r>
+    </w:p>
+    <w:p>
+      <w:pPr>
+        <w:numPr>
+          <w:ilvl w:val="0"/>
+          <w:numId w:val="12"/>
+        </w:numPr>
+        <w:tabs>
+          <w:tab w:val="clear" w:pos="720"/>
+          <w:tab w:val="num" w:pos="1428"/>
+        </w:tabs>
+        <w:spacing w:after="0" w:line="240" w:lineRule="auto"/>
+        <w:ind w:left="1428"/>
+        <w:rPr>
+          <w:rFonts w:ascii="Times New Roman" w:eastAsia="Times New Roman" w:hAnsi="Times New Roman" w:cs="Times New Roman"/>
+          <w:color w:val="2F5496" w:themeColor="accent1" w:themeShade="BF"/>
+          <w:kern w:val="0"/>
+          <w:sz w:val="24"/>
+          <w:szCs w:val="24"/>
+          <w:lang w:eastAsia="fr-FR"/>
+          <w14:ligatures w14:val="none"/>
+        </w:rPr>
+      </w:pPr>
+      <w:r>
+        <w:rPr>
+          <w:rFonts w:ascii="Times New Roman" w:eastAsia="Times New Roman" w:hAnsi="Times New Roman" w:cs="Times New Roman"/>
+          <w:color w:val="2F5496" w:themeColor="accent1" w:themeShade="BF"/>
+          <w:kern w:val="0"/>
+          <w:sz w:val="24"/>
+          <w:szCs w:val="24"/>
+          <w:lang w:eastAsia="fr-FR"/>
+          <w14:ligatures w14:val="none"/>
+        </w:rPr>
+        <w:t>N'ajoute aucune information, explication, exemple ou commentaire qui n'est pas présent dans le document original.</w:t>
+      </w:r>
+    </w:p>
+    <w:p>
+      <w:pPr>
+        <w:spacing w:after="0" w:line="240" w:lineRule="auto"/>
+        <w:rPr>
+          <w:rFonts w:ascii="Times New Roman" w:eastAsia="Times New Roman" w:hAnsi="Times New Roman" w:cs="Times New Roman"/>
+          <w:color w:val="2F5496" w:themeColor="accent1" w:themeShade="BF"/>
+          <w:kern w:val="0"/>
+          <w:sz w:val="24"/>
+          <w:szCs w:val="24"/>
+          <w:lang w:eastAsia="fr-FR"/>
+          <w14:ligatures w14:val="none"/>
+        </w:rPr>
+      </w:pPr>
+    </w:p>
+    <w:p>
+      <w:pPr>
+        <w:spacing w:after="0" w:line="240" w:lineRule="auto"/>
+        <w:rPr>
+          <w:rFonts w:ascii="Times New Roman" w:eastAsia="Times New Roman" w:hAnsi="Times New Roman" w:cs="Times New Roman"/>
+          <w:color w:val="2F5496" w:themeColor="accent1" w:themeShade="BF"/>
+          <w:kern w:val="0"/>
+          <w:sz w:val="24"/>
+          <w:szCs w:val="24"/>
+          <w:lang w:eastAsia="fr-FR"/>
+          <w14:ligatures w14:val="none"/>
+        </w:rPr>
+      </w:pPr>
+    </w:p>
+    <w:p>
+      <w:pPr>
+        <w:numPr>
+          <w:ilvl w:val="0"/>
+          <w:numId w:val="12"/>
+        </w:numPr>
+        <w:tabs>
+          <w:tab w:val="clear" w:pos="720"/>
+          <w:tab w:val="num" w:pos="1428"/>
+        </w:tabs>
+        <w:spacing w:after="0" w:line="240" w:lineRule="auto"/>
+        <w:ind w:left="1428"/>
+        <w:rPr>
+          <w:rFonts w:ascii="Times New Roman" w:eastAsia="Times New Roman" w:hAnsi="Times New Roman" w:cs="Times New Roman"/>
+          <w:color w:val="2F5496" w:themeColor="accent1" w:themeShade="BF"/>
+          <w:kern w:val="0"/>
+          <w:sz w:val="24"/>
+          <w:szCs w:val="24"/>
+          <w:lang w:eastAsia="fr-FR"/>
+          <w14:ligatures w14:val="none"/>
+        </w:rPr>
+      </w:pPr>
+      <w:r>
+        <w:rPr>
+          <w:rFonts w:ascii="Times New Roman" w:eastAsia="Times New Roman" w:hAnsi="Times New Roman" w:cs="Times New Roman"/>
+          <w:color w:val="2F5496" w:themeColor="accent1" w:themeShade="BF"/>
+          <w:kern w:val="0"/>
+          <w:sz w:val="24"/>
+          <w:szCs w:val="24"/>
+          <w:lang w:eastAsia="fr-FR"/>
+          <w14:ligatures w14:val="none"/>
+        </w:rPr>
+        <w:t>Ne modifie pas les chiffres, dates, noms propres, références ou données techniques.</w:t>
+      </w:r>
+    </w:p>
+    <w:p>
+      <w:pPr>
+        <w:numPr>
+          <w:ilvl w:val="0"/>
+          <w:numId w:val="12"/>
+        </w:numPr>
+        <w:tabs>
+          <w:tab w:val="clear" w:pos="720"/>
+          <w:tab w:val="num" w:pos="1428"/>
+        </w:tabs>
+        <w:spacing w:after="0" w:line="240" w:lineRule="auto"/>
+        <w:ind w:left="1428"/>
+        <w:rPr>
+          <w:rFonts w:ascii="Times New Roman" w:eastAsia="Times New Roman" w:hAnsi="Times New Roman" w:cs="Times New Roman"/>
+          <w:color w:val="2F5496" w:themeColor="accent1" w:themeShade="BF"/>
+          <w:kern w:val="0"/>
+          <w:sz w:val="24"/>
+          <w:szCs w:val="24"/>
+          <w:lang w:eastAsia="fr-FR"/>
+          <w14:ligatures w14:val="none"/>
+        </w:rPr>
+      </w:pPr>
+      <w:r>
+        <w:rPr>
+          <w:rFonts w:ascii="Times New Roman" w:eastAsia="Times New Roman" w:hAnsi="Times New Roman" w:cs="Times New Roman"/>
+          <w:color w:val="2F5496" w:themeColor="accent1" w:themeShade="BF"/>
+          <w:kern w:val="0"/>
+          <w:sz w:val="24"/>
+          <w:szCs w:val="24"/>
+          <w:lang w:eastAsia="fr-FR"/>
+          <w14:ligatures w14:val="none"/>
+        </w:rPr>
+        <w:t>Retourne uniquement la traduction en anglais.</w:t>
+      </w:r>
+    </w:p>
+    <w:p>
+      <w:pPr>
+        <w:rPr>
+          <w:rFonts w:ascii="Times New Roman" w:hAnsi="Times New Roman" w:cs="Times New Roman"/>
+          <w:sz w:val="24"/>
+          <w:szCs w:val="24"/>
+        </w:rPr>
+      </w:pPr>
     </w:p>
     <w:sectPr>
       <w:headerReference w:type="default" r:id="rId22"/>
@@ -6595,6 +7066,155 @@
 <file path=word/numbering.xml><?xml version="1.0" encoding="utf-8"?>
 <w:numbering xmlns:wpc="http://schemas.microsoft.com/office/word/2010/wordprocessingCanvas" xmlns:cx="http://schemas.microsoft.com/office/drawing/2014/chartex" xmlns:cx1="http://schemas.microsoft.com/office/drawing/2015/9/8/chartex" xmlns:cx2="http://schemas.microsoft.com/office/drawing/2015/10/21/chartex" xmlns:cx3="http://schemas.microsoft.com/office/drawing/2016/5/9/chartex" xmlns:cx4="http://schemas.microsoft.com/office/drawing/2016/5/10/chartex" xmlns:cx5="http://schemas.microsoft.com/office/drawing/2016/5/11/chartex" xmlns:cx6="http://schemas.microsoft.com/office/drawing/2016/5/12/chartex" xmlns:cx7="http://schemas.microsoft.com/office/drawing/2016/5/13/chartex" xmlns:cx8="http://schemas.microsoft.com/office/drawing/2016/5/14/chartex" xmlns:mc="http://schemas.openxmlformats.org/markup-compatibility/2006" xmlns:aink="http://schemas.microsoft.com/office/drawing/2016/ink" xmlns:am3d="http://schemas.microsoft.com/office/drawing/2017/model3d" xmlns:o="urn:schemas-microsoft-com:office:office" xmlns:r="http://schemas.openxmlformats.org/officeDocument/2006/relationships" xmlns:m="http://schemas.openxmlformats.org/officeDocument/2006/math" xmlns:v="urn:schemas-microsoft-com:vml" xmlns:wp14="http://schemas.microsoft.com/office/word/2010/wordprocessingDrawing" xmlns:wp="http://schemas.openxmlformats.org/drawingml/2006/wordprocessingDrawing" xmlns:w10="urn:schemas-microsoft-com:office:word" xmlns:w="http://schemas.openxmlformats.org/wordprocessingml/2006/main" xmlns:w14="http://schemas.microsoft.com/office/word/2010/wordml" xmlns:w15="http://schemas.microsoft.com/office/word/2012/wordml" xmlns:w16cex="http://schemas.microsoft.com/office/word/2018/wordml/cex" xmlns:w16cid="http://schemas.microsoft.com/office/word/2016/wordml/cid" xmlns:w16="http://schemas.microsoft.com/office/word/2018/wordml" xmlns:w16sdtdh="http://schemas.microsoft.com/office/word/2020/wordml/sdtdatahash" xmlns:w16se="http://schemas.microsoft.com/office/word/2015/wordml/symex" xmlns:wpg="http://schemas.microsoft.com/office/word/2010/wordprocessingGroup" xmlns:wpi="http://schemas.microsoft.com/office/word/2010/wordprocessingInk" xmlns:wne="http://schemas.microsoft.com/office/word/2006/wordml" xmlns:wps="http://schemas.microsoft.com/office/word/2010/wordprocessingShape" mc:Ignorable="w14 w15 w16se w16cid w16 w16cex w16sdtdh wp14">
   <w:abstractNum w:abstractNumId="0" w15:restartNumberingAfterBreak="0">
+    <w:nsid w:val="05525156"/>
+    <w:multiLevelType w:val="multilevel"/>
+    <w:tmpl w:val="33209BE8"/>
+    <w:lvl w:ilvl="0">
+      <w:start w:val="1"/>
+      <w:numFmt w:val="bullet"/>
+      <w:lvlText w:val=""/>
+      <w:lvlJc w:val="left"/>
+      <w:pPr>
+        <w:tabs>
+          <w:tab w:val="num" w:pos="720"/>
+        </w:tabs>
+        <w:ind w:left="720" w:hanging="360"/>
+      </w:pPr>
+      <w:rPr>
+        <w:rFonts w:ascii="Symbol" w:hAnsi="Symbol" w:hint="default"/>
+        <w:sz w:val="20"/>
+      </w:rPr>
+    </w:lvl>
+    <w:lvl w:ilvl="1" w:tentative="1">
+      <w:start w:val="1"/>
+      <w:numFmt w:val="bullet"/>
+      <w:lvlText w:val="o"/>
+      <w:lvlJc w:val="left"/>
+      <w:pPr>
+        <w:tabs>
+          <w:tab w:val="num" w:pos="1440"/>
+        </w:tabs>
+        <w:ind w:left="1440" w:hanging="360"/>
+      </w:pPr>
+      <w:rPr>
+        <w:rFonts w:ascii="Courier New" w:hAnsi="Courier New" w:hint="default"/>
+        <w:sz w:val="20"/>
+      </w:rPr>
+    </w:lvl>
+    <w:lvl w:ilvl="2" w:tentative="1">
+      <w:start w:val="1"/>
+      <w:numFmt w:val="bullet"/>
+      <w:lvlText w:val=""/>
+      <w:lvlJc w:val="left"/>
+      <w:pPr>
+        <w:tabs>
+          <w:tab w:val="num" w:pos="2160"/>
+        </w:tabs>
+        <w:ind w:left="2160" w:hanging="360"/>
+      </w:pPr>
+      <w:rPr>
+        <w:rFonts w:ascii="Wingdings" w:hAnsi="Wingdings" w:hint="default"/>
+        <w:sz w:val="20"/>
+      </w:rPr>
+    </w:lvl>
+    <w:lvl w:ilvl="3" w:tentative="1">
+      <w:start w:val="1"/>
+      <w:numFmt w:val="bullet"/>
+      <w:lvlText w:val=""/>
+      <w:lvlJc w:val="left"/>
+      <w:pPr>
+        <w:tabs>
+          <w:tab w:val="num" w:pos="2880"/>
+        </w:tabs>
+        <w:ind w:left="2880" w:hanging="360"/>
+      </w:pPr>
+      <w:rPr>
+        <w:rFonts w:ascii="Wingdings" w:hAnsi="Wingdings" w:hint="default"/>
+        <w:sz w:val="20"/>
+      </w:rPr>
+    </w:lvl>
+    <w:lvl w:ilvl="4" w:tentative="1">
+      <w:start w:val="1"/>
+      <w:numFmt w:val="bullet"/>
+      <w:lvlText w:val=""/>
+      <w:lvlJc w:val="left"/>
+      <w:pPr>
+        <w:tabs>
+          <w:tab w:val="num" w:pos="3600"/>
+        </w:tabs>
+        <w:ind w:left="3600" w:hanging="360"/>
+      </w:pPr>
+      <w:rPr>
+        <w:rFonts w:ascii="Wingdings" w:hAnsi="Wingdings" w:hint="default"/>
+        <w:sz w:val="20"/>
+      </w:rPr>
+    </w:lvl>
+    <w:lvl w:ilvl="5" w:tentative="1">
+      <w:start w:val="1"/>
+      <w:numFmt w:val="bullet"/>
+      <w:lvlText w:val=""/>
+      <w:lvlJc w:val="left"/>
+      <w:pPr>
+        <w:tabs>
+          <w:tab w:val="num" w:pos="4320"/>
+        </w:tabs>
+        <w:ind w:left="4320" w:hanging="360"/>
+      </w:pPr>
+      <w:rPr>
+        <w:rFonts w:ascii="Wingdings" w:hAnsi="Wingdings" w:hint="default"/>
+        <w:sz w:val="20"/>
+      </w:rPr>
+    </w:lvl>
+    <w:lvl w:ilvl="6" w:tentative="1">
+      <w:start w:val="1"/>
+      <w:numFmt w:val="bullet"/>
+      <w:lvlText w:val=""/>
+      <w:lvlJc w:val="left"/>
+      <w:pPr>
+        <w:tabs>
+          <w:tab w:val="num" w:pos="5040"/>
+        </w:tabs>
+        <w:ind w:left="5040" w:hanging="360"/>
+      </w:pPr>
+      <w:rPr>
+        <w:rFonts w:ascii="Wingdings" w:hAnsi="Wingdings" w:hint="default"/>
+        <w:sz w:val="20"/>
+      </w:rPr>
+    </w:lvl>
+    <w:lvl w:ilvl="7" w:tentative="1">
+      <w:start w:val="1"/>
+      <w:numFmt w:val="bullet"/>
+      <w:lvlText w:val=""/>
+      <w:lvlJc w:val="left"/>
+      <w:pPr>
+        <w:tabs>
+          <w:tab w:val="num" w:pos="5760"/>
+        </w:tabs>
+        <w:ind w:left="5760" w:hanging="360"/>
+      </w:pPr>
+      <w:rPr>
+        <w:rFonts w:ascii="Wingdings" w:hAnsi="Wingdings" w:hint="default"/>
+        <w:sz w:val="20"/>
+      </w:rPr>
+    </w:lvl>
+    <w:lvl w:ilvl="8" w:tentative="1">
+      <w:start w:val="1"/>
+      <w:numFmt w:val="bullet"/>
+      <w:lvlText w:val=""/>
+      <w:lvlJc w:val="left"/>
+      <w:pPr>
+        <w:tabs>
+          <w:tab w:val="num" w:pos="6480"/>
+        </w:tabs>
+        <w:ind w:left="6480" w:hanging="360"/>
+      </w:pPr>
+      <w:rPr>
+        <w:rFonts w:ascii="Wingdings" w:hAnsi="Wingdings" w:hint="default"/>
+        <w:sz w:val="20"/>
+      </w:rPr>
+    </w:lvl>
+  </w:abstractNum>
+  <w:abstractNum w:abstractNumId="1" w15:restartNumberingAfterBreak="0">
     <w:nsid w:val="16B42315"/>
     <w:multiLevelType w:val="multilevel"/>
     <w:tmpl w:val="3CF28954"/>
@@ -6743,7 +7363,7 @@
       </w:rPr>
     </w:lvl>
   </w:abstractNum>
-  <w:abstractNum w:abstractNumId="1" w15:restartNumberingAfterBreak="0">
+  <w:abstractNum w:abstractNumId="2" w15:restartNumberingAfterBreak="0">
     <w:nsid w:val="1A8F2050"/>
     <w:multiLevelType w:val="multilevel"/>
     <w:tmpl w:val="CCB8542C"/>
@@ -6892,7 +7512,7 @@
       </w:rPr>
     </w:lvl>
   </w:abstractNum>
-  <w:abstractNum w:abstractNumId="2" w15:restartNumberingAfterBreak="0">
+  <w:abstractNum w:abstractNumId="3" w15:restartNumberingAfterBreak="0">
     <w:nsid w:val="23FA75D2"/>
     <w:multiLevelType w:val="multilevel"/>
     <w:tmpl w:val="7B086CF2"/>
@@ -7005,7 +7625,7 @@
       </w:pPr>
     </w:lvl>
   </w:abstractNum>
-  <w:abstractNum w:abstractNumId="3" w15:restartNumberingAfterBreak="0">
+  <w:abstractNum w:abstractNumId="4" w15:restartNumberingAfterBreak="0">
     <w:nsid w:val="30817C99"/>
     <w:multiLevelType w:val="hybridMultilevel"/>
     <w:tmpl w:val="B28054F4"/>
@@ -7091,7 +7711,7 @@
       </w:pPr>
     </w:lvl>
   </w:abstractNum>
-  <w:abstractNum w:abstractNumId="4" w15:restartNumberingAfterBreak="0">
+  <w:abstractNum w:abstractNumId="5" w15:restartNumberingAfterBreak="0">
     <w:nsid w:val="32024712"/>
     <w:multiLevelType w:val="multilevel"/>
     <w:tmpl w:val="7716EFCE"/>
@@ -7240,7 +7860,7 @@
       </w:rPr>
     </w:lvl>
   </w:abstractNum>
-  <w:abstractNum w:abstractNumId="5" w15:restartNumberingAfterBreak="0">
+  <w:abstractNum w:abstractNumId="6" w15:restartNumberingAfterBreak="0">
     <w:nsid w:val="3CA24848"/>
     <w:multiLevelType w:val="hybridMultilevel"/>
     <w:tmpl w:val="76B802A4"/>
@@ -7353,7 +7973,7 @@
       </w:rPr>
     </w:lvl>
   </w:abstractNum>
-  <w:abstractNum w:abstractNumId="6" w15:restartNumberingAfterBreak="0">
+  <w:abstractNum w:abstractNumId="7" w15:restartNumberingAfterBreak="0">
     <w:nsid w:val="4996411C"/>
     <w:multiLevelType w:val="multilevel"/>
     <w:tmpl w:val="218091C0"/>
@@ -7470,7 +8090,7 @@
       </w:pPr>
     </w:lvl>
   </w:abstractNum>
-  <w:abstractNum w:abstractNumId="7" w15:restartNumberingAfterBreak="0">
+  <w:abstractNum w:abstractNumId="8" w15:restartNumberingAfterBreak="0">
     <w:nsid w:val="56D568C8"/>
     <w:multiLevelType w:val="multilevel"/>
     <w:tmpl w:val="3392CAD2"/>
@@ -7619,7 +8239,7 @@
       </w:rPr>
     </w:lvl>
   </w:abstractNum>
-  <w:abstractNum w:abstractNumId="8" w15:restartNumberingAfterBreak="0">
+  <w:abstractNum w:abstractNumId="9" w15:restartNumberingAfterBreak="0">
     <w:nsid w:val="61053792"/>
     <w:multiLevelType w:val="multilevel"/>
     <w:tmpl w:val="49E43BFC"/>
@@ -7768,7 +8388,7 @@
       </w:rPr>
     </w:lvl>
   </w:abstractNum>
-  <w:abstractNum w:abstractNumId="9" w15:restartNumberingAfterBreak="0">
+  <w:abstractNum w:abstractNumId="10" w15:restartNumberingAfterBreak="0">
     <w:nsid w:val="6DA36487"/>
     <w:multiLevelType w:val="multilevel"/>
     <w:tmpl w:val="9C4C8532"/>
@@ -7917,7 +8537,7 @@
       </w:rPr>
     </w:lvl>
   </w:abstractNum>
-  <w:abstractNum w:abstractNumId="10" w15:restartNumberingAfterBreak="0">
+  <w:abstractNum w:abstractNumId="11" w15:restartNumberingAfterBreak="0">
     <w:nsid w:val="6EB85EAA"/>
     <w:multiLevelType w:val="hybridMultilevel"/>
     <w:tmpl w:val="DB76C824"/>
@@ -8031,37 +8651,40 @@
     </w:lvl>
   </w:abstractNum>
   <w:num w:numId="1">
+    <w:abstractNumId w:val="11"/>
+  </w:num>
+  <w:num w:numId="2">
+    <w:abstractNumId w:val="6"/>
+  </w:num>
+  <w:num w:numId="3">
+    <w:abstractNumId w:val="8"/>
+  </w:num>
+  <w:num w:numId="4">
+    <w:abstractNumId w:val="5"/>
+  </w:num>
+  <w:num w:numId="5">
+    <w:abstractNumId w:val="4"/>
+  </w:num>
+  <w:num w:numId="6">
+    <w:abstractNumId w:val="9"/>
+  </w:num>
+  <w:num w:numId="7">
+    <w:abstractNumId w:val="3"/>
+  </w:num>
+  <w:num w:numId="8">
     <w:abstractNumId w:val="10"/>
   </w:num>
-  <w:num w:numId="2">
-    <w:abstractNumId w:val="5"/>
+  <w:num w:numId="9">
+    <w:abstractNumId w:val="1"/>
   </w:num>
-  <w:num w:numId="3">
+  <w:num w:numId="10">
     <w:abstractNumId w:val="7"/>
   </w:num>
-  <w:num w:numId="4">
-    <w:abstractNumId w:val="4"/>
-  </w:num>
-  <w:num w:numId="5">
-    <w:abstractNumId w:val="3"/>
-  </w:num>
-  <w:num w:numId="6">
-    <w:abstractNumId w:val="8"/>
-  </w:num>
-  <w:num w:numId="7">
+  <w:num w:numId="11">
     <w:abstractNumId w:val="2"/>
   </w:num>
-  <w:num w:numId="8">
-    <w:abstractNumId w:val="9"/>
-  </w:num>
-  <w:num w:numId="9">
+  <w:num w:numId="12">
     <w:abstractNumId w:val="0"/>
-  </w:num>
-  <w:num w:numId="10">
-    <w:abstractNumId w:val="6"/>
-  </w:num>
-  <w:num w:numId="11">
-    <w:abstractNumId w:val="1"/>
   </w:num>
 </w:numbering>
 </file>

--- a/Atelier Prompt.docx
+++ b/Atelier Prompt.docx
@@ -473,55 +473,7 @@
         <w:rPr>
           <w:color w:val="1F4E79" w:themeColor="accent5" w:themeShade="80"/>
         </w:rPr>
-        <w:t xml:space="preserve">Voici les retours des clients à analyser : </w:t>
-      </w:r>
-      <w:r>
-        <w:rPr>
-          <w:color w:val="1F4E79" w:themeColor="accent5" w:themeShade="80"/>
-        </w:rPr>
-        <w:t>"</w:t>
-      </w:r>
-      <w:r>
-        <w:rPr>
-          <w:color w:val="1F4E79" w:themeColor="accent5" w:themeShade="80"/>
-        </w:rPr>
-        <w:t xml:space="preserve"> Le produit est de très bonne qualité et je suis satisfait de mon achat </w:t>
-      </w:r>
-      <w:r>
-        <w:rPr>
-          <w:color w:val="1F4E79" w:themeColor="accent5" w:themeShade="80"/>
-        </w:rPr>
-        <w:t>"</w:t>
-      </w:r>
-      <w:r>
-        <w:rPr>
-          <w:color w:val="1F4E79" w:themeColor="accent5" w:themeShade="80"/>
-        </w:rPr>
-        <w:t xml:space="preserve"> </w:t>
-      </w:r>
-      <w:r>
-        <w:rPr>
-          <w:color w:val="1F4E79" w:themeColor="accent5" w:themeShade="80"/>
-        </w:rPr>
-        <w:t>"</w:t>
-      </w:r>
-      <w:r>
-        <w:rPr>
-          <w:color w:val="1F4E79" w:themeColor="accent5" w:themeShade="80"/>
-        </w:rPr>
-        <w:t xml:space="preserve"> La livraison a pris beaucoup trop de temps</w:t>
-      </w:r>
-      <w:r>
-        <w:rPr>
-          <w:color w:val="1F4E79" w:themeColor="accent5" w:themeShade="80"/>
-        </w:rPr>
-        <w:t>"</w:t>
-      </w:r>
-      <w:r>
-        <w:rPr>
-          <w:color w:val="1F4E79" w:themeColor="accent5" w:themeShade="80"/>
-        </w:rPr>
-        <w:t xml:space="preserve">  "je vous le </w:t>
+        <w:t xml:space="preserve">Voici les retours des clients à analyser : " Le produit est de très bonne qualité et je suis satisfait de mon achat " " La livraison a pris beaucoup trop de temps"  "je vous le </w:t>
       </w:r>
       <w:r>
         <w:rPr>
@@ -544,43 +496,7 @@
         <w:rPr>
           <w:color w:val="1F4E79" w:themeColor="accent5" w:themeShade="80"/>
         </w:rPr>
-        <w:t xml:space="preserve">Présente les résultats sous forme de tableau avec les colonnes suivantes : </w:t>
-      </w:r>
-      <w:r>
-        <w:rPr>
-          <w:color w:val="1F4E79" w:themeColor="accent5" w:themeShade="80"/>
-        </w:rPr>
-        <w:t>c</w:t>
-      </w:r>
-      <w:r>
-        <w:rPr>
-          <w:color w:val="1F4E79" w:themeColor="accent5" w:themeShade="80"/>
-        </w:rPr>
-        <w:t xml:space="preserve">ategorie, Points positifs, </w:t>
-      </w:r>
-      <w:r>
-        <w:rPr>
-          <w:color w:val="1F4E79" w:themeColor="accent5" w:themeShade="80"/>
-        </w:rPr>
-        <w:t>p</w:t>
-      </w:r>
-      <w:r>
-        <w:rPr>
-          <w:color w:val="1F4E79" w:themeColor="accent5" w:themeShade="80"/>
-        </w:rPr>
-        <w:t xml:space="preserve">roblèmes, </w:t>
-      </w:r>
-      <w:r>
-        <w:rPr>
-          <w:color w:val="1F4E79" w:themeColor="accent5" w:themeShade="80"/>
-        </w:rPr>
-        <w:t>r</w:t>
-      </w:r>
-      <w:r>
-        <w:rPr>
-          <w:color w:val="1F4E79" w:themeColor="accent5" w:themeShade="80"/>
-        </w:rPr>
-        <w:t xml:space="preserve">ecommandations .  </w:t>
+        <w:t xml:space="preserve">Présente les résultats sous forme de tableau avec les colonnes suivantes : categorie, Points positifs, problèmes, recommandations .  </w:t>
       </w:r>
     </w:p>
     <w:p>
@@ -602,6 +518,7 @@
       </w:pPr>
       <w:r>
         <w:rPr>
+          <w:noProof/>
           <w:color w:val="1F4E79" w:themeColor="accent5" w:themeShade="80"/>
         </w:rPr>
         <w:drawing>
@@ -724,19 +641,7 @@
           <w:sz w:val="32"/>
           <w:szCs w:val="32"/>
         </w:rPr>
-        <w:t xml:space="preserve">Comparer les techniques de prompting </w:t>
-      </w:r>
-      <w:r>
-        <w:rPr>
-          <w:rFonts w:ascii="Times New Roman" w:hAnsi="Times New Roman" w:cs="Times New Roman"/>
-          <w:b/>
-          <w:bCs/>
-          <w:color w:val="323E4F" w:themeColor="text2" w:themeShade="BF"/>
-          <w:kern w:val="0"/>
-          <w:sz w:val="32"/>
-          <w:szCs w:val="32"/>
-        </w:rPr>
-        <w:t>:</w:t>
+        <w:t>Comparer les techniques de prompting :</w:t>
       </w:r>
     </w:p>
     <w:p>
@@ -943,19 +848,7 @@
         <w:rPr>
           <w:color w:val="2F5496" w:themeColor="accent1" w:themeShade="BF"/>
         </w:rPr>
-        <w:t>Classer le commentaire suivant parmi les classes "positif" , " négatif " ou "neutre "</w:t>
-      </w:r>
-      <w:r>
-        <w:rPr>
-          <w:color w:val="2F5496" w:themeColor="accent1" w:themeShade="BF"/>
-        </w:rPr>
-        <w:t xml:space="preserve"> </w:t>
-      </w:r>
-      <w:r>
-        <w:rPr>
-          <w:color w:val="2F5496" w:themeColor="accent1" w:themeShade="BF"/>
-        </w:rPr>
-        <w:t>Commentaire :</w:t>
+        <w:t>Classer le commentaire suivant parmi les classes "positif" , " négatif " ou "neutre " Commentaire :</w:t>
       </w:r>
       <w:r>
         <w:rPr>
@@ -979,6 +872,7 @@
       <w:r>
         <w:rPr>
           <w:rFonts w:ascii="Times New Roman" w:hAnsi="Times New Roman" w:cs="Times New Roman"/>
+          <w:noProof/>
           <w:color w:val="1F4E79" w:themeColor="accent5" w:themeShade="80"/>
           <w:sz w:val="24"/>
           <w:szCs w:val="24"/>
@@ -1331,6 +1225,7 @@
       <w:r>
         <w:rPr>
           <w:rFonts w:ascii="Times New Roman" w:hAnsi="Times New Roman" w:cs="Times New Roman"/>
+          <w:noProof/>
           <w:color w:val="1F4E79" w:themeColor="accent5" w:themeShade="80"/>
           <w:sz w:val="24"/>
           <w:szCs w:val="24"/>
@@ -1790,6 +1685,7 @@
       <w:r>
         <w:rPr>
           <w:rFonts w:ascii="Times New Roman" w:hAnsi="Times New Roman" w:cs="Times New Roman"/>
+          <w:noProof/>
           <w:color w:val="1F4E79" w:themeColor="accent5" w:themeShade="80"/>
           <w:sz w:val="24"/>
           <w:szCs w:val="24"/>
@@ -1987,42 +1883,7 @@
           <w14:ligatures w14:val="none"/>
         </w:rPr>
         <w:br/>
-      </w:r>
-      <w:r>
-        <w:rPr>
-          <w:rFonts w:ascii="Times New Roman" w:eastAsia="Times New Roman" w:hAnsi="Times New Roman" w:cs="Times New Roman"/>
-          <w:color w:val="2F5496" w:themeColor="accent1" w:themeShade="BF"/>
-          <w:kern w:val="0"/>
-          <w:sz w:val="24"/>
-          <w:szCs w:val="24"/>
-          <w:lang w:eastAsia="fr-FR"/>
-          <w14:ligatures w14:val="none"/>
-        </w:rPr>
-        <w:t>"</w:t>
-      </w:r>
-      <w:r>
-        <w:rPr>
-          <w:rFonts w:ascii="Times New Roman" w:eastAsia="Times New Roman" w:hAnsi="Times New Roman" w:cs="Times New Roman"/>
-          <w:color w:val="2F5496" w:themeColor="accent1" w:themeShade="BF"/>
-          <w:kern w:val="0"/>
-          <w:sz w:val="24"/>
-          <w:szCs w:val="24"/>
-          <w:lang w:eastAsia="fr-FR"/>
-          <w14:ligatures w14:val="none"/>
-        </w:rPr>
-        <w:t xml:space="preserve">Le service est rapide mais l'application plante régulièrement. </w:t>
-      </w:r>
-      <w:r>
-        <w:rPr>
-          <w:rFonts w:ascii="Times New Roman" w:eastAsia="Times New Roman" w:hAnsi="Times New Roman" w:cs="Times New Roman"/>
-          <w:color w:val="2F5496" w:themeColor="accent1" w:themeShade="BF"/>
-          <w:kern w:val="0"/>
-          <w:sz w:val="24"/>
-          <w:szCs w:val="24"/>
-          <w:lang w:eastAsia="fr-FR"/>
-          <w14:ligatures w14:val="none"/>
-        </w:rPr>
-        <w:t>"</w:t>
+        <w:t>"Le service est rapide mais l'application plante régulièrement. "</w:t>
       </w:r>
     </w:p>
     <w:p>
@@ -2306,6 +2167,7 @@
           <w:rFonts w:ascii="Times New Roman" w:hAnsi="Times New Roman" w:cs="Times New Roman"/>
           <w:b/>
           <w:bCs/>
+          <w:noProof/>
           <w:color w:val="1F4E79" w:themeColor="accent5" w:themeShade="80"/>
           <w:sz w:val="24"/>
           <w:szCs w:val="24"/>
@@ -2421,19 +2283,7 @@
           <w:sz w:val="32"/>
           <w:szCs w:val="32"/>
         </w:rPr>
-        <w:t>Prompt Engineering et raisonnement</w:t>
-      </w:r>
-      <w:r>
-        <w:rPr>
-          <w:rFonts w:ascii="Times New Roman" w:hAnsi="Times New Roman" w:cs="Times New Roman"/>
-          <w:b/>
-          <w:bCs/>
-          <w:color w:val="323E4F" w:themeColor="text2" w:themeShade="BF"/>
-          <w:kern w:val="0"/>
-          <w:sz w:val="32"/>
-          <w:szCs w:val="32"/>
-        </w:rPr>
-        <w:t xml:space="preserve"> :</w:t>
+        <w:t>Prompt Engineering et raisonnement :</w:t>
       </w:r>
     </w:p>
     <w:p>
@@ -2747,6 +2597,7 @@
       <w:r>
         <w:rPr>
           <w:rFonts w:ascii="Times New Roman" w:hAnsi="Times New Roman" w:cs="Times New Roman"/>
+          <w:noProof/>
           <w:color w:val="2F5496" w:themeColor="accent1" w:themeShade="BF"/>
           <w:kern w:val="0"/>
           <w:sz w:val="24"/>
@@ -2821,6 +2672,7 @@
       <w:r>
         <w:rPr>
           <w:rFonts w:ascii="Times New Roman" w:hAnsi="Times New Roman" w:cs="Times New Roman"/>
+          <w:noProof/>
           <w:color w:val="000000"/>
           <w:kern w:val="0"/>
           <w:sz w:val="24"/>
@@ -2955,6 +2807,7 @@
       <w:r>
         <w:rPr>
           <w:rFonts w:ascii="Times New Roman" w:hAnsi="Times New Roman" w:cs="Times New Roman"/>
+          <w:noProof/>
           <w:color w:val="000000"/>
           <w:kern w:val="0"/>
           <w:sz w:val="24"/>
@@ -3610,6 +3463,7 @@
       <w:r>
         <w:rPr>
           <w:rFonts w:ascii="Times New Roman" w:hAnsi="Times New Roman" w:cs="Times New Roman"/>
+          <w:noProof/>
           <w:sz w:val="24"/>
           <w:szCs w:val="24"/>
         </w:rPr>
@@ -4157,6 +4011,7 @@
       <w:r>
         <w:rPr>
           <w:rFonts w:ascii="Times New Roman" w:hAnsi="Times New Roman" w:cs="Times New Roman"/>
+          <w:noProof/>
           <w:sz w:val="24"/>
           <w:szCs w:val="24"/>
         </w:rPr>
@@ -4208,6 +4063,7 @@
       <w:r>
         <w:rPr>
           <w:rFonts w:ascii="Times New Roman" w:hAnsi="Times New Roman" w:cs="Times New Roman"/>
+          <w:noProof/>
           <w:sz w:val="24"/>
           <w:szCs w:val="24"/>
         </w:rPr>
@@ -5059,6 +4915,7 @@
       <w:r>
         <w:rPr>
           <w:rFonts w:ascii="Times New Roman" w:hAnsi="Times New Roman" w:cs="Times New Roman"/>
+          <w:noProof/>
           <w:sz w:val="24"/>
           <w:szCs w:val="24"/>
         </w:rPr>
@@ -5289,103 +5146,7 @@
           <w:lang w:eastAsia="fr-FR"/>
           <w14:ligatures w14:val="none"/>
         </w:rPr>
-        <w:t>Le JSON doit contenir uniquement les cinq propriétés suivantes :sentiment</w:t>
-      </w:r>
-      <w:r>
-        <w:rPr>
-          <w:rFonts w:ascii="Times New Roman" w:eastAsia="Times New Roman" w:hAnsi="Times New Roman" w:cs="Times New Roman"/>
-          <w:color w:val="2F5496" w:themeColor="accent1" w:themeShade="BF"/>
-          <w:kern w:val="0"/>
-          <w:sz w:val="24"/>
-          <w:szCs w:val="24"/>
-          <w:lang w:eastAsia="fr-FR"/>
-          <w14:ligatures w14:val="none"/>
-        </w:rPr>
-        <w:t xml:space="preserve">, </w:t>
-      </w:r>
-      <w:r>
-        <w:rPr>
-          <w:rFonts w:ascii="Times New Roman" w:eastAsia="Times New Roman" w:hAnsi="Times New Roman" w:cs="Times New Roman"/>
-          <w:color w:val="2F5496" w:themeColor="accent1" w:themeShade="BF"/>
-          <w:kern w:val="0"/>
-          <w:sz w:val="24"/>
-          <w:szCs w:val="24"/>
-          <w:lang w:eastAsia="fr-FR"/>
-          <w14:ligatures w14:val="none"/>
-        </w:rPr>
-        <w:t>categorie</w:t>
-      </w:r>
-      <w:r>
-        <w:rPr>
-          <w:rFonts w:ascii="Times New Roman" w:eastAsia="Times New Roman" w:hAnsi="Times New Roman" w:cs="Times New Roman"/>
-          <w:color w:val="2F5496" w:themeColor="accent1" w:themeShade="BF"/>
-          <w:kern w:val="0"/>
-          <w:sz w:val="24"/>
-          <w:szCs w:val="24"/>
-          <w:lang w:eastAsia="fr-FR"/>
-          <w14:ligatures w14:val="none"/>
-        </w:rPr>
-        <w:t xml:space="preserve">, </w:t>
-      </w:r>
-      <w:r>
-        <w:rPr>
-          <w:rFonts w:ascii="Times New Roman" w:eastAsia="Times New Roman" w:hAnsi="Times New Roman" w:cs="Times New Roman"/>
-          <w:color w:val="2F5496" w:themeColor="accent1" w:themeShade="BF"/>
-          <w:kern w:val="0"/>
-          <w:sz w:val="24"/>
-          <w:szCs w:val="24"/>
-          <w:lang w:eastAsia="fr-FR"/>
-          <w14:ligatures w14:val="none"/>
-        </w:rPr>
-        <w:t>urgence</w:t>
-      </w:r>
-      <w:r>
-        <w:rPr>
-          <w:rFonts w:ascii="Times New Roman" w:eastAsia="Times New Roman" w:hAnsi="Times New Roman" w:cs="Times New Roman"/>
-          <w:color w:val="2F5496" w:themeColor="accent1" w:themeShade="BF"/>
-          <w:kern w:val="0"/>
-          <w:sz w:val="24"/>
-          <w:szCs w:val="24"/>
-          <w:lang w:eastAsia="fr-FR"/>
-          <w14:ligatures w14:val="none"/>
-        </w:rPr>
-        <w:t xml:space="preserve">, </w:t>
-      </w:r>
-      <w:r>
-        <w:rPr>
-          <w:rFonts w:ascii="Times New Roman" w:eastAsia="Times New Roman" w:hAnsi="Times New Roman" w:cs="Times New Roman"/>
-          <w:color w:val="2F5496" w:themeColor="accent1" w:themeShade="BF"/>
-          <w:kern w:val="0"/>
-          <w:sz w:val="24"/>
-          <w:szCs w:val="24"/>
-          <w:lang w:eastAsia="fr-FR"/>
-          <w14:ligatures w14:val="none"/>
-        </w:rPr>
-        <w:t>probleme</w:t>
-      </w:r>
-      <w:r>
-        <w:rPr>
-          <w:rFonts w:ascii="Times New Roman" w:eastAsia="Times New Roman" w:hAnsi="Times New Roman" w:cs="Times New Roman"/>
-          <w:color w:val="2F5496" w:themeColor="accent1" w:themeShade="BF"/>
-          <w:kern w:val="0"/>
-          <w:sz w:val="24"/>
-          <w:szCs w:val="24"/>
-          <w:lang w:eastAsia="fr-FR"/>
-          <w14:ligatures w14:val="none"/>
-        </w:rPr>
-        <w:t xml:space="preserve"> et </w:t>
-      </w:r>
-      <w:r>
-        <w:rPr>
-          <w:rFonts w:ascii="Times New Roman" w:eastAsia="Times New Roman" w:hAnsi="Times New Roman" w:cs="Times New Roman"/>
-          <w:color w:val="2F5496" w:themeColor="accent1" w:themeShade="BF"/>
-          <w:kern w:val="0"/>
-          <w:sz w:val="24"/>
-          <w:szCs w:val="24"/>
-          <w:lang w:eastAsia="fr-FR"/>
-          <w14:ligatures w14:val="none"/>
-        </w:rPr>
-        <w:t>confiance</w:t>
+        <w:t>Le JSON doit contenir uniquement les cinq propriétés suivantes :sentiment, categorie, urgence, probleme et confiance</w:t>
       </w:r>
     </w:p>
     <w:p>
@@ -5676,6 +5437,7 @@
       <w:r>
         <w:rPr>
           <w:rFonts w:ascii="Times New Roman" w:eastAsia="Times New Roman" w:hAnsi="Times New Roman" w:cs="Times New Roman"/>
+          <w:noProof/>
           <w:color w:val="2F5496" w:themeColor="accent1" w:themeShade="BF"/>
           <w:kern w:val="0"/>
           <w:sz w:val="24"/>
@@ -6208,6 +5970,7 @@
       <w:r>
         <w:rPr>
           <w:rFonts w:ascii="Times New Roman" w:hAnsi="Times New Roman" w:cs="Times New Roman"/>
+          <w:noProof/>
           <w:sz w:val="24"/>
           <w:szCs w:val="24"/>
         </w:rPr>
@@ -6719,9 +6482,471 @@
         </w:rPr>
       </w:pPr>
     </w:p>
+    <w:p>
+      <w:pPr>
+        <w:rPr>
+          <w:rFonts w:ascii="Times New Roman" w:hAnsi="Times New Roman" w:cs="Times New Roman"/>
+          <w:sz w:val="24"/>
+          <w:szCs w:val="24"/>
+        </w:rPr>
+      </w:pPr>
+      <w:r>
+        <w:rPr>
+          <w:rFonts w:ascii="Times New Roman" w:hAnsi="Times New Roman" w:cs="Times New Roman"/>
+          <w:sz w:val="24"/>
+          <w:szCs w:val="24"/>
+        </w:rPr>
+        <w:drawing>
+          <wp:inline distT="0" distB="0" distL="0" distR="0" wp14:anchorId="235487FB" wp14:editId="3A0D6352">
+            <wp:extent cx="5760720" cy="4020820"/>
+            <wp:effectExtent l="0" t="0" r="0" b="0"/>
+            <wp:docPr id="7" name="Image 7"/>
+            <wp:cNvGraphicFramePr>
+              <a:graphicFrameLocks xmlns:a="http://schemas.openxmlformats.org/drawingml/2006/main" noChangeAspect="1"/>
+            </wp:cNvGraphicFramePr>
+            <a:graphic xmlns:a="http://schemas.openxmlformats.org/drawingml/2006/main">
+              <a:graphicData uri="http://schemas.openxmlformats.org/drawingml/2006/picture">
+                <pic:pic xmlns:pic="http://schemas.openxmlformats.org/drawingml/2006/picture">
+                  <pic:nvPicPr>
+                    <pic:cNvPr id="1" name=""/>
+                    <pic:cNvPicPr/>
+                  </pic:nvPicPr>
+                  <pic:blipFill>
+                    <a:blip r:embed="rId22"/>
+                    <a:stretch>
+                      <a:fillRect/>
+                    </a:stretch>
+                  </pic:blipFill>
+                  <pic:spPr>
+                    <a:xfrm>
+                      <a:off x="0" y="0"/>
+                      <a:ext cx="5760720" cy="4020820"/>
+                    </a:xfrm>
+                    <a:prstGeom prst="rect">
+                      <a:avLst/>
+                    </a:prstGeom>
+                  </pic:spPr>
+                </pic:pic>
+              </a:graphicData>
+            </a:graphic>
+          </wp:inline>
+        </w:drawing>
+      </w:r>
+    </w:p>
+    <w:p>
+      <w:pPr>
+        <w:rPr>
+          <w:rFonts w:ascii="Times New Roman" w:hAnsi="Times New Roman" w:cs="Times New Roman"/>
+          <w:sz w:val="24"/>
+          <w:szCs w:val="24"/>
+        </w:rPr>
+      </w:pPr>
+      <w:r>
+        <w:rPr>
+          <w:rFonts w:ascii="Times New Roman" w:hAnsi="Times New Roman" w:cs="Times New Roman"/>
+          <w:sz w:val="24"/>
+          <w:szCs w:val="24"/>
+        </w:rPr>
+        <w:lastRenderedPageBreak/>
+        <w:drawing>
+          <wp:inline distT="0" distB="0" distL="0" distR="0" wp14:anchorId="5E04C4FC" wp14:editId="505E55F1">
+            <wp:extent cx="5760720" cy="4084955"/>
+            <wp:effectExtent l="0" t="0" r="0" b="0"/>
+            <wp:docPr id="19" name="Image 19"/>
+            <wp:cNvGraphicFramePr>
+              <a:graphicFrameLocks xmlns:a="http://schemas.openxmlformats.org/drawingml/2006/main" noChangeAspect="1"/>
+            </wp:cNvGraphicFramePr>
+            <a:graphic xmlns:a="http://schemas.openxmlformats.org/drawingml/2006/main">
+              <a:graphicData uri="http://schemas.openxmlformats.org/drawingml/2006/picture">
+                <pic:pic xmlns:pic="http://schemas.openxmlformats.org/drawingml/2006/picture">
+                  <pic:nvPicPr>
+                    <pic:cNvPr id="1" name=""/>
+                    <pic:cNvPicPr/>
+                  </pic:nvPicPr>
+                  <pic:blipFill>
+                    <a:blip r:embed="rId23"/>
+                    <a:stretch>
+                      <a:fillRect/>
+                    </a:stretch>
+                  </pic:blipFill>
+                  <pic:spPr>
+                    <a:xfrm>
+                      <a:off x="0" y="0"/>
+                      <a:ext cx="5760720" cy="4084955"/>
+                    </a:xfrm>
+                    <a:prstGeom prst="rect">
+                      <a:avLst/>
+                    </a:prstGeom>
+                  </pic:spPr>
+                </pic:pic>
+              </a:graphicData>
+            </a:graphic>
+          </wp:inline>
+        </w:drawing>
+      </w:r>
+    </w:p>
+    <w:p>
+      <w:pPr>
+        <w:rPr>
+          <w:rFonts w:ascii="Times New Roman" w:hAnsi="Times New Roman" w:cs="Times New Roman"/>
+          <w:sz w:val="24"/>
+          <w:szCs w:val="24"/>
+        </w:rPr>
+      </w:pPr>
+      <w:r>
+        <w:rPr>
+          <w:rFonts w:ascii="Times New Roman" w:hAnsi="Times New Roman" w:cs="Times New Roman"/>
+          <w:sz w:val="24"/>
+          <w:szCs w:val="24"/>
+        </w:rPr>
+        <w:drawing>
+          <wp:inline distT="0" distB="0" distL="0" distR="0" wp14:anchorId="73BA6DA7" wp14:editId="3712CC68">
+            <wp:extent cx="5760720" cy="4196080"/>
+            <wp:effectExtent l="0" t="0" r="0" b="0"/>
+            <wp:docPr id="20" name="Image 20"/>
+            <wp:cNvGraphicFramePr>
+              <a:graphicFrameLocks xmlns:a="http://schemas.openxmlformats.org/drawingml/2006/main" noChangeAspect="1"/>
+            </wp:cNvGraphicFramePr>
+            <a:graphic xmlns:a="http://schemas.openxmlformats.org/drawingml/2006/main">
+              <a:graphicData uri="http://schemas.openxmlformats.org/drawingml/2006/picture">
+                <pic:pic xmlns:pic="http://schemas.openxmlformats.org/drawingml/2006/picture">
+                  <pic:nvPicPr>
+                    <pic:cNvPr id="1" name=""/>
+                    <pic:cNvPicPr/>
+                  </pic:nvPicPr>
+                  <pic:blipFill>
+                    <a:blip r:embed="rId24"/>
+                    <a:stretch>
+                      <a:fillRect/>
+                    </a:stretch>
+                  </pic:blipFill>
+                  <pic:spPr>
+                    <a:xfrm>
+                      <a:off x="0" y="0"/>
+                      <a:ext cx="5760720" cy="4196080"/>
+                    </a:xfrm>
+                    <a:prstGeom prst="rect">
+                      <a:avLst/>
+                    </a:prstGeom>
+                  </pic:spPr>
+                </pic:pic>
+              </a:graphicData>
+            </a:graphic>
+          </wp:inline>
+        </w:drawing>
+      </w:r>
+    </w:p>
+    <w:p>
+      <w:pPr>
+        <w:rPr>
+          <w:rFonts w:ascii="Times New Roman" w:hAnsi="Times New Roman" w:cs="Times New Roman"/>
+          <w:sz w:val="24"/>
+          <w:szCs w:val="24"/>
+        </w:rPr>
+      </w:pPr>
+    </w:p>
+    <w:p>
+      <w:pPr>
+        <w:autoSpaceDE w:val="0"/>
+        <w:autoSpaceDN w:val="0"/>
+        <w:adjustRightInd w:val="0"/>
+        <w:spacing w:after="0" w:line="240" w:lineRule="auto"/>
+        <w:rPr>
+          <w:rFonts w:ascii="CIDFont+F1" w:hAnsi="CIDFont+F1" w:cs="CIDFont+F1"/>
+          <w:kern w:val="0"/>
+          <w:sz w:val="21"/>
+          <w:szCs w:val="21"/>
+        </w:rPr>
+      </w:pPr>
+      <w:r>
+        <w:rPr>
+          <w:rFonts w:ascii="CIDFont+F1" w:hAnsi="CIDFont+F1" w:cs="CIDFont+F1"/>
+          <w:kern w:val="0"/>
+          <w:sz w:val="21"/>
+          <w:szCs w:val="21"/>
+        </w:rPr>
+        <w:t>3) Créer un prompt permettant de classer un ticket informatique dans une catégorie (réseau,</w:t>
+      </w:r>
+    </w:p>
+    <w:p>
+      <w:pPr>
+        <w:autoSpaceDE w:val="0"/>
+        <w:autoSpaceDN w:val="0"/>
+        <w:adjustRightInd w:val="0"/>
+        <w:spacing w:after="0" w:line="240" w:lineRule="auto"/>
+        <w:rPr>
+          <w:rFonts w:ascii="CIDFont+F1" w:hAnsi="CIDFont+F1" w:cs="CIDFont+F1"/>
+          <w:kern w:val="0"/>
+          <w:sz w:val="21"/>
+          <w:szCs w:val="21"/>
+        </w:rPr>
+      </w:pPr>
+      <w:r>
+        <w:rPr>
+          <w:rFonts w:ascii="CIDFont+F1" w:hAnsi="CIDFont+F1" w:cs="CIDFont+F1"/>
+          <w:kern w:val="0"/>
+          <w:sz w:val="21"/>
+          <w:szCs w:val="21"/>
+        </w:rPr>
+        <w:t>logiciel, matériel, sécurité, accès, autre). La réponse est au format JSON avec les champs</w:t>
+      </w:r>
+    </w:p>
+    <w:p>
+      <w:pPr>
+        <w:rPr>
+          <w:rFonts w:ascii="Times New Roman" w:hAnsi="Times New Roman" w:cs="Times New Roman"/>
+          <w:sz w:val="24"/>
+          <w:szCs w:val="24"/>
+        </w:rPr>
+      </w:pPr>
+      <w:r>
+        <w:rPr>
+          <w:rFonts w:ascii="CIDFont+F7" w:hAnsi="CIDFont+F7" w:cs="CIDFont+F7"/>
+          <w:kern w:val="0"/>
+          <w:sz w:val="17"/>
+          <w:szCs w:val="17"/>
+        </w:rPr>
+        <w:t xml:space="preserve">categorie </w:t>
+      </w:r>
+      <w:r>
+        <w:rPr>
+          <w:rFonts w:ascii="CIDFont+F1" w:hAnsi="CIDFont+F1" w:cs="CIDFont+F1"/>
+          <w:kern w:val="0"/>
+          <w:sz w:val="21"/>
+          <w:szCs w:val="21"/>
+        </w:rPr>
+        <w:t xml:space="preserve">et </w:t>
+      </w:r>
+      <w:r>
+        <w:rPr>
+          <w:rFonts w:ascii="CIDFont+F7" w:hAnsi="CIDFont+F7" w:cs="CIDFont+F7"/>
+          <w:kern w:val="0"/>
+          <w:sz w:val="17"/>
+          <w:szCs w:val="17"/>
+        </w:rPr>
+        <w:t>justification</w:t>
+      </w:r>
+    </w:p>
+    <w:p>
+      <w:pPr>
+        <w:spacing w:after="0" w:line="240" w:lineRule="auto"/>
+        <w:ind w:left="708"/>
+        <w:jc w:val="both"/>
+        <w:rPr>
+          <w:rFonts w:ascii="Times New Roman" w:eastAsia="Times New Roman" w:hAnsi="Times New Roman" w:cs="Times New Roman"/>
+          <w:color w:val="2F5496" w:themeColor="accent1" w:themeShade="BF"/>
+          <w:kern w:val="0"/>
+          <w:sz w:val="24"/>
+          <w:szCs w:val="24"/>
+          <w:lang w:eastAsia="fr-FR"/>
+          <w14:ligatures w14:val="none"/>
+        </w:rPr>
+      </w:pPr>
+      <w:r>
+        <w:rPr>
+          <w:rFonts w:ascii="Times New Roman" w:eastAsia="Times New Roman" w:hAnsi="Times New Roman" w:cs="Times New Roman"/>
+          <w:color w:val="2F5496" w:themeColor="accent1" w:themeShade="BF"/>
+          <w:kern w:val="0"/>
+          <w:sz w:val="24"/>
+          <w:szCs w:val="24"/>
+          <w:lang w:eastAsia="fr-FR"/>
+          <w14:ligatures w14:val="none"/>
+        </w:rPr>
+        <w:t>Tu es un expert en support informatique.</w:t>
+      </w:r>
+    </w:p>
+    <w:p>
+      <w:pPr>
+        <w:spacing w:after="0" w:line="240" w:lineRule="auto"/>
+        <w:ind w:left="708"/>
+        <w:jc w:val="both"/>
+        <w:rPr>
+          <w:rFonts w:ascii="Times New Roman" w:eastAsia="Times New Roman" w:hAnsi="Times New Roman" w:cs="Times New Roman"/>
+          <w:color w:val="2F5496" w:themeColor="accent1" w:themeShade="BF"/>
+          <w:kern w:val="0"/>
+          <w:sz w:val="24"/>
+          <w:szCs w:val="24"/>
+          <w:lang w:eastAsia="fr-FR"/>
+          <w14:ligatures w14:val="none"/>
+        </w:rPr>
+      </w:pPr>
+      <w:r>
+        <w:rPr>
+          <w:rFonts w:ascii="Times New Roman" w:eastAsia="Times New Roman" w:hAnsi="Times New Roman" w:cs="Times New Roman"/>
+          <w:color w:val="2F5496" w:themeColor="accent1" w:themeShade="BF"/>
+          <w:kern w:val="0"/>
+          <w:sz w:val="24"/>
+          <w:szCs w:val="24"/>
+          <w:lang w:eastAsia="fr-FR"/>
+          <w14:ligatures w14:val="none"/>
+        </w:rPr>
+        <w:t>Classe le ticket informatique suivant dans une seule des catégories suivantes : réseau, logiciel, matériel, sécurité, accès ou autre.</w:t>
+      </w:r>
+    </w:p>
+    <w:p>
+      <w:pPr>
+        <w:spacing w:after="0" w:line="240" w:lineRule="auto"/>
+        <w:ind w:left="708"/>
+        <w:jc w:val="both"/>
+        <w:rPr>
+          <w:rFonts w:ascii="Times New Roman" w:eastAsia="Times New Roman" w:hAnsi="Times New Roman" w:cs="Times New Roman"/>
+          <w:color w:val="2F5496" w:themeColor="accent1" w:themeShade="BF"/>
+          <w:kern w:val="0"/>
+          <w:sz w:val="24"/>
+          <w:szCs w:val="24"/>
+          <w:lang w:eastAsia="fr-FR"/>
+          <w14:ligatures w14:val="none"/>
+        </w:rPr>
+      </w:pPr>
+      <w:r>
+        <w:rPr>
+          <w:rFonts w:ascii="Times New Roman" w:eastAsia="Times New Roman" w:hAnsi="Times New Roman" w:cs="Times New Roman"/>
+          <w:color w:val="2F5496" w:themeColor="accent1" w:themeShade="BF"/>
+          <w:kern w:val="0"/>
+          <w:sz w:val="24"/>
+          <w:szCs w:val="24"/>
+          <w:lang w:eastAsia="fr-FR"/>
+          <w14:ligatures w14:val="none"/>
+        </w:rPr>
+        <w:t>Retourne uniquement un JSON avec les champs categorie et justification.</w:t>
+      </w:r>
+    </w:p>
+    <w:p>
+      <w:pPr>
+        <w:spacing w:after="0" w:line="240" w:lineRule="auto"/>
+        <w:ind w:left="708"/>
+        <w:jc w:val="both"/>
+        <w:rPr>
+          <w:rFonts w:ascii="Times New Roman" w:eastAsia="Times New Roman" w:hAnsi="Times New Roman" w:cs="Times New Roman"/>
+          <w:kern w:val="0"/>
+          <w:sz w:val="24"/>
+          <w:szCs w:val="24"/>
+          <w:lang w:eastAsia="fr-FR"/>
+          <w14:ligatures w14:val="none"/>
+        </w:rPr>
+      </w:pPr>
+      <w:r>
+        <w:rPr>
+          <w:rFonts w:ascii="Times New Roman" w:eastAsia="Times New Roman" w:hAnsi="Times New Roman" w:cs="Times New Roman"/>
+          <w:color w:val="2F5496" w:themeColor="accent1" w:themeShade="BF"/>
+          <w:kern w:val="0"/>
+          <w:sz w:val="24"/>
+          <w:szCs w:val="24"/>
+          <w:lang w:eastAsia="fr-FR"/>
+          <w14:ligatures w14:val="none"/>
+        </w:rPr>
+        <w:t>La catégorie doit obligatoirement être l'une des six catégories indiquées</w:t>
+      </w:r>
+      <w:r>
+        <w:rPr>
+          <w:rFonts w:ascii="Times New Roman" w:eastAsia="Times New Roman" w:hAnsi="Times New Roman" w:cs="Times New Roman"/>
+          <w:kern w:val="0"/>
+          <w:sz w:val="24"/>
+          <w:szCs w:val="24"/>
+          <w:lang w:eastAsia="fr-FR"/>
+          <w14:ligatures w14:val="none"/>
+        </w:rPr>
+        <w:t>.</w:t>
+      </w:r>
+    </w:p>
+    <w:p>
+      <w:pPr>
+        <w:spacing w:after="0" w:line="240" w:lineRule="auto"/>
+        <w:jc w:val="both"/>
+        <w:rPr>
+          <w:rFonts w:ascii="Times New Roman" w:eastAsia="Times New Roman" w:hAnsi="Times New Roman" w:cs="Times New Roman"/>
+          <w:kern w:val="0"/>
+          <w:sz w:val="24"/>
+          <w:szCs w:val="24"/>
+          <w:lang w:eastAsia="fr-FR"/>
+          <w14:ligatures w14:val="none"/>
+        </w:rPr>
+      </w:pPr>
+    </w:p>
+    <w:p>
+      <w:pPr>
+        <w:spacing w:after="0" w:line="240" w:lineRule="auto"/>
+        <w:jc w:val="both"/>
+        <w:rPr>
+          <w:rFonts w:ascii="Times New Roman" w:eastAsia="Times New Roman" w:hAnsi="Times New Roman" w:cs="Times New Roman"/>
+          <w:kern w:val="0"/>
+          <w:sz w:val="24"/>
+          <w:szCs w:val="24"/>
+          <w:lang w:eastAsia="fr-FR"/>
+          <w14:ligatures w14:val="none"/>
+        </w:rPr>
+      </w:pPr>
+      <w:r>
+        <w:rPr>
+          <w:rFonts w:ascii="Times New Roman" w:eastAsia="Times New Roman" w:hAnsi="Times New Roman" w:cs="Times New Roman"/>
+          <w:kern w:val="0"/>
+          <w:sz w:val="24"/>
+          <w:szCs w:val="24"/>
+          <w:lang w:eastAsia="fr-FR"/>
+          <w14:ligatures w14:val="none"/>
+        </w:rPr>
+        <w:drawing>
+          <wp:inline distT="0" distB="0" distL="0" distR="0" wp14:anchorId="39EA851A" wp14:editId="059670D4">
+            <wp:extent cx="5760720" cy="1151890"/>
+            <wp:effectExtent l="0" t="0" r="0" b="0"/>
+            <wp:docPr id="21" name="Image 21"/>
+            <wp:cNvGraphicFramePr>
+              <a:graphicFrameLocks xmlns:a="http://schemas.openxmlformats.org/drawingml/2006/main" noChangeAspect="1"/>
+            </wp:cNvGraphicFramePr>
+            <a:graphic xmlns:a="http://schemas.openxmlformats.org/drawingml/2006/main">
+              <a:graphicData uri="http://schemas.openxmlformats.org/drawingml/2006/picture">
+                <pic:pic xmlns:pic="http://schemas.openxmlformats.org/drawingml/2006/picture">
+                  <pic:nvPicPr>
+                    <pic:cNvPr id="1" name=""/>
+                    <pic:cNvPicPr/>
+                  </pic:nvPicPr>
+                  <pic:blipFill>
+                    <a:blip r:embed="rId25"/>
+                    <a:stretch>
+                      <a:fillRect/>
+                    </a:stretch>
+                  </pic:blipFill>
+                  <pic:spPr>
+                    <a:xfrm>
+                      <a:off x="0" y="0"/>
+                      <a:ext cx="5760720" cy="1151890"/>
+                    </a:xfrm>
+                    <a:prstGeom prst="rect">
+                      <a:avLst/>
+                    </a:prstGeom>
+                  </pic:spPr>
+                </pic:pic>
+              </a:graphicData>
+            </a:graphic>
+          </wp:inline>
+        </w:drawing>
+      </w:r>
+    </w:p>
+    <w:p>
+      <w:pPr>
+        <w:spacing w:after="0" w:line="240" w:lineRule="auto"/>
+        <w:rPr>
+          <w:rFonts w:ascii="Times New Roman" w:eastAsia="Times New Roman" w:hAnsi="Times New Roman" w:cs="Times New Roman"/>
+          <w:kern w:val="0"/>
+          <w:sz w:val="24"/>
+          <w:szCs w:val="24"/>
+          <w:lang w:eastAsia="fr-FR"/>
+          <w14:ligatures w14:val="none"/>
+        </w:rPr>
+      </w:pPr>
+    </w:p>
+    <w:p>
+      <w:pPr>
+        <w:rPr>
+          <w:rFonts w:ascii="Times New Roman" w:hAnsi="Times New Roman" w:cs="Times New Roman"/>
+          <w:sz w:val="24"/>
+          <w:szCs w:val="24"/>
+        </w:rPr>
+      </w:pPr>
+    </w:p>
     <w:sectPr>
-      <w:headerReference w:type="default" r:id="rId22"/>
-      <w:footerReference w:type="default" r:id="rId23"/>
+      <w:headerReference w:type="default" r:id="rId26"/>
+      <w:footerReference w:type="default" r:id="rId27"/>
       <w:pgSz w:w="11906" w:h="16838"/>
       <w:pgMar w:top="1417" w:right="1417" w:bottom="1417" w:left="1417" w:header="708" w:footer="708" w:gutter="0"/>
       <w:pgBorders w:offsetFrom="page">

--- a/Atelier Prompt.docx
+++ b/Atelier Prompt.docx
@@ -6493,6 +6493,7 @@
       <w:r>
         <w:rPr>
           <w:rFonts w:ascii="Times New Roman" w:hAnsi="Times New Roman" w:cs="Times New Roman"/>
+          <w:noProof/>
           <w:sz w:val="24"/>
           <w:szCs w:val="24"/>
         </w:rPr>
@@ -6544,6 +6545,7 @@
       <w:r>
         <w:rPr>
           <w:rFonts w:ascii="Times New Roman" w:hAnsi="Times New Roman" w:cs="Times New Roman"/>
+          <w:noProof/>
           <w:sz w:val="24"/>
           <w:szCs w:val="24"/>
         </w:rPr>
@@ -6596,6 +6598,7 @@
       <w:r>
         <w:rPr>
           <w:rFonts w:ascii="Times New Roman" w:hAnsi="Times New Roman" w:cs="Times New Roman"/>
+          <w:noProof/>
           <w:sz w:val="24"/>
           <w:szCs w:val="24"/>
         </w:rPr>
@@ -6879,6 +6882,7 @@
       <w:r>
         <w:rPr>
           <w:rFonts w:ascii="Times New Roman" w:eastAsia="Times New Roman" w:hAnsi="Times New Roman" w:cs="Times New Roman"/>
+          <w:noProof/>
           <w:kern w:val="0"/>
           <w:sz w:val="24"/>
           <w:szCs w:val="24"/>
@@ -6924,16 +6928,1131 @@
     </w:p>
     <w:p>
       <w:pPr>
-        <w:spacing w:after="0" w:line="240" w:lineRule="auto"/>
-        <w:rPr>
-          <w:rFonts w:ascii="Times New Roman" w:eastAsia="Times New Roman" w:hAnsi="Times New Roman" w:cs="Times New Roman"/>
-          <w:kern w:val="0"/>
-          <w:sz w:val="24"/>
-          <w:szCs w:val="24"/>
-          <w:lang w:eastAsia="fr-FR"/>
-          <w14:ligatures w14:val="none"/>
-        </w:rPr>
-      </w:pPr>
+        <w:rPr>
+          <w:rFonts w:ascii="Times New Roman" w:hAnsi="Times New Roman" w:cs="Times New Roman"/>
+          <w:sz w:val="24"/>
+          <w:szCs w:val="24"/>
+        </w:rPr>
+      </w:pPr>
+    </w:p>
+    <w:p>
+      <w:pPr>
+        <w:autoSpaceDE w:val="0"/>
+        <w:autoSpaceDN w:val="0"/>
+        <w:adjustRightInd w:val="0"/>
+        <w:spacing w:after="0" w:line="240" w:lineRule="auto"/>
+        <w:rPr>
+          <w:rFonts w:ascii="CIDFont+F1" w:hAnsi="CIDFont+F1" w:cs="CIDFont+F1"/>
+          <w:kern w:val="0"/>
+          <w:sz w:val="21"/>
+          <w:szCs w:val="21"/>
+        </w:rPr>
+      </w:pPr>
+      <w:r>
+        <w:rPr>
+          <w:rFonts w:ascii="CIDFont+F1" w:hAnsi="CIDFont+F1" w:cs="CIDFont+F1"/>
+          <w:kern w:val="0"/>
+          <w:sz w:val="21"/>
+          <w:szCs w:val="21"/>
+        </w:rPr>
+        <w:t>4) Créer un prompt permettant d’extraire, à partir d’une facture, les infos (numéro_facture,</w:t>
+      </w:r>
+    </w:p>
+    <w:p>
+      <w:pPr>
+        <w:autoSpaceDE w:val="0"/>
+        <w:autoSpaceDN w:val="0"/>
+        <w:adjustRightInd w:val="0"/>
+        <w:spacing w:after="0" w:line="240" w:lineRule="auto"/>
+        <w:rPr>
+          <w:rFonts w:ascii="CIDFont+F7" w:hAnsi="CIDFont+F7" w:cs="CIDFont+F7"/>
+          <w:kern w:val="0"/>
+          <w:sz w:val="17"/>
+          <w:szCs w:val="17"/>
+        </w:rPr>
+      </w:pPr>
+      <w:r>
+        <w:rPr>
+          <w:rFonts w:ascii="CIDFont+F1" w:hAnsi="CIDFont+F1" w:cs="CIDFont+F1"/>
+          <w:kern w:val="0"/>
+          <w:sz w:val="21"/>
+          <w:szCs w:val="21"/>
+        </w:rPr>
+        <w:t xml:space="preserve">date, client, montant_ht, tva, montant_ttc). Retourner uniquement un JSON valide avec </w:t>
+      </w:r>
+      <w:r>
+        <w:rPr>
+          <w:rFonts w:ascii="CIDFont+F7" w:hAnsi="CIDFont+F7" w:cs="CIDFont+F7"/>
+          <w:kern w:val="0"/>
+          <w:sz w:val="17"/>
+          <w:szCs w:val="17"/>
+        </w:rPr>
+        <w:t>null</w:t>
+      </w:r>
+    </w:p>
+    <w:p>
+      <w:pPr>
+        <w:rPr>
+          <w:rFonts w:ascii="CIDFont+F1" w:hAnsi="CIDFont+F1" w:cs="CIDFont+F1"/>
+          <w:kern w:val="0"/>
+          <w:sz w:val="21"/>
+          <w:szCs w:val="21"/>
+        </w:rPr>
+      </w:pPr>
+      <w:r>
+        <w:rPr>
+          <w:rFonts w:ascii="CIDFont+F1" w:hAnsi="CIDFont+F1" w:cs="CIDFont+F1"/>
+          <w:kern w:val="0"/>
+          <w:sz w:val="21"/>
+          <w:szCs w:val="21"/>
+        </w:rPr>
+        <w:t>si une info est absente</w:t>
+      </w:r>
+    </w:p>
+    <w:p>
+      <w:pPr>
+        <w:spacing w:before="100" w:beforeAutospacing="1" w:after="100" w:afterAutospacing="1" w:line="240" w:lineRule="auto"/>
+        <w:rPr>
+          <w:rFonts w:ascii="Times New Roman" w:eastAsia="Times New Roman" w:hAnsi="Times New Roman" w:cs="Times New Roman"/>
+          <w:kern w:val="0"/>
+          <w:sz w:val="24"/>
+          <w:szCs w:val="24"/>
+          <w:lang w:eastAsia="fr-FR"/>
+          <w14:ligatures w14:val="none"/>
+        </w:rPr>
+      </w:pPr>
+      <w:r>
+        <w:rPr>
+          <w:rFonts w:ascii="Times New Roman" w:eastAsia="Times New Roman" w:hAnsi="Times New Roman" w:cs="Times New Roman"/>
+          <w:kern w:val="0"/>
+          <w:sz w:val="24"/>
+          <w:szCs w:val="24"/>
+          <w:lang w:eastAsia="fr-FR"/>
+          <w14:ligatures w14:val="none"/>
+        </w:rPr>
+        <w:t>Tu es un expert en traitement de documents.</w:t>
+      </w:r>
+    </w:p>
+    <w:p>
+      <w:pPr>
+        <w:spacing w:before="100" w:beforeAutospacing="1" w:after="100" w:afterAutospacing="1" w:line="240" w:lineRule="auto"/>
+        <w:rPr>
+          <w:rFonts w:ascii="Times New Roman" w:eastAsia="Times New Roman" w:hAnsi="Times New Roman" w:cs="Times New Roman"/>
+          <w:kern w:val="0"/>
+          <w:sz w:val="24"/>
+          <w:szCs w:val="24"/>
+          <w:lang w:eastAsia="fr-FR"/>
+          <w14:ligatures w14:val="none"/>
+        </w:rPr>
+      </w:pPr>
+      <w:r>
+        <w:rPr>
+          <w:rFonts w:ascii="Times New Roman" w:eastAsia="Times New Roman" w:hAnsi="Times New Roman" w:cs="Times New Roman"/>
+          <w:kern w:val="0"/>
+          <w:sz w:val="24"/>
+          <w:szCs w:val="24"/>
+          <w:lang w:eastAsia="fr-FR"/>
+          <w14:ligatures w14:val="none"/>
+        </w:rPr>
+        <w:t>À partir de la facture suivante, extrais les informations suivantes :</w:t>
+      </w:r>
+    </w:p>
+    <w:p>
+      <w:pPr>
+        <w:numPr>
+          <w:ilvl w:val="0"/>
+          <w:numId w:val="13"/>
+        </w:numPr>
+        <w:spacing w:before="100" w:beforeAutospacing="1" w:after="100" w:afterAutospacing="1" w:line="240" w:lineRule="auto"/>
+        <w:rPr>
+          <w:rFonts w:ascii="Times New Roman" w:eastAsia="Times New Roman" w:hAnsi="Times New Roman" w:cs="Times New Roman"/>
+          <w:kern w:val="0"/>
+          <w:sz w:val="24"/>
+          <w:szCs w:val="24"/>
+          <w:lang w:eastAsia="fr-FR"/>
+          <w14:ligatures w14:val="none"/>
+        </w:rPr>
+      </w:pPr>
+      <w:r>
+        <w:rPr>
+          <w:rFonts w:ascii="Courier New" w:eastAsia="Times New Roman" w:hAnsi="Courier New" w:cs="Courier New"/>
+          <w:kern w:val="0"/>
+          <w:sz w:val="20"/>
+          <w:szCs w:val="20"/>
+          <w:lang w:eastAsia="fr-FR"/>
+          <w14:ligatures w14:val="none"/>
+        </w:rPr>
+        <w:t>numero_facture</w:t>
+      </w:r>
+    </w:p>
+    <w:p>
+      <w:pPr>
+        <w:numPr>
+          <w:ilvl w:val="0"/>
+          <w:numId w:val="13"/>
+        </w:numPr>
+        <w:spacing w:before="100" w:beforeAutospacing="1" w:after="100" w:afterAutospacing="1" w:line="240" w:lineRule="auto"/>
+        <w:rPr>
+          <w:rFonts w:ascii="Times New Roman" w:eastAsia="Times New Roman" w:hAnsi="Times New Roman" w:cs="Times New Roman"/>
+          <w:kern w:val="0"/>
+          <w:sz w:val="24"/>
+          <w:szCs w:val="24"/>
+          <w:lang w:eastAsia="fr-FR"/>
+          <w14:ligatures w14:val="none"/>
+        </w:rPr>
+      </w:pPr>
+      <w:r>
+        <w:rPr>
+          <w:rFonts w:ascii="Courier New" w:eastAsia="Times New Roman" w:hAnsi="Courier New" w:cs="Courier New"/>
+          <w:kern w:val="0"/>
+          <w:sz w:val="20"/>
+          <w:szCs w:val="20"/>
+          <w:lang w:eastAsia="fr-FR"/>
+          <w14:ligatures w14:val="none"/>
+        </w:rPr>
+        <w:t>date</w:t>
+      </w:r>
+    </w:p>
+    <w:p>
+      <w:pPr>
+        <w:numPr>
+          <w:ilvl w:val="0"/>
+          <w:numId w:val="13"/>
+        </w:numPr>
+        <w:spacing w:before="100" w:beforeAutospacing="1" w:after="100" w:afterAutospacing="1" w:line="240" w:lineRule="auto"/>
+        <w:rPr>
+          <w:rFonts w:ascii="Times New Roman" w:eastAsia="Times New Roman" w:hAnsi="Times New Roman" w:cs="Times New Roman"/>
+          <w:kern w:val="0"/>
+          <w:sz w:val="24"/>
+          <w:szCs w:val="24"/>
+          <w:lang w:eastAsia="fr-FR"/>
+          <w14:ligatures w14:val="none"/>
+        </w:rPr>
+      </w:pPr>
+      <w:r>
+        <w:rPr>
+          <w:rFonts w:ascii="Courier New" w:eastAsia="Times New Roman" w:hAnsi="Courier New" w:cs="Courier New"/>
+          <w:kern w:val="0"/>
+          <w:sz w:val="20"/>
+          <w:szCs w:val="20"/>
+          <w:lang w:eastAsia="fr-FR"/>
+          <w14:ligatures w14:val="none"/>
+        </w:rPr>
+        <w:t>client</w:t>
+      </w:r>
+    </w:p>
+    <w:p>
+      <w:pPr>
+        <w:numPr>
+          <w:ilvl w:val="0"/>
+          <w:numId w:val="13"/>
+        </w:numPr>
+        <w:spacing w:before="100" w:beforeAutospacing="1" w:after="100" w:afterAutospacing="1" w:line="240" w:lineRule="auto"/>
+        <w:rPr>
+          <w:rFonts w:ascii="Times New Roman" w:eastAsia="Times New Roman" w:hAnsi="Times New Roman" w:cs="Times New Roman"/>
+          <w:kern w:val="0"/>
+          <w:sz w:val="24"/>
+          <w:szCs w:val="24"/>
+          <w:lang w:eastAsia="fr-FR"/>
+          <w14:ligatures w14:val="none"/>
+        </w:rPr>
+      </w:pPr>
+      <w:r>
+        <w:rPr>
+          <w:rFonts w:ascii="Courier New" w:eastAsia="Times New Roman" w:hAnsi="Courier New" w:cs="Courier New"/>
+          <w:kern w:val="0"/>
+          <w:sz w:val="20"/>
+          <w:szCs w:val="20"/>
+          <w:lang w:eastAsia="fr-FR"/>
+          <w14:ligatures w14:val="none"/>
+        </w:rPr>
+        <w:t>montant_ht</w:t>
+      </w:r>
+    </w:p>
+    <w:p>
+      <w:pPr>
+        <w:numPr>
+          <w:ilvl w:val="0"/>
+          <w:numId w:val="13"/>
+        </w:numPr>
+        <w:spacing w:before="100" w:beforeAutospacing="1" w:after="100" w:afterAutospacing="1" w:line="240" w:lineRule="auto"/>
+        <w:rPr>
+          <w:rFonts w:ascii="Times New Roman" w:eastAsia="Times New Roman" w:hAnsi="Times New Roman" w:cs="Times New Roman"/>
+          <w:kern w:val="0"/>
+          <w:sz w:val="24"/>
+          <w:szCs w:val="24"/>
+          <w:lang w:eastAsia="fr-FR"/>
+          <w14:ligatures w14:val="none"/>
+        </w:rPr>
+      </w:pPr>
+      <w:r>
+        <w:rPr>
+          <w:rFonts w:ascii="Courier New" w:eastAsia="Times New Roman" w:hAnsi="Courier New" w:cs="Courier New"/>
+          <w:kern w:val="0"/>
+          <w:sz w:val="20"/>
+          <w:szCs w:val="20"/>
+          <w:lang w:eastAsia="fr-FR"/>
+          <w14:ligatures w14:val="none"/>
+        </w:rPr>
+        <w:t>tva</w:t>
+      </w:r>
+    </w:p>
+    <w:p>
+      <w:pPr>
+        <w:numPr>
+          <w:ilvl w:val="0"/>
+          <w:numId w:val="13"/>
+        </w:numPr>
+        <w:spacing w:before="100" w:beforeAutospacing="1" w:after="100" w:afterAutospacing="1" w:line="240" w:lineRule="auto"/>
+        <w:rPr>
+          <w:rFonts w:ascii="Times New Roman" w:eastAsia="Times New Roman" w:hAnsi="Times New Roman" w:cs="Times New Roman"/>
+          <w:kern w:val="0"/>
+          <w:sz w:val="24"/>
+          <w:szCs w:val="24"/>
+          <w:lang w:eastAsia="fr-FR"/>
+          <w14:ligatures w14:val="none"/>
+        </w:rPr>
+      </w:pPr>
+      <w:r>
+        <w:rPr>
+          <w:rFonts w:ascii="Courier New" w:eastAsia="Times New Roman" w:hAnsi="Courier New" w:cs="Courier New"/>
+          <w:kern w:val="0"/>
+          <w:sz w:val="20"/>
+          <w:szCs w:val="20"/>
+          <w:lang w:eastAsia="fr-FR"/>
+          <w14:ligatures w14:val="none"/>
+        </w:rPr>
+        <w:t>montant_ttc</w:t>
+      </w:r>
+    </w:p>
+    <w:p>
+      <w:pPr>
+        <w:spacing w:before="100" w:beforeAutospacing="1" w:after="100" w:afterAutospacing="1" w:line="240" w:lineRule="auto"/>
+        <w:rPr>
+          <w:rFonts w:ascii="Times New Roman" w:eastAsia="Times New Roman" w:hAnsi="Times New Roman" w:cs="Times New Roman"/>
+          <w:kern w:val="0"/>
+          <w:sz w:val="24"/>
+          <w:szCs w:val="24"/>
+          <w:lang w:eastAsia="fr-FR"/>
+          <w14:ligatures w14:val="none"/>
+        </w:rPr>
+      </w:pPr>
+      <w:r>
+        <w:rPr>
+          <w:rFonts w:ascii="Times New Roman" w:eastAsia="Times New Roman" w:hAnsi="Times New Roman" w:cs="Times New Roman"/>
+          <w:kern w:val="0"/>
+          <w:sz w:val="24"/>
+          <w:szCs w:val="24"/>
+          <w:lang w:eastAsia="fr-FR"/>
+          <w14:ligatures w14:val="none"/>
+        </w:rPr>
+        <w:t>Retourne uniquement un JSON valide avec ces six champs.</w:t>
+      </w:r>
+    </w:p>
+    <w:p>
+      <w:pPr>
+        <w:spacing w:before="100" w:beforeAutospacing="1" w:after="100" w:afterAutospacing="1" w:line="240" w:lineRule="auto"/>
+        <w:rPr>
+          <w:rFonts w:ascii="Times New Roman" w:eastAsia="Times New Roman" w:hAnsi="Times New Roman" w:cs="Times New Roman"/>
+          <w:kern w:val="0"/>
+          <w:sz w:val="24"/>
+          <w:szCs w:val="24"/>
+          <w:lang w:eastAsia="fr-FR"/>
+          <w14:ligatures w14:val="none"/>
+        </w:rPr>
+      </w:pPr>
+      <w:r>
+        <w:rPr>
+          <w:rFonts w:ascii="Times New Roman" w:eastAsia="Times New Roman" w:hAnsi="Times New Roman" w:cs="Times New Roman"/>
+          <w:kern w:val="0"/>
+          <w:sz w:val="24"/>
+          <w:szCs w:val="24"/>
+          <w:lang w:eastAsia="fr-FR"/>
+          <w14:ligatures w14:val="none"/>
+        </w:rPr>
+        <w:t xml:space="preserve">Si une information est absente de la facture, utilise </w:t>
+      </w:r>
+      <w:r>
+        <w:rPr>
+          <w:rFonts w:ascii="Courier New" w:eastAsia="Times New Roman" w:hAnsi="Courier New" w:cs="Courier New"/>
+          <w:kern w:val="0"/>
+          <w:sz w:val="20"/>
+          <w:szCs w:val="20"/>
+          <w:lang w:eastAsia="fr-FR"/>
+          <w14:ligatures w14:val="none"/>
+        </w:rPr>
+        <w:t>null</w:t>
+      </w:r>
+      <w:r>
+        <w:rPr>
+          <w:rFonts w:ascii="Times New Roman" w:eastAsia="Times New Roman" w:hAnsi="Times New Roman" w:cs="Times New Roman"/>
+          <w:kern w:val="0"/>
+          <w:sz w:val="24"/>
+          <w:szCs w:val="24"/>
+          <w:lang w:eastAsia="fr-FR"/>
+          <w14:ligatures w14:val="none"/>
+        </w:rPr>
+        <w:t>.</w:t>
+      </w:r>
+    </w:p>
+    <w:p>
+      <w:pPr>
+        <w:spacing w:before="100" w:beforeAutospacing="1" w:after="100" w:afterAutospacing="1" w:line="240" w:lineRule="auto"/>
+        <w:rPr>
+          <w:rFonts w:ascii="Times New Roman" w:eastAsia="Times New Roman" w:hAnsi="Times New Roman" w:cs="Times New Roman"/>
+          <w:kern w:val="0"/>
+          <w:sz w:val="24"/>
+          <w:szCs w:val="24"/>
+          <w:lang w:eastAsia="fr-FR"/>
+          <w14:ligatures w14:val="none"/>
+        </w:rPr>
+      </w:pPr>
+      <w:r>
+        <w:rPr>
+          <w:rFonts w:ascii="Times New Roman" w:eastAsia="Times New Roman" w:hAnsi="Times New Roman" w:cs="Times New Roman"/>
+          <w:kern w:val="0"/>
+          <w:sz w:val="24"/>
+          <w:szCs w:val="24"/>
+          <w:lang w:eastAsia="fr-FR"/>
+          <w14:ligatures w14:val="none"/>
+        </w:rPr>
+        <w:t>N'invente aucune information.</w:t>
+      </w:r>
+    </w:p>
+    <w:p>
+      <w:pPr>
+        <w:spacing w:after="0" w:line="240" w:lineRule="auto"/>
+        <w:ind w:left="708"/>
+        <w:outlineLvl w:val="2"/>
+        <w:rPr>
+          <w:rFonts w:ascii="Times New Roman" w:eastAsia="Times New Roman" w:hAnsi="Times New Roman" w:cs="Times New Roman"/>
+          <w:b/>
+          <w:bCs/>
+          <w:color w:val="2F5496" w:themeColor="accent1" w:themeShade="BF"/>
+          <w:kern w:val="0"/>
+          <w:sz w:val="27"/>
+          <w:szCs w:val="27"/>
+          <w:lang w:eastAsia="fr-FR"/>
+          <w14:ligatures w14:val="none"/>
+        </w:rPr>
+      </w:pPr>
+      <w:r>
+        <w:rPr>
+          <w:rFonts w:ascii="Times New Roman" w:eastAsia="Times New Roman" w:hAnsi="Times New Roman" w:cs="Times New Roman"/>
+          <w:b/>
+          <w:bCs/>
+          <w:color w:val="2F5496" w:themeColor="accent1" w:themeShade="BF"/>
+          <w:kern w:val="0"/>
+          <w:sz w:val="27"/>
+          <w:szCs w:val="27"/>
+          <w:lang w:eastAsia="fr-FR"/>
+          <w14:ligatures w14:val="none"/>
+        </w:rPr>
+        <w:t>Facture</w:t>
+      </w:r>
+    </w:p>
+    <w:p>
+      <w:pPr>
+        <w:spacing w:after="0" w:line="240" w:lineRule="auto"/>
+        <w:ind w:left="708"/>
+        <w:rPr>
+          <w:rFonts w:ascii="Times New Roman" w:eastAsia="Times New Roman" w:hAnsi="Times New Roman" w:cs="Times New Roman"/>
+          <w:color w:val="2F5496" w:themeColor="accent1" w:themeShade="BF"/>
+          <w:kern w:val="0"/>
+          <w:sz w:val="24"/>
+          <w:szCs w:val="24"/>
+          <w:lang w:eastAsia="fr-FR"/>
+          <w14:ligatures w14:val="none"/>
+        </w:rPr>
+      </w:pPr>
+      <w:r>
+        <w:rPr>
+          <w:rFonts w:ascii="Times New Roman" w:eastAsia="Times New Roman" w:hAnsi="Times New Roman" w:cs="Times New Roman"/>
+          <w:b/>
+          <w:bCs/>
+          <w:color w:val="2F5496" w:themeColor="accent1" w:themeShade="BF"/>
+          <w:kern w:val="0"/>
+          <w:sz w:val="24"/>
+          <w:szCs w:val="24"/>
+          <w:lang w:eastAsia="fr-FR"/>
+          <w14:ligatures w14:val="none"/>
+        </w:rPr>
+        <w:t>FACTURE</w:t>
+      </w:r>
+    </w:p>
+    <w:p>
+      <w:pPr>
+        <w:spacing w:after="0" w:line="240" w:lineRule="auto"/>
+        <w:ind w:left="708"/>
+        <w:rPr>
+          <w:rFonts w:ascii="Times New Roman" w:eastAsia="Times New Roman" w:hAnsi="Times New Roman" w:cs="Times New Roman"/>
+          <w:color w:val="2F5496" w:themeColor="accent1" w:themeShade="BF"/>
+          <w:kern w:val="0"/>
+          <w:sz w:val="24"/>
+          <w:szCs w:val="24"/>
+          <w:lang w:eastAsia="fr-FR"/>
+          <w14:ligatures w14:val="none"/>
+        </w:rPr>
+      </w:pPr>
+      <w:r>
+        <w:rPr>
+          <w:rFonts w:ascii="Times New Roman" w:eastAsia="Times New Roman" w:hAnsi="Times New Roman" w:cs="Times New Roman"/>
+          <w:b/>
+          <w:bCs/>
+          <w:color w:val="2F5496" w:themeColor="accent1" w:themeShade="BF"/>
+          <w:kern w:val="0"/>
+          <w:sz w:val="24"/>
+          <w:szCs w:val="24"/>
+          <w:lang w:eastAsia="fr-FR"/>
+          <w14:ligatures w14:val="none"/>
+        </w:rPr>
+        <w:t>Numéro de facture :</w:t>
+      </w:r>
+      <w:r>
+        <w:rPr>
+          <w:rFonts w:ascii="Times New Roman" w:eastAsia="Times New Roman" w:hAnsi="Times New Roman" w:cs="Times New Roman"/>
+          <w:color w:val="2F5496" w:themeColor="accent1" w:themeShade="BF"/>
+          <w:kern w:val="0"/>
+          <w:sz w:val="24"/>
+          <w:szCs w:val="24"/>
+          <w:lang w:eastAsia="fr-FR"/>
+          <w14:ligatures w14:val="none"/>
+        </w:rPr>
+        <w:t xml:space="preserve"> FAC-2026-0047</w:t>
+      </w:r>
+    </w:p>
+    <w:p>
+      <w:pPr>
+        <w:spacing w:after="0" w:line="240" w:lineRule="auto"/>
+        <w:ind w:left="708"/>
+        <w:rPr>
+          <w:rFonts w:ascii="Times New Roman" w:eastAsia="Times New Roman" w:hAnsi="Times New Roman" w:cs="Times New Roman"/>
+          <w:color w:val="2F5496" w:themeColor="accent1" w:themeShade="BF"/>
+          <w:kern w:val="0"/>
+          <w:sz w:val="24"/>
+          <w:szCs w:val="24"/>
+          <w:lang w:eastAsia="fr-FR"/>
+          <w14:ligatures w14:val="none"/>
+        </w:rPr>
+      </w:pPr>
+      <w:r>
+        <w:rPr>
+          <w:rFonts w:ascii="Times New Roman" w:eastAsia="Times New Roman" w:hAnsi="Times New Roman" w:cs="Times New Roman"/>
+          <w:b/>
+          <w:bCs/>
+          <w:color w:val="2F5496" w:themeColor="accent1" w:themeShade="BF"/>
+          <w:kern w:val="0"/>
+          <w:sz w:val="24"/>
+          <w:szCs w:val="24"/>
+          <w:lang w:eastAsia="fr-FR"/>
+          <w14:ligatures w14:val="none"/>
+        </w:rPr>
+        <w:t>Date :</w:t>
+      </w:r>
+      <w:r>
+        <w:rPr>
+          <w:rFonts w:ascii="Times New Roman" w:eastAsia="Times New Roman" w:hAnsi="Times New Roman" w:cs="Times New Roman"/>
+          <w:color w:val="2F5496" w:themeColor="accent1" w:themeShade="BF"/>
+          <w:kern w:val="0"/>
+          <w:sz w:val="24"/>
+          <w:szCs w:val="24"/>
+          <w:lang w:eastAsia="fr-FR"/>
+          <w14:ligatures w14:val="none"/>
+        </w:rPr>
+        <w:t xml:space="preserve"> 11/09/2026</w:t>
+      </w:r>
+    </w:p>
+    <w:p>
+      <w:pPr>
+        <w:spacing w:after="0" w:line="240" w:lineRule="auto"/>
+        <w:ind w:left="708"/>
+        <w:rPr>
+          <w:rFonts w:ascii="Times New Roman" w:eastAsia="Times New Roman" w:hAnsi="Times New Roman" w:cs="Times New Roman"/>
+          <w:color w:val="2F5496" w:themeColor="accent1" w:themeShade="BF"/>
+          <w:kern w:val="0"/>
+          <w:sz w:val="24"/>
+          <w:szCs w:val="24"/>
+          <w:lang w:eastAsia="fr-FR"/>
+          <w14:ligatures w14:val="none"/>
+        </w:rPr>
+      </w:pPr>
+      <w:r>
+        <w:rPr>
+          <w:rFonts w:ascii="Times New Roman" w:eastAsia="Times New Roman" w:hAnsi="Times New Roman" w:cs="Times New Roman"/>
+          <w:b/>
+          <w:bCs/>
+          <w:color w:val="2F5496" w:themeColor="accent1" w:themeShade="BF"/>
+          <w:kern w:val="0"/>
+          <w:sz w:val="24"/>
+          <w:szCs w:val="24"/>
+          <w:lang w:eastAsia="fr-FR"/>
+          <w14:ligatures w14:val="none"/>
+        </w:rPr>
+        <w:t>Client :</w:t>
+      </w:r>
+    </w:p>
+    <w:p>
+      <w:pPr>
+        <w:spacing w:after="0" w:line="240" w:lineRule="auto"/>
+        <w:ind w:left="708"/>
+        <w:rPr>
+          <w:rFonts w:ascii="Times New Roman" w:eastAsia="Times New Roman" w:hAnsi="Times New Roman" w:cs="Times New Roman"/>
+          <w:color w:val="2F5496" w:themeColor="accent1" w:themeShade="BF"/>
+          <w:kern w:val="0"/>
+          <w:sz w:val="24"/>
+          <w:szCs w:val="24"/>
+          <w:lang w:eastAsia="fr-FR"/>
+          <w14:ligatures w14:val="none"/>
+        </w:rPr>
+      </w:pPr>
+      <w:r>
+        <w:rPr>
+          <w:rFonts w:ascii="Times New Roman" w:eastAsia="Times New Roman" w:hAnsi="Times New Roman" w:cs="Times New Roman"/>
+          <w:color w:val="2F5496" w:themeColor="accent1" w:themeShade="BF"/>
+          <w:kern w:val="0"/>
+          <w:sz w:val="24"/>
+          <w:szCs w:val="24"/>
+          <w:lang w:eastAsia="fr-FR"/>
+          <w14:ligatures w14:val="none"/>
+        </w:rPr>
+        <w:t>Sénégal Digital Services</w:t>
+      </w:r>
+    </w:p>
+    <w:p>
+      <w:pPr>
+        <w:spacing w:after="0" w:line="240" w:lineRule="auto"/>
+        <w:ind w:left="708"/>
+        <w:rPr>
+          <w:rFonts w:ascii="Times New Roman" w:eastAsia="Times New Roman" w:hAnsi="Times New Roman" w:cs="Times New Roman"/>
+          <w:color w:val="2F5496" w:themeColor="accent1" w:themeShade="BF"/>
+          <w:kern w:val="0"/>
+          <w:sz w:val="24"/>
+          <w:szCs w:val="24"/>
+          <w:lang w:eastAsia="fr-FR"/>
+          <w14:ligatures w14:val="none"/>
+        </w:rPr>
+      </w:pPr>
+      <w:r>
+        <w:rPr>
+          <w:rFonts w:ascii="Times New Roman" w:eastAsia="Times New Roman" w:hAnsi="Times New Roman" w:cs="Times New Roman"/>
+          <w:color w:val="2F5496" w:themeColor="accent1" w:themeShade="BF"/>
+          <w:kern w:val="0"/>
+          <w:sz w:val="24"/>
+          <w:szCs w:val="24"/>
+          <w:lang w:eastAsia="fr-FR"/>
+          <w14:ligatures w14:val="none"/>
+        </w:rPr>
+        <w:t>Dakar, Sénégal</w:t>
+      </w:r>
+    </w:p>
+    <w:tbl>
+      <w:tblPr>
+        <w:tblStyle w:val="Grilledutableau"/>
+        <w:tblW w:w="0" w:type="auto"/>
+        <w:tblLook w:val="04A0" w:firstRow="1" w:lastRow="0" w:firstColumn="1" w:lastColumn="0" w:noHBand="0" w:noVBand="1"/>
+      </w:tblPr>
+      <w:tblGrid>
+        <w:gridCol w:w="3892"/>
+        <w:gridCol w:w="1123"/>
+        <w:gridCol w:w="1657"/>
+      </w:tblGrid>
+      <w:tr>
+        <w:tc>
+          <w:tcPr>
+            <w:tcW w:w="0" w:type="auto"/>
+            <w:hideMark/>
+          </w:tcPr>
+          <w:p>
+            <w:pPr>
+              <w:jc w:val="center"/>
+              <w:rPr>
+                <w:rFonts w:ascii="Times New Roman" w:eastAsia="Times New Roman" w:hAnsi="Times New Roman" w:cs="Times New Roman"/>
+                <w:b/>
+                <w:bCs/>
+                <w:color w:val="2F5496" w:themeColor="accent1" w:themeShade="BF"/>
+                <w:kern w:val="0"/>
+                <w:sz w:val="24"/>
+                <w:szCs w:val="24"/>
+                <w:lang w:eastAsia="fr-FR"/>
+                <w14:ligatures w14:val="none"/>
+              </w:rPr>
+            </w:pPr>
+            <w:r>
+              <w:rPr>
+                <w:rFonts w:ascii="Times New Roman" w:eastAsia="Times New Roman" w:hAnsi="Times New Roman" w:cs="Times New Roman"/>
+                <w:b/>
+                <w:bCs/>
+                <w:color w:val="2F5496" w:themeColor="accent1" w:themeShade="BF"/>
+                <w:kern w:val="0"/>
+                <w:sz w:val="24"/>
+                <w:szCs w:val="24"/>
+                <w:lang w:eastAsia="fr-FR"/>
+                <w14:ligatures w14:val="none"/>
+              </w:rPr>
+              <w:t>Désignation</w:t>
+            </w:r>
+          </w:p>
+        </w:tc>
+        <w:tc>
+          <w:tcPr>
+            <w:tcW w:w="0" w:type="auto"/>
+            <w:hideMark/>
+          </w:tcPr>
+          <w:p>
+            <w:pPr>
+              <w:rPr>
+                <w:rFonts w:ascii="Times New Roman" w:eastAsia="Times New Roman" w:hAnsi="Times New Roman" w:cs="Times New Roman"/>
+                <w:b/>
+                <w:bCs/>
+                <w:color w:val="2F5496" w:themeColor="accent1" w:themeShade="BF"/>
+                <w:kern w:val="0"/>
+                <w:sz w:val="24"/>
+                <w:szCs w:val="24"/>
+                <w:lang w:eastAsia="fr-FR"/>
+                <w14:ligatures w14:val="none"/>
+              </w:rPr>
+            </w:pPr>
+            <w:r>
+              <w:rPr>
+                <w:rFonts w:ascii="Times New Roman" w:eastAsia="Times New Roman" w:hAnsi="Times New Roman" w:cs="Times New Roman"/>
+                <w:b/>
+                <w:bCs/>
+                <w:color w:val="2F5496" w:themeColor="accent1" w:themeShade="BF"/>
+                <w:kern w:val="0"/>
+                <w:sz w:val="24"/>
+                <w:szCs w:val="24"/>
+                <w:lang w:eastAsia="fr-FR"/>
+                <w14:ligatures w14:val="none"/>
+              </w:rPr>
+              <w:t>Quantité</w:t>
+            </w:r>
+          </w:p>
+        </w:tc>
+        <w:tc>
+          <w:tcPr>
+            <w:tcW w:w="0" w:type="auto"/>
+            <w:hideMark/>
+          </w:tcPr>
+          <w:p>
+            <w:pPr>
+              <w:jc w:val="center"/>
+              <w:rPr>
+                <w:rFonts w:ascii="Times New Roman" w:eastAsia="Times New Roman" w:hAnsi="Times New Roman" w:cs="Times New Roman"/>
+                <w:color w:val="2F5496" w:themeColor="accent1" w:themeShade="BF"/>
+                <w:kern w:val="0"/>
+                <w:sz w:val="20"/>
+                <w:szCs w:val="20"/>
+                <w:lang w:eastAsia="fr-FR"/>
+                <w14:ligatures w14:val="none"/>
+              </w:rPr>
+            </w:pPr>
+            <w:r>
+              <w:rPr>
+                <w:rFonts w:ascii="Times New Roman" w:eastAsia="Times New Roman" w:hAnsi="Times New Roman" w:cs="Times New Roman"/>
+                <w:b/>
+                <w:bCs/>
+                <w:color w:val="2F5496" w:themeColor="accent1" w:themeShade="BF"/>
+                <w:kern w:val="0"/>
+                <w:sz w:val="24"/>
+                <w:szCs w:val="24"/>
+                <w:lang w:eastAsia="fr-FR"/>
+                <w14:ligatures w14:val="none"/>
+              </w:rPr>
+              <w:t>Prix</w:t>
+            </w:r>
+          </w:p>
+        </w:tc>
+      </w:tr>
+      <w:tr>
+        <w:tc>
+          <w:tcPr>
+            <w:tcW w:w="0" w:type="auto"/>
+            <w:hideMark/>
+          </w:tcPr>
+          <w:p>
+            <w:pPr>
+              <w:rPr>
+                <w:rFonts w:ascii="Times New Roman" w:eastAsia="Times New Roman" w:hAnsi="Times New Roman" w:cs="Times New Roman"/>
+                <w:color w:val="2F5496" w:themeColor="accent1" w:themeShade="BF"/>
+                <w:kern w:val="0"/>
+                <w:sz w:val="24"/>
+                <w:szCs w:val="24"/>
+                <w:lang w:eastAsia="fr-FR"/>
+                <w14:ligatures w14:val="none"/>
+              </w:rPr>
+            </w:pPr>
+            <w:r>
+              <w:rPr>
+                <w:rFonts w:ascii="Times New Roman" w:eastAsia="Times New Roman" w:hAnsi="Times New Roman" w:cs="Times New Roman"/>
+                <w:color w:val="2F5496" w:themeColor="accent1" w:themeShade="BF"/>
+                <w:kern w:val="0"/>
+                <w:sz w:val="24"/>
+                <w:szCs w:val="24"/>
+                <w:lang w:eastAsia="fr-FR"/>
+                <w14:ligatures w14:val="none"/>
+              </w:rPr>
+              <w:lastRenderedPageBreak/>
+              <w:t>Développement d'une application web</w:t>
+            </w:r>
+          </w:p>
+        </w:tc>
+        <w:tc>
+          <w:tcPr>
+            <w:tcW w:w="0" w:type="auto"/>
+            <w:hideMark/>
+          </w:tcPr>
+          <w:p>
+            <w:pPr>
+              <w:rPr>
+                <w:rFonts w:ascii="Times New Roman" w:eastAsia="Times New Roman" w:hAnsi="Times New Roman" w:cs="Times New Roman"/>
+                <w:color w:val="2F5496" w:themeColor="accent1" w:themeShade="BF"/>
+                <w:kern w:val="0"/>
+                <w:sz w:val="24"/>
+                <w:szCs w:val="24"/>
+                <w:lang w:eastAsia="fr-FR"/>
+                <w14:ligatures w14:val="none"/>
+              </w:rPr>
+            </w:pPr>
+            <w:r>
+              <w:rPr>
+                <w:rFonts w:ascii="Times New Roman" w:eastAsia="Times New Roman" w:hAnsi="Times New Roman" w:cs="Times New Roman"/>
+                <w:color w:val="2F5496" w:themeColor="accent1" w:themeShade="BF"/>
+                <w:kern w:val="0"/>
+                <w:sz w:val="24"/>
+                <w:szCs w:val="24"/>
+                <w:lang w:eastAsia="fr-FR"/>
+                <w14:ligatures w14:val="none"/>
+              </w:rPr>
+              <w:t>1</w:t>
+            </w:r>
+          </w:p>
+        </w:tc>
+        <w:tc>
+          <w:tcPr>
+            <w:tcW w:w="0" w:type="auto"/>
+            <w:hideMark/>
+          </w:tcPr>
+          <w:p>
+            <w:pPr>
+              <w:rPr>
+                <w:rFonts w:ascii="Times New Roman" w:eastAsia="Times New Roman" w:hAnsi="Times New Roman" w:cs="Times New Roman"/>
+                <w:color w:val="2F5496" w:themeColor="accent1" w:themeShade="BF"/>
+                <w:kern w:val="0"/>
+                <w:sz w:val="24"/>
+                <w:szCs w:val="24"/>
+                <w:lang w:eastAsia="fr-FR"/>
+                <w14:ligatures w14:val="none"/>
+              </w:rPr>
+            </w:pPr>
+            <w:r>
+              <w:rPr>
+                <w:rFonts w:ascii="Times New Roman" w:eastAsia="Times New Roman" w:hAnsi="Times New Roman" w:cs="Times New Roman"/>
+                <w:color w:val="2F5496" w:themeColor="accent1" w:themeShade="BF"/>
+                <w:kern w:val="0"/>
+                <w:sz w:val="24"/>
+                <w:szCs w:val="24"/>
+                <w:lang w:eastAsia="fr-FR"/>
+                <w14:ligatures w14:val="none"/>
+              </w:rPr>
+              <w:t>250 000 FCFA</w:t>
+            </w:r>
+          </w:p>
+        </w:tc>
+      </w:tr>
+      <w:tr>
+        <w:tc>
+          <w:tcPr>
+            <w:tcW w:w="0" w:type="auto"/>
+            <w:hideMark/>
+          </w:tcPr>
+          <w:p>
+            <w:pPr>
+              <w:rPr>
+                <w:rFonts w:ascii="Times New Roman" w:eastAsia="Times New Roman" w:hAnsi="Times New Roman" w:cs="Times New Roman"/>
+                <w:color w:val="2F5496" w:themeColor="accent1" w:themeShade="BF"/>
+                <w:kern w:val="0"/>
+                <w:sz w:val="24"/>
+                <w:szCs w:val="24"/>
+                <w:lang w:eastAsia="fr-FR"/>
+                <w14:ligatures w14:val="none"/>
+              </w:rPr>
+            </w:pPr>
+            <w:r>
+              <w:rPr>
+                <w:rFonts w:ascii="Times New Roman" w:eastAsia="Times New Roman" w:hAnsi="Times New Roman" w:cs="Times New Roman"/>
+                <w:color w:val="2F5496" w:themeColor="accent1" w:themeShade="BF"/>
+                <w:kern w:val="0"/>
+                <w:sz w:val="24"/>
+                <w:szCs w:val="24"/>
+                <w:lang w:eastAsia="fr-FR"/>
+                <w14:ligatures w14:val="none"/>
+              </w:rPr>
+              <w:t>Maintenance technique</w:t>
+            </w:r>
+          </w:p>
+        </w:tc>
+        <w:tc>
+          <w:tcPr>
+            <w:tcW w:w="0" w:type="auto"/>
+            <w:hideMark/>
+          </w:tcPr>
+          <w:p>
+            <w:pPr>
+              <w:rPr>
+                <w:rFonts w:ascii="Times New Roman" w:eastAsia="Times New Roman" w:hAnsi="Times New Roman" w:cs="Times New Roman"/>
+                <w:color w:val="2F5496" w:themeColor="accent1" w:themeShade="BF"/>
+                <w:kern w:val="0"/>
+                <w:sz w:val="24"/>
+                <w:szCs w:val="24"/>
+                <w:lang w:eastAsia="fr-FR"/>
+                <w14:ligatures w14:val="none"/>
+              </w:rPr>
+            </w:pPr>
+            <w:r>
+              <w:rPr>
+                <w:rFonts w:ascii="Times New Roman" w:eastAsia="Times New Roman" w:hAnsi="Times New Roman" w:cs="Times New Roman"/>
+                <w:color w:val="2F5496" w:themeColor="accent1" w:themeShade="BF"/>
+                <w:kern w:val="0"/>
+                <w:sz w:val="24"/>
+                <w:szCs w:val="24"/>
+                <w:lang w:eastAsia="fr-FR"/>
+                <w14:ligatures w14:val="none"/>
+              </w:rPr>
+              <w:t>1</w:t>
+            </w:r>
+          </w:p>
+        </w:tc>
+        <w:tc>
+          <w:tcPr>
+            <w:tcW w:w="0" w:type="auto"/>
+            <w:hideMark/>
+          </w:tcPr>
+          <w:p>
+            <w:pPr>
+              <w:rPr>
+                <w:rFonts w:ascii="Times New Roman" w:eastAsia="Times New Roman" w:hAnsi="Times New Roman" w:cs="Times New Roman"/>
+                <w:color w:val="2F5496" w:themeColor="accent1" w:themeShade="BF"/>
+                <w:kern w:val="0"/>
+                <w:sz w:val="24"/>
+                <w:szCs w:val="24"/>
+                <w:lang w:eastAsia="fr-FR"/>
+                <w14:ligatures w14:val="none"/>
+              </w:rPr>
+            </w:pPr>
+            <w:r>
+              <w:rPr>
+                <w:rFonts w:ascii="Times New Roman" w:eastAsia="Times New Roman" w:hAnsi="Times New Roman" w:cs="Times New Roman"/>
+                <w:color w:val="2F5496" w:themeColor="accent1" w:themeShade="BF"/>
+                <w:kern w:val="0"/>
+                <w:sz w:val="24"/>
+                <w:szCs w:val="24"/>
+                <w:lang w:eastAsia="fr-FR"/>
+                <w14:ligatures w14:val="none"/>
+              </w:rPr>
+              <w:t>50 000 FCFA</w:t>
+            </w:r>
+          </w:p>
+        </w:tc>
+      </w:tr>
+    </w:tbl>
+    <w:p>
+      <w:pPr>
+        <w:spacing w:after="0" w:line="240" w:lineRule="auto"/>
+        <w:ind w:left="708"/>
+        <w:rPr>
+          <w:rFonts w:ascii="Times New Roman" w:eastAsia="Times New Roman" w:hAnsi="Times New Roman" w:cs="Times New Roman"/>
+          <w:color w:val="2F5496" w:themeColor="accent1" w:themeShade="BF"/>
+          <w:kern w:val="0"/>
+          <w:sz w:val="24"/>
+          <w:szCs w:val="24"/>
+          <w:lang w:eastAsia="fr-FR"/>
+          <w14:ligatures w14:val="none"/>
+        </w:rPr>
+      </w:pPr>
+      <w:r>
+        <w:rPr>
+          <w:rFonts w:ascii="Times New Roman" w:eastAsia="Times New Roman" w:hAnsi="Times New Roman" w:cs="Times New Roman"/>
+          <w:b/>
+          <w:bCs/>
+          <w:color w:val="2F5496" w:themeColor="accent1" w:themeShade="BF"/>
+          <w:kern w:val="0"/>
+          <w:sz w:val="24"/>
+          <w:szCs w:val="24"/>
+          <w:lang w:eastAsia="fr-FR"/>
+          <w14:ligatures w14:val="none"/>
+        </w:rPr>
+        <w:t>Montant HT :</w:t>
+      </w:r>
+      <w:r>
+        <w:rPr>
+          <w:rFonts w:ascii="Times New Roman" w:eastAsia="Times New Roman" w:hAnsi="Times New Roman" w:cs="Times New Roman"/>
+          <w:color w:val="2F5496" w:themeColor="accent1" w:themeShade="BF"/>
+          <w:kern w:val="0"/>
+          <w:sz w:val="24"/>
+          <w:szCs w:val="24"/>
+          <w:lang w:eastAsia="fr-FR"/>
+          <w14:ligatures w14:val="none"/>
+        </w:rPr>
+        <w:t xml:space="preserve"> 300 000 FCFA</w:t>
+      </w:r>
+    </w:p>
+    <w:p>
+      <w:pPr>
+        <w:spacing w:after="0" w:line="240" w:lineRule="auto"/>
+        <w:ind w:left="708"/>
+        <w:rPr>
+          <w:rFonts w:ascii="Times New Roman" w:eastAsia="Times New Roman" w:hAnsi="Times New Roman" w:cs="Times New Roman"/>
+          <w:color w:val="2F5496" w:themeColor="accent1" w:themeShade="BF"/>
+          <w:kern w:val="0"/>
+          <w:sz w:val="24"/>
+          <w:szCs w:val="24"/>
+          <w:lang w:eastAsia="fr-FR"/>
+          <w14:ligatures w14:val="none"/>
+        </w:rPr>
+      </w:pPr>
+      <w:r>
+        <w:rPr>
+          <w:rFonts w:ascii="Times New Roman" w:eastAsia="Times New Roman" w:hAnsi="Times New Roman" w:cs="Times New Roman"/>
+          <w:b/>
+          <w:bCs/>
+          <w:color w:val="2F5496" w:themeColor="accent1" w:themeShade="BF"/>
+          <w:kern w:val="0"/>
+          <w:sz w:val="24"/>
+          <w:szCs w:val="24"/>
+          <w:lang w:eastAsia="fr-FR"/>
+          <w14:ligatures w14:val="none"/>
+        </w:rPr>
+        <w:t>TVA (18 %) :</w:t>
+      </w:r>
+      <w:r>
+        <w:rPr>
+          <w:rFonts w:ascii="Times New Roman" w:eastAsia="Times New Roman" w:hAnsi="Times New Roman" w:cs="Times New Roman"/>
+          <w:color w:val="2F5496" w:themeColor="accent1" w:themeShade="BF"/>
+          <w:kern w:val="0"/>
+          <w:sz w:val="24"/>
+          <w:szCs w:val="24"/>
+          <w:lang w:eastAsia="fr-FR"/>
+          <w14:ligatures w14:val="none"/>
+        </w:rPr>
+        <w:t xml:space="preserve"> 54 000 FCFA</w:t>
+      </w:r>
+    </w:p>
+    <w:p>
+      <w:pPr>
+        <w:spacing w:after="0" w:line="240" w:lineRule="auto"/>
+        <w:ind w:left="708"/>
+        <w:rPr>
+          <w:rFonts w:ascii="Times New Roman" w:eastAsia="Times New Roman" w:hAnsi="Times New Roman" w:cs="Times New Roman"/>
+          <w:color w:val="2F5496" w:themeColor="accent1" w:themeShade="BF"/>
+          <w:kern w:val="0"/>
+          <w:sz w:val="24"/>
+          <w:szCs w:val="24"/>
+          <w:lang w:eastAsia="fr-FR"/>
+          <w14:ligatures w14:val="none"/>
+        </w:rPr>
+      </w:pPr>
+      <w:r>
+        <w:rPr>
+          <w:rFonts w:ascii="Times New Roman" w:eastAsia="Times New Roman" w:hAnsi="Times New Roman" w:cs="Times New Roman"/>
+          <w:b/>
+          <w:bCs/>
+          <w:color w:val="2F5496" w:themeColor="accent1" w:themeShade="BF"/>
+          <w:kern w:val="0"/>
+          <w:sz w:val="24"/>
+          <w:szCs w:val="24"/>
+          <w:lang w:eastAsia="fr-FR"/>
+          <w14:ligatures w14:val="none"/>
+        </w:rPr>
+        <w:t>Montant TTC :</w:t>
+      </w:r>
+      <w:r>
+        <w:rPr>
+          <w:rFonts w:ascii="Times New Roman" w:eastAsia="Times New Roman" w:hAnsi="Times New Roman" w:cs="Times New Roman"/>
+          <w:color w:val="2F5496" w:themeColor="accent1" w:themeShade="BF"/>
+          <w:kern w:val="0"/>
+          <w:sz w:val="24"/>
+          <w:szCs w:val="24"/>
+          <w:lang w:eastAsia="fr-FR"/>
+          <w14:ligatures w14:val="none"/>
+        </w:rPr>
+        <w:t xml:space="preserve"> 354 000 FCFA</w:t>
+      </w:r>
+    </w:p>
+    <w:p>
+      <w:pPr>
+        <w:spacing w:after="0" w:line="240" w:lineRule="auto"/>
+        <w:ind w:left="708"/>
+        <w:rPr>
+          <w:rFonts w:ascii="Times New Roman" w:eastAsia="Times New Roman" w:hAnsi="Times New Roman" w:cs="Times New Roman"/>
+          <w:color w:val="2F5496" w:themeColor="accent1" w:themeShade="BF"/>
+          <w:kern w:val="0"/>
+          <w:sz w:val="24"/>
+          <w:szCs w:val="24"/>
+          <w:lang w:eastAsia="fr-FR"/>
+          <w14:ligatures w14:val="none"/>
+        </w:rPr>
+      </w:pPr>
+    </w:p>
+    <w:p>
+      <w:pPr>
+        <w:spacing w:after="0" w:line="240" w:lineRule="auto"/>
+        <w:ind w:left="708"/>
+        <w:rPr>
+          <w:rFonts w:ascii="Times New Roman" w:eastAsia="Times New Roman" w:hAnsi="Times New Roman" w:cs="Times New Roman"/>
+          <w:color w:val="2F5496" w:themeColor="accent1" w:themeShade="BF"/>
+          <w:kern w:val="0"/>
+          <w:sz w:val="24"/>
+          <w:szCs w:val="24"/>
+          <w:lang w:eastAsia="fr-FR"/>
+          <w14:ligatures w14:val="none"/>
+        </w:rPr>
+      </w:pPr>
+      <w:r>
+        <w:rPr>
+          <w:rFonts w:ascii="Times New Roman" w:eastAsia="Times New Roman" w:hAnsi="Times New Roman" w:cs="Times New Roman"/>
+          <w:color w:val="2F5496" w:themeColor="accent1" w:themeShade="BF"/>
+          <w:kern w:val="0"/>
+          <w:sz w:val="24"/>
+          <w:szCs w:val="24"/>
+          <w:lang w:eastAsia="fr-FR"/>
+          <w14:ligatures w14:val="none"/>
+        </w:rPr>
+        <w:drawing>
+          <wp:inline distT="0" distB="0" distL="0" distR="0" wp14:anchorId="0D52ABB8" wp14:editId="79068BD7">
+            <wp:extent cx="5760720" cy="1988820"/>
+            <wp:effectExtent l="0" t="0" r="0" b="0"/>
+            <wp:docPr id="22" name="Image 22"/>
+            <wp:cNvGraphicFramePr>
+              <a:graphicFrameLocks xmlns:a="http://schemas.openxmlformats.org/drawingml/2006/main" noChangeAspect="1"/>
+            </wp:cNvGraphicFramePr>
+            <a:graphic xmlns:a="http://schemas.openxmlformats.org/drawingml/2006/main">
+              <a:graphicData uri="http://schemas.openxmlformats.org/drawingml/2006/picture">
+                <pic:pic xmlns:pic="http://schemas.openxmlformats.org/drawingml/2006/picture">
+                  <pic:nvPicPr>
+                    <pic:cNvPr id="1" name=""/>
+                    <pic:cNvPicPr/>
+                  </pic:nvPicPr>
+                  <pic:blipFill>
+                    <a:blip r:embed="rId26"/>
+                    <a:stretch>
+                      <a:fillRect/>
+                    </a:stretch>
+                  </pic:blipFill>
+                  <pic:spPr>
+                    <a:xfrm>
+                      <a:off x="0" y="0"/>
+                      <a:ext cx="5760720" cy="1988820"/>
+                    </a:xfrm>
+                    <a:prstGeom prst="rect">
+                      <a:avLst/>
+                    </a:prstGeom>
+                  </pic:spPr>
+                </pic:pic>
+              </a:graphicData>
+            </a:graphic>
+          </wp:inline>
+        </w:drawing>
+      </w:r>
     </w:p>
     <w:p>
       <w:pPr>
@@ -6945,8 +8064,8 @@
       </w:pPr>
     </w:p>
     <w:sectPr>
-      <w:headerReference w:type="default" r:id="rId26"/>
-      <w:footerReference w:type="default" r:id="rId27"/>
+      <w:headerReference w:type="default" r:id="rId27"/>
+      <w:footerReference w:type="default" r:id="rId28"/>
       <w:pgSz w:w="11906" w:h="16838"/>
       <w:pgMar w:top="1417" w:right="1417" w:bottom="1417" w:left="1417" w:header="708" w:footer="708" w:gutter="0"/>
       <w:pgBorders w:offsetFrom="page">
@@ -8316,6 +9435,155 @@
     </w:lvl>
   </w:abstractNum>
   <w:abstractNum w:abstractNumId="8" w15:restartNumberingAfterBreak="0">
+    <w:nsid w:val="4F9D0AB4"/>
+    <w:multiLevelType w:val="multilevel"/>
+    <w:tmpl w:val="839C6E34"/>
+    <w:lvl w:ilvl="0">
+      <w:start w:val="1"/>
+      <w:numFmt w:val="bullet"/>
+      <w:lvlText w:val=""/>
+      <w:lvlJc w:val="left"/>
+      <w:pPr>
+        <w:tabs>
+          <w:tab w:val="num" w:pos="720"/>
+        </w:tabs>
+        <w:ind w:left="720" w:hanging="360"/>
+      </w:pPr>
+      <w:rPr>
+        <w:rFonts w:ascii="Symbol" w:hAnsi="Symbol" w:hint="default"/>
+        <w:sz w:val="20"/>
+      </w:rPr>
+    </w:lvl>
+    <w:lvl w:ilvl="1" w:tentative="1">
+      <w:start w:val="1"/>
+      <w:numFmt w:val="bullet"/>
+      <w:lvlText w:val="o"/>
+      <w:lvlJc w:val="left"/>
+      <w:pPr>
+        <w:tabs>
+          <w:tab w:val="num" w:pos="1440"/>
+        </w:tabs>
+        <w:ind w:left="1440" w:hanging="360"/>
+      </w:pPr>
+      <w:rPr>
+        <w:rFonts w:ascii="Courier New" w:hAnsi="Courier New" w:hint="default"/>
+        <w:sz w:val="20"/>
+      </w:rPr>
+    </w:lvl>
+    <w:lvl w:ilvl="2" w:tentative="1">
+      <w:start w:val="1"/>
+      <w:numFmt w:val="bullet"/>
+      <w:lvlText w:val=""/>
+      <w:lvlJc w:val="left"/>
+      <w:pPr>
+        <w:tabs>
+          <w:tab w:val="num" w:pos="2160"/>
+        </w:tabs>
+        <w:ind w:left="2160" w:hanging="360"/>
+      </w:pPr>
+      <w:rPr>
+        <w:rFonts w:ascii="Wingdings" w:hAnsi="Wingdings" w:hint="default"/>
+        <w:sz w:val="20"/>
+      </w:rPr>
+    </w:lvl>
+    <w:lvl w:ilvl="3" w:tentative="1">
+      <w:start w:val="1"/>
+      <w:numFmt w:val="bullet"/>
+      <w:lvlText w:val=""/>
+      <w:lvlJc w:val="left"/>
+      <w:pPr>
+        <w:tabs>
+          <w:tab w:val="num" w:pos="2880"/>
+        </w:tabs>
+        <w:ind w:left="2880" w:hanging="360"/>
+      </w:pPr>
+      <w:rPr>
+        <w:rFonts w:ascii="Wingdings" w:hAnsi="Wingdings" w:hint="default"/>
+        <w:sz w:val="20"/>
+      </w:rPr>
+    </w:lvl>
+    <w:lvl w:ilvl="4" w:tentative="1">
+      <w:start w:val="1"/>
+      <w:numFmt w:val="bullet"/>
+      <w:lvlText w:val=""/>
+      <w:lvlJc w:val="left"/>
+      <w:pPr>
+        <w:tabs>
+          <w:tab w:val="num" w:pos="3600"/>
+        </w:tabs>
+        <w:ind w:left="3600" w:hanging="360"/>
+      </w:pPr>
+      <w:rPr>
+        <w:rFonts w:ascii="Wingdings" w:hAnsi="Wingdings" w:hint="default"/>
+        <w:sz w:val="20"/>
+      </w:rPr>
+    </w:lvl>
+    <w:lvl w:ilvl="5" w:tentative="1">
+      <w:start w:val="1"/>
+      <w:numFmt w:val="bullet"/>
+      <w:lvlText w:val=""/>
+      <w:lvlJc w:val="left"/>
+      <w:pPr>
+        <w:tabs>
+          <w:tab w:val="num" w:pos="4320"/>
+        </w:tabs>
+        <w:ind w:left="4320" w:hanging="360"/>
+      </w:pPr>
+      <w:rPr>
+        <w:rFonts w:ascii="Wingdings" w:hAnsi="Wingdings" w:hint="default"/>
+        <w:sz w:val="20"/>
+      </w:rPr>
+    </w:lvl>
+    <w:lvl w:ilvl="6" w:tentative="1">
+      <w:start w:val="1"/>
+      <w:numFmt w:val="bullet"/>
+      <w:lvlText w:val=""/>
+      <w:lvlJc w:val="left"/>
+      <w:pPr>
+        <w:tabs>
+          <w:tab w:val="num" w:pos="5040"/>
+        </w:tabs>
+        <w:ind w:left="5040" w:hanging="360"/>
+      </w:pPr>
+      <w:rPr>
+        <w:rFonts w:ascii="Wingdings" w:hAnsi="Wingdings" w:hint="default"/>
+        <w:sz w:val="20"/>
+      </w:rPr>
+    </w:lvl>
+    <w:lvl w:ilvl="7" w:tentative="1">
+      <w:start w:val="1"/>
+      <w:numFmt w:val="bullet"/>
+      <w:lvlText w:val=""/>
+      <w:lvlJc w:val="left"/>
+      <w:pPr>
+        <w:tabs>
+          <w:tab w:val="num" w:pos="5760"/>
+        </w:tabs>
+        <w:ind w:left="5760" w:hanging="360"/>
+      </w:pPr>
+      <w:rPr>
+        <w:rFonts w:ascii="Wingdings" w:hAnsi="Wingdings" w:hint="default"/>
+        <w:sz w:val="20"/>
+      </w:rPr>
+    </w:lvl>
+    <w:lvl w:ilvl="8" w:tentative="1">
+      <w:start w:val="1"/>
+      <w:numFmt w:val="bullet"/>
+      <w:lvlText w:val=""/>
+      <w:lvlJc w:val="left"/>
+      <w:pPr>
+        <w:tabs>
+          <w:tab w:val="num" w:pos="6480"/>
+        </w:tabs>
+        <w:ind w:left="6480" w:hanging="360"/>
+      </w:pPr>
+      <w:rPr>
+        <w:rFonts w:ascii="Wingdings" w:hAnsi="Wingdings" w:hint="default"/>
+        <w:sz w:val="20"/>
+      </w:rPr>
+    </w:lvl>
+  </w:abstractNum>
+  <w:abstractNum w:abstractNumId="9" w15:restartNumberingAfterBreak="0">
     <w:nsid w:val="56D568C8"/>
     <w:multiLevelType w:val="multilevel"/>
     <w:tmpl w:val="3392CAD2"/>
@@ -8464,7 +9732,7 @@
       </w:rPr>
     </w:lvl>
   </w:abstractNum>
-  <w:abstractNum w:abstractNumId="9" w15:restartNumberingAfterBreak="0">
+  <w:abstractNum w:abstractNumId="10" w15:restartNumberingAfterBreak="0">
     <w:nsid w:val="61053792"/>
     <w:multiLevelType w:val="multilevel"/>
     <w:tmpl w:val="49E43BFC"/>
@@ -8613,7 +9881,7 @@
       </w:rPr>
     </w:lvl>
   </w:abstractNum>
-  <w:abstractNum w:abstractNumId="10" w15:restartNumberingAfterBreak="0">
+  <w:abstractNum w:abstractNumId="11" w15:restartNumberingAfterBreak="0">
     <w:nsid w:val="6DA36487"/>
     <w:multiLevelType w:val="multilevel"/>
     <w:tmpl w:val="9C4C8532"/>
@@ -8762,7 +10030,7 @@
       </w:rPr>
     </w:lvl>
   </w:abstractNum>
-  <w:abstractNum w:abstractNumId="11" w15:restartNumberingAfterBreak="0">
+  <w:abstractNum w:abstractNumId="12" w15:restartNumberingAfterBreak="0">
     <w:nsid w:val="6EB85EAA"/>
     <w:multiLevelType w:val="hybridMultilevel"/>
     <w:tmpl w:val="DB76C824"/>
@@ -8876,13 +10144,13 @@
     </w:lvl>
   </w:abstractNum>
   <w:num w:numId="1">
-    <w:abstractNumId w:val="11"/>
+    <w:abstractNumId w:val="12"/>
   </w:num>
   <w:num w:numId="2">
     <w:abstractNumId w:val="6"/>
   </w:num>
   <w:num w:numId="3">
-    <w:abstractNumId w:val="8"/>
+    <w:abstractNumId w:val="9"/>
   </w:num>
   <w:num w:numId="4">
     <w:abstractNumId w:val="5"/>
@@ -8891,13 +10159,13 @@
     <w:abstractNumId w:val="4"/>
   </w:num>
   <w:num w:numId="6">
-    <w:abstractNumId w:val="9"/>
+    <w:abstractNumId w:val="10"/>
   </w:num>
   <w:num w:numId="7">
     <w:abstractNumId w:val="3"/>
   </w:num>
   <w:num w:numId="8">
-    <w:abstractNumId w:val="10"/>
+    <w:abstractNumId w:val="11"/>
   </w:num>
   <w:num w:numId="9">
     <w:abstractNumId w:val="1"/>
@@ -8910,6 +10178,9 @@
   </w:num>
   <w:num w:numId="12">
     <w:abstractNumId w:val="0"/>
+  </w:num>
+  <w:num w:numId="13">
+    <w:abstractNumId w:val="8"/>
   </w:num>
 </w:numbering>
 </file>
@@ -9315,6 +10586,28 @@
     <w:name w:val="Normal"/>
     <w:qFormat/>
   </w:style>
+  <w:style w:type="paragraph" w:styleId="Titre3">
+    <w:name w:val="heading 3"/>
+    <w:basedOn w:val="Normal"/>
+    <w:link w:val="Titre3Car"/>
+    <w:uiPriority w:val="9"/>
+    <w:qFormat/>
+    <w:rsid w:val="00F6032A"/>
+    <w:pPr>
+      <w:spacing w:before="100" w:beforeAutospacing="1" w:after="100" w:afterAutospacing="1" w:line="240" w:lineRule="auto"/>
+      <w:outlineLvl w:val="2"/>
+    </w:pPr>
+    <w:rPr>
+      <w:rFonts w:ascii="Times New Roman" w:eastAsia="Times New Roman" w:hAnsi="Times New Roman" w:cs="Times New Roman"/>
+      <w:b/>
+      <w:bCs/>
+      <w:kern w:val="0"/>
+      <w:sz w:val="27"/>
+      <w:szCs w:val="27"/>
+      <w:lang w:eastAsia="fr-FR"/>
+      <w14:ligatures w14:val="none"/>
+    </w:rPr>
+  </w:style>
   <w:style w:type="character" w:default="1" w:styleId="Policepardfaut">
     <w:name w:val="Default Paragraph Font"/>
     <w:uiPriority w:val="1"/>
@@ -9467,6 +10760,42 @@
       <w:sz w:val="20"/>
       <w:szCs w:val="20"/>
     </w:rPr>
+  </w:style>
+  <w:style w:type="character" w:customStyle="1" w:styleId="Titre3Car">
+    <w:name w:val="Titre 3 Car"/>
+    <w:basedOn w:val="Policepardfaut"/>
+    <w:link w:val="Titre3"/>
+    <w:uiPriority w:val="9"/>
+    <w:rsid w:val="00F6032A"/>
+    <w:rPr>
+      <w:rFonts w:ascii="Times New Roman" w:eastAsia="Times New Roman" w:hAnsi="Times New Roman" w:cs="Times New Roman"/>
+      <w:b/>
+      <w:bCs/>
+      <w:kern w:val="0"/>
+      <w:sz w:val="27"/>
+      <w:szCs w:val="27"/>
+      <w:lang w:eastAsia="fr-FR"/>
+      <w14:ligatures w14:val="none"/>
+    </w:rPr>
+  </w:style>
+  <w:style w:type="table" w:styleId="Grilledutableau">
+    <w:name w:val="Table Grid"/>
+    <w:basedOn w:val="TableauNormal"/>
+    <w:uiPriority w:val="39"/>
+    <w:rsid w:val="00F6032A"/>
+    <w:pPr>
+      <w:spacing w:after="0" w:line="240" w:lineRule="auto"/>
+    </w:pPr>
+    <w:tblPr>
+      <w:tblBorders>
+        <w:top w:val="single" w:sz="4" w:space="0" w:color="auto"/>
+        <w:left w:val="single" w:sz="4" w:space="0" w:color="auto"/>
+        <w:bottom w:val="single" w:sz="4" w:space="0" w:color="auto"/>
+        <w:right w:val="single" w:sz="4" w:space="0" w:color="auto"/>
+        <w:insideH w:val="single" w:sz="4" w:space="0" w:color="auto"/>
+        <w:insideV w:val="single" w:sz="4" w:space="0" w:color="auto"/>
+      </w:tblBorders>
+    </w:tblPr>
   </w:style>
 </w:styles>
 </file>

--- a/Atelier Prompt.docx
+++ b/Atelier Prompt.docx
@@ -7011,19 +7011,22 @@
     </w:p>
     <w:p>
       <w:pPr>
-        <w:spacing w:before="100" w:beforeAutospacing="1" w:after="100" w:afterAutospacing="1" w:line="240" w:lineRule="auto"/>
-        <w:rPr>
-          <w:rFonts w:ascii="Times New Roman" w:eastAsia="Times New Roman" w:hAnsi="Times New Roman" w:cs="Times New Roman"/>
-          <w:kern w:val="0"/>
-          <w:sz w:val="24"/>
-          <w:szCs w:val="24"/>
-          <w:lang w:eastAsia="fr-FR"/>
-          <w14:ligatures w14:val="none"/>
-        </w:rPr>
-      </w:pPr>
-      <w:r>
-        <w:rPr>
-          <w:rFonts w:ascii="Times New Roman" w:eastAsia="Times New Roman" w:hAnsi="Times New Roman" w:cs="Times New Roman"/>
+        <w:spacing w:after="0" w:line="240" w:lineRule="auto"/>
+        <w:ind w:left="708"/>
+        <w:rPr>
+          <w:rFonts w:ascii="Times New Roman" w:eastAsia="Times New Roman" w:hAnsi="Times New Roman" w:cs="Times New Roman"/>
+          <w:color w:val="2F5496" w:themeColor="accent1" w:themeShade="BF"/>
+          <w:kern w:val="0"/>
+          <w:sz w:val="24"/>
+          <w:szCs w:val="24"/>
+          <w:lang w:eastAsia="fr-FR"/>
+          <w14:ligatures w14:val="none"/>
+        </w:rPr>
+      </w:pPr>
+      <w:r>
+        <w:rPr>
+          <w:rFonts w:ascii="Times New Roman" w:eastAsia="Times New Roman" w:hAnsi="Times New Roman" w:cs="Times New Roman"/>
+          <w:color w:val="2F5496" w:themeColor="accent1" w:themeShade="BF"/>
           <w:kern w:val="0"/>
           <w:sz w:val="24"/>
           <w:szCs w:val="24"/>
@@ -7035,19 +7038,22 @@
     </w:p>
     <w:p>
       <w:pPr>
-        <w:spacing w:before="100" w:beforeAutospacing="1" w:after="100" w:afterAutospacing="1" w:line="240" w:lineRule="auto"/>
-        <w:rPr>
-          <w:rFonts w:ascii="Times New Roman" w:eastAsia="Times New Roman" w:hAnsi="Times New Roman" w:cs="Times New Roman"/>
-          <w:kern w:val="0"/>
-          <w:sz w:val="24"/>
-          <w:szCs w:val="24"/>
-          <w:lang w:eastAsia="fr-FR"/>
-          <w14:ligatures w14:val="none"/>
-        </w:rPr>
-      </w:pPr>
-      <w:r>
-        <w:rPr>
-          <w:rFonts w:ascii="Times New Roman" w:eastAsia="Times New Roman" w:hAnsi="Times New Roman" w:cs="Times New Roman"/>
+        <w:spacing w:after="0" w:line="240" w:lineRule="auto"/>
+        <w:ind w:left="708"/>
+        <w:rPr>
+          <w:rFonts w:ascii="Times New Roman" w:eastAsia="Times New Roman" w:hAnsi="Times New Roman" w:cs="Times New Roman"/>
+          <w:color w:val="2F5496" w:themeColor="accent1" w:themeShade="BF"/>
+          <w:kern w:val="0"/>
+          <w:sz w:val="24"/>
+          <w:szCs w:val="24"/>
+          <w:lang w:eastAsia="fr-FR"/>
+          <w14:ligatures w14:val="none"/>
+        </w:rPr>
+      </w:pPr>
+      <w:r>
+        <w:rPr>
+          <w:rFonts w:ascii="Times New Roman" w:eastAsia="Times New Roman" w:hAnsi="Times New Roman" w:cs="Times New Roman"/>
+          <w:color w:val="2F5496" w:themeColor="accent1" w:themeShade="BF"/>
           <w:kern w:val="0"/>
           <w:sz w:val="24"/>
           <w:szCs w:val="24"/>
@@ -7063,22 +7069,29 @@
           <w:ilvl w:val="0"/>
           <w:numId w:val="13"/>
         </w:numPr>
-        <w:spacing w:before="100" w:beforeAutospacing="1" w:after="100" w:afterAutospacing="1" w:line="240" w:lineRule="auto"/>
-        <w:rPr>
-          <w:rFonts w:ascii="Times New Roman" w:eastAsia="Times New Roman" w:hAnsi="Times New Roman" w:cs="Times New Roman"/>
-          <w:kern w:val="0"/>
-          <w:sz w:val="24"/>
-          <w:szCs w:val="24"/>
-          <w:lang w:eastAsia="fr-FR"/>
-          <w14:ligatures w14:val="none"/>
-        </w:rPr>
-      </w:pPr>
-      <w:r>
-        <w:rPr>
-          <w:rFonts w:ascii="Courier New" w:eastAsia="Times New Roman" w:hAnsi="Courier New" w:cs="Courier New"/>
-          <w:kern w:val="0"/>
-          <w:sz w:val="20"/>
-          <w:szCs w:val="20"/>
+        <w:tabs>
+          <w:tab w:val="clear" w:pos="720"/>
+          <w:tab w:val="num" w:pos="1428"/>
+        </w:tabs>
+        <w:spacing w:after="0" w:line="240" w:lineRule="auto"/>
+        <w:ind w:left="1428"/>
+        <w:rPr>
+          <w:rFonts w:ascii="Times New Roman" w:eastAsia="Times New Roman" w:hAnsi="Times New Roman" w:cs="Times New Roman"/>
+          <w:color w:val="2F5496" w:themeColor="accent1" w:themeShade="BF"/>
+          <w:kern w:val="0"/>
+          <w:sz w:val="24"/>
+          <w:szCs w:val="24"/>
+          <w:lang w:eastAsia="fr-FR"/>
+          <w14:ligatures w14:val="none"/>
+        </w:rPr>
+      </w:pPr>
+      <w:r>
+        <w:rPr>
+          <w:rFonts w:ascii="Times New Roman" w:eastAsia="Times New Roman" w:hAnsi="Times New Roman" w:cs="Times New Roman"/>
+          <w:color w:val="2F5496" w:themeColor="accent1" w:themeShade="BF"/>
+          <w:kern w:val="0"/>
+          <w:sz w:val="24"/>
+          <w:szCs w:val="24"/>
           <w:lang w:eastAsia="fr-FR"/>
           <w14:ligatures w14:val="none"/>
         </w:rPr>
@@ -7091,22 +7104,29 @@
           <w:ilvl w:val="0"/>
           <w:numId w:val="13"/>
         </w:numPr>
-        <w:spacing w:before="100" w:beforeAutospacing="1" w:after="100" w:afterAutospacing="1" w:line="240" w:lineRule="auto"/>
-        <w:rPr>
-          <w:rFonts w:ascii="Times New Roman" w:eastAsia="Times New Roman" w:hAnsi="Times New Roman" w:cs="Times New Roman"/>
-          <w:kern w:val="0"/>
-          <w:sz w:val="24"/>
-          <w:szCs w:val="24"/>
-          <w:lang w:eastAsia="fr-FR"/>
-          <w14:ligatures w14:val="none"/>
-        </w:rPr>
-      </w:pPr>
-      <w:r>
-        <w:rPr>
-          <w:rFonts w:ascii="Courier New" w:eastAsia="Times New Roman" w:hAnsi="Courier New" w:cs="Courier New"/>
-          <w:kern w:val="0"/>
-          <w:sz w:val="20"/>
-          <w:szCs w:val="20"/>
+        <w:tabs>
+          <w:tab w:val="clear" w:pos="720"/>
+          <w:tab w:val="num" w:pos="1428"/>
+        </w:tabs>
+        <w:spacing w:after="0" w:line="240" w:lineRule="auto"/>
+        <w:ind w:left="1428"/>
+        <w:rPr>
+          <w:rFonts w:ascii="Times New Roman" w:eastAsia="Times New Roman" w:hAnsi="Times New Roman" w:cs="Times New Roman"/>
+          <w:color w:val="2F5496" w:themeColor="accent1" w:themeShade="BF"/>
+          <w:kern w:val="0"/>
+          <w:sz w:val="24"/>
+          <w:szCs w:val="24"/>
+          <w:lang w:eastAsia="fr-FR"/>
+          <w14:ligatures w14:val="none"/>
+        </w:rPr>
+      </w:pPr>
+      <w:r>
+        <w:rPr>
+          <w:rFonts w:ascii="Times New Roman" w:eastAsia="Times New Roman" w:hAnsi="Times New Roman" w:cs="Times New Roman"/>
+          <w:color w:val="2F5496" w:themeColor="accent1" w:themeShade="BF"/>
+          <w:kern w:val="0"/>
+          <w:sz w:val="24"/>
+          <w:szCs w:val="24"/>
           <w:lang w:eastAsia="fr-FR"/>
           <w14:ligatures w14:val="none"/>
         </w:rPr>
@@ -7119,22 +7139,29 @@
           <w:ilvl w:val="0"/>
           <w:numId w:val="13"/>
         </w:numPr>
-        <w:spacing w:before="100" w:beforeAutospacing="1" w:after="100" w:afterAutospacing="1" w:line="240" w:lineRule="auto"/>
-        <w:rPr>
-          <w:rFonts w:ascii="Times New Roman" w:eastAsia="Times New Roman" w:hAnsi="Times New Roman" w:cs="Times New Roman"/>
-          <w:kern w:val="0"/>
-          <w:sz w:val="24"/>
-          <w:szCs w:val="24"/>
-          <w:lang w:eastAsia="fr-FR"/>
-          <w14:ligatures w14:val="none"/>
-        </w:rPr>
-      </w:pPr>
-      <w:r>
-        <w:rPr>
-          <w:rFonts w:ascii="Courier New" w:eastAsia="Times New Roman" w:hAnsi="Courier New" w:cs="Courier New"/>
-          <w:kern w:val="0"/>
-          <w:sz w:val="20"/>
-          <w:szCs w:val="20"/>
+        <w:tabs>
+          <w:tab w:val="clear" w:pos="720"/>
+          <w:tab w:val="num" w:pos="1428"/>
+        </w:tabs>
+        <w:spacing w:after="0" w:line="240" w:lineRule="auto"/>
+        <w:ind w:left="1428"/>
+        <w:rPr>
+          <w:rFonts w:ascii="Times New Roman" w:eastAsia="Times New Roman" w:hAnsi="Times New Roman" w:cs="Times New Roman"/>
+          <w:color w:val="2F5496" w:themeColor="accent1" w:themeShade="BF"/>
+          <w:kern w:val="0"/>
+          <w:sz w:val="24"/>
+          <w:szCs w:val="24"/>
+          <w:lang w:eastAsia="fr-FR"/>
+          <w14:ligatures w14:val="none"/>
+        </w:rPr>
+      </w:pPr>
+      <w:r>
+        <w:rPr>
+          <w:rFonts w:ascii="Times New Roman" w:eastAsia="Times New Roman" w:hAnsi="Times New Roman" w:cs="Times New Roman"/>
+          <w:color w:val="2F5496" w:themeColor="accent1" w:themeShade="BF"/>
+          <w:kern w:val="0"/>
+          <w:sz w:val="24"/>
+          <w:szCs w:val="24"/>
           <w:lang w:eastAsia="fr-FR"/>
           <w14:ligatures w14:val="none"/>
         </w:rPr>
@@ -7147,22 +7174,29 @@
           <w:ilvl w:val="0"/>
           <w:numId w:val="13"/>
         </w:numPr>
-        <w:spacing w:before="100" w:beforeAutospacing="1" w:after="100" w:afterAutospacing="1" w:line="240" w:lineRule="auto"/>
-        <w:rPr>
-          <w:rFonts w:ascii="Times New Roman" w:eastAsia="Times New Roman" w:hAnsi="Times New Roman" w:cs="Times New Roman"/>
-          <w:kern w:val="0"/>
-          <w:sz w:val="24"/>
-          <w:szCs w:val="24"/>
-          <w:lang w:eastAsia="fr-FR"/>
-          <w14:ligatures w14:val="none"/>
-        </w:rPr>
-      </w:pPr>
-      <w:r>
-        <w:rPr>
-          <w:rFonts w:ascii="Courier New" w:eastAsia="Times New Roman" w:hAnsi="Courier New" w:cs="Courier New"/>
-          <w:kern w:val="0"/>
-          <w:sz w:val="20"/>
-          <w:szCs w:val="20"/>
+        <w:tabs>
+          <w:tab w:val="clear" w:pos="720"/>
+          <w:tab w:val="num" w:pos="1428"/>
+        </w:tabs>
+        <w:spacing w:after="0" w:line="240" w:lineRule="auto"/>
+        <w:ind w:left="1428"/>
+        <w:rPr>
+          <w:rFonts w:ascii="Times New Roman" w:eastAsia="Times New Roman" w:hAnsi="Times New Roman" w:cs="Times New Roman"/>
+          <w:color w:val="2F5496" w:themeColor="accent1" w:themeShade="BF"/>
+          <w:kern w:val="0"/>
+          <w:sz w:val="24"/>
+          <w:szCs w:val="24"/>
+          <w:lang w:eastAsia="fr-FR"/>
+          <w14:ligatures w14:val="none"/>
+        </w:rPr>
+      </w:pPr>
+      <w:r>
+        <w:rPr>
+          <w:rFonts w:ascii="Times New Roman" w:eastAsia="Times New Roman" w:hAnsi="Times New Roman" w:cs="Times New Roman"/>
+          <w:color w:val="2F5496" w:themeColor="accent1" w:themeShade="BF"/>
+          <w:kern w:val="0"/>
+          <w:sz w:val="24"/>
+          <w:szCs w:val="24"/>
           <w:lang w:eastAsia="fr-FR"/>
           <w14:ligatures w14:val="none"/>
         </w:rPr>
@@ -7175,22 +7209,29 @@
           <w:ilvl w:val="0"/>
           <w:numId w:val="13"/>
         </w:numPr>
-        <w:spacing w:before="100" w:beforeAutospacing="1" w:after="100" w:afterAutospacing="1" w:line="240" w:lineRule="auto"/>
-        <w:rPr>
-          <w:rFonts w:ascii="Times New Roman" w:eastAsia="Times New Roman" w:hAnsi="Times New Roman" w:cs="Times New Roman"/>
-          <w:kern w:val="0"/>
-          <w:sz w:val="24"/>
-          <w:szCs w:val="24"/>
-          <w:lang w:eastAsia="fr-FR"/>
-          <w14:ligatures w14:val="none"/>
-        </w:rPr>
-      </w:pPr>
-      <w:r>
-        <w:rPr>
-          <w:rFonts w:ascii="Courier New" w:eastAsia="Times New Roman" w:hAnsi="Courier New" w:cs="Courier New"/>
-          <w:kern w:val="0"/>
-          <w:sz w:val="20"/>
-          <w:szCs w:val="20"/>
+        <w:tabs>
+          <w:tab w:val="clear" w:pos="720"/>
+          <w:tab w:val="num" w:pos="1428"/>
+        </w:tabs>
+        <w:spacing w:after="0" w:line="240" w:lineRule="auto"/>
+        <w:ind w:left="1428"/>
+        <w:rPr>
+          <w:rFonts w:ascii="Times New Roman" w:eastAsia="Times New Roman" w:hAnsi="Times New Roman" w:cs="Times New Roman"/>
+          <w:color w:val="2F5496" w:themeColor="accent1" w:themeShade="BF"/>
+          <w:kern w:val="0"/>
+          <w:sz w:val="24"/>
+          <w:szCs w:val="24"/>
+          <w:lang w:eastAsia="fr-FR"/>
+          <w14:ligatures w14:val="none"/>
+        </w:rPr>
+      </w:pPr>
+      <w:r>
+        <w:rPr>
+          <w:rFonts w:ascii="Times New Roman" w:eastAsia="Times New Roman" w:hAnsi="Times New Roman" w:cs="Times New Roman"/>
+          <w:color w:val="2F5496" w:themeColor="accent1" w:themeShade="BF"/>
+          <w:kern w:val="0"/>
+          <w:sz w:val="24"/>
+          <w:szCs w:val="24"/>
           <w:lang w:eastAsia="fr-FR"/>
           <w14:ligatures w14:val="none"/>
         </w:rPr>
@@ -7203,89 +7244,104 @@
           <w:ilvl w:val="0"/>
           <w:numId w:val="13"/>
         </w:numPr>
-        <w:spacing w:before="100" w:beforeAutospacing="1" w:after="100" w:afterAutospacing="1" w:line="240" w:lineRule="auto"/>
-        <w:rPr>
-          <w:rFonts w:ascii="Times New Roman" w:eastAsia="Times New Roman" w:hAnsi="Times New Roman" w:cs="Times New Roman"/>
-          <w:kern w:val="0"/>
-          <w:sz w:val="24"/>
-          <w:szCs w:val="24"/>
-          <w:lang w:eastAsia="fr-FR"/>
-          <w14:ligatures w14:val="none"/>
-        </w:rPr>
-      </w:pPr>
+        <w:tabs>
+          <w:tab w:val="clear" w:pos="720"/>
+          <w:tab w:val="num" w:pos="1428"/>
+        </w:tabs>
+        <w:spacing w:after="0" w:line="240" w:lineRule="auto"/>
+        <w:ind w:left="1428"/>
+        <w:rPr>
+          <w:rFonts w:ascii="Times New Roman" w:eastAsia="Times New Roman" w:hAnsi="Times New Roman" w:cs="Times New Roman"/>
+          <w:color w:val="2F5496" w:themeColor="accent1" w:themeShade="BF"/>
+          <w:kern w:val="0"/>
+          <w:sz w:val="24"/>
+          <w:szCs w:val="24"/>
+          <w:lang w:eastAsia="fr-FR"/>
+          <w14:ligatures w14:val="none"/>
+        </w:rPr>
+      </w:pPr>
+      <w:r>
+        <w:rPr>
+          <w:rFonts w:ascii="Times New Roman" w:eastAsia="Times New Roman" w:hAnsi="Times New Roman" w:cs="Times New Roman"/>
+          <w:color w:val="2F5496" w:themeColor="accent1" w:themeShade="BF"/>
+          <w:kern w:val="0"/>
+          <w:sz w:val="24"/>
+          <w:szCs w:val="24"/>
+          <w:lang w:eastAsia="fr-FR"/>
+          <w14:ligatures w14:val="none"/>
+        </w:rPr>
+        <w:t>montant_ttc</w:t>
+      </w:r>
+    </w:p>
+    <w:p>
+      <w:pPr>
+        <w:spacing w:after="0" w:line="240" w:lineRule="auto"/>
+        <w:ind w:left="708"/>
+        <w:rPr>
+          <w:rFonts w:ascii="Times New Roman" w:eastAsia="Times New Roman" w:hAnsi="Times New Roman" w:cs="Times New Roman"/>
+          <w:color w:val="2F5496" w:themeColor="accent1" w:themeShade="BF"/>
+          <w:kern w:val="0"/>
+          <w:sz w:val="24"/>
+          <w:szCs w:val="24"/>
+          <w:lang w:eastAsia="fr-FR"/>
+          <w14:ligatures w14:val="none"/>
+        </w:rPr>
+      </w:pPr>
+      <w:r>
+        <w:rPr>
+          <w:rFonts w:ascii="Times New Roman" w:eastAsia="Times New Roman" w:hAnsi="Times New Roman" w:cs="Times New Roman"/>
+          <w:color w:val="2F5496" w:themeColor="accent1" w:themeShade="BF"/>
+          <w:kern w:val="0"/>
+          <w:sz w:val="24"/>
+          <w:szCs w:val="24"/>
+          <w:lang w:eastAsia="fr-FR"/>
+          <w14:ligatures w14:val="none"/>
+        </w:rPr>
+        <w:t>Retourne uniquement un JSON valide avec ces six champs.</w:t>
+      </w:r>
+    </w:p>
+    <w:p>
+      <w:pPr>
+        <w:spacing w:after="0" w:line="240" w:lineRule="auto"/>
+        <w:ind w:left="708"/>
+        <w:rPr>
+          <w:rFonts w:ascii="Times New Roman" w:eastAsia="Times New Roman" w:hAnsi="Times New Roman" w:cs="Times New Roman"/>
+          <w:color w:val="2F5496" w:themeColor="accent1" w:themeShade="BF"/>
+          <w:kern w:val="0"/>
+          <w:sz w:val="24"/>
+          <w:szCs w:val="24"/>
+          <w:lang w:eastAsia="fr-FR"/>
+          <w14:ligatures w14:val="none"/>
+        </w:rPr>
+      </w:pPr>
+      <w:r>
+        <w:rPr>
+          <w:rFonts w:ascii="Times New Roman" w:eastAsia="Times New Roman" w:hAnsi="Times New Roman" w:cs="Times New Roman"/>
+          <w:color w:val="2F5496" w:themeColor="accent1" w:themeShade="BF"/>
+          <w:kern w:val="0"/>
+          <w:sz w:val="24"/>
+          <w:szCs w:val="24"/>
+          <w:lang w:eastAsia="fr-FR"/>
+          <w14:ligatures w14:val="none"/>
+        </w:rPr>
+        <w:t xml:space="preserve">Si une information est absente de la facture, utilise </w:t>
+      </w:r>
       <w:r>
         <w:rPr>
           <w:rFonts w:ascii="Courier New" w:eastAsia="Times New Roman" w:hAnsi="Courier New" w:cs="Courier New"/>
+          <w:color w:val="2F5496" w:themeColor="accent1" w:themeShade="BF"/>
           <w:kern w:val="0"/>
           <w:sz w:val="20"/>
           <w:szCs w:val="20"/>
           <w:lang w:eastAsia="fr-FR"/>
           <w14:ligatures w14:val="none"/>
         </w:rPr>
-        <w:t>montant_ttc</w:t>
-      </w:r>
-    </w:p>
-    <w:p>
-      <w:pPr>
-        <w:spacing w:before="100" w:beforeAutospacing="1" w:after="100" w:afterAutospacing="1" w:line="240" w:lineRule="auto"/>
-        <w:rPr>
-          <w:rFonts w:ascii="Times New Roman" w:eastAsia="Times New Roman" w:hAnsi="Times New Roman" w:cs="Times New Roman"/>
-          <w:kern w:val="0"/>
-          <w:sz w:val="24"/>
-          <w:szCs w:val="24"/>
-          <w:lang w:eastAsia="fr-FR"/>
-          <w14:ligatures w14:val="none"/>
-        </w:rPr>
-      </w:pPr>
-      <w:r>
-        <w:rPr>
-          <w:rFonts w:ascii="Times New Roman" w:eastAsia="Times New Roman" w:hAnsi="Times New Roman" w:cs="Times New Roman"/>
-          <w:kern w:val="0"/>
-          <w:sz w:val="24"/>
-          <w:szCs w:val="24"/>
-          <w:lang w:eastAsia="fr-FR"/>
-          <w14:ligatures w14:val="none"/>
-        </w:rPr>
-        <w:t>Retourne uniquement un JSON valide avec ces six champs.</w:t>
-      </w:r>
-    </w:p>
-    <w:p>
-      <w:pPr>
-        <w:spacing w:before="100" w:beforeAutospacing="1" w:after="100" w:afterAutospacing="1" w:line="240" w:lineRule="auto"/>
-        <w:rPr>
-          <w:rFonts w:ascii="Times New Roman" w:eastAsia="Times New Roman" w:hAnsi="Times New Roman" w:cs="Times New Roman"/>
-          <w:kern w:val="0"/>
-          <w:sz w:val="24"/>
-          <w:szCs w:val="24"/>
-          <w:lang w:eastAsia="fr-FR"/>
-          <w14:ligatures w14:val="none"/>
-        </w:rPr>
-      </w:pPr>
-      <w:r>
-        <w:rPr>
-          <w:rFonts w:ascii="Times New Roman" w:eastAsia="Times New Roman" w:hAnsi="Times New Roman" w:cs="Times New Roman"/>
-          <w:kern w:val="0"/>
-          <w:sz w:val="24"/>
-          <w:szCs w:val="24"/>
-          <w:lang w:eastAsia="fr-FR"/>
-          <w14:ligatures w14:val="none"/>
-        </w:rPr>
-        <w:t xml:space="preserve">Si une information est absente de la facture, utilise </w:t>
-      </w:r>
-      <w:r>
-        <w:rPr>
-          <w:rFonts w:ascii="Courier New" w:eastAsia="Times New Roman" w:hAnsi="Courier New" w:cs="Courier New"/>
-          <w:kern w:val="0"/>
-          <w:sz w:val="20"/>
-          <w:szCs w:val="20"/>
-          <w:lang w:eastAsia="fr-FR"/>
-          <w14:ligatures w14:val="none"/>
-        </w:rPr>
         <w:t>null</w:t>
       </w:r>
       <w:r>
         <w:rPr>
           <w:rFonts w:ascii="Times New Roman" w:eastAsia="Times New Roman" w:hAnsi="Times New Roman" w:cs="Times New Roman"/>
+          <w:color w:val="2F5496" w:themeColor="accent1" w:themeShade="BF"/>
           <w:kern w:val="0"/>
           <w:sz w:val="24"/>
           <w:szCs w:val="24"/>
@@ -7297,19 +7353,21 @@
     </w:p>
     <w:p>
       <w:pPr>
-        <w:spacing w:before="100" w:beforeAutospacing="1" w:after="100" w:afterAutospacing="1" w:line="240" w:lineRule="auto"/>
-        <w:rPr>
-          <w:rFonts w:ascii="Times New Roman" w:eastAsia="Times New Roman" w:hAnsi="Times New Roman" w:cs="Times New Roman"/>
-          <w:kern w:val="0"/>
-          <w:sz w:val="24"/>
-          <w:szCs w:val="24"/>
-          <w:lang w:eastAsia="fr-FR"/>
-          <w14:ligatures w14:val="none"/>
-        </w:rPr>
-      </w:pPr>
-      <w:r>
-        <w:rPr>
-          <w:rFonts w:ascii="Times New Roman" w:eastAsia="Times New Roman" w:hAnsi="Times New Roman" w:cs="Times New Roman"/>
+        <w:spacing w:after="0" w:line="240" w:lineRule="auto"/>
+        <w:ind w:left="708"/>
+        <w:rPr>
+          <w:rFonts w:ascii="Times New Roman" w:eastAsia="Times New Roman" w:hAnsi="Times New Roman" w:cs="Times New Roman"/>
+          <w:kern w:val="0"/>
+          <w:sz w:val="24"/>
+          <w:szCs w:val="24"/>
+          <w:lang w:eastAsia="fr-FR"/>
+          <w14:ligatures w14:val="none"/>
+        </w:rPr>
+      </w:pPr>
+      <w:r>
+        <w:rPr>
+          <w:rFonts w:ascii="Times New Roman" w:eastAsia="Times New Roman" w:hAnsi="Times New Roman" w:cs="Times New Roman"/>
+          <w:color w:val="2F5496" w:themeColor="accent1" w:themeShade="BF"/>
           <w:kern w:val="0"/>
           <w:sz w:val="24"/>
           <w:szCs w:val="24"/>
@@ -7691,7 +7749,6 @@
                 <w:lang w:eastAsia="fr-FR"/>
                 <w14:ligatures w14:val="none"/>
               </w:rPr>
-              <w:lastRenderedPageBreak/>
               <w:t>Développement d'une application web</w:t>
             </w:r>
           </w:p>
@@ -8017,8 +8074,9 @@
           <w:lang w:eastAsia="fr-FR"/>
           <w14:ligatures w14:val="none"/>
         </w:rPr>
+        <w:lastRenderedPageBreak/>
         <w:drawing>
-          <wp:inline distT="0" distB="0" distL="0" distR="0" wp14:anchorId="0D52ABB8" wp14:editId="79068BD7">
+          <wp:inline distT="0" distB="0" distL="0" distR="0" wp14:anchorId="0D52ABB8" wp14:editId="2B5424A4">
             <wp:extent cx="5760720" cy="1988820"/>
             <wp:effectExtent l="0" t="0" r="0" b="0"/>
             <wp:docPr id="22" name="Image 22"/>
@@ -8063,9 +8121,555 @@
         </w:rPr>
       </w:pPr>
     </w:p>
+    <w:p>
+      <w:pPr>
+        <w:autoSpaceDE w:val="0"/>
+        <w:autoSpaceDN w:val="0"/>
+        <w:adjustRightInd w:val="0"/>
+        <w:spacing w:after="0" w:line="240" w:lineRule="auto"/>
+        <w:rPr>
+          <w:rFonts w:ascii="CIDFont+F1" w:hAnsi="CIDFont+F1" w:cs="CIDFont+F1"/>
+          <w:kern w:val="0"/>
+          <w:sz w:val="21"/>
+          <w:szCs w:val="21"/>
+        </w:rPr>
+      </w:pPr>
+      <w:r>
+        <w:rPr>
+          <w:rFonts w:ascii="CIDFont+F1" w:hAnsi="CIDFont+F1" w:cs="CIDFont+F1"/>
+          <w:kern w:val="0"/>
+          <w:sz w:val="21"/>
+          <w:szCs w:val="21"/>
+        </w:rPr>
+        <w:t>5) Créer un prompt permettant de rédiger un email destiné à un client dont la livraison a pris</w:t>
+      </w:r>
+    </w:p>
+    <w:p>
+      <w:pPr>
+        <w:autoSpaceDE w:val="0"/>
+        <w:autoSpaceDN w:val="0"/>
+        <w:adjustRightInd w:val="0"/>
+        <w:spacing w:after="0" w:line="240" w:lineRule="auto"/>
+        <w:rPr>
+          <w:rFonts w:ascii="CIDFont+F1" w:hAnsi="CIDFont+F1" w:cs="CIDFont+F1"/>
+          <w:kern w:val="0"/>
+          <w:sz w:val="21"/>
+          <w:szCs w:val="21"/>
+        </w:rPr>
+      </w:pPr>
+      <w:r>
+        <w:rPr>
+          <w:rFonts w:ascii="CIDFont+F1" w:hAnsi="CIDFont+F1" w:cs="CIDFont+F1"/>
+          <w:kern w:val="0"/>
+          <w:sz w:val="21"/>
+          <w:szCs w:val="21"/>
+        </w:rPr>
+        <w:t>du retard avec les objectifs (reconnaître le retard, présenter des excuses, expliquer la</w:t>
+      </w:r>
+    </w:p>
+    <w:p>
+      <w:pPr>
+        <w:autoSpaceDE w:val="0"/>
+        <w:autoSpaceDN w:val="0"/>
+        <w:adjustRightInd w:val="0"/>
+        <w:spacing w:after="0" w:line="240" w:lineRule="auto"/>
+        <w:rPr>
+          <w:rFonts w:ascii="CIDFont+F1" w:hAnsi="CIDFont+F1" w:cs="CIDFont+F1"/>
+          <w:kern w:val="0"/>
+          <w:sz w:val="21"/>
+          <w:szCs w:val="21"/>
+        </w:rPr>
+      </w:pPr>
+      <w:r>
+        <w:rPr>
+          <w:rFonts w:ascii="CIDFont+F1" w:hAnsi="CIDFont+F1" w:cs="CIDFont+F1"/>
+          <w:kern w:val="0"/>
+          <w:sz w:val="21"/>
+          <w:szCs w:val="21"/>
+        </w:rPr>
+        <w:t>situation sans inventer de cause et proposer une solution), le ton (professionnel, courtois et</w:t>
+      </w:r>
+    </w:p>
+    <w:p>
+      <w:pPr>
+        <w:rPr>
+          <w:rFonts w:ascii="CIDFont+F1" w:hAnsi="CIDFont+F1" w:cs="CIDFont+F1"/>
+          <w:kern w:val="0"/>
+          <w:sz w:val="21"/>
+          <w:szCs w:val="21"/>
+        </w:rPr>
+      </w:pPr>
+      <w:r>
+        <w:rPr>
+          <w:rFonts w:ascii="CIDFont+F1" w:hAnsi="CIDFont+F1" w:cs="CIDFont+F1"/>
+          <w:kern w:val="0"/>
+          <w:sz w:val="21"/>
+          <w:szCs w:val="21"/>
+        </w:rPr>
+        <w:t>rassurant) et la longueur maximale (150 mots)</w:t>
+      </w:r>
+    </w:p>
+    <w:p>
+      <w:pPr>
+        <w:spacing w:after="0" w:line="240" w:lineRule="auto"/>
+        <w:ind w:left="708"/>
+        <w:rPr>
+          <w:rFonts w:ascii="Times New Roman" w:eastAsia="Times New Roman" w:hAnsi="Times New Roman" w:cs="Times New Roman"/>
+          <w:color w:val="2F5496" w:themeColor="accent1" w:themeShade="BF"/>
+          <w:kern w:val="0"/>
+          <w:sz w:val="24"/>
+          <w:szCs w:val="24"/>
+          <w:lang w:eastAsia="fr-FR"/>
+          <w14:ligatures w14:val="none"/>
+        </w:rPr>
+      </w:pPr>
+      <w:r>
+        <w:rPr>
+          <w:rFonts w:ascii="Times New Roman" w:eastAsia="Times New Roman" w:hAnsi="Times New Roman" w:cs="Times New Roman"/>
+          <w:color w:val="2F5496" w:themeColor="accent1" w:themeShade="BF"/>
+          <w:kern w:val="0"/>
+          <w:sz w:val="24"/>
+          <w:szCs w:val="24"/>
+          <w:lang w:eastAsia="fr-FR"/>
+          <w14:ligatures w14:val="none"/>
+        </w:rPr>
+        <w:t>Tu es un professionnel de la relation client.</w:t>
+      </w:r>
+    </w:p>
+    <w:p>
+      <w:pPr>
+        <w:spacing w:after="0" w:line="240" w:lineRule="auto"/>
+        <w:ind w:left="708"/>
+        <w:rPr>
+          <w:rFonts w:ascii="Times New Roman" w:eastAsia="Times New Roman" w:hAnsi="Times New Roman" w:cs="Times New Roman"/>
+          <w:color w:val="2F5496" w:themeColor="accent1" w:themeShade="BF"/>
+          <w:kern w:val="0"/>
+          <w:sz w:val="24"/>
+          <w:szCs w:val="24"/>
+          <w:lang w:eastAsia="fr-FR"/>
+          <w14:ligatures w14:val="none"/>
+        </w:rPr>
+      </w:pPr>
+      <w:r>
+        <w:rPr>
+          <w:rFonts w:ascii="Times New Roman" w:eastAsia="Times New Roman" w:hAnsi="Times New Roman" w:cs="Times New Roman"/>
+          <w:color w:val="2F5496" w:themeColor="accent1" w:themeShade="BF"/>
+          <w:kern w:val="0"/>
+          <w:sz w:val="24"/>
+          <w:szCs w:val="24"/>
+          <w:lang w:eastAsia="fr-FR"/>
+          <w14:ligatures w14:val="none"/>
+        </w:rPr>
+        <w:t>Rédige un email destiné à un client dont la livraison a pris du retard.</w:t>
+      </w:r>
+    </w:p>
+    <w:p>
+      <w:pPr>
+        <w:spacing w:after="0" w:line="240" w:lineRule="auto"/>
+        <w:ind w:left="708"/>
+        <w:rPr>
+          <w:rFonts w:ascii="Times New Roman" w:eastAsia="Times New Roman" w:hAnsi="Times New Roman" w:cs="Times New Roman"/>
+          <w:color w:val="2F5496" w:themeColor="accent1" w:themeShade="BF"/>
+          <w:kern w:val="0"/>
+          <w:sz w:val="24"/>
+          <w:szCs w:val="24"/>
+          <w:lang w:eastAsia="fr-FR"/>
+          <w14:ligatures w14:val="none"/>
+        </w:rPr>
+      </w:pPr>
+      <w:r>
+        <w:rPr>
+          <w:rFonts w:ascii="Times New Roman" w:eastAsia="Times New Roman" w:hAnsi="Times New Roman" w:cs="Times New Roman"/>
+          <w:color w:val="2F5496" w:themeColor="accent1" w:themeShade="BF"/>
+          <w:kern w:val="0"/>
+          <w:sz w:val="24"/>
+          <w:szCs w:val="24"/>
+          <w:lang w:eastAsia="fr-FR"/>
+          <w14:ligatures w14:val="none"/>
+        </w:rPr>
+        <w:t>L'email doit avoir pour objectifs de :</w:t>
+      </w:r>
+    </w:p>
+    <w:p>
+      <w:pPr>
+        <w:numPr>
+          <w:ilvl w:val="0"/>
+          <w:numId w:val="14"/>
+        </w:numPr>
+        <w:tabs>
+          <w:tab w:val="clear" w:pos="720"/>
+          <w:tab w:val="num" w:pos="1428"/>
+        </w:tabs>
+        <w:spacing w:after="0" w:line="240" w:lineRule="auto"/>
+        <w:ind w:left="1428"/>
+        <w:rPr>
+          <w:rFonts w:ascii="Times New Roman" w:eastAsia="Times New Roman" w:hAnsi="Times New Roman" w:cs="Times New Roman"/>
+          <w:color w:val="2F5496" w:themeColor="accent1" w:themeShade="BF"/>
+          <w:kern w:val="0"/>
+          <w:sz w:val="24"/>
+          <w:szCs w:val="24"/>
+          <w:lang w:eastAsia="fr-FR"/>
+          <w14:ligatures w14:val="none"/>
+        </w:rPr>
+      </w:pPr>
+      <w:r>
+        <w:rPr>
+          <w:rFonts w:ascii="Times New Roman" w:eastAsia="Times New Roman" w:hAnsi="Times New Roman" w:cs="Times New Roman"/>
+          <w:color w:val="2F5496" w:themeColor="accent1" w:themeShade="BF"/>
+          <w:kern w:val="0"/>
+          <w:sz w:val="24"/>
+          <w:szCs w:val="24"/>
+          <w:lang w:eastAsia="fr-FR"/>
+          <w14:ligatures w14:val="none"/>
+        </w:rPr>
+        <w:t>reconnaître le retard ;</w:t>
+      </w:r>
+    </w:p>
+    <w:p>
+      <w:pPr>
+        <w:numPr>
+          <w:ilvl w:val="0"/>
+          <w:numId w:val="14"/>
+        </w:numPr>
+        <w:tabs>
+          <w:tab w:val="clear" w:pos="720"/>
+          <w:tab w:val="num" w:pos="1428"/>
+        </w:tabs>
+        <w:spacing w:after="0" w:line="240" w:lineRule="auto"/>
+        <w:ind w:left="1428"/>
+        <w:rPr>
+          <w:rFonts w:ascii="Times New Roman" w:eastAsia="Times New Roman" w:hAnsi="Times New Roman" w:cs="Times New Roman"/>
+          <w:color w:val="2F5496" w:themeColor="accent1" w:themeShade="BF"/>
+          <w:kern w:val="0"/>
+          <w:sz w:val="24"/>
+          <w:szCs w:val="24"/>
+          <w:lang w:eastAsia="fr-FR"/>
+          <w14:ligatures w14:val="none"/>
+        </w:rPr>
+      </w:pPr>
+      <w:r>
+        <w:rPr>
+          <w:rFonts w:ascii="Times New Roman" w:eastAsia="Times New Roman" w:hAnsi="Times New Roman" w:cs="Times New Roman"/>
+          <w:color w:val="2F5496" w:themeColor="accent1" w:themeShade="BF"/>
+          <w:kern w:val="0"/>
+          <w:sz w:val="24"/>
+          <w:szCs w:val="24"/>
+          <w:lang w:eastAsia="fr-FR"/>
+          <w14:ligatures w14:val="none"/>
+        </w:rPr>
+        <w:t>présenter des excuses au client ;</w:t>
+      </w:r>
+    </w:p>
+    <w:p>
+      <w:pPr>
+        <w:numPr>
+          <w:ilvl w:val="0"/>
+          <w:numId w:val="14"/>
+        </w:numPr>
+        <w:tabs>
+          <w:tab w:val="clear" w:pos="720"/>
+          <w:tab w:val="num" w:pos="1428"/>
+        </w:tabs>
+        <w:spacing w:after="0" w:line="240" w:lineRule="auto"/>
+        <w:ind w:left="1428"/>
+        <w:rPr>
+          <w:rFonts w:ascii="Times New Roman" w:eastAsia="Times New Roman" w:hAnsi="Times New Roman" w:cs="Times New Roman"/>
+          <w:color w:val="2F5496" w:themeColor="accent1" w:themeShade="BF"/>
+          <w:kern w:val="0"/>
+          <w:sz w:val="24"/>
+          <w:szCs w:val="24"/>
+          <w:lang w:eastAsia="fr-FR"/>
+          <w14:ligatures w14:val="none"/>
+        </w:rPr>
+      </w:pPr>
+      <w:r>
+        <w:rPr>
+          <w:rFonts w:ascii="Times New Roman" w:eastAsia="Times New Roman" w:hAnsi="Times New Roman" w:cs="Times New Roman"/>
+          <w:color w:val="2F5496" w:themeColor="accent1" w:themeShade="BF"/>
+          <w:kern w:val="0"/>
+          <w:sz w:val="24"/>
+          <w:szCs w:val="24"/>
+          <w:lang w:eastAsia="fr-FR"/>
+          <w14:ligatures w14:val="none"/>
+        </w:rPr>
+        <w:t>expliquer la situation sans inventer de cause ;</w:t>
+      </w:r>
+    </w:p>
+    <w:p>
+      <w:pPr>
+        <w:numPr>
+          <w:ilvl w:val="0"/>
+          <w:numId w:val="14"/>
+        </w:numPr>
+        <w:tabs>
+          <w:tab w:val="clear" w:pos="720"/>
+          <w:tab w:val="num" w:pos="1428"/>
+        </w:tabs>
+        <w:spacing w:after="0" w:line="240" w:lineRule="auto"/>
+        <w:ind w:left="1428"/>
+        <w:rPr>
+          <w:rFonts w:ascii="Times New Roman" w:eastAsia="Times New Roman" w:hAnsi="Times New Roman" w:cs="Times New Roman"/>
+          <w:color w:val="2F5496" w:themeColor="accent1" w:themeShade="BF"/>
+          <w:kern w:val="0"/>
+          <w:sz w:val="24"/>
+          <w:szCs w:val="24"/>
+          <w:lang w:eastAsia="fr-FR"/>
+          <w14:ligatures w14:val="none"/>
+        </w:rPr>
+      </w:pPr>
+      <w:r>
+        <w:rPr>
+          <w:rFonts w:ascii="Times New Roman" w:eastAsia="Times New Roman" w:hAnsi="Times New Roman" w:cs="Times New Roman"/>
+          <w:color w:val="2F5496" w:themeColor="accent1" w:themeShade="BF"/>
+          <w:kern w:val="0"/>
+          <w:sz w:val="24"/>
+          <w:szCs w:val="24"/>
+          <w:lang w:eastAsia="fr-FR"/>
+          <w14:ligatures w14:val="none"/>
+        </w:rPr>
+        <w:t>proposer une solution.</w:t>
+      </w:r>
+    </w:p>
+    <w:p>
+      <w:pPr>
+        <w:spacing w:after="0" w:line="240" w:lineRule="auto"/>
+        <w:ind w:left="708"/>
+        <w:rPr>
+          <w:rFonts w:ascii="Times New Roman" w:eastAsia="Times New Roman" w:hAnsi="Times New Roman" w:cs="Times New Roman"/>
+          <w:color w:val="2F5496" w:themeColor="accent1" w:themeShade="BF"/>
+          <w:kern w:val="0"/>
+          <w:sz w:val="24"/>
+          <w:szCs w:val="24"/>
+          <w:lang w:eastAsia="fr-FR"/>
+          <w14:ligatures w14:val="none"/>
+        </w:rPr>
+      </w:pPr>
+      <w:r>
+        <w:rPr>
+          <w:rFonts w:ascii="Times New Roman" w:eastAsia="Times New Roman" w:hAnsi="Times New Roman" w:cs="Times New Roman"/>
+          <w:color w:val="2F5496" w:themeColor="accent1" w:themeShade="BF"/>
+          <w:kern w:val="0"/>
+          <w:sz w:val="24"/>
+          <w:szCs w:val="24"/>
+          <w:lang w:eastAsia="fr-FR"/>
+          <w14:ligatures w14:val="none"/>
+        </w:rPr>
+        <w:t>Respecte les contraintes suivantes :</w:t>
+      </w:r>
+    </w:p>
+    <w:p>
+      <w:pPr>
+        <w:numPr>
+          <w:ilvl w:val="0"/>
+          <w:numId w:val="15"/>
+        </w:numPr>
+        <w:tabs>
+          <w:tab w:val="clear" w:pos="720"/>
+          <w:tab w:val="num" w:pos="1428"/>
+        </w:tabs>
+        <w:spacing w:after="0" w:line="240" w:lineRule="auto"/>
+        <w:ind w:left="1428"/>
+        <w:rPr>
+          <w:rFonts w:ascii="Times New Roman" w:eastAsia="Times New Roman" w:hAnsi="Times New Roman" w:cs="Times New Roman"/>
+          <w:color w:val="2F5496" w:themeColor="accent1" w:themeShade="BF"/>
+          <w:kern w:val="0"/>
+          <w:sz w:val="24"/>
+          <w:szCs w:val="24"/>
+          <w:lang w:eastAsia="fr-FR"/>
+          <w14:ligatures w14:val="none"/>
+        </w:rPr>
+      </w:pPr>
+      <w:r>
+        <w:rPr>
+          <w:rFonts w:ascii="Times New Roman" w:eastAsia="Times New Roman" w:hAnsi="Times New Roman" w:cs="Times New Roman"/>
+          <w:color w:val="2F5496" w:themeColor="accent1" w:themeShade="BF"/>
+          <w:kern w:val="0"/>
+          <w:sz w:val="24"/>
+          <w:szCs w:val="24"/>
+          <w:lang w:eastAsia="fr-FR"/>
+          <w14:ligatures w14:val="none"/>
+        </w:rPr>
+        <w:t>ton professionnel, courtois et rassurant ;</w:t>
+      </w:r>
+    </w:p>
+    <w:p>
+      <w:pPr>
+        <w:numPr>
+          <w:ilvl w:val="0"/>
+          <w:numId w:val="15"/>
+        </w:numPr>
+        <w:tabs>
+          <w:tab w:val="clear" w:pos="720"/>
+          <w:tab w:val="num" w:pos="1428"/>
+        </w:tabs>
+        <w:spacing w:after="0" w:line="240" w:lineRule="auto"/>
+        <w:ind w:left="1428"/>
+        <w:rPr>
+          <w:rFonts w:ascii="Times New Roman" w:eastAsia="Times New Roman" w:hAnsi="Times New Roman" w:cs="Times New Roman"/>
+          <w:color w:val="2F5496" w:themeColor="accent1" w:themeShade="BF"/>
+          <w:kern w:val="0"/>
+          <w:sz w:val="24"/>
+          <w:szCs w:val="24"/>
+          <w:lang w:eastAsia="fr-FR"/>
+          <w14:ligatures w14:val="none"/>
+        </w:rPr>
+      </w:pPr>
+      <w:r>
+        <w:rPr>
+          <w:rFonts w:ascii="Times New Roman" w:eastAsia="Times New Roman" w:hAnsi="Times New Roman" w:cs="Times New Roman"/>
+          <w:color w:val="2F5496" w:themeColor="accent1" w:themeShade="BF"/>
+          <w:kern w:val="0"/>
+          <w:sz w:val="24"/>
+          <w:szCs w:val="24"/>
+          <w:lang w:eastAsia="fr-FR"/>
+          <w14:ligatures w14:val="none"/>
+        </w:rPr>
+        <w:t>maximum 150 mots ;</w:t>
+      </w:r>
+    </w:p>
+    <w:p>
+      <w:pPr>
+        <w:numPr>
+          <w:ilvl w:val="0"/>
+          <w:numId w:val="15"/>
+        </w:numPr>
+        <w:tabs>
+          <w:tab w:val="clear" w:pos="720"/>
+          <w:tab w:val="num" w:pos="1428"/>
+        </w:tabs>
+        <w:spacing w:after="0" w:line="240" w:lineRule="auto"/>
+        <w:ind w:left="1428"/>
+        <w:rPr>
+          <w:rFonts w:ascii="Times New Roman" w:eastAsia="Times New Roman" w:hAnsi="Times New Roman" w:cs="Times New Roman"/>
+          <w:color w:val="2F5496" w:themeColor="accent1" w:themeShade="BF"/>
+          <w:kern w:val="0"/>
+          <w:sz w:val="24"/>
+          <w:szCs w:val="24"/>
+          <w:lang w:eastAsia="fr-FR"/>
+          <w14:ligatures w14:val="none"/>
+        </w:rPr>
+      </w:pPr>
+      <w:r>
+        <w:rPr>
+          <w:rFonts w:ascii="Times New Roman" w:eastAsia="Times New Roman" w:hAnsi="Times New Roman" w:cs="Times New Roman"/>
+          <w:color w:val="2F5496" w:themeColor="accent1" w:themeShade="BF"/>
+          <w:kern w:val="0"/>
+          <w:sz w:val="24"/>
+          <w:szCs w:val="24"/>
+          <w:lang w:eastAsia="fr-FR"/>
+          <w14:ligatures w14:val="none"/>
+        </w:rPr>
+        <w:t>n'invente aucune information concernant la cause du retard ou la date de livraison ;</w:t>
+      </w:r>
+    </w:p>
+    <w:p>
+      <w:pPr>
+        <w:numPr>
+          <w:ilvl w:val="0"/>
+          <w:numId w:val="15"/>
+        </w:numPr>
+        <w:tabs>
+          <w:tab w:val="clear" w:pos="720"/>
+          <w:tab w:val="num" w:pos="1428"/>
+        </w:tabs>
+        <w:spacing w:after="0" w:line="240" w:lineRule="auto"/>
+        <w:ind w:left="1428"/>
+        <w:rPr>
+          <w:rFonts w:ascii="Times New Roman" w:eastAsia="Times New Roman" w:hAnsi="Times New Roman" w:cs="Times New Roman"/>
+          <w:color w:val="2F5496" w:themeColor="accent1" w:themeShade="BF"/>
+          <w:kern w:val="0"/>
+          <w:sz w:val="24"/>
+          <w:szCs w:val="24"/>
+          <w:lang w:eastAsia="fr-FR"/>
+          <w14:ligatures w14:val="none"/>
+        </w:rPr>
+      </w:pPr>
+      <w:r>
+        <w:rPr>
+          <w:rFonts w:ascii="Times New Roman" w:eastAsia="Times New Roman" w:hAnsi="Times New Roman" w:cs="Times New Roman"/>
+          <w:color w:val="2F5496" w:themeColor="accent1" w:themeShade="BF"/>
+          <w:kern w:val="0"/>
+          <w:sz w:val="24"/>
+          <w:szCs w:val="24"/>
+          <w:lang w:eastAsia="fr-FR"/>
+          <w14:ligatures w14:val="none"/>
+        </w:rPr>
+        <w:t>rédige uniquement l'email.</w:t>
+      </w:r>
+    </w:p>
+    <w:p>
+      <w:pPr>
+        <w:rPr>
+          <w:rFonts w:ascii="Times New Roman" w:hAnsi="Times New Roman" w:cs="Times New Roman"/>
+          <w:sz w:val="24"/>
+          <w:szCs w:val="24"/>
+        </w:rPr>
+      </w:pPr>
+    </w:p>
+    <w:p>
+      <w:pPr>
+        <w:rPr>
+          <w:rFonts w:ascii="Times New Roman" w:hAnsi="Times New Roman" w:cs="Times New Roman"/>
+          <w:sz w:val="24"/>
+          <w:szCs w:val="24"/>
+        </w:rPr>
+      </w:pPr>
+      <w:r>
+        <w:rPr>
+          <w:rFonts w:ascii="Times New Roman" w:hAnsi="Times New Roman" w:cs="Times New Roman"/>
+          <w:sz w:val="24"/>
+          <w:szCs w:val="24"/>
+        </w:rPr>
+        <w:lastRenderedPageBreak/>
+        <w:drawing>
+          <wp:inline distT="0" distB="0" distL="0" distR="0" wp14:anchorId="40E01E01" wp14:editId="75D9FA6E">
+            <wp:extent cx="5760720" cy="3922395"/>
+            <wp:effectExtent l="0" t="0" r="0" b="1905"/>
+            <wp:docPr id="23" name="Image 23"/>
+            <wp:cNvGraphicFramePr>
+              <a:graphicFrameLocks xmlns:a="http://schemas.openxmlformats.org/drawingml/2006/main" noChangeAspect="1"/>
+            </wp:cNvGraphicFramePr>
+            <a:graphic xmlns:a="http://schemas.openxmlformats.org/drawingml/2006/main">
+              <a:graphicData uri="http://schemas.openxmlformats.org/drawingml/2006/picture">
+                <pic:pic xmlns:pic="http://schemas.openxmlformats.org/drawingml/2006/picture">
+                  <pic:nvPicPr>
+                    <pic:cNvPr id="1" name=""/>
+                    <pic:cNvPicPr/>
+                  </pic:nvPicPr>
+                  <pic:blipFill>
+                    <a:blip r:embed="rId27"/>
+                    <a:stretch>
+                      <a:fillRect/>
+                    </a:stretch>
+                  </pic:blipFill>
+                  <pic:spPr>
+                    <a:xfrm>
+                      <a:off x="0" y="0"/>
+                      <a:ext cx="5760720" cy="3922395"/>
+                    </a:xfrm>
+                    <a:prstGeom prst="rect">
+                      <a:avLst/>
+                    </a:prstGeom>
+                  </pic:spPr>
+                </pic:pic>
+              </a:graphicData>
+            </a:graphic>
+          </wp:inline>
+        </w:drawing>
+      </w:r>
+    </w:p>
+    <w:p>
+      <w:pPr>
+        <w:rPr>
+          <w:rFonts w:ascii="Times New Roman" w:hAnsi="Times New Roman" w:cs="Times New Roman"/>
+          <w:sz w:val="24"/>
+          <w:szCs w:val="24"/>
+        </w:rPr>
+      </w:pPr>
+    </w:p>
     <w:sectPr>
-      <w:headerReference w:type="default" r:id="rId27"/>
-      <w:footerReference w:type="default" r:id="rId28"/>
+      <w:headerReference w:type="default" r:id="rId28"/>
+      <w:footerReference w:type="default" r:id="rId29"/>
       <w:pgSz w:w="11906" w:h="16838"/>
       <w:pgMar w:top="1417" w:right="1417" w:bottom="1417" w:left="1417" w:header="708" w:footer="708" w:gutter="0"/>
       <w:pgBorders w:offsetFrom="page">
@@ -8559,6 +9163,155 @@
     </w:lvl>
   </w:abstractNum>
   <w:abstractNum w:abstractNumId="1" w15:restartNumberingAfterBreak="0">
+    <w:nsid w:val="14C8000A"/>
+    <w:multiLevelType w:val="multilevel"/>
+    <w:tmpl w:val="42308B90"/>
+    <w:lvl w:ilvl="0">
+      <w:start w:val="1"/>
+      <w:numFmt w:val="bullet"/>
+      <w:lvlText w:val=""/>
+      <w:lvlJc w:val="left"/>
+      <w:pPr>
+        <w:tabs>
+          <w:tab w:val="num" w:pos="720"/>
+        </w:tabs>
+        <w:ind w:left="720" w:hanging="360"/>
+      </w:pPr>
+      <w:rPr>
+        <w:rFonts w:ascii="Symbol" w:hAnsi="Symbol" w:hint="default"/>
+        <w:sz w:val="20"/>
+      </w:rPr>
+    </w:lvl>
+    <w:lvl w:ilvl="1" w:tentative="1">
+      <w:start w:val="1"/>
+      <w:numFmt w:val="bullet"/>
+      <w:lvlText w:val="o"/>
+      <w:lvlJc w:val="left"/>
+      <w:pPr>
+        <w:tabs>
+          <w:tab w:val="num" w:pos="1440"/>
+        </w:tabs>
+        <w:ind w:left="1440" w:hanging="360"/>
+      </w:pPr>
+      <w:rPr>
+        <w:rFonts w:ascii="Courier New" w:hAnsi="Courier New" w:hint="default"/>
+        <w:sz w:val="20"/>
+      </w:rPr>
+    </w:lvl>
+    <w:lvl w:ilvl="2" w:tentative="1">
+      <w:start w:val="1"/>
+      <w:numFmt w:val="bullet"/>
+      <w:lvlText w:val=""/>
+      <w:lvlJc w:val="left"/>
+      <w:pPr>
+        <w:tabs>
+          <w:tab w:val="num" w:pos="2160"/>
+        </w:tabs>
+        <w:ind w:left="2160" w:hanging="360"/>
+      </w:pPr>
+      <w:rPr>
+        <w:rFonts w:ascii="Wingdings" w:hAnsi="Wingdings" w:hint="default"/>
+        <w:sz w:val="20"/>
+      </w:rPr>
+    </w:lvl>
+    <w:lvl w:ilvl="3" w:tentative="1">
+      <w:start w:val="1"/>
+      <w:numFmt w:val="bullet"/>
+      <w:lvlText w:val=""/>
+      <w:lvlJc w:val="left"/>
+      <w:pPr>
+        <w:tabs>
+          <w:tab w:val="num" w:pos="2880"/>
+        </w:tabs>
+        <w:ind w:left="2880" w:hanging="360"/>
+      </w:pPr>
+      <w:rPr>
+        <w:rFonts w:ascii="Wingdings" w:hAnsi="Wingdings" w:hint="default"/>
+        <w:sz w:val="20"/>
+      </w:rPr>
+    </w:lvl>
+    <w:lvl w:ilvl="4" w:tentative="1">
+      <w:start w:val="1"/>
+      <w:numFmt w:val="bullet"/>
+      <w:lvlText w:val=""/>
+      <w:lvlJc w:val="left"/>
+      <w:pPr>
+        <w:tabs>
+          <w:tab w:val="num" w:pos="3600"/>
+        </w:tabs>
+        <w:ind w:left="3600" w:hanging="360"/>
+      </w:pPr>
+      <w:rPr>
+        <w:rFonts w:ascii="Wingdings" w:hAnsi="Wingdings" w:hint="default"/>
+        <w:sz w:val="20"/>
+      </w:rPr>
+    </w:lvl>
+    <w:lvl w:ilvl="5" w:tentative="1">
+      <w:start w:val="1"/>
+      <w:numFmt w:val="bullet"/>
+      <w:lvlText w:val=""/>
+      <w:lvlJc w:val="left"/>
+      <w:pPr>
+        <w:tabs>
+          <w:tab w:val="num" w:pos="4320"/>
+        </w:tabs>
+        <w:ind w:left="4320" w:hanging="360"/>
+      </w:pPr>
+      <w:rPr>
+        <w:rFonts w:ascii="Wingdings" w:hAnsi="Wingdings" w:hint="default"/>
+        <w:sz w:val="20"/>
+      </w:rPr>
+    </w:lvl>
+    <w:lvl w:ilvl="6" w:tentative="1">
+      <w:start w:val="1"/>
+      <w:numFmt w:val="bullet"/>
+      <w:lvlText w:val=""/>
+      <w:lvlJc w:val="left"/>
+      <w:pPr>
+        <w:tabs>
+          <w:tab w:val="num" w:pos="5040"/>
+        </w:tabs>
+        <w:ind w:left="5040" w:hanging="360"/>
+      </w:pPr>
+      <w:rPr>
+        <w:rFonts w:ascii="Wingdings" w:hAnsi="Wingdings" w:hint="default"/>
+        <w:sz w:val="20"/>
+      </w:rPr>
+    </w:lvl>
+    <w:lvl w:ilvl="7" w:tentative="1">
+      <w:start w:val="1"/>
+      <w:numFmt w:val="bullet"/>
+      <w:lvlText w:val=""/>
+      <w:lvlJc w:val="left"/>
+      <w:pPr>
+        <w:tabs>
+          <w:tab w:val="num" w:pos="5760"/>
+        </w:tabs>
+        <w:ind w:left="5760" w:hanging="360"/>
+      </w:pPr>
+      <w:rPr>
+        <w:rFonts w:ascii="Wingdings" w:hAnsi="Wingdings" w:hint="default"/>
+        <w:sz w:val="20"/>
+      </w:rPr>
+    </w:lvl>
+    <w:lvl w:ilvl="8" w:tentative="1">
+      <w:start w:val="1"/>
+      <w:numFmt w:val="bullet"/>
+      <w:lvlText w:val=""/>
+      <w:lvlJc w:val="left"/>
+      <w:pPr>
+        <w:tabs>
+          <w:tab w:val="num" w:pos="6480"/>
+        </w:tabs>
+        <w:ind w:left="6480" w:hanging="360"/>
+      </w:pPr>
+      <w:rPr>
+        <w:rFonts w:ascii="Wingdings" w:hAnsi="Wingdings" w:hint="default"/>
+        <w:sz w:val="20"/>
+      </w:rPr>
+    </w:lvl>
+  </w:abstractNum>
+  <w:abstractNum w:abstractNumId="2" w15:restartNumberingAfterBreak="0">
     <w:nsid w:val="16B42315"/>
     <w:multiLevelType w:val="multilevel"/>
     <w:tmpl w:val="3CF28954"/>
@@ -8707,7 +9460,7 @@
       </w:rPr>
     </w:lvl>
   </w:abstractNum>
-  <w:abstractNum w:abstractNumId="2" w15:restartNumberingAfterBreak="0">
+  <w:abstractNum w:abstractNumId="3" w15:restartNumberingAfterBreak="0">
     <w:nsid w:val="1A8F2050"/>
     <w:multiLevelType w:val="multilevel"/>
     <w:tmpl w:val="CCB8542C"/>
@@ -8856,7 +9609,7 @@
       </w:rPr>
     </w:lvl>
   </w:abstractNum>
-  <w:abstractNum w:abstractNumId="3" w15:restartNumberingAfterBreak="0">
+  <w:abstractNum w:abstractNumId="4" w15:restartNumberingAfterBreak="0">
     <w:nsid w:val="23FA75D2"/>
     <w:multiLevelType w:val="multilevel"/>
     <w:tmpl w:val="7B086CF2"/>
@@ -8969,7 +9722,7 @@
       </w:pPr>
     </w:lvl>
   </w:abstractNum>
-  <w:abstractNum w:abstractNumId="4" w15:restartNumberingAfterBreak="0">
+  <w:abstractNum w:abstractNumId="5" w15:restartNumberingAfterBreak="0">
     <w:nsid w:val="30817C99"/>
     <w:multiLevelType w:val="hybridMultilevel"/>
     <w:tmpl w:val="B28054F4"/>
@@ -9055,7 +9808,7 @@
       </w:pPr>
     </w:lvl>
   </w:abstractNum>
-  <w:abstractNum w:abstractNumId="5" w15:restartNumberingAfterBreak="0">
+  <w:abstractNum w:abstractNumId="6" w15:restartNumberingAfterBreak="0">
     <w:nsid w:val="32024712"/>
     <w:multiLevelType w:val="multilevel"/>
     <w:tmpl w:val="7716EFCE"/>
@@ -9204,7 +9957,156 @@
       </w:rPr>
     </w:lvl>
   </w:abstractNum>
-  <w:abstractNum w:abstractNumId="6" w15:restartNumberingAfterBreak="0">
+  <w:abstractNum w:abstractNumId="7" w15:restartNumberingAfterBreak="0">
+    <w:nsid w:val="3A273CBD"/>
+    <w:multiLevelType w:val="multilevel"/>
+    <w:tmpl w:val="A5564738"/>
+    <w:lvl w:ilvl="0">
+      <w:start w:val="1"/>
+      <w:numFmt w:val="bullet"/>
+      <w:lvlText w:val=""/>
+      <w:lvlJc w:val="left"/>
+      <w:pPr>
+        <w:tabs>
+          <w:tab w:val="num" w:pos="720"/>
+        </w:tabs>
+        <w:ind w:left="720" w:hanging="360"/>
+      </w:pPr>
+      <w:rPr>
+        <w:rFonts w:ascii="Symbol" w:hAnsi="Symbol" w:hint="default"/>
+        <w:sz w:val="20"/>
+      </w:rPr>
+    </w:lvl>
+    <w:lvl w:ilvl="1" w:tentative="1">
+      <w:start w:val="1"/>
+      <w:numFmt w:val="bullet"/>
+      <w:lvlText w:val="o"/>
+      <w:lvlJc w:val="left"/>
+      <w:pPr>
+        <w:tabs>
+          <w:tab w:val="num" w:pos="1440"/>
+        </w:tabs>
+        <w:ind w:left="1440" w:hanging="360"/>
+      </w:pPr>
+      <w:rPr>
+        <w:rFonts w:ascii="Courier New" w:hAnsi="Courier New" w:hint="default"/>
+        <w:sz w:val="20"/>
+      </w:rPr>
+    </w:lvl>
+    <w:lvl w:ilvl="2" w:tentative="1">
+      <w:start w:val="1"/>
+      <w:numFmt w:val="bullet"/>
+      <w:lvlText w:val=""/>
+      <w:lvlJc w:val="left"/>
+      <w:pPr>
+        <w:tabs>
+          <w:tab w:val="num" w:pos="2160"/>
+        </w:tabs>
+        <w:ind w:left="2160" w:hanging="360"/>
+      </w:pPr>
+      <w:rPr>
+        <w:rFonts w:ascii="Wingdings" w:hAnsi="Wingdings" w:hint="default"/>
+        <w:sz w:val="20"/>
+      </w:rPr>
+    </w:lvl>
+    <w:lvl w:ilvl="3" w:tentative="1">
+      <w:start w:val="1"/>
+      <w:numFmt w:val="bullet"/>
+      <w:lvlText w:val=""/>
+      <w:lvlJc w:val="left"/>
+      <w:pPr>
+        <w:tabs>
+          <w:tab w:val="num" w:pos="2880"/>
+        </w:tabs>
+        <w:ind w:left="2880" w:hanging="360"/>
+      </w:pPr>
+      <w:rPr>
+        <w:rFonts w:ascii="Wingdings" w:hAnsi="Wingdings" w:hint="default"/>
+        <w:sz w:val="20"/>
+      </w:rPr>
+    </w:lvl>
+    <w:lvl w:ilvl="4" w:tentative="1">
+      <w:start w:val="1"/>
+      <w:numFmt w:val="bullet"/>
+      <w:lvlText w:val=""/>
+      <w:lvlJc w:val="left"/>
+      <w:pPr>
+        <w:tabs>
+          <w:tab w:val="num" w:pos="3600"/>
+        </w:tabs>
+        <w:ind w:left="3600" w:hanging="360"/>
+      </w:pPr>
+      <w:rPr>
+        <w:rFonts w:ascii="Wingdings" w:hAnsi="Wingdings" w:hint="default"/>
+        <w:sz w:val="20"/>
+      </w:rPr>
+    </w:lvl>
+    <w:lvl w:ilvl="5" w:tentative="1">
+      <w:start w:val="1"/>
+      <w:numFmt w:val="bullet"/>
+      <w:lvlText w:val=""/>
+      <w:lvlJc w:val="left"/>
+      <w:pPr>
+        <w:tabs>
+          <w:tab w:val="num" w:pos="4320"/>
+        </w:tabs>
+        <w:ind w:left="4320" w:hanging="360"/>
+      </w:pPr>
+      <w:rPr>
+        <w:rFonts w:ascii="Wingdings" w:hAnsi="Wingdings" w:hint="default"/>
+        <w:sz w:val="20"/>
+      </w:rPr>
+    </w:lvl>
+    <w:lvl w:ilvl="6" w:tentative="1">
+      <w:start w:val="1"/>
+      <w:numFmt w:val="bullet"/>
+      <w:lvlText w:val=""/>
+      <w:lvlJc w:val="left"/>
+      <w:pPr>
+        <w:tabs>
+          <w:tab w:val="num" w:pos="5040"/>
+        </w:tabs>
+        <w:ind w:left="5040" w:hanging="360"/>
+      </w:pPr>
+      <w:rPr>
+        <w:rFonts w:ascii="Wingdings" w:hAnsi="Wingdings" w:hint="default"/>
+        <w:sz w:val="20"/>
+      </w:rPr>
+    </w:lvl>
+    <w:lvl w:ilvl="7" w:tentative="1">
+      <w:start w:val="1"/>
+      <w:numFmt w:val="bullet"/>
+      <w:lvlText w:val=""/>
+      <w:lvlJc w:val="left"/>
+      <w:pPr>
+        <w:tabs>
+          <w:tab w:val="num" w:pos="5760"/>
+        </w:tabs>
+        <w:ind w:left="5760" w:hanging="360"/>
+      </w:pPr>
+      <w:rPr>
+        <w:rFonts w:ascii="Wingdings" w:hAnsi="Wingdings" w:hint="default"/>
+        <w:sz w:val="20"/>
+      </w:rPr>
+    </w:lvl>
+    <w:lvl w:ilvl="8" w:tentative="1">
+      <w:start w:val="1"/>
+      <w:numFmt w:val="bullet"/>
+      <w:lvlText w:val=""/>
+      <w:lvlJc w:val="left"/>
+      <w:pPr>
+        <w:tabs>
+          <w:tab w:val="num" w:pos="6480"/>
+        </w:tabs>
+        <w:ind w:left="6480" w:hanging="360"/>
+      </w:pPr>
+      <w:rPr>
+        <w:rFonts w:ascii="Wingdings" w:hAnsi="Wingdings" w:hint="default"/>
+        <w:sz w:val="20"/>
+      </w:rPr>
+    </w:lvl>
+  </w:abstractNum>
+  <w:abstractNum w:abstractNumId="8" w15:restartNumberingAfterBreak="0">
     <w:nsid w:val="3CA24848"/>
     <w:multiLevelType w:val="hybridMultilevel"/>
     <w:tmpl w:val="76B802A4"/>
@@ -9317,7 +10219,7 @@
       </w:rPr>
     </w:lvl>
   </w:abstractNum>
-  <w:abstractNum w:abstractNumId="7" w15:restartNumberingAfterBreak="0">
+  <w:abstractNum w:abstractNumId="9" w15:restartNumberingAfterBreak="0">
     <w:nsid w:val="4996411C"/>
     <w:multiLevelType w:val="multilevel"/>
     <w:tmpl w:val="218091C0"/>
@@ -9434,7 +10336,7 @@
       </w:pPr>
     </w:lvl>
   </w:abstractNum>
-  <w:abstractNum w:abstractNumId="8" w15:restartNumberingAfterBreak="0">
+  <w:abstractNum w:abstractNumId="10" w15:restartNumberingAfterBreak="0">
     <w:nsid w:val="4F9D0AB4"/>
     <w:multiLevelType w:val="multilevel"/>
     <w:tmpl w:val="839C6E34"/>
@@ -9583,7 +10485,7 @@
       </w:rPr>
     </w:lvl>
   </w:abstractNum>
-  <w:abstractNum w:abstractNumId="9" w15:restartNumberingAfterBreak="0">
+  <w:abstractNum w:abstractNumId="11" w15:restartNumberingAfterBreak="0">
     <w:nsid w:val="56D568C8"/>
     <w:multiLevelType w:val="multilevel"/>
     <w:tmpl w:val="3392CAD2"/>
@@ -9732,7 +10634,7 @@
       </w:rPr>
     </w:lvl>
   </w:abstractNum>
-  <w:abstractNum w:abstractNumId="10" w15:restartNumberingAfterBreak="0">
+  <w:abstractNum w:abstractNumId="12" w15:restartNumberingAfterBreak="0">
     <w:nsid w:val="61053792"/>
     <w:multiLevelType w:val="multilevel"/>
     <w:tmpl w:val="49E43BFC"/>
@@ -9881,7 +10783,7 @@
       </w:rPr>
     </w:lvl>
   </w:abstractNum>
-  <w:abstractNum w:abstractNumId="11" w15:restartNumberingAfterBreak="0">
+  <w:abstractNum w:abstractNumId="13" w15:restartNumberingAfterBreak="0">
     <w:nsid w:val="6DA36487"/>
     <w:multiLevelType w:val="multilevel"/>
     <w:tmpl w:val="9C4C8532"/>
@@ -10030,7 +10932,7 @@
       </w:rPr>
     </w:lvl>
   </w:abstractNum>
-  <w:abstractNum w:abstractNumId="12" w15:restartNumberingAfterBreak="0">
+  <w:abstractNum w:abstractNumId="14" w15:restartNumberingAfterBreak="0">
     <w:nsid w:val="6EB85EAA"/>
     <w:multiLevelType w:val="hybridMultilevel"/>
     <w:tmpl w:val="DB76C824"/>
@@ -10144,43 +11046,49 @@
     </w:lvl>
   </w:abstractNum>
   <w:num w:numId="1">
+    <w:abstractNumId w:val="14"/>
+  </w:num>
+  <w:num w:numId="2">
+    <w:abstractNumId w:val="8"/>
+  </w:num>
+  <w:num w:numId="3">
+    <w:abstractNumId w:val="11"/>
+  </w:num>
+  <w:num w:numId="4">
+    <w:abstractNumId w:val="6"/>
+  </w:num>
+  <w:num w:numId="5">
+    <w:abstractNumId w:val="5"/>
+  </w:num>
+  <w:num w:numId="6">
     <w:abstractNumId w:val="12"/>
   </w:num>
-  <w:num w:numId="2">
-    <w:abstractNumId w:val="6"/>
+  <w:num w:numId="7">
+    <w:abstractNumId w:val="4"/>
   </w:num>
-  <w:num w:numId="3">
+  <w:num w:numId="8">
+    <w:abstractNumId w:val="13"/>
+  </w:num>
+  <w:num w:numId="9">
+    <w:abstractNumId w:val="2"/>
+  </w:num>
+  <w:num w:numId="10">
     <w:abstractNumId w:val="9"/>
   </w:num>
-  <w:num w:numId="4">
-    <w:abstractNumId w:val="5"/>
-  </w:num>
-  <w:num w:numId="5">
-    <w:abstractNumId w:val="4"/>
-  </w:num>
-  <w:num w:numId="6">
-    <w:abstractNumId w:val="10"/>
-  </w:num>
-  <w:num w:numId="7">
+  <w:num w:numId="11">
     <w:abstractNumId w:val="3"/>
-  </w:num>
-  <w:num w:numId="8">
-    <w:abstractNumId w:val="11"/>
-  </w:num>
-  <w:num w:numId="9">
-    <w:abstractNumId w:val="1"/>
-  </w:num>
-  <w:num w:numId="10">
-    <w:abstractNumId w:val="7"/>
-  </w:num>
-  <w:num w:numId="11">
-    <w:abstractNumId w:val="2"/>
   </w:num>
   <w:num w:numId="12">
     <w:abstractNumId w:val="0"/>
   </w:num>
   <w:num w:numId="13">
-    <w:abstractNumId w:val="8"/>
+    <w:abstractNumId w:val="10"/>
+  </w:num>
+  <w:num w:numId="14">
+    <w:abstractNumId w:val="1"/>
+  </w:num>
+  <w:num w:numId="15">
+    <w:abstractNumId w:val="7"/>
   </w:num>
 </w:numbering>
 </file>

--- a/Atelier Prompt.docx
+++ b/Atelier Prompt.docx
@@ -8667,9 +8667,955 @@
         </w:rPr>
       </w:pPr>
     </w:p>
+    <w:p>
+      <w:pPr>
+        <w:pBdr>
+          <w:left w:val="single" w:sz="24" w:space="4" w:color="323E4F" w:themeColor="text2" w:themeShade="BF"/>
+        </w:pBdr>
+        <w:autoSpaceDE w:val="0"/>
+        <w:autoSpaceDN w:val="0"/>
+        <w:adjustRightInd w:val="0"/>
+        <w:spacing w:after="0" w:line="240" w:lineRule="auto"/>
+        <w:rPr>
+          <w:rFonts w:ascii="Times New Roman" w:hAnsi="Times New Roman" w:cs="Times New Roman"/>
+          <w:b/>
+          <w:bCs/>
+          <w:color w:val="323E4F" w:themeColor="text2" w:themeShade="BF"/>
+          <w:kern w:val="0"/>
+          <w:sz w:val="32"/>
+          <w:szCs w:val="32"/>
+        </w:rPr>
+      </w:pPr>
+      <w:r>
+        <w:rPr>
+          <w:rFonts w:ascii="Times New Roman" w:hAnsi="Times New Roman" w:cs="Times New Roman"/>
+          <w:b/>
+          <w:bCs/>
+          <w:color w:val="323E4F" w:themeColor="text2" w:themeShade="BF"/>
+          <w:kern w:val="0"/>
+          <w:sz w:val="32"/>
+          <w:szCs w:val="32"/>
+        </w:rPr>
+        <w:t xml:space="preserve">Partie </w:t>
+      </w:r>
+      <w:r>
+        <w:rPr>
+          <w:rFonts w:ascii="Times New Roman" w:hAnsi="Times New Roman" w:cs="Times New Roman"/>
+          <w:b/>
+          <w:bCs/>
+          <w:color w:val="323E4F" w:themeColor="text2" w:themeShade="BF"/>
+          <w:kern w:val="0"/>
+          <w:sz w:val="32"/>
+          <w:szCs w:val="32"/>
+        </w:rPr>
+        <w:t>5</w:t>
+      </w:r>
+      <w:r>
+        <w:rPr>
+          <w:rFonts w:ascii="Times New Roman" w:hAnsi="Times New Roman" w:cs="Times New Roman"/>
+          <w:b/>
+          <w:bCs/>
+          <w:color w:val="323E4F" w:themeColor="text2" w:themeShade="BF"/>
+          <w:kern w:val="0"/>
+          <w:sz w:val="32"/>
+          <w:szCs w:val="32"/>
+        </w:rPr>
+        <w:t xml:space="preserve"> – </w:t>
+      </w:r>
+      <w:r>
+        <w:rPr>
+          <w:rFonts w:ascii="Times New Roman" w:hAnsi="Times New Roman" w:cs="Times New Roman"/>
+          <w:b/>
+          <w:bCs/>
+          <w:color w:val="323E4F" w:themeColor="text2" w:themeShade="BF"/>
+          <w:kern w:val="0"/>
+          <w:sz w:val="32"/>
+          <w:szCs w:val="32"/>
+        </w:rPr>
+        <w:t>Prompts pour les applications métier</w:t>
+      </w:r>
+    </w:p>
+    <w:p>
+      <w:pPr>
+        <w:autoSpaceDE w:val="0"/>
+        <w:autoSpaceDN w:val="0"/>
+        <w:adjustRightInd w:val="0"/>
+        <w:spacing w:after="0" w:line="240" w:lineRule="auto"/>
+        <w:rPr>
+          <w:rFonts w:ascii="CIDFont+F1" w:hAnsi="CIDFont+F1" w:cs="CIDFont+F1"/>
+          <w:color w:val="000000"/>
+          <w:kern w:val="0"/>
+          <w:sz w:val="21"/>
+          <w:szCs w:val="21"/>
+        </w:rPr>
+      </w:pPr>
+      <w:r>
+        <w:rPr>
+          <w:rFonts w:ascii="CIDFont+F1" w:hAnsi="CIDFont+F1" w:cs="CIDFont+F1"/>
+          <w:color w:val="000000"/>
+          <w:kern w:val="0"/>
+          <w:sz w:val="21"/>
+          <w:szCs w:val="21"/>
+        </w:rPr>
+        <w:t>1) Créer un prompt permettant, à partir du dataset des capteurs, de proposer des stratégies</w:t>
+      </w:r>
+    </w:p>
+    <w:p>
+      <w:pPr>
+        <w:autoSpaceDE w:val="0"/>
+        <w:autoSpaceDN w:val="0"/>
+        <w:adjustRightInd w:val="0"/>
+        <w:spacing w:after="0" w:line="240" w:lineRule="auto"/>
+        <w:rPr>
+          <w:rFonts w:ascii="CIDFont+F1" w:hAnsi="CIDFont+F1" w:cs="CIDFont+F1"/>
+          <w:color w:val="000000"/>
+          <w:kern w:val="0"/>
+          <w:sz w:val="21"/>
+          <w:szCs w:val="21"/>
+        </w:rPr>
+      </w:pPr>
+      <w:r>
+        <w:rPr>
+          <w:rFonts w:ascii="CIDFont+F1" w:hAnsi="CIDFont+F1" w:cs="CIDFont+F1"/>
+          <w:color w:val="000000"/>
+          <w:kern w:val="0"/>
+          <w:sz w:val="21"/>
+          <w:szCs w:val="21"/>
+        </w:rPr>
+        <w:t>(détection, traitement, risques associés) de traitement des valeurs manquantes, des</w:t>
+      </w:r>
+    </w:p>
+    <w:p>
+      <w:pPr>
+        <w:autoSpaceDE w:val="0"/>
+        <w:autoSpaceDN w:val="0"/>
+        <w:adjustRightInd w:val="0"/>
+        <w:spacing w:after="0" w:line="240" w:lineRule="auto"/>
+        <w:rPr>
+          <w:rFonts w:ascii="CIDFont+F1" w:hAnsi="CIDFont+F1" w:cs="CIDFont+F1"/>
+          <w:color w:val="000000"/>
+          <w:kern w:val="0"/>
+          <w:sz w:val="21"/>
+          <w:szCs w:val="21"/>
+        </w:rPr>
+      </w:pPr>
+      <w:r>
+        <w:rPr>
+          <w:rFonts w:ascii="CIDFont+F1" w:hAnsi="CIDFont+F1" w:cs="CIDFont+F1"/>
+          <w:color w:val="000000"/>
+          <w:kern w:val="0"/>
+          <w:sz w:val="21"/>
+          <w:szCs w:val="21"/>
+        </w:rPr>
+        <w:t>doublons, des valeurs aberrantes, des variables catégorielles</w:t>
+      </w:r>
+    </w:p>
+    <w:p>
+      <w:pPr>
+        <w:rPr>
+          <w:rFonts w:ascii="Times New Roman" w:hAnsi="Times New Roman" w:cs="Times New Roman"/>
+          <w:sz w:val="24"/>
+          <w:szCs w:val="24"/>
+        </w:rPr>
+      </w:pPr>
+    </w:p>
+    <w:p>
+      <w:pPr>
+        <w:spacing w:after="0" w:line="240" w:lineRule="auto"/>
+        <w:ind w:left="708"/>
+        <w:rPr>
+          <w:rFonts w:ascii="Times New Roman" w:eastAsia="Times New Roman" w:hAnsi="Times New Roman" w:cs="Times New Roman"/>
+          <w:color w:val="2F5496" w:themeColor="accent1" w:themeShade="BF"/>
+          <w:kern w:val="0"/>
+          <w:sz w:val="24"/>
+          <w:szCs w:val="24"/>
+          <w:lang w:eastAsia="fr-FR"/>
+          <w14:ligatures w14:val="none"/>
+        </w:rPr>
+      </w:pPr>
+      <w:r>
+        <w:rPr>
+          <w:rFonts w:ascii="Times New Roman" w:eastAsia="Times New Roman" w:hAnsi="Times New Roman" w:cs="Times New Roman"/>
+          <w:color w:val="2F5496" w:themeColor="accent1" w:themeShade="BF"/>
+          <w:kern w:val="0"/>
+          <w:sz w:val="24"/>
+          <w:szCs w:val="24"/>
+          <w:lang w:eastAsia="fr-FR"/>
+          <w14:ligatures w14:val="none"/>
+        </w:rPr>
+        <w:t>Tu es un expert en Data Science et en traitement des données.</w:t>
+      </w:r>
+    </w:p>
+    <w:p>
+      <w:pPr>
+        <w:spacing w:after="0" w:line="240" w:lineRule="auto"/>
+        <w:ind w:left="708"/>
+        <w:rPr>
+          <w:rFonts w:ascii="Times New Roman" w:eastAsia="Times New Roman" w:hAnsi="Times New Roman" w:cs="Times New Roman"/>
+          <w:color w:val="2F5496" w:themeColor="accent1" w:themeShade="BF"/>
+          <w:kern w:val="0"/>
+          <w:sz w:val="24"/>
+          <w:szCs w:val="24"/>
+          <w:lang w:eastAsia="fr-FR"/>
+          <w14:ligatures w14:val="none"/>
+        </w:rPr>
+      </w:pPr>
+      <w:r>
+        <w:rPr>
+          <w:rFonts w:ascii="Times New Roman" w:eastAsia="Times New Roman" w:hAnsi="Times New Roman" w:cs="Times New Roman"/>
+          <w:color w:val="2F5496" w:themeColor="accent1" w:themeShade="BF"/>
+          <w:kern w:val="0"/>
+          <w:sz w:val="24"/>
+          <w:szCs w:val="24"/>
+          <w:lang w:eastAsia="fr-FR"/>
+          <w14:ligatures w14:val="none"/>
+        </w:rPr>
+        <w:t>À partir du dataset des capteurs, analyse les problèmes liés à la qualité des données et propose des stratégies de traitement pour :</w:t>
+      </w:r>
+    </w:p>
+    <w:p>
+      <w:pPr>
+        <w:numPr>
+          <w:ilvl w:val="0"/>
+          <w:numId w:val="16"/>
+        </w:numPr>
+        <w:tabs>
+          <w:tab w:val="clear" w:pos="720"/>
+          <w:tab w:val="num" w:pos="1428"/>
+        </w:tabs>
+        <w:spacing w:after="0" w:line="240" w:lineRule="auto"/>
+        <w:ind w:left="1428"/>
+        <w:rPr>
+          <w:rFonts w:ascii="Times New Roman" w:eastAsia="Times New Roman" w:hAnsi="Times New Roman" w:cs="Times New Roman"/>
+          <w:color w:val="2F5496" w:themeColor="accent1" w:themeShade="BF"/>
+          <w:kern w:val="0"/>
+          <w:sz w:val="24"/>
+          <w:szCs w:val="24"/>
+          <w:lang w:eastAsia="fr-FR"/>
+          <w14:ligatures w14:val="none"/>
+        </w:rPr>
+      </w:pPr>
+      <w:r>
+        <w:rPr>
+          <w:rFonts w:ascii="Times New Roman" w:eastAsia="Times New Roman" w:hAnsi="Times New Roman" w:cs="Times New Roman"/>
+          <w:color w:val="2F5496" w:themeColor="accent1" w:themeShade="BF"/>
+          <w:kern w:val="0"/>
+          <w:sz w:val="24"/>
+          <w:szCs w:val="24"/>
+          <w:lang w:eastAsia="fr-FR"/>
+          <w14:ligatures w14:val="none"/>
+        </w:rPr>
+        <w:t>les valeurs manquantes ;</w:t>
+      </w:r>
+    </w:p>
+    <w:p>
+      <w:pPr>
+        <w:numPr>
+          <w:ilvl w:val="0"/>
+          <w:numId w:val="16"/>
+        </w:numPr>
+        <w:tabs>
+          <w:tab w:val="clear" w:pos="720"/>
+          <w:tab w:val="num" w:pos="1428"/>
+        </w:tabs>
+        <w:spacing w:after="0" w:line="240" w:lineRule="auto"/>
+        <w:ind w:left="1428"/>
+        <w:rPr>
+          <w:rFonts w:ascii="Times New Roman" w:eastAsia="Times New Roman" w:hAnsi="Times New Roman" w:cs="Times New Roman"/>
+          <w:color w:val="2F5496" w:themeColor="accent1" w:themeShade="BF"/>
+          <w:kern w:val="0"/>
+          <w:sz w:val="24"/>
+          <w:szCs w:val="24"/>
+          <w:lang w:eastAsia="fr-FR"/>
+          <w14:ligatures w14:val="none"/>
+        </w:rPr>
+      </w:pPr>
+      <w:r>
+        <w:rPr>
+          <w:rFonts w:ascii="Times New Roman" w:eastAsia="Times New Roman" w:hAnsi="Times New Roman" w:cs="Times New Roman"/>
+          <w:color w:val="2F5496" w:themeColor="accent1" w:themeShade="BF"/>
+          <w:kern w:val="0"/>
+          <w:sz w:val="24"/>
+          <w:szCs w:val="24"/>
+          <w:lang w:eastAsia="fr-FR"/>
+          <w14:ligatures w14:val="none"/>
+        </w:rPr>
+        <w:t>les doublons ;</w:t>
+      </w:r>
+    </w:p>
+    <w:p>
+      <w:pPr>
+        <w:numPr>
+          <w:ilvl w:val="0"/>
+          <w:numId w:val="16"/>
+        </w:numPr>
+        <w:tabs>
+          <w:tab w:val="clear" w:pos="720"/>
+          <w:tab w:val="num" w:pos="1428"/>
+        </w:tabs>
+        <w:spacing w:after="0" w:line="240" w:lineRule="auto"/>
+        <w:ind w:left="1428"/>
+        <w:rPr>
+          <w:rFonts w:ascii="Times New Roman" w:eastAsia="Times New Roman" w:hAnsi="Times New Roman" w:cs="Times New Roman"/>
+          <w:color w:val="2F5496" w:themeColor="accent1" w:themeShade="BF"/>
+          <w:kern w:val="0"/>
+          <w:sz w:val="24"/>
+          <w:szCs w:val="24"/>
+          <w:lang w:eastAsia="fr-FR"/>
+          <w14:ligatures w14:val="none"/>
+        </w:rPr>
+      </w:pPr>
+      <w:r>
+        <w:rPr>
+          <w:rFonts w:ascii="Times New Roman" w:eastAsia="Times New Roman" w:hAnsi="Times New Roman" w:cs="Times New Roman"/>
+          <w:color w:val="2F5496" w:themeColor="accent1" w:themeShade="BF"/>
+          <w:kern w:val="0"/>
+          <w:sz w:val="24"/>
+          <w:szCs w:val="24"/>
+          <w:lang w:eastAsia="fr-FR"/>
+          <w14:ligatures w14:val="none"/>
+        </w:rPr>
+        <w:t>les valeurs aberrantes ;</w:t>
+      </w:r>
+    </w:p>
+    <w:p>
+      <w:pPr>
+        <w:numPr>
+          <w:ilvl w:val="0"/>
+          <w:numId w:val="16"/>
+        </w:numPr>
+        <w:tabs>
+          <w:tab w:val="clear" w:pos="720"/>
+          <w:tab w:val="num" w:pos="1428"/>
+        </w:tabs>
+        <w:spacing w:after="0" w:line="240" w:lineRule="auto"/>
+        <w:ind w:left="1428"/>
+        <w:rPr>
+          <w:rFonts w:ascii="Times New Roman" w:eastAsia="Times New Roman" w:hAnsi="Times New Roman" w:cs="Times New Roman"/>
+          <w:color w:val="2F5496" w:themeColor="accent1" w:themeShade="BF"/>
+          <w:kern w:val="0"/>
+          <w:sz w:val="24"/>
+          <w:szCs w:val="24"/>
+          <w:lang w:eastAsia="fr-FR"/>
+          <w14:ligatures w14:val="none"/>
+        </w:rPr>
+      </w:pPr>
+      <w:r>
+        <w:rPr>
+          <w:rFonts w:ascii="Times New Roman" w:eastAsia="Times New Roman" w:hAnsi="Times New Roman" w:cs="Times New Roman"/>
+          <w:color w:val="2F5496" w:themeColor="accent1" w:themeShade="BF"/>
+          <w:kern w:val="0"/>
+          <w:sz w:val="24"/>
+          <w:szCs w:val="24"/>
+          <w:lang w:eastAsia="fr-FR"/>
+          <w14:ligatures w14:val="none"/>
+        </w:rPr>
+        <w:t>les variables catégorielles.</w:t>
+      </w:r>
+    </w:p>
+    <w:p>
+      <w:pPr>
+        <w:spacing w:after="0" w:line="240" w:lineRule="auto"/>
+        <w:ind w:left="708"/>
+        <w:rPr>
+          <w:rFonts w:ascii="Times New Roman" w:eastAsia="Times New Roman" w:hAnsi="Times New Roman" w:cs="Times New Roman"/>
+          <w:color w:val="2F5496" w:themeColor="accent1" w:themeShade="BF"/>
+          <w:kern w:val="0"/>
+          <w:sz w:val="24"/>
+          <w:szCs w:val="24"/>
+          <w:lang w:eastAsia="fr-FR"/>
+          <w14:ligatures w14:val="none"/>
+        </w:rPr>
+      </w:pPr>
+      <w:r>
+        <w:rPr>
+          <w:rFonts w:ascii="Times New Roman" w:eastAsia="Times New Roman" w:hAnsi="Times New Roman" w:cs="Times New Roman"/>
+          <w:color w:val="2F5496" w:themeColor="accent1" w:themeShade="BF"/>
+          <w:kern w:val="0"/>
+          <w:sz w:val="24"/>
+          <w:szCs w:val="24"/>
+          <w:lang w:eastAsia="fr-FR"/>
+          <w14:ligatures w14:val="none"/>
+        </w:rPr>
+        <w:t>Pour chaque problème, indique :</w:t>
+      </w:r>
+    </w:p>
+    <w:p>
+      <w:pPr>
+        <w:numPr>
+          <w:ilvl w:val="0"/>
+          <w:numId w:val="17"/>
+        </w:numPr>
+        <w:tabs>
+          <w:tab w:val="clear" w:pos="720"/>
+          <w:tab w:val="num" w:pos="1428"/>
+        </w:tabs>
+        <w:spacing w:after="0" w:line="240" w:lineRule="auto"/>
+        <w:ind w:left="1428"/>
+        <w:rPr>
+          <w:rFonts w:ascii="Times New Roman" w:eastAsia="Times New Roman" w:hAnsi="Times New Roman" w:cs="Times New Roman"/>
+          <w:color w:val="2F5496" w:themeColor="accent1" w:themeShade="BF"/>
+          <w:kern w:val="0"/>
+          <w:sz w:val="24"/>
+          <w:szCs w:val="24"/>
+          <w:lang w:eastAsia="fr-FR"/>
+          <w14:ligatures w14:val="none"/>
+        </w:rPr>
+      </w:pPr>
+      <w:r>
+        <w:rPr>
+          <w:rFonts w:ascii="Times New Roman" w:eastAsia="Times New Roman" w:hAnsi="Times New Roman" w:cs="Times New Roman"/>
+          <w:color w:val="2F5496" w:themeColor="accent1" w:themeShade="BF"/>
+          <w:kern w:val="0"/>
+          <w:sz w:val="24"/>
+          <w:szCs w:val="24"/>
+          <w:lang w:eastAsia="fr-FR"/>
+          <w14:ligatures w14:val="none"/>
+        </w:rPr>
+        <w:t>la méthode de détection ;</w:t>
+      </w:r>
+    </w:p>
+    <w:p>
+      <w:pPr>
+        <w:numPr>
+          <w:ilvl w:val="0"/>
+          <w:numId w:val="17"/>
+        </w:numPr>
+        <w:tabs>
+          <w:tab w:val="clear" w:pos="720"/>
+          <w:tab w:val="num" w:pos="1428"/>
+        </w:tabs>
+        <w:spacing w:after="0" w:line="240" w:lineRule="auto"/>
+        <w:ind w:left="1428"/>
+        <w:rPr>
+          <w:rFonts w:ascii="Times New Roman" w:eastAsia="Times New Roman" w:hAnsi="Times New Roman" w:cs="Times New Roman"/>
+          <w:color w:val="2F5496" w:themeColor="accent1" w:themeShade="BF"/>
+          <w:kern w:val="0"/>
+          <w:sz w:val="24"/>
+          <w:szCs w:val="24"/>
+          <w:lang w:eastAsia="fr-FR"/>
+          <w14:ligatures w14:val="none"/>
+        </w:rPr>
+      </w:pPr>
+      <w:r>
+        <w:rPr>
+          <w:rFonts w:ascii="Times New Roman" w:eastAsia="Times New Roman" w:hAnsi="Times New Roman" w:cs="Times New Roman"/>
+          <w:color w:val="2F5496" w:themeColor="accent1" w:themeShade="BF"/>
+          <w:kern w:val="0"/>
+          <w:sz w:val="24"/>
+          <w:szCs w:val="24"/>
+          <w:lang w:eastAsia="fr-FR"/>
+          <w14:ligatures w14:val="none"/>
+        </w:rPr>
+        <w:t>la stratégie de traitement recommandée ;</w:t>
+      </w:r>
+    </w:p>
+    <w:p>
+      <w:pPr>
+        <w:numPr>
+          <w:ilvl w:val="0"/>
+          <w:numId w:val="17"/>
+        </w:numPr>
+        <w:tabs>
+          <w:tab w:val="clear" w:pos="720"/>
+          <w:tab w:val="num" w:pos="1428"/>
+        </w:tabs>
+        <w:spacing w:after="0" w:line="240" w:lineRule="auto"/>
+        <w:ind w:left="1428"/>
+        <w:rPr>
+          <w:rFonts w:ascii="Times New Roman" w:eastAsia="Times New Roman" w:hAnsi="Times New Roman" w:cs="Times New Roman"/>
+          <w:color w:val="2F5496" w:themeColor="accent1" w:themeShade="BF"/>
+          <w:kern w:val="0"/>
+          <w:sz w:val="24"/>
+          <w:szCs w:val="24"/>
+          <w:lang w:eastAsia="fr-FR"/>
+          <w14:ligatures w14:val="none"/>
+        </w:rPr>
+      </w:pPr>
+      <w:r>
+        <w:rPr>
+          <w:rFonts w:ascii="Times New Roman" w:eastAsia="Times New Roman" w:hAnsi="Times New Roman" w:cs="Times New Roman"/>
+          <w:color w:val="2F5496" w:themeColor="accent1" w:themeShade="BF"/>
+          <w:kern w:val="0"/>
+          <w:sz w:val="24"/>
+          <w:szCs w:val="24"/>
+          <w:lang w:eastAsia="fr-FR"/>
+          <w14:ligatures w14:val="none"/>
+        </w:rPr>
+        <w:t>les risques associés au traitement.</w:t>
+      </w:r>
+    </w:p>
+    <w:p>
+      <w:pPr>
+        <w:spacing w:after="0" w:line="240" w:lineRule="auto"/>
+        <w:ind w:left="708"/>
+        <w:rPr>
+          <w:rFonts w:ascii="Times New Roman" w:eastAsia="Times New Roman" w:hAnsi="Times New Roman" w:cs="Times New Roman"/>
+          <w:color w:val="2F5496" w:themeColor="accent1" w:themeShade="BF"/>
+          <w:kern w:val="0"/>
+          <w:sz w:val="24"/>
+          <w:szCs w:val="24"/>
+          <w:lang w:eastAsia="fr-FR"/>
+          <w14:ligatures w14:val="none"/>
+        </w:rPr>
+      </w:pPr>
+      <w:r>
+        <w:rPr>
+          <w:rFonts w:ascii="Times New Roman" w:eastAsia="Times New Roman" w:hAnsi="Times New Roman" w:cs="Times New Roman"/>
+          <w:color w:val="2F5496" w:themeColor="accent1" w:themeShade="BF"/>
+          <w:kern w:val="0"/>
+          <w:sz w:val="24"/>
+          <w:szCs w:val="24"/>
+          <w:lang w:eastAsia="fr-FR"/>
+          <w14:ligatures w14:val="none"/>
+        </w:rPr>
+        <w:t>Base-toi uniquement sur les informations présentes dans le dataset et n'invente aucune information.</w:t>
+      </w:r>
+    </w:p>
+    <w:p>
+      <w:pPr>
+        <w:spacing w:after="0" w:line="240" w:lineRule="auto"/>
+        <w:ind w:left="708"/>
+        <w:rPr>
+          <w:rFonts w:ascii="Times New Roman" w:eastAsia="Times New Roman" w:hAnsi="Times New Roman" w:cs="Times New Roman"/>
+          <w:color w:val="2F5496" w:themeColor="accent1" w:themeShade="BF"/>
+          <w:kern w:val="0"/>
+          <w:sz w:val="24"/>
+          <w:szCs w:val="24"/>
+          <w:lang w:eastAsia="fr-FR"/>
+          <w14:ligatures w14:val="none"/>
+        </w:rPr>
+      </w:pPr>
+      <w:r>
+        <w:rPr>
+          <w:rFonts w:ascii="Times New Roman" w:eastAsia="Times New Roman" w:hAnsi="Times New Roman" w:cs="Times New Roman"/>
+          <w:color w:val="2F5496" w:themeColor="accent1" w:themeShade="BF"/>
+          <w:kern w:val="0"/>
+          <w:sz w:val="24"/>
+          <w:szCs w:val="24"/>
+          <w:lang w:eastAsia="fr-FR"/>
+          <w14:ligatures w14:val="none"/>
+        </w:rPr>
+        <w:t>Présente les résultats sous forme de tableau avec les colonnes :Problème</w:t>
+      </w:r>
+      <w:r>
+        <w:rPr>
+          <w:rFonts w:ascii="Times New Roman" w:eastAsia="Times New Roman" w:hAnsi="Times New Roman" w:cs="Times New Roman"/>
+          <w:color w:val="2F5496" w:themeColor="accent1" w:themeShade="BF"/>
+          <w:kern w:val="0"/>
+          <w:sz w:val="24"/>
+          <w:szCs w:val="24"/>
+          <w:lang w:eastAsia="fr-FR"/>
+          <w14:ligatures w14:val="none"/>
+        </w:rPr>
+        <w:t>,</w:t>
+      </w:r>
+      <w:r>
+        <w:rPr>
+          <w:rFonts w:ascii="Times New Roman" w:eastAsia="Times New Roman" w:hAnsi="Times New Roman" w:cs="Times New Roman"/>
+          <w:color w:val="2F5496" w:themeColor="accent1" w:themeShade="BF"/>
+          <w:kern w:val="0"/>
+          <w:sz w:val="24"/>
+          <w:szCs w:val="24"/>
+          <w:lang w:eastAsia="fr-FR"/>
+          <w14:ligatures w14:val="none"/>
+        </w:rPr>
+        <w:t xml:space="preserve"> Détection </w:t>
+      </w:r>
+      <w:r>
+        <w:rPr>
+          <w:rFonts w:ascii="Times New Roman" w:eastAsia="Times New Roman" w:hAnsi="Times New Roman" w:cs="Times New Roman"/>
+          <w:color w:val="2F5496" w:themeColor="accent1" w:themeShade="BF"/>
+          <w:kern w:val="0"/>
+          <w:sz w:val="24"/>
+          <w:szCs w:val="24"/>
+          <w:lang w:eastAsia="fr-FR"/>
+          <w14:ligatures w14:val="none"/>
+        </w:rPr>
+        <w:t>,</w:t>
+      </w:r>
+      <w:r>
+        <w:rPr>
+          <w:rFonts w:ascii="Times New Roman" w:eastAsia="Times New Roman" w:hAnsi="Times New Roman" w:cs="Times New Roman"/>
+          <w:color w:val="2F5496" w:themeColor="accent1" w:themeShade="BF"/>
+          <w:kern w:val="0"/>
+          <w:sz w:val="24"/>
+          <w:szCs w:val="24"/>
+          <w:lang w:eastAsia="fr-FR"/>
+          <w14:ligatures w14:val="none"/>
+        </w:rPr>
+        <w:t xml:space="preserve">Traitement recommandé </w:t>
+      </w:r>
+      <w:r>
+        <w:rPr>
+          <w:rFonts w:ascii="Times New Roman" w:eastAsia="Times New Roman" w:hAnsi="Times New Roman" w:cs="Times New Roman"/>
+          <w:color w:val="2F5496" w:themeColor="accent1" w:themeShade="BF"/>
+          <w:kern w:val="0"/>
+          <w:sz w:val="24"/>
+          <w:szCs w:val="24"/>
+          <w:lang w:eastAsia="fr-FR"/>
+          <w14:ligatures w14:val="none"/>
+        </w:rPr>
+        <w:t xml:space="preserve">, </w:t>
+      </w:r>
+      <w:r>
+        <w:rPr>
+          <w:rFonts w:ascii="Times New Roman" w:eastAsia="Times New Roman" w:hAnsi="Times New Roman" w:cs="Times New Roman"/>
+          <w:color w:val="2F5496" w:themeColor="accent1" w:themeShade="BF"/>
+          <w:kern w:val="0"/>
+          <w:sz w:val="24"/>
+          <w:szCs w:val="24"/>
+          <w:lang w:eastAsia="fr-FR"/>
+          <w14:ligatures w14:val="none"/>
+        </w:rPr>
+        <w:t xml:space="preserve">Risques associés </w:t>
+      </w:r>
+    </w:p>
+    <w:p>
+      <w:pPr>
+        <w:spacing w:after="0" w:line="240" w:lineRule="auto"/>
+        <w:ind w:left="708"/>
+        <w:rPr>
+          <w:rFonts w:ascii="Times New Roman" w:eastAsia="Times New Roman" w:hAnsi="Times New Roman" w:cs="Times New Roman"/>
+          <w:color w:val="2F5496" w:themeColor="accent1" w:themeShade="BF"/>
+          <w:kern w:val="0"/>
+          <w:sz w:val="24"/>
+          <w:szCs w:val="24"/>
+          <w:lang w:eastAsia="fr-FR"/>
+          <w14:ligatures w14:val="none"/>
+        </w:rPr>
+      </w:pPr>
+    </w:p>
+    <w:p>
+      <w:pPr>
+        <w:spacing w:after="0" w:line="240" w:lineRule="auto"/>
+        <w:ind w:left="708"/>
+        <w:rPr>
+          <w:rFonts w:ascii="Times New Roman" w:eastAsia="Times New Roman" w:hAnsi="Times New Roman" w:cs="Times New Roman"/>
+          <w:color w:val="2F5496" w:themeColor="accent1" w:themeShade="BF"/>
+          <w:kern w:val="0"/>
+          <w:sz w:val="24"/>
+          <w:szCs w:val="24"/>
+          <w:lang w:eastAsia="fr-FR"/>
+          <w14:ligatures w14:val="none"/>
+        </w:rPr>
+      </w:pPr>
+    </w:p>
+    <w:p>
+      <w:pPr>
+        <w:spacing w:after="0" w:line="240" w:lineRule="auto"/>
+        <w:ind w:left="708"/>
+        <w:rPr>
+          <w:rFonts w:ascii="Times New Roman" w:eastAsia="Times New Roman" w:hAnsi="Times New Roman" w:cs="Times New Roman"/>
+          <w:color w:val="2F5496" w:themeColor="accent1" w:themeShade="BF"/>
+          <w:kern w:val="0"/>
+          <w:sz w:val="24"/>
+          <w:szCs w:val="24"/>
+          <w:lang w:eastAsia="fr-FR"/>
+          <w14:ligatures w14:val="none"/>
+        </w:rPr>
+      </w:pPr>
+    </w:p>
+    <w:p>
+      <w:pPr>
+        <w:spacing w:after="0" w:line="240" w:lineRule="auto"/>
+        <w:ind w:left="708"/>
+        <w:rPr>
+          <w:rFonts w:ascii="Times New Roman" w:eastAsia="Times New Roman" w:hAnsi="Times New Roman" w:cs="Times New Roman"/>
+          <w:color w:val="2F5496" w:themeColor="accent1" w:themeShade="BF"/>
+          <w:kern w:val="0"/>
+          <w:sz w:val="24"/>
+          <w:szCs w:val="24"/>
+          <w:lang w:eastAsia="fr-FR"/>
+          <w14:ligatures w14:val="none"/>
+        </w:rPr>
+      </w:pPr>
+    </w:p>
+    <w:p>
+      <w:pPr>
+        <w:spacing w:after="0" w:line="240" w:lineRule="auto"/>
+        <w:ind w:left="708"/>
+        <w:rPr>
+          <w:rFonts w:ascii="Times New Roman" w:eastAsia="Times New Roman" w:hAnsi="Times New Roman" w:cs="Times New Roman"/>
+          <w:color w:val="2F5496" w:themeColor="accent1" w:themeShade="BF"/>
+          <w:kern w:val="0"/>
+          <w:sz w:val="24"/>
+          <w:szCs w:val="24"/>
+          <w:lang w:eastAsia="fr-FR"/>
+          <w14:ligatures w14:val="none"/>
+        </w:rPr>
+      </w:pPr>
+    </w:p>
+    <w:p>
+      <w:pPr>
+        <w:spacing w:after="0" w:line="240" w:lineRule="auto"/>
+        <w:ind w:left="708"/>
+        <w:rPr>
+          <w:rFonts w:ascii="Times New Roman" w:eastAsia="Times New Roman" w:hAnsi="Times New Roman" w:cs="Times New Roman"/>
+          <w:color w:val="2F5496" w:themeColor="accent1" w:themeShade="BF"/>
+          <w:kern w:val="0"/>
+          <w:sz w:val="24"/>
+          <w:szCs w:val="24"/>
+          <w:lang w:eastAsia="fr-FR"/>
+          <w14:ligatures w14:val="none"/>
+        </w:rPr>
+      </w:pPr>
+      <w:r>
+        <w:rPr>
+          <w:rFonts w:ascii="Times New Roman" w:eastAsia="Times New Roman" w:hAnsi="Times New Roman" w:cs="Times New Roman"/>
+          <w:color w:val="2F5496" w:themeColor="accent1" w:themeShade="BF"/>
+          <w:kern w:val="0"/>
+          <w:sz w:val="24"/>
+          <w:szCs w:val="24"/>
+          <w:lang w:eastAsia="fr-FR"/>
+          <w14:ligatures w14:val="none"/>
+        </w:rPr>
+        <w:drawing>
+          <wp:inline distT="0" distB="0" distL="0" distR="0" wp14:anchorId="060C2914" wp14:editId="11F1ADB5">
+            <wp:extent cx="5760720" cy="3763645"/>
+            <wp:effectExtent l="0" t="0" r="0" b="8255"/>
+            <wp:docPr id="24" name="Image 24"/>
+            <wp:cNvGraphicFramePr>
+              <a:graphicFrameLocks xmlns:a="http://schemas.openxmlformats.org/drawingml/2006/main" noChangeAspect="1"/>
+            </wp:cNvGraphicFramePr>
+            <a:graphic xmlns:a="http://schemas.openxmlformats.org/drawingml/2006/main">
+              <a:graphicData uri="http://schemas.openxmlformats.org/drawingml/2006/picture">
+                <pic:pic xmlns:pic="http://schemas.openxmlformats.org/drawingml/2006/picture">
+                  <pic:nvPicPr>
+                    <pic:cNvPr id="1" name=""/>
+                    <pic:cNvPicPr/>
+                  </pic:nvPicPr>
+                  <pic:blipFill>
+                    <a:blip r:embed="rId28"/>
+                    <a:stretch>
+                      <a:fillRect/>
+                    </a:stretch>
+                  </pic:blipFill>
+                  <pic:spPr>
+                    <a:xfrm>
+                      <a:off x="0" y="0"/>
+                      <a:ext cx="5760720" cy="3763645"/>
+                    </a:xfrm>
+                    <a:prstGeom prst="rect">
+                      <a:avLst/>
+                    </a:prstGeom>
+                  </pic:spPr>
+                </pic:pic>
+              </a:graphicData>
+            </a:graphic>
+          </wp:inline>
+        </w:drawing>
+      </w:r>
+    </w:p>
+    <w:p>
+      <w:pPr>
+        <w:spacing w:after="0"/>
+        <w:rPr>
+          <w:rFonts w:ascii="Times New Roman" w:hAnsi="Times New Roman" w:cs="Times New Roman"/>
+          <w:color w:val="2F5496" w:themeColor="accent1" w:themeShade="BF"/>
+          <w:sz w:val="24"/>
+          <w:szCs w:val="24"/>
+        </w:rPr>
+      </w:pPr>
+      <w:r>
+        <w:rPr>
+          <w:rFonts w:ascii="Times New Roman" w:hAnsi="Times New Roman" w:cs="Times New Roman"/>
+          <w:color w:val="2F5496" w:themeColor="accent1" w:themeShade="BF"/>
+          <w:sz w:val="24"/>
+          <w:szCs w:val="24"/>
+        </w:rPr>
+        <w:drawing>
+          <wp:inline distT="0" distB="0" distL="0" distR="0" wp14:anchorId="001F595D" wp14:editId="4073BBD2">
+            <wp:extent cx="5760720" cy="3794760"/>
+            <wp:effectExtent l="0" t="0" r="0" b="0"/>
+            <wp:docPr id="25" name="Image 25"/>
+            <wp:cNvGraphicFramePr>
+              <a:graphicFrameLocks xmlns:a="http://schemas.openxmlformats.org/drawingml/2006/main" noChangeAspect="1"/>
+            </wp:cNvGraphicFramePr>
+            <a:graphic xmlns:a="http://schemas.openxmlformats.org/drawingml/2006/main">
+              <a:graphicData uri="http://schemas.openxmlformats.org/drawingml/2006/picture">
+                <pic:pic xmlns:pic="http://schemas.openxmlformats.org/drawingml/2006/picture">
+                  <pic:nvPicPr>
+                    <pic:cNvPr id="1" name=""/>
+                    <pic:cNvPicPr/>
+                  </pic:nvPicPr>
+                  <pic:blipFill>
+                    <a:blip r:embed="rId29"/>
+                    <a:stretch>
+                      <a:fillRect/>
+                    </a:stretch>
+                  </pic:blipFill>
+                  <pic:spPr>
+                    <a:xfrm>
+                      <a:off x="0" y="0"/>
+                      <a:ext cx="5760720" cy="3794760"/>
+                    </a:xfrm>
+                    <a:prstGeom prst="rect">
+                      <a:avLst/>
+                    </a:prstGeom>
+                  </pic:spPr>
+                </pic:pic>
+              </a:graphicData>
+            </a:graphic>
+          </wp:inline>
+        </w:drawing>
+      </w:r>
+    </w:p>
+    <w:p>
+      <w:pPr>
+        <w:spacing w:after="0"/>
+        <w:rPr>
+          <w:rFonts w:ascii="Times New Roman" w:hAnsi="Times New Roman" w:cs="Times New Roman"/>
+          <w:color w:val="2F5496" w:themeColor="accent1" w:themeShade="BF"/>
+          <w:sz w:val="24"/>
+          <w:szCs w:val="24"/>
+        </w:rPr>
+      </w:pPr>
+    </w:p>
+    <w:p>
+      <w:pPr>
+        <w:spacing w:after="0"/>
+        <w:rPr>
+          <w:rFonts w:ascii="Times New Roman" w:hAnsi="Times New Roman" w:cs="Times New Roman"/>
+          <w:color w:val="2F5496" w:themeColor="accent1" w:themeShade="BF"/>
+          <w:sz w:val="24"/>
+          <w:szCs w:val="24"/>
+        </w:rPr>
+      </w:pPr>
+    </w:p>
+    <w:p>
+      <w:pPr>
+        <w:spacing w:after="0"/>
+        <w:rPr>
+          <w:rFonts w:ascii="Times New Roman" w:hAnsi="Times New Roman" w:cs="Times New Roman"/>
+          <w:color w:val="2F5496" w:themeColor="accent1" w:themeShade="BF"/>
+          <w:sz w:val="24"/>
+          <w:szCs w:val="24"/>
+        </w:rPr>
+      </w:pPr>
+    </w:p>
+    <w:p>
+      <w:pPr>
+        <w:spacing w:after="0"/>
+        <w:rPr>
+          <w:rFonts w:ascii="Times New Roman" w:hAnsi="Times New Roman" w:cs="Times New Roman"/>
+          <w:color w:val="2F5496" w:themeColor="accent1" w:themeShade="BF"/>
+          <w:sz w:val="24"/>
+          <w:szCs w:val="24"/>
+        </w:rPr>
+      </w:pPr>
+    </w:p>
+    <w:p>
+      <w:pPr>
+        <w:spacing w:after="0"/>
+        <w:rPr>
+          <w:rFonts w:ascii="Times New Roman" w:hAnsi="Times New Roman" w:cs="Times New Roman"/>
+          <w:color w:val="2F5496" w:themeColor="accent1" w:themeShade="BF"/>
+          <w:sz w:val="24"/>
+          <w:szCs w:val="24"/>
+        </w:rPr>
+      </w:pPr>
+      <w:r>
+        <w:rPr>
+          <w:rFonts w:ascii="Times New Roman" w:hAnsi="Times New Roman" w:cs="Times New Roman"/>
+          <w:color w:val="2F5496" w:themeColor="accent1" w:themeShade="BF"/>
+          <w:sz w:val="24"/>
+          <w:szCs w:val="24"/>
+        </w:rPr>
+        <w:drawing>
+          <wp:inline distT="0" distB="0" distL="0" distR="0" wp14:anchorId="5DD22F01" wp14:editId="718C76D7">
+            <wp:extent cx="5760720" cy="4031615"/>
+            <wp:effectExtent l="0" t="0" r="0" b="6985"/>
+            <wp:docPr id="26" name="Image 26"/>
+            <wp:cNvGraphicFramePr>
+              <a:graphicFrameLocks xmlns:a="http://schemas.openxmlformats.org/drawingml/2006/main" noChangeAspect="1"/>
+            </wp:cNvGraphicFramePr>
+            <a:graphic xmlns:a="http://schemas.openxmlformats.org/drawingml/2006/main">
+              <a:graphicData uri="http://schemas.openxmlformats.org/drawingml/2006/picture">
+                <pic:pic xmlns:pic="http://schemas.openxmlformats.org/drawingml/2006/picture">
+                  <pic:nvPicPr>
+                    <pic:cNvPr id="1" name=""/>
+                    <pic:cNvPicPr/>
+                  </pic:nvPicPr>
+                  <pic:blipFill>
+                    <a:blip r:embed="rId30"/>
+                    <a:stretch>
+                      <a:fillRect/>
+                    </a:stretch>
+                  </pic:blipFill>
+                  <pic:spPr>
+                    <a:xfrm>
+                      <a:off x="0" y="0"/>
+                      <a:ext cx="5760720" cy="4031615"/>
+                    </a:xfrm>
+                    <a:prstGeom prst="rect">
+                      <a:avLst/>
+                    </a:prstGeom>
+                  </pic:spPr>
+                </pic:pic>
+              </a:graphicData>
+            </a:graphic>
+          </wp:inline>
+        </w:drawing>
+      </w:r>
+    </w:p>
+    <w:p>
+      <w:pPr>
+        <w:spacing w:after="0"/>
+        <w:rPr>
+          <w:rFonts w:ascii="Times New Roman" w:hAnsi="Times New Roman" w:cs="Times New Roman"/>
+          <w:color w:val="2F5496" w:themeColor="accent1" w:themeShade="BF"/>
+          <w:sz w:val="24"/>
+          <w:szCs w:val="24"/>
+        </w:rPr>
+      </w:pPr>
+      <w:r>
+        <w:rPr>
+          <w:rFonts w:ascii="Times New Roman" w:hAnsi="Times New Roman" w:cs="Times New Roman"/>
+          <w:color w:val="2F5496" w:themeColor="accent1" w:themeShade="BF"/>
+          <w:sz w:val="24"/>
+          <w:szCs w:val="24"/>
+        </w:rPr>
+        <w:drawing>
+          <wp:inline distT="0" distB="0" distL="0" distR="0" wp14:anchorId="3E2658B7" wp14:editId="3AA911CD">
+            <wp:extent cx="5760720" cy="2908300"/>
+            <wp:effectExtent l="0" t="0" r="0" b="6350"/>
+            <wp:docPr id="27" name="Image 27"/>
+            <wp:cNvGraphicFramePr>
+              <a:graphicFrameLocks xmlns:a="http://schemas.openxmlformats.org/drawingml/2006/main" noChangeAspect="1"/>
+            </wp:cNvGraphicFramePr>
+            <a:graphic xmlns:a="http://schemas.openxmlformats.org/drawingml/2006/main">
+              <a:graphicData uri="http://schemas.openxmlformats.org/drawingml/2006/picture">
+                <pic:pic xmlns:pic="http://schemas.openxmlformats.org/drawingml/2006/picture">
+                  <pic:nvPicPr>
+                    <pic:cNvPr id="1" name=""/>
+                    <pic:cNvPicPr/>
+                  </pic:nvPicPr>
+                  <pic:blipFill>
+                    <a:blip r:embed="rId31"/>
+                    <a:stretch>
+                      <a:fillRect/>
+                    </a:stretch>
+                  </pic:blipFill>
+                  <pic:spPr>
+                    <a:xfrm>
+                      <a:off x="0" y="0"/>
+                      <a:ext cx="5760720" cy="2908300"/>
+                    </a:xfrm>
+                    <a:prstGeom prst="rect">
+                      <a:avLst/>
+                    </a:prstGeom>
+                  </pic:spPr>
+                </pic:pic>
+              </a:graphicData>
+            </a:graphic>
+          </wp:inline>
+        </w:drawing>
+      </w:r>
+    </w:p>
     <w:sectPr>
-      <w:headerReference w:type="default" r:id="rId28"/>
-      <w:footerReference w:type="default" r:id="rId29"/>
+      <w:headerReference w:type="default" r:id="rId32"/>
+      <w:footerReference w:type="default" r:id="rId33"/>
       <w:pgSz w:w="11906" w:h="16838"/>
       <w:pgMar w:top="1417" w:right="1417" w:bottom="1417" w:left="1417" w:header="708" w:footer="708" w:gutter="0"/>
       <w:pgBorders w:offsetFrom="page">
@@ -9610,6 +10556,155 @@
     </w:lvl>
   </w:abstractNum>
   <w:abstractNum w:abstractNumId="4" w15:restartNumberingAfterBreak="0">
+    <w:nsid w:val="1B070D50"/>
+    <w:multiLevelType w:val="multilevel"/>
+    <w:tmpl w:val="AC640DF8"/>
+    <w:lvl w:ilvl="0">
+      <w:start w:val="1"/>
+      <w:numFmt w:val="bullet"/>
+      <w:lvlText w:val=""/>
+      <w:lvlJc w:val="left"/>
+      <w:pPr>
+        <w:tabs>
+          <w:tab w:val="num" w:pos="720"/>
+        </w:tabs>
+        <w:ind w:left="720" w:hanging="360"/>
+      </w:pPr>
+      <w:rPr>
+        <w:rFonts w:ascii="Symbol" w:hAnsi="Symbol" w:hint="default"/>
+        <w:sz w:val="20"/>
+      </w:rPr>
+    </w:lvl>
+    <w:lvl w:ilvl="1" w:tentative="1">
+      <w:start w:val="1"/>
+      <w:numFmt w:val="bullet"/>
+      <w:lvlText w:val="o"/>
+      <w:lvlJc w:val="left"/>
+      <w:pPr>
+        <w:tabs>
+          <w:tab w:val="num" w:pos="1440"/>
+        </w:tabs>
+        <w:ind w:left="1440" w:hanging="360"/>
+      </w:pPr>
+      <w:rPr>
+        <w:rFonts w:ascii="Courier New" w:hAnsi="Courier New" w:hint="default"/>
+        <w:sz w:val="20"/>
+      </w:rPr>
+    </w:lvl>
+    <w:lvl w:ilvl="2" w:tentative="1">
+      <w:start w:val="1"/>
+      <w:numFmt w:val="bullet"/>
+      <w:lvlText w:val=""/>
+      <w:lvlJc w:val="left"/>
+      <w:pPr>
+        <w:tabs>
+          <w:tab w:val="num" w:pos="2160"/>
+        </w:tabs>
+        <w:ind w:left="2160" w:hanging="360"/>
+      </w:pPr>
+      <w:rPr>
+        <w:rFonts w:ascii="Wingdings" w:hAnsi="Wingdings" w:hint="default"/>
+        <w:sz w:val="20"/>
+      </w:rPr>
+    </w:lvl>
+    <w:lvl w:ilvl="3" w:tentative="1">
+      <w:start w:val="1"/>
+      <w:numFmt w:val="bullet"/>
+      <w:lvlText w:val=""/>
+      <w:lvlJc w:val="left"/>
+      <w:pPr>
+        <w:tabs>
+          <w:tab w:val="num" w:pos="2880"/>
+        </w:tabs>
+        <w:ind w:left="2880" w:hanging="360"/>
+      </w:pPr>
+      <w:rPr>
+        <w:rFonts w:ascii="Wingdings" w:hAnsi="Wingdings" w:hint="default"/>
+        <w:sz w:val="20"/>
+      </w:rPr>
+    </w:lvl>
+    <w:lvl w:ilvl="4" w:tentative="1">
+      <w:start w:val="1"/>
+      <w:numFmt w:val="bullet"/>
+      <w:lvlText w:val=""/>
+      <w:lvlJc w:val="left"/>
+      <w:pPr>
+        <w:tabs>
+          <w:tab w:val="num" w:pos="3600"/>
+        </w:tabs>
+        <w:ind w:left="3600" w:hanging="360"/>
+      </w:pPr>
+      <w:rPr>
+        <w:rFonts w:ascii="Wingdings" w:hAnsi="Wingdings" w:hint="default"/>
+        <w:sz w:val="20"/>
+      </w:rPr>
+    </w:lvl>
+    <w:lvl w:ilvl="5" w:tentative="1">
+      <w:start w:val="1"/>
+      <w:numFmt w:val="bullet"/>
+      <w:lvlText w:val=""/>
+      <w:lvlJc w:val="left"/>
+      <w:pPr>
+        <w:tabs>
+          <w:tab w:val="num" w:pos="4320"/>
+        </w:tabs>
+        <w:ind w:left="4320" w:hanging="360"/>
+      </w:pPr>
+      <w:rPr>
+        <w:rFonts w:ascii="Wingdings" w:hAnsi="Wingdings" w:hint="default"/>
+        <w:sz w:val="20"/>
+      </w:rPr>
+    </w:lvl>
+    <w:lvl w:ilvl="6" w:tentative="1">
+      <w:start w:val="1"/>
+      <w:numFmt w:val="bullet"/>
+      <w:lvlText w:val=""/>
+      <w:lvlJc w:val="left"/>
+      <w:pPr>
+        <w:tabs>
+          <w:tab w:val="num" w:pos="5040"/>
+        </w:tabs>
+        <w:ind w:left="5040" w:hanging="360"/>
+      </w:pPr>
+      <w:rPr>
+        <w:rFonts w:ascii="Wingdings" w:hAnsi="Wingdings" w:hint="default"/>
+        <w:sz w:val="20"/>
+      </w:rPr>
+    </w:lvl>
+    <w:lvl w:ilvl="7" w:tentative="1">
+      <w:start w:val="1"/>
+      <w:numFmt w:val="bullet"/>
+      <w:lvlText w:val=""/>
+      <w:lvlJc w:val="left"/>
+      <w:pPr>
+        <w:tabs>
+          <w:tab w:val="num" w:pos="5760"/>
+        </w:tabs>
+        <w:ind w:left="5760" w:hanging="360"/>
+      </w:pPr>
+      <w:rPr>
+        <w:rFonts w:ascii="Wingdings" w:hAnsi="Wingdings" w:hint="default"/>
+        <w:sz w:val="20"/>
+      </w:rPr>
+    </w:lvl>
+    <w:lvl w:ilvl="8" w:tentative="1">
+      <w:start w:val="1"/>
+      <w:numFmt w:val="bullet"/>
+      <w:lvlText w:val=""/>
+      <w:lvlJc w:val="left"/>
+      <w:pPr>
+        <w:tabs>
+          <w:tab w:val="num" w:pos="6480"/>
+        </w:tabs>
+        <w:ind w:left="6480" w:hanging="360"/>
+      </w:pPr>
+      <w:rPr>
+        <w:rFonts w:ascii="Wingdings" w:hAnsi="Wingdings" w:hint="default"/>
+        <w:sz w:val="20"/>
+      </w:rPr>
+    </w:lvl>
+  </w:abstractNum>
+  <w:abstractNum w:abstractNumId="5" w15:restartNumberingAfterBreak="0">
     <w:nsid w:val="23FA75D2"/>
     <w:multiLevelType w:val="multilevel"/>
     <w:tmpl w:val="7B086CF2"/>
@@ -9722,7 +10817,156 @@
       </w:pPr>
     </w:lvl>
   </w:abstractNum>
-  <w:abstractNum w:abstractNumId="5" w15:restartNumberingAfterBreak="0">
+  <w:abstractNum w:abstractNumId="6" w15:restartNumberingAfterBreak="0">
+    <w:nsid w:val="2C003D88"/>
+    <w:multiLevelType w:val="multilevel"/>
+    <w:tmpl w:val="A948D544"/>
+    <w:lvl w:ilvl="0">
+      <w:start w:val="1"/>
+      <w:numFmt w:val="bullet"/>
+      <w:lvlText w:val=""/>
+      <w:lvlJc w:val="left"/>
+      <w:pPr>
+        <w:tabs>
+          <w:tab w:val="num" w:pos="720"/>
+        </w:tabs>
+        <w:ind w:left="720" w:hanging="360"/>
+      </w:pPr>
+      <w:rPr>
+        <w:rFonts w:ascii="Symbol" w:hAnsi="Symbol" w:hint="default"/>
+        <w:sz w:val="20"/>
+      </w:rPr>
+    </w:lvl>
+    <w:lvl w:ilvl="1" w:tentative="1">
+      <w:start w:val="1"/>
+      <w:numFmt w:val="bullet"/>
+      <w:lvlText w:val="o"/>
+      <w:lvlJc w:val="left"/>
+      <w:pPr>
+        <w:tabs>
+          <w:tab w:val="num" w:pos="1440"/>
+        </w:tabs>
+        <w:ind w:left="1440" w:hanging="360"/>
+      </w:pPr>
+      <w:rPr>
+        <w:rFonts w:ascii="Courier New" w:hAnsi="Courier New" w:hint="default"/>
+        <w:sz w:val="20"/>
+      </w:rPr>
+    </w:lvl>
+    <w:lvl w:ilvl="2" w:tentative="1">
+      <w:start w:val="1"/>
+      <w:numFmt w:val="bullet"/>
+      <w:lvlText w:val=""/>
+      <w:lvlJc w:val="left"/>
+      <w:pPr>
+        <w:tabs>
+          <w:tab w:val="num" w:pos="2160"/>
+        </w:tabs>
+        <w:ind w:left="2160" w:hanging="360"/>
+      </w:pPr>
+      <w:rPr>
+        <w:rFonts w:ascii="Wingdings" w:hAnsi="Wingdings" w:hint="default"/>
+        <w:sz w:val="20"/>
+      </w:rPr>
+    </w:lvl>
+    <w:lvl w:ilvl="3" w:tentative="1">
+      <w:start w:val="1"/>
+      <w:numFmt w:val="bullet"/>
+      <w:lvlText w:val=""/>
+      <w:lvlJc w:val="left"/>
+      <w:pPr>
+        <w:tabs>
+          <w:tab w:val="num" w:pos="2880"/>
+        </w:tabs>
+        <w:ind w:left="2880" w:hanging="360"/>
+      </w:pPr>
+      <w:rPr>
+        <w:rFonts w:ascii="Wingdings" w:hAnsi="Wingdings" w:hint="default"/>
+        <w:sz w:val="20"/>
+      </w:rPr>
+    </w:lvl>
+    <w:lvl w:ilvl="4" w:tentative="1">
+      <w:start w:val="1"/>
+      <w:numFmt w:val="bullet"/>
+      <w:lvlText w:val=""/>
+      <w:lvlJc w:val="left"/>
+      <w:pPr>
+        <w:tabs>
+          <w:tab w:val="num" w:pos="3600"/>
+        </w:tabs>
+        <w:ind w:left="3600" w:hanging="360"/>
+      </w:pPr>
+      <w:rPr>
+        <w:rFonts w:ascii="Wingdings" w:hAnsi="Wingdings" w:hint="default"/>
+        <w:sz w:val="20"/>
+      </w:rPr>
+    </w:lvl>
+    <w:lvl w:ilvl="5" w:tentative="1">
+      <w:start w:val="1"/>
+      <w:numFmt w:val="bullet"/>
+      <w:lvlText w:val=""/>
+      <w:lvlJc w:val="left"/>
+      <w:pPr>
+        <w:tabs>
+          <w:tab w:val="num" w:pos="4320"/>
+        </w:tabs>
+        <w:ind w:left="4320" w:hanging="360"/>
+      </w:pPr>
+      <w:rPr>
+        <w:rFonts w:ascii="Wingdings" w:hAnsi="Wingdings" w:hint="default"/>
+        <w:sz w:val="20"/>
+      </w:rPr>
+    </w:lvl>
+    <w:lvl w:ilvl="6" w:tentative="1">
+      <w:start w:val="1"/>
+      <w:numFmt w:val="bullet"/>
+      <w:lvlText w:val=""/>
+      <w:lvlJc w:val="left"/>
+      <w:pPr>
+        <w:tabs>
+          <w:tab w:val="num" w:pos="5040"/>
+        </w:tabs>
+        <w:ind w:left="5040" w:hanging="360"/>
+      </w:pPr>
+      <w:rPr>
+        <w:rFonts w:ascii="Wingdings" w:hAnsi="Wingdings" w:hint="default"/>
+        <w:sz w:val="20"/>
+      </w:rPr>
+    </w:lvl>
+    <w:lvl w:ilvl="7" w:tentative="1">
+      <w:start w:val="1"/>
+      <w:numFmt w:val="bullet"/>
+      <w:lvlText w:val=""/>
+      <w:lvlJc w:val="left"/>
+      <w:pPr>
+        <w:tabs>
+          <w:tab w:val="num" w:pos="5760"/>
+        </w:tabs>
+        <w:ind w:left="5760" w:hanging="360"/>
+      </w:pPr>
+      <w:rPr>
+        <w:rFonts w:ascii="Wingdings" w:hAnsi="Wingdings" w:hint="default"/>
+        <w:sz w:val="20"/>
+      </w:rPr>
+    </w:lvl>
+    <w:lvl w:ilvl="8" w:tentative="1">
+      <w:start w:val="1"/>
+      <w:numFmt w:val="bullet"/>
+      <w:lvlText w:val=""/>
+      <w:lvlJc w:val="left"/>
+      <w:pPr>
+        <w:tabs>
+          <w:tab w:val="num" w:pos="6480"/>
+        </w:tabs>
+        <w:ind w:left="6480" w:hanging="360"/>
+      </w:pPr>
+      <w:rPr>
+        <w:rFonts w:ascii="Wingdings" w:hAnsi="Wingdings" w:hint="default"/>
+        <w:sz w:val="20"/>
+      </w:rPr>
+    </w:lvl>
+  </w:abstractNum>
+  <w:abstractNum w:abstractNumId="7" w15:restartNumberingAfterBreak="0">
     <w:nsid w:val="30817C99"/>
     <w:multiLevelType w:val="hybridMultilevel"/>
     <w:tmpl w:val="B28054F4"/>
@@ -9808,7 +11052,7 @@
       </w:pPr>
     </w:lvl>
   </w:abstractNum>
-  <w:abstractNum w:abstractNumId="6" w15:restartNumberingAfterBreak="0">
+  <w:abstractNum w:abstractNumId="8" w15:restartNumberingAfterBreak="0">
     <w:nsid w:val="32024712"/>
     <w:multiLevelType w:val="multilevel"/>
     <w:tmpl w:val="7716EFCE"/>
@@ -9957,7 +11201,7 @@
       </w:rPr>
     </w:lvl>
   </w:abstractNum>
-  <w:abstractNum w:abstractNumId="7" w15:restartNumberingAfterBreak="0">
+  <w:abstractNum w:abstractNumId="9" w15:restartNumberingAfterBreak="0">
     <w:nsid w:val="3A273CBD"/>
     <w:multiLevelType w:val="multilevel"/>
     <w:tmpl w:val="A5564738"/>
@@ -10106,7 +11350,7 @@
       </w:rPr>
     </w:lvl>
   </w:abstractNum>
-  <w:abstractNum w:abstractNumId="8" w15:restartNumberingAfterBreak="0">
+  <w:abstractNum w:abstractNumId="10" w15:restartNumberingAfterBreak="0">
     <w:nsid w:val="3CA24848"/>
     <w:multiLevelType w:val="hybridMultilevel"/>
     <w:tmpl w:val="76B802A4"/>
@@ -10219,7 +11463,7 @@
       </w:rPr>
     </w:lvl>
   </w:abstractNum>
-  <w:abstractNum w:abstractNumId="9" w15:restartNumberingAfterBreak="0">
+  <w:abstractNum w:abstractNumId="11" w15:restartNumberingAfterBreak="0">
     <w:nsid w:val="4996411C"/>
     <w:multiLevelType w:val="multilevel"/>
     <w:tmpl w:val="218091C0"/>
@@ -10336,7 +11580,7 @@
       </w:pPr>
     </w:lvl>
   </w:abstractNum>
-  <w:abstractNum w:abstractNumId="10" w15:restartNumberingAfterBreak="0">
+  <w:abstractNum w:abstractNumId="12" w15:restartNumberingAfterBreak="0">
     <w:nsid w:val="4F9D0AB4"/>
     <w:multiLevelType w:val="multilevel"/>
     <w:tmpl w:val="839C6E34"/>
@@ -10485,7 +11729,7 @@
       </w:rPr>
     </w:lvl>
   </w:abstractNum>
-  <w:abstractNum w:abstractNumId="11" w15:restartNumberingAfterBreak="0">
+  <w:abstractNum w:abstractNumId="13" w15:restartNumberingAfterBreak="0">
     <w:nsid w:val="56D568C8"/>
     <w:multiLevelType w:val="multilevel"/>
     <w:tmpl w:val="3392CAD2"/>
@@ -10634,7 +11878,7 @@
       </w:rPr>
     </w:lvl>
   </w:abstractNum>
-  <w:abstractNum w:abstractNumId="12" w15:restartNumberingAfterBreak="0">
+  <w:abstractNum w:abstractNumId="14" w15:restartNumberingAfterBreak="0">
     <w:nsid w:val="61053792"/>
     <w:multiLevelType w:val="multilevel"/>
     <w:tmpl w:val="49E43BFC"/>
@@ -10783,7 +12027,7 @@
       </w:rPr>
     </w:lvl>
   </w:abstractNum>
-  <w:abstractNum w:abstractNumId="13" w15:restartNumberingAfterBreak="0">
+  <w:abstractNum w:abstractNumId="15" w15:restartNumberingAfterBreak="0">
     <w:nsid w:val="6DA36487"/>
     <w:multiLevelType w:val="multilevel"/>
     <w:tmpl w:val="9C4C8532"/>
@@ -10932,7 +12176,7 @@
       </w:rPr>
     </w:lvl>
   </w:abstractNum>
-  <w:abstractNum w:abstractNumId="14" w15:restartNumberingAfterBreak="0">
+  <w:abstractNum w:abstractNumId="16" w15:restartNumberingAfterBreak="0">
     <w:nsid w:val="6EB85EAA"/>
     <w:multiLevelType w:val="hybridMultilevel"/>
     <w:tmpl w:val="DB76C824"/>
@@ -11046,34 +12290,34 @@
     </w:lvl>
   </w:abstractNum>
   <w:num w:numId="1">
+    <w:abstractNumId w:val="16"/>
+  </w:num>
+  <w:num w:numId="2">
+    <w:abstractNumId w:val="10"/>
+  </w:num>
+  <w:num w:numId="3">
+    <w:abstractNumId w:val="13"/>
+  </w:num>
+  <w:num w:numId="4">
+    <w:abstractNumId w:val="8"/>
+  </w:num>
+  <w:num w:numId="5">
+    <w:abstractNumId w:val="7"/>
+  </w:num>
+  <w:num w:numId="6">
     <w:abstractNumId w:val="14"/>
   </w:num>
-  <w:num w:numId="2">
-    <w:abstractNumId w:val="8"/>
-  </w:num>
-  <w:num w:numId="3">
-    <w:abstractNumId w:val="11"/>
-  </w:num>
-  <w:num w:numId="4">
-    <w:abstractNumId w:val="6"/>
-  </w:num>
-  <w:num w:numId="5">
+  <w:num w:numId="7">
     <w:abstractNumId w:val="5"/>
   </w:num>
-  <w:num w:numId="6">
-    <w:abstractNumId w:val="12"/>
-  </w:num>
-  <w:num w:numId="7">
-    <w:abstractNumId w:val="4"/>
-  </w:num>
   <w:num w:numId="8">
-    <w:abstractNumId w:val="13"/>
+    <w:abstractNumId w:val="15"/>
   </w:num>
   <w:num w:numId="9">
     <w:abstractNumId w:val="2"/>
   </w:num>
   <w:num w:numId="10">
-    <w:abstractNumId w:val="9"/>
+    <w:abstractNumId w:val="11"/>
   </w:num>
   <w:num w:numId="11">
     <w:abstractNumId w:val="3"/>
@@ -11082,13 +12326,19 @@
     <w:abstractNumId w:val="0"/>
   </w:num>
   <w:num w:numId="13">
-    <w:abstractNumId w:val="10"/>
+    <w:abstractNumId w:val="12"/>
   </w:num>
   <w:num w:numId="14">
     <w:abstractNumId w:val="1"/>
   </w:num>
   <w:num w:numId="15">
-    <w:abstractNumId w:val="7"/>
+    <w:abstractNumId w:val="9"/>
+  </w:num>
+  <w:num w:numId="16">
+    <w:abstractNumId w:val="4"/>
+  </w:num>
+  <w:num w:numId="17">
+    <w:abstractNumId w:val="6"/>
   </w:num>
 </w:numbering>
 </file>
@@ -11493,6 +12743,7 @@
   <w:style w:type="paragraph" w:default="1" w:styleId="Normal">
     <w:name w:val="Normal"/>
     <w:qFormat/>
+    <w:rsid w:val="00834DA1"/>
   </w:style>
   <w:style w:type="paragraph" w:styleId="Titre3">
     <w:name w:val="heading 3"/>

--- a/Atelier Prompt.docx
+++ b/Atelier Prompt.docx
@@ -9613,9 +9613,786 @@
         </w:drawing>
       </w:r>
     </w:p>
+    <w:p>
+      <w:pPr>
+        <w:spacing w:after="0"/>
+        <w:rPr>
+          <w:rFonts w:ascii="Times New Roman" w:hAnsi="Times New Roman" w:cs="Times New Roman"/>
+          <w:color w:val="2F5496" w:themeColor="accent1" w:themeShade="BF"/>
+          <w:sz w:val="24"/>
+          <w:szCs w:val="24"/>
+        </w:rPr>
+      </w:pPr>
+    </w:p>
+    <w:p>
+      <w:pPr>
+        <w:autoSpaceDE w:val="0"/>
+        <w:autoSpaceDN w:val="0"/>
+        <w:adjustRightInd w:val="0"/>
+        <w:spacing w:after="0" w:line="240" w:lineRule="auto"/>
+        <w:rPr>
+          <w:rFonts w:ascii="CIDFont+F1" w:hAnsi="CIDFont+F1" w:cs="CIDFont+F1"/>
+          <w:kern w:val="0"/>
+          <w:sz w:val="21"/>
+          <w:szCs w:val="21"/>
+        </w:rPr>
+      </w:pPr>
+      <w:r>
+        <w:rPr>
+          <w:rFonts w:ascii="CIDFont+F1" w:hAnsi="CIDFont+F1" w:cs="CIDFont+F1"/>
+          <w:kern w:val="0"/>
+          <w:sz w:val="21"/>
+          <w:szCs w:val="21"/>
+        </w:rPr>
+        <w:t>2) Créer un prompt permettant, à partir du dataset des capteurs, de proposer les visualisations</w:t>
+      </w:r>
+    </w:p>
+    <w:p>
+      <w:pPr>
+        <w:autoSpaceDE w:val="0"/>
+        <w:autoSpaceDN w:val="0"/>
+        <w:adjustRightInd w:val="0"/>
+        <w:spacing w:after="0" w:line="240" w:lineRule="auto"/>
+        <w:rPr>
+          <w:rFonts w:ascii="CIDFont+F1" w:hAnsi="CIDFont+F1" w:cs="CIDFont+F1"/>
+          <w:kern w:val="0"/>
+          <w:sz w:val="21"/>
+          <w:szCs w:val="21"/>
+        </w:rPr>
+      </w:pPr>
+      <w:r>
+        <w:rPr>
+          <w:rFonts w:ascii="CIDFont+F1" w:hAnsi="CIDFont+F1" w:cs="CIDFont+F1"/>
+          <w:kern w:val="0"/>
+          <w:sz w:val="21"/>
+          <w:szCs w:val="21"/>
+        </w:rPr>
+        <w:t>les plus pertinentes pour comprendre la consommation énergétique d'un bâtiment. Et pour</w:t>
+      </w:r>
+    </w:p>
+    <w:p>
+      <w:pPr>
+        <w:autoSpaceDE w:val="0"/>
+        <w:autoSpaceDN w:val="0"/>
+        <w:adjustRightInd w:val="0"/>
+        <w:spacing w:after="0" w:line="240" w:lineRule="auto"/>
+        <w:rPr>
+          <w:rFonts w:ascii="CIDFont+F1" w:hAnsi="CIDFont+F1" w:cs="CIDFont+F1"/>
+          <w:kern w:val="0"/>
+          <w:sz w:val="21"/>
+          <w:szCs w:val="21"/>
+        </w:rPr>
+      </w:pPr>
+      <w:r>
+        <w:rPr>
+          <w:rFonts w:ascii="CIDFont+F1" w:hAnsi="CIDFont+F1" w:cs="CIDFont+F1"/>
+          <w:kern w:val="0"/>
+          <w:sz w:val="21"/>
+          <w:szCs w:val="21"/>
+        </w:rPr>
+        <w:t>chaque visualisation indiquer le type de graphique, les variables utilisées, l’objectif et</w:t>
+      </w:r>
+    </w:p>
+    <w:p>
+      <w:pPr>
+        <w:spacing w:after="0"/>
+        <w:rPr>
+          <w:rFonts w:ascii="CIDFont+F1" w:hAnsi="CIDFont+F1" w:cs="CIDFont+F1"/>
+          <w:kern w:val="0"/>
+          <w:sz w:val="21"/>
+          <w:szCs w:val="21"/>
+        </w:rPr>
+      </w:pPr>
+      <w:r>
+        <w:rPr>
+          <w:rFonts w:ascii="CIDFont+F1" w:hAnsi="CIDFont+F1" w:cs="CIDFont+F1"/>
+          <w:kern w:val="0"/>
+          <w:sz w:val="21"/>
+          <w:szCs w:val="21"/>
+        </w:rPr>
+        <w:t>l’interprétation attendue.</w:t>
+      </w:r>
+    </w:p>
+    <w:p>
+      <w:pPr>
+        <w:spacing w:after="0"/>
+        <w:rPr>
+          <w:rFonts w:ascii="CIDFont+F1" w:hAnsi="CIDFont+F1" w:cs="CIDFont+F1"/>
+          <w:kern w:val="0"/>
+          <w:sz w:val="21"/>
+          <w:szCs w:val="21"/>
+        </w:rPr>
+      </w:pPr>
+    </w:p>
+    <w:p>
+      <w:pPr>
+        <w:spacing w:after="0" w:line="240" w:lineRule="auto"/>
+        <w:ind w:left="1416"/>
+        <w:rPr>
+          <w:rFonts w:ascii="Times New Roman" w:eastAsia="Times New Roman" w:hAnsi="Times New Roman" w:cs="Times New Roman"/>
+          <w:color w:val="2F5496" w:themeColor="accent1" w:themeShade="BF"/>
+          <w:kern w:val="0"/>
+          <w:sz w:val="24"/>
+          <w:szCs w:val="24"/>
+          <w:lang w:eastAsia="fr-FR"/>
+          <w14:ligatures w14:val="none"/>
+        </w:rPr>
+      </w:pPr>
+      <w:r>
+        <w:rPr>
+          <w:rFonts w:ascii="Times New Roman" w:eastAsia="Times New Roman" w:hAnsi="Times New Roman" w:cs="Times New Roman"/>
+          <w:color w:val="2F5496" w:themeColor="accent1" w:themeShade="BF"/>
+          <w:kern w:val="0"/>
+          <w:sz w:val="24"/>
+          <w:szCs w:val="24"/>
+          <w:lang w:eastAsia="fr-FR"/>
+          <w14:ligatures w14:val="none"/>
+        </w:rPr>
+        <w:t>Tu es un expert en Data Science et en visualisation de données.</w:t>
+      </w:r>
+    </w:p>
+    <w:p>
+      <w:pPr>
+        <w:spacing w:after="0" w:line="240" w:lineRule="auto"/>
+        <w:ind w:left="1416"/>
+        <w:rPr>
+          <w:rFonts w:ascii="Times New Roman" w:eastAsia="Times New Roman" w:hAnsi="Times New Roman" w:cs="Times New Roman"/>
+          <w:color w:val="2F5496" w:themeColor="accent1" w:themeShade="BF"/>
+          <w:kern w:val="0"/>
+          <w:sz w:val="24"/>
+          <w:szCs w:val="24"/>
+          <w:lang w:eastAsia="fr-FR"/>
+          <w14:ligatures w14:val="none"/>
+        </w:rPr>
+      </w:pPr>
+      <w:r>
+        <w:rPr>
+          <w:rFonts w:ascii="Times New Roman" w:eastAsia="Times New Roman" w:hAnsi="Times New Roman" w:cs="Times New Roman"/>
+          <w:color w:val="2F5496" w:themeColor="accent1" w:themeShade="BF"/>
+          <w:kern w:val="0"/>
+          <w:sz w:val="24"/>
+          <w:szCs w:val="24"/>
+          <w:lang w:eastAsia="fr-FR"/>
+          <w14:ligatures w14:val="none"/>
+        </w:rPr>
+        <w:lastRenderedPageBreak/>
+        <w:t>À partir du dataset des capteurs, propose les visualisations les plus pertinentes pour comprendre la consommation énergétique du bâtiment.</w:t>
+      </w:r>
+    </w:p>
+    <w:p>
+      <w:pPr>
+        <w:spacing w:after="0" w:line="240" w:lineRule="auto"/>
+        <w:ind w:left="1416"/>
+        <w:rPr>
+          <w:rFonts w:ascii="Times New Roman" w:eastAsia="Times New Roman" w:hAnsi="Times New Roman" w:cs="Times New Roman"/>
+          <w:color w:val="2F5496" w:themeColor="accent1" w:themeShade="BF"/>
+          <w:kern w:val="0"/>
+          <w:sz w:val="24"/>
+          <w:szCs w:val="24"/>
+          <w:lang w:eastAsia="fr-FR"/>
+          <w14:ligatures w14:val="none"/>
+        </w:rPr>
+      </w:pPr>
+      <w:r>
+        <w:rPr>
+          <w:rFonts w:ascii="Times New Roman" w:eastAsia="Times New Roman" w:hAnsi="Times New Roman" w:cs="Times New Roman"/>
+          <w:color w:val="2F5496" w:themeColor="accent1" w:themeShade="BF"/>
+          <w:kern w:val="0"/>
+          <w:sz w:val="24"/>
+          <w:szCs w:val="24"/>
+          <w:lang w:eastAsia="fr-FR"/>
+          <w14:ligatures w14:val="none"/>
+        </w:rPr>
+        <w:t>Pour chaque visualisation, indique :</w:t>
+      </w:r>
+    </w:p>
+    <w:p>
+      <w:pPr>
+        <w:numPr>
+          <w:ilvl w:val="0"/>
+          <w:numId w:val="18"/>
+        </w:numPr>
+        <w:tabs>
+          <w:tab w:val="clear" w:pos="720"/>
+          <w:tab w:val="num" w:pos="2136"/>
+        </w:tabs>
+        <w:spacing w:after="0" w:line="240" w:lineRule="auto"/>
+        <w:ind w:left="2136"/>
+        <w:rPr>
+          <w:rFonts w:ascii="Times New Roman" w:eastAsia="Times New Roman" w:hAnsi="Times New Roman" w:cs="Times New Roman"/>
+          <w:color w:val="2F5496" w:themeColor="accent1" w:themeShade="BF"/>
+          <w:kern w:val="0"/>
+          <w:sz w:val="24"/>
+          <w:szCs w:val="24"/>
+          <w:lang w:eastAsia="fr-FR"/>
+          <w14:ligatures w14:val="none"/>
+        </w:rPr>
+      </w:pPr>
+      <w:r>
+        <w:rPr>
+          <w:rFonts w:ascii="Times New Roman" w:eastAsia="Times New Roman" w:hAnsi="Times New Roman" w:cs="Times New Roman"/>
+          <w:color w:val="2F5496" w:themeColor="accent1" w:themeShade="BF"/>
+          <w:kern w:val="0"/>
+          <w:sz w:val="24"/>
+          <w:szCs w:val="24"/>
+          <w:lang w:eastAsia="fr-FR"/>
+          <w14:ligatures w14:val="none"/>
+        </w:rPr>
+        <w:t>le type de graphique ;</w:t>
+      </w:r>
+    </w:p>
+    <w:p>
+      <w:pPr>
+        <w:numPr>
+          <w:ilvl w:val="0"/>
+          <w:numId w:val="18"/>
+        </w:numPr>
+        <w:tabs>
+          <w:tab w:val="clear" w:pos="720"/>
+          <w:tab w:val="num" w:pos="2136"/>
+        </w:tabs>
+        <w:spacing w:after="0" w:line="240" w:lineRule="auto"/>
+        <w:ind w:left="2136"/>
+        <w:rPr>
+          <w:rFonts w:ascii="Times New Roman" w:eastAsia="Times New Roman" w:hAnsi="Times New Roman" w:cs="Times New Roman"/>
+          <w:color w:val="2F5496" w:themeColor="accent1" w:themeShade="BF"/>
+          <w:kern w:val="0"/>
+          <w:sz w:val="24"/>
+          <w:szCs w:val="24"/>
+          <w:lang w:eastAsia="fr-FR"/>
+          <w14:ligatures w14:val="none"/>
+        </w:rPr>
+      </w:pPr>
+      <w:r>
+        <w:rPr>
+          <w:rFonts w:ascii="Times New Roman" w:eastAsia="Times New Roman" w:hAnsi="Times New Roman" w:cs="Times New Roman"/>
+          <w:color w:val="2F5496" w:themeColor="accent1" w:themeShade="BF"/>
+          <w:kern w:val="0"/>
+          <w:sz w:val="24"/>
+          <w:szCs w:val="24"/>
+          <w:lang w:eastAsia="fr-FR"/>
+          <w14:ligatures w14:val="none"/>
+        </w:rPr>
+        <w:t>les variables utilisées ;</w:t>
+      </w:r>
+    </w:p>
+    <w:p>
+      <w:pPr>
+        <w:numPr>
+          <w:ilvl w:val="0"/>
+          <w:numId w:val="18"/>
+        </w:numPr>
+        <w:tabs>
+          <w:tab w:val="clear" w:pos="720"/>
+          <w:tab w:val="num" w:pos="2136"/>
+        </w:tabs>
+        <w:spacing w:after="0" w:line="240" w:lineRule="auto"/>
+        <w:ind w:left="2136"/>
+        <w:rPr>
+          <w:rFonts w:ascii="Times New Roman" w:eastAsia="Times New Roman" w:hAnsi="Times New Roman" w:cs="Times New Roman"/>
+          <w:color w:val="2F5496" w:themeColor="accent1" w:themeShade="BF"/>
+          <w:kern w:val="0"/>
+          <w:sz w:val="24"/>
+          <w:szCs w:val="24"/>
+          <w:lang w:eastAsia="fr-FR"/>
+          <w14:ligatures w14:val="none"/>
+        </w:rPr>
+      </w:pPr>
+      <w:r>
+        <w:rPr>
+          <w:rFonts w:ascii="Times New Roman" w:eastAsia="Times New Roman" w:hAnsi="Times New Roman" w:cs="Times New Roman"/>
+          <w:color w:val="2F5496" w:themeColor="accent1" w:themeShade="BF"/>
+          <w:kern w:val="0"/>
+          <w:sz w:val="24"/>
+          <w:szCs w:val="24"/>
+          <w:lang w:eastAsia="fr-FR"/>
+          <w14:ligatures w14:val="none"/>
+        </w:rPr>
+        <w:t>l'objectif de la visualisation ;</w:t>
+      </w:r>
+    </w:p>
+    <w:p>
+      <w:pPr>
+        <w:numPr>
+          <w:ilvl w:val="0"/>
+          <w:numId w:val="18"/>
+        </w:numPr>
+        <w:tabs>
+          <w:tab w:val="clear" w:pos="720"/>
+          <w:tab w:val="num" w:pos="2136"/>
+        </w:tabs>
+        <w:spacing w:after="0" w:line="240" w:lineRule="auto"/>
+        <w:ind w:left="2136"/>
+        <w:rPr>
+          <w:rFonts w:ascii="Times New Roman" w:eastAsia="Times New Roman" w:hAnsi="Times New Roman" w:cs="Times New Roman"/>
+          <w:color w:val="2F5496" w:themeColor="accent1" w:themeShade="BF"/>
+          <w:kern w:val="0"/>
+          <w:sz w:val="24"/>
+          <w:szCs w:val="24"/>
+          <w:lang w:eastAsia="fr-FR"/>
+          <w14:ligatures w14:val="none"/>
+        </w:rPr>
+      </w:pPr>
+      <w:r>
+        <w:rPr>
+          <w:rFonts w:ascii="Times New Roman" w:eastAsia="Times New Roman" w:hAnsi="Times New Roman" w:cs="Times New Roman"/>
+          <w:color w:val="2F5496" w:themeColor="accent1" w:themeShade="BF"/>
+          <w:kern w:val="0"/>
+          <w:sz w:val="24"/>
+          <w:szCs w:val="24"/>
+          <w:lang w:eastAsia="fr-FR"/>
+          <w14:ligatures w14:val="none"/>
+        </w:rPr>
+        <w:t>l'interprétation attendue.</w:t>
+      </w:r>
+    </w:p>
+    <w:p>
+      <w:pPr>
+        <w:spacing w:after="0" w:line="240" w:lineRule="auto"/>
+        <w:ind w:left="1416"/>
+        <w:rPr>
+          <w:rFonts w:ascii="Times New Roman" w:eastAsia="Times New Roman" w:hAnsi="Times New Roman" w:cs="Times New Roman"/>
+          <w:color w:val="2F5496" w:themeColor="accent1" w:themeShade="BF"/>
+          <w:kern w:val="0"/>
+          <w:sz w:val="24"/>
+          <w:szCs w:val="24"/>
+          <w:lang w:eastAsia="fr-FR"/>
+          <w14:ligatures w14:val="none"/>
+        </w:rPr>
+      </w:pPr>
+      <w:r>
+        <w:rPr>
+          <w:rFonts w:ascii="Times New Roman" w:eastAsia="Times New Roman" w:hAnsi="Times New Roman" w:cs="Times New Roman"/>
+          <w:color w:val="2F5496" w:themeColor="accent1" w:themeShade="BF"/>
+          <w:kern w:val="0"/>
+          <w:sz w:val="24"/>
+          <w:szCs w:val="24"/>
+          <w:lang w:eastAsia="fr-FR"/>
+          <w14:ligatures w14:val="none"/>
+        </w:rPr>
+        <w:t>Choisis uniquement les visualisations réellement utiles pour analyser et comprendre la consommation énergétique.</w:t>
+      </w:r>
+    </w:p>
+    <w:p>
+      <w:pPr>
+        <w:spacing w:after="0" w:line="240" w:lineRule="auto"/>
+        <w:ind w:left="1416"/>
+        <w:rPr>
+          <w:rFonts w:ascii="Times New Roman" w:eastAsia="Times New Roman" w:hAnsi="Times New Roman" w:cs="Times New Roman"/>
+          <w:color w:val="2F5496" w:themeColor="accent1" w:themeShade="BF"/>
+          <w:kern w:val="0"/>
+          <w:sz w:val="24"/>
+          <w:szCs w:val="24"/>
+          <w:lang w:eastAsia="fr-FR"/>
+          <w14:ligatures w14:val="none"/>
+        </w:rPr>
+      </w:pPr>
+      <w:r>
+        <w:rPr>
+          <w:rFonts w:ascii="Times New Roman" w:eastAsia="Times New Roman" w:hAnsi="Times New Roman" w:cs="Times New Roman"/>
+          <w:color w:val="2F5496" w:themeColor="accent1" w:themeShade="BF"/>
+          <w:kern w:val="0"/>
+          <w:sz w:val="24"/>
+          <w:szCs w:val="24"/>
+          <w:lang w:eastAsia="fr-FR"/>
+          <w14:ligatures w14:val="none"/>
+        </w:rPr>
+        <w:t>Présente les résultats sous forme de tableau avec les colonnes suivantes :</w:t>
+      </w:r>
+      <w:r>
+        <w:rPr>
+          <w:rFonts w:ascii="Times New Roman" w:eastAsia="Times New Roman" w:hAnsi="Times New Roman" w:cs="Times New Roman"/>
+          <w:color w:val="2F5496" w:themeColor="accent1" w:themeShade="BF"/>
+          <w:kern w:val="0"/>
+          <w:sz w:val="24"/>
+          <w:szCs w:val="24"/>
+          <w:lang w:eastAsia="fr-FR"/>
+          <w14:ligatures w14:val="none"/>
+        </w:rPr>
+        <w:t xml:space="preserve"> </w:t>
+      </w:r>
+      <w:r>
+        <w:rPr>
+          <w:rFonts w:ascii="Times New Roman" w:eastAsia="Times New Roman" w:hAnsi="Times New Roman" w:cs="Times New Roman"/>
+          <w:color w:val="2F5496" w:themeColor="accent1" w:themeShade="BF"/>
+          <w:kern w:val="0"/>
+          <w:sz w:val="24"/>
+          <w:szCs w:val="24"/>
+          <w:lang w:eastAsia="fr-FR"/>
+          <w14:ligatures w14:val="none"/>
+        </w:rPr>
+        <w:t>Type de graphique</w:t>
+      </w:r>
+      <w:r>
+        <w:rPr>
+          <w:rFonts w:ascii="Times New Roman" w:eastAsia="Times New Roman" w:hAnsi="Times New Roman" w:cs="Times New Roman"/>
+          <w:color w:val="2F5496" w:themeColor="accent1" w:themeShade="BF"/>
+          <w:kern w:val="0"/>
+          <w:sz w:val="24"/>
+          <w:szCs w:val="24"/>
+          <w:lang w:eastAsia="fr-FR"/>
+          <w14:ligatures w14:val="none"/>
+        </w:rPr>
+        <w:t>,</w:t>
+      </w:r>
+      <w:r>
+        <w:rPr>
+          <w:rFonts w:ascii="Times New Roman" w:eastAsia="Times New Roman" w:hAnsi="Times New Roman" w:cs="Times New Roman"/>
+          <w:color w:val="2F5496" w:themeColor="accent1" w:themeShade="BF"/>
+          <w:kern w:val="0"/>
+          <w:sz w:val="24"/>
+          <w:szCs w:val="24"/>
+          <w:lang w:eastAsia="fr-FR"/>
+          <w14:ligatures w14:val="none"/>
+        </w:rPr>
+        <w:t xml:space="preserve"> Variables utilisées</w:t>
+      </w:r>
+      <w:r>
+        <w:rPr>
+          <w:rFonts w:ascii="Times New Roman" w:eastAsia="Times New Roman" w:hAnsi="Times New Roman" w:cs="Times New Roman"/>
+          <w:color w:val="2F5496" w:themeColor="accent1" w:themeShade="BF"/>
+          <w:kern w:val="0"/>
+          <w:sz w:val="24"/>
+          <w:szCs w:val="24"/>
+          <w:lang w:eastAsia="fr-FR"/>
+          <w14:ligatures w14:val="none"/>
+        </w:rPr>
+        <w:t>,</w:t>
+      </w:r>
+      <w:r>
+        <w:rPr>
+          <w:rFonts w:ascii="Times New Roman" w:eastAsia="Times New Roman" w:hAnsi="Times New Roman" w:cs="Times New Roman"/>
+          <w:color w:val="2F5496" w:themeColor="accent1" w:themeShade="BF"/>
+          <w:kern w:val="0"/>
+          <w:sz w:val="24"/>
+          <w:szCs w:val="24"/>
+          <w:lang w:eastAsia="fr-FR"/>
+          <w14:ligatures w14:val="none"/>
+        </w:rPr>
+        <w:t xml:space="preserve"> Objectif </w:t>
+      </w:r>
+      <w:r>
+        <w:rPr>
+          <w:rFonts w:ascii="Times New Roman" w:eastAsia="Times New Roman" w:hAnsi="Times New Roman" w:cs="Times New Roman"/>
+          <w:color w:val="2F5496" w:themeColor="accent1" w:themeShade="BF"/>
+          <w:kern w:val="0"/>
+          <w:sz w:val="24"/>
+          <w:szCs w:val="24"/>
+          <w:lang w:eastAsia="fr-FR"/>
+          <w14:ligatures w14:val="none"/>
+        </w:rPr>
+        <w:t xml:space="preserve">, </w:t>
+      </w:r>
+      <w:r>
+        <w:rPr>
+          <w:rFonts w:ascii="Times New Roman" w:eastAsia="Times New Roman" w:hAnsi="Times New Roman" w:cs="Times New Roman"/>
+          <w:color w:val="2F5496" w:themeColor="accent1" w:themeShade="BF"/>
+          <w:kern w:val="0"/>
+          <w:sz w:val="24"/>
+          <w:szCs w:val="24"/>
+          <w:lang w:eastAsia="fr-FR"/>
+          <w14:ligatures w14:val="none"/>
+        </w:rPr>
+        <w:t xml:space="preserve">Interprétation attendue </w:t>
+      </w:r>
+    </w:p>
+    <w:p>
+      <w:pPr>
+        <w:spacing w:after="0"/>
+        <w:rPr>
+          <w:rFonts w:ascii="Times New Roman" w:hAnsi="Times New Roman" w:cs="Times New Roman"/>
+          <w:color w:val="2F5496" w:themeColor="accent1" w:themeShade="BF"/>
+          <w:sz w:val="24"/>
+          <w:szCs w:val="24"/>
+        </w:rPr>
+      </w:pPr>
+    </w:p>
+    <w:p>
+      <w:pPr>
+        <w:spacing w:after="0"/>
+        <w:rPr>
+          <w:rFonts w:ascii="Times New Roman" w:hAnsi="Times New Roman" w:cs="Times New Roman"/>
+          <w:color w:val="2F5496" w:themeColor="accent1" w:themeShade="BF"/>
+          <w:sz w:val="24"/>
+          <w:szCs w:val="24"/>
+        </w:rPr>
+      </w:pPr>
+      <w:r>
+        <w:rPr>
+          <w:rFonts w:ascii="Times New Roman" w:hAnsi="Times New Roman" w:cs="Times New Roman"/>
+          <w:color w:val="2F5496" w:themeColor="accent1" w:themeShade="BF"/>
+          <w:sz w:val="24"/>
+          <w:szCs w:val="24"/>
+        </w:rPr>
+        <w:drawing>
+          <wp:inline distT="0" distB="0" distL="0" distR="0" wp14:anchorId="6DEEDB43" wp14:editId="25CACC0C">
+            <wp:extent cx="5760720" cy="3384550"/>
+            <wp:effectExtent l="0" t="0" r="0" b="6350"/>
+            <wp:docPr id="28" name="Image 28"/>
+            <wp:cNvGraphicFramePr>
+              <a:graphicFrameLocks xmlns:a="http://schemas.openxmlformats.org/drawingml/2006/main" noChangeAspect="1"/>
+            </wp:cNvGraphicFramePr>
+            <a:graphic xmlns:a="http://schemas.openxmlformats.org/drawingml/2006/main">
+              <a:graphicData uri="http://schemas.openxmlformats.org/drawingml/2006/picture">
+                <pic:pic xmlns:pic="http://schemas.openxmlformats.org/drawingml/2006/picture">
+                  <pic:nvPicPr>
+                    <pic:cNvPr id="1" name=""/>
+                    <pic:cNvPicPr/>
+                  </pic:nvPicPr>
+                  <pic:blipFill>
+                    <a:blip r:embed="rId32"/>
+                    <a:stretch>
+                      <a:fillRect/>
+                    </a:stretch>
+                  </pic:blipFill>
+                  <pic:spPr>
+                    <a:xfrm>
+                      <a:off x="0" y="0"/>
+                      <a:ext cx="5760720" cy="3384550"/>
+                    </a:xfrm>
+                    <a:prstGeom prst="rect">
+                      <a:avLst/>
+                    </a:prstGeom>
+                  </pic:spPr>
+                </pic:pic>
+              </a:graphicData>
+            </a:graphic>
+          </wp:inline>
+        </w:drawing>
+      </w:r>
+    </w:p>
+    <w:p>
+      <w:pPr>
+        <w:spacing w:after="0"/>
+        <w:rPr>
+          <w:rFonts w:ascii="Times New Roman" w:hAnsi="Times New Roman" w:cs="Times New Roman"/>
+          <w:color w:val="2F5496" w:themeColor="accent1" w:themeShade="BF"/>
+          <w:sz w:val="24"/>
+          <w:szCs w:val="24"/>
+        </w:rPr>
+      </w:pPr>
+      <w:r>
+        <w:rPr>
+          <w:rFonts w:ascii="Times New Roman" w:hAnsi="Times New Roman" w:cs="Times New Roman"/>
+          <w:color w:val="2F5496" w:themeColor="accent1" w:themeShade="BF"/>
+          <w:sz w:val="24"/>
+          <w:szCs w:val="24"/>
+        </w:rPr>
+        <w:lastRenderedPageBreak/>
+        <w:drawing>
+          <wp:inline distT="0" distB="0" distL="0" distR="0" wp14:anchorId="66DEACD6" wp14:editId="7A8BC51F">
+            <wp:extent cx="5760720" cy="3788410"/>
+            <wp:effectExtent l="0" t="0" r="0" b="2540"/>
+            <wp:docPr id="29" name="Image 29"/>
+            <wp:cNvGraphicFramePr>
+              <a:graphicFrameLocks xmlns:a="http://schemas.openxmlformats.org/drawingml/2006/main" noChangeAspect="1"/>
+            </wp:cNvGraphicFramePr>
+            <a:graphic xmlns:a="http://schemas.openxmlformats.org/drawingml/2006/main">
+              <a:graphicData uri="http://schemas.openxmlformats.org/drawingml/2006/picture">
+                <pic:pic xmlns:pic="http://schemas.openxmlformats.org/drawingml/2006/picture">
+                  <pic:nvPicPr>
+                    <pic:cNvPr id="1" name=""/>
+                    <pic:cNvPicPr/>
+                  </pic:nvPicPr>
+                  <pic:blipFill>
+                    <a:blip r:embed="rId33"/>
+                    <a:stretch>
+                      <a:fillRect/>
+                    </a:stretch>
+                  </pic:blipFill>
+                  <pic:spPr>
+                    <a:xfrm>
+                      <a:off x="0" y="0"/>
+                      <a:ext cx="5760720" cy="3788410"/>
+                    </a:xfrm>
+                    <a:prstGeom prst="rect">
+                      <a:avLst/>
+                    </a:prstGeom>
+                  </pic:spPr>
+                </pic:pic>
+              </a:graphicData>
+            </a:graphic>
+          </wp:inline>
+        </w:drawing>
+      </w:r>
+    </w:p>
+    <w:p>
+      <w:pPr>
+        <w:spacing w:after="0"/>
+        <w:rPr>
+          <w:rFonts w:ascii="Times New Roman" w:hAnsi="Times New Roman" w:cs="Times New Roman"/>
+          <w:color w:val="2F5496" w:themeColor="accent1" w:themeShade="BF"/>
+          <w:sz w:val="24"/>
+          <w:szCs w:val="24"/>
+        </w:rPr>
+      </w:pPr>
+    </w:p>
+    <w:p>
+      <w:pPr>
+        <w:spacing w:after="0"/>
+        <w:rPr>
+          <w:rFonts w:ascii="Times New Roman" w:hAnsi="Times New Roman" w:cs="Times New Roman"/>
+          <w:color w:val="2F5496" w:themeColor="accent1" w:themeShade="BF"/>
+          <w:sz w:val="24"/>
+          <w:szCs w:val="24"/>
+        </w:rPr>
+      </w:pPr>
+      <w:r>
+        <w:rPr>
+          <w:rFonts w:ascii="Times New Roman" w:hAnsi="Times New Roman" w:cs="Times New Roman"/>
+          <w:color w:val="2F5496" w:themeColor="accent1" w:themeShade="BF"/>
+          <w:sz w:val="24"/>
+          <w:szCs w:val="24"/>
+        </w:rPr>
+        <w:drawing>
+          <wp:inline distT="0" distB="0" distL="0" distR="0" wp14:anchorId="1F3BE82E" wp14:editId="5ED879CA">
+            <wp:extent cx="5760720" cy="3907155"/>
+            <wp:effectExtent l="0" t="0" r="0" b="0"/>
+            <wp:docPr id="30" name="Image 30"/>
+            <wp:cNvGraphicFramePr>
+              <a:graphicFrameLocks xmlns:a="http://schemas.openxmlformats.org/drawingml/2006/main" noChangeAspect="1"/>
+            </wp:cNvGraphicFramePr>
+            <a:graphic xmlns:a="http://schemas.openxmlformats.org/drawingml/2006/main">
+              <a:graphicData uri="http://schemas.openxmlformats.org/drawingml/2006/picture">
+                <pic:pic xmlns:pic="http://schemas.openxmlformats.org/drawingml/2006/picture">
+                  <pic:nvPicPr>
+                    <pic:cNvPr id="1" name=""/>
+                    <pic:cNvPicPr/>
+                  </pic:nvPicPr>
+                  <pic:blipFill>
+                    <a:blip r:embed="rId34"/>
+                    <a:stretch>
+                      <a:fillRect/>
+                    </a:stretch>
+                  </pic:blipFill>
+                  <pic:spPr>
+                    <a:xfrm>
+                      <a:off x="0" y="0"/>
+                      <a:ext cx="5760720" cy="3907155"/>
+                    </a:xfrm>
+                    <a:prstGeom prst="rect">
+                      <a:avLst/>
+                    </a:prstGeom>
+                  </pic:spPr>
+                </pic:pic>
+              </a:graphicData>
+            </a:graphic>
+          </wp:inline>
+        </w:drawing>
+      </w:r>
+    </w:p>
+    <w:p>
+      <w:pPr>
+        <w:spacing w:after="0"/>
+        <w:rPr>
+          <w:rFonts w:ascii="Times New Roman" w:hAnsi="Times New Roman" w:cs="Times New Roman"/>
+          <w:color w:val="2F5496" w:themeColor="accent1" w:themeShade="BF"/>
+          <w:sz w:val="24"/>
+          <w:szCs w:val="24"/>
+        </w:rPr>
+      </w:pPr>
+    </w:p>
+    <w:p>
+      <w:pPr>
+        <w:spacing w:after="0"/>
+        <w:rPr>
+          <w:rFonts w:ascii="Times New Roman" w:hAnsi="Times New Roman" w:cs="Times New Roman"/>
+          <w:color w:val="2F5496" w:themeColor="accent1" w:themeShade="BF"/>
+          <w:sz w:val="24"/>
+          <w:szCs w:val="24"/>
+        </w:rPr>
+      </w:pPr>
+    </w:p>
+    <w:p>
+      <w:pPr>
+        <w:spacing w:after="0"/>
+        <w:rPr>
+          <w:rFonts w:ascii="Times New Roman" w:hAnsi="Times New Roman" w:cs="Times New Roman"/>
+          <w:color w:val="2F5496" w:themeColor="accent1" w:themeShade="BF"/>
+          <w:sz w:val="24"/>
+          <w:szCs w:val="24"/>
+        </w:rPr>
+      </w:pPr>
+    </w:p>
+    <w:p>
+      <w:pPr>
+        <w:spacing w:after="0"/>
+        <w:rPr>
+          <w:rFonts w:ascii="Times New Roman" w:hAnsi="Times New Roman" w:cs="Times New Roman"/>
+          <w:color w:val="2F5496" w:themeColor="accent1" w:themeShade="BF"/>
+          <w:sz w:val="24"/>
+          <w:szCs w:val="24"/>
+        </w:rPr>
+      </w:pPr>
+    </w:p>
+    <w:p>
+      <w:pPr>
+        <w:spacing w:after="0"/>
+        <w:rPr>
+          <w:rFonts w:ascii="Times New Roman" w:hAnsi="Times New Roman" w:cs="Times New Roman"/>
+          <w:color w:val="2F5496" w:themeColor="accent1" w:themeShade="BF"/>
+          <w:sz w:val="24"/>
+          <w:szCs w:val="24"/>
+        </w:rPr>
+      </w:pPr>
+      <w:r>
+        <w:rPr>
+          <w:rFonts w:ascii="Times New Roman" w:hAnsi="Times New Roman" w:cs="Times New Roman"/>
+          <w:color w:val="2F5496" w:themeColor="accent1" w:themeShade="BF"/>
+          <w:sz w:val="24"/>
+          <w:szCs w:val="24"/>
+        </w:rPr>
+        <w:drawing>
+          <wp:inline distT="0" distB="0" distL="0" distR="0" wp14:anchorId="02D83FC6" wp14:editId="03F7DDD9">
+            <wp:extent cx="5760720" cy="3410585"/>
+            <wp:effectExtent l="0" t="0" r="0" b="0"/>
+            <wp:docPr id="32" name="Image 32"/>
+            <wp:cNvGraphicFramePr>
+              <a:graphicFrameLocks xmlns:a="http://schemas.openxmlformats.org/drawingml/2006/main" noChangeAspect="1"/>
+            </wp:cNvGraphicFramePr>
+            <a:graphic xmlns:a="http://schemas.openxmlformats.org/drawingml/2006/main">
+              <a:graphicData uri="http://schemas.openxmlformats.org/drawingml/2006/picture">
+                <pic:pic xmlns:pic="http://schemas.openxmlformats.org/drawingml/2006/picture">
+                  <pic:nvPicPr>
+                    <pic:cNvPr id="1" name=""/>
+                    <pic:cNvPicPr/>
+                  </pic:nvPicPr>
+                  <pic:blipFill>
+                    <a:blip r:embed="rId35"/>
+                    <a:stretch>
+                      <a:fillRect/>
+                    </a:stretch>
+                  </pic:blipFill>
+                  <pic:spPr>
+                    <a:xfrm>
+                      <a:off x="0" y="0"/>
+                      <a:ext cx="5760720" cy="3410585"/>
+                    </a:xfrm>
+                    <a:prstGeom prst="rect">
+                      <a:avLst/>
+                    </a:prstGeom>
+                  </pic:spPr>
+                </pic:pic>
+              </a:graphicData>
+            </a:graphic>
+          </wp:inline>
+        </w:drawing>
+      </w:r>
+    </w:p>
+    <w:p>
+      <w:pPr>
+        <w:spacing w:after="0"/>
+        <w:rPr>
+          <w:rFonts w:ascii="Times New Roman" w:hAnsi="Times New Roman" w:cs="Times New Roman"/>
+          <w:color w:val="2F5496" w:themeColor="accent1" w:themeShade="BF"/>
+          <w:sz w:val="24"/>
+          <w:szCs w:val="24"/>
+        </w:rPr>
+      </w:pPr>
+    </w:p>
     <w:sectPr>
-      <w:headerReference w:type="default" r:id="rId32"/>
-      <w:footerReference w:type="default" r:id="rId33"/>
+      <w:headerReference w:type="default" r:id="rId36"/>
+      <w:footerReference w:type="default" r:id="rId37"/>
       <w:pgSz w:w="11906" w:h="16838"/>
       <w:pgMar w:top="1417" w:right="1417" w:bottom="1417" w:left="1417" w:header="708" w:footer="708" w:gutter="0"/>
       <w:pgBorders w:offsetFrom="page">
@@ -10818,6 +11595,155 @@
     </w:lvl>
   </w:abstractNum>
   <w:abstractNum w:abstractNumId="6" w15:restartNumberingAfterBreak="0">
+    <w:nsid w:val="29B3028B"/>
+    <w:multiLevelType w:val="multilevel"/>
+    <w:tmpl w:val="83C0BEE6"/>
+    <w:lvl w:ilvl="0">
+      <w:start w:val="1"/>
+      <w:numFmt w:val="bullet"/>
+      <w:lvlText w:val=""/>
+      <w:lvlJc w:val="left"/>
+      <w:pPr>
+        <w:tabs>
+          <w:tab w:val="num" w:pos="720"/>
+        </w:tabs>
+        <w:ind w:left="720" w:hanging="360"/>
+      </w:pPr>
+      <w:rPr>
+        <w:rFonts w:ascii="Symbol" w:hAnsi="Symbol" w:hint="default"/>
+        <w:sz w:val="20"/>
+      </w:rPr>
+    </w:lvl>
+    <w:lvl w:ilvl="1" w:tentative="1">
+      <w:start w:val="1"/>
+      <w:numFmt w:val="bullet"/>
+      <w:lvlText w:val="o"/>
+      <w:lvlJc w:val="left"/>
+      <w:pPr>
+        <w:tabs>
+          <w:tab w:val="num" w:pos="1440"/>
+        </w:tabs>
+        <w:ind w:left="1440" w:hanging="360"/>
+      </w:pPr>
+      <w:rPr>
+        <w:rFonts w:ascii="Courier New" w:hAnsi="Courier New" w:hint="default"/>
+        <w:sz w:val="20"/>
+      </w:rPr>
+    </w:lvl>
+    <w:lvl w:ilvl="2" w:tentative="1">
+      <w:start w:val="1"/>
+      <w:numFmt w:val="bullet"/>
+      <w:lvlText w:val=""/>
+      <w:lvlJc w:val="left"/>
+      <w:pPr>
+        <w:tabs>
+          <w:tab w:val="num" w:pos="2160"/>
+        </w:tabs>
+        <w:ind w:left="2160" w:hanging="360"/>
+      </w:pPr>
+      <w:rPr>
+        <w:rFonts w:ascii="Wingdings" w:hAnsi="Wingdings" w:hint="default"/>
+        <w:sz w:val="20"/>
+      </w:rPr>
+    </w:lvl>
+    <w:lvl w:ilvl="3" w:tentative="1">
+      <w:start w:val="1"/>
+      <w:numFmt w:val="bullet"/>
+      <w:lvlText w:val=""/>
+      <w:lvlJc w:val="left"/>
+      <w:pPr>
+        <w:tabs>
+          <w:tab w:val="num" w:pos="2880"/>
+        </w:tabs>
+        <w:ind w:left="2880" w:hanging="360"/>
+      </w:pPr>
+      <w:rPr>
+        <w:rFonts w:ascii="Wingdings" w:hAnsi="Wingdings" w:hint="default"/>
+        <w:sz w:val="20"/>
+      </w:rPr>
+    </w:lvl>
+    <w:lvl w:ilvl="4" w:tentative="1">
+      <w:start w:val="1"/>
+      <w:numFmt w:val="bullet"/>
+      <w:lvlText w:val=""/>
+      <w:lvlJc w:val="left"/>
+      <w:pPr>
+        <w:tabs>
+          <w:tab w:val="num" w:pos="3600"/>
+        </w:tabs>
+        <w:ind w:left="3600" w:hanging="360"/>
+      </w:pPr>
+      <w:rPr>
+        <w:rFonts w:ascii="Wingdings" w:hAnsi="Wingdings" w:hint="default"/>
+        <w:sz w:val="20"/>
+      </w:rPr>
+    </w:lvl>
+    <w:lvl w:ilvl="5" w:tentative="1">
+      <w:start w:val="1"/>
+      <w:numFmt w:val="bullet"/>
+      <w:lvlText w:val=""/>
+      <w:lvlJc w:val="left"/>
+      <w:pPr>
+        <w:tabs>
+          <w:tab w:val="num" w:pos="4320"/>
+        </w:tabs>
+        <w:ind w:left="4320" w:hanging="360"/>
+      </w:pPr>
+      <w:rPr>
+        <w:rFonts w:ascii="Wingdings" w:hAnsi="Wingdings" w:hint="default"/>
+        <w:sz w:val="20"/>
+      </w:rPr>
+    </w:lvl>
+    <w:lvl w:ilvl="6" w:tentative="1">
+      <w:start w:val="1"/>
+      <w:numFmt w:val="bullet"/>
+      <w:lvlText w:val=""/>
+      <w:lvlJc w:val="left"/>
+      <w:pPr>
+        <w:tabs>
+          <w:tab w:val="num" w:pos="5040"/>
+        </w:tabs>
+        <w:ind w:left="5040" w:hanging="360"/>
+      </w:pPr>
+      <w:rPr>
+        <w:rFonts w:ascii="Wingdings" w:hAnsi="Wingdings" w:hint="default"/>
+        <w:sz w:val="20"/>
+      </w:rPr>
+    </w:lvl>
+    <w:lvl w:ilvl="7" w:tentative="1">
+      <w:start w:val="1"/>
+      <w:numFmt w:val="bullet"/>
+      <w:lvlText w:val=""/>
+      <w:lvlJc w:val="left"/>
+      <w:pPr>
+        <w:tabs>
+          <w:tab w:val="num" w:pos="5760"/>
+        </w:tabs>
+        <w:ind w:left="5760" w:hanging="360"/>
+      </w:pPr>
+      <w:rPr>
+        <w:rFonts w:ascii="Wingdings" w:hAnsi="Wingdings" w:hint="default"/>
+        <w:sz w:val="20"/>
+      </w:rPr>
+    </w:lvl>
+    <w:lvl w:ilvl="8" w:tentative="1">
+      <w:start w:val="1"/>
+      <w:numFmt w:val="bullet"/>
+      <w:lvlText w:val=""/>
+      <w:lvlJc w:val="left"/>
+      <w:pPr>
+        <w:tabs>
+          <w:tab w:val="num" w:pos="6480"/>
+        </w:tabs>
+        <w:ind w:left="6480" w:hanging="360"/>
+      </w:pPr>
+      <w:rPr>
+        <w:rFonts w:ascii="Wingdings" w:hAnsi="Wingdings" w:hint="default"/>
+        <w:sz w:val="20"/>
+      </w:rPr>
+    </w:lvl>
+  </w:abstractNum>
+  <w:abstractNum w:abstractNumId="7" w15:restartNumberingAfterBreak="0">
     <w:nsid w:val="2C003D88"/>
     <w:multiLevelType w:val="multilevel"/>
     <w:tmpl w:val="A948D544"/>
@@ -10966,7 +11892,7 @@
       </w:rPr>
     </w:lvl>
   </w:abstractNum>
-  <w:abstractNum w:abstractNumId="7" w15:restartNumberingAfterBreak="0">
+  <w:abstractNum w:abstractNumId="8" w15:restartNumberingAfterBreak="0">
     <w:nsid w:val="30817C99"/>
     <w:multiLevelType w:val="hybridMultilevel"/>
     <w:tmpl w:val="B28054F4"/>
@@ -11052,7 +11978,7 @@
       </w:pPr>
     </w:lvl>
   </w:abstractNum>
-  <w:abstractNum w:abstractNumId="8" w15:restartNumberingAfterBreak="0">
+  <w:abstractNum w:abstractNumId="9" w15:restartNumberingAfterBreak="0">
     <w:nsid w:val="32024712"/>
     <w:multiLevelType w:val="multilevel"/>
     <w:tmpl w:val="7716EFCE"/>
@@ -11201,7 +12127,7 @@
       </w:rPr>
     </w:lvl>
   </w:abstractNum>
-  <w:abstractNum w:abstractNumId="9" w15:restartNumberingAfterBreak="0">
+  <w:abstractNum w:abstractNumId="10" w15:restartNumberingAfterBreak="0">
     <w:nsid w:val="3A273CBD"/>
     <w:multiLevelType w:val="multilevel"/>
     <w:tmpl w:val="A5564738"/>
@@ -11350,7 +12276,7 @@
       </w:rPr>
     </w:lvl>
   </w:abstractNum>
-  <w:abstractNum w:abstractNumId="10" w15:restartNumberingAfterBreak="0">
+  <w:abstractNum w:abstractNumId="11" w15:restartNumberingAfterBreak="0">
     <w:nsid w:val="3CA24848"/>
     <w:multiLevelType w:val="hybridMultilevel"/>
     <w:tmpl w:val="76B802A4"/>
@@ -11463,7 +12389,7 @@
       </w:rPr>
     </w:lvl>
   </w:abstractNum>
-  <w:abstractNum w:abstractNumId="11" w15:restartNumberingAfterBreak="0">
+  <w:abstractNum w:abstractNumId="12" w15:restartNumberingAfterBreak="0">
     <w:nsid w:val="4996411C"/>
     <w:multiLevelType w:val="multilevel"/>
     <w:tmpl w:val="218091C0"/>
@@ -11580,7 +12506,7 @@
       </w:pPr>
     </w:lvl>
   </w:abstractNum>
-  <w:abstractNum w:abstractNumId="12" w15:restartNumberingAfterBreak="0">
+  <w:abstractNum w:abstractNumId="13" w15:restartNumberingAfterBreak="0">
     <w:nsid w:val="4F9D0AB4"/>
     <w:multiLevelType w:val="multilevel"/>
     <w:tmpl w:val="839C6E34"/>
@@ -11729,7 +12655,7 @@
       </w:rPr>
     </w:lvl>
   </w:abstractNum>
-  <w:abstractNum w:abstractNumId="13" w15:restartNumberingAfterBreak="0">
+  <w:abstractNum w:abstractNumId="14" w15:restartNumberingAfterBreak="0">
     <w:nsid w:val="56D568C8"/>
     <w:multiLevelType w:val="multilevel"/>
     <w:tmpl w:val="3392CAD2"/>
@@ -11878,7 +12804,7 @@
       </w:rPr>
     </w:lvl>
   </w:abstractNum>
-  <w:abstractNum w:abstractNumId="14" w15:restartNumberingAfterBreak="0">
+  <w:abstractNum w:abstractNumId="15" w15:restartNumberingAfterBreak="0">
     <w:nsid w:val="61053792"/>
     <w:multiLevelType w:val="multilevel"/>
     <w:tmpl w:val="49E43BFC"/>
@@ -12027,7 +12953,7 @@
       </w:rPr>
     </w:lvl>
   </w:abstractNum>
-  <w:abstractNum w:abstractNumId="15" w15:restartNumberingAfterBreak="0">
+  <w:abstractNum w:abstractNumId="16" w15:restartNumberingAfterBreak="0">
     <w:nsid w:val="6DA36487"/>
     <w:multiLevelType w:val="multilevel"/>
     <w:tmpl w:val="9C4C8532"/>
@@ -12176,7 +13102,7 @@
       </w:rPr>
     </w:lvl>
   </w:abstractNum>
-  <w:abstractNum w:abstractNumId="16" w15:restartNumberingAfterBreak="0">
+  <w:abstractNum w:abstractNumId="17" w15:restartNumberingAfterBreak="0">
     <w:nsid w:val="6EB85EAA"/>
     <w:multiLevelType w:val="hybridMultilevel"/>
     <w:tmpl w:val="DB76C824"/>
@@ -12290,34 +13216,34 @@
     </w:lvl>
   </w:abstractNum>
   <w:num w:numId="1">
-    <w:abstractNumId w:val="16"/>
+    <w:abstractNumId w:val="17"/>
   </w:num>
   <w:num w:numId="2">
-    <w:abstractNumId w:val="10"/>
+    <w:abstractNumId w:val="11"/>
   </w:num>
   <w:num w:numId="3">
-    <w:abstractNumId w:val="13"/>
+    <w:abstractNumId w:val="14"/>
   </w:num>
   <w:num w:numId="4">
+    <w:abstractNumId w:val="9"/>
+  </w:num>
+  <w:num w:numId="5">
     <w:abstractNumId w:val="8"/>
   </w:num>
-  <w:num w:numId="5">
-    <w:abstractNumId w:val="7"/>
-  </w:num>
   <w:num w:numId="6">
-    <w:abstractNumId w:val="14"/>
+    <w:abstractNumId w:val="15"/>
   </w:num>
   <w:num w:numId="7">
     <w:abstractNumId w:val="5"/>
   </w:num>
   <w:num w:numId="8">
-    <w:abstractNumId w:val="15"/>
+    <w:abstractNumId w:val="16"/>
   </w:num>
   <w:num w:numId="9">
     <w:abstractNumId w:val="2"/>
   </w:num>
   <w:num w:numId="10">
-    <w:abstractNumId w:val="11"/>
+    <w:abstractNumId w:val="12"/>
   </w:num>
   <w:num w:numId="11">
     <w:abstractNumId w:val="3"/>
@@ -12326,18 +13252,21 @@
     <w:abstractNumId w:val="0"/>
   </w:num>
   <w:num w:numId="13">
-    <w:abstractNumId w:val="12"/>
+    <w:abstractNumId w:val="13"/>
   </w:num>
   <w:num w:numId="14">
     <w:abstractNumId w:val="1"/>
   </w:num>
   <w:num w:numId="15">
-    <w:abstractNumId w:val="9"/>
+    <w:abstractNumId w:val="10"/>
   </w:num>
   <w:num w:numId="16">
     <w:abstractNumId w:val="4"/>
   </w:num>
   <w:num w:numId="17">
+    <w:abstractNumId w:val="7"/>
+  </w:num>
+  <w:num w:numId="18">
     <w:abstractNumId w:val="6"/>
   </w:num>
 </w:numbering>

--- a/Atelier Prompt.docx
+++ b/Atelier Prompt.docx
@@ -10390,9 +10390,922 @@
         </w:rPr>
       </w:pPr>
     </w:p>
+    <w:p>
+      <w:pPr>
+        <w:spacing w:after="0"/>
+        <w:rPr>
+          <w:rFonts w:ascii="Times New Roman" w:hAnsi="Times New Roman" w:cs="Times New Roman"/>
+          <w:color w:val="2F5496" w:themeColor="accent1" w:themeShade="BF"/>
+          <w:sz w:val="24"/>
+          <w:szCs w:val="24"/>
+        </w:rPr>
+      </w:pPr>
+    </w:p>
+    <w:p>
+      <w:pPr>
+        <w:spacing w:after="0"/>
+        <w:rPr>
+          <w:rFonts w:ascii="Times New Roman" w:hAnsi="Times New Roman" w:cs="Times New Roman"/>
+          <w:color w:val="2F5496" w:themeColor="accent1" w:themeShade="BF"/>
+          <w:sz w:val="24"/>
+          <w:szCs w:val="24"/>
+        </w:rPr>
+      </w:pPr>
+    </w:p>
+    <w:p>
+      <w:pPr>
+        <w:autoSpaceDE w:val="0"/>
+        <w:autoSpaceDN w:val="0"/>
+        <w:adjustRightInd w:val="0"/>
+        <w:spacing w:after="0" w:line="240" w:lineRule="auto"/>
+        <w:rPr>
+          <w:rFonts w:ascii="CIDFont+F1" w:hAnsi="CIDFont+F1" w:cs="CIDFont+F1"/>
+          <w:kern w:val="0"/>
+          <w:sz w:val="21"/>
+          <w:szCs w:val="21"/>
+        </w:rPr>
+      </w:pPr>
+      <w:r>
+        <w:rPr>
+          <w:rFonts w:ascii="CIDFont+F1" w:hAnsi="CIDFont+F1" w:cs="CIDFont+F1"/>
+          <w:kern w:val="0"/>
+          <w:sz w:val="21"/>
+          <w:szCs w:val="21"/>
+        </w:rPr>
+        <w:t>3) Créer un prompt permettant, à partir du dataset des capteurs, de proposer plusieurs</w:t>
+      </w:r>
+    </w:p>
+    <w:p>
+      <w:pPr>
+        <w:autoSpaceDE w:val="0"/>
+        <w:autoSpaceDN w:val="0"/>
+        <w:adjustRightInd w:val="0"/>
+        <w:spacing w:after="0" w:line="240" w:lineRule="auto"/>
+        <w:rPr>
+          <w:rFonts w:ascii="CIDFont+F1" w:hAnsi="CIDFont+F1" w:cs="CIDFont+F1"/>
+          <w:kern w:val="0"/>
+          <w:sz w:val="21"/>
+          <w:szCs w:val="21"/>
+        </w:rPr>
+      </w:pPr>
+      <w:r>
+        <w:rPr>
+          <w:rFonts w:ascii="CIDFont+F1" w:hAnsi="CIDFont+F1" w:cs="CIDFont+F1"/>
+          <w:kern w:val="0"/>
+          <w:sz w:val="21"/>
+          <w:szCs w:val="21"/>
+        </w:rPr>
+        <w:t>modèles adaptés à la prédiction de la consommation énergétique d'un bâtiment. Pour</w:t>
+      </w:r>
+    </w:p>
+    <w:p>
+      <w:pPr>
+        <w:autoSpaceDE w:val="0"/>
+        <w:autoSpaceDN w:val="0"/>
+        <w:adjustRightInd w:val="0"/>
+        <w:spacing w:after="0" w:line="240" w:lineRule="auto"/>
+        <w:rPr>
+          <w:rFonts w:ascii="CIDFont+F1" w:hAnsi="CIDFont+F1" w:cs="CIDFont+F1"/>
+          <w:kern w:val="0"/>
+          <w:sz w:val="21"/>
+          <w:szCs w:val="21"/>
+        </w:rPr>
+      </w:pPr>
+      <w:r>
+        <w:rPr>
+          <w:rFonts w:ascii="CIDFont+F1" w:hAnsi="CIDFont+F1" w:cs="CIDFont+F1"/>
+          <w:kern w:val="0"/>
+          <w:sz w:val="21"/>
+          <w:szCs w:val="21"/>
+        </w:rPr>
+        <w:t>chaque modèle, le LLM doit indiquer le principe, les avantages, les limites, le type de</w:t>
+      </w:r>
+    </w:p>
+    <w:p>
+      <w:pPr>
+        <w:spacing w:after="0"/>
+        <w:rPr>
+          <w:rFonts w:ascii="CIDFont+F1" w:hAnsi="CIDFont+F1" w:cs="CIDFont+F1"/>
+          <w:kern w:val="0"/>
+          <w:sz w:val="21"/>
+          <w:szCs w:val="21"/>
+        </w:rPr>
+      </w:pPr>
+      <w:r>
+        <w:rPr>
+          <w:rFonts w:ascii="CIDFont+F1" w:hAnsi="CIDFont+F1" w:cs="CIDFont+F1"/>
+          <w:kern w:val="0"/>
+          <w:sz w:val="21"/>
+          <w:szCs w:val="21"/>
+        </w:rPr>
+        <w:t>problème et les métriques pertinentes.</w:t>
+      </w:r>
+    </w:p>
+    <w:p>
+      <w:pPr>
+        <w:spacing w:after="0"/>
+        <w:rPr>
+          <w:rFonts w:ascii="Times New Roman" w:hAnsi="Times New Roman" w:cs="Times New Roman"/>
+          <w:color w:val="2F5496" w:themeColor="accent1" w:themeShade="BF"/>
+          <w:sz w:val="24"/>
+          <w:szCs w:val="24"/>
+        </w:rPr>
+      </w:pPr>
+    </w:p>
+    <w:p>
+      <w:pPr>
+        <w:spacing w:after="0" w:line="240" w:lineRule="auto"/>
+        <w:ind w:left="708"/>
+        <w:rPr>
+          <w:rFonts w:ascii="Times New Roman" w:eastAsia="Times New Roman" w:hAnsi="Times New Roman" w:cs="Times New Roman"/>
+          <w:color w:val="2F5496" w:themeColor="accent1" w:themeShade="BF"/>
+          <w:kern w:val="0"/>
+          <w:sz w:val="24"/>
+          <w:szCs w:val="24"/>
+          <w:lang w:eastAsia="fr-FR"/>
+          <w14:ligatures w14:val="none"/>
+        </w:rPr>
+      </w:pPr>
+      <w:r>
+        <w:rPr>
+          <w:rFonts w:ascii="Times New Roman" w:eastAsia="Times New Roman" w:hAnsi="Times New Roman" w:cs="Times New Roman"/>
+          <w:color w:val="2F5496" w:themeColor="accent1" w:themeShade="BF"/>
+          <w:kern w:val="0"/>
+          <w:sz w:val="24"/>
+          <w:szCs w:val="24"/>
+          <w:lang w:eastAsia="fr-FR"/>
+          <w14:ligatures w14:val="none"/>
+        </w:rPr>
+        <w:t>Tu es un expert en Data Science et en Machine Learning.</w:t>
+      </w:r>
+    </w:p>
+    <w:p>
+      <w:pPr>
+        <w:spacing w:after="0" w:line="240" w:lineRule="auto"/>
+        <w:ind w:left="708"/>
+        <w:rPr>
+          <w:rFonts w:ascii="Times New Roman" w:eastAsia="Times New Roman" w:hAnsi="Times New Roman" w:cs="Times New Roman"/>
+          <w:color w:val="2F5496" w:themeColor="accent1" w:themeShade="BF"/>
+          <w:kern w:val="0"/>
+          <w:sz w:val="24"/>
+          <w:szCs w:val="24"/>
+          <w:lang w:eastAsia="fr-FR"/>
+          <w14:ligatures w14:val="none"/>
+        </w:rPr>
+      </w:pPr>
+      <w:r>
+        <w:rPr>
+          <w:rFonts w:ascii="Times New Roman" w:eastAsia="Times New Roman" w:hAnsi="Times New Roman" w:cs="Times New Roman"/>
+          <w:color w:val="2F5496" w:themeColor="accent1" w:themeShade="BF"/>
+          <w:kern w:val="0"/>
+          <w:sz w:val="24"/>
+          <w:szCs w:val="24"/>
+          <w:lang w:eastAsia="fr-FR"/>
+          <w14:ligatures w14:val="none"/>
+        </w:rPr>
+        <w:t>À partir du dataset des capteurs, propose plusieurs modèles de Machine Learning adaptés à la prédiction de la consommation énergétique d'un bâtiment.</w:t>
+      </w:r>
+    </w:p>
+    <w:p>
+      <w:pPr>
+        <w:spacing w:after="0" w:line="240" w:lineRule="auto"/>
+        <w:ind w:left="708"/>
+        <w:rPr>
+          <w:rFonts w:ascii="Times New Roman" w:eastAsia="Times New Roman" w:hAnsi="Times New Roman" w:cs="Times New Roman"/>
+          <w:color w:val="2F5496" w:themeColor="accent1" w:themeShade="BF"/>
+          <w:kern w:val="0"/>
+          <w:sz w:val="24"/>
+          <w:szCs w:val="24"/>
+          <w:lang w:eastAsia="fr-FR"/>
+          <w14:ligatures w14:val="none"/>
+        </w:rPr>
+      </w:pPr>
+      <w:r>
+        <w:rPr>
+          <w:rFonts w:ascii="Times New Roman" w:eastAsia="Times New Roman" w:hAnsi="Times New Roman" w:cs="Times New Roman"/>
+          <w:color w:val="2F5496" w:themeColor="accent1" w:themeShade="BF"/>
+          <w:kern w:val="0"/>
+          <w:sz w:val="24"/>
+          <w:szCs w:val="24"/>
+          <w:lang w:eastAsia="fr-FR"/>
+          <w14:ligatures w14:val="none"/>
+        </w:rPr>
+        <w:t>Pour chaque modèle, indique :</w:t>
+      </w:r>
+    </w:p>
+    <w:p>
+      <w:pPr>
+        <w:numPr>
+          <w:ilvl w:val="0"/>
+          <w:numId w:val="19"/>
+        </w:numPr>
+        <w:tabs>
+          <w:tab w:val="clear" w:pos="720"/>
+          <w:tab w:val="num" w:pos="1428"/>
+        </w:tabs>
+        <w:spacing w:after="0" w:line="240" w:lineRule="auto"/>
+        <w:ind w:left="1428"/>
+        <w:rPr>
+          <w:rFonts w:ascii="Times New Roman" w:eastAsia="Times New Roman" w:hAnsi="Times New Roman" w:cs="Times New Roman"/>
+          <w:color w:val="2F5496" w:themeColor="accent1" w:themeShade="BF"/>
+          <w:kern w:val="0"/>
+          <w:sz w:val="24"/>
+          <w:szCs w:val="24"/>
+          <w:lang w:eastAsia="fr-FR"/>
+          <w14:ligatures w14:val="none"/>
+        </w:rPr>
+      </w:pPr>
+      <w:r>
+        <w:rPr>
+          <w:rFonts w:ascii="Times New Roman" w:eastAsia="Times New Roman" w:hAnsi="Times New Roman" w:cs="Times New Roman"/>
+          <w:color w:val="2F5496" w:themeColor="accent1" w:themeShade="BF"/>
+          <w:kern w:val="0"/>
+          <w:sz w:val="24"/>
+          <w:szCs w:val="24"/>
+          <w:lang w:eastAsia="fr-FR"/>
+          <w14:ligatures w14:val="none"/>
+        </w:rPr>
+        <w:t>le principe de fonctionnement ;</w:t>
+      </w:r>
+    </w:p>
+    <w:p>
+      <w:pPr>
+        <w:numPr>
+          <w:ilvl w:val="0"/>
+          <w:numId w:val="19"/>
+        </w:numPr>
+        <w:tabs>
+          <w:tab w:val="clear" w:pos="720"/>
+          <w:tab w:val="num" w:pos="1428"/>
+        </w:tabs>
+        <w:spacing w:after="0" w:line="240" w:lineRule="auto"/>
+        <w:ind w:left="1428"/>
+        <w:rPr>
+          <w:rFonts w:ascii="Times New Roman" w:eastAsia="Times New Roman" w:hAnsi="Times New Roman" w:cs="Times New Roman"/>
+          <w:color w:val="2F5496" w:themeColor="accent1" w:themeShade="BF"/>
+          <w:kern w:val="0"/>
+          <w:sz w:val="24"/>
+          <w:szCs w:val="24"/>
+          <w:lang w:eastAsia="fr-FR"/>
+          <w14:ligatures w14:val="none"/>
+        </w:rPr>
+      </w:pPr>
+      <w:r>
+        <w:rPr>
+          <w:rFonts w:ascii="Times New Roman" w:eastAsia="Times New Roman" w:hAnsi="Times New Roman" w:cs="Times New Roman"/>
+          <w:color w:val="2F5496" w:themeColor="accent1" w:themeShade="BF"/>
+          <w:kern w:val="0"/>
+          <w:sz w:val="24"/>
+          <w:szCs w:val="24"/>
+          <w:lang w:eastAsia="fr-FR"/>
+          <w14:ligatures w14:val="none"/>
+        </w:rPr>
+        <w:t>les avantages ;</w:t>
+      </w:r>
+    </w:p>
+    <w:p>
+      <w:pPr>
+        <w:numPr>
+          <w:ilvl w:val="0"/>
+          <w:numId w:val="19"/>
+        </w:numPr>
+        <w:tabs>
+          <w:tab w:val="clear" w:pos="720"/>
+          <w:tab w:val="num" w:pos="1428"/>
+        </w:tabs>
+        <w:spacing w:after="0" w:line="240" w:lineRule="auto"/>
+        <w:ind w:left="1428"/>
+        <w:rPr>
+          <w:rFonts w:ascii="Times New Roman" w:eastAsia="Times New Roman" w:hAnsi="Times New Roman" w:cs="Times New Roman"/>
+          <w:color w:val="2F5496" w:themeColor="accent1" w:themeShade="BF"/>
+          <w:kern w:val="0"/>
+          <w:sz w:val="24"/>
+          <w:szCs w:val="24"/>
+          <w:lang w:eastAsia="fr-FR"/>
+          <w14:ligatures w14:val="none"/>
+        </w:rPr>
+      </w:pPr>
+      <w:r>
+        <w:rPr>
+          <w:rFonts w:ascii="Times New Roman" w:eastAsia="Times New Roman" w:hAnsi="Times New Roman" w:cs="Times New Roman"/>
+          <w:color w:val="2F5496" w:themeColor="accent1" w:themeShade="BF"/>
+          <w:kern w:val="0"/>
+          <w:sz w:val="24"/>
+          <w:szCs w:val="24"/>
+          <w:lang w:eastAsia="fr-FR"/>
+          <w14:ligatures w14:val="none"/>
+        </w:rPr>
+        <w:t>les limites ;</w:t>
+      </w:r>
+    </w:p>
+    <w:p>
+      <w:pPr>
+        <w:numPr>
+          <w:ilvl w:val="0"/>
+          <w:numId w:val="19"/>
+        </w:numPr>
+        <w:tabs>
+          <w:tab w:val="clear" w:pos="720"/>
+          <w:tab w:val="num" w:pos="1428"/>
+        </w:tabs>
+        <w:spacing w:after="0" w:line="240" w:lineRule="auto"/>
+        <w:ind w:left="1428"/>
+        <w:rPr>
+          <w:rFonts w:ascii="Times New Roman" w:eastAsia="Times New Roman" w:hAnsi="Times New Roman" w:cs="Times New Roman"/>
+          <w:color w:val="2F5496" w:themeColor="accent1" w:themeShade="BF"/>
+          <w:kern w:val="0"/>
+          <w:sz w:val="24"/>
+          <w:szCs w:val="24"/>
+          <w:lang w:eastAsia="fr-FR"/>
+          <w14:ligatures w14:val="none"/>
+        </w:rPr>
+      </w:pPr>
+      <w:r>
+        <w:rPr>
+          <w:rFonts w:ascii="Times New Roman" w:eastAsia="Times New Roman" w:hAnsi="Times New Roman" w:cs="Times New Roman"/>
+          <w:color w:val="2F5496" w:themeColor="accent1" w:themeShade="BF"/>
+          <w:kern w:val="0"/>
+          <w:sz w:val="24"/>
+          <w:szCs w:val="24"/>
+          <w:lang w:eastAsia="fr-FR"/>
+          <w14:ligatures w14:val="none"/>
+        </w:rPr>
+        <w:t>le type de problème traité ;</w:t>
+      </w:r>
+    </w:p>
+    <w:p>
+      <w:pPr>
+        <w:numPr>
+          <w:ilvl w:val="0"/>
+          <w:numId w:val="19"/>
+        </w:numPr>
+        <w:tabs>
+          <w:tab w:val="clear" w:pos="720"/>
+          <w:tab w:val="num" w:pos="1428"/>
+        </w:tabs>
+        <w:spacing w:after="0" w:line="240" w:lineRule="auto"/>
+        <w:ind w:left="1428"/>
+        <w:rPr>
+          <w:rFonts w:ascii="Times New Roman" w:eastAsia="Times New Roman" w:hAnsi="Times New Roman" w:cs="Times New Roman"/>
+          <w:color w:val="2F5496" w:themeColor="accent1" w:themeShade="BF"/>
+          <w:kern w:val="0"/>
+          <w:sz w:val="24"/>
+          <w:szCs w:val="24"/>
+          <w:lang w:eastAsia="fr-FR"/>
+          <w14:ligatures w14:val="none"/>
+        </w:rPr>
+      </w:pPr>
+      <w:r>
+        <w:rPr>
+          <w:rFonts w:ascii="Times New Roman" w:eastAsia="Times New Roman" w:hAnsi="Times New Roman" w:cs="Times New Roman"/>
+          <w:color w:val="2F5496" w:themeColor="accent1" w:themeShade="BF"/>
+          <w:kern w:val="0"/>
+          <w:sz w:val="24"/>
+          <w:szCs w:val="24"/>
+          <w:lang w:eastAsia="fr-FR"/>
+          <w14:ligatures w14:val="none"/>
+        </w:rPr>
+        <w:t>les métriques pertinentes pour évaluer le modèle.</w:t>
+      </w:r>
+    </w:p>
+    <w:p>
+      <w:pPr>
+        <w:spacing w:after="0" w:line="240" w:lineRule="auto"/>
+        <w:ind w:left="708"/>
+        <w:rPr>
+          <w:rFonts w:ascii="Times New Roman" w:eastAsia="Times New Roman" w:hAnsi="Times New Roman" w:cs="Times New Roman"/>
+          <w:color w:val="2F5496" w:themeColor="accent1" w:themeShade="BF"/>
+          <w:kern w:val="0"/>
+          <w:sz w:val="24"/>
+          <w:szCs w:val="24"/>
+          <w:lang w:eastAsia="fr-FR"/>
+          <w14:ligatures w14:val="none"/>
+        </w:rPr>
+      </w:pPr>
+      <w:r>
+        <w:rPr>
+          <w:rFonts w:ascii="Times New Roman" w:eastAsia="Times New Roman" w:hAnsi="Times New Roman" w:cs="Times New Roman"/>
+          <w:color w:val="2F5496" w:themeColor="accent1" w:themeShade="BF"/>
+          <w:kern w:val="0"/>
+          <w:sz w:val="24"/>
+          <w:szCs w:val="24"/>
+          <w:lang w:eastAsia="fr-FR"/>
+          <w14:ligatures w14:val="none"/>
+        </w:rPr>
+        <w:t>Base-toi uniquement sur les variables présentes dans le dataset et n'invente aucune variable.</w:t>
+      </w:r>
+    </w:p>
+    <w:p>
+      <w:pPr>
+        <w:spacing w:after="0" w:line="240" w:lineRule="auto"/>
+        <w:ind w:left="708"/>
+        <w:rPr>
+          <w:rFonts w:ascii="Times New Roman" w:eastAsia="Times New Roman" w:hAnsi="Times New Roman" w:cs="Times New Roman"/>
+          <w:color w:val="2F5496" w:themeColor="accent1" w:themeShade="BF"/>
+          <w:kern w:val="0"/>
+          <w:sz w:val="24"/>
+          <w:szCs w:val="24"/>
+          <w:lang w:eastAsia="fr-FR"/>
+          <w14:ligatures w14:val="none"/>
+        </w:rPr>
+      </w:pPr>
+      <w:r>
+        <w:rPr>
+          <w:rFonts w:ascii="Times New Roman" w:eastAsia="Times New Roman" w:hAnsi="Times New Roman" w:cs="Times New Roman"/>
+          <w:color w:val="2F5496" w:themeColor="accent1" w:themeShade="BF"/>
+          <w:kern w:val="0"/>
+          <w:sz w:val="24"/>
+          <w:szCs w:val="24"/>
+          <w:lang w:eastAsia="fr-FR"/>
+          <w14:ligatures w14:val="none"/>
+        </w:rPr>
+        <w:t>Présente les résultats sous forme de tableau avec les colonnes suivantes :</w:t>
+      </w:r>
+      <w:r>
+        <w:rPr>
+          <w:rFonts w:ascii="Times New Roman" w:eastAsia="Times New Roman" w:hAnsi="Times New Roman" w:cs="Times New Roman"/>
+          <w:color w:val="2F5496" w:themeColor="accent1" w:themeShade="BF"/>
+          <w:kern w:val="0"/>
+          <w:sz w:val="24"/>
+          <w:szCs w:val="24"/>
+          <w:lang w:eastAsia="fr-FR"/>
+          <w14:ligatures w14:val="none"/>
+        </w:rPr>
+        <w:t xml:space="preserve"> </w:t>
+      </w:r>
+      <w:r>
+        <w:rPr>
+          <w:rFonts w:ascii="Times New Roman" w:eastAsia="Times New Roman" w:hAnsi="Times New Roman" w:cs="Times New Roman"/>
+          <w:color w:val="2F5496" w:themeColor="accent1" w:themeShade="BF"/>
+          <w:kern w:val="0"/>
+          <w:sz w:val="24"/>
+          <w:szCs w:val="24"/>
+          <w:lang w:eastAsia="fr-FR"/>
+          <w14:ligatures w14:val="none"/>
+        </w:rPr>
+        <w:t>Modèl</w:t>
+      </w:r>
+      <w:r>
+        <w:rPr>
+          <w:rFonts w:ascii="Times New Roman" w:eastAsia="Times New Roman" w:hAnsi="Times New Roman" w:cs="Times New Roman"/>
+          <w:color w:val="2F5496" w:themeColor="accent1" w:themeShade="BF"/>
+          <w:kern w:val="0"/>
+          <w:sz w:val="24"/>
+          <w:szCs w:val="24"/>
+          <w:lang w:eastAsia="fr-FR"/>
+          <w14:ligatures w14:val="none"/>
+        </w:rPr>
+        <w:t>e,</w:t>
+      </w:r>
+      <w:r>
+        <w:rPr>
+          <w:rFonts w:ascii="Times New Roman" w:eastAsia="Times New Roman" w:hAnsi="Times New Roman" w:cs="Times New Roman"/>
+          <w:color w:val="2F5496" w:themeColor="accent1" w:themeShade="BF"/>
+          <w:kern w:val="0"/>
+          <w:sz w:val="24"/>
+          <w:szCs w:val="24"/>
+          <w:lang w:eastAsia="fr-FR"/>
+          <w14:ligatures w14:val="none"/>
+        </w:rPr>
+        <w:t xml:space="preserve"> Principe</w:t>
+      </w:r>
+      <w:r>
+        <w:rPr>
+          <w:rFonts w:ascii="Times New Roman" w:eastAsia="Times New Roman" w:hAnsi="Times New Roman" w:cs="Times New Roman"/>
+          <w:color w:val="2F5496" w:themeColor="accent1" w:themeShade="BF"/>
+          <w:kern w:val="0"/>
+          <w:sz w:val="24"/>
+          <w:szCs w:val="24"/>
+          <w:lang w:eastAsia="fr-FR"/>
+          <w14:ligatures w14:val="none"/>
+        </w:rPr>
+        <w:t>,</w:t>
+      </w:r>
+      <w:r>
+        <w:rPr>
+          <w:rFonts w:ascii="Times New Roman" w:eastAsia="Times New Roman" w:hAnsi="Times New Roman" w:cs="Times New Roman"/>
+          <w:color w:val="2F5496" w:themeColor="accent1" w:themeShade="BF"/>
+          <w:kern w:val="0"/>
+          <w:sz w:val="24"/>
+          <w:szCs w:val="24"/>
+          <w:lang w:eastAsia="fr-FR"/>
+          <w14:ligatures w14:val="none"/>
+        </w:rPr>
+        <w:t xml:space="preserve"> Avantage</w:t>
+      </w:r>
+      <w:r>
+        <w:rPr>
+          <w:rFonts w:ascii="Times New Roman" w:eastAsia="Times New Roman" w:hAnsi="Times New Roman" w:cs="Times New Roman"/>
+          <w:color w:val="2F5496" w:themeColor="accent1" w:themeShade="BF"/>
+          <w:kern w:val="0"/>
+          <w:sz w:val="24"/>
+          <w:szCs w:val="24"/>
+          <w:lang w:eastAsia="fr-FR"/>
+          <w14:ligatures w14:val="none"/>
+        </w:rPr>
+        <w:t>s,</w:t>
+      </w:r>
+      <w:r>
+        <w:rPr>
+          <w:rFonts w:ascii="Times New Roman" w:eastAsia="Times New Roman" w:hAnsi="Times New Roman" w:cs="Times New Roman"/>
+          <w:color w:val="2F5496" w:themeColor="accent1" w:themeShade="BF"/>
+          <w:kern w:val="0"/>
+          <w:sz w:val="24"/>
+          <w:szCs w:val="24"/>
+          <w:lang w:eastAsia="fr-FR"/>
+          <w14:ligatures w14:val="none"/>
+        </w:rPr>
+        <w:t xml:space="preserve"> Limites</w:t>
+      </w:r>
+      <w:r>
+        <w:rPr>
+          <w:rFonts w:ascii="Times New Roman" w:eastAsia="Times New Roman" w:hAnsi="Times New Roman" w:cs="Times New Roman"/>
+          <w:color w:val="2F5496" w:themeColor="accent1" w:themeShade="BF"/>
+          <w:kern w:val="0"/>
+          <w:sz w:val="24"/>
+          <w:szCs w:val="24"/>
+          <w:lang w:eastAsia="fr-FR"/>
+          <w14:ligatures w14:val="none"/>
+        </w:rPr>
+        <w:t>,</w:t>
+      </w:r>
+      <w:r>
+        <w:rPr>
+          <w:rFonts w:ascii="Times New Roman" w:eastAsia="Times New Roman" w:hAnsi="Times New Roman" w:cs="Times New Roman"/>
+          <w:color w:val="2F5496" w:themeColor="accent1" w:themeShade="BF"/>
+          <w:kern w:val="0"/>
+          <w:sz w:val="24"/>
+          <w:szCs w:val="24"/>
+          <w:lang w:eastAsia="fr-FR"/>
+          <w14:ligatures w14:val="none"/>
+        </w:rPr>
+        <w:t xml:space="preserve"> Type de problème</w:t>
+      </w:r>
+      <w:r>
+        <w:rPr>
+          <w:rFonts w:ascii="Times New Roman" w:eastAsia="Times New Roman" w:hAnsi="Times New Roman" w:cs="Times New Roman"/>
+          <w:color w:val="2F5496" w:themeColor="accent1" w:themeShade="BF"/>
+          <w:kern w:val="0"/>
+          <w:sz w:val="24"/>
+          <w:szCs w:val="24"/>
+          <w:lang w:eastAsia="fr-FR"/>
+          <w14:ligatures w14:val="none"/>
+        </w:rPr>
+        <w:t xml:space="preserve">, </w:t>
+      </w:r>
+      <w:r>
+        <w:rPr>
+          <w:rFonts w:ascii="Times New Roman" w:eastAsia="Times New Roman" w:hAnsi="Times New Roman" w:cs="Times New Roman"/>
+          <w:color w:val="2F5496" w:themeColor="accent1" w:themeShade="BF"/>
+          <w:kern w:val="0"/>
+          <w:sz w:val="24"/>
+          <w:szCs w:val="24"/>
+          <w:lang w:eastAsia="fr-FR"/>
+          <w14:ligatures w14:val="none"/>
+        </w:rPr>
+        <w:t>Métriques pertinentes</w:t>
+      </w:r>
+    </w:p>
+    <w:p>
+      <w:pPr>
+        <w:spacing w:after="0"/>
+        <w:rPr>
+          <w:rFonts w:ascii="Times New Roman" w:hAnsi="Times New Roman" w:cs="Times New Roman"/>
+          <w:color w:val="2F5496" w:themeColor="accent1" w:themeShade="BF"/>
+          <w:sz w:val="24"/>
+          <w:szCs w:val="24"/>
+        </w:rPr>
+      </w:pPr>
+      <w:r>
+        <w:rPr>
+          <w:rFonts w:ascii="Times New Roman" w:hAnsi="Times New Roman" w:cs="Times New Roman"/>
+          <w:color w:val="2F5496" w:themeColor="accent1" w:themeShade="BF"/>
+          <w:sz w:val="24"/>
+          <w:szCs w:val="24"/>
+        </w:rPr>
+        <w:lastRenderedPageBreak/>
+        <w:drawing>
+          <wp:inline distT="0" distB="0" distL="0" distR="0" wp14:anchorId="0744A870" wp14:editId="34CA5F18">
+            <wp:extent cx="5760720" cy="3389630"/>
+            <wp:effectExtent l="0" t="0" r="0" b="1270"/>
+            <wp:docPr id="33" name="Image 33"/>
+            <wp:cNvGraphicFramePr>
+              <a:graphicFrameLocks xmlns:a="http://schemas.openxmlformats.org/drawingml/2006/main" noChangeAspect="1"/>
+            </wp:cNvGraphicFramePr>
+            <a:graphic xmlns:a="http://schemas.openxmlformats.org/drawingml/2006/main">
+              <a:graphicData uri="http://schemas.openxmlformats.org/drawingml/2006/picture">
+                <pic:pic xmlns:pic="http://schemas.openxmlformats.org/drawingml/2006/picture">
+                  <pic:nvPicPr>
+                    <pic:cNvPr id="1" name=""/>
+                    <pic:cNvPicPr/>
+                  </pic:nvPicPr>
+                  <pic:blipFill>
+                    <a:blip r:embed="rId36"/>
+                    <a:stretch>
+                      <a:fillRect/>
+                    </a:stretch>
+                  </pic:blipFill>
+                  <pic:spPr>
+                    <a:xfrm>
+                      <a:off x="0" y="0"/>
+                      <a:ext cx="5760720" cy="3389630"/>
+                    </a:xfrm>
+                    <a:prstGeom prst="rect">
+                      <a:avLst/>
+                    </a:prstGeom>
+                  </pic:spPr>
+                </pic:pic>
+              </a:graphicData>
+            </a:graphic>
+          </wp:inline>
+        </w:drawing>
+      </w:r>
+    </w:p>
+    <w:p>
+      <w:pPr>
+        <w:spacing w:after="0"/>
+        <w:rPr>
+          <w:rFonts w:ascii="Times New Roman" w:hAnsi="Times New Roman" w:cs="Times New Roman"/>
+          <w:color w:val="2F5496" w:themeColor="accent1" w:themeShade="BF"/>
+          <w:sz w:val="24"/>
+          <w:szCs w:val="24"/>
+        </w:rPr>
+      </w:pPr>
+      <w:r>
+        <w:rPr>
+          <w:rFonts w:ascii="Times New Roman" w:hAnsi="Times New Roman" w:cs="Times New Roman"/>
+          <w:color w:val="2F5496" w:themeColor="accent1" w:themeShade="BF"/>
+          <w:sz w:val="24"/>
+          <w:szCs w:val="24"/>
+        </w:rPr>
+        <w:drawing>
+          <wp:inline distT="0" distB="0" distL="0" distR="0" wp14:anchorId="4FBCCAAF" wp14:editId="36657F43">
+            <wp:extent cx="5760720" cy="2145665"/>
+            <wp:effectExtent l="0" t="0" r="0" b="6985"/>
+            <wp:docPr id="34" name="Image 34"/>
+            <wp:cNvGraphicFramePr>
+              <a:graphicFrameLocks xmlns:a="http://schemas.openxmlformats.org/drawingml/2006/main" noChangeAspect="1"/>
+            </wp:cNvGraphicFramePr>
+            <a:graphic xmlns:a="http://schemas.openxmlformats.org/drawingml/2006/main">
+              <a:graphicData uri="http://schemas.openxmlformats.org/drawingml/2006/picture">
+                <pic:pic xmlns:pic="http://schemas.openxmlformats.org/drawingml/2006/picture">
+                  <pic:nvPicPr>
+                    <pic:cNvPr id="1" name=""/>
+                    <pic:cNvPicPr/>
+                  </pic:nvPicPr>
+                  <pic:blipFill>
+                    <a:blip r:embed="rId37"/>
+                    <a:stretch>
+                      <a:fillRect/>
+                    </a:stretch>
+                  </pic:blipFill>
+                  <pic:spPr>
+                    <a:xfrm>
+                      <a:off x="0" y="0"/>
+                      <a:ext cx="5760720" cy="2145665"/>
+                    </a:xfrm>
+                    <a:prstGeom prst="rect">
+                      <a:avLst/>
+                    </a:prstGeom>
+                  </pic:spPr>
+                </pic:pic>
+              </a:graphicData>
+            </a:graphic>
+          </wp:inline>
+        </w:drawing>
+      </w:r>
+    </w:p>
+    <w:p>
+      <w:pPr>
+        <w:spacing w:after="0"/>
+        <w:rPr>
+          <w:rFonts w:ascii="Times New Roman" w:hAnsi="Times New Roman" w:cs="Times New Roman"/>
+          <w:color w:val="2F5496" w:themeColor="accent1" w:themeShade="BF"/>
+          <w:sz w:val="24"/>
+          <w:szCs w:val="24"/>
+        </w:rPr>
+      </w:pPr>
+      <w:r>
+        <w:rPr>
+          <w:rFonts w:ascii="Times New Roman" w:hAnsi="Times New Roman" w:cs="Times New Roman"/>
+          <w:color w:val="2F5496" w:themeColor="accent1" w:themeShade="BF"/>
+          <w:sz w:val="24"/>
+          <w:szCs w:val="24"/>
+        </w:rPr>
+        <w:drawing>
+          <wp:inline distT="0" distB="0" distL="0" distR="0" wp14:anchorId="05E8ED17" wp14:editId="1AF830D5">
+            <wp:extent cx="5760720" cy="2506345"/>
+            <wp:effectExtent l="0" t="0" r="0" b="8255"/>
+            <wp:docPr id="35" name="Image 35"/>
+            <wp:cNvGraphicFramePr>
+              <a:graphicFrameLocks xmlns:a="http://schemas.openxmlformats.org/drawingml/2006/main" noChangeAspect="1"/>
+            </wp:cNvGraphicFramePr>
+            <a:graphic xmlns:a="http://schemas.openxmlformats.org/drawingml/2006/main">
+              <a:graphicData uri="http://schemas.openxmlformats.org/drawingml/2006/picture">
+                <pic:pic xmlns:pic="http://schemas.openxmlformats.org/drawingml/2006/picture">
+                  <pic:nvPicPr>
+                    <pic:cNvPr id="1" name=""/>
+                    <pic:cNvPicPr/>
+                  </pic:nvPicPr>
+                  <pic:blipFill>
+                    <a:blip r:embed="rId38"/>
+                    <a:stretch>
+                      <a:fillRect/>
+                    </a:stretch>
+                  </pic:blipFill>
+                  <pic:spPr>
+                    <a:xfrm>
+                      <a:off x="0" y="0"/>
+                      <a:ext cx="5760720" cy="2506345"/>
+                    </a:xfrm>
+                    <a:prstGeom prst="rect">
+                      <a:avLst/>
+                    </a:prstGeom>
+                  </pic:spPr>
+                </pic:pic>
+              </a:graphicData>
+            </a:graphic>
+          </wp:inline>
+        </w:drawing>
+      </w:r>
+    </w:p>
+    <w:p>
+      <w:pPr>
+        <w:spacing w:after="0"/>
+        <w:rPr>
+          <w:rFonts w:ascii="Times New Roman" w:hAnsi="Times New Roman" w:cs="Times New Roman"/>
+          <w:color w:val="2F5496" w:themeColor="accent1" w:themeShade="BF"/>
+          <w:sz w:val="24"/>
+          <w:szCs w:val="24"/>
+        </w:rPr>
+      </w:pPr>
+      <w:r>
+        <w:rPr>
+          <w:rFonts w:ascii="Times New Roman" w:hAnsi="Times New Roman" w:cs="Times New Roman"/>
+          <w:color w:val="2F5496" w:themeColor="accent1" w:themeShade="BF"/>
+          <w:sz w:val="24"/>
+          <w:szCs w:val="24"/>
+        </w:rPr>
+        <w:lastRenderedPageBreak/>
+        <w:drawing>
+          <wp:inline distT="0" distB="0" distL="0" distR="0" wp14:anchorId="11E94274" wp14:editId="3E294FB3">
+            <wp:extent cx="5760720" cy="2446655"/>
+            <wp:effectExtent l="0" t="0" r="0" b="0"/>
+            <wp:docPr id="36" name="Image 36"/>
+            <wp:cNvGraphicFramePr>
+              <a:graphicFrameLocks xmlns:a="http://schemas.openxmlformats.org/drawingml/2006/main" noChangeAspect="1"/>
+            </wp:cNvGraphicFramePr>
+            <a:graphic xmlns:a="http://schemas.openxmlformats.org/drawingml/2006/main">
+              <a:graphicData uri="http://schemas.openxmlformats.org/drawingml/2006/picture">
+                <pic:pic xmlns:pic="http://schemas.openxmlformats.org/drawingml/2006/picture">
+                  <pic:nvPicPr>
+                    <pic:cNvPr id="1" name=""/>
+                    <pic:cNvPicPr/>
+                  </pic:nvPicPr>
+                  <pic:blipFill>
+                    <a:blip r:embed="rId39"/>
+                    <a:stretch>
+                      <a:fillRect/>
+                    </a:stretch>
+                  </pic:blipFill>
+                  <pic:spPr>
+                    <a:xfrm>
+                      <a:off x="0" y="0"/>
+                      <a:ext cx="5760720" cy="2446655"/>
+                    </a:xfrm>
+                    <a:prstGeom prst="rect">
+                      <a:avLst/>
+                    </a:prstGeom>
+                  </pic:spPr>
+                </pic:pic>
+              </a:graphicData>
+            </a:graphic>
+          </wp:inline>
+        </w:drawing>
+      </w:r>
+    </w:p>
+    <w:p>
+      <w:pPr>
+        <w:spacing w:after="0"/>
+        <w:rPr>
+          <w:rFonts w:ascii="Times New Roman" w:hAnsi="Times New Roman" w:cs="Times New Roman"/>
+          <w:color w:val="2F5496" w:themeColor="accent1" w:themeShade="BF"/>
+          <w:sz w:val="24"/>
+          <w:szCs w:val="24"/>
+        </w:rPr>
+      </w:pPr>
+      <w:r>
+        <w:rPr>
+          <w:rFonts w:ascii="Times New Roman" w:hAnsi="Times New Roman" w:cs="Times New Roman"/>
+          <w:color w:val="2F5496" w:themeColor="accent1" w:themeShade="BF"/>
+          <w:sz w:val="24"/>
+          <w:szCs w:val="24"/>
+        </w:rPr>
+        <w:drawing>
+          <wp:inline distT="0" distB="0" distL="0" distR="0" wp14:anchorId="42646E6C" wp14:editId="7F5A632C">
+            <wp:extent cx="5760720" cy="2376805"/>
+            <wp:effectExtent l="0" t="0" r="0" b="4445"/>
+            <wp:docPr id="37" name="Image 37"/>
+            <wp:cNvGraphicFramePr>
+              <a:graphicFrameLocks xmlns:a="http://schemas.openxmlformats.org/drawingml/2006/main" noChangeAspect="1"/>
+            </wp:cNvGraphicFramePr>
+            <a:graphic xmlns:a="http://schemas.openxmlformats.org/drawingml/2006/main">
+              <a:graphicData uri="http://schemas.openxmlformats.org/drawingml/2006/picture">
+                <pic:pic xmlns:pic="http://schemas.openxmlformats.org/drawingml/2006/picture">
+                  <pic:nvPicPr>
+                    <pic:cNvPr id="1" name=""/>
+                    <pic:cNvPicPr/>
+                  </pic:nvPicPr>
+                  <pic:blipFill>
+                    <a:blip r:embed="rId40"/>
+                    <a:stretch>
+                      <a:fillRect/>
+                    </a:stretch>
+                  </pic:blipFill>
+                  <pic:spPr>
+                    <a:xfrm>
+                      <a:off x="0" y="0"/>
+                      <a:ext cx="5760720" cy="2376805"/>
+                    </a:xfrm>
+                    <a:prstGeom prst="rect">
+                      <a:avLst/>
+                    </a:prstGeom>
+                  </pic:spPr>
+                </pic:pic>
+              </a:graphicData>
+            </a:graphic>
+          </wp:inline>
+        </w:drawing>
+      </w:r>
+    </w:p>
+    <w:p>
+      <w:pPr>
+        <w:spacing w:after="0"/>
+        <w:rPr>
+          <w:rFonts w:ascii="Times New Roman" w:hAnsi="Times New Roman" w:cs="Times New Roman"/>
+          <w:color w:val="2F5496" w:themeColor="accent1" w:themeShade="BF"/>
+          <w:sz w:val="24"/>
+          <w:szCs w:val="24"/>
+        </w:rPr>
+      </w:pPr>
+      <w:r>
+        <w:rPr>
+          <w:rFonts w:ascii="Times New Roman" w:hAnsi="Times New Roman" w:cs="Times New Roman"/>
+          <w:color w:val="2F5496" w:themeColor="accent1" w:themeShade="BF"/>
+          <w:sz w:val="24"/>
+          <w:szCs w:val="24"/>
+        </w:rPr>
+        <w:drawing>
+          <wp:inline distT="0" distB="0" distL="0" distR="0" wp14:anchorId="63C2F905" wp14:editId="7E810B6C">
+            <wp:extent cx="5760720" cy="2102485"/>
+            <wp:effectExtent l="0" t="0" r="0" b="0"/>
+            <wp:docPr id="38" name="Image 38"/>
+            <wp:cNvGraphicFramePr>
+              <a:graphicFrameLocks xmlns:a="http://schemas.openxmlformats.org/drawingml/2006/main" noChangeAspect="1"/>
+            </wp:cNvGraphicFramePr>
+            <a:graphic xmlns:a="http://schemas.openxmlformats.org/drawingml/2006/main">
+              <a:graphicData uri="http://schemas.openxmlformats.org/drawingml/2006/picture">
+                <pic:pic xmlns:pic="http://schemas.openxmlformats.org/drawingml/2006/picture">
+                  <pic:nvPicPr>
+                    <pic:cNvPr id="1" name=""/>
+                    <pic:cNvPicPr/>
+                  </pic:nvPicPr>
+                  <pic:blipFill>
+                    <a:blip r:embed="rId41"/>
+                    <a:stretch>
+                      <a:fillRect/>
+                    </a:stretch>
+                  </pic:blipFill>
+                  <pic:spPr>
+                    <a:xfrm>
+                      <a:off x="0" y="0"/>
+                      <a:ext cx="5760720" cy="2102485"/>
+                    </a:xfrm>
+                    <a:prstGeom prst="rect">
+                      <a:avLst/>
+                    </a:prstGeom>
+                  </pic:spPr>
+                </pic:pic>
+              </a:graphicData>
+            </a:graphic>
+          </wp:inline>
+        </w:drawing>
+      </w:r>
+    </w:p>
+    <w:p>
+      <w:pPr>
+        <w:spacing w:after="0"/>
+        <w:rPr>
+          <w:rFonts w:ascii="Times New Roman" w:hAnsi="Times New Roman" w:cs="Times New Roman"/>
+          <w:color w:val="2F5496" w:themeColor="accent1" w:themeShade="BF"/>
+          <w:sz w:val="24"/>
+          <w:szCs w:val="24"/>
+        </w:rPr>
+      </w:pPr>
+    </w:p>
     <w:sectPr>
-      <w:headerReference w:type="default" r:id="rId36"/>
-      <w:footerReference w:type="default" r:id="rId37"/>
+      <w:headerReference w:type="default" r:id="rId42"/>
+      <w:footerReference w:type="default" r:id="rId43"/>
       <w:pgSz w:w="11906" w:h="16838"/>
       <w:pgMar w:top="1417" w:right="1417" w:bottom="1417" w:left="1417" w:header="708" w:footer="708" w:gutter="0"/>
       <w:pgBorders w:offsetFrom="page">
@@ -12390,6 +13303,155 @@
     </w:lvl>
   </w:abstractNum>
   <w:abstractNum w:abstractNumId="12" w15:restartNumberingAfterBreak="0">
+    <w:nsid w:val="4150496C"/>
+    <w:multiLevelType w:val="multilevel"/>
+    <w:tmpl w:val="F974763E"/>
+    <w:lvl w:ilvl="0">
+      <w:start w:val="1"/>
+      <w:numFmt w:val="bullet"/>
+      <w:lvlText w:val=""/>
+      <w:lvlJc w:val="left"/>
+      <w:pPr>
+        <w:tabs>
+          <w:tab w:val="num" w:pos="720"/>
+        </w:tabs>
+        <w:ind w:left="720" w:hanging="360"/>
+      </w:pPr>
+      <w:rPr>
+        <w:rFonts w:ascii="Symbol" w:hAnsi="Symbol" w:hint="default"/>
+        <w:sz w:val="20"/>
+      </w:rPr>
+    </w:lvl>
+    <w:lvl w:ilvl="1" w:tentative="1">
+      <w:start w:val="1"/>
+      <w:numFmt w:val="bullet"/>
+      <w:lvlText w:val="o"/>
+      <w:lvlJc w:val="left"/>
+      <w:pPr>
+        <w:tabs>
+          <w:tab w:val="num" w:pos="1440"/>
+        </w:tabs>
+        <w:ind w:left="1440" w:hanging="360"/>
+      </w:pPr>
+      <w:rPr>
+        <w:rFonts w:ascii="Courier New" w:hAnsi="Courier New" w:hint="default"/>
+        <w:sz w:val="20"/>
+      </w:rPr>
+    </w:lvl>
+    <w:lvl w:ilvl="2" w:tentative="1">
+      <w:start w:val="1"/>
+      <w:numFmt w:val="bullet"/>
+      <w:lvlText w:val=""/>
+      <w:lvlJc w:val="left"/>
+      <w:pPr>
+        <w:tabs>
+          <w:tab w:val="num" w:pos="2160"/>
+        </w:tabs>
+        <w:ind w:left="2160" w:hanging="360"/>
+      </w:pPr>
+      <w:rPr>
+        <w:rFonts w:ascii="Wingdings" w:hAnsi="Wingdings" w:hint="default"/>
+        <w:sz w:val="20"/>
+      </w:rPr>
+    </w:lvl>
+    <w:lvl w:ilvl="3" w:tentative="1">
+      <w:start w:val="1"/>
+      <w:numFmt w:val="bullet"/>
+      <w:lvlText w:val=""/>
+      <w:lvlJc w:val="left"/>
+      <w:pPr>
+        <w:tabs>
+          <w:tab w:val="num" w:pos="2880"/>
+        </w:tabs>
+        <w:ind w:left="2880" w:hanging="360"/>
+      </w:pPr>
+      <w:rPr>
+        <w:rFonts w:ascii="Wingdings" w:hAnsi="Wingdings" w:hint="default"/>
+        <w:sz w:val="20"/>
+      </w:rPr>
+    </w:lvl>
+    <w:lvl w:ilvl="4" w:tentative="1">
+      <w:start w:val="1"/>
+      <w:numFmt w:val="bullet"/>
+      <w:lvlText w:val=""/>
+      <w:lvlJc w:val="left"/>
+      <w:pPr>
+        <w:tabs>
+          <w:tab w:val="num" w:pos="3600"/>
+        </w:tabs>
+        <w:ind w:left="3600" w:hanging="360"/>
+      </w:pPr>
+      <w:rPr>
+        <w:rFonts w:ascii="Wingdings" w:hAnsi="Wingdings" w:hint="default"/>
+        <w:sz w:val="20"/>
+      </w:rPr>
+    </w:lvl>
+    <w:lvl w:ilvl="5" w:tentative="1">
+      <w:start w:val="1"/>
+      <w:numFmt w:val="bullet"/>
+      <w:lvlText w:val=""/>
+      <w:lvlJc w:val="left"/>
+      <w:pPr>
+        <w:tabs>
+          <w:tab w:val="num" w:pos="4320"/>
+        </w:tabs>
+        <w:ind w:left="4320" w:hanging="360"/>
+      </w:pPr>
+      <w:rPr>
+        <w:rFonts w:ascii="Wingdings" w:hAnsi="Wingdings" w:hint="default"/>
+        <w:sz w:val="20"/>
+      </w:rPr>
+    </w:lvl>
+    <w:lvl w:ilvl="6" w:tentative="1">
+      <w:start w:val="1"/>
+      <w:numFmt w:val="bullet"/>
+      <w:lvlText w:val=""/>
+      <w:lvlJc w:val="left"/>
+      <w:pPr>
+        <w:tabs>
+          <w:tab w:val="num" w:pos="5040"/>
+        </w:tabs>
+        <w:ind w:left="5040" w:hanging="360"/>
+      </w:pPr>
+      <w:rPr>
+        <w:rFonts w:ascii="Wingdings" w:hAnsi="Wingdings" w:hint="default"/>
+        <w:sz w:val="20"/>
+      </w:rPr>
+    </w:lvl>
+    <w:lvl w:ilvl="7" w:tentative="1">
+      <w:start w:val="1"/>
+      <w:numFmt w:val="bullet"/>
+      <w:lvlText w:val=""/>
+      <w:lvlJc w:val="left"/>
+      <w:pPr>
+        <w:tabs>
+          <w:tab w:val="num" w:pos="5760"/>
+        </w:tabs>
+        <w:ind w:left="5760" w:hanging="360"/>
+      </w:pPr>
+      <w:rPr>
+        <w:rFonts w:ascii="Wingdings" w:hAnsi="Wingdings" w:hint="default"/>
+        <w:sz w:val="20"/>
+      </w:rPr>
+    </w:lvl>
+    <w:lvl w:ilvl="8" w:tentative="1">
+      <w:start w:val="1"/>
+      <w:numFmt w:val="bullet"/>
+      <w:lvlText w:val=""/>
+      <w:lvlJc w:val="left"/>
+      <w:pPr>
+        <w:tabs>
+          <w:tab w:val="num" w:pos="6480"/>
+        </w:tabs>
+        <w:ind w:left="6480" w:hanging="360"/>
+      </w:pPr>
+      <w:rPr>
+        <w:rFonts w:ascii="Wingdings" w:hAnsi="Wingdings" w:hint="default"/>
+        <w:sz w:val="20"/>
+      </w:rPr>
+    </w:lvl>
+  </w:abstractNum>
+  <w:abstractNum w:abstractNumId="13" w15:restartNumberingAfterBreak="0">
     <w:nsid w:val="4996411C"/>
     <w:multiLevelType w:val="multilevel"/>
     <w:tmpl w:val="218091C0"/>
@@ -12506,7 +13568,7 @@
       </w:pPr>
     </w:lvl>
   </w:abstractNum>
-  <w:abstractNum w:abstractNumId="13" w15:restartNumberingAfterBreak="0">
+  <w:abstractNum w:abstractNumId="14" w15:restartNumberingAfterBreak="0">
     <w:nsid w:val="4F9D0AB4"/>
     <w:multiLevelType w:val="multilevel"/>
     <w:tmpl w:val="839C6E34"/>
@@ -12655,7 +13717,7 @@
       </w:rPr>
     </w:lvl>
   </w:abstractNum>
-  <w:abstractNum w:abstractNumId="14" w15:restartNumberingAfterBreak="0">
+  <w:abstractNum w:abstractNumId="15" w15:restartNumberingAfterBreak="0">
     <w:nsid w:val="56D568C8"/>
     <w:multiLevelType w:val="multilevel"/>
     <w:tmpl w:val="3392CAD2"/>
@@ -12804,7 +13866,7 @@
       </w:rPr>
     </w:lvl>
   </w:abstractNum>
-  <w:abstractNum w:abstractNumId="15" w15:restartNumberingAfterBreak="0">
+  <w:abstractNum w:abstractNumId="16" w15:restartNumberingAfterBreak="0">
     <w:nsid w:val="61053792"/>
     <w:multiLevelType w:val="multilevel"/>
     <w:tmpl w:val="49E43BFC"/>
@@ -12953,7 +14015,7 @@
       </w:rPr>
     </w:lvl>
   </w:abstractNum>
-  <w:abstractNum w:abstractNumId="16" w15:restartNumberingAfterBreak="0">
+  <w:abstractNum w:abstractNumId="17" w15:restartNumberingAfterBreak="0">
     <w:nsid w:val="6DA36487"/>
     <w:multiLevelType w:val="multilevel"/>
     <w:tmpl w:val="9C4C8532"/>
@@ -13102,7 +14164,7 @@
       </w:rPr>
     </w:lvl>
   </w:abstractNum>
-  <w:abstractNum w:abstractNumId="17" w15:restartNumberingAfterBreak="0">
+  <w:abstractNum w:abstractNumId="18" w15:restartNumberingAfterBreak="0">
     <w:nsid w:val="6EB85EAA"/>
     <w:multiLevelType w:val="hybridMultilevel"/>
     <w:tmpl w:val="DB76C824"/>
@@ -13216,13 +14278,13 @@
     </w:lvl>
   </w:abstractNum>
   <w:num w:numId="1">
-    <w:abstractNumId w:val="17"/>
+    <w:abstractNumId w:val="18"/>
   </w:num>
   <w:num w:numId="2">
     <w:abstractNumId w:val="11"/>
   </w:num>
   <w:num w:numId="3">
-    <w:abstractNumId w:val="14"/>
+    <w:abstractNumId w:val="15"/>
   </w:num>
   <w:num w:numId="4">
     <w:abstractNumId w:val="9"/>
@@ -13231,19 +14293,19 @@
     <w:abstractNumId w:val="8"/>
   </w:num>
   <w:num w:numId="6">
-    <w:abstractNumId w:val="15"/>
+    <w:abstractNumId w:val="16"/>
   </w:num>
   <w:num w:numId="7">
     <w:abstractNumId w:val="5"/>
   </w:num>
   <w:num w:numId="8">
-    <w:abstractNumId w:val="16"/>
+    <w:abstractNumId w:val="17"/>
   </w:num>
   <w:num w:numId="9">
     <w:abstractNumId w:val="2"/>
   </w:num>
   <w:num w:numId="10">
-    <w:abstractNumId w:val="12"/>
+    <w:abstractNumId w:val="13"/>
   </w:num>
   <w:num w:numId="11">
     <w:abstractNumId w:val="3"/>
@@ -13252,7 +14314,7 @@
     <w:abstractNumId w:val="0"/>
   </w:num>
   <w:num w:numId="13">
-    <w:abstractNumId w:val="13"/>
+    <w:abstractNumId w:val="14"/>
   </w:num>
   <w:num w:numId="14">
     <w:abstractNumId w:val="1"/>
@@ -13268,6 +14330,9 @@
   </w:num>
   <w:num w:numId="18">
     <w:abstractNumId w:val="6"/>
+  </w:num>
+  <w:num w:numId="19">
+    <w:abstractNumId w:val="12"/>
   </w:num>
 </w:numbering>
 </file>

--- a/Atelier Prompt.docx
+++ b/Atelier Prompt.docx
@@ -11303,9 +11303,876 @@
         </w:rPr>
       </w:pPr>
     </w:p>
+    <w:p>
+      <w:pPr>
+        <w:spacing w:after="0"/>
+        <w:rPr>
+          <w:rFonts w:ascii="Times New Roman" w:hAnsi="Times New Roman" w:cs="Times New Roman"/>
+          <w:color w:val="2F5496" w:themeColor="accent1" w:themeShade="BF"/>
+          <w:sz w:val="24"/>
+          <w:szCs w:val="24"/>
+        </w:rPr>
+      </w:pPr>
+    </w:p>
+    <w:p>
+      <w:pPr>
+        <w:autoSpaceDE w:val="0"/>
+        <w:autoSpaceDN w:val="0"/>
+        <w:adjustRightInd w:val="0"/>
+        <w:spacing w:after="0" w:line="240" w:lineRule="auto"/>
+        <w:rPr>
+          <w:rFonts w:ascii="CIDFont+F1" w:hAnsi="CIDFont+F1" w:cs="CIDFont+F1"/>
+          <w:kern w:val="0"/>
+          <w:sz w:val="21"/>
+          <w:szCs w:val="21"/>
+        </w:rPr>
+      </w:pPr>
+      <w:r>
+        <w:rPr>
+          <w:rFonts w:ascii="CIDFont+F1" w:hAnsi="CIDFont+F1" w:cs="CIDFont+F1"/>
+          <w:kern w:val="0"/>
+          <w:sz w:val="21"/>
+          <w:szCs w:val="21"/>
+        </w:rPr>
+        <w:t>4) Créer un prompt permettant d’expliquer les métriques de classification (Accuracy, Precision,</w:t>
+      </w:r>
+    </w:p>
+    <w:p>
+      <w:pPr>
+        <w:autoSpaceDE w:val="0"/>
+        <w:autoSpaceDN w:val="0"/>
+        <w:adjustRightInd w:val="0"/>
+        <w:spacing w:after="0" w:line="240" w:lineRule="auto"/>
+        <w:rPr>
+          <w:rFonts w:ascii="CIDFont+F1" w:hAnsi="CIDFont+F1" w:cs="CIDFont+F1"/>
+          <w:kern w:val="0"/>
+          <w:sz w:val="21"/>
+          <w:szCs w:val="21"/>
+        </w:rPr>
+      </w:pPr>
+      <w:r>
+        <w:rPr>
+          <w:rFonts w:ascii="CIDFont+F1" w:hAnsi="CIDFont+F1" w:cs="CIDFont+F1"/>
+          <w:kern w:val="0"/>
+          <w:sz w:val="21"/>
+          <w:szCs w:val="21"/>
+          <w:lang w:val="en-US"/>
+        </w:rPr>
+        <w:t xml:space="preserve">Recall, F1-score, ROC-AUC). </w:t>
+      </w:r>
+      <w:r>
+        <w:rPr>
+          <w:rFonts w:ascii="CIDFont+F1" w:hAnsi="CIDFont+F1" w:cs="CIDFont+F1"/>
+          <w:kern w:val="0"/>
+          <w:sz w:val="21"/>
+          <w:szCs w:val="21"/>
+        </w:rPr>
+        <w:t>Pour chacune, le LLM doit donner la définition, expliquer son</w:t>
+      </w:r>
+    </w:p>
+    <w:p>
+      <w:pPr>
+        <w:autoSpaceDE w:val="0"/>
+        <w:autoSpaceDN w:val="0"/>
+        <w:adjustRightInd w:val="0"/>
+        <w:spacing w:after="0" w:line="240" w:lineRule="auto"/>
+        <w:rPr>
+          <w:rFonts w:ascii="CIDFont+F1" w:hAnsi="CIDFont+F1" w:cs="CIDFont+F1"/>
+          <w:kern w:val="0"/>
+          <w:sz w:val="21"/>
+          <w:szCs w:val="21"/>
+        </w:rPr>
+      </w:pPr>
+      <w:r>
+        <w:rPr>
+          <w:rFonts w:ascii="CIDFont+F1" w:hAnsi="CIDFont+F1" w:cs="CIDFont+F1"/>
+          <w:kern w:val="0"/>
+          <w:sz w:val="21"/>
+          <w:szCs w:val="21"/>
+        </w:rPr>
+        <w:t>interprétation, donner un exemple concret et indiquer dans quel contexte elle est</w:t>
+      </w:r>
+    </w:p>
+    <w:p>
+      <w:pPr>
+        <w:spacing w:after="0"/>
+        <w:rPr>
+          <w:rFonts w:ascii="CIDFont+F1" w:hAnsi="CIDFont+F1" w:cs="CIDFont+F1"/>
+          <w:kern w:val="0"/>
+          <w:sz w:val="21"/>
+          <w:szCs w:val="21"/>
+        </w:rPr>
+      </w:pPr>
+      <w:r>
+        <w:rPr>
+          <w:rFonts w:ascii="CIDFont+F1" w:hAnsi="CIDFont+F1" w:cs="CIDFont+F1"/>
+          <w:kern w:val="0"/>
+          <w:sz w:val="21"/>
+          <w:szCs w:val="21"/>
+        </w:rPr>
+        <w:t>particulièrement utile.</w:t>
+      </w:r>
+    </w:p>
+    <w:p>
+      <w:pPr>
+        <w:spacing w:after="0"/>
+        <w:rPr>
+          <w:rFonts w:ascii="Times New Roman" w:hAnsi="Times New Roman" w:cs="Times New Roman"/>
+          <w:color w:val="2F5496" w:themeColor="accent1" w:themeShade="BF"/>
+          <w:sz w:val="24"/>
+          <w:szCs w:val="24"/>
+        </w:rPr>
+      </w:pPr>
+    </w:p>
+    <w:p>
+      <w:pPr>
+        <w:pStyle w:val="NormalWeb"/>
+        <w:spacing w:before="0" w:beforeAutospacing="0" w:after="0" w:afterAutospacing="0"/>
+        <w:ind w:left="1416"/>
+        <w:rPr>
+          <w:color w:val="2F5496" w:themeColor="accent1" w:themeShade="BF"/>
+        </w:rPr>
+      </w:pPr>
+      <w:r>
+        <w:rPr>
+          <w:color w:val="2F5496" w:themeColor="accent1" w:themeShade="BF"/>
+        </w:rPr>
+        <w:t>Tu es un expert en Machine Learning.</w:t>
+      </w:r>
+    </w:p>
+    <w:p>
+      <w:pPr>
+        <w:pStyle w:val="NormalWeb"/>
+        <w:spacing w:before="0" w:beforeAutospacing="0" w:after="0" w:afterAutospacing="0"/>
+        <w:ind w:left="1416"/>
+        <w:rPr>
+          <w:color w:val="2F5496" w:themeColor="accent1" w:themeShade="BF"/>
+        </w:rPr>
+      </w:pPr>
+      <w:r>
+        <w:rPr>
+          <w:color w:val="2F5496" w:themeColor="accent1" w:themeShade="BF"/>
+        </w:rPr>
+        <w:lastRenderedPageBreak/>
+        <w:t>Les métriques de classification permettent d'évaluer les performances d'un modèle de classification.</w:t>
+      </w:r>
+    </w:p>
+    <w:p>
+      <w:pPr>
+        <w:pStyle w:val="NormalWeb"/>
+        <w:spacing w:before="0" w:beforeAutospacing="0" w:after="0" w:afterAutospacing="0"/>
+        <w:ind w:left="1416"/>
+        <w:rPr>
+          <w:color w:val="2F5496" w:themeColor="accent1" w:themeShade="BF"/>
+        </w:rPr>
+      </w:pPr>
+      <w:r>
+        <w:rPr>
+          <w:color w:val="2F5496" w:themeColor="accent1" w:themeShade="BF"/>
+        </w:rPr>
+        <w:t>Explique les métriques suivantes :</w:t>
+      </w:r>
+    </w:p>
+    <w:p>
+      <w:pPr>
+        <w:pStyle w:val="NormalWeb"/>
+        <w:numPr>
+          <w:ilvl w:val="0"/>
+          <w:numId w:val="20"/>
+        </w:numPr>
+        <w:tabs>
+          <w:tab w:val="clear" w:pos="720"/>
+          <w:tab w:val="num" w:pos="2136"/>
+        </w:tabs>
+        <w:spacing w:before="0" w:beforeAutospacing="0" w:after="0" w:afterAutospacing="0"/>
+        <w:ind w:left="2136"/>
+        <w:rPr>
+          <w:color w:val="2F5496" w:themeColor="accent1" w:themeShade="BF"/>
+        </w:rPr>
+      </w:pPr>
+      <w:r>
+        <w:rPr>
+          <w:color w:val="2F5496" w:themeColor="accent1" w:themeShade="BF"/>
+        </w:rPr>
+        <w:t>Accuracy</w:t>
+      </w:r>
+    </w:p>
+    <w:p>
+      <w:pPr>
+        <w:pStyle w:val="NormalWeb"/>
+        <w:numPr>
+          <w:ilvl w:val="0"/>
+          <w:numId w:val="20"/>
+        </w:numPr>
+        <w:tabs>
+          <w:tab w:val="clear" w:pos="720"/>
+          <w:tab w:val="num" w:pos="2136"/>
+        </w:tabs>
+        <w:spacing w:before="0" w:beforeAutospacing="0" w:after="0" w:afterAutospacing="0"/>
+        <w:ind w:left="2136"/>
+        <w:rPr>
+          <w:color w:val="2F5496" w:themeColor="accent1" w:themeShade="BF"/>
+        </w:rPr>
+      </w:pPr>
+      <w:r>
+        <w:rPr>
+          <w:color w:val="2F5496" w:themeColor="accent1" w:themeShade="BF"/>
+        </w:rPr>
+        <w:t>Precision</w:t>
+      </w:r>
+    </w:p>
+    <w:p>
+      <w:pPr>
+        <w:pStyle w:val="NormalWeb"/>
+        <w:numPr>
+          <w:ilvl w:val="0"/>
+          <w:numId w:val="20"/>
+        </w:numPr>
+        <w:tabs>
+          <w:tab w:val="clear" w:pos="720"/>
+          <w:tab w:val="num" w:pos="2136"/>
+        </w:tabs>
+        <w:spacing w:before="0" w:beforeAutospacing="0" w:after="0" w:afterAutospacing="0"/>
+        <w:ind w:left="2136"/>
+        <w:rPr>
+          <w:color w:val="2F5496" w:themeColor="accent1" w:themeShade="BF"/>
+        </w:rPr>
+      </w:pPr>
+      <w:r>
+        <w:rPr>
+          <w:color w:val="2F5496" w:themeColor="accent1" w:themeShade="BF"/>
+        </w:rPr>
+        <w:t>Recall</w:t>
+      </w:r>
+    </w:p>
+    <w:p>
+      <w:pPr>
+        <w:pStyle w:val="NormalWeb"/>
+        <w:numPr>
+          <w:ilvl w:val="0"/>
+          <w:numId w:val="20"/>
+        </w:numPr>
+        <w:tabs>
+          <w:tab w:val="clear" w:pos="720"/>
+          <w:tab w:val="num" w:pos="2136"/>
+        </w:tabs>
+        <w:spacing w:before="0" w:beforeAutospacing="0" w:after="0" w:afterAutospacing="0"/>
+        <w:ind w:left="2136"/>
+        <w:rPr>
+          <w:color w:val="2F5496" w:themeColor="accent1" w:themeShade="BF"/>
+        </w:rPr>
+      </w:pPr>
+      <w:r>
+        <w:rPr>
+          <w:color w:val="2F5496" w:themeColor="accent1" w:themeShade="BF"/>
+        </w:rPr>
+        <w:t>F1-score</w:t>
+      </w:r>
+    </w:p>
+    <w:p>
+      <w:pPr>
+        <w:pStyle w:val="NormalWeb"/>
+        <w:numPr>
+          <w:ilvl w:val="0"/>
+          <w:numId w:val="20"/>
+        </w:numPr>
+        <w:tabs>
+          <w:tab w:val="clear" w:pos="720"/>
+          <w:tab w:val="num" w:pos="2136"/>
+        </w:tabs>
+        <w:spacing w:before="0" w:beforeAutospacing="0" w:after="0" w:afterAutospacing="0"/>
+        <w:ind w:left="2136"/>
+        <w:rPr>
+          <w:color w:val="2F5496" w:themeColor="accent1" w:themeShade="BF"/>
+        </w:rPr>
+      </w:pPr>
+      <w:r>
+        <w:rPr>
+          <w:color w:val="2F5496" w:themeColor="accent1" w:themeShade="BF"/>
+        </w:rPr>
+        <w:t>ROC-AUC</w:t>
+      </w:r>
+    </w:p>
+    <w:p>
+      <w:pPr>
+        <w:pStyle w:val="NormalWeb"/>
+        <w:spacing w:before="0" w:beforeAutospacing="0" w:after="0" w:afterAutospacing="0"/>
+        <w:ind w:left="1416"/>
+        <w:rPr>
+          <w:color w:val="2F5496" w:themeColor="accent1" w:themeShade="BF"/>
+        </w:rPr>
+      </w:pPr>
+      <w:r>
+        <w:rPr>
+          <w:color w:val="2F5496" w:themeColor="accent1" w:themeShade="BF"/>
+        </w:rPr>
+        <w:t>Pour chaque métrique, explique :</w:t>
+      </w:r>
+    </w:p>
+    <w:p>
+      <w:pPr>
+        <w:pStyle w:val="NormalWeb"/>
+        <w:numPr>
+          <w:ilvl w:val="0"/>
+          <w:numId w:val="21"/>
+        </w:numPr>
+        <w:tabs>
+          <w:tab w:val="clear" w:pos="720"/>
+          <w:tab w:val="num" w:pos="2136"/>
+        </w:tabs>
+        <w:spacing w:before="0" w:beforeAutospacing="0" w:after="0" w:afterAutospacing="0"/>
+        <w:ind w:left="2136"/>
+        <w:rPr>
+          <w:color w:val="2F5496" w:themeColor="accent1" w:themeShade="BF"/>
+        </w:rPr>
+      </w:pPr>
+      <w:r>
+        <w:rPr>
+          <w:color w:val="2F5496" w:themeColor="accent1" w:themeShade="BF"/>
+        </w:rPr>
+        <w:t>sa définition ;</w:t>
+      </w:r>
+    </w:p>
+    <w:p>
+      <w:pPr>
+        <w:pStyle w:val="NormalWeb"/>
+        <w:numPr>
+          <w:ilvl w:val="0"/>
+          <w:numId w:val="21"/>
+        </w:numPr>
+        <w:tabs>
+          <w:tab w:val="clear" w:pos="720"/>
+          <w:tab w:val="num" w:pos="2136"/>
+        </w:tabs>
+        <w:spacing w:before="0" w:beforeAutospacing="0" w:after="0" w:afterAutospacing="0"/>
+        <w:ind w:left="2136"/>
+        <w:rPr>
+          <w:color w:val="2F5496" w:themeColor="accent1" w:themeShade="BF"/>
+        </w:rPr>
+      </w:pPr>
+      <w:r>
+        <w:rPr>
+          <w:color w:val="2F5496" w:themeColor="accent1" w:themeShade="BF"/>
+        </w:rPr>
+        <w:t>son interprétation ;</w:t>
+      </w:r>
+    </w:p>
+    <w:p>
+      <w:pPr>
+        <w:pStyle w:val="NormalWeb"/>
+        <w:numPr>
+          <w:ilvl w:val="0"/>
+          <w:numId w:val="21"/>
+        </w:numPr>
+        <w:tabs>
+          <w:tab w:val="clear" w:pos="720"/>
+          <w:tab w:val="num" w:pos="2136"/>
+        </w:tabs>
+        <w:spacing w:before="0" w:beforeAutospacing="0" w:after="0" w:afterAutospacing="0"/>
+        <w:ind w:left="2136"/>
+        <w:rPr>
+          <w:color w:val="2F5496" w:themeColor="accent1" w:themeShade="BF"/>
+        </w:rPr>
+      </w:pPr>
+      <w:r>
+        <w:rPr>
+          <w:color w:val="2F5496" w:themeColor="accent1" w:themeShade="BF"/>
+        </w:rPr>
+        <w:t>un exemple concret ;</w:t>
+      </w:r>
+    </w:p>
+    <w:p>
+      <w:pPr>
+        <w:pStyle w:val="NormalWeb"/>
+        <w:numPr>
+          <w:ilvl w:val="0"/>
+          <w:numId w:val="21"/>
+        </w:numPr>
+        <w:tabs>
+          <w:tab w:val="clear" w:pos="720"/>
+          <w:tab w:val="num" w:pos="2136"/>
+        </w:tabs>
+        <w:spacing w:before="0" w:beforeAutospacing="0" w:after="0" w:afterAutospacing="0"/>
+        <w:ind w:left="2136"/>
+        <w:rPr>
+          <w:color w:val="2F5496" w:themeColor="accent1" w:themeShade="BF"/>
+        </w:rPr>
+      </w:pPr>
+      <w:r>
+        <w:rPr>
+          <w:color w:val="2F5496" w:themeColor="accent1" w:themeShade="BF"/>
+        </w:rPr>
+        <w:t>le contexte dans lequel elle est particulièrement utile.</w:t>
+      </w:r>
+    </w:p>
+    <w:p>
+      <w:pPr>
+        <w:pStyle w:val="NormalWeb"/>
+        <w:spacing w:before="0" w:beforeAutospacing="0" w:after="0" w:afterAutospacing="0"/>
+        <w:ind w:left="1776"/>
+        <w:rPr>
+          <w:color w:val="2F5496" w:themeColor="accent1" w:themeShade="BF"/>
+        </w:rPr>
+      </w:pPr>
+      <w:r>
+        <w:rPr>
+          <w:color w:val="2F5496" w:themeColor="accent1" w:themeShade="BF"/>
+        </w:rPr>
+        <w:t>Utilise un langage simple et compréhensible</w:t>
+      </w:r>
+      <w:r>
+        <w:rPr>
+          <w:color w:val="2F5496" w:themeColor="accent1" w:themeShade="BF"/>
+        </w:rPr>
+        <w:t>, n</w:t>
+      </w:r>
+      <w:r>
+        <w:rPr>
+          <w:color w:val="2F5496" w:themeColor="accent1" w:themeShade="BF"/>
+        </w:rPr>
+        <w:t>e donne aucune information hors sujet.</w:t>
+      </w:r>
+      <w:r>
+        <w:rPr>
+          <w:color w:val="2F5496" w:themeColor="accent1" w:themeShade="BF"/>
+        </w:rPr>
+        <w:t xml:space="preserve"> d</w:t>
+      </w:r>
+      <w:r>
+        <w:rPr>
+          <w:color w:val="2F5496" w:themeColor="accent1" w:themeShade="BF"/>
+        </w:rPr>
+        <w:t>onne un exemple concret pour chaque métrique.</w:t>
+      </w:r>
+      <w:r>
+        <w:rPr>
+          <w:color w:val="2F5496" w:themeColor="accent1" w:themeShade="BF"/>
+        </w:rPr>
+        <w:t xml:space="preserve"> e</w:t>
+      </w:r>
+      <w:r>
+        <w:rPr>
+          <w:color w:val="2F5496" w:themeColor="accent1" w:themeShade="BF"/>
+        </w:rPr>
+        <w:t>xplique clairement la différence entre les métriques.</w:t>
+      </w:r>
+    </w:p>
+    <w:p>
+      <w:pPr>
+        <w:pStyle w:val="NormalWeb"/>
+        <w:spacing w:before="0" w:beforeAutospacing="0" w:after="0" w:afterAutospacing="0"/>
+        <w:ind w:left="1416"/>
+        <w:rPr>
+          <w:color w:val="2F5496" w:themeColor="accent1" w:themeShade="BF"/>
+        </w:rPr>
+      </w:pPr>
+      <w:r>
+        <w:rPr>
+          <w:color w:val="2F5496" w:themeColor="accent1" w:themeShade="BF"/>
+        </w:rPr>
+        <w:t>Présente les résultats sous forme de tableau avec les colonnes suivantes :Métrique</w:t>
+      </w:r>
+      <w:r>
+        <w:rPr>
+          <w:color w:val="2F5496" w:themeColor="accent1" w:themeShade="BF"/>
+        </w:rPr>
+        <w:t>,</w:t>
+      </w:r>
+      <w:r>
+        <w:rPr>
+          <w:color w:val="2F5496" w:themeColor="accent1" w:themeShade="BF"/>
+        </w:rPr>
+        <w:t xml:space="preserve"> Définition </w:t>
+      </w:r>
+      <w:r>
+        <w:rPr>
+          <w:color w:val="2F5496" w:themeColor="accent1" w:themeShade="BF"/>
+        </w:rPr>
+        <w:t>,</w:t>
+      </w:r>
+      <w:r>
+        <w:rPr>
+          <w:color w:val="2F5496" w:themeColor="accent1" w:themeShade="BF"/>
+        </w:rPr>
+        <w:t xml:space="preserve"> Interprétation</w:t>
+      </w:r>
+      <w:r>
+        <w:rPr>
+          <w:color w:val="2F5496" w:themeColor="accent1" w:themeShade="BF"/>
+        </w:rPr>
+        <w:t>,</w:t>
+      </w:r>
+      <w:r>
+        <w:rPr>
+          <w:color w:val="2F5496" w:themeColor="accent1" w:themeShade="BF"/>
+        </w:rPr>
+        <w:t xml:space="preserve"> Exemple concret</w:t>
+      </w:r>
+      <w:r>
+        <w:rPr>
+          <w:color w:val="2F5496" w:themeColor="accent1" w:themeShade="BF"/>
+        </w:rPr>
+        <w:t>,</w:t>
+      </w:r>
+      <w:r>
+        <w:rPr>
+          <w:color w:val="2F5496" w:themeColor="accent1" w:themeShade="BF"/>
+        </w:rPr>
+        <w:t xml:space="preserve"> Contexte d'utilisation </w:t>
+      </w:r>
+    </w:p>
+    <w:p>
+      <w:pPr>
+        <w:spacing w:after="0"/>
+        <w:rPr>
+          <w:rFonts w:ascii="Times New Roman" w:hAnsi="Times New Roman" w:cs="Times New Roman"/>
+          <w:color w:val="2F5496" w:themeColor="accent1" w:themeShade="BF"/>
+          <w:sz w:val="24"/>
+          <w:szCs w:val="24"/>
+        </w:rPr>
+      </w:pPr>
+    </w:p>
+    <w:p>
+      <w:pPr>
+        <w:spacing w:after="0"/>
+        <w:rPr>
+          <w:rFonts w:ascii="Times New Roman" w:hAnsi="Times New Roman" w:cs="Times New Roman"/>
+          <w:color w:val="2F5496" w:themeColor="accent1" w:themeShade="BF"/>
+          <w:sz w:val="24"/>
+          <w:szCs w:val="24"/>
+        </w:rPr>
+      </w:pPr>
+      <w:r>
+        <w:rPr>
+          <w:rFonts w:ascii="Times New Roman" w:hAnsi="Times New Roman" w:cs="Times New Roman"/>
+          <w:color w:val="2F5496" w:themeColor="accent1" w:themeShade="BF"/>
+          <w:sz w:val="24"/>
+          <w:szCs w:val="24"/>
+        </w:rPr>
+        <w:drawing>
+          <wp:inline distT="0" distB="0" distL="0" distR="0" wp14:anchorId="758218C6" wp14:editId="2CDDBC31">
+            <wp:extent cx="5760720" cy="3826510"/>
+            <wp:effectExtent l="0" t="0" r="0" b="2540"/>
+            <wp:docPr id="39" name="Image 39"/>
+            <wp:cNvGraphicFramePr>
+              <a:graphicFrameLocks xmlns:a="http://schemas.openxmlformats.org/drawingml/2006/main" noChangeAspect="1"/>
+            </wp:cNvGraphicFramePr>
+            <a:graphic xmlns:a="http://schemas.openxmlformats.org/drawingml/2006/main">
+              <a:graphicData uri="http://schemas.openxmlformats.org/drawingml/2006/picture">
+                <pic:pic xmlns:pic="http://schemas.openxmlformats.org/drawingml/2006/picture">
+                  <pic:nvPicPr>
+                    <pic:cNvPr id="1" name=""/>
+                    <pic:cNvPicPr/>
+                  </pic:nvPicPr>
+                  <pic:blipFill>
+                    <a:blip r:embed="rId42"/>
+                    <a:stretch>
+                      <a:fillRect/>
+                    </a:stretch>
+                  </pic:blipFill>
+                  <pic:spPr>
+                    <a:xfrm>
+                      <a:off x="0" y="0"/>
+                      <a:ext cx="5760720" cy="3826510"/>
+                    </a:xfrm>
+                    <a:prstGeom prst="rect">
+                      <a:avLst/>
+                    </a:prstGeom>
+                  </pic:spPr>
+                </pic:pic>
+              </a:graphicData>
+            </a:graphic>
+          </wp:inline>
+        </w:drawing>
+      </w:r>
+    </w:p>
+    <w:p>
+      <w:pPr>
+        <w:spacing w:after="0"/>
+        <w:rPr>
+          <w:rFonts w:ascii="Times New Roman" w:hAnsi="Times New Roman" w:cs="Times New Roman"/>
+          <w:color w:val="2F5496" w:themeColor="accent1" w:themeShade="BF"/>
+          <w:sz w:val="24"/>
+          <w:szCs w:val="24"/>
+        </w:rPr>
+      </w:pPr>
+    </w:p>
+    <w:p>
+      <w:pPr>
+        <w:spacing w:after="0"/>
+        <w:rPr>
+          <w:rFonts w:ascii="Times New Roman" w:hAnsi="Times New Roman" w:cs="Times New Roman"/>
+          <w:color w:val="2F5496" w:themeColor="accent1" w:themeShade="BF"/>
+          <w:sz w:val="24"/>
+          <w:szCs w:val="24"/>
+        </w:rPr>
+      </w:pPr>
+      <w:r>
+        <w:rPr>
+          <w:rFonts w:ascii="Times New Roman" w:hAnsi="Times New Roman" w:cs="Times New Roman"/>
+          <w:color w:val="2F5496" w:themeColor="accent1" w:themeShade="BF"/>
+          <w:sz w:val="24"/>
+          <w:szCs w:val="24"/>
+        </w:rPr>
+        <w:lastRenderedPageBreak/>
+        <w:drawing>
+          <wp:inline distT="0" distB="0" distL="0" distR="0" wp14:anchorId="65C33DC5" wp14:editId="5FE2B6B8">
+            <wp:extent cx="5760720" cy="3894455"/>
+            <wp:effectExtent l="0" t="0" r="0" b="0"/>
+            <wp:docPr id="40" name="Image 40"/>
+            <wp:cNvGraphicFramePr>
+              <a:graphicFrameLocks xmlns:a="http://schemas.openxmlformats.org/drawingml/2006/main" noChangeAspect="1"/>
+            </wp:cNvGraphicFramePr>
+            <a:graphic xmlns:a="http://schemas.openxmlformats.org/drawingml/2006/main">
+              <a:graphicData uri="http://schemas.openxmlformats.org/drawingml/2006/picture">
+                <pic:pic xmlns:pic="http://schemas.openxmlformats.org/drawingml/2006/picture">
+                  <pic:nvPicPr>
+                    <pic:cNvPr id="1" name=""/>
+                    <pic:cNvPicPr/>
+                  </pic:nvPicPr>
+                  <pic:blipFill>
+                    <a:blip r:embed="rId43"/>
+                    <a:stretch>
+                      <a:fillRect/>
+                    </a:stretch>
+                  </pic:blipFill>
+                  <pic:spPr>
+                    <a:xfrm>
+                      <a:off x="0" y="0"/>
+                      <a:ext cx="5760720" cy="3894455"/>
+                    </a:xfrm>
+                    <a:prstGeom prst="rect">
+                      <a:avLst/>
+                    </a:prstGeom>
+                  </pic:spPr>
+                </pic:pic>
+              </a:graphicData>
+            </a:graphic>
+          </wp:inline>
+        </w:drawing>
+      </w:r>
+    </w:p>
+    <w:p>
+      <w:pPr>
+        <w:spacing w:after="0"/>
+        <w:rPr>
+          <w:rFonts w:ascii="Times New Roman" w:hAnsi="Times New Roman" w:cs="Times New Roman"/>
+          <w:color w:val="2F5496" w:themeColor="accent1" w:themeShade="BF"/>
+          <w:sz w:val="24"/>
+          <w:szCs w:val="24"/>
+        </w:rPr>
+      </w:pPr>
+    </w:p>
+    <w:p>
+      <w:pPr>
+        <w:spacing w:after="0"/>
+        <w:rPr>
+          <w:rFonts w:ascii="Times New Roman" w:hAnsi="Times New Roman" w:cs="Times New Roman"/>
+          <w:color w:val="2F5496" w:themeColor="accent1" w:themeShade="BF"/>
+          <w:sz w:val="24"/>
+          <w:szCs w:val="24"/>
+        </w:rPr>
+      </w:pPr>
+      <w:r>
+        <w:rPr>
+          <w:rFonts w:ascii="Times New Roman" w:hAnsi="Times New Roman" w:cs="Times New Roman"/>
+          <w:color w:val="2F5496" w:themeColor="accent1" w:themeShade="BF"/>
+          <w:sz w:val="24"/>
+          <w:szCs w:val="24"/>
+        </w:rPr>
+        <w:drawing>
+          <wp:inline distT="0" distB="0" distL="0" distR="0" wp14:anchorId="00DF4F36" wp14:editId="67C50C27">
+            <wp:extent cx="5760720" cy="3716020"/>
+            <wp:effectExtent l="0" t="0" r="0" b="0"/>
+            <wp:docPr id="41" name="Image 41"/>
+            <wp:cNvGraphicFramePr>
+              <a:graphicFrameLocks xmlns:a="http://schemas.openxmlformats.org/drawingml/2006/main" noChangeAspect="1"/>
+            </wp:cNvGraphicFramePr>
+            <a:graphic xmlns:a="http://schemas.openxmlformats.org/drawingml/2006/main">
+              <a:graphicData uri="http://schemas.openxmlformats.org/drawingml/2006/picture">
+                <pic:pic xmlns:pic="http://schemas.openxmlformats.org/drawingml/2006/picture">
+                  <pic:nvPicPr>
+                    <pic:cNvPr id="1" name=""/>
+                    <pic:cNvPicPr/>
+                  </pic:nvPicPr>
+                  <pic:blipFill>
+                    <a:blip r:embed="rId44"/>
+                    <a:stretch>
+                      <a:fillRect/>
+                    </a:stretch>
+                  </pic:blipFill>
+                  <pic:spPr>
+                    <a:xfrm>
+                      <a:off x="0" y="0"/>
+                      <a:ext cx="5760720" cy="3716020"/>
+                    </a:xfrm>
+                    <a:prstGeom prst="rect">
+                      <a:avLst/>
+                    </a:prstGeom>
+                  </pic:spPr>
+                </pic:pic>
+              </a:graphicData>
+            </a:graphic>
+          </wp:inline>
+        </w:drawing>
+      </w:r>
+    </w:p>
+    <w:p>
+      <w:pPr>
+        <w:spacing w:after="0"/>
+        <w:rPr>
+          <w:rFonts w:ascii="Times New Roman" w:hAnsi="Times New Roman" w:cs="Times New Roman"/>
+          <w:color w:val="2F5496" w:themeColor="accent1" w:themeShade="BF"/>
+          <w:sz w:val="24"/>
+          <w:szCs w:val="24"/>
+        </w:rPr>
+      </w:pPr>
+    </w:p>
+    <w:p>
+      <w:pPr>
+        <w:spacing w:after="0"/>
+        <w:rPr>
+          <w:rFonts w:ascii="Times New Roman" w:hAnsi="Times New Roman" w:cs="Times New Roman"/>
+          <w:color w:val="2F5496" w:themeColor="accent1" w:themeShade="BF"/>
+          <w:sz w:val="24"/>
+          <w:szCs w:val="24"/>
+        </w:rPr>
+      </w:pPr>
+      <w:r>
+        <w:rPr>
+          <w:rFonts w:ascii="Times New Roman" w:hAnsi="Times New Roman" w:cs="Times New Roman"/>
+          <w:color w:val="2F5496" w:themeColor="accent1" w:themeShade="BF"/>
+          <w:sz w:val="24"/>
+          <w:szCs w:val="24"/>
+        </w:rPr>
+        <w:lastRenderedPageBreak/>
+        <w:drawing>
+          <wp:inline distT="0" distB="0" distL="0" distR="0" wp14:anchorId="5966657E" wp14:editId="4874D7BC">
+            <wp:extent cx="5760720" cy="4185285"/>
+            <wp:effectExtent l="0" t="0" r="0" b="5715"/>
+            <wp:docPr id="42" name="Image 42"/>
+            <wp:cNvGraphicFramePr>
+              <a:graphicFrameLocks xmlns:a="http://schemas.openxmlformats.org/drawingml/2006/main" noChangeAspect="1"/>
+            </wp:cNvGraphicFramePr>
+            <a:graphic xmlns:a="http://schemas.openxmlformats.org/drawingml/2006/main">
+              <a:graphicData uri="http://schemas.openxmlformats.org/drawingml/2006/picture">
+                <pic:pic xmlns:pic="http://schemas.openxmlformats.org/drawingml/2006/picture">
+                  <pic:nvPicPr>
+                    <pic:cNvPr id="1" name=""/>
+                    <pic:cNvPicPr/>
+                  </pic:nvPicPr>
+                  <pic:blipFill>
+                    <a:blip r:embed="rId45"/>
+                    <a:stretch>
+                      <a:fillRect/>
+                    </a:stretch>
+                  </pic:blipFill>
+                  <pic:spPr>
+                    <a:xfrm>
+                      <a:off x="0" y="0"/>
+                      <a:ext cx="5760720" cy="4185285"/>
+                    </a:xfrm>
+                    <a:prstGeom prst="rect">
+                      <a:avLst/>
+                    </a:prstGeom>
+                  </pic:spPr>
+                </pic:pic>
+              </a:graphicData>
+            </a:graphic>
+          </wp:inline>
+        </w:drawing>
+      </w:r>
+    </w:p>
+    <w:p>
+      <w:pPr>
+        <w:spacing w:after="0"/>
+        <w:rPr>
+          <w:rFonts w:ascii="Times New Roman" w:hAnsi="Times New Roman" w:cs="Times New Roman"/>
+          <w:color w:val="2F5496" w:themeColor="accent1" w:themeShade="BF"/>
+          <w:sz w:val="24"/>
+          <w:szCs w:val="24"/>
+        </w:rPr>
+      </w:pPr>
+      <w:r>
+        <w:rPr>
+          <w:rFonts w:ascii="Times New Roman" w:hAnsi="Times New Roman" w:cs="Times New Roman"/>
+          <w:color w:val="2F5496" w:themeColor="accent1" w:themeShade="BF"/>
+          <w:sz w:val="24"/>
+          <w:szCs w:val="24"/>
+        </w:rPr>
+        <w:drawing>
+          <wp:inline distT="0" distB="0" distL="0" distR="0" wp14:anchorId="1BD5F193" wp14:editId="341C8D19">
+            <wp:extent cx="5760720" cy="3289935"/>
+            <wp:effectExtent l="0" t="0" r="0" b="5715"/>
+            <wp:docPr id="43" name="Image 43"/>
+            <wp:cNvGraphicFramePr>
+              <a:graphicFrameLocks xmlns:a="http://schemas.openxmlformats.org/drawingml/2006/main" noChangeAspect="1"/>
+            </wp:cNvGraphicFramePr>
+            <a:graphic xmlns:a="http://schemas.openxmlformats.org/drawingml/2006/main">
+              <a:graphicData uri="http://schemas.openxmlformats.org/drawingml/2006/picture">
+                <pic:pic xmlns:pic="http://schemas.openxmlformats.org/drawingml/2006/picture">
+                  <pic:nvPicPr>
+                    <pic:cNvPr id="1" name=""/>
+                    <pic:cNvPicPr/>
+                  </pic:nvPicPr>
+                  <pic:blipFill>
+                    <a:blip r:embed="rId46"/>
+                    <a:stretch>
+                      <a:fillRect/>
+                    </a:stretch>
+                  </pic:blipFill>
+                  <pic:spPr>
+                    <a:xfrm>
+                      <a:off x="0" y="0"/>
+                      <a:ext cx="5760720" cy="3289935"/>
+                    </a:xfrm>
+                    <a:prstGeom prst="rect">
+                      <a:avLst/>
+                    </a:prstGeom>
+                  </pic:spPr>
+                </pic:pic>
+              </a:graphicData>
+            </a:graphic>
+          </wp:inline>
+        </w:drawing>
+      </w:r>
+    </w:p>
+    <w:p>
+      <w:pPr>
+        <w:spacing w:after="0"/>
+        <w:rPr>
+          <w:rFonts w:ascii="Times New Roman" w:hAnsi="Times New Roman" w:cs="Times New Roman"/>
+          <w:color w:val="2F5496" w:themeColor="accent1" w:themeShade="BF"/>
+          <w:sz w:val="24"/>
+          <w:szCs w:val="24"/>
+        </w:rPr>
+      </w:pPr>
+    </w:p>
+    <w:p>
+      <w:pPr>
+        <w:spacing w:after="0"/>
+        <w:rPr>
+          <w:rFonts w:ascii="Times New Roman" w:hAnsi="Times New Roman" w:cs="Times New Roman"/>
+          <w:color w:val="2F5496" w:themeColor="accent1" w:themeShade="BF"/>
+          <w:sz w:val="24"/>
+          <w:szCs w:val="24"/>
+        </w:rPr>
+      </w:pPr>
+    </w:p>
+    <w:p>
+      <w:pPr>
+        <w:spacing w:after="0"/>
+        <w:rPr>
+          <w:rFonts w:ascii="Times New Roman" w:hAnsi="Times New Roman" w:cs="Times New Roman"/>
+          <w:color w:val="2F5496" w:themeColor="accent1" w:themeShade="BF"/>
+          <w:sz w:val="24"/>
+          <w:szCs w:val="24"/>
+        </w:rPr>
+      </w:pPr>
+    </w:p>
     <w:sectPr>
-      <w:headerReference w:type="default" r:id="rId42"/>
-      <w:footerReference w:type="default" r:id="rId43"/>
+      <w:headerReference w:type="default" r:id="rId47"/>
+      <w:footerReference w:type="default" r:id="rId48"/>
       <w:pgSz w:w="11906" w:h="16838"/>
       <w:pgMar w:top="1417" w:right="1417" w:bottom="1417" w:left="1417" w:header="708" w:footer="708" w:gutter="0"/>
       <w:pgBorders w:offsetFrom="page">
@@ -12246,6 +13113,155 @@
     </w:lvl>
   </w:abstractNum>
   <w:abstractNum w:abstractNumId="4" w15:restartNumberingAfterBreak="0">
+    <w:nsid w:val="1B0136B9"/>
+    <w:multiLevelType w:val="multilevel"/>
+    <w:tmpl w:val="4E209CD8"/>
+    <w:lvl w:ilvl="0">
+      <w:start w:val="1"/>
+      <w:numFmt w:val="bullet"/>
+      <w:lvlText w:val=""/>
+      <w:lvlJc w:val="left"/>
+      <w:pPr>
+        <w:tabs>
+          <w:tab w:val="num" w:pos="720"/>
+        </w:tabs>
+        <w:ind w:left="720" w:hanging="360"/>
+      </w:pPr>
+      <w:rPr>
+        <w:rFonts w:ascii="Symbol" w:hAnsi="Symbol" w:hint="default"/>
+        <w:sz w:val="20"/>
+      </w:rPr>
+    </w:lvl>
+    <w:lvl w:ilvl="1" w:tentative="1">
+      <w:start w:val="1"/>
+      <w:numFmt w:val="bullet"/>
+      <w:lvlText w:val="o"/>
+      <w:lvlJc w:val="left"/>
+      <w:pPr>
+        <w:tabs>
+          <w:tab w:val="num" w:pos="1440"/>
+        </w:tabs>
+        <w:ind w:left="1440" w:hanging="360"/>
+      </w:pPr>
+      <w:rPr>
+        <w:rFonts w:ascii="Courier New" w:hAnsi="Courier New" w:hint="default"/>
+        <w:sz w:val="20"/>
+      </w:rPr>
+    </w:lvl>
+    <w:lvl w:ilvl="2" w:tentative="1">
+      <w:start w:val="1"/>
+      <w:numFmt w:val="bullet"/>
+      <w:lvlText w:val=""/>
+      <w:lvlJc w:val="left"/>
+      <w:pPr>
+        <w:tabs>
+          <w:tab w:val="num" w:pos="2160"/>
+        </w:tabs>
+        <w:ind w:left="2160" w:hanging="360"/>
+      </w:pPr>
+      <w:rPr>
+        <w:rFonts w:ascii="Wingdings" w:hAnsi="Wingdings" w:hint="default"/>
+        <w:sz w:val="20"/>
+      </w:rPr>
+    </w:lvl>
+    <w:lvl w:ilvl="3" w:tentative="1">
+      <w:start w:val="1"/>
+      <w:numFmt w:val="bullet"/>
+      <w:lvlText w:val=""/>
+      <w:lvlJc w:val="left"/>
+      <w:pPr>
+        <w:tabs>
+          <w:tab w:val="num" w:pos="2880"/>
+        </w:tabs>
+        <w:ind w:left="2880" w:hanging="360"/>
+      </w:pPr>
+      <w:rPr>
+        <w:rFonts w:ascii="Wingdings" w:hAnsi="Wingdings" w:hint="default"/>
+        <w:sz w:val="20"/>
+      </w:rPr>
+    </w:lvl>
+    <w:lvl w:ilvl="4" w:tentative="1">
+      <w:start w:val="1"/>
+      <w:numFmt w:val="bullet"/>
+      <w:lvlText w:val=""/>
+      <w:lvlJc w:val="left"/>
+      <w:pPr>
+        <w:tabs>
+          <w:tab w:val="num" w:pos="3600"/>
+        </w:tabs>
+        <w:ind w:left="3600" w:hanging="360"/>
+      </w:pPr>
+      <w:rPr>
+        <w:rFonts w:ascii="Wingdings" w:hAnsi="Wingdings" w:hint="default"/>
+        <w:sz w:val="20"/>
+      </w:rPr>
+    </w:lvl>
+    <w:lvl w:ilvl="5" w:tentative="1">
+      <w:start w:val="1"/>
+      <w:numFmt w:val="bullet"/>
+      <w:lvlText w:val=""/>
+      <w:lvlJc w:val="left"/>
+      <w:pPr>
+        <w:tabs>
+          <w:tab w:val="num" w:pos="4320"/>
+        </w:tabs>
+        <w:ind w:left="4320" w:hanging="360"/>
+      </w:pPr>
+      <w:rPr>
+        <w:rFonts w:ascii="Wingdings" w:hAnsi="Wingdings" w:hint="default"/>
+        <w:sz w:val="20"/>
+      </w:rPr>
+    </w:lvl>
+    <w:lvl w:ilvl="6" w:tentative="1">
+      <w:start w:val="1"/>
+      <w:numFmt w:val="bullet"/>
+      <w:lvlText w:val=""/>
+      <w:lvlJc w:val="left"/>
+      <w:pPr>
+        <w:tabs>
+          <w:tab w:val="num" w:pos="5040"/>
+        </w:tabs>
+        <w:ind w:left="5040" w:hanging="360"/>
+      </w:pPr>
+      <w:rPr>
+        <w:rFonts w:ascii="Wingdings" w:hAnsi="Wingdings" w:hint="default"/>
+        <w:sz w:val="20"/>
+      </w:rPr>
+    </w:lvl>
+    <w:lvl w:ilvl="7" w:tentative="1">
+      <w:start w:val="1"/>
+      <w:numFmt w:val="bullet"/>
+      <w:lvlText w:val=""/>
+      <w:lvlJc w:val="left"/>
+      <w:pPr>
+        <w:tabs>
+          <w:tab w:val="num" w:pos="5760"/>
+        </w:tabs>
+        <w:ind w:left="5760" w:hanging="360"/>
+      </w:pPr>
+      <w:rPr>
+        <w:rFonts w:ascii="Wingdings" w:hAnsi="Wingdings" w:hint="default"/>
+        <w:sz w:val="20"/>
+      </w:rPr>
+    </w:lvl>
+    <w:lvl w:ilvl="8" w:tentative="1">
+      <w:start w:val="1"/>
+      <w:numFmt w:val="bullet"/>
+      <w:lvlText w:val=""/>
+      <w:lvlJc w:val="left"/>
+      <w:pPr>
+        <w:tabs>
+          <w:tab w:val="num" w:pos="6480"/>
+        </w:tabs>
+        <w:ind w:left="6480" w:hanging="360"/>
+      </w:pPr>
+      <w:rPr>
+        <w:rFonts w:ascii="Wingdings" w:hAnsi="Wingdings" w:hint="default"/>
+        <w:sz w:val="20"/>
+      </w:rPr>
+    </w:lvl>
+  </w:abstractNum>
+  <w:abstractNum w:abstractNumId="5" w15:restartNumberingAfterBreak="0">
     <w:nsid w:val="1B070D50"/>
     <w:multiLevelType w:val="multilevel"/>
     <w:tmpl w:val="AC640DF8"/>
@@ -12394,7 +13410,7 @@
       </w:rPr>
     </w:lvl>
   </w:abstractNum>
-  <w:abstractNum w:abstractNumId="5" w15:restartNumberingAfterBreak="0">
+  <w:abstractNum w:abstractNumId="6" w15:restartNumberingAfterBreak="0">
     <w:nsid w:val="23FA75D2"/>
     <w:multiLevelType w:val="multilevel"/>
     <w:tmpl w:val="7B086CF2"/>
@@ -12507,7 +13523,7 @@
       </w:pPr>
     </w:lvl>
   </w:abstractNum>
-  <w:abstractNum w:abstractNumId="6" w15:restartNumberingAfterBreak="0">
+  <w:abstractNum w:abstractNumId="7" w15:restartNumberingAfterBreak="0">
     <w:nsid w:val="29B3028B"/>
     <w:multiLevelType w:val="multilevel"/>
     <w:tmpl w:val="83C0BEE6"/>
@@ -12656,7 +13672,156 @@
       </w:rPr>
     </w:lvl>
   </w:abstractNum>
-  <w:abstractNum w:abstractNumId="7" w15:restartNumberingAfterBreak="0">
+  <w:abstractNum w:abstractNumId="8" w15:restartNumberingAfterBreak="0">
+    <w:nsid w:val="29C101CC"/>
+    <w:multiLevelType w:val="multilevel"/>
+    <w:tmpl w:val="29C275F4"/>
+    <w:lvl w:ilvl="0">
+      <w:start w:val="1"/>
+      <w:numFmt w:val="bullet"/>
+      <w:lvlText w:val=""/>
+      <w:lvlJc w:val="left"/>
+      <w:pPr>
+        <w:tabs>
+          <w:tab w:val="num" w:pos="720"/>
+        </w:tabs>
+        <w:ind w:left="720" w:hanging="360"/>
+      </w:pPr>
+      <w:rPr>
+        <w:rFonts w:ascii="Symbol" w:hAnsi="Symbol" w:hint="default"/>
+        <w:sz w:val="20"/>
+      </w:rPr>
+    </w:lvl>
+    <w:lvl w:ilvl="1" w:tentative="1">
+      <w:start w:val="1"/>
+      <w:numFmt w:val="bullet"/>
+      <w:lvlText w:val="o"/>
+      <w:lvlJc w:val="left"/>
+      <w:pPr>
+        <w:tabs>
+          <w:tab w:val="num" w:pos="1440"/>
+        </w:tabs>
+        <w:ind w:left="1440" w:hanging="360"/>
+      </w:pPr>
+      <w:rPr>
+        <w:rFonts w:ascii="Courier New" w:hAnsi="Courier New" w:hint="default"/>
+        <w:sz w:val="20"/>
+      </w:rPr>
+    </w:lvl>
+    <w:lvl w:ilvl="2" w:tentative="1">
+      <w:start w:val="1"/>
+      <w:numFmt w:val="bullet"/>
+      <w:lvlText w:val=""/>
+      <w:lvlJc w:val="left"/>
+      <w:pPr>
+        <w:tabs>
+          <w:tab w:val="num" w:pos="2160"/>
+        </w:tabs>
+        <w:ind w:left="2160" w:hanging="360"/>
+      </w:pPr>
+      <w:rPr>
+        <w:rFonts w:ascii="Wingdings" w:hAnsi="Wingdings" w:hint="default"/>
+        <w:sz w:val="20"/>
+      </w:rPr>
+    </w:lvl>
+    <w:lvl w:ilvl="3" w:tentative="1">
+      <w:start w:val="1"/>
+      <w:numFmt w:val="bullet"/>
+      <w:lvlText w:val=""/>
+      <w:lvlJc w:val="left"/>
+      <w:pPr>
+        <w:tabs>
+          <w:tab w:val="num" w:pos="2880"/>
+        </w:tabs>
+        <w:ind w:left="2880" w:hanging="360"/>
+      </w:pPr>
+      <w:rPr>
+        <w:rFonts w:ascii="Wingdings" w:hAnsi="Wingdings" w:hint="default"/>
+        <w:sz w:val="20"/>
+      </w:rPr>
+    </w:lvl>
+    <w:lvl w:ilvl="4" w:tentative="1">
+      <w:start w:val="1"/>
+      <w:numFmt w:val="bullet"/>
+      <w:lvlText w:val=""/>
+      <w:lvlJc w:val="left"/>
+      <w:pPr>
+        <w:tabs>
+          <w:tab w:val="num" w:pos="3600"/>
+        </w:tabs>
+        <w:ind w:left="3600" w:hanging="360"/>
+      </w:pPr>
+      <w:rPr>
+        <w:rFonts w:ascii="Wingdings" w:hAnsi="Wingdings" w:hint="default"/>
+        <w:sz w:val="20"/>
+      </w:rPr>
+    </w:lvl>
+    <w:lvl w:ilvl="5" w:tentative="1">
+      <w:start w:val="1"/>
+      <w:numFmt w:val="bullet"/>
+      <w:lvlText w:val=""/>
+      <w:lvlJc w:val="left"/>
+      <w:pPr>
+        <w:tabs>
+          <w:tab w:val="num" w:pos="4320"/>
+        </w:tabs>
+        <w:ind w:left="4320" w:hanging="360"/>
+      </w:pPr>
+      <w:rPr>
+        <w:rFonts w:ascii="Wingdings" w:hAnsi="Wingdings" w:hint="default"/>
+        <w:sz w:val="20"/>
+      </w:rPr>
+    </w:lvl>
+    <w:lvl w:ilvl="6" w:tentative="1">
+      <w:start w:val="1"/>
+      <w:numFmt w:val="bullet"/>
+      <w:lvlText w:val=""/>
+      <w:lvlJc w:val="left"/>
+      <w:pPr>
+        <w:tabs>
+          <w:tab w:val="num" w:pos="5040"/>
+        </w:tabs>
+        <w:ind w:left="5040" w:hanging="360"/>
+      </w:pPr>
+      <w:rPr>
+        <w:rFonts w:ascii="Wingdings" w:hAnsi="Wingdings" w:hint="default"/>
+        <w:sz w:val="20"/>
+      </w:rPr>
+    </w:lvl>
+    <w:lvl w:ilvl="7" w:tentative="1">
+      <w:start w:val="1"/>
+      <w:numFmt w:val="bullet"/>
+      <w:lvlText w:val=""/>
+      <w:lvlJc w:val="left"/>
+      <w:pPr>
+        <w:tabs>
+          <w:tab w:val="num" w:pos="5760"/>
+        </w:tabs>
+        <w:ind w:left="5760" w:hanging="360"/>
+      </w:pPr>
+      <w:rPr>
+        <w:rFonts w:ascii="Wingdings" w:hAnsi="Wingdings" w:hint="default"/>
+        <w:sz w:val="20"/>
+      </w:rPr>
+    </w:lvl>
+    <w:lvl w:ilvl="8" w:tentative="1">
+      <w:start w:val="1"/>
+      <w:numFmt w:val="bullet"/>
+      <w:lvlText w:val=""/>
+      <w:lvlJc w:val="left"/>
+      <w:pPr>
+        <w:tabs>
+          <w:tab w:val="num" w:pos="6480"/>
+        </w:tabs>
+        <w:ind w:left="6480" w:hanging="360"/>
+      </w:pPr>
+      <w:rPr>
+        <w:rFonts w:ascii="Wingdings" w:hAnsi="Wingdings" w:hint="default"/>
+        <w:sz w:val="20"/>
+      </w:rPr>
+    </w:lvl>
+  </w:abstractNum>
+  <w:abstractNum w:abstractNumId="9" w15:restartNumberingAfterBreak="0">
     <w:nsid w:val="2C003D88"/>
     <w:multiLevelType w:val="multilevel"/>
     <w:tmpl w:val="A948D544"/>
@@ -12805,7 +13970,7 @@
       </w:rPr>
     </w:lvl>
   </w:abstractNum>
-  <w:abstractNum w:abstractNumId="8" w15:restartNumberingAfterBreak="0">
+  <w:abstractNum w:abstractNumId="10" w15:restartNumberingAfterBreak="0">
     <w:nsid w:val="30817C99"/>
     <w:multiLevelType w:val="hybridMultilevel"/>
     <w:tmpl w:val="B28054F4"/>
@@ -12891,7 +14056,7 @@
       </w:pPr>
     </w:lvl>
   </w:abstractNum>
-  <w:abstractNum w:abstractNumId="9" w15:restartNumberingAfterBreak="0">
+  <w:abstractNum w:abstractNumId="11" w15:restartNumberingAfterBreak="0">
     <w:nsid w:val="32024712"/>
     <w:multiLevelType w:val="multilevel"/>
     <w:tmpl w:val="7716EFCE"/>
@@ -13040,7 +14205,7 @@
       </w:rPr>
     </w:lvl>
   </w:abstractNum>
-  <w:abstractNum w:abstractNumId="10" w15:restartNumberingAfterBreak="0">
+  <w:abstractNum w:abstractNumId="12" w15:restartNumberingAfterBreak="0">
     <w:nsid w:val="3A273CBD"/>
     <w:multiLevelType w:val="multilevel"/>
     <w:tmpl w:val="A5564738"/>
@@ -13189,7 +14354,7 @@
       </w:rPr>
     </w:lvl>
   </w:abstractNum>
-  <w:abstractNum w:abstractNumId="11" w15:restartNumberingAfterBreak="0">
+  <w:abstractNum w:abstractNumId="13" w15:restartNumberingAfterBreak="0">
     <w:nsid w:val="3CA24848"/>
     <w:multiLevelType w:val="hybridMultilevel"/>
     <w:tmpl w:val="76B802A4"/>
@@ -13302,7 +14467,7 @@
       </w:rPr>
     </w:lvl>
   </w:abstractNum>
-  <w:abstractNum w:abstractNumId="12" w15:restartNumberingAfterBreak="0">
+  <w:abstractNum w:abstractNumId="14" w15:restartNumberingAfterBreak="0">
     <w:nsid w:val="4150496C"/>
     <w:multiLevelType w:val="multilevel"/>
     <w:tmpl w:val="F974763E"/>
@@ -13451,7 +14616,7 @@
       </w:rPr>
     </w:lvl>
   </w:abstractNum>
-  <w:abstractNum w:abstractNumId="13" w15:restartNumberingAfterBreak="0">
+  <w:abstractNum w:abstractNumId="15" w15:restartNumberingAfterBreak="0">
     <w:nsid w:val="4996411C"/>
     <w:multiLevelType w:val="multilevel"/>
     <w:tmpl w:val="218091C0"/>
@@ -13568,7 +14733,7 @@
       </w:pPr>
     </w:lvl>
   </w:abstractNum>
-  <w:abstractNum w:abstractNumId="14" w15:restartNumberingAfterBreak="0">
+  <w:abstractNum w:abstractNumId="16" w15:restartNumberingAfterBreak="0">
     <w:nsid w:val="4F9D0AB4"/>
     <w:multiLevelType w:val="multilevel"/>
     <w:tmpl w:val="839C6E34"/>
@@ -13717,7 +14882,7 @@
       </w:rPr>
     </w:lvl>
   </w:abstractNum>
-  <w:abstractNum w:abstractNumId="15" w15:restartNumberingAfterBreak="0">
+  <w:abstractNum w:abstractNumId="17" w15:restartNumberingAfterBreak="0">
     <w:nsid w:val="56D568C8"/>
     <w:multiLevelType w:val="multilevel"/>
     <w:tmpl w:val="3392CAD2"/>
@@ -13866,7 +15031,120 @@
       </w:rPr>
     </w:lvl>
   </w:abstractNum>
-  <w:abstractNum w:abstractNumId="16" w15:restartNumberingAfterBreak="0">
+  <w:abstractNum w:abstractNumId="18" w15:restartNumberingAfterBreak="0">
+    <w:nsid w:val="57CA1CDA"/>
+    <w:multiLevelType w:val="multilevel"/>
+    <w:tmpl w:val="206055CE"/>
+    <w:lvl w:ilvl="0">
+      <w:start w:val="1"/>
+      <w:numFmt w:val="decimal"/>
+      <w:lvlText w:val="%1."/>
+      <w:lvlJc w:val="left"/>
+      <w:pPr>
+        <w:tabs>
+          <w:tab w:val="num" w:pos="720"/>
+        </w:tabs>
+        <w:ind w:left="720" w:hanging="360"/>
+      </w:pPr>
+    </w:lvl>
+    <w:lvl w:ilvl="1" w:tentative="1">
+      <w:start w:val="1"/>
+      <w:numFmt w:val="decimal"/>
+      <w:lvlText w:val="%2."/>
+      <w:lvlJc w:val="left"/>
+      <w:pPr>
+        <w:tabs>
+          <w:tab w:val="num" w:pos="1440"/>
+        </w:tabs>
+        <w:ind w:left="1440" w:hanging="360"/>
+      </w:pPr>
+    </w:lvl>
+    <w:lvl w:ilvl="2" w:tentative="1">
+      <w:start w:val="1"/>
+      <w:numFmt w:val="decimal"/>
+      <w:lvlText w:val="%3."/>
+      <w:lvlJc w:val="left"/>
+      <w:pPr>
+        <w:tabs>
+          <w:tab w:val="num" w:pos="2160"/>
+        </w:tabs>
+        <w:ind w:left="2160" w:hanging="360"/>
+      </w:pPr>
+    </w:lvl>
+    <w:lvl w:ilvl="3" w:tentative="1">
+      <w:start w:val="1"/>
+      <w:numFmt w:val="decimal"/>
+      <w:lvlText w:val="%4."/>
+      <w:lvlJc w:val="left"/>
+      <w:pPr>
+        <w:tabs>
+          <w:tab w:val="num" w:pos="2880"/>
+        </w:tabs>
+        <w:ind w:left="2880" w:hanging="360"/>
+      </w:pPr>
+    </w:lvl>
+    <w:lvl w:ilvl="4" w:tentative="1">
+      <w:start w:val="1"/>
+      <w:numFmt w:val="decimal"/>
+      <w:lvlText w:val="%5."/>
+      <w:lvlJc w:val="left"/>
+      <w:pPr>
+        <w:tabs>
+          <w:tab w:val="num" w:pos="3600"/>
+        </w:tabs>
+        <w:ind w:left="3600" w:hanging="360"/>
+      </w:pPr>
+    </w:lvl>
+    <w:lvl w:ilvl="5" w:tentative="1">
+      <w:start w:val="1"/>
+      <w:numFmt w:val="decimal"/>
+      <w:lvlText w:val="%6."/>
+      <w:lvlJc w:val="left"/>
+      <w:pPr>
+        <w:tabs>
+          <w:tab w:val="num" w:pos="4320"/>
+        </w:tabs>
+        <w:ind w:left="4320" w:hanging="360"/>
+      </w:pPr>
+    </w:lvl>
+    <w:lvl w:ilvl="6" w:tentative="1">
+      <w:start w:val="1"/>
+      <w:numFmt w:val="decimal"/>
+      <w:lvlText w:val="%7."/>
+      <w:lvlJc w:val="left"/>
+      <w:pPr>
+        <w:tabs>
+          <w:tab w:val="num" w:pos="5040"/>
+        </w:tabs>
+        <w:ind w:left="5040" w:hanging="360"/>
+      </w:pPr>
+    </w:lvl>
+    <w:lvl w:ilvl="7" w:tentative="1">
+      <w:start w:val="1"/>
+      <w:numFmt w:val="decimal"/>
+      <w:lvlText w:val="%8."/>
+      <w:lvlJc w:val="left"/>
+      <w:pPr>
+        <w:tabs>
+          <w:tab w:val="num" w:pos="5760"/>
+        </w:tabs>
+        <w:ind w:left="5760" w:hanging="360"/>
+      </w:pPr>
+    </w:lvl>
+    <w:lvl w:ilvl="8" w:tentative="1">
+      <w:start w:val="1"/>
+      <w:numFmt w:val="decimal"/>
+      <w:lvlText w:val="%9."/>
+      <w:lvlJc w:val="left"/>
+      <w:pPr>
+        <w:tabs>
+          <w:tab w:val="num" w:pos="6480"/>
+        </w:tabs>
+        <w:ind w:left="6480" w:hanging="360"/>
+      </w:pPr>
+    </w:lvl>
+  </w:abstractNum>
+  <w:abstractNum w:abstractNumId="19" w15:restartNumberingAfterBreak="0">
     <w:nsid w:val="61053792"/>
     <w:multiLevelType w:val="multilevel"/>
     <w:tmpl w:val="49E43BFC"/>
@@ -14015,7 +15293,7 @@
       </w:rPr>
     </w:lvl>
   </w:abstractNum>
-  <w:abstractNum w:abstractNumId="17" w15:restartNumberingAfterBreak="0">
+  <w:abstractNum w:abstractNumId="20" w15:restartNumberingAfterBreak="0">
     <w:nsid w:val="6DA36487"/>
     <w:multiLevelType w:val="multilevel"/>
     <w:tmpl w:val="9C4C8532"/>
@@ -14164,7 +15442,7 @@
       </w:rPr>
     </w:lvl>
   </w:abstractNum>
-  <w:abstractNum w:abstractNumId="18" w15:restartNumberingAfterBreak="0">
+  <w:abstractNum w:abstractNumId="21" w15:restartNumberingAfterBreak="0">
     <w:nsid w:val="6EB85EAA"/>
     <w:multiLevelType w:val="hybridMultilevel"/>
     <w:tmpl w:val="DB76C824"/>
@@ -14278,34 +15556,34 @@
     </w:lvl>
   </w:abstractNum>
   <w:num w:numId="1">
-    <w:abstractNumId w:val="18"/>
+    <w:abstractNumId w:val="21"/>
   </w:num>
   <w:num w:numId="2">
+    <w:abstractNumId w:val="13"/>
+  </w:num>
+  <w:num w:numId="3">
+    <w:abstractNumId w:val="17"/>
+  </w:num>
+  <w:num w:numId="4">
     <w:abstractNumId w:val="11"/>
   </w:num>
-  <w:num w:numId="3">
-    <w:abstractNumId w:val="15"/>
-  </w:num>
-  <w:num w:numId="4">
-    <w:abstractNumId w:val="9"/>
-  </w:num>
   <w:num w:numId="5">
-    <w:abstractNumId w:val="8"/>
+    <w:abstractNumId w:val="10"/>
   </w:num>
   <w:num w:numId="6">
-    <w:abstractNumId w:val="16"/>
+    <w:abstractNumId w:val="19"/>
   </w:num>
   <w:num w:numId="7">
-    <w:abstractNumId w:val="5"/>
+    <w:abstractNumId w:val="6"/>
   </w:num>
   <w:num w:numId="8">
-    <w:abstractNumId w:val="17"/>
+    <w:abstractNumId w:val="20"/>
   </w:num>
   <w:num w:numId="9">
     <w:abstractNumId w:val="2"/>
   </w:num>
   <w:num w:numId="10">
-    <w:abstractNumId w:val="13"/>
+    <w:abstractNumId w:val="15"/>
   </w:num>
   <w:num w:numId="11">
     <w:abstractNumId w:val="3"/>
@@ -14314,25 +15592,34 @@
     <w:abstractNumId w:val="0"/>
   </w:num>
   <w:num w:numId="13">
-    <w:abstractNumId w:val="14"/>
+    <w:abstractNumId w:val="16"/>
   </w:num>
   <w:num w:numId="14">
     <w:abstractNumId w:val="1"/>
   </w:num>
   <w:num w:numId="15">
-    <w:abstractNumId w:val="10"/>
+    <w:abstractNumId w:val="12"/>
   </w:num>
   <w:num w:numId="16">
-    <w:abstractNumId w:val="4"/>
+    <w:abstractNumId w:val="5"/>
   </w:num>
   <w:num w:numId="17">
+    <w:abstractNumId w:val="9"/>
+  </w:num>
+  <w:num w:numId="18">
     <w:abstractNumId w:val="7"/>
   </w:num>
-  <w:num w:numId="18">
-    <w:abstractNumId w:val="6"/>
+  <w:num w:numId="19">
+    <w:abstractNumId w:val="14"/>
   </w:num>
-  <w:num w:numId="19">
-    <w:abstractNumId w:val="12"/>
+  <w:num w:numId="20">
+    <w:abstractNumId w:val="8"/>
+  </w:num>
+  <w:num w:numId="21">
+    <w:abstractNumId w:val="18"/>
+  </w:num>
+  <w:num w:numId="22">
+    <w:abstractNumId w:val="4"/>
   </w:num>
 </w:numbering>
 </file>

--- a/Atelier Prompt.docx
+++ b/Atelier Prompt.docx
@@ -12161,18 +12161,684 @@
     </w:p>
     <w:p>
       <w:pPr>
+        <w:autoSpaceDE w:val="0"/>
+        <w:autoSpaceDN w:val="0"/>
+        <w:adjustRightInd w:val="0"/>
+        <w:spacing w:after="0" w:line="240" w:lineRule="auto"/>
+        <w:rPr>
+          <w:rFonts w:ascii="CIDFont+F1" w:hAnsi="CIDFont+F1" w:cs="CIDFont+F1"/>
+          <w:kern w:val="0"/>
+          <w:sz w:val="21"/>
+          <w:szCs w:val="21"/>
+        </w:rPr>
+      </w:pPr>
+      <w:r>
+        <w:rPr>
+          <w:rFonts w:ascii="CIDFont+F1" w:hAnsi="CIDFont+F1" w:cs="CIDFont+F1"/>
+          <w:kern w:val="0"/>
+          <w:sz w:val="21"/>
+          <w:szCs w:val="21"/>
+        </w:rPr>
+        <w:t>5) Créer un prompt permettant d’expliquer les métriques de Régression (MAE, MSE, RMSE).</w:t>
+      </w:r>
+    </w:p>
+    <w:p>
+      <w:pPr>
+        <w:autoSpaceDE w:val="0"/>
+        <w:autoSpaceDN w:val="0"/>
+        <w:adjustRightInd w:val="0"/>
+        <w:spacing w:after="0" w:line="240" w:lineRule="auto"/>
+        <w:rPr>
+          <w:rFonts w:ascii="CIDFont+F1" w:hAnsi="CIDFont+F1" w:cs="CIDFont+F1"/>
+          <w:kern w:val="0"/>
+          <w:sz w:val="21"/>
+          <w:szCs w:val="21"/>
+        </w:rPr>
+      </w:pPr>
+      <w:r>
+        <w:rPr>
+          <w:rFonts w:ascii="CIDFont+F1" w:hAnsi="CIDFont+F1" w:cs="CIDFont+F1"/>
+          <w:kern w:val="0"/>
+          <w:sz w:val="21"/>
+          <w:szCs w:val="21"/>
+        </w:rPr>
+        <w:t>Pour chacune, le LLM doit donner la définition, expliquer son interprétation, donner un</w:t>
+      </w:r>
+    </w:p>
+    <w:p>
+      <w:pPr>
         <w:spacing w:after="0"/>
         <w:rPr>
-          <w:rFonts w:ascii="Times New Roman" w:hAnsi="Times New Roman" w:cs="Times New Roman"/>
-          <w:color w:val="2F5496" w:themeColor="accent1" w:themeShade="BF"/>
-          <w:sz w:val="24"/>
-          <w:szCs w:val="24"/>
-        </w:rPr>
-      </w:pPr>
+          <w:rFonts w:ascii="CIDFont+F1" w:hAnsi="CIDFont+F1" w:cs="CIDFont+F1"/>
+          <w:kern w:val="0"/>
+          <w:sz w:val="21"/>
+          <w:szCs w:val="21"/>
+        </w:rPr>
+      </w:pPr>
+      <w:r>
+        <w:rPr>
+          <w:rFonts w:ascii="CIDFont+F1" w:hAnsi="CIDFont+F1" w:cs="CIDFont+F1"/>
+          <w:kern w:val="0"/>
+          <w:sz w:val="21"/>
+          <w:szCs w:val="21"/>
+        </w:rPr>
+        <w:t>exemple concret et indiquer dans quel contexte elle est particulièrement utile.</w:t>
+      </w:r>
+    </w:p>
+    <w:p>
+      <w:pPr>
+        <w:spacing w:after="0"/>
+        <w:rPr>
+          <w:rFonts w:ascii="CIDFont+F1" w:hAnsi="CIDFont+F1" w:cs="CIDFont+F1"/>
+          <w:kern w:val="0"/>
+          <w:sz w:val="21"/>
+          <w:szCs w:val="21"/>
+        </w:rPr>
+      </w:pPr>
+    </w:p>
+    <w:p>
+      <w:pPr>
+        <w:spacing w:after="0"/>
+        <w:rPr>
+          <w:rFonts w:ascii="CIDFont+F1" w:hAnsi="CIDFont+F1" w:cs="CIDFont+F1"/>
+          <w:kern w:val="0"/>
+          <w:sz w:val="21"/>
+          <w:szCs w:val="21"/>
+        </w:rPr>
+      </w:pPr>
+    </w:p>
+    <w:p>
+      <w:pPr>
+        <w:pStyle w:val="NormalWeb"/>
+        <w:spacing w:before="0" w:beforeAutospacing="0" w:after="0" w:afterAutospacing="0"/>
+        <w:ind w:left="708"/>
+        <w:rPr>
+          <w:color w:val="2F5496" w:themeColor="accent1" w:themeShade="BF"/>
+        </w:rPr>
+      </w:pPr>
+      <w:r>
+        <w:rPr>
+          <w:color w:val="2F5496" w:themeColor="accent1" w:themeShade="BF"/>
+        </w:rPr>
+        <w:t>Tu es un expert en Machine Learning.</w:t>
+      </w:r>
+    </w:p>
+    <w:p>
+      <w:pPr>
+        <w:pStyle w:val="NormalWeb"/>
+        <w:spacing w:before="0" w:beforeAutospacing="0" w:after="0" w:afterAutospacing="0"/>
+        <w:ind w:left="708"/>
+        <w:rPr>
+          <w:color w:val="2F5496" w:themeColor="accent1" w:themeShade="BF"/>
+        </w:rPr>
+      </w:pPr>
+      <w:r>
+        <w:rPr>
+          <w:color w:val="2F5496" w:themeColor="accent1" w:themeShade="BF"/>
+        </w:rPr>
+        <w:t>Les métriques de régression permettent d'évaluer les performances d'un modèle qui prédit des valeurs numériques.</w:t>
+      </w:r>
+    </w:p>
+    <w:p>
+      <w:pPr>
+        <w:pStyle w:val="NormalWeb"/>
+        <w:spacing w:before="0" w:beforeAutospacing="0" w:after="0" w:afterAutospacing="0"/>
+        <w:ind w:left="708"/>
+        <w:rPr>
+          <w:color w:val="2F5496" w:themeColor="accent1" w:themeShade="BF"/>
+        </w:rPr>
+      </w:pPr>
+      <w:r>
+        <w:rPr>
+          <w:color w:val="2F5496" w:themeColor="accent1" w:themeShade="BF"/>
+        </w:rPr>
+        <w:t>Explique les métriques de régression suivantes :</w:t>
+      </w:r>
+    </w:p>
+    <w:p>
+      <w:pPr>
+        <w:pStyle w:val="NormalWeb"/>
+        <w:numPr>
+          <w:ilvl w:val="0"/>
+          <w:numId w:val="23"/>
+        </w:numPr>
+        <w:tabs>
+          <w:tab w:val="clear" w:pos="720"/>
+          <w:tab w:val="num" w:pos="1428"/>
+        </w:tabs>
+        <w:spacing w:before="0" w:beforeAutospacing="0" w:after="0" w:afterAutospacing="0"/>
+        <w:ind w:left="1428"/>
+        <w:rPr>
+          <w:color w:val="2F5496" w:themeColor="accent1" w:themeShade="BF"/>
+        </w:rPr>
+      </w:pPr>
+      <w:r>
+        <w:rPr>
+          <w:color w:val="2F5496" w:themeColor="accent1" w:themeShade="BF"/>
+        </w:rPr>
+        <w:t>MAE (Mean Absolute Error)</w:t>
+      </w:r>
+    </w:p>
+    <w:p>
+      <w:pPr>
+        <w:pStyle w:val="NormalWeb"/>
+        <w:numPr>
+          <w:ilvl w:val="0"/>
+          <w:numId w:val="23"/>
+        </w:numPr>
+        <w:tabs>
+          <w:tab w:val="clear" w:pos="720"/>
+          <w:tab w:val="num" w:pos="1428"/>
+        </w:tabs>
+        <w:spacing w:before="0" w:beforeAutospacing="0" w:after="0" w:afterAutospacing="0"/>
+        <w:ind w:left="1428"/>
+        <w:rPr>
+          <w:color w:val="2F5496" w:themeColor="accent1" w:themeShade="BF"/>
+        </w:rPr>
+      </w:pPr>
+      <w:r>
+        <w:rPr>
+          <w:color w:val="2F5496" w:themeColor="accent1" w:themeShade="BF"/>
+        </w:rPr>
+        <w:t>MSE (Mean Squared Error)</w:t>
+      </w:r>
+    </w:p>
+    <w:p>
+      <w:pPr>
+        <w:pStyle w:val="NormalWeb"/>
+        <w:numPr>
+          <w:ilvl w:val="0"/>
+          <w:numId w:val="23"/>
+        </w:numPr>
+        <w:tabs>
+          <w:tab w:val="clear" w:pos="720"/>
+          <w:tab w:val="num" w:pos="1428"/>
+        </w:tabs>
+        <w:spacing w:before="0" w:beforeAutospacing="0" w:after="0" w:afterAutospacing="0"/>
+        <w:ind w:left="1428"/>
+        <w:rPr>
+          <w:color w:val="2F5496" w:themeColor="accent1" w:themeShade="BF"/>
+          <w:lang w:val="en-US"/>
+        </w:rPr>
+      </w:pPr>
+      <w:r>
+        <w:rPr>
+          <w:color w:val="2F5496" w:themeColor="accent1" w:themeShade="BF"/>
+          <w:lang w:val="en-US"/>
+        </w:rPr>
+        <w:t>RMSE (Root Mean Squared Error)</w:t>
+      </w:r>
+    </w:p>
+    <w:p>
+      <w:pPr>
+        <w:pStyle w:val="NormalWeb"/>
+        <w:spacing w:before="0" w:beforeAutospacing="0" w:after="0" w:afterAutospacing="0"/>
+        <w:ind w:left="708"/>
+        <w:rPr>
+          <w:color w:val="2F5496" w:themeColor="accent1" w:themeShade="BF"/>
+        </w:rPr>
+      </w:pPr>
+      <w:r>
+        <w:rPr>
+          <w:color w:val="2F5496" w:themeColor="accent1" w:themeShade="BF"/>
+        </w:rPr>
+        <w:t>Pour chaque métrique, explique :</w:t>
+      </w:r>
+    </w:p>
+    <w:p>
+      <w:pPr>
+        <w:pStyle w:val="NormalWeb"/>
+        <w:numPr>
+          <w:ilvl w:val="0"/>
+          <w:numId w:val="24"/>
+        </w:numPr>
+        <w:tabs>
+          <w:tab w:val="clear" w:pos="720"/>
+          <w:tab w:val="num" w:pos="1428"/>
+        </w:tabs>
+        <w:spacing w:before="0" w:beforeAutospacing="0" w:after="0" w:afterAutospacing="0"/>
+        <w:ind w:left="1428"/>
+        <w:rPr>
+          <w:color w:val="2F5496" w:themeColor="accent1" w:themeShade="BF"/>
+        </w:rPr>
+      </w:pPr>
+      <w:r>
+        <w:rPr>
+          <w:color w:val="2F5496" w:themeColor="accent1" w:themeShade="BF"/>
+        </w:rPr>
+        <w:t>sa définition ;</w:t>
+      </w:r>
+    </w:p>
+    <w:p>
+      <w:pPr>
+        <w:pStyle w:val="NormalWeb"/>
+        <w:numPr>
+          <w:ilvl w:val="0"/>
+          <w:numId w:val="24"/>
+        </w:numPr>
+        <w:tabs>
+          <w:tab w:val="clear" w:pos="720"/>
+          <w:tab w:val="num" w:pos="1428"/>
+        </w:tabs>
+        <w:spacing w:before="0" w:beforeAutospacing="0" w:after="0" w:afterAutospacing="0"/>
+        <w:ind w:left="1428"/>
+        <w:rPr>
+          <w:color w:val="2F5496" w:themeColor="accent1" w:themeShade="BF"/>
+        </w:rPr>
+      </w:pPr>
+      <w:r>
+        <w:rPr>
+          <w:color w:val="2F5496" w:themeColor="accent1" w:themeShade="BF"/>
+        </w:rPr>
+        <w:t>son interprétation ;</w:t>
+      </w:r>
+    </w:p>
+    <w:p>
+      <w:pPr>
+        <w:pStyle w:val="NormalWeb"/>
+        <w:numPr>
+          <w:ilvl w:val="0"/>
+          <w:numId w:val="24"/>
+        </w:numPr>
+        <w:tabs>
+          <w:tab w:val="clear" w:pos="720"/>
+          <w:tab w:val="num" w:pos="1428"/>
+        </w:tabs>
+        <w:spacing w:before="0" w:beforeAutospacing="0" w:after="0" w:afterAutospacing="0"/>
+        <w:ind w:left="1428"/>
+        <w:rPr>
+          <w:color w:val="2F5496" w:themeColor="accent1" w:themeShade="BF"/>
+        </w:rPr>
+      </w:pPr>
+      <w:r>
+        <w:rPr>
+          <w:color w:val="2F5496" w:themeColor="accent1" w:themeShade="BF"/>
+        </w:rPr>
+        <w:t>un exemple concret ;</w:t>
+      </w:r>
+    </w:p>
+    <w:p>
+      <w:pPr>
+        <w:pStyle w:val="NormalWeb"/>
+        <w:numPr>
+          <w:ilvl w:val="0"/>
+          <w:numId w:val="24"/>
+        </w:numPr>
+        <w:tabs>
+          <w:tab w:val="clear" w:pos="720"/>
+          <w:tab w:val="num" w:pos="1428"/>
+        </w:tabs>
+        <w:spacing w:before="0" w:beforeAutospacing="0" w:after="0" w:afterAutospacing="0"/>
+        <w:ind w:left="1428"/>
+        <w:rPr>
+          <w:color w:val="2F5496" w:themeColor="accent1" w:themeShade="BF"/>
+        </w:rPr>
+      </w:pPr>
+      <w:r>
+        <w:rPr>
+          <w:color w:val="2F5496" w:themeColor="accent1" w:themeShade="BF"/>
+        </w:rPr>
+        <w:t>le contexte dans lequel elle est particulièrement utile.</w:t>
+      </w:r>
+    </w:p>
+    <w:p>
+      <w:pPr>
+        <w:pStyle w:val="NormalWeb"/>
+        <w:spacing w:before="0" w:beforeAutospacing="0" w:after="0" w:afterAutospacing="0"/>
+        <w:ind w:left="708"/>
+        <w:rPr>
+          <w:color w:val="2F5496" w:themeColor="accent1" w:themeShade="BF"/>
+        </w:rPr>
+      </w:pPr>
+      <w:r>
+        <w:rPr>
+          <w:color w:val="2F5496" w:themeColor="accent1" w:themeShade="BF"/>
+        </w:rPr>
+        <w:t>u</w:t>
+      </w:r>
+      <w:r>
+        <w:rPr>
+          <w:color w:val="2F5496" w:themeColor="accent1" w:themeShade="BF"/>
+        </w:rPr>
+        <w:t>tilise un langage simple et compréhensible.</w:t>
+      </w:r>
+      <w:r>
+        <w:rPr>
+          <w:color w:val="2F5496" w:themeColor="accent1" w:themeShade="BF"/>
+        </w:rPr>
+        <w:t>n</w:t>
+      </w:r>
+      <w:r>
+        <w:rPr>
+          <w:color w:val="2F5496" w:themeColor="accent1" w:themeShade="BF"/>
+        </w:rPr>
+        <w:t>'invente aucune information.Donne un exemple concret pour chaque métrique.</w:t>
+      </w:r>
+      <w:r>
+        <w:rPr>
+          <w:color w:val="2F5496" w:themeColor="accent1" w:themeShade="BF"/>
+        </w:rPr>
+        <w:t xml:space="preserve"> e</w:t>
+      </w:r>
+      <w:r>
+        <w:rPr>
+          <w:color w:val="2F5496" w:themeColor="accent1" w:themeShade="BF"/>
+        </w:rPr>
+        <w:t>xplique clairement les différences entre MAE, MSE et RMSE.</w:t>
+      </w:r>
+    </w:p>
+    <w:p>
+      <w:pPr>
+        <w:pStyle w:val="NormalWeb"/>
+        <w:spacing w:before="0" w:beforeAutospacing="0" w:after="0" w:afterAutospacing="0"/>
+        <w:ind w:left="708"/>
+        <w:rPr>
+          <w:color w:val="2F5496" w:themeColor="accent1" w:themeShade="BF"/>
+        </w:rPr>
+      </w:pPr>
+      <w:r>
+        <w:rPr>
+          <w:color w:val="2F5496" w:themeColor="accent1" w:themeShade="BF"/>
+        </w:rPr>
+        <w:t>Présente les résultats sous forme de tableau avec les colonnes suivantes :</w:t>
+      </w:r>
+    </w:p>
+    <w:p>
+      <w:pPr>
+        <w:pStyle w:val="NormalWeb"/>
+        <w:spacing w:before="0" w:beforeAutospacing="0" w:after="0" w:afterAutospacing="0"/>
+        <w:ind w:left="708"/>
+        <w:rPr>
+          <w:color w:val="2F5496" w:themeColor="accent1" w:themeShade="BF"/>
+        </w:rPr>
+      </w:pPr>
+      <w:r>
+        <w:rPr>
+          <w:color w:val="2F5496" w:themeColor="accent1" w:themeShade="BF"/>
+        </w:rPr>
+        <w:t xml:space="preserve"> Métrique </w:t>
+      </w:r>
+      <w:r>
+        <w:rPr>
+          <w:color w:val="2F5496" w:themeColor="accent1" w:themeShade="BF"/>
+        </w:rPr>
+        <w:t>,</w:t>
+      </w:r>
+      <w:r>
+        <w:rPr>
+          <w:color w:val="2F5496" w:themeColor="accent1" w:themeShade="BF"/>
+        </w:rPr>
+        <w:t>Définition</w:t>
+      </w:r>
+      <w:r>
+        <w:rPr>
+          <w:color w:val="2F5496" w:themeColor="accent1" w:themeShade="BF"/>
+        </w:rPr>
+        <w:t>,</w:t>
+      </w:r>
+      <w:r>
+        <w:rPr>
+          <w:color w:val="2F5496" w:themeColor="accent1" w:themeShade="BF"/>
+        </w:rPr>
+        <w:t xml:space="preserve"> Interprétation</w:t>
+      </w:r>
+      <w:r>
+        <w:rPr>
+          <w:color w:val="2F5496" w:themeColor="accent1" w:themeShade="BF"/>
+        </w:rPr>
+        <w:t>,</w:t>
+      </w:r>
+      <w:r>
+        <w:rPr>
+          <w:color w:val="2F5496" w:themeColor="accent1" w:themeShade="BF"/>
+        </w:rPr>
+        <w:t xml:space="preserve"> Exemple concret</w:t>
+      </w:r>
+      <w:r>
+        <w:rPr>
+          <w:color w:val="2F5496" w:themeColor="accent1" w:themeShade="BF"/>
+        </w:rPr>
+        <w:t>,</w:t>
+      </w:r>
+      <w:r>
+        <w:rPr>
+          <w:color w:val="2F5496" w:themeColor="accent1" w:themeShade="BF"/>
+        </w:rPr>
+        <w:t xml:space="preserve"> Contexte d'utilisation </w:t>
+      </w:r>
+    </w:p>
+    <w:p>
+      <w:pPr>
+        <w:spacing w:after="0"/>
+        <w:rPr>
+          <w:rFonts w:ascii="Times New Roman" w:hAnsi="Times New Roman" w:cs="Times New Roman"/>
+          <w:color w:val="2F5496" w:themeColor="accent1" w:themeShade="BF"/>
+          <w:sz w:val="24"/>
+          <w:szCs w:val="24"/>
+        </w:rPr>
+      </w:pPr>
+    </w:p>
+    <w:p>
+      <w:pPr>
+        <w:spacing w:after="0"/>
+        <w:rPr>
+          <w:rFonts w:ascii="Times New Roman" w:hAnsi="Times New Roman" w:cs="Times New Roman"/>
+          <w:color w:val="2F5496" w:themeColor="accent1" w:themeShade="BF"/>
+          <w:sz w:val="24"/>
+          <w:szCs w:val="24"/>
+        </w:rPr>
+      </w:pPr>
+      <w:r>
+        <w:rPr>
+          <w:rFonts w:ascii="Times New Roman" w:hAnsi="Times New Roman" w:cs="Times New Roman"/>
+          <w:color w:val="2F5496" w:themeColor="accent1" w:themeShade="BF"/>
+          <w:sz w:val="24"/>
+          <w:szCs w:val="24"/>
+        </w:rPr>
+        <w:drawing>
+          <wp:inline distT="0" distB="0" distL="0" distR="0" wp14:anchorId="702B5D78" wp14:editId="5D20E8B8">
+            <wp:extent cx="5760720" cy="4005580"/>
+            <wp:effectExtent l="0" t="0" r="0" b="0"/>
+            <wp:docPr id="44" name="Image 44"/>
+            <wp:cNvGraphicFramePr>
+              <a:graphicFrameLocks xmlns:a="http://schemas.openxmlformats.org/drawingml/2006/main" noChangeAspect="1"/>
+            </wp:cNvGraphicFramePr>
+            <a:graphic xmlns:a="http://schemas.openxmlformats.org/drawingml/2006/main">
+              <a:graphicData uri="http://schemas.openxmlformats.org/drawingml/2006/picture">
+                <pic:pic xmlns:pic="http://schemas.openxmlformats.org/drawingml/2006/picture">
+                  <pic:nvPicPr>
+                    <pic:cNvPr id="1" name=""/>
+                    <pic:cNvPicPr/>
+                  </pic:nvPicPr>
+                  <pic:blipFill>
+                    <a:blip r:embed="rId47"/>
+                    <a:stretch>
+                      <a:fillRect/>
+                    </a:stretch>
+                  </pic:blipFill>
+                  <pic:spPr>
+                    <a:xfrm>
+                      <a:off x="0" y="0"/>
+                      <a:ext cx="5760720" cy="4005580"/>
+                    </a:xfrm>
+                    <a:prstGeom prst="rect">
+                      <a:avLst/>
+                    </a:prstGeom>
+                  </pic:spPr>
+                </pic:pic>
+              </a:graphicData>
+            </a:graphic>
+          </wp:inline>
+        </w:drawing>
+      </w:r>
+    </w:p>
+    <w:p>
+      <w:pPr>
+        <w:spacing w:after="0"/>
+        <w:rPr>
+          <w:rFonts w:ascii="Times New Roman" w:hAnsi="Times New Roman" w:cs="Times New Roman"/>
+          <w:color w:val="2F5496" w:themeColor="accent1" w:themeShade="BF"/>
+          <w:sz w:val="24"/>
+          <w:szCs w:val="24"/>
+        </w:rPr>
+      </w:pPr>
+      <w:r>
+        <w:rPr>
+          <w:rFonts w:ascii="Times New Roman" w:hAnsi="Times New Roman" w:cs="Times New Roman"/>
+          <w:color w:val="2F5496" w:themeColor="accent1" w:themeShade="BF"/>
+          <w:sz w:val="24"/>
+          <w:szCs w:val="24"/>
+        </w:rPr>
+        <w:lastRenderedPageBreak/>
+        <w:drawing>
+          <wp:inline distT="0" distB="0" distL="0" distR="0" wp14:anchorId="465A9F07" wp14:editId="7CAD2F81">
+            <wp:extent cx="5760720" cy="3756660"/>
+            <wp:effectExtent l="0" t="0" r="0" b="0"/>
+            <wp:docPr id="45" name="Image 45"/>
+            <wp:cNvGraphicFramePr>
+              <a:graphicFrameLocks xmlns:a="http://schemas.openxmlformats.org/drawingml/2006/main" noChangeAspect="1"/>
+            </wp:cNvGraphicFramePr>
+            <a:graphic xmlns:a="http://schemas.openxmlformats.org/drawingml/2006/main">
+              <a:graphicData uri="http://schemas.openxmlformats.org/drawingml/2006/picture">
+                <pic:pic xmlns:pic="http://schemas.openxmlformats.org/drawingml/2006/picture">
+                  <pic:nvPicPr>
+                    <pic:cNvPr id="1" name=""/>
+                    <pic:cNvPicPr/>
+                  </pic:nvPicPr>
+                  <pic:blipFill>
+                    <a:blip r:embed="rId48"/>
+                    <a:stretch>
+                      <a:fillRect/>
+                    </a:stretch>
+                  </pic:blipFill>
+                  <pic:spPr>
+                    <a:xfrm>
+                      <a:off x="0" y="0"/>
+                      <a:ext cx="5760720" cy="3756660"/>
+                    </a:xfrm>
+                    <a:prstGeom prst="rect">
+                      <a:avLst/>
+                    </a:prstGeom>
+                  </pic:spPr>
+                </pic:pic>
+              </a:graphicData>
+            </a:graphic>
+          </wp:inline>
+        </w:drawing>
+      </w:r>
+    </w:p>
+    <w:p>
+      <w:pPr>
+        <w:spacing w:after="0"/>
+        <w:rPr>
+          <w:rFonts w:ascii="Times New Roman" w:hAnsi="Times New Roman" w:cs="Times New Roman"/>
+          <w:color w:val="2F5496" w:themeColor="accent1" w:themeShade="BF"/>
+          <w:sz w:val="24"/>
+          <w:szCs w:val="24"/>
+        </w:rPr>
+      </w:pPr>
+      <w:r>
+        <w:rPr>
+          <w:rFonts w:ascii="Times New Roman" w:hAnsi="Times New Roman" w:cs="Times New Roman"/>
+          <w:color w:val="2F5496" w:themeColor="accent1" w:themeShade="BF"/>
+          <w:sz w:val="24"/>
+          <w:szCs w:val="24"/>
+        </w:rPr>
+        <w:drawing>
+          <wp:inline distT="0" distB="0" distL="0" distR="0" wp14:anchorId="0760AC96" wp14:editId="4EE7EDD9">
+            <wp:extent cx="5760720" cy="3867150"/>
+            <wp:effectExtent l="0" t="0" r="0" b="0"/>
+            <wp:docPr id="46" name="Image 46"/>
+            <wp:cNvGraphicFramePr>
+              <a:graphicFrameLocks xmlns:a="http://schemas.openxmlformats.org/drawingml/2006/main" noChangeAspect="1"/>
+            </wp:cNvGraphicFramePr>
+            <a:graphic xmlns:a="http://schemas.openxmlformats.org/drawingml/2006/main">
+              <a:graphicData uri="http://schemas.openxmlformats.org/drawingml/2006/picture">
+                <pic:pic xmlns:pic="http://schemas.openxmlformats.org/drawingml/2006/picture">
+                  <pic:nvPicPr>
+                    <pic:cNvPr id="1" name=""/>
+                    <pic:cNvPicPr/>
+                  </pic:nvPicPr>
+                  <pic:blipFill>
+                    <a:blip r:embed="rId49"/>
+                    <a:stretch>
+                      <a:fillRect/>
+                    </a:stretch>
+                  </pic:blipFill>
+                  <pic:spPr>
+                    <a:xfrm>
+                      <a:off x="0" y="0"/>
+                      <a:ext cx="5760720" cy="3867150"/>
+                    </a:xfrm>
+                    <a:prstGeom prst="rect">
+                      <a:avLst/>
+                    </a:prstGeom>
+                  </pic:spPr>
+                </pic:pic>
+              </a:graphicData>
+            </a:graphic>
+          </wp:inline>
+        </w:drawing>
+      </w:r>
+    </w:p>
+    <w:p>
+      <w:pPr>
+        <w:spacing w:after="0"/>
+        <w:rPr>
+          <w:rFonts w:ascii="Times New Roman" w:hAnsi="Times New Roman" w:cs="Times New Roman"/>
+          <w:color w:val="2F5496" w:themeColor="accent1" w:themeShade="BF"/>
+          <w:sz w:val="24"/>
+          <w:szCs w:val="24"/>
+        </w:rPr>
+      </w:pPr>
+      <w:r>
+        <w:rPr>
+          <w:rFonts w:ascii="Times New Roman" w:hAnsi="Times New Roman" w:cs="Times New Roman"/>
+          <w:color w:val="2F5496" w:themeColor="accent1" w:themeShade="BF"/>
+          <w:sz w:val="24"/>
+          <w:szCs w:val="24"/>
+        </w:rPr>
+        <w:lastRenderedPageBreak/>
+        <w:drawing>
+          <wp:inline distT="0" distB="0" distL="0" distR="0" wp14:anchorId="736A129F" wp14:editId="2508E358">
+            <wp:extent cx="5760720" cy="3579495"/>
+            <wp:effectExtent l="0" t="0" r="0" b="1905"/>
+            <wp:docPr id="47" name="Image 47"/>
+            <wp:cNvGraphicFramePr>
+              <a:graphicFrameLocks xmlns:a="http://schemas.openxmlformats.org/drawingml/2006/main" noChangeAspect="1"/>
+            </wp:cNvGraphicFramePr>
+            <a:graphic xmlns:a="http://schemas.openxmlformats.org/drawingml/2006/main">
+              <a:graphicData uri="http://schemas.openxmlformats.org/drawingml/2006/picture">
+                <pic:pic xmlns:pic="http://schemas.openxmlformats.org/drawingml/2006/picture">
+                  <pic:nvPicPr>
+                    <pic:cNvPr id="1" name=""/>
+                    <pic:cNvPicPr/>
+                  </pic:nvPicPr>
+                  <pic:blipFill>
+                    <a:blip r:embed="rId50"/>
+                    <a:stretch>
+                      <a:fillRect/>
+                    </a:stretch>
+                  </pic:blipFill>
+                  <pic:spPr>
+                    <a:xfrm>
+                      <a:off x="0" y="0"/>
+                      <a:ext cx="5760720" cy="3579495"/>
+                    </a:xfrm>
+                    <a:prstGeom prst="rect">
+                      <a:avLst/>
+                    </a:prstGeom>
+                  </pic:spPr>
+                </pic:pic>
+              </a:graphicData>
+            </a:graphic>
+          </wp:inline>
+        </w:drawing>
+      </w:r>
     </w:p>
     <w:sectPr>
-      <w:headerReference w:type="default" r:id="rId47"/>
-      <w:footerReference w:type="default" r:id="rId48"/>
+      <w:headerReference w:type="default" r:id="rId51"/>
+      <w:footerReference w:type="default" r:id="rId52"/>
       <w:pgSz w:w="11906" w:h="16838"/>
       <w:pgMar w:top="1417" w:right="1417" w:bottom="1417" w:left="1417" w:header="708" w:footer="708" w:gutter="0"/>
       <w:pgBorders w:offsetFrom="page">
@@ -12666,6 +13332,155 @@
     </w:lvl>
   </w:abstractNum>
   <w:abstractNum w:abstractNumId="1" w15:restartNumberingAfterBreak="0">
+    <w:nsid w:val="0B270E36"/>
+    <w:multiLevelType w:val="multilevel"/>
+    <w:tmpl w:val="A60C969C"/>
+    <w:lvl w:ilvl="0">
+      <w:start w:val="1"/>
+      <w:numFmt w:val="bullet"/>
+      <w:lvlText w:val=""/>
+      <w:lvlJc w:val="left"/>
+      <w:pPr>
+        <w:tabs>
+          <w:tab w:val="num" w:pos="720"/>
+        </w:tabs>
+        <w:ind w:left="720" w:hanging="360"/>
+      </w:pPr>
+      <w:rPr>
+        <w:rFonts w:ascii="Symbol" w:hAnsi="Symbol" w:hint="default"/>
+        <w:sz w:val="20"/>
+      </w:rPr>
+    </w:lvl>
+    <w:lvl w:ilvl="1" w:tentative="1">
+      <w:start w:val="1"/>
+      <w:numFmt w:val="bullet"/>
+      <w:lvlText w:val="o"/>
+      <w:lvlJc w:val="left"/>
+      <w:pPr>
+        <w:tabs>
+          <w:tab w:val="num" w:pos="1440"/>
+        </w:tabs>
+        <w:ind w:left="1440" w:hanging="360"/>
+      </w:pPr>
+      <w:rPr>
+        <w:rFonts w:ascii="Courier New" w:hAnsi="Courier New" w:hint="default"/>
+        <w:sz w:val="20"/>
+      </w:rPr>
+    </w:lvl>
+    <w:lvl w:ilvl="2" w:tentative="1">
+      <w:start w:val="1"/>
+      <w:numFmt w:val="bullet"/>
+      <w:lvlText w:val=""/>
+      <w:lvlJc w:val="left"/>
+      <w:pPr>
+        <w:tabs>
+          <w:tab w:val="num" w:pos="2160"/>
+        </w:tabs>
+        <w:ind w:left="2160" w:hanging="360"/>
+      </w:pPr>
+      <w:rPr>
+        <w:rFonts w:ascii="Wingdings" w:hAnsi="Wingdings" w:hint="default"/>
+        <w:sz w:val="20"/>
+      </w:rPr>
+    </w:lvl>
+    <w:lvl w:ilvl="3" w:tentative="1">
+      <w:start w:val="1"/>
+      <w:numFmt w:val="bullet"/>
+      <w:lvlText w:val=""/>
+      <w:lvlJc w:val="left"/>
+      <w:pPr>
+        <w:tabs>
+          <w:tab w:val="num" w:pos="2880"/>
+        </w:tabs>
+        <w:ind w:left="2880" w:hanging="360"/>
+      </w:pPr>
+      <w:rPr>
+        <w:rFonts w:ascii="Wingdings" w:hAnsi="Wingdings" w:hint="default"/>
+        <w:sz w:val="20"/>
+      </w:rPr>
+    </w:lvl>
+    <w:lvl w:ilvl="4" w:tentative="1">
+      <w:start w:val="1"/>
+      <w:numFmt w:val="bullet"/>
+      <w:lvlText w:val=""/>
+      <w:lvlJc w:val="left"/>
+      <w:pPr>
+        <w:tabs>
+          <w:tab w:val="num" w:pos="3600"/>
+        </w:tabs>
+        <w:ind w:left="3600" w:hanging="360"/>
+      </w:pPr>
+      <w:rPr>
+        <w:rFonts w:ascii="Wingdings" w:hAnsi="Wingdings" w:hint="default"/>
+        <w:sz w:val="20"/>
+      </w:rPr>
+    </w:lvl>
+    <w:lvl w:ilvl="5" w:tentative="1">
+      <w:start w:val="1"/>
+      <w:numFmt w:val="bullet"/>
+      <w:lvlText w:val=""/>
+      <w:lvlJc w:val="left"/>
+      <w:pPr>
+        <w:tabs>
+          <w:tab w:val="num" w:pos="4320"/>
+        </w:tabs>
+        <w:ind w:left="4320" w:hanging="360"/>
+      </w:pPr>
+      <w:rPr>
+        <w:rFonts w:ascii="Wingdings" w:hAnsi="Wingdings" w:hint="default"/>
+        <w:sz w:val="20"/>
+      </w:rPr>
+    </w:lvl>
+    <w:lvl w:ilvl="6" w:tentative="1">
+      <w:start w:val="1"/>
+      <w:numFmt w:val="bullet"/>
+      <w:lvlText w:val=""/>
+      <w:lvlJc w:val="left"/>
+      <w:pPr>
+        <w:tabs>
+          <w:tab w:val="num" w:pos="5040"/>
+        </w:tabs>
+        <w:ind w:left="5040" w:hanging="360"/>
+      </w:pPr>
+      <w:rPr>
+        <w:rFonts w:ascii="Wingdings" w:hAnsi="Wingdings" w:hint="default"/>
+        <w:sz w:val="20"/>
+      </w:rPr>
+    </w:lvl>
+    <w:lvl w:ilvl="7" w:tentative="1">
+      <w:start w:val="1"/>
+      <w:numFmt w:val="bullet"/>
+      <w:lvlText w:val=""/>
+      <w:lvlJc w:val="left"/>
+      <w:pPr>
+        <w:tabs>
+          <w:tab w:val="num" w:pos="5760"/>
+        </w:tabs>
+        <w:ind w:left="5760" w:hanging="360"/>
+      </w:pPr>
+      <w:rPr>
+        <w:rFonts w:ascii="Wingdings" w:hAnsi="Wingdings" w:hint="default"/>
+        <w:sz w:val="20"/>
+      </w:rPr>
+    </w:lvl>
+    <w:lvl w:ilvl="8" w:tentative="1">
+      <w:start w:val="1"/>
+      <w:numFmt w:val="bullet"/>
+      <w:lvlText w:val=""/>
+      <w:lvlJc w:val="left"/>
+      <w:pPr>
+        <w:tabs>
+          <w:tab w:val="num" w:pos="6480"/>
+        </w:tabs>
+        <w:ind w:left="6480" w:hanging="360"/>
+      </w:pPr>
+      <w:rPr>
+        <w:rFonts w:ascii="Wingdings" w:hAnsi="Wingdings" w:hint="default"/>
+        <w:sz w:val="20"/>
+      </w:rPr>
+    </w:lvl>
+  </w:abstractNum>
+  <w:abstractNum w:abstractNumId="2" w15:restartNumberingAfterBreak="0">
     <w:nsid w:val="14C8000A"/>
     <w:multiLevelType w:val="multilevel"/>
     <w:tmpl w:val="42308B90"/>
@@ -12814,7 +13629,7 @@
       </w:rPr>
     </w:lvl>
   </w:abstractNum>
-  <w:abstractNum w:abstractNumId="2" w15:restartNumberingAfterBreak="0">
+  <w:abstractNum w:abstractNumId="3" w15:restartNumberingAfterBreak="0">
     <w:nsid w:val="16B42315"/>
     <w:multiLevelType w:val="multilevel"/>
     <w:tmpl w:val="3CF28954"/>
@@ -12963,7 +13778,7 @@
       </w:rPr>
     </w:lvl>
   </w:abstractNum>
-  <w:abstractNum w:abstractNumId="3" w15:restartNumberingAfterBreak="0">
+  <w:abstractNum w:abstractNumId="4" w15:restartNumberingAfterBreak="0">
     <w:nsid w:val="1A8F2050"/>
     <w:multiLevelType w:val="multilevel"/>
     <w:tmpl w:val="CCB8542C"/>
@@ -13112,7 +13927,7 @@
       </w:rPr>
     </w:lvl>
   </w:abstractNum>
-  <w:abstractNum w:abstractNumId="4" w15:restartNumberingAfterBreak="0">
+  <w:abstractNum w:abstractNumId="5" w15:restartNumberingAfterBreak="0">
     <w:nsid w:val="1B0136B9"/>
     <w:multiLevelType w:val="multilevel"/>
     <w:tmpl w:val="4E209CD8"/>
@@ -13261,7 +14076,7 @@
       </w:rPr>
     </w:lvl>
   </w:abstractNum>
-  <w:abstractNum w:abstractNumId="5" w15:restartNumberingAfterBreak="0">
+  <w:abstractNum w:abstractNumId="6" w15:restartNumberingAfterBreak="0">
     <w:nsid w:val="1B070D50"/>
     <w:multiLevelType w:val="multilevel"/>
     <w:tmpl w:val="AC640DF8"/>
@@ -13410,7 +14225,7 @@
       </w:rPr>
     </w:lvl>
   </w:abstractNum>
-  <w:abstractNum w:abstractNumId="6" w15:restartNumberingAfterBreak="0">
+  <w:abstractNum w:abstractNumId="7" w15:restartNumberingAfterBreak="0">
     <w:nsid w:val="23FA75D2"/>
     <w:multiLevelType w:val="multilevel"/>
     <w:tmpl w:val="7B086CF2"/>
@@ -13523,7 +14338,7 @@
       </w:pPr>
     </w:lvl>
   </w:abstractNum>
-  <w:abstractNum w:abstractNumId="7" w15:restartNumberingAfterBreak="0">
+  <w:abstractNum w:abstractNumId="8" w15:restartNumberingAfterBreak="0">
     <w:nsid w:val="29B3028B"/>
     <w:multiLevelType w:val="multilevel"/>
     <w:tmpl w:val="83C0BEE6"/>
@@ -13672,7 +14487,7 @@
       </w:rPr>
     </w:lvl>
   </w:abstractNum>
-  <w:abstractNum w:abstractNumId="8" w15:restartNumberingAfterBreak="0">
+  <w:abstractNum w:abstractNumId="9" w15:restartNumberingAfterBreak="0">
     <w:nsid w:val="29C101CC"/>
     <w:multiLevelType w:val="multilevel"/>
     <w:tmpl w:val="29C275F4"/>
@@ -13821,7 +14636,7 @@
       </w:rPr>
     </w:lvl>
   </w:abstractNum>
-  <w:abstractNum w:abstractNumId="9" w15:restartNumberingAfterBreak="0">
+  <w:abstractNum w:abstractNumId="10" w15:restartNumberingAfterBreak="0">
     <w:nsid w:val="2C003D88"/>
     <w:multiLevelType w:val="multilevel"/>
     <w:tmpl w:val="A948D544"/>
@@ -13970,7 +14785,7 @@
       </w:rPr>
     </w:lvl>
   </w:abstractNum>
-  <w:abstractNum w:abstractNumId="10" w15:restartNumberingAfterBreak="0">
+  <w:abstractNum w:abstractNumId="11" w15:restartNumberingAfterBreak="0">
     <w:nsid w:val="30817C99"/>
     <w:multiLevelType w:val="hybridMultilevel"/>
     <w:tmpl w:val="B28054F4"/>
@@ -14056,7 +14871,7 @@
       </w:pPr>
     </w:lvl>
   </w:abstractNum>
-  <w:abstractNum w:abstractNumId="11" w15:restartNumberingAfterBreak="0">
+  <w:abstractNum w:abstractNumId="12" w15:restartNumberingAfterBreak="0">
     <w:nsid w:val="32024712"/>
     <w:multiLevelType w:val="multilevel"/>
     <w:tmpl w:val="7716EFCE"/>
@@ -14205,7 +15020,7 @@
       </w:rPr>
     </w:lvl>
   </w:abstractNum>
-  <w:abstractNum w:abstractNumId="12" w15:restartNumberingAfterBreak="0">
+  <w:abstractNum w:abstractNumId="13" w15:restartNumberingAfterBreak="0">
     <w:nsid w:val="3A273CBD"/>
     <w:multiLevelType w:val="multilevel"/>
     <w:tmpl w:val="A5564738"/>
@@ -14354,7 +15169,7 @@
       </w:rPr>
     </w:lvl>
   </w:abstractNum>
-  <w:abstractNum w:abstractNumId="13" w15:restartNumberingAfterBreak="0">
+  <w:abstractNum w:abstractNumId="14" w15:restartNumberingAfterBreak="0">
     <w:nsid w:val="3CA24848"/>
     <w:multiLevelType w:val="hybridMultilevel"/>
     <w:tmpl w:val="76B802A4"/>
@@ -14467,7 +15282,156 @@
       </w:rPr>
     </w:lvl>
   </w:abstractNum>
-  <w:abstractNum w:abstractNumId="14" w15:restartNumberingAfterBreak="0">
+  <w:abstractNum w:abstractNumId="15" w15:restartNumberingAfterBreak="0">
+    <w:nsid w:val="3DF765F8"/>
+    <w:multiLevelType w:val="multilevel"/>
+    <w:tmpl w:val="62861B58"/>
+    <w:lvl w:ilvl="0">
+      <w:start w:val="1"/>
+      <w:numFmt w:val="bullet"/>
+      <w:lvlText w:val=""/>
+      <w:lvlJc w:val="left"/>
+      <w:pPr>
+        <w:tabs>
+          <w:tab w:val="num" w:pos="720"/>
+        </w:tabs>
+        <w:ind w:left="720" w:hanging="360"/>
+      </w:pPr>
+      <w:rPr>
+        <w:rFonts w:ascii="Symbol" w:hAnsi="Symbol" w:hint="default"/>
+        <w:sz w:val="20"/>
+      </w:rPr>
+    </w:lvl>
+    <w:lvl w:ilvl="1" w:tentative="1">
+      <w:start w:val="1"/>
+      <w:numFmt w:val="bullet"/>
+      <w:lvlText w:val="o"/>
+      <w:lvlJc w:val="left"/>
+      <w:pPr>
+        <w:tabs>
+          <w:tab w:val="num" w:pos="1440"/>
+        </w:tabs>
+        <w:ind w:left="1440" w:hanging="360"/>
+      </w:pPr>
+      <w:rPr>
+        <w:rFonts w:ascii="Courier New" w:hAnsi="Courier New" w:hint="default"/>
+        <w:sz w:val="20"/>
+      </w:rPr>
+    </w:lvl>
+    <w:lvl w:ilvl="2" w:tentative="1">
+      <w:start w:val="1"/>
+      <w:numFmt w:val="bullet"/>
+      <w:lvlText w:val=""/>
+      <w:lvlJc w:val="left"/>
+      <w:pPr>
+        <w:tabs>
+          <w:tab w:val="num" w:pos="2160"/>
+        </w:tabs>
+        <w:ind w:left="2160" w:hanging="360"/>
+      </w:pPr>
+      <w:rPr>
+        <w:rFonts w:ascii="Wingdings" w:hAnsi="Wingdings" w:hint="default"/>
+        <w:sz w:val="20"/>
+      </w:rPr>
+    </w:lvl>
+    <w:lvl w:ilvl="3" w:tentative="1">
+      <w:start w:val="1"/>
+      <w:numFmt w:val="bullet"/>
+      <w:lvlText w:val=""/>
+      <w:lvlJc w:val="left"/>
+      <w:pPr>
+        <w:tabs>
+          <w:tab w:val="num" w:pos="2880"/>
+        </w:tabs>
+        <w:ind w:left="2880" w:hanging="360"/>
+      </w:pPr>
+      <w:rPr>
+        <w:rFonts w:ascii="Wingdings" w:hAnsi="Wingdings" w:hint="default"/>
+        <w:sz w:val="20"/>
+      </w:rPr>
+    </w:lvl>
+    <w:lvl w:ilvl="4" w:tentative="1">
+      <w:start w:val="1"/>
+      <w:numFmt w:val="bullet"/>
+      <w:lvlText w:val=""/>
+      <w:lvlJc w:val="left"/>
+      <w:pPr>
+        <w:tabs>
+          <w:tab w:val="num" w:pos="3600"/>
+        </w:tabs>
+        <w:ind w:left="3600" w:hanging="360"/>
+      </w:pPr>
+      <w:rPr>
+        <w:rFonts w:ascii="Wingdings" w:hAnsi="Wingdings" w:hint="default"/>
+        <w:sz w:val="20"/>
+      </w:rPr>
+    </w:lvl>
+    <w:lvl w:ilvl="5" w:tentative="1">
+      <w:start w:val="1"/>
+      <w:numFmt w:val="bullet"/>
+      <w:lvlText w:val=""/>
+      <w:lvlJc w:val="left"/>
+      <w:pPr>
+        <w:tabs>
+          <w:tab w:val="num" w:pos="4320"/>
+        </w:tabs>
+        <w:ind w:left="4320" w:hanging="360"/>
+      </w:pPr>
+      <w:rPr>
+        <w:rFonts w:ascii="Wingdings" w:hAnsi="Wingdings" w:hint="default"/>
+        <w:sz w:val="20"/>
+      </w:rPr>
+    </w:lvl>
+    <w:lvl w:ilvl="6" w:tentative="1">
+      <w:start w:val="1"/>
+      <w:numFmt w:val="bullet"/>
+      <w:lvlText w:val=""/>
+      <w:lvlJc w:val="left"/>
+      <w:pPr>
+        <w:tabs>
+          <w:tab w:val="num" w:pos="5040"/>
+        </w:tabs>
+        <w:ind w:left="5040" w:hanging="360"/>
+      </w:pPr>
+      <w:rPr>
+        <w:rFonts w:ascii="Wingdings" w:hAnsi="Wingdings" w:hint="default"/>
+        <w:sz w:val="20"/>
+      </w:rPr>
+    </w:lvl>
+    <w:lvl w:ilvl="7" w:tentative="1">
+      <w:start w:val="1"/>
+      <w:numFmt w:val="bullet"/>
+      <w:lvlText w:val=""/>
+      <w:lvlJc w:val="left"/>
+      <w:pPr>
+        <w:tabs>
+          <w:tab w:val="num" w:pos="5760"/>
+        </w:tabs>
+        <w:ind w:left="5760" w:hanging="360"/>
+      </w:pPr>
+      <w:rPr>
+        <w:rFonts w:ascii="Wingdings" w:hAnsi="Wingdings" w:hint="default"/>
+        <w:sz w:val="20"/>
+      </w:rPr>
+    </w:lvl>
+    <w:lvl w:ilvl="8" w:tentative="1">
+      <w:start w:val="1"/>
+      <w:numFmt w:val="bullet"/>
+      <w:lvlText w:val=""/>
+      <w:lvlJc w:val="left"/>
+      <w:pPr>
+        <w:tabs>
+          <w:tab w:val="num" w:pos="6480"/>
+        </w:tabs>
+        <w:ind w:left="6480" w:hanging="360"/>
+      </w:pPr>
+      <w:rPr>
+        <w:rFonts w:ascii="Wingdings" w:hAnsi="Wingdings" w:hint="default"/>
+        <w:sz w:val="20"/>
+      </w:rPr>
+    </w:lvl>
+  </w:abstractNum>
+  <w:abstractNum w:abstractNumId="16" w15:restartNumberingAfterBreak="0">
     <w:nsid w:val="4150496C"/>
     <w:multiLevelType w:val="multilevel"/>
     <w:tmpl w:val="F974763E"/>
@@ -14616,7 +15580,120 @@
       </w:rPr>
     </w:lvl>
   </w:abstractNum>
-  <w:abstractNum w:abstractNumId="15" w15:restartNumberingAfterBreak="0">
+  <w:abstractNum w:abstractNumId="17" w15:restartNumberingAfterBreak="0">
+    <w:nsid w:val="42B44639"/>
+    <w:multiLevelType w:val="multilevel"/>
+    <w:tmpl w:val="8CA63582"/>
+    <w:lvl w:ilvl="0">
+      <w:start w:val="1"/>
+      <w:numFmt w:val="decimal"/>
+      <w:lvlText w:val="%1."/>
+      <w:lvlJc w:val="left"/>
+      <w:pPr>
+        <w:tabs>
+          <w:tab w:val="num" w:pos="720"/>
+        </w:tabs>
+        <w:ind w:left="720" w:hanging="360"/>
+      </w:pPr>
+    </w:lvl>
+    <w:lvl w:ilvl="1" w:tentative="1">
+      <w:start w:val="1"/>
+      <w:numFmt w:val="decimal"/>
+      <w:lvlText w:val="%2."/>
+      <w:lvlJc w:val="left"/>
+      <w:pPr>
+        <w:tabs>
+          <w:tab w:val="num" w:pos="1440"/>
+        </w:tabs>
+        <w:ind w:left="1440" w:hanging="360"/>
+      </w:pPr>
+    </w:lvl>
+    <w:lvl w:ilvl="2" w:tentative="1">
+      <w:start w:val="1"/>
+      <w:numFmt w:val="decimal"/>
+      <w:lvlText w:val="%3."/>
+      <w:lvlJc w:val="left"/>
+      <w:pPr>
+        <w:tabs>
+          <w:tab w:val="num" w:pos="2160"/>
+        </w:tabs>
+        <w:ind w:left="2160" w:hanging="360"/>
+      </w:pPr>
+    </w:lvl>
+    <w:lvl w:ilvl="3" w:tentative="1">
+      <w:start w:val="1"/>
+      <w:numFmt w:val="decimal"/>
+      <w:lvlText w:val="%4."/>
+      <w:lvlJc w:val="left"/>
+      <w:pPr>
+        <w:tabs>
+          <w:tab w:val="num" w:pos="2880"/>
+        </w:tabs>
+        <w:ind w:left="2880" w:hanging="360"/>
+      </w:pPr>
+    </w:lvl>
+    <w:lvl w:ilvl="4" w:tentative="1">
+      <w:start w:val="1"/>
+      <w:numFmt w:val="decimal"/>
+      <w:lvlText w:val="%5."/>
+      <w:lvlJc w:val="left"/>
+      <w:pPr>
+        <w:tabs>
+          <w:tab w:val="num" w:pos="3600"/>
+        </w:tabs>
+        <w:ind w:left="3600" w:hanging="360"/>
+      </w:pPr>
+    </w:lvl>
+    <w:lvl w:ilvl="5" w:tentative="1">
+      <w:start w:val="1"/>
+      <w:numFmt w:val="decimal"/>
+      <w:lvlText w:val="%6."/>
+      <w:lvlJc w:val="left"/>
+      <w:pPr>
+        <w:tabs>
+          <w:tab w:val="num" w:pos="4320"/>
+        </w:tabs>
+        <w:ind w:left="4320" w:hanging="360"/>
+      </w:pPr>
+    </w:lvl>
+    <w:lvl w:ilvl="6" w:tentative="1">
+      <w:start w:val="1"/>
+      <w:numFmt w:val="decimal"/>
+      <w:lvlText w:val="%7."/>
+      <w:lvlJc w:val="left"/>
+      <w:pPr>
+        <w:tabs>
+          <w:tab w:val="num" w:pos="5040"/>
+        </w:tabs>
+        <w:ind w:left="5040" w:hanging="360"/>
+      </w:pPr>
+    </w:lvl>
+    <w:lvl w:ilvl="7" w:tentative="1">
+      <w:start w:val="1"/>
+      <w:numFmt w:val="decimal"/>
+      <w:lvlText w:val="%8."/>
+      <w:lvlJc w:val="left"/>
+      <w:pPr>
+        <w:tabs>
+          <w:tab w:val="num" w:pos="5760"/>
+        </w:tabs>
+        <w:ind w:left="5760" w:hanging="360"/>
+      </w:pPr>
+    </w:lvl>
+    <w:lvl w:ilvl="8" w:tentative="1">
+      <w:start w:val="1"/>
+      <w:numFmt w:val="decimal"/>
+      <w:lvlText w:val="%9."/>
+      <w:lvlJc w:val="left"/>
+      <w:pPr>
+        <w:tabs>
+          <w:tab w:val="num" w:pos="6480"/>
+        </w:tabs>
+        <w:ind w:left="6480" w:hanging="360"/>
+      </w:pPr>
+    </w:lvl>
+  </w:abstractNum>
+  <w:abstractNum w:abstractNumId="18" w15:restartNumberingAfterBreak="0">
     <w:nsid w:val="4996411C"/>
     <w:multiLevelType w:val="multilevel"/>
     <w:tmpl w:val="218091C0"/>
@@ -14733,7 +15810,7 @@
       </w:pPr>
     </w:lvl>
   </w:abstractNum>
-  <w:abstractNum w:abstractNumId="16" w15:restartNumberingAfterBreak="0">
+  <w:abstractNum w:abstractNumId="19" w15:restartNumberingAfterBreak="0">
     <w:nsid w:val="4F9D0AB4"/>
     <w:multiLevelType w:val="multilevel"/>
     <w:tmpl w:val="839C6E34"/>
@@ -14882,7 +15959,7 @@
       </w:rPr>
     </w:lvl>
   </w:abstractNum>
-  <w:abstractNum w:abstractNumId="17" w15:restartNumberingAfterBreak="0">
+  <w:abstractNum w:abstractNumId="20" w15:restartNumberingAfterBreak="0">
     <w:nsid w:val="56D568C8"/>
     <w:multiLevelType w:val="multilevel"/>
     <w:tmpl w:val="3392CAD2"/>
@@ -15031,7 +16108,7 @@
       </w:rPr>
     </w:lvl>
   </w:abstractNum>
-  <w:abstractNum w:abstractNumId="18" w15:restartNumberingAfterBreak="0">
+  <w:abstractNum w:abstractNumId="21" w15:restartNumberingAfterBreak="0">
     <w:nsid w:val="57CA1CDA"/>
     <w:multiLevelType w:val="multilevel"/>
     <w:tmpl w:val="206055CE"/>
@@ -15144,7 +16221,7 @@
       </w:pPr>
     </w:lvl>
   </w:abstractNum>
-  <w:abstractNum w:abstractNumId="19" w15:restartNumberingAfterBreak="0">
+  <w:abstractNum w:abstractNumId="22" w15:restartNumberingAfterBreak="0">
     <w:nsid w:val="61053792"/>
     <w:multiLevelType w:val="multilevel"/>
     <w:tmpl w:val="49E43BFC"/>
@@ -15293,7 +16370,7 @@
       </w:rPr>
     </w:lvl>
   </w:abstractNum>
-  <w:abstractNum w:abstractNumId="20" w15:restartNumberingAfterBreak="0">
+  <w:abstractNum w:abstractNumId="23" w15:restartNumberingAfterBreak="0">
     <w:nsid w:val="6DA36487"/>
     <w:multiLevelType w:val="multilevel"/>
     <w:tmpl w:val="9C4C8532"/>
@@ -15442,7 +16519,7 @@
       </w:rPr>
     </w:lvl>
   </w:abstractNum>
-  <w:abstractNum w:abstractNumId="21" w15:restartNumberingAfterBreak="0">
+  <w:abstractNum w:abstractNumId="24" w15:restartNumberingAfterBreak="0">
     <w:nsid w:val="6EB85EAA"/>
     <w:multiLevelType w:val="hybridMultilevel"/>
     <w:tmpl w:val="DB76C824"/>
@@ -15556,70 +16633,79 @@
     </w:lvl>
   </w:abstractNum>
   <w:num w:numId="1">
-    <w:abstractNumId w:val="21"/>
+    <w:abstractNumId w:val="24"/>
   </w:num>
   <w:num w:numId="2">
-    <w:abstractNumId w:val="13"/>
+    <w:abstractNumId w:val="14"/>
   </w:num>
   <w:num w:numId="3">
-    <w:abstractNumId w:val="17"/>
+    <w:abstractNumId w:val="20"/>
   </w:num>
   <w:num w:numId="4">
+    <w:abstractNumId w:val="12"/>
+  </w:num>
+  <w:num w:numId="5">
     <w:abstractNumId w:val="11"/>
   </w:num>
-  <w:num w:numId="5">
-    <w:abstractNumId w:val="10"/>
-  </w:num>
   <w:num w:numId="6">
-    <w:abstractNumId w:val="19"/>
+    <w:abstractNumId w:val="22"/>
   </w:num>
   <w:num w:numId="7">
-    <w:abstractNumId w:val="6"/>
+    <w:abstractNumId w:val="7"/>
   </w:num>
   <w:num w:numId="8">
-    <w:abstractNumId w:val="20"/>
+    <w:abstractNumId w:val="23"/>
   </w:num>
   <w:num w:numId="9">
-    <w:abstractNumId w:val="2"/>
+    <w:abstractNumId w:val="3"/>
   </w:num>
   <w:num w:numId="10">
-    <w:abstractNumId w:val="15"/>
+    <w:abstractNumId w:val="18"/>
   </w:num>
   <w:num w:numId="11">
-    <w:abstractNumId w:val="3"/>
+    <w:abstractNumId w:val="4"/>
   </w:num>
   <w:num w:numId="12">
     <w:abstractNumId w:val="0"/>
   </w:num>
   <w:num w:numId="13">
+    <w:abstractNumId w:val="19"/>
+  </w:num>
+  <w:num w:numId="14">
+    <w:abstractNumId w:val="2"/>
+  </w:num>
+  <w:num w:numId="15">
+    <w:abstractNumId w:val="13"/>
+  </w:num>
+  <w:num w:numId="16">
+    <w:abstractNumId w:val="6"/>
+  </w:num>
+  <w:num w:numId="17">
+    <w:abstractNumId w:val="10"/>
+  </w:num>
+  <w:num w:numId="18">
+    <w:abstractNumId w:val="8"/>
+  </w:num>
+  <w:num w:numId="19">
     <w:abstractNumId w:val="16"/>
   </w:num>
-  <w:num w:numId="14">
-    <w:abstractNumId w:val="1"/>
+  <w:num w:numId="20">
+    <w:abstractNumId w:val="9"/>
   </w:num>
-  <w:num w:numId="15">
-    <w:abstractNumId w:val="12"/>
+  <w:num w:numId="21">
+    <w:abstractNumId w:val="21"/>
   </w:num>
-  <w:num w:numId="16">
+  <w:num w:numId="22">
     <w:abstractNumId w:val="5"/>
   </w:num>
-  <w:num w:numId="17">
-    <w:abstractNumId w:val="9"/>
+  <w:num w:numId="23">
+    <w:abstractNumId w:val="15"/>
   </w:num>
-  <w:num w:numId="18">
-    <w:abstractNumId w:val="7"/>
+  <w:num w:numId="24">
+    <w:abstractNumId w:val="17"/>
   </w:num>
-  <w:num w:numId="19">
-    <w:abstractNumId w:val="14"/>
-  </w:num>
-  <w:num w:numId="20">
-    <w:abstractNumId w:val="8"/>
-  </w:num>
-  <w:num w:numId="21">
-    <w:abstractNumId w:val="18"/>
-  </w:num>
-  <w:num w:numId="22">
-    <w:abstractNumId w:val="4"/>
+  <w:num w:numId="25">
+    <w:abstractNumId w:val="1"/>
   </w:num>
 </w:numbering>
 </file>

--- a/Atelier Prompt.docx
+++ b/Atelier Prompt.docx
@@ -8678,14 +8678,26 @@
         <w:spacing w:after="0" w:line="240" w:lineRule="auto"/>
         <w:rPr>
           <w:rFonts w:ascii="Times New Roman" w:hAnsi="Times New Roman" w:cs="Times New Roman"/>
+          <w:color w:val="2E74B6"/>
+          <w:kern w:val="0"/>
+          <w:sz w:val="32"/>
+          <w:szCs w:val="32"/>
+          <w:lang w:val="en-US"/>
+        </w:rPr>
+      </w:pPr>
+      <w:r>
+        <w:rPr>
+          <w:rFonts w:ascii="Times New Roman" w:hAnsi="Times New Roman" w:cs="Times New Roman"/>
           <w:b/>
           <w:bCs/>
           <w:color w:val="323E4F" w:themeColor="text2" w:themeShade="BF"/>
           <w:kern w:val="0"/>
           <w:sz w:val="32"/>
           <w:szCs w:val="32"/>
-        </w:rPr>
-      </w:pPr>
+          <w:lang w:val="en-US"/>
+        </w:rPr>
+        <w:t xml:space="preserve">Partie </w:t>
+      </w:r>
       <w:r>
         <w:rPr>
           <w:rFonts w:ascii="Times New Roman" w:hAnsi="Times New Roman" w:cs="Times New Roman"/>
@@ -8695,8 +8707,9 @@
           <w:kern w:val="0"/>
           <w:sz w:val="32"/>
           <w:szCs w:val="32"/>
-        </w:rPr>
-        <w:t xml:space="preserve">Partie </w:t>
+          <w:lang w:val="en-US"/>
+        </w:rPr>
+        <w:t>6</w:t>
       </w:r>
       <w:r>
         <w:rPr>
@@ -8707,36 +8720,29 @@
           <w:kern w:val="0"/>
           <w:sz w:val="32"/>
           <w:szCs w:val="32"/>
-        </w:rPr>
-        <w:t>5</w:t>
+          <w:lang w:val="en-US"/>
+        </w:rPr>
+        <w:t xml:space="preserve"> – </w:t>
       </w:r>
       <w:r>
         <w:rPr>
           <w:rFonts w:ascii="Times New Roman" w:hAnsi="Times New Roman" w:cs="Times New Roman"/>
           <w:b/>
           <w:bCs/>
-          <w:color w:val="323E4F" w:themeColor="text2" w:themeShade="BF"/>
+          <w:color w:val="1F3864" w:themeColor="accent1" w:themeShade="80"/>
           <w:kern w:val="0"/>
           <w:sz w:val="32"/>
           <w:szCs w:val="32"/>
-        </w:rPr>
-        <w:t xml:space="preserve"> – </w:t>
-      </w:r>
-      <w:r>
-        <w:rPr>
-          <w:rFonts w:ascii="Times New Roman" w:hAnsi="Times New Roman" w:cs="Times New Roman"/>
-          <w:b/>
-          <w:bCs/>
-          <w:color w:val="323E4F" w:themeColor="text2" w:themeShade="BF"/>
-          <w:kern w:val="0"/>
-          <w:sz w:val="32"/>
-          <w:szCs w:val="32"/>
-        </w:rPr>
-        <w:t>Prompts pour les applications métier</w:t>
-      </w:r>
-    </w:p>
-    <w:p>
-      <w:pPr>
+          <w:lang w:val="en-US"/>
+        </w:rPr>
+        <w:t>Prompt Engineering pour le Machine Learning</w:t>
+      </w:r>
+    </w:p>
+    <w:p>
+      <w:pPr>
+        <w:pBdr>
+          <w:left w:val="single" w:sz="24" w:space="4" w:color="323E4F" w:themeColor="text2" w:themeShade="BF"/>
+        </w:pBdr>
         <w:autoSpaceDE w:val="0"/>
         <w:autoSpaceDN w:val="0"/>
         <w:adjustRightInd w:val="0"/>
@@ -12834,6 +12840,327 @@
             </a:graphic>
           </wp:inline>
         </w:drawing>
+      </w:r>
+    </w:p>
+    <w:p>
+      <w:pPr>
+        <w:spacing w:after="0"/>
+        <w:rPr>
+          <w:rFonts w:ascii="Times New Roman" w:hAnsi="Times New Roman" w:cs="Times New Roman"/>
+          <w:color w:val="2F5496" w:themeColor="accent1" w:themeShade="BF"/>
+          <w:sz w:val="24"/>
+          <w:szCs w:val="24"/>
+        </w:rPr>
+      </w:pPr>
+    </w:p>
+    <w:p>
+      <w:pPr>
+        <w:spacing w:after="0"/>
+        <w:rPr>
+          <w:rFonts w:ascii="Times New Roman" w:hAnsi="Times New Roman" w:cs="Times New Roman"/>
+          <w:color w:val="2F5496" w:themeColor="accent1" w:themeShade="BF"/>
+          <w:sz w:val="24"/>
+          <w:szCs w:val="24"/>
+        </w:rPr>
+      </w:pPr>
+    </w:p>
+    <w:p>
+      <w:pPr>
+        <w:pBdr>
+          <w:left w:val="single" w:sz="24" w:space="4" w:color="323E4F" w:themeColor="text2" w:themeShade="BF"/>
+        </w:pBdr>
+        <w:autoSpaceDE w:val="0"/>
+        <w:autoSpaceDN w:val="0"/>
+        <w:adjustRightInd w:val="0"/>
+        <w:spacing w:after="0" w:line="240" w:lineRule="auto"/>
+        <w:rPr>
+          <w:rFonts w:ascii="CIDFont+F3" w:hAnsi="CIDFont+F3" w:cs="CIDFont+F3"/>
+          <w:color w:val="2E74B6"/>
+          <w:kern w:val="0"/>
+          <w:sz w:val="24"/>
+          <w:szCs w:val="24"/>
+        </w:rPr>
+      </w:pPr>
+      <w:r>
+        <w:rPr>
+          <w:rFonts w:ascii="Times New Roman" w:hAnsi="Times New Roman" w:cs="Times New Roman"/>
+          <w:b/>
+          <w:bCs/>
+          <w:color w:val="323E4F" w:themeColor="text2" w:themeShade="BF"/>
+          <w:kern w:val="0"/>
+          <w:sz w:val="32"/>
+          <w:szCs w:val="32"/>
+        </w:rPr>
+        <w:t xml:space="preserve">Partie </w:t>
+      </w:r>
+      <w:r>
+        <w:rPr>
+          <w:rFonts w:ascii="Times New Roman" w:hAnsi="Times New Roman" w:cs="Times New Roman"/>
+          <w:b/>
+          <w:bCs/>
+          <w:color w:val="323E4F" w:themeColor="text2" w:themeShade="BF"/>
+          <w:kern w:val="0"/>
+          <w:sz w:val="32"/>
+          <w:szCs w:val="32"/>
+        </w:rPr>
+        <w:t>7</w:t>
+      </w:r>
+      <w:r>
+        <w:rPr>
+          <w:rFonts w:ascii="Times New Roman" w:hAnsi="Times New Roman" w:cs="Times New Roman"/>
+          <w:b/>
+          <w:bCs/>
+          <w:color w:val="323E4F" w:themeColor="text2" w:themeShade="BF"/>
+          <w:kern w:val="0"/>
+          <w:sz w:val="32"/>
+          <w:szCs w:val="32"/>
+        </w:rPr>
+        <w:t xml:space="preserve"> – </w:t>
+      </w:r>
+      <w:r>
+        <w:rPr>
+          <w:rFonts w:ascii="Times New Roman" w:hAnsi="Times New Roman" w:cs="Times New Roman"/>
+          <w:b/>
+          <w:bCs/>
+          <w:color w:val="1F3864" w:themeColor="accent1" w:themeShade="80"/>
+          <w:kern w:val="0"/>
+          <w:sz w:val="32"/>
+          <w:szCs w:val="32"/>
+        </w:rPr>
+        <w:t xml:space="preserve">Prompt Engineering </w:t>
+      </w:r>
+      <w:r>
+        <w:rPr>
+          <w:rFonts w:ascii="Times New Roman" w:hAnsi="Times New Roman" w:cs="Times New Roman"/>
+          <w:b/>
+          <w:bCs/>
+          <w:color w:val="1F3864" w:themeColor="accent1" w:themeShade="80"/>
+          <w:kern w:val="0"/>
+          <w:sz w:val="32"/>
+          <w:szCs w:val="32"/>
+        </w:rPr>
+        <w:t>et RAG</w:t>
+      </w:r>
+    </w:p>
+    <w:p>
+      <w:pPr>
+        <w:autoSpaceDE w:val="0"/>
+        <w:autoSpaceDN w:val="0"/>
+        <w:adjustRightInd w:val="0"/>
+        <w:spacing w:after="0" w:line="240" w:lineRule="auto"/>
+        <w:rPr>
+          <w:rFonts w:ascii="CIDFont+F1" w:hAnsi="CIDFont+F1" w:cs="CIDFont+F1"/>
+          <w:color w:val="000000"/>
+          <w:kern w:val="0"/>
+          <w:sz w:val="21"/>
+          <w:szCs w:val="21"/>
+        </w:rPr>
+      </w:pPr>
+      <w:r>
+        <w:rPr>
+          <w:rFonts w:ascii="CIDFont+F1" w:hAnsi="CIDFont+F1" w:cs="CIDFont+F1"/>
+          <w:color w:val="000000"/>
+          <w:kern w:val="0"/>
+          <w:sz w:val="21"/>
+          <w:szCs w:val="21"/>
+        </w:rPr>
+        <w:t>1) Se prémunir d’un document.</w:t>
+      </w:r>
+    </w:p>
+    <w:p>
+      <w:pPr>
+        <w:autoSpaceDE w:val="0"/>
+        <w:autoSpaceDN w:val="0"/>
+        <w:adjustRightInd w:val="0"/>
+        <w:spacing w:after="0" w:line="240" w:lineRule="auto"/>
+        <w:rPr>
+          <w:rFonts w:ascii="CIDFont+F1" w:hAnsi="CIDFont+F1" w:cs="CIDFont+F1"/>
+          <w:color w:val="000000"/>
+          <w:kern w:val="0"/>
+          <w:sz w:val="21"/>
+          <w:szCs w:val="21"/>
+        </w:rPr>
+      </w:pPr>
+      <w:r>
+        <w:rPr>
+          <w:rFonts w:ascii="CIDFont+F1" w:hAnsi="CIDFont+F1" w:cs="CIDFont+F1"/>
+          <w:color w:val="000000"/>
+          <w:kern w:val="0"/>
+          <w:sz w:val="21"/>
+          <w:szCs w:val="21"/>
+        </w:rPr>
+        <w:t>2) Tester trois prompts pour poser une question relative à un contenu du document.</w:t>
+      </w:r>
+    </w:p>
+    <w:p>
+      <w:pPr>
+        <w:autoSpaceDE w:val="0"/>
+        <w:autoSpaceDN w:val="0"/>
+        <w:adjustRightInd w:val="0"/>
+        <w:spacing w:after="0" w:line="240" w:lineRule="auto"/>
+        <w:rPr>
+          <w:rFonts w:ascii="CIDFont+F1" w:hAnsi="CIDFont+F1" w:cs="CIDFont+F1"/>
+          <w:color w:val="000000"/>
+          <w:kern w:val="0"/>
+          <w:sz w:val="21"/>
+          <w:szCs w:val="21"/>
+        </w:rPr>
+      </w:pPr>
+      <w:r>
+        <w:rPr>
+          <w:rFonts w:ascii="CIDFont+F1" w:hAnsi="CIDFont+F1" w:cs="CIDFont+F1"/>
+          <w:color w:val="000000"/>
+          <w:kern w:val="0"/>
+          <w:sz w:val="21"/>
+          <w:szCs w:val="21"/>
+        </w:rPr>
+        <w:t>Prompt A : poser la question sans fournir le document au LLM</w:t>
+      </w:r>
+    </w:p>
+    <w:p>
+      <w:pPr>
+        <w:autoSpaceDE w:val="0"/>
+        <w:autoSpaceDN w:val="0"/>
+        <w:adjustRightInd w:val="0"/>
+        <w:spacing w:after="0" w:line="240" w:lineRule="auto"/>
+        <w:rPr>
+          <w:rFonts w:ascii="CIDFont+F1" w:hAnsi="CIDFont+F1" w:cs="CIDFont+F1"/>
+          <w:color w:val="000000"/>
+          <w:kern w:val="0"/>
+          <w:sz w:val="21"/>
+          <w:szCs w:val="21"/>
+        </w:rPr>
+      </w:pPr>
+      <w:r>
+        <w:rPr>
+          <w:rFonts w:ascii="CIDFont+F1" w:hAnsi="CIDFont+F1" w:cs="CIDFont+F1"/>
+          <w:color w:val="000000"/>
+          <w:kern w:val="0"/>
+          <w:sz w:val="21"/>
+          <w:szCs w:val="21"/>
+        </w:rPr>
+        <w:t>Prompt B : poser la question en fournissant le document</w:t>
+      </w:r>
+    </w:p>
+    <w:p>
+      <w:pPr>
+        <w:autoSpaceDE w:val="0"/>
+        <w:autoSpaceDN w:val="0"/>
+        <w:adjustRightInd w:val="0"/>
+        <w:spacing w:after="0" w:line="240" w:lineRule="auto"/>
+        <w:rPr>
+          <w:rFonts w:ascii="CIDFont+F1" w:hAnsi="CIDFont+F1" w:cs="CIDFont+F1"/>
+          <w:color w:val="000000"/>
+          <w:kern w:val="0"/>
+          <w:sz w:val="21"/>
+          <w:szCs w:val="21"/>
+        </w:rPr>
+      </w:pPr>
+      <w:r>
+        <w:rPr>
+          <w:rFonts w:ascii="CIDFont+F1" w:hAnsi="CIDFont+F1" w:cs="CIDFont+F1"/>
+          <w:color w:val="000000"/>
+          <w:kern w:val="0"/>
+          <w:sz w:val="21"/>
+          <w:szCs w:val="21"/>
+        </w:rPr>
+        <w:t>Prompt C : poser la question en fournissant le document avec les contraintes : utiliser</w:t>
+      </w:r>
+    </w:p>
+    <w:p>
+      <w:pPr>
+        <w:autoSpaceDE w:val="0"/>
+        <w:autoSpaceDN w:val="0"/>
+        <w:adjustRightInd w:val="0"/>
+        <w:spacing w:after="0" w:line="240" w:lineRule="auto"/>
+        <w:rPr>
+          <w:rFonts w:ascii="CIDFont+F1" w:hAnsi="CIDFont+F1" w:cs="CIDFont+F1"/>
+          <w:color w:val="000000"/>
+          <w:kern w:val="0"/>
+          <w:sz w:val="21"/>
+          <w:szCs w:val="21"/>
+        </w:rPr>
+      </w:pPr>
+      <w:r>
+        <w:rPr>
+          <w:rFonts w:ascii="CIDFont+F1" w:hAnsi="CIDFont+F1" w:cs="CIDFont+F1"/>
+          <w:color w:val="000000"/>
+          <w:kern w:val="0"/>
+          <w:sz w:val="21"/>
+          <w:szCs w:val="21"/>
+        </w:rPr>
+        <w:t>uniquement le contexte fourni ; ne pas inventer une information absente ; signaler</w:t>
+      </w:r>
+    </w:p>
+    <w:p>
+      <w:pPr>
+        <w:autoSpaceDE w:val="0"/>
+        <w:autoSpaceDN w:val="0"/>
+        <w:adjustRightInd w:val="0"/>
+        <w:spacing w:after="0" w:line="240" w:lineRule="auto"/>
+        <w:rPr>
+          <w:rFonts w:ascii="CIDFont+F1" w:hAnsi="CIDFont+F1" w:cs="CIDFont+F1"/>
+          <w:color w:val="000000"/>
+          <w:kern w:val="0"/>
+          <w:sz w:val="21"/>
+          <w:szCs w:val="21"/>
+        </w:rPr>
+      </w:pPr>
+      <w:r>
+        <w:rPr>
+          <w:rFonts w:ascii="CIDFont+F1" w:hAnsi="CIDFont+F1" w:cs="CIDFont+F1"/>
+          <w:color w:val="000000"/>
+          <w:kern w:val="0"/>
+          <w:sz w:val="21"/>
+          <w:szCs w:val="21"/>
+        </w:rPr>
+        <w:t>lorsqu'une information n'est pas trouvée et éventuellement citer la source ou le passage</w:t>
+      </w:r>
+    </w:p>
+    <w:p>
+      <w:pPr>
+        <w:autoSpaceDE w:val="0"/>
+        <w:autoSpaceDN w:val="0"/>
+        <w:adjustRightInd w:val="0"/>
+        <w:spacing w:after="0" w:line="240" w:lineRule="auto"/>
+        <w:rPr>
+          <w:rFonts w:ascii="CIDFont+F1" w:hAnsi="CIDFont+F1" w:cs="CIDFont+F1"/>
+          <w:color w:val="000000"/>
+          <w:kern w:val="0"/>
+          <w:sz w:val="21"/>
+          <w:szCs w:val="21"/>
+        </w:rPr>
+      </w:pPr>
+      <w:r>
+        <w:rPr>
+          <w:rFonts w:ascii="CIDFont+F1" w:hAnsi="CIDFont+F1" w:cs="CIDFont+F1"/>
+          <w:color w:val="000000"/>
+          <w:kern w:val="0"/>
+          <w:sz w:val="21"/>
+          <w:szCs w:val="21"/>
+        </w:rPr>
+        <w:t>utilisé.</w:t>
+      </w:r>
+    </w:p>
+    <w:p>
+      <w:pPr>
+        <w:spacing w:after="0"/>
+        <w:rPr>
+          <w:rFonts w:ascii="Times New Roman" w:hAnsi="Times New Roman" w:cs="Times New Roman"/>
+          <w:color w:val="2F5496" w:themeColor="accent1" w:themeShade="BF"/>
+          <w:sz w:val="24"/>
+          <w:szCs w:val="24"/>
+        </w:rPr>
+      </w:pPr>
+      <w:r>
+        <w:rPr>
+          <w:rFonts w:ascii="CIDFont+F1" w:hAnsi="CIDFont+F1" w:cs="CIDFont+F1"/>
+          <w:color w:val="000000"/>
+          <w:kern w:val="0"/>
+          <w:sz w:val="21"/>
+          <w:szCs w:val="21"/>
+        </w:rPr>
+        <w:t>3) Comparer les résultats.</w:t>
       </w:r>
     </w:p>
     <w:sectPr>
@@ -17110,7 +17437,7 @@
   <w:style w:type="paragraph" w:default="1" w:styleId="Normal">
     <w:name w:val="Normal"/>
     <w:qFormat/>
-    <w:rsid w:val="00834DA1"/>
+    <w:rsid w:val="00405E39"/>
   </w:style>
   <w:style w:type="paragraph" w:styleId="Titre3">
     <w:name w:val="heading 3"/>
